--- a/data/outputs/v2/Physics/SS3.2_Current_Electricity/Physics_Current_Electricity_CBE_LessonSequence.docx
+++ b/data/outputs/v2/Physics/SS3.2_Current_Electricity/Physics_Current_Electricity_CBE_LessonSequence.docx
@@ -3199,7 +3199,25 @@
             </w:tcMar>
             <w:vAlign w:val="top"/>
           </w:tcPr>
-          <w:p/>
+          <w:p>
+            <w:pPr>
+              <w:spacing w:after="40" w:before="0"/>
+              <w:jc w:val="left"/>
+            </w:pPr>
+            <w:r>
+              <w:rPr>
+                <w:rFonts w:ascii="Arial" w:cs="Arial" w:eastAsia="Arial" w:hAnsi="Arial"/>
+                <w:b w:val="false"/>
+                <w:bCs w:val="false"/>
+                <w:i w:val="false"/>
+                <w:iCs w:val="false"/>
+                <w:color w:val="000000"/>
+                <w:sz w:val="18"/>
+                <w:szCs w:val="18"/>
+              </w:rPr>
+              <w:t xml:space="preserve">No live mains electricity is used in this lesson. If a physical torch or dry-cell battery is demonstrated, remind students never to short-circuit a battery. Ensure the video playback device is handled by the teacher only. Reinforce that students must never tamper with wall sockets or Kenya Power infrastructure.</w:t>
+            </w:r>
+          </w:p>
         </w:tc>
       </w:tr>
     </w:tbl>
@@ -3573,7 +3591,7 @@
             <w:pPr>
               <w:spacing w:after="20" w:before="0"/>
             </w:pPr>
-            <w:hyperlink w:history="1" r:id="rIdv6ofyxe5y34dxrtvy9see">
+            <w:hyperlink w:history="1" r:id="rIdjdskhn2_9inkeffkwq2jj">
               <w:r>
                 <w:rPr>
                   <w:rFonts w:ascii="Arial" w:cs="Arial" w:eastAsia="Arial" w:hAnsi="Arial"/>
@@ -3606,7 +3624,7 @@
               <w:spacing w:after="10" w:before="0"/>
               <w:ind w:left="120"/>
             </w:pPr>
-            <w:hyperlink w:history="1" r:id="rId9y9kxj8_w-vd-xahs2hck">
+            <w:hyperlink w:history="1" r:id="rIdjy0d9eg9f8wcbrfgtqusa">
               <w:r>
                 <w:rPr>
                   <w:rFonts w:ascii="Arial" w:cs="Arial" w:eastAsia="Arial" w:hAnsi="Arial"/>
@@ -3651,7 +3669,7 @@
             <w:pPr>
               <w:spacing w:after="20" w:before="0"/>
             </w:pPr>
-            <w:hyperlink w:history="1" r:id="rIdb3w8fy11wpnw3bfuyo0lb">
+            <w:hyperlink w:history="1" r:id="rIdwmxudb1xxxmbsxvzntcpx">
               <w:r>
                 <w:rPr>
                   <w:rFonts w:ascii="Arial" w:cs="Arial" w:eastAsia="Arial" w:hAnsi="Arial"/>
@@ -3684,7 +3702,7 @@
               <w:spacing w:after="10" w:before="0"/>
               <w:ind w:left="120"/>
             </w:pPr>
-            <w:hyperlink w:history="1" r:id="rIdjlbhlxrgywgstqxblqjf1">
+            <w:hyperlink w:history="1" r:id="rIdke7qsc3pbxusyuo3of-6_">
               <w:r>
                 <w:rPr>
                   <w:rFonts w:ascii="Arial" w:cs="Arial" w:eastAsia="Arial" w:hAnsi="Arial"/>
@@ -3879,7 +3897,7 @@
             <w:pPr>
               <w:spacing w:after="20" w:before="0"/>
             </w:pPr>
-            <w:hyperlink w:history="1" r:id="rIdbflbz963sysag8fr0hpsb">
+            <w:hyperlink w:history="1" r:id="rIdv6i9eu0r7h5n4q5rmq5un">
               <w:r>
                 <w:rPr>
                   <w:rFonts w:ascii="Arial" w:cs="Arial" w:eastAsia="Arial" w:hAnsi="Arial"/>
@@ -3912,7 +3930,7 @@
               <w:spacing w:after="10" w:before="0"/>
               <w:ind w:left="120"/>
             </w:pPr>
-            <w:hyperlink w:history="1" r:id="rId8a4xyk0rxuwrswevj--pf">
+            <w:hyperlink w:history="1" r:id="rIdrlasstidnzeldyfizwnsx">
               <w:r>
                 <w:rPr>
                   <w:rFonts w:ascii="Arial" w:cs="Arial" w:eastAsia="Arial" w:hAnsi="Arial"/>
@@ -3957,7 +3975,7 @@
             <w:pPr>
               <w:spacing w:after="20" w:before="0"/>
             </w:pPr>
-            <w:hyperlink w:history="1" r:id="rIdumygtdmyjecq93re0vogx">
+            <w:hyperlink w:history="1" r:id="rId8m1hsglbrb8czcvktfc34">
               <w:r>
                 <w:rPr>
                   <w:rFonts w:ascii="Arial" w:cs="Arial" w:eastAsia="Arial" w:hAnsi="Arial"/>
@@ -3990,7 +4008,7 @@
               <w:spacing w:after="10" w:before="0"/>
               <w:ind w:left="120"/>
             </w:pPr>
-            <w:hyperlink w:history="1" r:id="rIdjsptle04kxbtyixvhtdby">
+            <w:hyperlink w:history="1" r:id="rIdombtjcaq1o7pppu4k7aar">
               <w:r>
                 <w:rPr>
                   <w:rFonts w:ascii="Arial" w:cs="Arial" w:eastAsia="Arial" w:hAnsi="Arial"/>
@@ -4185,7 +4203,7 @@
             <w:pPr>
               <w:spacing w:after="20" w:before="0"/>
             </w:pPr>
-            <w:hyperlink w:history="1" r:id="rIdjr6ltphnq5fpn7ukitnna">
+            <w:hyperlink w:history="1" r:id="rId1nyyn2cmpdme-tr8wotio">
               <w:r>
                 <w:rPr>
                   <w:rFonts w:ascii="Arial" w:cs="Arial" w:eastAsia="Arial" w:hAnsi="Arial"/>
@@ -4218,7 +4236,7 @@
               <w:spacing w:after="10" w:before="0"/>
               <w:ind w:left="120"/>
             </w:pPr>
-            <w:hyperlink w:history="1" r:id="rId5di-i8dn2lkg7mtvrsn8t">
+            <w:hyperlink w:history="1" r:id="rIdossat5rtcaz0tjpumjxfa">
               <w:r>
                 <w:rPr>
                   <w:rFonts w:ascii="Arial" w:cs="Arial" w:eastAsia="Arial" w:hAnsi="Arial"/>
@@ -4263,7 +4281,7 @@
             <w:pPr>
               <w:spacing w:after="20" w:before="0"/>
             </w:pPr>
-            <w:hyperlink w:history="1" r:id="rId4cchfer6ho92tist5oavq">
+            <w:hyperlink w:history="1" r:id="rIdtspgc9l4gkklvwixd5fm7">
               <w:r>
                 <w:rPr>
                   <w:rFonts w:ascii="Arial" w:cs="Arial" w:eastAsia="Arial" w:hAnsi="Arial"/>
@@ -4296,7 +4314,7 @@
               <w:spacing w:after="10" w:before="0"/>
               <w:ind w:left="120"/>
             </w:pPr>
-            <w:hyperlink w:history="1" r:id="rIdye3fyuvy2zhx4wwy7v_se">
+            <w:hyperlink w:history="1" r:id="rIdceamca9k2hkoidn4nta3e">
               <w:r>
                 <w:rPr>
                   <w:rFonts w:ascii="Arial" w:cs="Arial" w:eastAsia="Arial" w:hAnsi="Arial"/>
@@ -4491,7 +4509,7 @@
             <w:pPr>
               <w:spacing w:after="20" w:before="0"/>
             </w:pPr>
-            <w:hyperlink w:history="1" r:id="rIdvd3xmuogthp5dmr8f2lga">
+            <w:hyperlink w:history="1" r:id="rIdmiomj2hiwrx4bpcds8bhv">
               <w:r>
                 <w:rPr>
                   <w:rFonts w:ascii="Arial" w:cs="Arial" w:eastAsia="Arial" w:hAnsi="Arial"/>
@@ -4524,7 +4542,7 @@
               <w:spacing w:after="10" w:before="0"/>
               <w:ind w:left="120"/>
             </w:pPr>
-            <w:hyperlink w:history="1" r:id="rIduoe_ugjbpcdzl83dc27th">
+            <w:hyperlink w:history="1" r:id="rIdcsawtcvtb8pyclznkfjdg">
               <w:r>
                 <w:rPr>
                   <w:rFonts w:ascii="Arial" w:cs="Arial" w:eastAsia="Arial" w:hAnsi="Arial"/>
@@ -4569,7 +4587,7 @@
             <w:pPr>
               <w:spacing w:after="20" w:before="0"/>
             </w:pPr>
-            <w:hyperlink w:history="1" r:id="rIdmm3p1mobubnqvzlvkf5we">
+            <w:hyperlink w:history="1" r:id="rId6bg5msqxoos8yx7_uoj_w">
               <w:r>
                 <w:rPr>
                   <w:rFonts w:ascii="Arial" w:cs="Arial" w:eastAsia="Arial" w:hAnsi="Arial"/>
@@ -4602,7 +4620,7 @@
               <w:spacing w:after="10" w:before="0"/>
               <w:ind w:left="120"/>
             </w:pPr>
-            <w:hyperlink w:history="1" r:id="rId2-hop60y0jsyguoti2_e3">
+            <w:hyperlink w:history="1" r:id="rIdnnbaqvlqnl4tfjkxlhfwe">
               <w:r>
                 <w:rPr>
                   <w:rFonts w:ascii="Arial" w:cs="Arial" w:eastAsia="Arial" w:hAnsi="Arial"/>
@@ -4797,7 +4815,7 @@
             <w:pPr>
               <w:spacing w:after="20" w:before="0"/>
             </w:pPr>
-            <w:hyperlink w:history="1" r:id="rIdmocai57rtis2eedjcf0x4">
+            <w:hyperlink w:history="1" r:id="rIddiqsmfprccrdj7tupftai">
               <w:r>
                 <w:rPr>
                   <w:rFonts w:ascii="Arial" w:cs="Arial" w:eastAsia="Arial" w:hAnsi="Arial"/>
@@ -4830,7 +4848,7 @@
               <w:spacing w:after="10" w:before="0"/>
               <w:ind w:left="120"/>
             </w:pPr>
-            <w:hyperlink w:history="1" r:id="rIdmkq1n3sosjlvcdak68s3l">
+            <w:hyperlink w:history="1" r:id="rIdr0ktqxag0_ncw6yutnjaz">
               <w:r>
                 <w:rPr>
                   <w:rFonts w:ascii="Arial" w:cs="Arial" w:eastAsia="Arial" w:hAnsi="Arial"/>
@@ -4875,7 +4893,7 @@
             <w:pPr>
               <w:spacing w:after="20" w:before="0"/>
             </w:pPr>
-            <w:hyperlink w:history="1" r:id="rIdwxtje-4zdvfewatfhd21p">
+            <w:hyperlink w:history="1" r:id="rIdqptj0gzoxpahiwkrxju4y">
               <w:r>
                 <w:rPr>
                   <w:rFonts w:ascii="Arial" w:cs="Arial" w:eastAsia="Arial" w:hAnsi="Arial"/>
@@ -4908,7 +4926,7 @@
               <w:spacing w:after="10" w:before="0"/>
               <w:ind w:left="120"/>
             </w:pPr>
-            <w:hyperlink w:history="1" r:id="rIdju6glrbonn757zoisw0jj">
+            <w:hyperlink w:history="1" r:id="rId52vjoahdzduehabusx3px">
               <w:r>
                 <w:rPr>
                   <w:rFonts w:ascii="Arial" w:cs="Arial" w:eastAsia="Arial" w:hAnsi="Arial"/>
@@ -6003,7 +6021,25 @@
             </w:tcMar>
             <w:vAlign w:val="top"/>
           </w:tcPr>
-          <w:p/>
+          <w:p>
+            <w:pPr>
+              <w:spacing w:after="40" w:before="0"/>
+              <w:jc w:val="left"/>
+            </w:pPr>
+            <w:r>
+              <w:rPr>
+                <w:rFonts w:ascii="Arial" w:cs="Arial" w:eastAsia="Arial" w:hAnsi="Arial"/>
+                <w:b w:val="false"/>
+                <w:bCs w:val="false"/>
+                <w:i w:val="false"/>
+                <w:iCs w:val="false"/>
+                <w:color w:val="000000"/>
+                <w:sz w:val="18"/>
+                <w:szCs w:val="18"/>
+              </w:rPr>
+              <w:t xml:space="preserve">Ensure all connections are made with the circuit open (switch off) before the teacher checks wiring. Use only 1.5 V AA dry cells or a 3 V battery pack — never mains voltage for this activity. Voltmeter probes must be handled carefully to avoid short circuits. Cracked or leaking cells must be removed immediately and hands washed. Wires with damaged insulation must not be used.</w:t>
+            </w:r>
+          </w:p>
         </w:tc>
       </w:tr>
     </w:tbl>
@@ -6377,7 +6413,7 @@
             <w:pPr>
               <w:spacing w:after="20" w:before="0"/>
             </w:pPr>
-            <w:hyperlink w:history="1" r:id="rIdg_dbiuq5zjx5xf8vf-nbs">
+            <w:hyperlink w:history="1" r:id="rId7kn49gwcgzp4ua2eiiydo">
               <w:r>
                 <w:rPr>
                   <w:rFonts w:ascii="Arial" w:cs="Arial" w:eastAsia="Arial" w:hAnsi="Arial"/>
@@ -6410,7 +6446,7 @@
               <w:spacing w:after="10" w:before="0"/>
               <w:ind w:left="120"/>
             </w:pPr>
-            <w:hyperlink w:history="1" r:id="rIduvhkpdswwxc97vgsvej2t">
+            <w:hyperlink w:history="1" r:id="rIdyr4ccmuw1c8crekhmxdbj">
               <w:r>
                 <w:rPr>
                   <w:rFonts w:ascii="Arial" w:cs="Arial" w:eastAsia="Arial" w:hAnsi="Arial"/>
@@ -6455,7 +6491,7 @@
             <w:pPr>
               <w:spacing w:after="20" w:before="0"/>
             </w:pPr>
-            <w:hyperlink w:history="1" r:id="rIdl9bgxn1gjaoniqukx-dra">
+            <w:hyperlink w:history="1" r:id="rIdjbbt0aczrjmqmgnlt0pyx">
               <w:r>
                 <w:rPr>
                   <w:rFonts w:ascii="Arial" w:cs="Arial" w:eastAsia="Arial" w:hAnsi="Arial"/>
@@ -6488,7 +6524,7 @@
               <w:spacing w:after="10" w:before="0"/>
               <w:ind w:left="120"/>
             </w:pPr>
-            <w:hyperlink w:history="1" r:id="rId9smt-jbgxr8kv3cqg4w5k">
+            <w:hyperlink w:history="1" r:id="rIdwqwvcf3qjrh4bgvdw9sy4">
               <w:r>
                 <w:rPr>
                   <w:rFonts w:ascii="Arial" w:cs="Arial" w:eastAsia="Arial" w:hAnsi="Arial"/>
@@ -6683,7 +6719,7 @@
             <w:pPr>
               <w:spacing w:after="20" w:before="0"/>
             </w:pPr>
-            <w:hyperlink w:history="1" r:id="rId4jewfj92yzlbhxrfg5otg">
+            <w:hyperlink w:history="1" r:id="rId-y_hspdkghklnbtzihj4r">
               <w:r>
                 <w:rPr>
                   <w:rFonts w:ascii="Arial" w:cs="Arial" w:eastAsia="Arial" w:hAnsi="Arial"/>
@@ -6716,7 +6752,7 @@
               <w:spacing w:after="10" w:before="0"/>
               <w:ind w:left="120"/>
             </w:pPr>
-            <w:hyperlink w:history="1" r:id="rIdrhr6b8rwagjt1cz0kmfcm">
+            <w:hyperlink w:history="1" r:id="rIde1x-isngzuwrfhgdqxwwo">
               <w:r>
                 <w:rPr>
                   <w:rFonts w:ascii="Arial" w:cs="Arial" w:eastAsia="Arial" w:hAnsi="Arial"/>
@@ -6761,7 +6797,7 @@
             <w:pPr>
               <w:spacing w:after="20" w:before="0"/>
             </w:pPr>
-            <w:hyperlink w:history="1" r:id="rIdtlmzfmvu1anmw5innmyy3">
+            <w:hyperlink w:history="1" r:id="rIdgpulbz8zwtk7x7aqu2e6n">
               <w:r>
                 <w:rPr>
                   <w:rFonts w:ascii="Arial" w:cs="Arial" w:eastAsia="Arial" w:hAnsi="Arial"/>
@@ -6794,7 +6830,7 @@
               <w:spacing w:after="10" w:before="0"/>
               <w:ind w:left="120"/>
             </w:pPr>
-            <w:hyperlink w:history="1" r:id="rIdr9qn73sppvdj_ldlrgwxq">
+            <w:hyperlink w:history="1" r:id="rId7s1bgeq1ert7puzffjr3f">
               <w:r>
                 <w:rPr>
                   <w:rFonts w:ascii="Arial" w:cs="Arial" w:eastAsia="Arial" w:hAnsi="Arial"/>
@@ -6989,7 +7025,7 @@
             <w:pPr>
               <w:spacing w:after="20" w:before="0"/>
             </w:pPr>
-            <w:hyperlink w:history="1" r:id="rIdlboasmhjzjlnljtoylp3r">
+            <w:hyperlink w:history="1" r:id="rIdcpdwj64o8nn_bs6glmpwx">
               <w:r>
                 <w:rPr>
                   <w:rFonts w:ascii="Arial" w:cs="Arial" w:eastAsia="Arial" w:hAnsi="Arial"/>
@@ -7022,7 +7058,7 @@
               <w:spacing w:after="10" w:before="0"/>
               <w:ind w:left="120"/>
             </w:pPr>
-            <w:hyperlink w:history="1" r:id="rIdlf7ge_ddfkmowtswndb7u">
+            <w:hyperlink w:history="1" r:id="rIdijn0nae_6oymoitp3fggj">
               <w:r>
                 <w:rPr>
                   <w:rFonts w:ascii="Arial" w:cs="Arial" w:eastAsia="Arial" w:hAnsi="Arial"/>
@@ -7067,7 +7103,7 @@
             <w:pPr>
               <w:spacing w:after="20" w:before="0"/>
             </w:pPr>
-            <w:hyperlink w:history="1" r:id="rIdqoi0ciqnrqggdfnvkvpnn">
+            <w:hyperlink w:history="1" r:id="rIdejmytgmx0u7vamugcuhdq">
               <w:r>
                 <w:rPr>
                   <w:rFonts w:ascii="Arial" w:cs="Arial" w:eastAsia="Arial" w:hAnsi="Arial"/>
@@ -7100,7 +7136,7 @@
               <w:spacing w:after="10" w:before="0"/>
               <w:ind w:left="120"/>
             </w:pPr>
-            <w:hyperlink w:history="1" r:id="rIdbdohulzfjn4lrgmdt4xtv">
+            <w:hyperlink w:history="1" r:id="rIdq40uxcgf3acn2emmilxqd">
               <w:r>
                 <w:rPr>
                   <w:rFonts w:ascii="Arial" w:cs="Arial" w:eastAsia="Arial" w:hAnsi="Arial"/>
@@ -7295,7 +7331,7 @@
             <w:pPr>
               <w:spacing w:after="20" w:before="0"/>
             </w:pPr>
-            <w:hyperlink w:history="1" r:id="rIdvv8lmtt1ejcjdmquve_zi">
+            <w:hyperlink w:history="1" r:id="rId71at4zh9w2jrr9yb47z8h">
               <w:r>
                 <w:rPr>
                   <w:rFonts w:ascii="Arial" w:cs="Arial" w:eastAsia="Arial" w:hAnsi="Arial"/>
@@ -7328,7 +7364,7 @@
               <w:spacing w:after="10" w:before="0"/>
               <w:ind w:left="120"/>
             </w:pPr>
-            <w:hyperlink w:history="1" r:id="rIdiovbcotpllnzbi9pt6k5k">
+            <w:hyperlink w:history="1" r:id="rIdbwoyufj1sp_ko9-tdpt2v">
               <w:r>
                 <w:rPr>
                   <w:rFonts w:ascii="Arial" w:cs="Arial" w:eastAsia="Arial" w:hAnsi="Arial"/>
@@ -7373,7 +7409,7 @@
             <w:pPr>
               <w:spacing w:after="20" w:before="0"/>
             </w:pPr>
-            <w:hyperlink w:history="1" r:id="rIdighrfizgvsbcumvutifqt">
+            <w:hyperlink w:history="1" r:id="rIdp2pglpa99z-o_brbjywhz">
               <w:r>
                 <w:rPr>
                   <w:rFonts w:ascii="Arial" w:cs="Arial" w:eastAsia="Arial" w:hAnsi="Arial"/>
@@ -7406,7 +7442,7 @@
               <w:spacing w:after="10" w:before="0"/>
               <w:ind w:left="120"/>
             </w:pPr>
-            <w:hyperlink w:history="1" r:id="rIdrhpl4zzpmi_klvqp7uuup">
+            <w:hyperlink w:history="1" r:id="rIdfyxh8puixeay9zisngray">
               <w:r>
                 <w:rPr>
                   <w:rFonts w:ascii="Arial" w:cs="Arial" w:eastAsia="Arial" w:hAnsi="Arial"/>
@@ -7601,7 +7637,7 @@
             <w:pPr>
               <w:spacing w:after="20" w:before="0"/>
             </w:pPr>
-            <w:hyperlink w:history="1" r:id="rIdqlqjhaecqykyqjoluxb9z">
+            <w:hyperlink w:history="1" r:id="rId9lz_izsvgytr-9-f-p3t4">
               <w:r>
                 <w:rPr>
                   <w:rFonts w:ascii="Arial" w:cs="Arial" w:eastAsia="Arial" w:hAnsi="Arial"/>
@@ -7634,7 +7670,7 @@
               <w:spacing w:after="10" w:before="0"/>
               <w:ind w:left="120"/>
             </w:pPr>
-            <w:hyperlink w:history="1" r:id="rId-g3zkjvc3lcxin4hvrawm">
+            <w:hyperlink w:history="1" r:id="rId2bteeexnz5_pxyv3pejyi">
               <w:r>
                 <w:rPr>
                   <w:rFonts w:ascii="Arial" w:cs="Arial" w:eastAsia="Arial" w:hAnsi="Arial"/>
@@ -7679,7 +7715,7 @@
             <w:pPr>
               <w:spacing w:after="20" w:before="0"/>
             </w:pPr>
-            <w:hyperlink w:history="1" r:id="rIdcwpvfvqwvo1_5nvodgyxn">
+            <w:hyperlink w:history="1" r:id="rIdpwhn8twqqqvk7s5kcwp4f">
               <w:r>
                 <w:rPr>
                   <w:rFonts w:ascii="Arial" w:cs="Arial" w:eastAsia="Arial" w:hAnsi="Arial"/>
@@ -7712,7 +7748,7 @@
               <w:spacing w:after="10" w:before="0"/>
               <w:ind w:left="120"/>
             </w:pPr>
-            <w:hyperlink w:history="1" r:id="rIdoabvpp5ivbwjazjto8woz">
+            <w:hyperlink w:history="1" r:id="rIddp0ydyebbq7rg4rsiyijj">
               <w:r>
                 <w:rPr>
                   <w:rFonts w:ascii="Arial" w:cs="Arial" w:eastAsia="Arial" w:hAnsi="Arial"/>
@@ -9151,32 +9187,32 @@
         <w:tc>
           <w:tcPr>
             <w:tcW w:type="dxa" w:w="1520"/>
-            <w:shd w:fill="F2F2F2" w:color="auto" w:val="clear"/>
-            <w:tcMar>
-              <w:top w:type="dxa" w:w="60"/>
-              <w:left w:type="dxa" w:w="120"/>
-              <w:bottom w:type="dxa" w:w="60"/>
-              <w:right w:type="dxa" w:w="120"/>
-            </w:tcMar>
-            <w:vAlign w:val="top"/>
-          </w:tcPr>
-          <w:p>
-            <w:pPr>
-              <w:spacing w:after="40" w:before="0"/>
-              <w:jc w:val="left"/>
-            </w:pPr>
-            <w:r>
-              <w:rPr>
-                <w:rFonts w:ascii="Arial" w:cs="Arial" w:eastAsia="Arial" w:hAnsi="Arial"/>
-                <w:b/>
-                <w:bCs/>
-                <w:i w:val="false"/>
-                <w:iCs w:val="false"/>
-                <w:color w:val="000000"/>
-                <w:sz w:val="18"/>
-                <w:szCs w:val="18"/>
-              </w:rPr>
-              <w:t xml:space="preserve">Phase 1 — Predict (15 minutes)</w:t>
+            <w:shd w:fill="EAD1F5" w:color="auto" w:val="clear"/>
+            <w:tcMar>
+              <w:top w:type="dxa" w:w="60"/>
+              <w:left w:type="dxa" w:w="120"/>
+              <w:bottom w:type="dxa" w:w="60"/>
+              <w:right w:type="dxa" w:w="120"/>
+            </w:tcMar>
+            <w:vAlign w:val="top"/>
+          </w:tcPr>
+          <w:p>
+            <w:pPr>
+              <w:spacing w:after="40" w:before="0"/>
+              <w:jc w:val="left"/>
+            </w:pPr>
+            <w:r>
+              <w:rPr>
+                <w:rFonts w:ascii="Arial" w:cs="Arial" w:eastAsia="Arial" w:hAnsi="Arial"/>
+                <w:b/>
+                <w:bCs/>
+                <w:i w:val="false"/>
+                <w:iCs w:val="false"/>
+                <w:color w:val="000000"/>
+                <w:sz w:val="18"/>
+                <w:szCs w:val="18"/>
+              </w:rPr>
+              <w:t xml:space="preserve">Predict Phase</w:t>
             </w:r>
           </w:p>
           <w:p>
@@ -9199,7 +9235,7 @@
             <w:pPr>
               <w:spacing w:after="20" w:before="0"/>
             </w:pPr>
-            <w:hyperlink w:history="1" r:id="rIdupe98uwrhvs57gwtv1oi1">
+            <w:hyperlink w:history="1" r:id="rIdu3ewt1mtpmb6wa14fvhye">
               <w:r>
                 <w:rPr>
                   <w:rFonts w:ascii="Arial" w:cs="Arial" w:eastAsia="Arial" w:hAnsi="Arial"/>
@@ -9232,7 +9268,7 @@
               <w:spacing w:after="10" w:before="0"/>
               <w:ind w:left="120"/>
             </w:pPr>
-            <w:hyperlink w:history="1" r:id="rIdggr_vkffjmdz-ecjqcchi">
+            <w:hyperlink w:history="1" r:id="rIddbzhrn421mb4dow6ubyh8">
               <w:r>
                 <w:rPr>
                   <w:rFonts w:ascii="Arial" w:cs="Arial" w:eastAsia="Arial" w:hAnsi="Arial"/>
@@ -9277,7 +9313,7 @@
             <w:pPr>
               <w:spacing w:after="20" w:before="0"/>
             </w:pPr>
-            <w:hyperlink w:history="1" r:id="rId9fjxk71bmdqtm4sz7cb2r">
+            <w:hyperlink w:history="1" r:id="rIdzudup87r29z_rto8icxvb">
               <w:r>
                 <w:rPr>
                   <w:rFonts w:ascii="Arial" w:cs="Arial" w:eastAsia="Arial" w:hAnsi="Arial"/>
@@ -9310,7 +9346,7 @@
               <w:spacing w:after="10" w:before="0"/>
               <w:ind w:left="120"/>
             </w:pPr>
-            <w:hyperlink w:history="1" r:id="rId5avjvtvibhtxtpdzbghwj">
+            <w:hyperlink w:history="1" r:id="rIdccqs66ecwx1xpnozn_aem">
               <w:r>
                 <w:rPr>
                   <w:rFonts w:ascii="Arial" w:cs="Arial" w:eastAsia="Arial" w:hAnsi="Arial"/>
@@ -9457,32 +9493,32 @@
         <w:tc>
           <w:tcPr>
             <w:tcW w:type="dxa" w:w="1520"/>
-            <w:shd w:fill="F2F2F2" w:color="auto" w:val="clear"/>
-            <w:tcMar>
-              <w:top w:type="dxa" w:w="60"/>
-              <w:left w:type="dxa" w:w="120"/>
-              <w:bottom w:type="dxa" w:w="60"/>
-              <w:right w:type="dxa" w:w="120"/>
-            </w:tcMar>
-            <w:vAlign w:val="top"/>
-          </w:tcPr>
-          <w:p>
-            <w:pPr>
-              <w:spacing w:after="40" w:before="0"/>
-              <w:jc w:val="left"/>
-            </w:pPr>
-            <w:r>
-              <w:rPr>
-                <w:rFonts w:ascii="Arial" w:cs="Arial" w:eastAsia="Arial" w:hAnsi="Arial"/>
-                <w:b/>
-                <w:bCs/>
-                <w:i w:val="false"/>
-                <w:iCs w:val="false"/>
-                <w:color w:val="000000"/>
-                <w:sz w:val="18"/>
-                <w:szCs w:val="18"/>
-              </w:rPr>
-              <w:t xml:space="preserve">Phase 2 — Observe / Evidence Gathering (28 minutes)</w:t>
+            <w:shd w:fill="D9EEF1" w:color="auto" w:val="clear"/>
+            <w:tcMar>
+              <w:top w:type="dxa" w:w="60"/>
+              <w:left w:type="dxa" w:w="120"/>
+              <w:bottom w:type="dxa" w:w="60"/>
+              <w:right w:type="dxa" w:w="120"/>
+            </w:tcMar>
+            <w:vAlign w:val="top"/>
+          </w:tcPr>
+          <w:p>
+            <w:pPr>
+              <w:spacing w:after="40" w:before="0"/>
+              <w:jc w:val="left"/>
+            </w:pPr>
+            <w:r>
+              <w:rPr>
+                <w:rFonts w:ascii="Arial" w:cs="Arial" w:eastAsia="Arial" w:hAnsi="Arial"/>
+                <w:b/>
+                <w:bCs/>
+                <w:i w:val="false"/>
+                <w:iCs w:val="false"/>
+                <w:color w:val="000000"/>
+                <w:sz w:val="18"/>
+                <w:szCs w:val="18"/>
+              </w:rPr>
+              <w:t xml:space="preserve">Observe Phase</w:t>
             </w:r>
           </w:p>
           <w:p>
@@ -9505,7 +9541,7 @@
             <w:pPr>
               <w:spacing w:after="20" w:before="0"/>
             </w:pPr>
-            <w:hyperlink w:history="1" r:id="rIdf_pvhs9h6mw-xc_yt3am_">
+            <w:hyperlink w:history="1" r:id="rId6l7tqnswn0zp-oqfhsgn6">
               <w:r>
                 <w:rPr>
                   <w:rFonts w:ascii="Arial" w:cs="Arial" w:eastAsia="Arial" w:hAnsi="Arial"/>
@@ -9538,7 +9574,7 @@
               <w:spacing w:after="10" w:before="0"/>
               <w:ind w:left="120"/>
             </w:pPr>
-            <w:hyperlink w:history="1" r:id="rIdqouclretlpeqv5i-tvzir">
+            <w:hyperlink w:history="1" r:id="rIdrdhqgkyhz_piklezapomo">
               <w:r>
                 <w:rPr>
                   <w:rFonts w:ascii="Arial" w:cs="Arial" w:eastAsia="Arial" w:hAnsi="Arial"/>
@@ -9583,7 +9619,7 @@
             <w:pPr>
               <w:spacing w:after="20" w:before="0"/>
             </w:pPr>
-            <w:hyperlink w:history="1" r:id="rIdbxgj3d1dyrg4y7r8r9ip6">
+            <w:hyperlink w:history="1" r:id="rIdtomfjnznlbzvbadv5gx8q">
               <w:r>
                 <w:rPr>
                   <w:rFonts w:ascii="Arial" w:cs="Arial" w:eastAsia="Arial" w:hAnsi="Arial"/>
@@ -9616,7 +9652,7 @@
               <w:spacing w:after="10" w:before="0"/>
               <w:ind w:left="120"/>
             </w:pPr>
-            <w:hyperlink w:history="1" r:id="rId5x6hxudhwypokhzpkw59p">
+            <w:hyperlink w:history="1" r:id="rIdr-orkm4kjc7njrkzfz5dc">
               <w:r>
                 <w:rPr>
                   <w:rFonts w:ascii="Arial" w:cs="Arial" w:eastAsia="Arial" w:hAnsi="Arial"/>
@@ -9763,32 +9799,32 @@
         <w:tc>
           <w:tcPr>
             <w:tcW w:type="dxa" w:w="1520"/>
-            <w:shd w:fill="F2F2F2" w:color="auto" w:val="clear"/>
-            <w:tcMar>
-              <w:top w:type="dxa" w:w="60"/>
-              <w:left w:type="dxa" w:w="120"/>
-              <w:bottom w:type="dxa" w:w="60"/>
-              <w:right w:type="dxa" w:w="120"/>
-            </w:tcMar>
-            <w:vAlign w:val="top"/>
-          </w:tcPr>
-          <w:p>
-            <w:pPr>
-              <w:spacing w:after="40" w:before="0"/>
-              <w:jc w:val="left"/>
-            </w:pPr>
-            <w:r>
-              <w:rPr>
-                <w:rFonts w:ascii="Arial" w:cs="Arial" w:eastAsia="Arial" w:hAnsi="Arial"/>
-                <w:b/>
-                <w:bCs/>
-                <w:i w:val="false"/>
-                <w:iCs w:val="false"/>
-                <w:color w:val="000000"/>
-                <w:sz w:val="18"/>
-                <w:szCs w:val="18"/>
-              </w:rPr>
-              <w:t xml:space="preserve">Phase 3 — Explain (20 minutes)</w:t>
+            <w:shd w:fill="E2EFDA" w:color="auto" w:val="clear"/>
+            <w:tcMar>
+              <w:top w:type="dxa" w:w="60"/>
+              <w:left w:type="dxa" w:w="120"/>
+              <w:bottom w:type="dxa" w:w="60"/>
+              <w:right w:type="dxa" w:w="120"/>
+            </w:tcMar>
+            <w:vAlign w:val="top"/>
+          </w:tcPr>
+          <w:p>
+            <w:pPr>
+              <w:spacing w:after="40" w:before="0"/>
+              <w:jc w:val="left"/>
+            </w:pPr>
+            <w:r>
+              <w:rPr>
+                <w:rFonts w:ascii="Arial" w:cs="Arial" w:eastAsia="Arial" w:hAnsi="Arial"/>
+                <w:b/>
+                <w:bCs/>
+                <w:i w:val="false"/>
+                <w:iCs w:val="false"/>
+                <w:color w:val="000000"/>
+                <w:sz w:val="18"/>
+                <w:szCs w:val="18"/>
+              </w:rPr>
+              <w:t xml:space="preserve">Explain Phase</w:t>
             </w:r>
           </w:p>
           <w:p>
@@ -9811,7 +9847,7 @@
             <w:pPr>
               <w:spacing w:after="20" w:before="0"/>
             </w:pPr>
-            <w:hyperlink w:history="1" r:id="rIdqgv8eteruilzve60n6utc">
+            <w:hyperlink w:history="1" r:id="rIdhsoroizxzuk0ktjkhlwp5">
               <w:r>
                 <w:rPr>
                   <w:rFonts w:ascii="Arial" w:cs="Arial" w:eastAsia="Arial" w:hAnsi="Arial"/>
@@ -9844,7 +9880,7 @@
               <w:spacing w:after="10" w:before="0"/>
               <w:ind w:left="120"/>
             </w:pPr>
-            <w:hyperlink w:history="1" r:id="rId5yfblun_we7otsblhlyvu">
+            <w:hyperlink w:history="1" r:id="rIdxea5qrxah1b5hfkdy-bih">
               <w:r>
                 <w:rPr>
                   <w:rFonts w:ascii="Arial" w:cs="Arial" w:eastAsia="Arial" w:hAnsi="Arial"/>
@@ -9889,7 +9925,7 @@
             <w:pPr>
               <w:spacing w:after="20" w:before="0"/>
             </w:pPr>
-            <w:hyperlink w:history="1" r:id="rIdfk5bvhf-41rxlcq4sk_ry">
+            <w:hyperlink w:history="1" r:id="rIdnvos_iix14ufgsbjjydhh">
               <w:r>
                 <w:rPr>
                   <w:rFonts w:ascii="Arial" w:cs="Arial" w:eastAsia="Arial" w:hAnsi="Arial"/>
@@ -9922,7 +9958,7 @@
               <w:spacing w:after="10" w:before="0"/>
               <w:ind w:left="120"/>
             </w:pPr>
-            <w:hyperlink w:history="1" r:id="rIdrad11vz6iht7x-oo0r2ip">
+            <w:hyperlink w:history="1" r:id="rId4uq6469nqddddvjy5rwec">
               <w:r>
                 <w:rPr>
                   <w:rFonts w:ascii="Arial" w:cs="Arial" w:eastAsia="Arial" w:hAnsi="Arial"/>
@@ -10069,32 +10105,32 @@
         <w:tc>
           <w:tcPr>
             <w:tcW w:type="dxa" w:w="1520"/>
-            <w:shd w:fill="F2F2F2" w:color="auto" w:val="clear"/>
-            <w:tcMar>
-              <w:top w:type="dxa" w:w="60"/>
-              <w:left w:type="dxa" w:w="120"/>
-              <w:bottom w:type="dxa" w:w="60"/>
-              <w:right w:type="dxa" w:w="120"/>
-            </w:tcMar>
-            <w:vAlign w:val="top"/>
-          </w:tcPr>
-          <w:p>
-            <w:pPr>
-              <w:spacing w:after="40" w:before="0"/>
-              <w:jc w:val="left"/>
-            </w:pPr>
-            <w:r>
-              <w:rPr>
-                <w:rFonts w:ascii="Arial" w:cs="Arial" w:eastAsia="Arial" w:hAnsi="Arial"/>
-                <w:b/>
-                <w:bCs/>
-                <w:i w:val="false"/>
-                <w:iCs w:val="false"/>
-                <w:color w:val="000000"/>
-                <w:sz w:val="18"/>
-                <w:szCs w:val="18"/>
-              </w:rPr>
-              <w:t xml:space="preserve">Phase 4 — Driving Question Board (DQB) Update (8 minutes)</w:t>
+            <w:shd w:fill="FCE4D6" w:color="auto" w:val="clear"/>
+            <w:tcMar>
+              <w:top w:type="dxa" w:w="60"/>
+              <w:left w:type="dxa" w:w="120"/>
+              <w:bottom w:type="dxa" w:w="60"/>
+              <w:right w:type="dxa" w:w="120"/>
+            </w:tcMar>
+            <w:vAlign w:val="top"/>
+          </w:tcPr>
+          <w:p>
+            <w:pPr>
+              <w:spacing w:after="40" w:before="0"/>
+              <w:jc w:val="left"/>
+            </w:pPr>
+            <w:r>
+              <w:rPr>
+                <w:rFonts w:ascii="Arial" w:cs="Arial" w:eastAsia="Arial" w:hAnsi="Arial"/>
+                <w:b/>
+                <w:bCs/>
+                <w:i w:val="false"/>
+                <w:iCs w:val="false"/>
+                <w:color w:val="000000"/>
+                <w:sz w:val="18"/>
+                <w:szCs w:val="18"/>
+              </w:rPr>
+              <w:t xml:space="preserve">Driving Question Board (DQB) Creation</w:t>
             </w:r>
           </w:p>
           <w:p>
@@ -10117,7 +10153,7 @@
             <w:pPr>
               <w:spacing w:after="20" w:before="0"/>
             </w:pPr>
-            <w:hyperlink w:history="1" r:id="rIdiyu2p7wt1ghdew2ypuy6g">
+            <w:hyperlink w:history="1" r:id="rIdhq26yg0dxihjzojvxq7t7">
               <w:r>
                 <w:rPr>
                   <w:rFonts w:ascii="Arial" w:cs="Arial" w:eastAsia="Arial" w:hAnsi="Arial"/>
@@ -10150,7 +10186,7 @@
               <w:spacing w:after="10" w:before="0"/>
               <w:ind w:left="120"/>
             </w:pPr>
-            <w:hyperlink w:history="1" r:id="rId5p5fwkbg13eyfzlu34yl9">
+            <w:hyperlink w:history="1" r:id="rIdfqispsl4u-kak4khiilll">
               <w:r>
                 <w:rPr>
                   <w:rFonts w:ascii="Arial" w:cs="Arial" w:eastAsia="Arial" w:hAnsi="Arial"/>
@@ -10195,7 +10231,7 @@
             <w:pPr>
               <w:spacing w:after="20" w:before="0"/>
             </w:pPr>
-            <w:hyperlink w:history="1" r:id="rIdn5nfc17g_cp1yjbkkmdzn">
+            <w:hyperlink w:history="1" r:id="rIdiodvxd9cotnavxuiv7_fp">
               <w:r>
                 <w:rPr>
                   <w:rFonts w:ascii="Arial" w:cs="Arial" w:eastAsia="Arial" w:hAnsi="Arial"/>
@@ -10228,7 +10264,7 @@
               <w:spacing w:after="10" w:before="0"/>
               <w:ind w:left="120"/>
             </w:pPr>
-            <w:hyperlink w:history="1" r:id="rIdi9hvau78xmkodfvp0bgtm">
+            <w:hyperlink w:history="1" r:id="rIdob9bdgycxlee9kjlw0idm">
               <w:r>
                 <w:rPr>
                   <w:rFonts w:ascii="Arial" w:cs="Arial" w:eastAsia="Arial" w:hAnsi="Arial"/>
@@ -10375,32 +10411,32 @@
         <w:tc>
           <w:tcPr>
             <w:tcW w:type="dxa" w:w="1520"/>
-            <w:shd w:fill="F2F2F2" w:color="auto" w:val="clear"/>
-            <w:tcMar>
-              <w:top w:type="dxa" w:w="60"/>
-              <w:left w:type="dxa" w:w="120"/>
-              <w:bottom w:type="dxa" w:w="60"/>
-              <w:right w:type="dxa" w:w="120"/>
-            </w:tcMar>
-            <w:vAlign w:val="top"/>
-          </w:tcPr>
-          <w:p>
-            <w:pPr>
-              <w:spacing w:after="40" w:before="0"/>
-              <w:jc w:val="left"/>
-            </w:pPr>
-            <w:r>
-              <w:rPr>
-                <w:rFonts w:ascii="Arial" w:cs="Arial" w:eastAsia="Arial" w:hAnsi="Arial"/>
-                <w:b/>
-                <w:bCs/>
-                <w:i w:val="false"/>
-                <w:iCs w:val="false"/>
-                <w:color w:val="000000"/>
-                <w:sz w:val="18"/>
-                <w:szCs w:val="18"/>
-              </w:rPr>
-              <w:t xml:space="preserve">Phase 5 — Model Building (9 minutes)</w:t>
+            <w:shd w:fill="D5E8F0" w:color="auto" w:val="clear"/>
+            <w:tcMar>
+              <w:top w:type="dxa" w:w="60"/>
+              <w:left w:type="dxa" w:w="120"/>
+              <w:bottom w:type="dxa" w:w="60"/>
+              <w:right w:type="dxa" w:w="120"/>
+            </w:tcMar>
+            <w:vAlign w:val="top"/>
+          </w:tcPr>
+          <w:p>
+            <w:pPr>
+              <w:spacing w:after="40" w:before="0"/>
+              <w:jc w:val="left"/>
+            </w:pPr>
+            <w:r>
+              <w:rPr>
+                <w:rFonts w:ascii="Arial" w:cs="Arial" w:eastAsia="Arial" w:hAnsi="Arial"/>
+                <w:b/>
+                <w:bCs/>
+                <w:i w:val="false"/>
+                <w:iCs w:val="false"/>
+                <w:color w:val="000000"/>
+                <w:sz w:val="18"/>
+                <w:szCs w:val="18"/>
+              </w:rPr>
+              <w:t xml:space="preserve">Model Building Phase</w:t>
             </w:r>
           </w:p>
           <w:p>
@@ -10423,7 +10459,7 @@
             <w:pPr>
               <w:spacing w:after="20" w:before="0"/>
             </w:pPr>
-            <w:hyperlink w:history="1" r:id="rId_jw5ijglnzovcvaaa9sdp">
+            <w:hyperlink w:history="1" r:id="rIdpchxapf0btlxm6pjklkkg">
               <w:r>
                 <w:rPr>
                   <w:rFonts w:ascii="Arial" w:cs="Arial" w:eastAsia="Arial" w:hAnsi="Arial"/>
@@ -10456,7 +10492,7 @@
               <w:spacing w:after="10" w:before="0"/>
               <w:ind w:left="120"/>
             </w:pPr>
-            <w:hyperlink w:history="1" r:id="rId9srt-x0nw08hywtzmwqtx">
+            <w:hyperlink w:history="1" r:id="rId6j2ypuvpi8vnc37pzp5hd">
               <w:r>
                 <w:rPr>
                   <w:rFonts w:ascii="Arial" w:cs="Arial" w:eastAsia="Arial" w:hAnsi="Arial"/>
@@ -10501,7 +10537,7 @@
             <w:pPr>
               <w:spacing w:after="20" w:before="0"/>
             </w:pPr>
-            <w:hyperlink w:history="1" r:id="rId-xhnt0k_oyr49ky2yfpti">
+            <w:hyperlink w:history="1" r:id="rIdmuizuo_snf5nfo7uc4wma">
               <w:r>
                 <w:rPr>
                   <w:rFonts w:ascii="Arial" w:cs="Arial" w:eastAsia="Arial" w:hAnsi="Arial"/>
@@ -10534,7 +10570,7 @@
               <w:spacing w:after="10" w:before="0"/>
               <w:ind w:left="120"/>
             </w:pPr>
-            <w:hyperlink w:history="1" r:id="rId6sw1dyqut9wrsmxmqp24m">
+            <w:hyperlink w:history="1" r:id="rIdf-eybg8rlxykkywysgcs9">
               <w:r>
                 <w:rPr>
                   <w:rFonts w:ascii="Arial" w:cs="Arial" w:eastAsia="Arial" w:hAnsi="Arial"/>
@@ -11973,32 +12009,32 @@
         <w:tc>
           <w:tcPr>
             <w:tcW w:type="dxa" w:w="1520"/>
-            <w:shd w:fill="F2F2F2" w:color="auto" w:val="clear"/>
-            <w:tcMar>
-              <w:top w:type="dxa" w:w="60"/>
-              <w:left w:type="dxa" w:w="120"/>
-              <w:bottom w:type="dxa" w:w="60"/>
-              <w:right w:type="dxa" w:w="120"/>
-            </w:tcMar>
-            <w:vAlign w:val="top"/>
-          </w:tcPr>
-          <w:p>
-            <w:pPr>
-              <w:spacing w:after="40" w:before="0"/>
-              <w:jc w:val="left"/>
-            </w:pPr>
-            <w:r>
-              <w:rPr>
-                <w:rFonts w:ascii="Arial" w:cs="Arial" w:eastAsia="Arial" w:hAnsi="Arial"/>
-                <w:b/>
-                <w:bCs/>
-                <w:i w:val="false"/>
-                <w:iCs w:val="false"/>
-                <w:color w:val="000000"/>
-                <w:sz w:val="18"/>
-                <w:szCs w:val="18"/>
-              </w:rPr>
-              <w:t xml:space="preserve">Phase 1 — Predict</w:t>
+            <w:shd w:fill="EAD1F5" w:color="auto" w:val="clear"/>
+            <w:tcMar>
+              <w:top w:type="dxa" w:w="60"/>
+              <w:left w:type="dxa" w:w="120"/>
+              <w:bottom w:type="dxa" w:w="60"/>
+              <w:right w:type="dxa" w:w="120"/>
+            </w:tcMar>
+            <w:vAlign w:val="top"/>
+          </w:tcPr>
+          <w:p>
+            <w:pPr>
+              <w:spacing w:after="40" w:before="0"/>
+              <w:jc w:val="left"/>
+            </w:pPr>
+            <w:r>
+              <w:rPr>
+                <w:rFonts w:ascii="Arial" w:cs="Arial" w:eastAsia="Arial" w:hAnsi="Arial"/>
+                <w:b/>
+                <w:bCs/>
+                <w:i w:val="false"/>
+                <w:iCs w:val="false"/>
+                <w:color w:val="000000"/>
+                <w:sz w:val="18"/>
+                <w:szCs w:val="18"/>
+              </w:rPr>
+              <w:t xml:space="preserve">Predict Phase</w:t>
             </w:r>
           </w:p>
           <w:p>
@@ -12021,7 +12057,7 @@
             <w:pPr>
               <w:spacing w:after="20" w:before="0"/>
             </w:pPr>
-            <w:hyperlink w:history="1" r:id="rId66oazcpdfe2b3oizuu8fb">
+            <w:hyperlink w:history="1" r:id="rIdheeq9c1_batneoj8hwipe">
               <w:r>
                 <w:rPr>
                   <w:rFonts w:ascii="Arial" w:cs="Arial" w:eastAsia="Arial" w:hAnsi="Arial"/>
@@ -12054,7 +12090,7 @@
               <w:spacing w:after="10" w:before="0"/>
               <w:ind w:left="120"/>
             </w:pPr>
-            <w:hyperlink w:history="1" r:id="rId-tyn575lmztlcw61-viff">
+            <w:hyperlink w:history="1" r:id="rIdphqj6bljkilekfg8eg1kb">
               <w:r>
                 <w:rPr>
                   <w:rFonts w:ascii="Arial" w:cs="Arial" w:eastAsia="Arial" w:hAnsi="Arial"/>
@@ -12099,7 +12135,7 @@
             <w:pPr>
               <w:spacing w:after="20" w:before="0"/>
             </w:pPr>
-            <w:hyperlink w:history="1" r:id="rIdzojimrxcqv8tdrxseijbv">
+            <w:hyperlink w:history="1" r:id="rIdsvddpbdyikou0cerok_ut">
               <w:r>
                 <w:rPr>
                   <w:rFonts w:ascii="Arial" w:cs="Arial" w:eastAsia="Arial" w:hAnsi="Arial"/>
@@ -12132,7 +12168,7 @@
               <w:spacing w:after="10" w:before="0"/>
               <w:ind w:left="120"/>
             </w:pPr>
-            <w:hyperlink w:history="1" r:id="rIdyeogvfwzmdxruvz1uyczj">
+            <w:hyperlink w:history="1" r:id="rIdvdnieqdtwul9k4rtuagln">
               <w:r>
                 <w:rPr>
                   <w:rFonts w:ascii="Arial" w:cs="Arial" w:eastAsia="Arial" w:hAnsi="Arial"/>
@@ -12279,32 +12315,32 @@
         <w:tc>
           <w:tcPr>
             <w:tcW w:type="dxa" w:w="1520"/>
-            <w:shd w:fill="F2F2F2" w:color="auto" w:val="clear"/>
-            <w:tcMar>
-              <w:top w:type="dxa" w:w="60"/>
-              <w:left w:type="dxa" w:w="120"/>
-              <w:bottom w:type="dxa" w:w="60"/>
-              <w:right w:type="dxa" w:w="120"/>
-            </w:tcMar>
-            <w:vAlign w:val="top"/>
-          </w:tcPr>
-          <w:p>
-            <w:pPr>
-              <w:spacing w:after="40" w:before="0"/>
-              <w:jc w:val="left"/>
-            </w:pPr>
-            <w:r>
-              <w:rPr>
-                <w:rFonts w:ascii="Arial" w:cs="Arial" w:eastAsia="Arial" w:hAnsi="Arial"/>
-                <w:b/>
-                <w:bCs/>
-                <w:i w:val="false"/>
-                <w:iCs w:val="false"/>
-                <w:color w:val="000000"/>
-                <w:sz w:val="18"/>
-                <w:szCs w:val="18"/>
-              </w:rPr>
-              <w:t xml:space="preserve">Phase 2 — Observe</w:t>
+            <w:shd w:fill="D9EEF1" w:color="auto" w:val="clear"/>
+            <w:tcMar>
+              <w:top w:type="dxa" w:w="60"/>
+              <w:left w:type="dxa" w:w="120"/>
+              <w:bottom w:type="dxa" w:w="60"/>
+              <w:right w:type="dxa" w:w="120"/>
+            </w:tcMar>
+            <w:vAlign w:val="top"/>
+          </w:tcPr>
+          <w:p>
+            <w:pPr>
+              <w:spacing w:after="40" w:before="0"/>
+              <w:jc w:val="left"/>
+            </w:pPr>
+            <w:r>
+              <w:rPr>
+                <w:rFonts w:ascii="Arial" w:cs="Arial" w:eastAsia="Arial" w:hAnsi="Arial"/>
+                <w:b/>
+                <w:bCs/>
+                <w:i w:val="false"/>
+                <w:iCs w:val="false"/>
+                <w:color w:val="000000"/>
+                <w:sz w:val="18"/>
+                <w:szCs w:val="18"/>
+              </w:rPr>
+              <w:t xml:space="preserve">Observe Phase</w:t>
             </w:r>
           </w:p>
           <w:p>
@@ -12327,7 +12363,7 @@
             <w:pPr>
               <w:spacing w:after="20" w:before="0"/>
             </w:pPr>
-            <w:hyperlink w:history="1" r:id="rIdzz5hpd0gx7wk5uiubnvjc">
+            <w:hyperlink w:history="1" r:id="rIdw_tmew2zlt1vuy8u-liok">
               <w:r>
                 <w:rPr>
                   <w:rFonts w:ascii="Arial" w:cs="Arial" w:eastAsia="Arial" w:hAnsi="Arial"/>
@@ -12360,7 +12396,7 @@
               <w:spacing w:after="10" w:before="0"/>
               <w:ind w:left="120"/>
             </w:pPr>
-            <w:hyperlink w:history="1" r:id="rIdmgunal5ywsva758xheglo">
+            <w:hyperlink w:history="1" r:id="rId6t7ribjhxt3ck7f_lcsb_">
               <w:r>
                 <w:rPr>
                   <w:rFonts w:ascii="Arial" w:cs="Arial" w:eastAsia="Arial" w:hAnsi="Arial"/>
@@ -12405,7 +12441,7 @@
             <w:pPr>
               <w:spacing w:after="20" w:before="0"/>
             </w:pPr>
-            <w:hyperlink w:history="1" r:id="rIdh4w8dqjox793yx6vhgl9s">
+            <w:hyperlink w:history="1" r:id="rIdcii2enycb-vqn8un4zedr">
               <w:r>
                 <w:rPr>
                   <w:rFonts w:ascii="Arial" w:cs="Arial" w:eastAsia="Arial" w:hAnsi="Arial"/>
@@ -12438,7 +12474,7 @@
               <w:spacing w:after="10" w:before="0"/>
               <w:ind w:left="120"/>
             </w:pPr>
-            <w:hyperlink w:history="1" r:id="rIdbjzgihalzo3glnngxu9yh">
+            <w:hyperlink w:history="1" r:id="rIdis834ywlqw4g6n9ngq3h2">
               <w:r>
                 <w:rPr>
                   <w:rFonts w:ascii="Arial" w:cs="Arial" w:eastAsia="Arial" w:hAnsi="Arial"/>
@@ -12585,32 +12621,32 @@
         <w:tc>
           <w:tcPr>
             <w:tcW w:type="dxa" w:w="1520"/>
-            <w:shd w:fill="F2F2F2" w:color="auto" w:val="clear"/>
-            <w:tcMar>
-              <w:top w:type="dxa" w:w="60"/>
-              <w:left w:type="dxa" w:w="120"/>
-              <w:bottom w:type="dxa" w:w="60"/>
-              <w:right w:type="dxa" w:w="120"/>
-            </w:tcMar>
-            <w:vAlign w:val="top"/>
-          </w:tcPr>
-          <w:p>
-            <w:pPr>
-              <w:spacing w:after="40" w:before="0"/>
-              <w:jc w:val="left"/>
-            </w:pPr>
-            <w:r>
-              <w:rPr>
-                <w:rFonts w:ascii="Arial" w:cs="Arial" w:eastAsia="Arial" w:hAnsi="Arial"/>
-                <w:b/>
-                <w:bCs/>
-                <w:i w:val="false"/>
-                <w:iCs w:val="false"/>
-                <w:color w:val="000000"/>
-                <w:sz w:val="18"/>
-                <w:szCs w:val="18"/>
-              </w:rPr>
-              <w:t xml:space="preserve">Phase 3 — Explain</w:t>
+            <w:shd w:fill="E2EFDA" w:color="auto" w:val="clear"/>
+            <w:tcMar>
+              <w:top w:type="dxa" w:w="60"/>
+              <w:left w:type="dxa" w:w="120"/>
+              <w:bottom w:type="dxa" w:w="60"/>
+              <w:right w:type="dxa" w:w="120"/>
+            </w:tcMar>
+            <w:vAlign w:val="top"/>
+          </w:tcPr>
+          <w:p>
+            <w:pPr>
+              <w:spacing w:after="40" w:before="0"/>
+              <w:jc w:val="left"/>
+            </w:pPr>
+            <w:r>
+              <w:rPr>
+                <w:rFonts w:ascii="Arial" w:cs="Arial" w:eastAsia="Arial" w:hAnsi="Arial"/>
+                <w:b/>
+                <w:bCs/>
+                <w:i w:val="false"/>
+                <w:iCs w:val="false"/>
+                <w:color w:val="000000"/>
+                <w:sz w:val="18"/>
+                <w:szCs w:val="18"/>
+              </w:rPr>
+              <w:t xml:space="preserve">Explain Phase</w:t>
             </w:r>
           </w:p>
           <w:p>
@@ -12633,7 +12669,7 @@
             <w:pPr>
               <w:spacing w:after="20" w:before="0"/>
             </w:pPr>
-            <w:hyperlink w:history="1" r:id="rIdxgbhv7vnoywhiwma7ymj8">
+            <w:hyperlink w:history="1" r:id="rIdx6e8q6pxvkxru_rnwmmlm">
               <w:r>
                 <w:rPr>
                   <w:rFonts w:ascii="Arial" w:cs="Arial" w:eastAsia="Arial" w:hAnsi="Arial"/>
@@ -12666,7 +12702,7 @@
               <w:spacing w:after="10" w:before="0"/>
               <w:ind w:left="120"/>
             </w:pPr>
-            <w:hyperlink w:history="1" r:id="rIda2ygkntn8orh5g94onc8c">
+            <w:hyperlink w:history="1" r:id="rIdzcu5h2mqvmxhm0_adhmts">
               <w:r>
                 <w:rPr>
                   <w:rFonts w:ascii="Arial" w:cs="Arial" w:eastAsia="Arial" w:hAnsi="Arial"/>
@@ -12711,7 +12747,7 @@
             <w:pPr>
               <w:spacing w:after="20" w:before="0"/>
             </w:pPr>
-            <w:hyperlink w:history="1" r:id="rIdycdllaedppmkkw67e5vs9">
+            <w:hyperlink w:history="1" r:id="rIdbg23-_aqvti3cuwwgubit">
               <w:r>
                 <w:rPr>
                   <w:rFonts w:ascii="Arial" w:cs="Arial" w:eastAsia="Arial" w:hAnsi="Arial"/>
@@ -12744,7 +12780,7 @@
               <w:spacing w:after="10" w:before="0"/>
               <w:ind w:left="120"/>
             </w:pPr>
-            <w:hyperlink w:history="1" r:id="rIdnwnfeornm3m77arxqqtu0">
+            <w:hyperlink w:history="1" r:id="rIdjeyo8ufnah77kbhhzo2mx">
               <w:r>
                 <w:rPr>
                   <w:rFonts w:ascii="Arial" w:cs="Arial" w:eastAsia="Arial" w:hAnsi="Arial"/>
@@ -12891,32 +12927,32 @@
         <w:tc>
           <w:tcPr>
             <w:tcW w:type="dxa" w:w="1520"/>
-            <w:shd w:fill="F2F2F2" w:color="auto" w:val="clear"/>
-            <w:tcMar>
-              <w:top w:type="dxa" w:w="60"/>
-              <w:left w:type="dxa" w:w="120"/>
-              <w:bottom w:type="dxa" w:w="60"/>
-              <w:right w:type="dxa" w:w="120"/>
-            </w:tcMar>
-            <w:vAlign w:val="top"/>
-          </w:tcPr>
-          <w:p>
-            <w:pPr>
-              <w:spacing w:after="40" w:before="0"/>
-              <w:jc w:val="left"/>
-            </w:pPr>
-            <w:r>
-              <w:rPr>
-                <w:rFonts w:ascii="Arial" w:cs="Arial" w:eastAsia="Arial" w:hAnsi="Arial"/>
-                <w:b/>
-                <w:bCs/>
-                <w:i w:val="false"/>
-                <w:iCs w:val="false"/>
-                <w:color w:val="000000"/>
-                <w:sz w:val="18"/>
-                <w:szCs w:val="18"/>
-              </w:rPr>
-              <w:t xml:space="preserve">Phase 4 — Driving Question Board (DQB) Update</w:t>
+            <w:shd w:fill="FCE4D6" w:color="auto" w:val="clear"/>
+            <w:tcMar>
+              <w:top w:type="dxa" w:w="60"/>
+              <w:left w:type="dxa" w:w="120"/>
+              <w:bottom w:type="dxa" w:w="60"/>
+              <w:right w:type="dxa" w:w="120"/>
+            </w:tcMar>
+            <w:vAlign w:val="top"/>
+          </w:tcPr>
+          <w:p>
+            <w:pPr>
+              <w:spacing w:after="40" w:before="0"/>
+              <w:jc w:val="left"/>
+            </w:pPr>
+            <w:r>
+              <w:rPr>
+                <w:rFonts w:ascii="Arial" w:cs="Arial" w:eastAsia="Arial" w:hAnsi="Arial"/>
+                <w:b/>
+                <w:bCs/>
+                <w:i w:val="false"/>
+                <w:iCs w:val="false"/>
+                <w:color w:val="000000"/>
+                <w:sz w:val="18"/>
+                <w:szCs w:val="18"/>
+              </w:rPr>
+              <w:t xml:space="preserve">Driving Question Board (DQB) Creation</w:t>
             </w:r>
           </w:p>
           <w:p>
@@ -12939,7 +12975,7 @@
             <w:pPr>
               <w:spacing w:after="20" w:before="0"/>
             </w:pPr>
-            <w:hyperlink w:history="1" r:id="rIdqktqu-vtk0tmw1ppebdor">
+            <w:hyperlink w:history="1" r:id="rIdvptv3f3-qbfptze9ym6g1">
               <w:r>
                 <w:rPr>
                   <w:rFonts w:ascii="Arial" w:cs="Arial" w:eastAsia="Arial" w:hAnsi="Arial"/>
@@ -12972,7 +13008,7 @@
               <w:spacing w:after="10" w:before="0"/>
               <w:ind w:left="120"/>
             </w:pPr>
-            <w:hyperlink w:history="1" r:id="rIdkqv7ds8xa1hvf4wtqm5ln">
+            <w:hyperlink w:history="1" r:id="rIdf4z4hkk80pcmzqojlvs29">
               <w:r>
                 <w:rPr>
                   <w:rFonts w:ascii="Arial" w:cs="Arial" w:eastAsia="Arial" w:hAnsi="Arial"/>
@@ -13017,7 +13053,7 @@
             <w:pPr>
               <w:spacing w:after="20" w:before="0"/>
             </w:pPr>
-            <w:hyperlink w:history="1" r:id="rId9d_mbn8ghta_ouwqrirzw">
+            <w:hyperlink w:history="1" r:id="rIddaycowfhiot-bctjyjqeu">
               <w:r>
                 <w:rPr>
                   <w:rFonts w:ascii="Arial" w:cs="Arial" w:eastAsia="Arial" w:hAnsi="Arial"/>
@@ -13050,7 +13086,7 @@
               <w:spacing w:after="10" w:before="0"/>
               <w:ind w:left="120"/>
             </w:pPr>
-            <w:hyperlink w:history="1" r:id="rIdklvynewmyfx51umx10svd">
+            <w:hyperlink w:history="1" r:id="rIdrcpv0sy93gqw2w6b15vne">
               <w:r>
                 <w:rPr>
                   <w:rFonts w:ascii="Arial" w:cs="Arial" w:eastAsia="Arial" w:hAnsi="Arial"/>
@@ -13197,32 +13233,32 @@
         <w:tc>
           <w:tcPr>
             <w:tcW w:type="dxa" w:w="1520"/>
-            <w:shd w:fill="F2F2F2" w:color="auto" w:val="clear"/>
-            <w:tcMar>
-              <w:top w:type="dxa" w:w="60"/>
-              <w:left w:type="dxa" w:w="120"/>
-              <w:bottom w:type="dxa" w:w="60"/>
-              <w:right w:type="dxa" w:w="120"/>
-            </w:tcMar>
-            <w:vAlign w:val="top"/>
-          </w:tcPr>
-          <w:p>
-            <w:pPr>
-              <w:spacing w:after="40" w:before="0"/>
-              <w:jc w:val="left"/>
-            </w:pPr>
-            <w:r>
-              <w:rPr>
-                <w:rFonts w:ascii="Arial" w:cs="Arial" w:eastAsia="Arial" w:hAnsi="Arial"/>
-                <w:b/>
-                <w:bCs/>
-                <w:i w:val="false"/>
-                <w:iCs w:val="false"/>
-                <w:color w:val="000000"/>
-                <w:sz w:val="18"/>
-                <w:szCs w:val="18"/>
-              </w:rPr>
-              <w:t xml:space="preserve">Phase 5 — Model Building</w:t>
+            <w:shd w:fill="D5E8F0" w:color="auto" w:val="clear"/>
+            <w:tcMar>
+              <w:top w:type="dxa" w:w="60"/>
+              <w:left w:type="dxa" w:w="120"/>
+              <w:bottom w:type="dxa" w:w="60"/>
+              <w:right w:type="dxa" w:w="120"/>
+            </w:tcMar>
+            <w:vAlign w:val="top"/>
+          </w:tcPr>
+          <w:p>
+            <w:pPr>
+              <w:spacing w:after="40" w:before="0"/>
+              <w:jc w:val="left"/>
+            </w:pPr>
+            <w:r>
+              <w:rPr>
+                <w:rFonts w:ascii="Arial" w:cs="Arial" w:eastAsia="Arial" w:hAnsi="Arial"/>
+                <w:b/>
+                <w:bCs/>
+                <w:i w:val="false"/>
+                <w:iCs w:val="false"/>
+                <w:color w:val="000000"/>
+                <w:sz w:val="18"/>
+                <w:szCs w:val="18"/>
+              </w:rPr>
+              <w:t xml:space="preserve">Model Building Phase</w:t>
             </w:r>
           </w:p>
           <w:p>
@@ -13245,7 +13281,7 @@
             <w:pPr>
               <w:spacing w:after="20" w:before="0"/>
             </w:pPr>
-            <w:hyperlink w:history="1" r:id="rIdphn3rpy9viigan5yzgqir">
+            <w:hyperlink w:history="1" r:id="rIdy_endoxvp4jgodbh1q_ao">
               <w:r>
                 <w:rPr>
                   <w:rFonts w:ascii="Arial" w:cs="Arial" w:eastAsia="Arial" w:hAnsi="Arial"/>
@@ -13278,7 +13314,7 @@
               <w:spacing w:after="10" w:before="0"/>
               <w:ind w:left="120"/>
             </w:pPr>
-            <w:hyperlink w:history="1" r:id="rId7biiennvvrvzamwvay3nv">
+            <w:hyperlink w:history="1" r:id="rIdcrmuifynlnxynwhwaflwq">
               <w:r>
                 <w:rPr>
                   <w:rFonts w:ascii="Arial" w:cs="Arial" w:eastAsia="Arial" w:hAnsi="Arial"/>
@@ -13323,7 +13359,7 @@
             <w:pPr>
               <w:spacing w:after="20" w:before="0"/>
             </w:pPr>
-            <w:hyperlink w:history="1" r:id="rIdopd8rjl2m72q9ruqoivpy">
+            <w:hyperlink w:history="1" r:id="rIdkq5pdraebdlcgql0pqt7p">
               <w:r>
                 <w:rPr>
                   <w:rFonts w:ascii="Arial" w:cs="Arial" w:eastAsia="Arial" w:hAnsi="Arial"/>
@@ -13356,7 +13392,7 @@
               <w:spacing w:after="10" w:before="0"/>
               <w:ind w:left="120"/>
             </w:pPr>
-            <w:hyperlink w:history="1" r:id="rIdprngiroacj8mypolts8pd">
+            <w:hyperlink w:history="1" r:id="rId6kgjcgntxhttwzkocz7-o">
               <w:r>
                 <w:rPr>
                   <w:rFonts w:ascii="Arial" w:cs="Arial" w:eastAsia="Arial" w:hAnsi="Arial"/>
@@ -14795,32 +14831,32 @@
         <w:tc>
           <w:tcPr>
             <w:tcW w:type="dxa" w:w="1520"/>
-            <w:shd w:fill="F2F2F2" w:color="auto" w:val="clear"/>
-            <w:tcMar>
-              <w:top w:type="dxa" w:w="60"/>
-              <w:left w:type="dxa" w:w="120"/>
-              <w:bottom w:type="dxa" w:w="60"/>
-              <w:right w:type="dxa" w:w="120"/>
-            </w:tcMar>
-            <w:vAlign w:val="top"/>
-          </w:tcPr>
-          <w:p>
-            <w:pPr>
-              <w:spacing w:after="40" w:before="0"/>
-              <w:jc w:val="left"/>
-            </w:pPr>
-            <w:r>
-              <w:rPr>
-                <w:rFonts w:ascii="Arial" w:cs="Arial" w:eastAsia="Arial" w:hAnsi="Arial"/>
-                <w:b/>
-                <w:bCs/>
-                <w:i w:val="false"/>
-                <w:iCs w:val="false"/>
-                <w:color w:val="000000"/>
-                <w:sz w:val="18"/>
-                <w:szCs w:val="18"/>
-              </w:rPr>
-              <w:t xml:space="preserve">Phase 1 — Predict</w:t>
+            <w:shd w:fill="EAD1F5" w:color="auto" w:val="clear"/>
+            <w:tcMar>
+              <w:top w:type="dxa" w:w="60"/>
+              <w:left w:type="dxa" w:w="120"/>
+              <w:bottom w:type="dxa" w:w="60"/>
+              <w:right w:type="dxa" w:w="120"/>
+            </w:tcMar>
+            <w:vAlign w:val="top"/>
+          </w:tcPr>
+          <w:p>
+            <w:pPr>
+              <w:spacing w:after="40" w:before="0"/>
+              <w:jc w:val="left"/>
+            </w:pPr>
+            <w:r>
+              <w:rPr>
+                <w:rFonts w:ascii="Arial" w:cs="Arial" w:eastAsia="Arial" w:hAnsi="Arial"/>
+                <w:b/>
+                <w:bCs/>
+                <w:i w:val="false"/>
+                <w:iCs w:val="false"/>
+                <w:color w:val="000000"/>
+                <w:sz w:val="18"/>
+                <w:szCs w:val="18"/>
+              </w:rPr>
+              <w:t xml:space="preserve">Predict Phase</w:t>
             </w:r>
           </w:p>
           <w:p>
@@ -14843,7 +14879,7 @@
             <w:pPr>
               <w:spacing w:after="20" w:before="0"/>
             </w:pPr>
-            <w:hyperlink w:history="1" r:id="rIdu0nozg0krrl8v7kvw8jdn">
+            <w:hyperlink w:history="1" r:id="rIdyjavb-gnz1k7knipqi-cq">
               <w:r>
                 <w:rPr>
                   <w:rFonts w:ascii="Arial" w:cs="Arial" w:eastAsia="Arial" w:hAnsi="Arial"/>
@@ -14876,7 +14912,7 @@
               <w:spacing w:after="10" w:before="0"/>
               <w:ind w:left="120"/>
             </w:pPr>
-            <w:hyperlink w:history="1" r:id="rIdfv4qq8r6fj2denuzjub4u">
+            <w:hyperlink w:history="1" r:id="rIdkf2rvvlpxbnyr7bcpdzyr">
               <w:r>
                 <w:rPr>
                   <w:rFonts w:ascii="Arial" w:cs="Arial" w:eastAsia="Arial" w:hAnsi="Arial"/>
@@ -14921,7 +14957,7 @@
             <w:pPr>
               <w:spacing w:after="20" w:before="0"/>
             </w:pPr>
-            <w:hyperlink w:history="1" r:id="rIdlfledvbam_xoo_u7admz1">
+            <w:hyperlink w:history="1" r:id="rId_dhlu9rmkpuhdpcakid7r">
               <w:r>
                 <w:rPr>
                   <w:rFonts w:ascii="Arial" w:cs="Arial" w:eastAsia="Arial" w:hAnsi="Arial"/>
@@ -14954,7 +14990,7 @@
               <w:spacing w:after="10" w:before="0"/>
               <w:ind w:left="120"/>
             </w:pPr>
-            <w:hyperlink w:history="1" r:id="rIds6hy8n-sf9u0vrtpb52ga">
+            <w:hyperlink w:history="1" r:id="rIdsrzdy6nxveo-7qaaqdglu">
               <w:r>
                 <w:rPr>
                   <w:rFonts w:ascii="Arial" w:cs="Arial" w:eastAsia="Arial" w:hAnsi="Arial"/>
@@ -15101,32 +15137,32 @@
         <w:tc>
           <w:tcPr>
             <w:tcW w:type="dxa" w:w="1520"/>
-            <w:shd w:fill="F2F2F2" w:color="auto" w:val="clear"/>
-            <w:tcMar>
-              <w:top w:type="dxa" w:w="60"/>
-              <w:left w:type="dxa" w:w="120"/>
-              <w:bottom w:type="dxa" w:w="60"/>
-              <w:right w:type="dxa" w:w="120"/>
-            </w:tcMar>
-            <w:vAlign w:val="top"/>
-          </w:tcPr>
-          <w:p>
-            <w:pPr>
-              <w:spacing w:after="40" w:before="0"/>
-              <w:jc w:val="left"/>
-            </w:pPr>
-            <w:r>
-              <w:rPr>
-                <w:rFonts w:ascii="Arial" w:cs="Arial" w:eastAsia="Arial" w:hAnsi="Arial"/>
-                <w:b/>
-                <w:bCs/>
-                <w:i w:val="false"/>
-                <w:iCs w:val="false"/>
-                <w:color w:val="000000"/>
-                <w:sz w:val="18"/>
-                <w:szCs w:val="18"/>
-              </w:rPr>
-              <w:t xml:space="preserve">Phase 2 — Observe</w:t>
+            <w:shd w:fill="D9EEF1" w:color="auto" w:val="clear"/>
+            <w:tcMar>
+              <w:top w:type="dxa" w:w="60"/>
+              <w:left w:type="dxa" w:w="120"/>
+              <w:bottom w:type="dxa" w:w="60"/>
+              <w:right w:type="dxa" w:w="120"/>
+            </w:tcMar>
+            <w:vAlign w:val="top"/>
+          </w:tcPr>
+          <w:p>
+            <w:pPr>
+              <w:spacing w:after="40" w:before="0"/>
+              <w:jc w:val="left"/>
+            </w:pPr>
+            <w:r>
+              <w:rPr>
+                <w:rFonts w:ascii="Arial" w:cs="Arial" w:eastAsia="Arial" w:hAnsi="Arial"/>
+                <w:b/>
+                <w:bCs/>
+                <w:i w:val="false"/>
+                <w:iCs w:val="false"/>
+                <w:color w:val="000000"/>
+                <w:sz w:val="18"/>
+                <w:szCs w:val="18"/>
+              </w:rPr>
+              <w:t xml:space="preserve">Observe Phase</w:t>
             </w:r>
           </w:p>
           <w:p>
@@ -15149,7 +15185,7 @@
             <w:pPr>
               <w:spacing w:after="20" w:before="0"/>
             </w:pPr>
-            <w:hyperlink w:history="1" r:id="rId3hp9ug56vj34epm6nh144">
+            <w:hyperlink w:history="1" r:id="rIdtxwlnzjom68j4txzc_ors">
               <w:r>
                 <w:rPr>
                   <w:rFonts w:ascii="Arial" w:cs="Arial" w:eastAsia="Arial" w:hAnsi="Arial"/>
@@ -15182,7 +15218,7 @@
               <w:spacing w:after="10" w:before="0"/>
               <w:ind w:left="120"/>
             </w:pPr>
-            <w:hyperlink w:history="1" r:id="rIdizx5gxngyoh0sbf5kvvcq">
+            <w:hyperlink w:history="1" r:id="rIdz19c4x24a6jkokpdhczc3">
               <w:r>
                 <w:rPr>
                   <w:rFonts w:ascii="Arial" w:cs="Arial" w:eastAsia="Arial" w:hAnsi="Arial"/>
@@ -15227,7 +15263,7 @@
             <w:pPr>
               <w:spacing w:after="20" w:before="0"/>
             </w:pPr>
-            <w:hyperlink w:history="1" r:id="rIdnxwzp_ptphbvyymneo0ta">
+            <w:hyperlink w:history="1" r:id="rIdbasis8qqjnbucmgk6fjgd">
               <w:r>
                 <w:rPr>
                   <w:rFonts w:ascii="Arial" w:cs="Arial" w:eastAsia="Arial" w:hAnsi="Arial"/>
@@ -15260,7 +15296,7 @@
               <w:spacing w:after="10" w:before="0"/>
               <w:ind w:left="120"/>
             </w:pPr>
-            <w:hyperlink w:history="1" r:id="rIdzg6upykkrtco6hvl7jrcn">
+            <w:hyperlink w:history="1" r:id="rIdrp2kljzrqoym8srxwstwi">
               <w:r>
                 <w:rPr>
                   <w:rFonts w:ascii="Arial" w:cs="Arial" w:eastAsia="Arial" w:hAnsi="Arial"/>
@@ -15407,32 +15443,32 @@
         <w:tc>
           <w:tcPr>
             <w:tcW w:type="dxa" w:w="1520"/>
-            <w:shd w:fill="F2F2F2" w:color="auto" w:val="clear"/>
-            <w:tcMar>
-              <w:top w:type="dxa" w:w="60"/>
-              <w:left w:type="dxa" w:w="120"/>
-              <w:bottom w:type="dxa" w:w="60"/>
-              <w:right w:type="dxa" w:w="120"/>
-            </w:tcMar>
-            <w:vAlign w:val="top"/>
-          </w:tcPr>
-          <w:p>
-            <w:pPr>
-              <w:spacing w:after="40" w:before="0"/>
-              <w:jc w:val="left"/>
-            </w:pPr>
-            <w:r>
-              <w:rPr>
-                <w:rFonts w:ascii="Arial" w:cs="Arial" w:eastAsia="Arial" w:hAnsi="Arial"/>
-                <w:b/>
-                <w:bCs/>
-                <w:i w:val="false"/>
-                <w:iCs w:val="false"/>
-                <w:color w:val="000000"/>
-                <w:sz w:val="18"/>
-                <w:szCs w:val="18"/>
-              </w:rPr>
-              <w:t xml:space="preserve">Phase 3 — Explain</w:t>
+            <w:shd w:fill="E2EFDA" w:color="auto" w:val="clear"/>
+            <w:tcMar>
+              <w:top w:type="dxa" w:w="60"/>
+              <w:left w:type="dxa" w:w="120"/>
+              <w:bottom w:type="dxa" w:w="60"/>
+              <w:right w:type="dxa" w:w="120"/>
+            </w:tcMar>
+            <w:vAlign w:val="top"/>
+          </w:tcPr>
+          <w:p>
+            <w:pPr>
+              <w:spacing w:after="40" w:before="0"/>
+              <w:jc w:val="left"/>
+            </w:pPr>
+            <w:r>
+              <w:rPr>
+                <w:rFonts w:ascii="Arial" w:cs="Arial" w:eastAsia="Arial" w:hAnsi="Arial"/>
+                <w:b/>
+                <w:bCs/>
+                <w:i w:val="false"/>
+                <w:iCs w:val="false"/>
+                <w:color w:val="000000"/>
+                <w:sz w:val="18"/>
+                <w:szCs w:val="18"/>
+              </w:rPr>
+              <w:t xml:space="preserve">Explain Phase</w:t>
             </w:r>
           </w:p>
           <w:p>
@@ -15455,7 +15491,7 @@
             <w:pPr>
               <w:spacing w:after="20" w:before="0"/>
             </w:pPr>
-            <w:hyperlink w:history="1" r:id="rIdkb_d6zqcohth5cipus2gp">
+            <w:hyperlink w:history="1" r:id="rIdfyvmhslu1dudxoilsxf7q">
               <w:r>
                 <w:rPr>
                   <w:rFonts w:ascii="Arial" w:cs="Arial" w:eastAsia="Arial" w:hAnsi="Arial"/>
@@ -15488,7 +15524,7 @@
               <w:spacing w:after="10" w:before="0"/>
               <w:ind w:left="120"/>
             </w:pPr>
-            <w:hyperlink w:history="1" r:id="rId7dcolan2xkkptc4lbpxqm">
+            <w:hyperlink w:history="1" r:id="rIdmr-b-9w8ouop0lp9x32ik">
               <w:r>
                 <w:rPr>
                   <w:rFonts w:ascii="Arial" w:cs="Arial" w:eastAsia="Arial" w:hAnsi="Arial"/>
@@ -15533,7 +15569,7 @@
             <w:pPr>
               <w:spacing w:after="20" w:before="0"/>
             </w:pPr>
-            <w:hyperlink w:history="1" r:id="rIdwpezlpzciea2e-rpnbuw4">
+            <w:hyperlink w:history="1" r:id="rId1fvfi9ejhi2zonbrj1ce9">
               <w:r>
                 <w:rPr>
                   <w:rFonts w:ascii="Arial" w:cs="Arial" w:eastAsia="Arial" w:hAnsi="Arial"/>
@@ -15566,7 +15602,7 @@
               <w:spacing w:after="10" w:before="0"/>
               <w:ind w:left="120"/>
             </w:pPr>
-            <w:hyperlink w:history="1" r:id="rIdxsa-i9tx6nhkl82kjwynu">
+            <w:hyperlink w:history="1" r:id="rIdbekewnyjvpg6y9kd7y5ki">
               <w:r>
                 <w:rPr>
                   <w:rFonts w:ascii="Arial" w:cs="Arial" w:eastAsia="Arial" w:hAnsi="Arial"/>
@@ -15713,32 +15749,32 @@
         <w:tc>
           <w:tcPr>
             <w:tcW w:type="dxa" w:w="1520"/>
-            <w:shd w:fill="F2F2F2" w:color="auto" w:val="clear"/>
-            <w:tcMar>
-              <w:top w:type="dxa" w:w="60"/>
-              <w:left w:type="dxa" w:w="120"/>
-              <w:bottom w:type="dxa" w:w="60"/>
-              <w:right w:type="dxa" w:w="120"/>
-            </w:tcMar>
-            <w:vAlign w:val="top"/>
-          </w:tcPr>
-          <w:p>
-            <w:pPr>
-              <w:spacing w:after="40" w:before="0"/>
-              <w:jc w:val="left"/>
-            </w:pPr>
-            <w:r>
-              <w:rPr>
-                <w:rFonts w:ascii="Arial" w:cs="Arial" w:eastAsia="Arial" w:hAnsi="Arial"/>
-                <w:b/>
-                <w:bCs/>
-                <w:i w:val="false"/>
-                <w:iCs w:val="false"/>
-                <w:color w:val="000000"/>
-                <w:sz w:val="18"/>
-                <w:szCs w:val="18"/>
-              </w:rPr>
-              <w:t xml:space="preserve">Phase 4 — Driving Question Board (DQB) Update</w:t>
+            <w:shd w:fill="FCE4D6" w:color="auto" w:val="clear"/>
+            <w:tcMar>
+              <w:top w:type="dxa" w:w="60"/>
+              <w:left w:type="dxa" w:w="120"/>
+              <w:bottom w:type="dxa" w:w="60"/>
+              <w:right w:type="dxa" w:w="120"/>
+            </w:tcMar>
+            <w:vAlign w:val="top"/>
+          </w:tcPr>
+          <w:p>
+            <w:pPr>
+              <w:spacing w:after="40" w:before="0"/>
+              <w:jc w:val="left"/>
+            </w:pPr>
+            <w:r>
+              <w:rPr>
+                <w:rFonts w:ascii="Arial" w:cs="Arial" w:eastAsia="Arial" w:hAnsi="Arial"/>
+                <w:b/>
+                <w:bCs/>
+                <w:i w:val="false"/>
+                <w:iCs w:val="false"/>
+                <w:color w:val="000000"/>
+                <w:sz w:val="18"/>
+                <w:szCs w:val="18"/>
+              </w:rPr>
+              <w:t xml:space="preserve">Driving Question Board (DQB) Creation</w:t>
             </w:r>
           </w:p>
           <w:p>
@@ -15761,7 +15797,7 @@
             <w:pPr>
               <w:spacing w:after="20" w:before="0"/>
             </w:pPr>
-            <w:hyperlink w:history="1" r:id="rIdxsees-ikiwlidqdl9sr-i">
+            <w:hyperlink w:history="1" r:id="rIdzph4thw-rrkglpvy0gp0n">
               <w:r>
                 <w:rPr>
                   <w:rFonts w:ascii="Arial" w:cs="Arial" w:eastAsia="Arial" w:hAnsi="Arial"/>
@@ -15794,7 +15830,7 @@
               <w:spacing w:after="10" w:before="0"/>
               <w:ind w:left="120"/>
             </w:pPr>
-            <w:hyperlink w:history="1" r:id="rIdfqm_m10gt_ujt8denmqd8">
+            <w:hyperlink w:history="1" r:id="rId4wpllidfcuazdzmhvfe8u">
               <w:r>
                 <w:rPr>
                   <w:rFonts w:ascii="Arial" w:cs="Arial" w:eastAsia="Arial" w:hAnsi="Arial"/>
@@ -15839,7 +15875,7 @@
             <w:pPr>
               <w:spacing w:after="20" w:before="0"/>
             </w:pPr>
-            <w:hyperlink w:history="1" r:id="rIdnqp2lfj2nf0usrhnq4afd">
+            <w:hyperlink w:history="1" r:id="rIdmur5hsexoisikl7gzddov">
               <w:r>
                 <w:rPr>
                   <w:rFonts w:ascii="Arial" w:cs="Arial" w:eastAsia="Arial" w:hAnsi="Arial"/>
@@ -15872,7 +15908,7 @@
               <w:spacing w:after="10" w:before="0"/>
               <w:ind w:left="120"/>
             </w:pPr>
-            <w:hyperlink w:history="1" r:id="rIdkbrnwuyyjyh1mo3-q_grf">
+            <w:hyperlink w:history="1" r:id="rIdh5szgddhxqzd_1v4atsch">
               <w:r>
                 <w:rPr>
                   <w:rFonts w:ascii="Arial" w:cs="Arial" w:eastAsia="Arial" w:hAnsi="Arial"/>
@@ -16019,32 +16055,32 @@
         <w:tc>
           <w:tcPr>
             <w:tcW w:type="dxa" w:w="1520"/>
-            <w:shd w:fill="F2F2F2" w:color="auto" w:val="clear"/>
-            <w:tcMar>
-              <w:top w:type="dxa" w:w="60"/>
-              <w:left w:type="dxa" w:w="120"/>
-              <w:bottom w:type="dxa" w:w="60"/>
-              <w:right w:type="dxa" w:w="120"/>
-            </w:tcMar>
-            <w:vAlign w:val="top"/>
-          </w:tcPr>
-          <w:p>
-            <w:pPr>
-              <w:spacing w:after="40" w:before="0"/>
-              <w:jc w:val="left"/>
-            </w:pPr>
-            <w:r>
-              <w:rPr>
-                <w:rFonts w:ascii="Arial" w:cs="Arial" w:eastAsia="Arial" w:hAnsi="Arial"/>
-                <w:b/>
-                <w:bCs/>
-                <w:i w:val="false"/>
-                <w:iCs w:val="false"/>
-                <w:color w:val="000000"/>
-                <w:sz w:val="18"/>
-                <w:szCs w:val="18"/>
-              </w:rPr>
-              <w:t xml:space="preserve">Phase 5 — Model Building</w:t>
+            <w:shd w:fill="D5E8F0" w:color="auto" w:val="clear"/>
+            <w:tcMar>
+              <w:top w:type="dxa" w:w="60"/>
+              <w:left w:type="dxa" w:w="120"/>
+              <w:bottom w:type="dxa" w:w="60"/>
+              <w:right w:type="dxa" w:w="120"/>
+            </w:tcMar>
+            <w:vAlign w:val="top"/>
+          </w:tcPr>
+          <w:p>
+            <w:pPr>
+              <w:spacing w:after="40" w:before="0"/>
+              <w:jc w:val="left"/>
+            </w:pPr>
+            <w:r>
+              <w:rPr>
+                <w:rFonts w:ascii="Arial" w:cs="Arial" w:eastAsia="Arial" w:hAnsi="Arial"/>
+                <w:b/>
+                <w:bCs/>
+                <w:i w:val="false"/>
+                <w:iCs w:val="false"/>
+                <w:color w:val="000000"/>
+                <w:sz w:val="18"/>
+                <w:szCs w:val="18"/>
+              </w:rPr>
+              <w:t xml:space="preserve">Model Building Phase</w:t>
             </w:r>
           </w:p>
           <w:p>
@@ -16067,7 +16103,7 @@
             <w:pPr>
               <w:spacing w:after="20" w:before="0"/>
             </w:pPr>
-            <w:hyperlink w:history="1" r:id="rIdlmv4ctcnnsnncq-rhe6-q">
+            <w:hyperlink w:history="1" r:id="rIdaezwrj-kuut4x8kd5fnnf">
               <w:r>
                 <w:rPr>
                   <w:rFonts w:ascii="Arial" w:cs="Arial" w:eastAsia="Arial" w:hAnsi="Arial"/>
@@ -16100,7 +16136,7 @@
               <w:spacing w:after="10" w:before="0"/>
               <w:ind w:left="120"/>
             </w:pPr>
-            <w:hyperlink w:history="1" r:id="rIdhtcyw-jgy2bii6mvb_lym">
+            <w:hyperlink w:history="1" r:id="rIdjkk94kji1rxqkwtsvlhqk">
               <w:r>
                 <w:rPr>
                   <w:rFonts w:ascii="Arial" w:cs="Arial" w:eastAsia="Arial" w:hAnsi="Arial"/>
@@ -16145,7 +16181,7 @@
             <w:pPr>
               <w:spacing w:after="20" w:before="0"/>
             </w:pPr>
-            <w:hyperlink w:history="1" r:id="rIdl3xr_fnqn7xwhc7yqbjyd">
+            <w:hyperlink w:history="1" r:id="rIdr1eqqvnieq3aq79b0fspl">
               <w:r>
                 <w:rPr>
                   <w:rFonts w:ascii="Arial" w:cs="Arial" w:eastAsia="Arial" w:hAnsi="Arial"/>
@@ -16178,7 +16214,7 @@
               <w:spacing w:after="10" w:before="0"/>
               <w:ind w:left="120"/>
             </w:pPr>
-            <w:hyperlink w:history="1" r:id="rIdv0gc7dtjymtrenhyyeml5">
+            <w:hyperlink w:history="1" r:id="rIdu6tiqr6_q7cjtlvm6oyfa">
               <w:r>
                 <w:rPr>
                   <w:rFonts w:ascii="Arial" w:cs="Arial" w:eastAsia="Arial" w:hAnsi="Arial"/>
@@ -17617,32 +17653,32 @@
         <w:tc>
           <w:tcPr>
             <w:tcW w:type="dxa" w:w="1520"/>
-            <w:shd w:fill="F2F2F2" w:color="auto" w:val="clear"/>
-            <w:tcMar>
-              <w:top w:type="dxa" w:w="60"/>
-              <w:left w:type="dxa" w:w="120"/>
-              <w:bottom w:type="dxa" w:w="60"/>
-              <w:right w:type="dxa" w:w="120"/>
-            </w:tcMar>
-            <w:vAlign w:val="top"/>
-          </w:tcPr>
-          <w:p>
-            <w:pPr>
-              <w:spacing w:after="40" w:before="0"/>
-              <w:jc w:val="left"/>
-            </w:pPr>
-            <w:r>
-              <w:rPr>
-                <w:rFonts w:ascii="Arial" w:cs="Arial" w:eastAsia="Arial" w:hAnsi="Arial"/>
-                <w:b/>
-                <w:bCs/>
-                <w:i w:val="false"/>
-                <w:iCs w:val="false"/>
-                <w:color w:val="000000"/>
-                <w:sz w:val="18"/>
-                <w:szCs w:val="18"/>
-              </w:rPr>
-              <w:t xml:space="preserve">Phase 1 — Predict</w:t>
+            <w:shd w:fill="EAD1F5" w:color="auto" w:val="clear"/>
+            <w:tcMar>
+              <w:top w:type="dxa" w:w="60"/>
+              <w:left w:type="dxa" w:w="120"/>
+              <w:bottom w:type="dxa" w:w="60"/>
+              <w:right w:type="dxa" w:w="120"/>
+            </w:tcMar>
+            <w:vAlign w:val="top"/>
+          </w:tcPr>
+          <w:p>
+            <w:pPr>
+              <w:spacing w:after="40" w:before="0"/>
+              <w:jc w:val="left"/>
+            </w:pPr>
+            <w:r>
+              <w:rPr>
+                <w:rFonts w:ascii="Arial" w:cs="Arial" w:eastAsia="Arial" w:hAnsi="Arial"/>
+                <w:b/>
+                <w:bCs/>
+                <w:i w:val="false"/>
+                <w:iCs w:val="false"/>
+                <w:color w:val="000000"/>
+                <w:sz w:val="18"/>
+                <w:szCs w:val="18"/>
+              </w:rPr>
+              <w:t xml:space="preserve">Predict Phase</w:t>
             </w:r>
           </w:p>
           <w:p>
@@ -17665,7 +17701,7 @@
             <w:pPr>
               <w:spacing w:after="20" w:before="0"/>
             </w:pPr>
-            <w:hyperlink w:history="1" r:id="rIdsd5nyibqgwgmcmoyehsl-">
+            <w:hyperlink w:history="1" r:id="rIdnghdienaohwcgobyaysxz">
               <w:r>
                 <w:rPr>
                   <w:rFonts w:ascii="Arial" w:cs="Arial" w:eastAsia="Arial" w:hAnsi="Arial"/>
@@ -17698,7 +17734,7 @@
               <w:spacing w:after="10" w:before="0"/>
               <w:ind w:left="120"/>
             </w:pPr>
-            <w:hyperlink w:history="1" r:id="rIdtgoyxmu-lq5hpoe295g1e">
+            <w:hyperlink w:history="1" r:id="rIdyo15qtccemhndgy4y5gke">
               <w:r>
                 <w:rPr>
                   <w:rFonts w:ascii="Arial" w:cs="Arial" w:eastAsia="Arial" w:hAnsi="Arial"/>
@@ -17743,7 +17779,7 @@
             <w:pPr>
               <w:spacing w:after="20" w:before="0"/>
             </w:pPr>
-            <w:hyperlink w:history="1" r:id="rIdgn1p5iz7w-faq9yrv2ejl">
+            <w:hyperlink w:history="1" r:id="rIdunn02swm--as61ceghcuo">
               <w:r>
                 <w:rPr>
                   <w:rFonts w:ascii="Arial" w:cs="Arial" w:eastAsia="Arial" w:hAnsi="Arial"/>
@@ -17776,7 +17812,7 @@
               <w:spacing w:after="10" w:before="0"/>
               <w:ind w:left="120"/>
             </w:pPr>
-            <w:hyperlink w:history="1" r:id="rIdtkxfjcjogq-plt27kpxu0">
+            <w:hyperlink w:history="1" r:id="rIdka1exjicuaw7awfocvevs">
               <w:r>
                 <w:rPr>
                   <w:rFonts w:ascii="Arial" w:cs="Arial" w:eastAsia="Arial" w:hAnsi="Arial"/>
@@ -17923,32 +17959,32 @@
         <w:tc>
           <w:tcPr>
             <w:tcW w:type="dxa" w:w="1520"/>
-            <w:shd w:fill="F2F2F2" w:color="auto" w:val="clear"/>
-            <w:tcMar>
-              <w:top w:type="dxa" w:w="60"/>
-              <w:left w:type="dxa" w:w="120"/>
-              <w:bottom w:type="dxa" w:w="60"/>
-              <w:right w:type="dxa" w:w="120"/>
-            </w:tcMar>
-            <w:vAlign w:val="top"/>
-          </w:tcPr>
-          <w:p>
-            <w:pPr>
-              <w:spacing w:after="40" w:before="0"/>
-              <w:jc w:val="left"/>
-            </w:pPr>
-            <w:r>
-              <w:rPr>
-                <w:rFonts w:ascii="Arial" w:cs="Arial" w:eastAsia="Arial" w:hAnsi="Arial"/>
-                <w:b/>
-                <w:bCs/>
-                <w:i w:val="false"/>
-                <w:iCs w:val="false"/>
-                <w:color w:val="000000"/>
-                <w:sz w:val="18"/>
-                <w:szCs w:val="18"/>
-              </w:rPr>
-              <w:t xml:space="preserve">Phase 2 — Observe</w:t>
+            <w:shd w:fill="D9EEF1" w:color="auto" w:val="clear"/>
+            <w:tcMar>
+              <w:top w:type="dxa" w:w="60"/>
+              <w:left w:type="dxa" w:w="120"/>
+              <w:bottom w:type="dxa" w:w="60"/>
+              <w:right w:type="dxa" w:w="120"/>
+            </w:tcMar>
+            <w:vAlign w:val="top"/>
+          </w:tcPr>
+          <w:p>
+            <w:pPr>
+              <w:spacing w:after="40" w:before="0"/>
+              <w:jc w:val="left"/>
+            </w:pPr>
+            <w:r>
+              <w:rPr>
+                <w:rFonts w:ascii="Arial" w:cs="Arial" w:eastAsia="Arial" w:hAnsi="Arial"/>
+                <w:b/>
+                <w:bCs/>
+                <w:i w:val="false"/>
+                <w:iCs w:val="false"/>
+                <w:color w:val="000000"/>
+                <w:sz w:val="18"/>
+                <w:szCs w:val="18"/>
+              </w:rPr>
+              <w:t xml:space="preserve">Observe Phase</w:t>
             </w:r>
           </w:p>
           <w:p>
@@ -17971,7 +18007,7 @@
             <w:pPr>
               <w:spacing w:after="20" w:before="0"/>
             </w:pPr>
-            <w:hyperlink w:history="1" r:id="rIda9c6rrjx_hbe48ccntrv7">
+            <w:hyperlink w:history="1" r:id="rIdojsawzcrmskyj8rupt0xh">
               <w:r>
                 <w:rPr>
                   <w:rFonts w:ascii="Arial" w:cs="Arial" w:eastAsia="Arial" w:hAnsi="Arial"/>
@@ -18004,7 +18040,7 @@
               <w:spacing w:after="10" w:before="0"/>
               <w:ind w:left="120"/>
             </w:pPr>
-            <w:hyperlink w:history="1" r:id="rIdq8_ck10sowqsf6zlmh99e">
+            <w:hyperlink w:history="1" r:id="rId0faat4umx2gr9zj3gj_rq">
               <w:r>
                 <w:rPr>
                   <w:rFonts w:ascii="Arial" w:cs="Arial" w:eastAsia="Arial" w:hAnsi="Arial"/>
@@ -18049,7 +18085,7 @@
             <w:pPr>
               <w:spacing w:after="20" w:before="0"/>
             </w:pPr>
-            <w:hyperlink w:history="1" r:id="rIdtwxdxaydhagoqmm1r2lym">
+            <w:hyperlink w:history="1" r:id="rIdzttiuuweekfjbrtalatmy">
               <w:r>
                 <w:rPr>
                   <w:rFonts w:ascii="Arial" w:cs="Arial" w:eastAsia="Arial" w:hAnsi="Arial"/>
@@ -18082,7 +18118,7 @@
               <w:spacing w:after="10" w:before="0"/>
               <w:ind w:left="120"/>
             </w:pPr>
-            <w:hyperlink w:history="1" r:id="rIdhj6iyt5s9sdzyp731aknq">
+            <w:hyperlink w:history="1" r:id="rIdn_milettvph0s0zyzwqua">
               <w:r>
                 <w:rPr>
                   <w:rFonts w:ascii="Arial" w:cs="Arial" w:eastAsia="Arial" w:hAnsi="Arial"/>
@@ -18229,32 +18265,32 @@
         <w:tc>
           <w:tcPr>
             <w:tcW w:type="dxa" w:w="1520"/>
-            <w:shd w:fill="F2F2F2" w:color="auto" w:val="clear"/>
-            <w:tcMar>
-              <w:top w:type="dxa" w:w="60"/>
-              <w:left w:type="dxa" w:w="120"/>
-              <w:bottom w:type="dxa" w:w="60"/>
-              <w:right w:type="dxa" w:w="120"/>
-            </w:tcMar>
-            <w:vAlign w:val="top"/>
-          </w:tcPr>
-          <w:p>
-            <w:pPr>
-              <w:spacing w:after="40" w:before="0"/>
-              <w:jc w:val="left"/>
-            </w:pPr>
-            <w:r>
-              <w:rPr>
-                <w:rFonts w:ascii="Arial" w:cs="Arial" w:eastAsia="Arial" w:hAnsi="Arial"/>
-                <w:b/>
-                <w:bCs/>
-                <w:i w:val="false"/>
-                <w:iCs w:val="false"/>
-                <w:color w:val="000000"/>
-                <w:sz w:val="18"/>
-                <w:szCs w:val="18"/>
-              </w:rPr>
-              <w:t xml:space="preserve">Phase 3 — Explain</w:t>
+            <w:shd w:fill="E2EFDA" w:color="auto" w:val="clear"/>
+            <w:tcMar>
+              <w:top w:type="dxa" w:w="60"/>
+              <w:left w:type="dxa" w:w="120"/>
+              <w:bottom w:type="dxa" w:w="60"/>
+              <w:right w:type="dxa" w:w="120"/>
+            </w:tcMar>
+            <w:vAlign w:val="top"/>
+          </w:tcPr>
+          <w:p>
+            <w:pPr>
+              <w:spacing w:after="40" w:before="0"/>
+              <w:jc w:val="left"/>
+            </w:pPr>
+            <w:r>
+              <w:rPr>
+                <w:rFonts w:ascii="Arial" w:cs="Arial" w:eastAsia="Arial" w:hAnsi="Arial"/>
+                <w:b/>
+                <w:bCs/>
+                <w:i w:val="false"/>
+                <w:iCs w:val="false"/>
+                <w:color w:val="000000"/>
+                <w:sz w:val="18"/>
+                <w:szCs w:val="18"/>
+              </w:rPr>
+              <w:t xml:space="preserve">Explain Phase</w:t>
             </w:r>
           </w:p>
           <w:p>
@@ -18277,7 +18313,7 @@
             <w:pPr>
               <w:spacing w:after="20" w:before="0"/>
             </w:pPr>
-            <w:hyperlink w:history="1" r:id="rIdz2wbixni7sahptl8wrrou">
+            <w:hyperlink w:history="1" r:id="rId2spmqf98mrdstfjhsvgf5">
               <w:r>
                 <w:rPr>
                   <w:rFonts w:ascii="Arial" w:cs="Arial" w:eastAsia="Arial" w:hAnsi="Arial"/>
@@ -18310,7 +18346,7 @@
               <w:spacing w:after="10" w:before="0"/>
               <w:ind w:left="120"/>
             </w:pPr>
-            <w:hyperlink w:history="1" r:id="rIdoavz1ng4kc9qtwbjjbdm7">
+            <w:hyperlink w:history="1" r:id="rIdmec3ocj03jgbgs-4rqqok">
               <w:r>
                 <w:rPr>
                   <w:rFonts w:ascii="Arial" w:cs="Arial" w:eastAsia="Arial" w:hAnsi="Arial"/>
@@ -18355,7 +18391,7 @@
             <w:pPr>
               <w:spacing w:after="20" w:before="0"/>
             </w:pPr>
-            <w:hyperlink w:history="1" r:id="rIdbourcnun40kadqsqvk5oe">
+            <w:hyperlink w:history="1" r:id="rIdn-ub1oztftba6dgkiki1v">
               <w:r>
                 <w:rPr>
                   <w:rFonts w:ascii="Arial" w:cs="Arial" w:eastAsia="Arial" w:hAnsi="Arial"/>
@@ -18388,7 +18424,7 @@
               <w:spacing w:after="10" w:before="0"/>
               <w:ind w:left="120"/>
             </w:pPr>
-            <w:hyperlink w:history="1" r:id="rIdjubjhrwti1xlrpb1pnkqz">
+            <w:hyperlink w:history="1" r:id="rIddfyop_wcpimb2ywix5cti">
               <w:r>
                 <w:rPr>
                   <w:rFonts w:ascii="Arial" w:cs="Arial" w:eastAsia="Arial" w:hAnsi="Arial"/>
@@ -18535,32 +18571,32 @@
         <w:tc>
           <w:tcPr>
             <w:tcW w:type="dxa" w:w="1520"/>
-            <w:shd w:fill="F2F2F2" w:color="auto" w:val="clear"/>
-            <w:tcMar>
-              <w:top w:type="dxa" w:w="60"/>
-              <w:left w:type="dxa" w:w="120"/>
-              <w:bottom w:type="dxa" w:w="60"/>
-              <w:right w:type="dxa" w:w="120"/>
-            </w:tcMar>
-            <w:vAlign w:val="top"/>
-          </w:tcPr>
-          <w:p>
-            <w:pPr>
-              <w:spacing w:after="40" w:before="0"/>
-              <w:jc w:val="left"/>
-            </w:pPr>
-            <w:r>
-              <w:rPr>
-                <w:rFonts w:ascii="Arial" w:cs="Arial" w:eastAsia="Arial" w:hAnsi="Arial"/>
-                <w:b/>
-                <w:bCs/>
-                <w:i w:val="false"/>
-                <w:iCs w:val="false"/>
-                <w:color w:val="000000"/>
-                <w:sz w:val="18"/>
-                <w:szCs w:val="18"/>
-              </w:rPr>
-              <w:t xml:space="preserve">Phase 4 — Driving Question Board (DQB) Update</w:t>
+            <w:shd w:fill="FCE4D6" w:color="auto" w:val="clear"/>
+            <w:tcMar>
+              <w:top w:type="dxa" w:w="60"/>
+              <w:left w:type="dxa" w:w="120"/>
+              <w:bottom w:type="dxa" w:w="60"/>
+              <w:right w:type="dxa" w:w="120"/>
+            </w:tcMar>
+            <w:vAlign w:val="top"/>
+          </w:tcPr>
+          <w:p>
+            <w:pPr>
+              <w:spacing w:after="40" w:before="0"/>
+              <w:jc w:val="left"/>
+            </w:pPr>
+            <w:r>
+              <w:rPr>
+                <w:rFonts w:ascii="Arial" w:cs="Arial" w:eastAsia="Arial" w:hAnsi="Arial"/>
+                <w:b/>
+                <w:bCs/>
+                <w:i w:val="false"/>
+                <w:iCs w:val="false"/>
+                <w:color w:val="000000"/>
+                <w:sz w:val="18"/>
+                <w:szCs w:val="18"/>
+              </w:rPr>
+              <w:t xml:space="preserve">Driving Question Board (DQB) Creation</w:t>
             </w:r>
           </w:p>
           <w:p>
@@ -18583,7 +18619,7 @@
             <w:pPr>
               <w:spacing w:after="20" w:before="0"/>
             </w:pPr>
-            <w:hyperlink w:history="1" r:id="rIdutkiir9_gnf0uoenk6-tx">
+            <w:hyperlink w:history="1" r:id="rId7vl_ehqrqldka0veqg77z">
               <w:r>
                 <w:rPr>
                   <w:rFonts w:ascii="Arial" w:cs="Arial" w:eastAsia="Arial" w:hAnsi="Arial"/>
@@ -18616,7 +18652,7 @@
               <w:spacing w:after="10" w:before="0"/>
               <w:ind w:left="120"/>
             </w:pPr>
-            <w:hyperlink w:history="1" r:id="rIdwvjq-7x5wkbqna89qoef9">
+            <w:hyperlink w:history="1" r:id="rId5nzztjfgf8hxktjdo6qcp">
               <w:r>
                 <w:rPr>
                   <w:rFonts w:ascii="Arial" w:cs="Arial" w:eastAsia="Arial" w:hAnsi="Arial"/>
@@ -18661,7 +18697,7 @@
             <w:pPr>
               <w:spacing w:after="20" w:before="0"/>
             </w:pPr>
-            <w:hyperlink w:history="1" r:id="rId7h4xcs4kiyultjtvzd42w">
+            <w:hyperlink w:history="1" r:id="rIdztxylhczkb8vjiziuwqbr">
               <w:r>
                 <w:rPr>
                   <w:rFonts w:ascii="Arial" w:cs="Arial" w:eastAsia="Arial" w:hAnsi="Arial"/>
@@ -18694,7 +18730,7 @@
               <w:spacing w:after="10" w:before="0"/>
               <w:ind w:left="120"/>
             </w:pPr>
-            <w:hyperlink w:history="1" r:id="rIddqnfghjyowc_sx6klwlfr">
+            <w:hyperlink w:history="1" r:id="rId1kf5uuu54j3nbrcstv2hu">
               <w:r>
                 <w:rPr>
                   <w:rFonts w:ascii="Arial" w:cs="Arial" w:eastAsia="Arial" w:hAnsi="Arial"/>
@@ -18841,32 +18877,32 @@
         <w:tc>
           <w:tcPr>
             <w:tcW w:type="dxa" w:w="1520"/>
-            <w:shd w:fill="F2F2F2" w:color="auto" w:val="clear"/>
-            <w:tcMar>
-              <w:top w:type="dxa" w:w="60"/>
-              <w:left w:type="dxa" w:w="120"/>
-              <w:bottom w:type="dxa" w:w="60"/>
-              <w:right w:type="dxa" w:w="120"/>
-            </w:tcMar>
-            <w:vAlign w:val="top"/>
-          </w:tcPr>
-          <w:p>
-            <w:pPr>
-              <w:spacing w:after="40" w:before="0"/>
-              <w:jc w:val="left"/>
-            </w:pPr>
-            <w:r>
-              <w:rPr>
-                <w:rFonts w:ascii="Arial" w:cs="Arial" w:eastAsia="Arial" w:hAnsi="Arial"/>
-                <w:b/>
-                <w:bCs/>
-                <w:i w:val="false"/>
-                <w:iCs w:val="false"/>
-                <w:color w:val="000000"/>
-                <w:sz w:val="18"/>
-                <w:szCs w:val="18"/>
-              </w:rPr>
-              <w:t xml:space="preserve">Phase 5 — Model Building</w:t>
+            <w:shd w:fill="D5E8F0" w:color="auto" w:val="clear"/>
+            <w:tcMar>
+              <w:top w:type="dxa" w:w="60"/>
+              <w:left w:type="dxa" w:w="120"/>
+              <w:bottom w:type="dxa" w:w="60"/>
+              <w:right w:type="dxa" w:w="120"/>
+            </w:tcMar>
+            <w:vAlign w:val="top"/>
+          </w:tcPr>
+          <w:p>
+            <w:pPr>
+              <w:spacing w:after="40" w:before="0"/>
+              <w:jc w:val="left"/>
+            </w:pPr>
+            <w:r>
+              <w:rPr>
+                <w:rFonts w:ascii="Arial" w:cs="Arial" w:eastAsia="Arial" w:hAnsi="Arial"/>
+                <w:b/>
+                <w:bCs/>
+                <w:i w:val="false"/>
+                <w:iCs w:val="false"/>
+                <w:color w:val="000000"/>
+                <w:sz w:val="18"/>
+                <w:szCs w:val="18"/>
+              </w:rPr>
+              <w:t xml:space="preserve">Model Building Phase</w:t>
             </w:r>
           </w:p>
           <w:p>
@@ -18889,7 +18925,7 @@
             <w:pPr>
               <w:spacing w:after="20" w:before="0"/>
             </w:pPr>
-            <w:hyperlink w:history="1" r:id="rId4kdfsemeugysspxlnm5es">
+            <w:hyperlink w:history="1" r:id="rId3smjuwk1yjdb7rutnyvbs">
               <w:r>
                 <w:rPr>
                   <w:rFonts w:ascii="Arial" w:cs="Arial" w:eastAsia="Arial" w:hAnsi="Arial"/>
@@ -18922,7 +18958,7 @@
               <w:spacing w:after="10" w:before="0"/>
               <w:ind w:left="120"/>
             </w:pPr>
-            <w:hyperlink w:history="1" r:id="rIddfzhn-b3c_xdqsxlnledu">
+            <w:hyperlink w:history="1" r:id="rIdbcapvp7jcey5p39gwoj98">
               <w:r>
                 <w:rPr>
                   <w:rFonts w:ascii="Arial" w:cs="Arial" w:eastAsia="Arial" w:hAnsi="Arial"/>
@@ -18967,7 +19003,7 @@
             <w:pPr>
               <w:spacing w:after="20" w:before="0"/>
             </w:pPr>
-            <w:hyperlink w:history="1" r:id="rIdt-yeso_ffwivflpguexek">
+            <w:hyperlink w:history="1" r:id="rIdnsuguecet9x1geoza2nkq">
               <w:r>
                 <w:rPr>
                   <w:rFonts w:ascii="Arial" w:cs="Arial" w:eastAsia="Arial" w:hAnsi="Arial"/>
@@ -19000,7 +19036,7 @@
               <w:spacing w:after="10" w:before="0"/>
               <w:ind w:left="120"/>
             </w:pPr>
-            <w:hyperlink w:history="1" r:id="rIdeogeyfsjtlf2af9ltu4tu">
+            <w:hyperlink w:history="1" r:id="rIdoiqf0lpaqie7eipbuir77">
               <w:r>
                 <w:rPr>
                   <w:rFonts w:ascii="Arial" w:cs="Arial" w:eastAsia="Arial" w:hAnsi="Arial"/>
@@ -20095,7 +20131,25 @@
             </w:tcMar>
             <w:vAlign w:val="top"/>
           </w:tcPr>
-          <w:p/>
+          <w:p>
+            <w:pPr>
+              <w:spacing w:after="40" w:before="0"/>
+              <w:jc w:val="left"/>
+            </w:pPr>
+            <w:r>
+              <w:rPr>
+                <w:rFonts w:ascii="Arial" w:cs="Arial" w:eastAsia="Arial" w:hAnsi="Arial"/>
+                <w:b w:val="false"/>
+                <w:bCs w:val="false"/>
+                <w:i w:val="false"/>
+                <w:iCs w:val="false"/>
+                <w:color w:val="000000"/>
+                <w:sz w:val="18"/>
+                <w:szCs w:val="18"/>
+              </w:rPr>
+              <w:t xml:space="preserve">This lesson is paper-and-pencil / worked-example based. No live electrical equipment is used. Ensure students understand that the circuits analysed represent real household wiring and that attempting to open or rewire actual mains sockets is dangerous and illegal. Remind students that Kenya Power supply is 240 V AC and is lethal — all practical work in the unit uses low-voltage DC cells only.</w:t>
+            </w:r>
+          </w:p>
         </w:tc>
       </w:tr>
     </w:tbl>
@@ -20469,7 +20523,7 @@
             <w:pPr>
               <w:spacing w:after="20" w:before="0"/>
             </w:pPr>
-            <w:hyperlink w:history="1" r:id="rId13jyt8e-0jshajxhapyid">
+            <w:hyperlink w:history="1" r:id="rId1utytoznjzxo0v5lmcg6p">
               <w:r>
                 <w:rPr>
                   <w:rFonts w:ascii="Arial" w:cs="Arial" w:eastAsia="Arial" w:hAnsi="Arial"/>
@@ -20502,7 +20556,7 @@
               <w:spacing w:after="10" w:before="0"/>
               <w:ind w:left="120"/>
             </w:pPr>
-            <w:hyperlink w:history="1" r:id="rIdpmauqrxjigfsjlatkgvaz">
+            <w:hyperlink w:history="1" r:id="rIdhrohu6krrroepuijqbdv7">
               <w:r>
                 <w:rPr>
                   <w:rFonts w:ascii="Arial" w:cs="Arial" w:eastAsia="Arial" w:hAnsi="Arial"/>
@@ -20547,7 +20601,7 @@
             <w:pPr>
               <w:spacing w:after="20" w:before="0"/>
             </w:pPr>
-            <w:hyperlink w:history="1" r:id="rIdvl-361fi-lpr2s0uee3yj">
+            <w:hyperlink w:history="1" r:id="rId6ffulzz0kmk5zfhv5br_5">
               <w:r>
                 <w:rPr>
                   <w:rFonts w:ascii="Arial" w:cs="Arial" w:eastAsia="Arial" w:hAnsi="Arial"/>
@@ -20580,7 +20634,7 @@
               <w:spacing w:after="10" w:before="0"/>
               <w:ind w:left="120"/>
             </w:pPr>
-            <w:hyperlink w:history="1" r:id="rId0kzduhwyz_vq2vhnxw8tc">
+            <w:hyperlink w:history="1" r:id="rIdftxvelbpqush-qhbjxee4">
               <w:r>
                 <w:rPr>
                   <w:rFonts w:ascii="Arial" w:cs="Arial" w:eastAsia="Arial" w:hAnsi="Arial"/>
@@ -20775,7 +20829,7 @@
             <w:pPr>
               <w:spacing w:after="20" w:before="0"/>
             </w:pPr>
-            <w:hyperlink w:history="1" r:id="rIdxlxaqty6tkn5petkwhpp9">
+            <w:hyperlink w:history="1" r:id="rIdh0vgou36znbhvwliy0yd1">
               <w:r>
                 <w:rPr>
                   <w:rFonts w:ascii="Arial" w:cs="Arial" w:eastAsia="Arial" w:hAnsi="Arial"/>
@@ -20808,7 +20862,7 @@
               <w:spacing w:after="10" w:before="0"/>
               <w:ind w:left="120"/>
             </w:pPr>
-            <w:hyperlink w:history="1" r:id="rIdaioqkjbx9_zaap-xti0mz">
+            <w:hyperlink w:history="1" r:id="rIdyss-scxtw2-i4qyfwtnw6">
               <w:r>
                 <w:rPr>
                   <w:rFonts w:ascii="Arial" w:cs="Arial" w:eastAsia="Arial" w:hAnsi="Arial"/>
@@ -20853,7 +20907,7 @@
             <w:pPr>
               <w:spacing w:after="20" w:before="0"/>
             </w:pPr>
-            <w:hyperlink w:history="1" r:id="rIdhob_ilvdigo3drbboafwl">
+            <w:hyperlink w:history="1" r:id="rIdcspxbgk3tcvb1a6catgjh">
               <w:r>
                 <w:rPr>
                   <w:rFonts w:ascii="Arial" w:cs="Arial" w:eastAsia="Arial" w:hAnsi="Arial"/>
@@ -20886,7 +20940,7 @@
               <w:spacing w:after="10" w:before="0"/>
               <w:ind w:left="120"/>
             </w:pPr>
-            <w:hyperlink w:history="1" r:id="rIdunenabwicxctj1bivtptu">
+            <w:hyperlink w:history="1" r:id="rIdsco_th6ssiwv4axcvnnos">
               <w:r>
                 <w:rPr>
                   <w:rFonts w:ascii="Arial" w:cs="Arial" w:eastAsia="Arial" w:hAnsi="Arial"/>
@@ -21081,7 +21135,7 @@
             <w:pPr>
               <w:spacing w:after="20" w:before="0"/>
             </w:pPr>
-            <w:hyperlink w:history="1" r:id="rId02cxjzkwardrcqaevvxnb">
+            <w:hyperlink w:history="1" r:id="rIds5ej7zkc16gpi3hyo9dwc">
               <w:r>
                 <w:rPr>
                   <w:rFonts w:ascii="Arial" w:cs="Arial" w:eastAsia="Arial" w:hAnsi="Arial"/>
@@ -21114,7 +21168,7 @@
               <w:spacing w:after="10" w:before="0"/>
               <w:ind w:left="120"/>
             </w:pPr>
-            <w:hyperlink w:history="1" r:id="rIdaol6xiyvlupau6jx3z7sc">
+            <w:hyperlink w:history="1" r:id="rIdnqxnzmsbvx2ezegsddqvd">
               <w:r>
                 <w:rPr>
                   <w:rFonts w:ascii="Arial" w:cs="Arial" w:eastAsia="Arial" w:hAnsi="Arial"/>
@@ -21159,7 +21213,7 @@
             <w:pPr>
               <w:spacing w:after="20" w:before="0"/>
             </w:pPr>
-            <w:hyperlink w:history="1" r:id="rId2nnwktptskfuifo0mikm9">
+            <w:hyperlink w:history="1" r:id="rIdztlkmp-d4zjit2s_36dp5">
               <w:r>
                 <w:rPr>
                   <w:rFonts w:ascii="Arial" w:cs="Arial" w:eastAsia="Arial" w:hAnsi="Arial"/>
@@ -21192,7 +21246,7 @@
               <w:spacing w:after="10" w:before="0"/>
               <w:ind w:left="120"/>
             </w:pPr>
-            <w:hyperlink w:history="1" r:id="rId38qtus9aqb0mcj-dlnupa">
+            <w:hyperlink w:history="1" r:id="rId_a2z2muqkjokbpx4hl_y0">
               <w:r>
                 <w:rPr>
                   <w:rFonts w:ascii="Arial" w:cs="Arial" w:eastAsia="Arial" w:hAnsi="Arial"/>
@@ -21387,7 +21441,7 @@
             <w:pPr>
               <w:spacing w:after="20" w:before="0"/>
             </w:pPr>
-            <w:hyperlink w:history="1" r:id="rIdhjt5prtemwx2yapwykabu">
+            <w:hyperlink w:history="1" r:id="rIdmw1bp3gafng8_ui2roych">
               <w:r>
                 <w:rPr>
                   <w:rFonts w:ascii="Arial" w:cs="Arial" w:eastAsia="Arial" w:hAnsi="Arial"/>
@@ -21420,7 +21474,7 @@
               <w:spacing w:after="10" w:before="0"/>
               <w:ind w:left="120"/>
             </w:pPr>
-            <w:hyperlink w:history="1" r:id="rIdr3gv2gvka8ybw3knlxj67">
+            <w:hyperlink w:history="1" r:id="rIdiwsl_cdmxpgbklpdcjs0e">
               <w:r>
                 <w:rPr>
                   <w:rFonts w:ascii="Arial" w:cs="Arial" w:eastAsia="Arial" w:hAnsi="Arial"/>
@@ -21465,7 +21519,7 @@
             <w:pPr>
               <w:spacing w:after="20" w:before="0"/>
             </w:pPr>
-            <w:hyperlink w:history="1" r:id="rIdkw6hpswoljddbygwtdflx">
+            <w:hyperlink w:history="1" r:id="rIdvvep9tkh-idotlpcfudo0">
               <w:r>
                 <w:rPr>
                   <w:rFonts w:ascii="Arial" w:cs="Arial" w:eastAsia="Arial" w:hAnsi="Arial"/>
@@ -21498,7 +21552,7 @@
               <w:spacing w:after="10" w:before="0"/>
               <w:ind w:left="120"/>
             </w:pPr>
-            <w:hyperlink w:history="1" r:id="rIdsk6yzkjmbtezjlt9mn4j4">
+            <w:hyperlink w:history="1" r:id="rIds7bm_h_4ohowxxosenqvl">
               <w:r>
                 <w:rPr>
                   <w:rFonts w:ascii="Arial" w:cs="Arial" w:eastAsia="Arial" w:hAnsi="Arial"/>
@@ -21693,7 +21747,7 @@
             <w:pPr>
               <w:spacing w:after="20" w:before="0"/>
             </w:pPr>
-            <w:hyperlink w:history="1" r:id="rIdd_inigthtm-t3wagb-n-d">
+            <w:hyperlink w:history="1" r:id="rIdcexka3gt3bgsjvh70rfzj">
               <w:r>
                 <w:rPr>
                   <w:rFonts w:ascii="Arial" w:cs="Arial" w:eastAsia="Arial" w:hAnsi="Arial"/>
@@ -21726,7 +21780,7 @@
               <w:spacing w:after="10" w:before="0"/>
               <w:ind w:left="120"/>
             </w:pPr>
-            <w:hyperlink w:history="1" r:id="rId49vsfv-o_4ve_2ksor6wh">
+            <w:hyperlink w:history="1" r:id="rIdtwayjiv2xjs3tfai4muak">
               <w:r>
                 <w:rPr>
                   <w:rFonts w:ascii="Arial" w:cs="Arial" w:eastAsia="Arial" w:hAnsi="Arial"/>
@@ -21771,7 +21825,7 @@
             <w:pPr>
               <w:spacing w:after="20" w:before="0"/>
             </w:pPr>
-            <w:hyperlink w:history="1" r:id="rIdiftsjx6hctkjl8n-cztbz">
+            <w:hyperlink w:history="1" r:id="rIdjeqvrwxhjex-uozgnvsax">
               <w:r>
                 <w:rPr>
                   <w:rFonts w:ascii="Arial" w:cs="Arial" w:eastAsia="Arial" w:hAnsi="Arial"/>
@@ -21804,7 +21858,7 @@
               <w:spacing w:after="10" w:before="0"/>
               <w:ind w:left="120"/>
             </w:pPr>
-            <w:hyperlink w:history="1" r:id="rId08ovq-2pyukxrpeqeqysp">
+            <w:hyperlink w:history="1" r:id="rIdgsdakc9c2pzzrcvfodr2j">
               <w:r>
                 <w:rPr>
                   <w:rFonts w:ascii="Arial" w:cs="Arial" w:eastAsia="Arial" w:hAnsi="Arial"/>
@@ -22899,7 +22953,25 @@
             </w:tcMar>
             <w:vAlign w:val="top"/>
           </w:tcPr>
-          <w:p/>
+          <w:p>
+            <w:pPr>
+              <w:spacing w:after="40" w:before="0"/>
+              <w:jc w:val="left"/>
+            </w:pPr>
+            <w:r>
+              <w:rPr>
+                <w:rFonts w:ascii="Arial" w:cs="Arial" w:eastAsia="Arial" w:hAnsi="Arial"/>
+                <w:b w:val="false"/>
+                <w:bCs w:val="false"/>
+                <w:i w:val="false"/>
+                <w:iCs w:val="false"/>
+                <w:color w:val="000000"/>
+                <w:sz w:val="18"/>
+                <w:szCs w:val="18"/>
+              </w:rPr>
+              <w:t xml:space="preserve">Use only low-voltage dry cells (1.5 V or 3 V battery pack). Do not short-circuit the battery — always keep a resistor or rheostat in the circuit. Ensure ammeter is connected in series and voltmeter in parallel. Warn students not to set rheostat to zero resistance. Check all connections before closing the switch.</w:t>
+            </w:r>
+          </w:p>
         </w:tc>
       </w:tr>
     </w:tbl>
@@ -23273,7 +23345,7 @@
             <w:pPr>
               <w:spacing w:after="20" w:before="0"/>
             </w:pPr>
-            <w:hyperlink w:history="1" r:id="rIdjkokpyvfz2ihf9cqpxiga">
+            <w:hyperlink w:history="1" r:id="rId3biubpsxqp-1bks4amhvb">
               <w:r>
                 <w:rPr>
                   <w:rFonts w:ascii="Arial" w:cs="Arial" w:eastAsia="Arial" w:hAnsi="Arial"/>
@@ -23306,7 +23378,7 @@
               <w:spacing w:after="10" w:before="0"/>
               <w:ind w:left="120"/>
             </w:pPr>
-            <w:hyperlink w:history="1" r:id="rIdjtwb9_jwuyfpf0juskrc0">
+            <w:hyperlink w:history="1" r:id="rIdq_kgjzg8qigqrxeexgroc">
               <w:r>
                 <w:rPr>
                   <w:rFonts w:ascii="Arial" w:cs="Arial" w:eastAsia="Arial" w:hAnsi="Arial"/>
@@ -23351,7 +23423,7 @@
             <w:pPr>
               <w:spacing w:after="20" w:before="0"/>
             </w:pPr>
-            <w:hyperlink w:history="1" r:id="rIdk6ttcjnqumj4kuplimzgx">
+            <w:hyperlink w:history="1" r:id="rIdhqzsbcmpzpj8pff0rckcs">
               <w:r>
                 <w:rPr>
                   <w:rFonts w:ascii="Arial" w:cs="Arial" w:eastAsia="Arial" w:hAnsi="Arial"/>
@@ -23384,7 +23456,7 @@
               <w:spacing w:after="10" w:before="0"/>
               <w:ind w:left="120"/>
             </w:pPr>
-            <w:hyperlink w:history="1" r:id="rIdyiunn9ktfg791xsdccpnl">
+            <w:hyperlink w:history="1" r:id="rIdgzuz6jlbifi7hsvg-wyaj">
               <w:r>
                 <w:rPr>
                   <w:rFonts w:ascii="Arial" w:cs="Arial" w:eastAsia="Arial" w:hAnsi="Arial"/>
@@ -23579,7 +23651,7 @@
             <w:pPr>
               <w:spacing w:after="20" w:before="0"/>
             </w:pPr>
-            <w:hyperlink w:history="1" r:id="rId8kuygtx9ztyebec67xalf">
+            <w:hyperlink w:history="1" r:id="rIdmzqa-y28wizsbqgrq9nqm">
               <w:r>
                 <w:rPr>
                   <w:rFonts w:ascii="Arial" w:cs="Arial" w:eastAsia="Arial" w:hAnsi="Arial"/>
@@ -23612,7 +23684,7 @@
               <w:spacing w:after="10" w:before="0"/>
               <w:ind w:left="120"/>
             </w:pPr>
-            <w:hyperlink w:history="1" r:id="rIdg2rf9fluzpwlupb45klfd">
+            <w:hyperlink w:history="1" r:id="rIddnjovdx0mykuewh-8ly6d">
               <w:r>
                 <w:rPr>
                   <w:rFonts w:ascii="Arial" w:cs="Arial" w:eastAsia="Arial" w:hAnsi="Arial"/>
@@ -23657,7 +23729,7 @@
             <w:pPr>
               <w:spacing w:after="20" w:before="0"/>
             </w:pPr>
-            <w:hyperlink w:history="1" r:id="rIduqwt2tik_vmwq7uuweqqf">
+            <w:hyperlink w:history="1" r:id="rIdsokhn-fe7t_d4x9xekeuz">
               <w:r>
                 <w:rPr>
                   <w:rFonts w:ascii="Arial" w:cs="Arial" w:eastAsia="Arial" w:hAnsi="Arial"/>
@@ -23690,7 +23762,7 @@
               <w:spacing w:after="10" w:before="0"/>
               <w:ind w:left="120"/>
             </w:pPr>
-            <w:hyperlink w:history="1" r:id="rIde2eq-k_bfnpiyj-w9xbrc">
+            <w:hyperlink w:history="1" r:id="rIdl2grmihahctqnyf805ood">
               <w:r>
                 <w:rPr>
                   <w:rFonts w:ascii="Arial" w:cs="Arial" w:eastAsia="Arial" w:hAnsi="Arial"/>
@@ -23885,7 +23957,7 @@
             <w:pPr>
               <w:spacing w:after="20" w:before="0"/>
             </w:pPr>
-            <w:hyperlink w:history="1" r:id="rId1x_ootbcf5uviyzt1-mot">
+            <w:hyperlink w:history="1" r:id="rIdtep2qvoes9dgp8fh5wv9a">
               <w:r>
                 <w:rPr>
                   <w:rFonts w:ascii="Arial" w:cs="Arial" w:eastAsia="Arial" w:hAnsi="Arial"/>
@@ -23918,7 +23990,7 @@
               <w:spacing w:after="10" w:before="0"/>
               <w:ind w:left="120"/>
             </w:pPr>
-            <w:hyperlink w:history="1" r:id="rIdi0f5uachtcpu4rq-sadiw">
+            <w:hyperlink w:history="1" r:id="rIdrapodenqwl7z4a8dimqbf">
               <w:r>
                 <w:rPr>
                   <w:rFonts w:ascii="Arial" w:cs="Arial" w:eastAsia="Arial" w:hAnsi="Arial"/>
@@ -23963,7 +24035,7 @@
             <w:pPr>
               <w:spacing w:after="20" w:before="0"/>
             </w:pPr>
-            <w:hyperlink w:history="1" r:id="rIdtne3rb0q0ggwqmqgbusad">
+            <w:hyperlink w:history="1" r:id="rIdnrxg4wh97txt_xihqlotb">
               <w:r>
                 <w:rPr>
                   <w:rFonts w:ascii="Arial" w:cs="Arial" w:eastAsia="Arial" w:hAnsi="Arial"/>
@@ -23996,7 +24068,7 @@
               <w:spacing w:after="10" w:before="0"/>
               <w:ind w:left="120"/>
             </w:pPr>
-            <w:hyperlink w:history="1" r:id="rIdj1gveeeh2yrsoyqn0onco">
+            <w:hyperlink w:history="1" r:id="rId8pdlg7vuhcpzhbjavm-xi">
               <w:r>
                 <w:rPr>
                   <w:rFonts w:ascii="Arial" w:cs="Arial" w:eastAsia="Arial" w:hAnsi="Arial"/>
@@ -24191,7 +24263,7 @@
             <w:pPr>
               <w:spacing w:after="20" w:before="0"/>
             </w:pPr>
-            <w:hyperlink w:history="1" r:id="rIda6ixktequzwf5llqrs2nv">
+            <w:hyperlink w:history="1" r:id="rId0kg_-dqrsjkymb4jdoicm">
               <w:r>
                 <w:rPr>
                   <w:rFonts w:ascii="Arial" w:cs="Arial" w:eastAsia="Arial" w:hAnsi="Arial"/>
@@ -24224,7 +24296,7 @@
               <w:spacing w:after="10" w:before="0"/>
               <w:ind w:left="120"/>
             </w:pPr>
-            <w:hyperlink w:history="1" r:id="rId5alntgrakrlk9qvhe_dc5">
+            <w:hyperlink w:history="1" r:id="rId2rmzclphp-eyl3fnugolf">
               <w:r>
                 <w:rPr>
                   <w:rFonts w:ascii="Arial" w:cs="Arial" w:eastAsia="Arial" w:hAnsi="Arial"/>
@@ -24269,7 +24341,7 @@
             <w:pPr>
               <w:spacing w:after="20" w:before="0"/>
             </w:pPr>
-            <w:hyperlink w:history="1" r:id="rIdvqgab7f64tlrwykrlvwm4">
+            <w:hyperlink w:history="1" r:id="rIdmsbbkn6nckgf4o1sfgmiw">
               <w:r>
                 <w:rPr>
                   <w:rFonts w:ascii="Arial" w:cs="Arial" w:eastAsia="Arial" w:hAnsi="Arial"/>
@@ -24302,7 +24374,7 @@
               <w:spacing w:after="10" w:before="0"/>
               <w:ind w:left="120"/>
             </w:pPr>
-            <w:hyperlink w:history="1" r:id="rIdksmfcqg8pbio6x-cwtahl">
+            <w:hyperlink w:history="1" r:id="rIdvlvrr0kex2fvt9x1qu1ec">
               <w:r>
                 <w:rPr>
                   <w:rFonts w:ascii="Arial" w:cs="Arial" w:eastAsia="Arial" w:hAnsi="Arial"/>
@@ -24497,7 +24569,7 @@
             <w:pPr>
               <w:spacing w:after="20" w:before="0"/>
             </w:pPr>
-            <w:hyperlink w:history="1" r:id="rIdu9_f9hvnvqstuobwae9lu">
+            <w:hyperlink w:history="1" r:id="rIdborrnb2qklacb4jtc5ua-">
               <w:r>
                 <w:rPr>
                   <w:rFonts w:ascii="Arial" w:cs="Arial" w:eastAsia="Arial" w:hAnsi="Arial"/>
@@ -24530,7 +24602,7 @@
               <w:spacing w:after="10" w:before="0"/>
               <w:ind w:left="120"/>
             </w:pPr>
-            <w:hyperlink w:history="1" r:id="rIdfhamrpdnvufe3rfcrublx">
+            <w:hyperlink w:history="1" r:id="rIdk8yejoqoxx8gytm4npqsq">
               <w:r>
                 <w:rPr>
                   <w:rFonts w:ascii="Arial" w:cs="Arial" w:eastAsia="Arial" w:hAnsi="Arial"/>
@@ -24575,7 +24647,7 @@
             <w:pPr>
               <w:spacing w:after="20" w:before="0"/>
             </w:pPr>
-            <w:hyperlink w:history="1" r:id="rIdlnjeeizvhkk8rurabeiqq">
+            <w:hyperlink w:history="1" r:id="rIdwcf2vf5zkceysftk-femg">
               <w:r>
                 <w:rPr>
                   <w:rFonts w:ascii="Arial" w:cs="Arial" w:eastAsia="Arial" w:hAnsi="Arial"/>
@@ -24608,7 +24680,7 @@
               <w:spacing w:after="10" w:before="0"/>
               <w:ind w:left="120"/>
             </w:pPr>
-            <w:hyperlink w:history="1" r:id="rIdz0vvkk9d9bjpqapp1jghg">
+            <w:hyperlink w:history="1" r:id="rIdsg045t6tpdsl5vhywsn0r">
               <w:r>
                 <w:rPr>
                   <w:rFonts w:ascii="Arial" w:cs="Arial" w:eastAsia="Arial" w:hAnsi="Arial"/>
@@ -26047,32 +26119,32 @@
         <w:tc>
           <w:tcPr>
             <w:tcW w:type="dxa" w:w="1520"/>
-            <w:shd w:fill="F2F2F2" w:color="auto" w:val="clear"/>
-            <w:tcMar>
-              <w:top w:type="dxa" w:w="60"/>
-              <w:left w:type="dxa" w:w="120"/>
-              <w:bottom w:type="dxa" w:w="60"/>
-              <w:right w:type="dxa" w:w="120"/>
-            </w:tcMar>
-            <w:vAlign w:val="top"/>
-          </w:tcPr>
-          <w:p>
-            <w:pPr>
-              <w:spacing w:after="40" w:before="0"/>
-              <w:jc w:val="left"/>
-            </w:pPr>
-            <w:r>
-              <w:rPr>
-                <w:rFonts w:ascii="Arial" w:cs="Arial" w:eastAsia="Arial" w:hAnsi="Arial"/>
-                <w:b/>
-                <w:bCs/>
-                <w:i w:val="false"/>
-                <w:iCs w:val="false"/>
-                <w:color w:val="000000"/>
-                <w:sz w:val="18"/>
-                <w:szCs w:val="18"/>
-              </w:rPr>
-              <w:t xml:space="preserve">Phase 1 — Predict</w:t>
+            <w:shd w:fill="EAD1F5" w:color="auto" w:val="clear"/>
+            <w:tcMar>
+              <w:top w:type="dxa" w:w="60"/>
+              <w:left w:type="dxa" w:w="120"/>
+              <w:bottom w:type="dxa" w:w="60"/>
+              <w:right w:type="dxa" w:w="120"/>
+            </w:tcMar>
+            <w:vAlign w:val="top"/>
+          </w:tcPr>
+          <w:p>
+            <w:pPr>
+              <w:spacing w:after="40" w:before="0"/>
+              <w:jc w:val="left"/>
+            </w:pPr>
+            <w:r>
+              <w:rPr>
+                <w:rFonts w:ascii="Arial" w:cs="Arial" w:eastAsia="Arial" w:hAnsi="Arial"/>
+                <w:b/>
+                <w:bCs/>
+                <w:i w:val="false"/>
+                <w:iCs w:val="false"/>
+                <w:color w:val="000000"/>
+                <w:sz w:val="18"/>
+                <w:szCs w:val="18"/>
+              </w:rPr>
+              <w:t xml:space="preserve">Predict Phase</w:t>
             </w:r>
           </w:p>
           <w:p>
@@ -26095,7 +26167,7 @@
             <w:pPr>
               <w:spacing w:after="20" w:before="0"/>
             </w:pPr>
-            <w:hyperlink w:history="1" r:id="rIdrlfqicvcyln3bxybweos-">
+            <w:hyperlink w:history="1" r:id="rId0bq30l7uwypjyrc-4m5cm">
               <w:r>
                 <w:rPr>
                   <w:rFonts w:ascii="Arial" w:cs="Arial" w:eastAsia="Arial" w:hAnsi="Arial"/>
@@ -26128,7 +26200,7 @@
               <w:spacing w:after="10" w:before="0"/>
               <w:ind w:left="120"/>
             </w:pPr>
-            <w:hyperlink w:history="1" r:id="rIdj1ttlhtfsjs108gyra_p3">
+            <w:hyperlink w:history="1" r:id="rId9cbqloajzmmfkfwv-le7r">
               <w:r>
                 <w:rPr>
                   <w:rFonts w:ascii="Arial" w:cs="Arial" w:eastAsia="Arial" w:hAnsi="Arial"/>
@@ -26173,7 +26245,7 @@
             <w:pPr>
               <w:spacing w:after="20" w:before="0"/>
             </w:pPr>
-            <w:hyperlink w:history="1" r:id="rIdsqqe1c6vmnnwqiiroezlc">
+            <w:hyperlink w:history="1" r:id="rIdxv7qlgp3ihccgjrlt1pd_">
               <w:r>
                 <w:rPr>
                   <w:rFonts w:ascii="Arial" w:cs="Arial" w:eastAsia="Arial" w:hAnsi="Arial"/>
@@ -26206,7 +26278,7 @@
               <w:spacing w:after="10" w:before="0"/>
               <w:ind w:left="120"/>
             </w:pPr>
-            <w:hyperlink w:history="1" r:id="rIdwqng_uyogq-fyevdvp5_-">
+            <w:hyperlink w:history="1" r:id="rIdcvg9ceba46zxr7r_yhizk">
               <w:r>
                 <w:rPr>
                   <w:rFonts w:ascii="Arial" w:cs="Arial" w:eastAsia="Arial" w:hAnsi="Arial"/>
@@ -26353,32 +26425,32 @@
         <w:tc>
           <w:tcPr>
             <w:tcW w:type="dxa" w:w="1520"/>
-            <w:shd w:fill="F2F2F2" w:color="auto" w:val="clear"/>
-            <w:tcMar>
-              <w:top w:type="dxa" w:w="60"/>
-              <w:left w:type="dxa" w:w="120"/>
-              <w:bottom w:type="dxa" w:w="60"/>
-              <w:right w:type="dxa" w:w="120"/>
-            </w:tcMar>
-            <w:vAlign w:val="top"/>
-          </w:tcPr>
-          <w:p>
-            <w:pPr>
-              <w:spacing w:after="40" w:before="0"/>
-              <w:jc w:val="left"/>
-            </w:pPr>
-            <w:r>
-              <w:rPr>
-                <w:rFonts w:ascii="Arial" w:cs="Arial" w:eastAsia="Arial" w:hAnsi="Arial"/>
-                <w:b/>
-                <w:bCs/>
-                <w:i w:val="false"/>
-                <w:iCs w:val="false"/>
-                <w:color w:val="000000"/>
-                <w:sz w:val="18"/>
-                <w:szCs w:val="18"/>
-              </w:rPr>
-              <w:t xml:space="preserve">Phase 2 — Observe</w:t>
+            <w:shd w:fill="D9EEF1" w:color="auto" w:val="clear"/>
+            <w:tcMar>
+              <w:top w:type="dxa" w:w="60"/>
+              <w:left w:type="dxa" w:w="120"/>
+              <w:bottom w:type="dxa" w:w="60"/>
+              <w:right w:type="dxa" w:w="120"/>
+            </w:tcMar>
+            <w:vAlign w:val="top"/>
+          </w:tcPr>
+          <w:p>
+            <w:pPr>
+              <w:spacing w:after="40" w:before="0"/>
+              <w:jc w:val="left"/>
+            </w:pPr>
+            <w:r>
+              <w:rPr>
+                <w:rFonts w:ascii="Arial" w:cs="Arial" w:eastAsia="Arial" w:hAnsi="Arial"/>
+                <w:b/>
+                <w:bCs/>
+                <w:i w:val="false"/>
+                <w:iCs w:val="false"/>
+                <w:color w:val="000000"/>
+                <w:sz w:val="18"/>
+                <w:szCs w:val="18"/>
+              </w:rPr>
+              <w:t xml:space="preserve">Observe Phase</w:t>
             </w:r>
           </w:p>
           <w:p>
@@ -26401,7 +26473,7 @@
             <w:pPr>
               <w:spacing w:after="20" w:before="0"/>
             </w:pPr>
-            <w:hyperlink w:history="1" r:id="rId72tofxhyr_s1bwp3zavjv">
+            <w:hyperlink w:history="1" r:id="rId37kci6spcj8ftvwbaukud">
               <w:r>
                 <w:rPr>
                   <w:rFonts w:ascii="Arial" w:cs="Arial" w:eastAsia="Arial" w:hAnsi="Arial"/>
@@ -26434,7 +26506,7 @@
               <w:spacing w:after="10" w:before="0"/>
               <w:ind w:left="120"/>
             </w:pPr>
-            <w:hyperlink w:history="1" r:id="rId08sc8ulyeg2naru4rephk">
+            <w:hyperlink w:history="1" r:id="rIdd4qvbtnqyajwya8ocwivd">
               <w:r>
                 <w:rPr>
                   <w:rFonts w:ascii="Arial" w:cs="Arial" w:eastAsia="Arial" w:hAnsi="Arial"/>
@@ -26479,7 +26551,7 @@
             <w:pPr>
               <w:spacing w:after="20" w:before="0"/>
             </w:pPr>
-            <w:hyperlink w:history="1" r:id="rIddos3kvpleotj_73mvi9nw">
+            <w:hyperlink w:history="1" r:id="rIdyuwfvcvqgzgsq945vpurg">
               <w:r>
                 <w:rPr>
                   <w:rFonts w:ascii="Arial" w:cs="Arial" w:eastAsia="Arial" w:hAnsi="Arial"/>
@@ -26512,7 +26584,7 @@
               <w:spacing w:after="10" w:before="0"/>
               <w:ind w:left="120"/>
             </w:pPr>
-            <w:hyperlink w:history="1" r:id="rIdwqi1oaofvvczp9wmlgdfl">
+            <w:hyperlink w:history="1" r:id="rIdkwsq_hxbagqqmkuxa6t-g">
               <w:r>
                 <w:rPr>
                   <w:rFonts w:ascii="Arial" w:cs="Arial" w:eastAsia="Arial" w:hAnsi="Arial"/>
@@ -26659,32 +26731,32 @@
         <w:tc>
           <w:tcPr>
             <w:tcW w:type="dxa" w:w="1520"/>
-            <w:shd w:fill="F2F2F2" w:color="auto" w:val="clear"/>
-            <w:tcMar>
-              <w:top w:type="dxa" w:w="60"/>
-              <w:left w:type="dxa" w:w="120"/>
-              <w:bottom w:type="dxa" w:w="60"/>
-              <w:right w:type="dxa" w:w="120"/>
-            </w:tcMar>
-            <w:vAlign w:val="top"/>
-          </w:tcPr>
-          <w:p>
-            <w:pPr>
-              <w:spacing w:after="40" w:before="0"/>
-              <w:jc w:val="left"/>
-            </w:pPr>
-            <w:r>
-              <w:rPr>
-                <w:rFonts w:ascii="Arial" w:cs="Arial" w:eastAsia="Arial" w:hAnsi="Arial"/>
-                <w:b/>
-                <w:bCs/>
-                <w:i w:val="false"/>
-                <w:iCs w:val="false"/>
-                <w:color w:val="000000"/>
-                <w:sz w:val="18"/>
-                <w:szCs w:val="18"/>
-              </w:rPr>
-              <w:t xml:space="preserve">Phase 3 — Explain</w:t>
+            <w:shd w:fill="E2EFDA" w:color="auto" w:val="clear"/>
+            <w:tcMar>
+              <w:top w:type="dxa" w:w="60"/>
+              <w:left w:type="dxa" w:w="120"/>
+              <w:bottom w:type="dxa" w:w="60"/>
+              <w:right w:type="dxa" w:w="120"/>
+            </w:tcMar>
+            <w:vAlign w:val="top"/>
+          </w:tcPr>
+          <w:p>
+            <w:pPr>
+              <w:spacing w:after="40" w:before="0"/>
+              <w:jc w:val="left"/>
+            </w:pPr>
+            <w:r>
+              <w:rPr>
+                <w:rFonts w:ascii="Arial" w:cs="Arial" w:eastAsia="Arial" w:hAnsi="Arial"/>
+                <w:b/>
+                <w:bCs/>
+                <w:i w:val="false"/>
+                <w:iCs w:val="false"/>
+                <w:color w:val="000000"/>
+                <w:sz w:val="18"/>
+                <w:szCs w:val="18"/>
+              </w:rPr>
+              <w:t xml:space="preserve">Explain Phase</w:t>
             </w:r>
           </w:p>
           <w:p>
@@ -26707,7 +26779,7 @@
             <w:pPr>
               <w:spacing w:after="20" w:before="0"/>
             </w:pPr>
-            <w:hyperlink w:history="1" r:id="rId_dt1ayumzgsov7bkidfh0">
+            <w:hyperlink w:history="1" r:id="rIdale_ft5unefb-4r78h8i7">
               <w:r>
                 <w:rPr>
                   <w:rFonts w:ascii="Arial" w:cs="Arial" w:eastAsia="Arial" w:hAnsi="Arial"/>
@@ -26740,7 +26812,7 @@
               <w:spacing w:after="10" w:before="0"/>
               <w:ind w:left="120"/>
             </w:pPr>
-            <w:hyperlink w:history="1" r:id="rIdbwlwcil48rdshtm-s9egd">
+            <w:hyperlink w:history="1" r:id="rIdctpdwyfx8bshwek8tb83a">
               <w:r>
                 <w:rPr>
                   <w:rFonts w:ascii="Arial" w:cs="Arial" w:eastAsia="Arial" w:hAnsi="Arial"/>
@@ -26785,7 +26857,7 @@
             <w:pPr>
               <w:spacing w:after="20" w:before="0"/>
             </w:pPr>
-            <w:hyperlink w:history="1" r:id="rIdo7ntmqkfqjef6dusxzxlv">
+            <w:hyperlink w:history="1" r:id="rIdxfr-m2_tvdjbmt5uo2nqk">
               <w:r>
                 <w:rPr>
                   <w:rFonts w:ascii="Arial" w:cs="Arial" w:eastAsia="Arial" w:hAnsi="Arial"/>
@@ -26818,7 +26890,7 @@
               <w:spacing w:after="10" w:before="0"/>
               <w:ind w:left="120"/>
             </w:pPr>
-            <w:hyperlink w:history="1" r:id="rIdqpv1gscdhetx7enfdwcmd">
+            <w:hyperlink w:history="1" r:id="rIdaocodsnb7co8jriojg9mz">
               <w:r>
                 <w:rPr>
                   <w:rFonts w:ascii="Arial" w:cs="Arial" w:eastAsia="Arial" w:hAnsi="Arial"/>
@@ -26965,32 +27037,32 @@
         <w:tc>
           <w:tcPr>
             <w:tcW w:type="dxa" w:w="1520"/>
-            <w:shd w:fill="F2F2F2" w:color="auto" w:val="clear"/>
-            <w:tcMar>
-              <w:top w:type="dxa" w:w="60"/>
-              <w:left w:type="dxa" w:w="120"/>
-              <w:bottom w:type="dxa" w:w="60"/>
-              <w:right w:type="dxa" w:w="120"/>
-            </w:tcMar>
-            <w:vAlign w:val="top"/>
-          </w:tcPr>
-          <w:p>
-            <w:pPr>
-              <w:spacing w:after="40" w:before="0"/>
-              <w:jc w:val="left"/>
-            </w:pPr>
-            <w:r>
-              <w:rPr>
-                <w:rFonts w:ascii="Arial" w:cs="Arial" w:eastAsia="Arial" w:hAnsi="Arial"/>
-                <w:b/>
-                <w:bCs/>
-                <w:i w:val="false"/>
-                <w:iCs w:val="false"/>
-                <w:color w:val="000000"/>
-                <w:sz w:val="18"/>
-                <w:szCs w:val="18"/>
-              </w:rPr>
-              <w:t xml:space="preserve">Phase 4 — Driving Question Board (DQB) Update</w:t>
+            <w:shd w:fill="FCE4D6" w:color="auto" w:val="clear"/>
+            <w:tcMar>
+              <w:top w:type="dxa" w:w="60"/>
+              <w:left w:type="dxa" w:w="120"/>
+              <w:bottom w:type="dxa" w:w="60"/>
+              <w:right w:type="dxa" w:w="120"/>
+            </w:tcMar>
+            <w:vAlign w:val="top"/>
+          </w:tcPr>
+          <w:p>
+            <w:pPr>
+              <w:spacing w:after="40" w:before="0"/>
+              <w:jc w:val="left"/>
+            </w:pPr>
+            <w:r>
+              <w:rPr>
+                <w:rFonts w:ascii="Arial" w:cs="Arial" w:eastAsia="Arial" w:hAnsi="Arial"/>
+                <w:b/>
+                <w:bCs/>
+                <w:i w:val="false"/>
+                <w:iCs w:val="false"/>
+                <w:color w:val="000000"/>
+                <w:sz w:val="18"/>
+                <w:szCs w:val="18"/>
+              </w:rPr>
+              <w:t xml:space="preserve">Driving Question Board (DQB) Creation</w:t>
             </w:r>
           </w:p>
           <w:p>
@@ -27013,7 +27085,7 @@
             <w:pPr>
               <w:spacing w:after="20" w:before="0"/>
             </w:pPr>
-            <w:hyperlink w:history="1" r:id="rIdly1rdspu8fkc_oj8wuzcn">
+            <w:hyperlink w:history="1" r:id="rIdqqrrhkqr1vqynvfmvubjd">
               <w:r>
                 <w:rPr>
                   <w:rFonts w:ascii="Arial" w:cs="Arial" w:eastAsia="Arial" w:hAnsi="Arial"/>
@@ -27046,7 +27118,7 @@
               <w:spacing w:after="10" w:before="0"/>
               <w:ind w:left="120"/>
             </w:pPr>
-            <w:hyperlink w:history="1" r:id="rId4fgsaufplhv4majax61dw">
+            <w:hyperlink w:history="1" r:id="rIdl3-jcfs1bz9w3acndfvt-">
               <w:r>
                 <w:rPr>
                   <w:rFonts w:ascii="Arial" w:cs="Arial" w:eastAsia="Arial" w:hAnsi="Arial"/>
@@ -27091,7 +27163,7 @@
             <w:pPr>
               <w:spacing w:after="20" w:before="0"/>
             </w:pPr>
-            <w:hyperlink w:history="1" r:id="rIdk6t-egk1plx2v6bkmusj0">
+            <w:hyperlink w:history="1" r:id="rIduowkvhbfafhb62rxootq7">
               <w:r>
                 <w:rPr>
                   <w:rFonts w:ascii="Arial" w:cs="Arial" w:eastAsia="Arial" w:hAnsi="Arial"/>
@@ -27124,7 +27196,7 @@
               <w:spacing w:after="10" w:before="0"/>
               <w:ind w:left="120"/>
             </w:pPr>
-            <w:hyperlink w:history="1" r:id="rIda41psfcivfe-tynn53-af">
+            <w:hyperlink w:history="1" r:id="rIdjyv5h79-xye_cnri6d3h4">
               <w:r>
                 <w:rPr>
                   <w:rFonts w:ascii="Arial" w:cs="Arial" w:eastAsia="Arial" w:hAnsi="Arial"/>
@@ -27271,32 +27343,32 @@
         <w:tc>
           <w:tcPr>
             <w:tcW w:type="dxa" w:w="1520"/>
-            <w:shd w:fill="F2F2F2" w:color="auto" w:val="clear"/>
-            <w:tcMar>
-              <w:top w:type="dxa" w:w="60"/>
-              <w:left w:type="dxa" w:w="120"/>
-              <w:bottom w:type="dxa" w:w="60"/>
-              <w:right w:type="dxa" w:w="120"/>
-            </w:tcMar>
-            <w:vAlign w:val="top"/>
-          </w:tcPr>
-          <w:p>
-            <w:pPr>
-              <w:spacing w:after="40" w:before="0"/>
-              <w:jc w:val="left"/>
-            </w:pPr>
-            <w:r>
-              <w:rPr>
-                <w:rFonts w:ascii="Arial" w:cs="Arial" w:eastAsia="Arial" w:hAnsi="Arial"/>
-                <w:b/>
-                <w:bCs/>
-                <w:i w:val="false"/>
-                <w:iCs w:val="false"/>
-                <w:color w:val="000000"/>
-                <w:sz w:val="18"/>
-                <w:szCs w:val="18"/>
-              </w:rPr>
-              <w:t xml:space="preserve">Phase 5 — Model Building</w:t>
+            <w:shd w:fill="D5E8F0" w:color="auto" w:val="clear"/>
+            <w:tcMar>
+              <w:top w:type="dxa" w:w="60"/>
+              <w:left w:type="dxa" w:w="120"/>
+              <w:bottom w:type="dxa" w:w="60"/>
+              <w:right w:type="dxa" w:w="120"/>
+            </w:tcMar>
+            <w:vAlign w:val="top"/>
+          </w:tcPr>
+          <w:p>
+            <w:pPr>
+              <w:spacing w:after="40" w:before="0"/>
+              <w:jc w:val="left"/>
+            </w:pPr>
+            <w:r>
+              <w:rPr>
+                <w:rFonts w:ascii="Arial" w:cs="Arial" w:eastAsia="Arial" w:hAnsi="Arial"/>
+                <w:b/>
+                <w:bCs/>
+                <w:i w:val="false"/>
+                <w:iCs w:val="false"/>
+                <w:color w:val="000000"/>
+                <w:sz w:val="18"/>
+                <w:szCs w:val="18"/>
+              </w:rPr>
+              <w:t xml:space="preserve">Model Building Phase</w:t>
             </w:r>
           </w:p>
           <w:p>
@@ -27319,7 +27391,7 @@
             <w:pPr>
               <w:spacing w:after="20" w:before="0"/>
             </w:pPr>
-            <w:hyperlink w:history="1" r:id="rIdi95suvkpmrjeh7icr58gi">
+            <w:hyperlink w:history="1" r:id="rIdahsznrpxcvtamyqc9eu6l">
               <w:r>
                 <w:rPr>
                   <w:rFonts w:ascii="Arial" w:cs="Arial" w:eastAsia="Arial" w:hAnsi="Arial"/>
@@ -27352,7 +27424,7 @@
               <w:spacing w:after="10" w:before="0"/>
               <w:ind w:left="120"/>
             </w:pPr>
-            <w:hyperlink w:history="1" r:id="rIdo5ayciwndhxudgrxznzkc">
+            <w:hyperlink w:history="1" r:id="rIdpgi6bsgik8e62etxwnxd5">
               <w:r>
                 <w:rPr>
                   <w:rFonts w:ascii="Arial" w:cs="Arial" w:eastAsia="Arial" w:hAnsi="Arial"/>
@@ -27397,7 +27469,7 @@
             <w:pPr>
               <w:spacing w:after="20" w:before="0"/>
             </w:pPr>
-            <w:hyperlink w:history="1" r:id="rIdsxcyafg981mk30hifhfsc">
+            <w:hyperlink w:history="1" r:id="rIdcrnrdt1yt7vkexekar_7j">
               <w:r>
                 <w:rPr>
                   <w:rFonts w:ascii="Arial" w:cs="Arial" w:eastAsia="Arial" w:hAnsi="Arial"/>
@@ -27430,7 +27502,7 @@
               <w:spacing w:after="10" w:before="0"/>
               <w:ind w:left="120"/>
             </w:pPr>
-            <w:hyperlink w:history="1" r:id="rIdoeeg6ausz2aw6pbpynfqj">
+            <w:hyperlink w:history="1" r:id="rIdpigevio4ngubqsxov8tdl">
               <w:r>
                 <w:rPr>
                   <w:rFonts w:ascii="Arial" w:cs="Arial" w:eastAsia="Arial" w:hAnsi="Arial"/>
@@ -28620,7 +28692,25 @@
             </w:tcMar>
             <w:vAlign w:val="top"/>
           </w:tcPr>
-          <w:p/>
+          <w:p>
+            <w:pPr>
+              <w:spacing w:after="40" w:before="0"/>
+              <w:jc w:val="left"/>
+            </w:pPr>
+            <w:r>
+              <w:rPr>
+                <w:rFonts w:ascii="Arial" w:cs="Arial" w:eastAsia="Arial" w:hAnsi="Arial"/>
+                <w:b w:val="false"/>
+                <w:bCs w:val="false"/>
+                <w:i w:val="false"/>
+                <w:iCs w:val="false"/>
+                <w:color w:val="000000"/>
+                <w:sz w:val="18"/>
+                <w:szCs w:val="18"/>
+              </w:rPr>
+              <w:t xml:space="preserve">No live electrical equipment is used in this lesson. All calculations are paper-based or use printed bill facsimiles. Ensure students do not bring actual Kenya Power bills with personal account numbers into group display.</w:t>
+            </w:r>
+          </w:p>
         </w:tc>
       </w:tr>
     </w:tbl>
@@ -28994,7 +29084,7 @@
             <w:pPr>
               <w:spacing w:after="20" w:before="0"/>
             </w:pPr>
-            <w:hyperlink w:history="1" r:id="rId2yut0bxhuq9hyognchabr">
+            <w:hyperlink w:history="1" r:id="rIdolir-ewd_fkzppxhuqqxm">
               <w:r>
                 <w:rPr>
                   <w:rFonts w:ascii="Arial" w:cs="Arial" w:eastAsia="Arial" w:hAnsi="Arial"/>
@@ -29027,7 +29117,7 @@
               <w:spacing w:after="10" w:before="0"/>
               <w:ind w:left="120"/>
             </w:pPr>
-            <w:hyperlink w:history="1" r:id="rIdkawopsaweygs9bytnr2pr">
+            <w:hyperlink w:history="1" r:id="rIdkoj3fss1mokwg4so6izbr">
               <w:r>
                 <w:rPr>
                   <w:rFonts w:ascii="Arial" w:cs="Arial" w:eastAsia="Arial" w:hAnsi="Arial"/>
@@ -29072,7 +29162,7 @@
             <w:pPr>
               <w:spacing w:after="20" w:before="0"/>
             </w:pPr>
-            <w:hyperlink w:history="1" r:id="rIdnwkxicqaz9exqctnlsalg">
+            <w:hyperlink w:history="1" r:id="rIddwazptwz6tbdfy29nr8i5">
               <w:r>
                 <w:rPr>
                   <w:rFonts w:ascii="Arial" w:cs="Arial" w:eastAsia="Arial" w:hAnsi="Arial"/>
@@ -29105,7 +29195,7 @@
               <w:spacing w:after="10" w:before="0"/>
               <w:ind w:left="120"/>
             </w:pPr>
-            <w:hyperlink w:history="1" r:id="rIdgwjpsrdupndgi57bxoydb">
+            <w:hyperlink w:history="1" r:id="rIdoad_xch8khlldu144icnt">
               <w:r>
                 <w:rPr>
                   <w:rFonts w:ascii="Arial" w:cs="Arial" w:eastAsia="Arial" w:hAnsi="Arial"/>
@@ -29300,7 +29390,7 @@
             <w:pPr>
               <w:spacing w:after="20" w:before="0"/>
             </w:pPr>
-            <w:hyperlink w:history="1" r:id="rIdmeawvzauceopbb0dvj1o1">
+            <w:hyperlink w:history="1" r:id="rId-oikxp1hbkdswebdbuglm">
               <w:r>
                 <w:rPr>
                   <w:rFonts w:ascii="Arial" w:cs="Arial" w:eastAsia="Arial" w:hAnsi="Arial"/>
@@ -29333,7 +29423,7 @@
               <w:spacing w:after="10" w:before="0"/>
               <w:ind w:left="120"/>
             </w:pPr>
-            <w:hyperlink w:history="1" r:id="rIdqkgmndpigey9n6yb_mjol">
+            <w:hyperlink w:history="1" r:id="rIdosrllzr_gkybluhbp8lcb">
               <w:r>
                 <w:rPr>
                   <w:rFonts w:ascii="Arial" w:cs="Arial" w:eastAsia="Arial" w:hAnsi="Arial"/>
@@ -29378,7 +29468,7 @@
             <w:pPr>
               <w:spacing w:after="20" w:before="0"/>
             </w:pPr>
-            <w:hyperlink w:history="1" r:id="rId_9vs92ylbxvf0w96bey2b">
+            <w:hyperlink w:history="1" r:id="rIdzr9fqofpi3cxuv50bpsvg">
               <w:r>
                 <w:rPr>
                   <w:rFonts w:ascii="Arial" w:cs="Arial" w:eastAsia="Arial" w:hAnsi="Arial"/>
@@ -29411,7 +29501,7 @@
               <w:spacing w:after="10" w:before="0"/>
               <w:ind w:left="120"/>
             </w:pPr>
-            <w:hyperlink w:history="1" r:id="rIdzgebgovwwbwqqqmeq93x6">
+            <w:hyperlink w:history="1" r:id="rId04xuxd9jynhfupc6vbdee">
               <w:r>
                 <w:rPr>
                   <w:rFonts w:ascii="Arial" w:cs="Arial" w:eastAsia="Arial" w:hAnsi="Arial"/>
@@ -29606,7 +29696,7 @@
             <w:pPr>
               <w:spacing w:after="20" w:before="0"/>
             </w:pPr>
-            <w:hyperlink w:history="1" r:id="rIdqryftex3uurchxtie5opb">
+            <w:hyperlink w:history="1" r:id="rIdhti0tr-vhndldql5n1zlk">
               <w:r>
                 <w:rPr>
                   <w:rFonts w:ascii="Arial" w:cs="Arial" w:eastAsia="Arial" w:hAnsi="Arial"/>
@@ -29639,7 +29729,7 @@
               <w:spacing w:after="10" w:before="0"/>
               <w:ind w:left="120"/>
             </w:pPr>
-            <w:hyperlink w:history="1" r:id="rIdnavpmz2fwwdka7z1jwlyk">
+            <w:hyperlink w:history="1" r:id="rIdlxhxnzhwgq-7szp-vhbmx">
               <w:r>
                 <w:rPr>
                   <w:rFonts w:ascii="Arial" w:cs="Arial" w:eastAsia="Arial" w:hAnsi="Arial"/>
@@ -29684,7 +29774,7 @@
             <w:pPr>
               <w:spacing w:after="20" w:before="0"/>
             </w:pPr>
-            <w:hyperlink w:history="1" r:id="rIdzatac18c__cp-acs2l8as">
+            <w:hyperlink w:history="1" r:id="rId4fkmjnvttd9djdlu8sers">
               <w:r>
                 <w:rPr>
                   <w:rFonts w:ascii="Arial" w:cs="Arial" w:eastAsia="Arial" w:hAnsi="Arial"/>
@@ -29717,7 +29807,7 @@
               <w:spacing w:after="10" w:before="0"/>
               <w:ind w:left="120"/>
             </w:pPr>
-            <w:hyperlink w:history="1" r:id="rIdsnb9abiz7_vx9v2lqkyw8">
+            <w:hyperlink w:history="1" r:id="rIdtgh0pmklstgdfv9sl7-kq">
               <w:r>
                 <w:rPr>
                   <w:rFonts w:ascii="Arial" w:cs="Arial" w:eastAsia="Arial" w:hAnsi="Arial"/>
@@ -29912,7 +30002,7 @@
             <w:pPr>
               <w:spacing w:after="20" w:before="0"/>
             </w:pPr>
-            <w:hyperlink w:history="1" r:id="rIdrqrf375hplg5pwlyepyde">
+            <w:hyperlink w:history="1" r:id="rIdurbkka-si_xcibcj7kosg">
               <w:r>
                 <w:rPr>
                   <w:rFonts w:ascii="Arial" w:cs="Arial" w:eastAsia="Arial" w:hAnsi="Arial"/>
@@ -29945,7 +30035,7 @@
               <w:spacing w:after="10" w:before="0"/>
               <w:ind w:left="120"/>
             </w:pPr>
-            <w:hyperlink w:history="1" r:id="rIdrkcvziur-ozojtqsh4hed">
+            <w:hyperlink w:history="1" r:id="rIdkvujq5gewtt2cji10mzoz">
               <w:r>
                 <w:rPr>
                   <w:rFonts w:ascii="Arial" w:cs="Arial" w:eastAsia="Arial" w:hAnsi="Arial"/>
@@ -29990,7 +30080,7 @@
             <w:pPr>
               <w:spacing w:after="20" w:before="0"/>
             </w:pPr>
-            <w:hyperlink w:history="1" r:id="rIdztledpxfan3ipohr9mu1u">
+            <w:hyperlink w:history="1" r:id="rId_pplhz6sn1f7uoe3_8x8l">
               <w:r>
                 <w:rPr>
                   <w:rFonts w:ascii="Arial" w:cs="Arial" w:eastAsia="Arial" w:hAnsi="Arial"/>
@@ -30023,7 +30113,7 @@
               <w:spacing w:after="10" w:before="0"/>
               <w:ind w:left="120"/>
             </w:pPr>
-            <w:hyperlink w:history="1" r:id="rIdca9hdpv6ytfdsxs9n2aqv">
+            <w:hyperlink w:history="1" r:id="rIdj2uuavq3p80jyzplk_vg2">
               <w:r>
                 <w:rPr>
                   <w:rFonts w:ascii="Arial" w:cs="Arial" w:eastAsia="Arial" w:hAnsi="Arial"/>
@@ -30218,7 +30308,7 @@
             <w:pPr>
               <w:spacing w:after="20" w:before="0"/>
             </w:pPr>
-            <w:hyperlink w:history="1" r:id="rIdpu-ujsuffsg3uce_seu7a">
+            <w:hyperlink w:history="1" r:id="rIdnhgjh7cbvd9bnf4xplrem">
               <w:r>
                 <w:rPr>
                   <w:rFonts w:ascii="Arial" w:cs="Arial" w:eastAsia="Arial" w:hAnsi="Arial"/>
@@ -30251,7 +30341,7 @@
               <w:spacing w:after="10" w:before="0"/>
               <w:ind w:left="120"/>
             </w:pPr>
-            <w:hyperlink w:history="1" r:id="rIdo1zlav9i3kz0pkqwpa2eq">
+            <w:hyperlink w:history="1" r:id="rIdj2sj3cxvcxzdcsb2amq-8">
               <w:r>
                 <w:rPr>
                   <w:rFonts w:ascii="Arial" w:cs="Arial" w:eastAsia="Arial" w:hAnsi="Arial"/>
@@ -30296,7 +30386,7 @@
             <w:pPr>
               <w:spacing w:after="20" w:before="0"/>
             </w:pPr>
-            <w:hyperlink w:history="1" r:id="rIdxi1to1m0ra2clbwqcrqvd">
+            <w:hyperlink w:history="1" r:id="rIdcimqdxsrl4j_howcrohg1">
               <w:r>
                 <w:rPr>
                   <w:rFonts w:ascii="Arial" w:cs="Arial" w:eastAsia="Arial" w:hAnsi="Arial"/>
@@ -30329,7 +30419,7 @@
               <w:spacing w:after="10" w:before="0"/>
               <w:ind w:left="120"/>
             </w:pPr>
-            <w:hyperlink w:history="1" r:id="rIdzc19t1cdvxz_egbdmljii">
+            <w:hyperlink w:history="1" r:id="rIdf2e0qsesvaxcygymlegpf">
               <w:r>
                 <w:rPr>
                   <w:rFonts w:ascii="Arial" w:cs="Arial" w:eastAsia="Arial" w:hAnsi="Arial"/>
@@ -31768,32 +31858,32 @@
         <w:tc>
           <w:tcPr>
             <w:tcW w:type="dxa" w:w="1520"/>
-            <w:shd w:fill="F2F2F2" w:color="auto" w:val="clear"/>
-            <w:tcMar>
-              <w:top w:type="dxa" w:w="60"/>
-              <w:left w:type="dxa" w:w="120"/>
-              <w:bottom w:type="dxa" w:w="60"/>
-              <w:right w:type="dxa" w:w="120"/>
-            </w:tcMar>
-            <w:vAlign w:val="top"/>
-          </w:tcPr>
-          <w:p>
-            <w:pPr>
-              <w:spacing w:after="40" w:before="0"/>
-              <w:jc w:val="left"/>
-            </w:pPr>
-            <w:r>
-              <w:rPr>
-                <w:rFonts w:ascii="Arial" w:cs="Arial" w:eastAsia="Arial" w:hAnsi="Arial"/>
-                <w:b/>
-                <w:bCs/>
-                <w:i w:val="false"/>
-                <w:iCs w:val="false"/>
-                <w:color w:val="000000"/>
-                <w:sz w:val="18"/>
-                <w:szCs w:val="18"/>
-              </w:rPr>
-              <w:t xml:space="preserve">Phase 1 — Predict</w:t>
+            <w:shd w:fill="EAD1F5" w:color="auto" w:val="clear"/>
+            <w:tcMar>
+              <w:top w:type="dxa" w:w="60"/>
+              <w:left w:type="dxa" w:w="120"/>
+              <w:bottom w:type="dxa" w:w="60"/>
+              <w:right w:type="dxa" w:w="120"/>
+            </w:tcMar>
+            <w:vAlign w:val="top"/>
+          </w:tcPr>
+          <w:p>
+            <w:pPr>
+              <w:spacing w:after="40" w:before="0"/>
+              <w:jc w:val="left"/>
+            </w:pPr>
+            <w:r>
+              <w:rPr>
+                <w:rFonts w:ascii="Arial" w:cs="Arial" w:eastAsia="Arial" w:hAnsi="Arial"/>
+                <w:b/>
+                <w:bCs/>
+                <w:i w:val="false"/>
+                <w:iCs w:val="false"/>
+                <w:color w:val="000000"/>
+                <w:sz w:val="18"/>
+                <w:szCs w:val="18"/>
+              </w:rPr>
+              <w:t xml:space="preserve">Predict Phase</w:t>
             </w:r>
           </w:p>
           <w:p>
@@ -31816,7 +31906,7 @@
             <w:pPr>
               <w:spacing w:after="20" w:before="0"/>
             </w:pPr>
-            <w:hyperlink w:history="1" r:id="rIdx1_-a2vpozpevrncxalp8">
+            <w:hyperlink w:history="1" r:id="rIdjr2e7ewg3eljh9iskytfg">
               <w:r>
                 <w:rPr>
                   <w:rFonts w:ascii="Arial" w:cs="Arial" w:eastAsia="Arial" w:hAnsi="Arial"/>
@@ -31849,7 +31939,7 @@
               <w:spacing w:after="10" w:before="0"/>
               <w:ind w:left="120"/>
             </w:pPr>
-            <w:hyperlink w:history="1" r:id="rIdhwejnbxrfbjcfviytpywn">
+            <w:hyperlink w:history="1" r:id="rIdy2zjsahj_0qtixpq2ddcl">
               <w:r>
                 <w:rPr>
                   <w:rFonts w:ascii="Arial" w:cs="Arial" w:eastAsia="Arial" w:hAnsi="Arial"/>
@@ -31894,7 +31984,7 @@
             <w:pPr>
               <w:spacing w:after="20" w:before="0"/>
             </w:pPr>
-            <w:hyperlink w:history="1" r:id="rIdrb5iozi7-2_v4dain09wd">
+            <w:hyperlink w:history="1" r:id="rIdazieah-oeqz1yjivrvk87">
               <w:r>
                 <w:rPr>
                   <w:rFonts w:ascii="Arial" w:cs="Arial" w:eastAsia="Arial" w:hAnsi="Arial"/>
@@ -31927,7 +32017,7 @@
               <w:spacing w:after="10" w:before="0"/>
               <w:ind w:left="120"/>
             </w:pPr>
-            <w:hyperlink w:history="1" r:id="rIdh_cs6qnhrtr-ymlazw7gy">
+            <w:hyperlink w:history="1" r:id="rIdzn6mr2lrzwrj59ny8hmft">
               <w:r>
                 <w:rPr>
                   <w:rFonts w:ascii="Arial" w:cs="Arial" w:eastAsia="Arial" w:hAnsi="Arial"/>
@@ -32074,32 +32164,32 @@
         <w:tc>
           <w:tcPr>
             <w:tcW w:type="dxa" w:w="1520"/>
-            <w:shd w:fill="F2F2F2" w:color="auto" w:val="clear"/>
-            <w:tcMar>
-              <w:top w:type="dxa" w:w="60"/>
-              <w:left w:type="dxa" w:w="120"/>
-              <w:bottom w:type="dxa" w:w="60"/>
-              <w:right w:type="dxa" w:w="120"/>
-            </w:tcMar>
-            <w:vAlign w:val="top"/>
-          </w:tcPr>
-          <w:p>
-            <w:pPr>
-              <w:spacing w:after="40" w:before="0"/>
-              <w:jc w:val="left"/>
-            </w:pPr>
-            <w:r>
-              <w:rPr>
-                <w:rFonts w:ascii="Arial" w:cs="Arial" w:eastAsia="Arial" w:hAnsi="Arial"/>
-                <w:b/>
-                <w:bCs/>
-                <w:i w:val="false"/>
-                <w:iCs w:val="false"/>
-                <w:color w:val="000000"/>
-                <w:sz w:val="18"/>
-                <w:szCs w:val="18"/>
-              </w:rPr>
-              <w:t xml:space="preserve">Phase 2 — Observe</w:t>
+            <w:shd w:fill="D9EEF1" w:color="auto" w:val="clear"/>
+            <w:tcMar>
+              <w:top w:type="dxa" w:w="60"/>
+              <w:left w:type="dxa" w:w="120"/>
+              <w:bottom w:type="dxa" w:w="60"/>
+              <w:right w:type="dxa" w:w="120"/>
+            </w:tcMar>
+            <w:vAlign w:val="top"/>
+          </w:tcPr>
+          <w:p>
+            <w:pPr>
+              <w:spacing w:after="40" w:before="0"/>
+              <w:jc w:val="left"/>
+            </w:pPr>
+            <w:r>
+              <w:rPr>
+                <w:rFonts w:ascii="Arial" w:cs="Arial" w:eastAsia="Arial" w:hAnsi="Arial"/>
+                <w:b/>
+                <w:bCs/>
+                <w:i w:val="false"/>
+                <w:iCs w:val="false"/>
+                <w:color w:val="000000"/>
+                <w:sz w:val="18"/>
+                <w:szCs w:val="18"/>
+              </w:rPr>
+              <w:t xml:space="preserve">Observe Phase</w:t>
             </w:r>
           </w:p>
           <w:p>
@@ -32122,7 +32212,7 @@
             <w:pPr>
               <w:spacing w:after="20" w:before="0"/>
             </w:pPr>
-            <w:hyperlink w:history="1" r:id="rIdcjdbxqtj19syakxisaxfu">
+            <w:hyperlink w:history="1" r:id="rIdv21-mvcekeculvkf4z4ze">
               <w:r>
                 <w:rPr>
                   <w:rFonts w:ascii="Arial" w:cs="Arial" w:eastAsia="Arial" w:hAnsi="Arial"/>
@@ -32155,7 +32245,7 @@
               <w:spacing w:after="10" w:before="0"/>
               <w:ind w:left="120"/>
             </w:pPr>
-            <w:hyperlink w:history="1" r:id="rId4orwnlx_umlawdskdtlc3">
+            <w:hyperlink w:history="1" r:id="rIdqmytyccu-0rwaylubqte9">
               <w:r>
                 <w:rPr>
                   <w:rFonts w:ascii="Arial" w:cs="Arial" w:eastAsia="Arial" w:hAnsi="Arial"/>
@@ -32200,7 +32290,7 @@
             <w:pPr>
               <w:spacing w:after="20" w:before="0"/>
             </w:pPr>
-            <w:hyperlink w:history="1" r:id="rId8atbyssxl-3mg7yelhppk">
+            <w:hyperlink w:history="1" r:id="rIdk1r7elurm8rqcgdtaxeho">
               <w:r>
                 <w:rPr>
                   <w:rFonts w:ascii="Arial" w:cs="Arial" w:eastAsia="Arial" w:hAnsi="Arial"/>
@@ -32233,7 +32323,7 @@
               <w:spacing w:after="10" w:before="0"/>
               <w:ind w:left="120"/>
             </w:pPr>
-            <w:hyperlink w:history="1" r:id="rIdyabsw4j2ap87ghnp5dnen">
+            <w:hyperlink w:history="1" r:id="rIdn6g6gv4rma3beq5c6es5c">
               <w:r>
                 <w:rPr>
                   <w:rFonts w:ascii="Arial" w:cs="Arial" w:eastAsia="Arial" w:hAnsi="Arial"/>
@@ -32380,32 +32470,32 @@
         <w:tc>
           <w:tcPr>
             <w:tcW w:type="dxa" w:w="1520"/>
-            <w:shd w:fill="F2F2F2" w:color="auto" w:val="clear"/>
-            <w:tcMar>
-              <w:top w:type="dxa" w:w="60"/>
-              <w:left w:type="dxa" w:w="120"/>
-              <w:bottom w:type="dxa" w:w="60"/>
-              <w:right w:type="dxa" w:w="120"/>
-            </w:tcMar>
-            <w:vAlign w:val="top"/>
-          </w:tcPr>
-          <w:p>
-            <w:pPr>
-              <w:spacing w:after="40" w:before="0"/>
-              <w:jc w:val="left"/>
-            </w:pPr>
-            <w:r>
-              <w:rPr>
-                <w:rFonts w:ascii="Arial" w:cs="Arial" w:eastAsia="Arial" w:hAnsi="Arial"/>
-                <w:b/>
-                <w:bCs/>
-                <w:i w:val="false"/>
-                <w:iCs w:val="false"/>
-                <w:color w:val="000000"/>
-                <w:sz w:val="18"/>
-                <w:szCs w:val="18"/>
-              </w:rPr>
-              <w:t xml:space="preserve">Phase 3 — Explain</w:t>
+            <w:shd w:fill="E2EFDA" w:color="auto" w:val="clear"/>
+            <w:tcMar>
+              <w:top w:type="dxa" w:w="60"/>
+              <w:left w:type="dxa" w:w="120"/>
+              <w:bottom w:type="dxa" w:w="60"/>
+              <w:right w:type="dxa" w:w="120"/>
+            </w:tcMar>
+            <w:vAlign w:val="top"/>
+          </w:tcPr>
+          <w:p>
+            <w:pPr>
+              <w:spacing w:after="40" w:before="0"/>
+              <w:jc w:val="left"/>
+            </w:pPr>
+            <w:r>
+              <w:rPr>
+                <w:rFonts w:ascii="Arial" w:cs="Arial" w:eastAsia="Arial" w:hAnsi="Arial"/>
+                <w:b/>
+                <w:bCs/>
+                <w:i w:val="false"/>
+                <w:iCs w:val="false"/>
+                <w:color w:val="000000"/>
+                <w:sz w:val="18"/>
+                <w:szCs w:val="18"/>
+              </w:rPr>
+              <w:t xml:space="preserve">Explain Phase</w:t>
             </w:r>
           </w:p>
           <w:p>
@@ -32428,7 +32518,7 @@
             <w:pPr>
               <w:spacing w:after="20" w:before="0"/>
             </w:pPr>
-            <w:hyperlink w:history="1" r:id="rIdwulqpjiu7u48vy3foer_l">
+            <w:hyperlink w:history="1" r:id="rIdwp3erutm43hyrh3ksdjda">
               <w:r>
                 <w:rPr>
                   <w:rFonts w:ascii="Arial" w:cs="Arial" w:eastAsia="Arial" w:hAnsi="Arial"/>
@@ -32461,7 +32551,7 @@
               <w:spacing w:after="10" w:before="0"/>
               <w:ind w:left="120"/>
             </w:pPr>
-            <w:hyperlink w:history="1" r:id="rIdk4bsi-nha5ki8tewpny7b">
+            <w:hyperlink w:history="1" r:id="rIdhmkcmhfrblwemsbgd1l5f">
               <w:r>
                 <w:rPr>
                   <w:rFonts w:ascii="Arial" w:cs="Arial" w:eastAsia="Arial" w:hAnsi="Arial"/>
@@ -32506,7 +32596,7 @@
             <w:pPr>
               <w:spacing w:after="20" w:before="0"/>
             </w:pPr>
-            <w:hyperlink w:history="1" r:id="rIdni1a7qv_psi4il5etaalp">
+            <w:hyperlink w:history="1" r:id="rIdn1d3xsjxglej5fko9kltf">
               <w:r>
                 <w:rPr>
                   <w:rFonts w:ascii="Arial" w:cs="Arial" w:eastAsia="Arial" w:hAnsi="Arial"/>
@@ -32539,7 +32629,7 @@
               <w:spacing w:after="10" w:before="0"/>
               <w:ind w:left="120"/>
             </w:pPr>
-            <w:hyperlink w:history="1" r:id="rIdxrql4acxzakbctpo1na9t">
+            <w:hyperlink w:history="1" r:id="rId4adfpvgeqtyo1sw_vgkyp">
               <w:r>
                 <w:rPr>
                   <w:rFonts w:ascii="Arial" w:cs="Arial" w:eastAsia="Arial" w:hAnsi="Arial"/>
@@ -32686,32 +32776,32 @@
         <w:tc>
           <w:tcPr>
             <w:tcW w:type="dxa" w:w="1520"/>
-            <w:shd w:fill="F2F2F2" w:color="auto" w:val="clear"/>
-            <w:tcMar>
-              <w:top w:type="dxa" w:w="60"/>
-              <w:left w:type="dxa" w:w="120"/>
-              <w:bottom w:type="dxa" w:w="60"/>
-              <w:right w:type="dxa" w:w="120"/>
-            </w:tcMar>
-            <w:vAlign w:val="top"/>
-          </w:tcPr>
-          <w:p>
-            <w:pPr>
-              <w:spacing w:after="40" w:before="0"/>
-              <w:jc w:val="left"/>
-            </w:pPr>
-            <w:r>
-              <w:rPr>
-                <w:rFonts w:ascii="Arial" w:cs="Arial" w:eastAsia="Arial" w:hAnsi="Arial"/>
-                <w:b/>
-                <w:bCs/>
-                <w:i w:val="false"/>
-                <w:iCs w:val="false"/>
-                <w:color w:val="000000"/>
-                <w:sz w:val="18"/>
-                <w:szCs w:val="18"/>
-              </w:rPr>
-              <w:t xml:space="preserve">Phase 4 — Driving Question Board (DQB) Update</w:t>
+            <w:shd w:fill="FCE4D6" w:color="auto" w:val="clear"/>
+            <w:tcMar>
+              <w:top w:type="dxa" w:w="60"/>
+              <w:left w:type="dxa" w:w="120"/>
+              <w:bottom w:type="dxa" w:w="60"/>
+              <w:right w:type="dxa" w:w="120"/>
+            </w:tcMar>
+            <w:vAlign w:val="top"/>
+          </w:tcPr>
+          <w:p>
+            <w:pPr>
+              <w:spacing w:after="40" w:before="0"/>
+              <w:jc w:val="left"/>
+            </w:pPr>
+            <w:r>
+              <w:rPr>
+                <w:rFonts w:ascii="Arial" w:cs="Arial" w:eastAsia="Arial" w:hAnsi="Arial"/>
+                <w:b/>
+                <w:bCs/>
+                <w:i w:val="false"/>
+                <w:iCs w:val="false"/>
+                <w:color w:val="000000"/>
+                <w:sz w:val="18"/>
+                <w:szCs w:val="18"/>
+              </w:rPr>
+              <w:t xml:space="preserve">Driving Question Board (DQB) Creation</w:t>
             </w:r>
           </w:p>
           <w:p>
@@ -32734,7 +32824,7 @@
             <w:pPr>
               <w:spacing w:after="20" w:before="0"/>
             </w:pPr>
-            <w:hyperlink w:history="1" r:id="rIdbricisbl7vlxuuznta2ga">
+            <w:hyperlink w:history="1" r:id="rIdtmiwfvtlk4udcovp-ktl4">
               <w:r>
                 <w:rPr>
                   <w:rFonts w:ascii="Arial" w:cs="Arial" w:eastAsia="Arial" w:hAnsi="Arial"/>
@@ -32767,7 +32857,7 @@
               <w:spacing w:after="10" w:before="0"/>
               <w:ind w:left="120"/>
             </w:pPr>
-            <w:hyperlink w:history="1" r:id="rIdpp1jdwar6dp6cn3w29ytp">
+            <w:hyperlink w:history="1" r:id="rIdc85pdsp8mqjahqi5xq2h4">
               <w:r>
                 <w:rPr>
                   <w:rFonts w:ascii="Arial" w:cs="Arial" w:eastAsia="Arial" w:hAnsi="Arial"/>
@@ -32812,7 +32902,7 @@
             <w:pPr>
               <w:spacing w:after="20" w:before="0"/>
             </w:pPr>
-            <w:hyperlink w:history="1" r:id="rIdwz65yxsddcxivbq5j7mdw">
+            <w:hyperlink w:history="1" r:id="rIdnzlibpo_39vnvu7i8qkq9">
               <w:r>
                 <w:rPr>
                   <w:rFonts w:ascii="Arial" w:cs="Arial" w:eastAsia="Arial" w:hAnsi="Arial"/>
@@ -32845,7 +32935,7 @@
               <w:spacing w:after="10" w:before="0"/>
               <w:ind w:left="120"/>
             </w:pPr>
-            <w:hyperlink w:history="1" r:id="rIdlbmfzwm1k9p1uq2wf7wlz">
+            <w:hyperlink w:history="1" r:id="rIdezh7xzeelpp4fkzcvd1ng">
               <w:r>
                 <w:rPr>
                   <w:rFonts w:ascii="Arial" w:cs="Arial" w:eastAsia="Arial" w:hAnsi="Arial"/>
@@ -32992,32 +33082,32 @@
         <w:tc>
           <w:tcPr>
             <w:tcW w:type="dxa" w:w="1520"/>
-            <w:shd w:fill="F2F2F2" w:color="auto" w:val="clear"/>
-            <w:tcMar>
-              <w:top w:type="dxa" w:w="60"/>
-              <w:left w:type="dxa" w:w="120"/>
-              <w:bottom w:type="dxa" w:w="60"/>
-              <w:right w:type="dxa" w:w="120"/>
-            </w:tcMar>
-            <w:vAlign w:val="top"/>
-          </w:tcPr>
-          <w:p>
-            <w:pPr>
-              <w:spacing w:after="40" w:before="0"/>
-              <w:jc w:val="left"/>
-            </w:pPr>
-            <w:r>
-              <w:rPr>
-                <w:rFonts w:ascii="Arial" w:cs="Arial" w:eastAsia="Arial" w:hAnsi="Arial"/>
-                <w:b/>
-                <w:bCs/>
-                <w:i w:val="false"/>
-                <w:iCs w:val="false"/>
-                <w:color w:val="000000"/>
-                <w:sz w:val="18"/>
-                <w:szCs w:val="18"/>
-              </w:rPr>
-              <w:t xml:space="preserve">Phase 5 — Model Building</w:t>
+            <w:shd w:fill="D5E8F0" w:color="auto" w:val="clear"/>
+            <w:tcMar>
+              <w:top w:type="dxa" w:w="60"/>
+              <w:left w:type="dxa" w:w="120"/>
+              <w:bottom w:type="dxa" w:w="60"/>
+              <w:right w:type="dxa" w:w="120"/>
+            </w:tcMar>
+            <w:vAlign w:val="top"/>
+          </w:tcPr>
+          <w:p>
+            <w:pPr>
+              <w:spacing w:after="40" w:before="0"/>
+              <w:jc w:val="left"/>
+            </w:pPr>
+            <w:r>
+              <w:rPr>
+                <w:rFonts w:ascii="Arial" w:cs="Arial" w:eastAsia="Arial" w:hAnsi="Arial"/>
+                <w:b/>
+                <w:bCs/>
+                <w:i w:val="false"/>
+                <w:iCs w:val="false"/>
+                <w:color w:val="000000"/>
+                <w:sz w:val="18"/>
+                <w:szCs w:val="18"/>
+              </w:rPr>
+              <w:t xml:space="preserve">Model Building Phase</w:t>
             </w:r>
           </w:p>
           <w:p>
@@ -33040,7 +33130,7 @@
             <w:pPr>
               <w:spacing w:after="20" w:before="0"/>
             </w:pPr>
-            <w:hyperlink w:history="1" r:id="rIdleiy4eesatxj_yb5ibghl">
+            <w:hyperlink w:history="1" r:id="rIdprxiop2egf59h7pvmwwzx">
               <w:r>
                 <w:rPr>
                   <w:rFonts w:ascii="Arial" w:cs="Arial" w:eastAsia="Arial" w:hAnsi="Arial"/>
@@ -33073,7 +33163,7 @@
               <w:spacing w:after="10" w:before="0"/>
               <w:ind w:left="120"/>
             </w:pPr>
-            <w:hyperlink w:history="1" r:id="rIdpwzvlwcjcbnyshg-hzlgk">
+            <w:hyperlink w:history="1" r:id="rIdgwgykzgtntqj9vufmw991">
               <w:r>
                 <w:rPr>
                   <w:rFonts w:ascii="Arial" w:cs="Arial" w:eastAsia="Arial" w:hAnsi="Arial"/>
@@ -33118,7 +33208,7 @@
             <w:pPr>
               <w:spacing w:after="20" w:before="0"/>
             </w:pPr>
-            <w:hyperlink w:history="1" r:id="rId7t7nsa8ccn7p9huecsrd9">
+            <w:hyperlink w:history="1" r:id="rIdpe6oagfaxbujgkfxoihkg">
               <w:r>
                 <w:rPr>
                   <w:rFonts w:ascii="Arial" w:cs="Arial" w:eastAsia="Arial" w:hAnsi="Arial"/>
@@ -33151,7 +33241,7 @@
               <w:spacing w:after="10" w:before="0"/>
               <w:ind w:left="120"/>
             </w:pPr>
-            <w:hyperlink w:history="1" r:id="rIdygp6kfp-ocjqsfe-3jgx7">
+            <w:hyperlink w:history="1" r:id="rId6vhq_usvhs3cw9ayiybay">
               <w:r>
                 <w:rPr>
                   <w:rFonts w:ascii="Arial" w:cs="Arial" w:eastAsia="Arial" w:hAnsi="Arial"/>
@@ -34590,32 +34680,32 @@
         <w:tc>
           <w:tcPr>
             <w:tcW w:type="dxa" w:w="1520"/>
-            <w:shd w:fill="F2F2F2" w:color="auto" w:val="clear"/>
-            <w:tcMar>
-              <w:top w:type="dxa" w:w="60"/>
-              <w:left w:type="dxa" w:w="120"/>
-              <w:bottom w:type="dxa" w:w="60"/>
-              <w:right w:type="dxa" w:w="120"/>
-            </w:tcMar>
-            <w:vAlign w:val="top"/>
-          </w:tcPr>
-          <w:p>
-            <w:pPr>
-              <w:spacing w:after="40" w:before="0"/>
-              <w:jc w:val="left"/>
-            </w:pPr>
-            <w:r>
-              <w:rPr>
-                <w:rFonts w:ascii="Arial" w:cs="Arial" w:eastAsia="Arial" w:hAnsi="Arial"/>
-                <w:b/>
-                <w:bCs/>
-                <w:i w:val="false"/>
-                <w:iCs w:val="false"/>
-                <w:color w:val="000000"/>
-                <w:sz w:val="18"/>
-                <w:szCs w:val="18"/>
-              </w:rPr>
-              <w:t xml:space="preserve">Phase 1 — Predict: Model Comparison (L1 vs. L12)</w:t>
+            <w:shd w:fill="EAD1F5" w:color="auto" w:val="clear"/>
+            <w:tcMar>
+              <w:top w:type="dxa" w:w="60"/>
+              <w:left w:type="dxa" w:w="120"/>
+              <w:bottom w:type="dxa" w:w="60"/>
+              <w:right w:type="dxa" w:w="120"/>
+            </w:tcMar>
+            <w:vAlign w:val="top"/>
+          </w:tcPr>
+          <w:p>
+            <w:pPr>
+              <w:spacing w:after="40" w:before="0"/>
+              <w:jc w:val="left"/>
+            </w:pPr>
+            <w:r>
+              <w:rPr>
+                <w:rFonts w:ascii="Arial" w:cs="Arial" w:eastAsia="Arial" w:hAnsi="Arial"/>
+                <w:b/>
+                <w:bCs/>
+                <w:i w:val="false"/>
+                <w:iCs w:val="false"/>
+                <w:color w:val="000000"/>
+                <w:sz w:val="18"/>
+                <w:szCs w:val="18"/>
+              </w:rPr>
+              <w:t xml:space="preserve">Predict Phase</w:t>
             </w:r>
           </w:p>
           <w:p>
@@ -34638,7 +34728,7 @@
             <w:pPr>
               <w:spacing w:after="20" w:before="0"/>
             </w:pPr>
-            <w:hyperlink w:history="1" r:id="rIdngx83nvocxldxpdnw7kdj">
+            <w:hyperlink w:history="1" r:id="rIdwltkb5ofofob6velsauby">
               <w:r>
                 <w:rPr>
                   <w:rFonts w:ascii="Arial" w:cs="Arial" w:eastAsia="Arial" w:hAnsi="Arial"/>
@@ -34671,7 +34761,7 @@
               <w:spacing w:after="10" w:before="0"/>
               <w:ind w:left="120"/>
             </w:pPr>
-            <w:hyperlink w:history="1" r:id="rIdgzt43cyz4pzqxlgnbuv_2">
+            <w:hyperlink w:history="1" r:id="rIdycuhuo2dsrfhxoxj4jkkx">
               <w:r>
                 <w:rPr>
                   <w:rFonts w:ascii="Arial" w:cs="Arial" w:eastAsia="Arial" w:hAnsi="Arial"/>
@@ -34716,7 +34806,7 @@
             <w:pPr>
               <w:spacing w:after="20" w:before="0"/>
             </w:pPr>
-            <w:hyperlink w:history="1" r:id="rIdfmpod3k3sqslkof-vy5sk">
+            <w:hyperlink w:history="1" r:id="rIdpgigyovdavtd7yevmzxzs">
               <w:r>
                 <w:rPr>
                   <w:rFonts w:ascii="Arial" w:cs="Arial" w:eastAsia="Arial" w:hAnsi="Arial"/>
@@ -34749,7 +34839,7 @@
               <w:spacing w:after="10" w:before="0"/>
               <w:ind w:left="120"/>
             </w:pPr>
-            <w:hyperlink w:history="1" r:id="rIdpvfqtne3rksgbdd4nskso">
+            <w:hyperlink w:history="1" r:id="rIdbivwqmvkgbomurek4uxd9">
               <w:r>
                 <w:rPr>
                   <w:rFonts w:ascii="Arial" w:cs="Arial" w:eastAsia="Arial" w:hAnsi="Arial"/>
@@ -34896,32 +34986,32 @@
         <w:tc>
           <w:tcPr>
             <w:tcW w:type="dxa" w:w="1520"/>
-            <w:shd w:fill="F2F2F2" w:color="auto" w:val="clear"/>
-            <w:tcMar>
-              <w:top w:type="dxa" w:w="60"/>
-              <w:left w:type="dxa" w:w="120"/>
-              <w:bottom w:type="dxa" w:w="60"/>
-              <w:right w:type="dxa" w:w="120"/>
-            </w:tcMar>
-            <w:vAlign w:val="top"/>
-          </w:tcPr>
-          <w:p>
-            <w:pPr>
-              <w:spacing w:after="40" w:before="0"/>
-              <w:jc w:val="left"/>
-            </w:pPr>
-            <w:r>
-              <w:rPr>
-                <w:rFonts w:ascii="Arial" w:cs="Arial" w:eastAsia="Arial" w:hAnsi="Arial"/>
-                <w:b/>
-                <w:bCs/>
-                <w:i w:val="false"/>
-                <w:iCs w:val="false"/>
-                <w:color w:val="000000"/>
-                <w:sz w:val="18"/>
-                <w:szCs w:val="18"/>
-              </w:rPr>
-              <w:t xml:space="preserve">Phase 2 — Observe: Evidence Parade — Revisiting Key Data</w:t>
+            <w:shd w:fill="D9EEF1" w:color="auto" w:val="clear"/>
+            <w:tcMar>
+              <w:top w:type="dxa" w:w="60"/>
+              <w:left w:type="dxa" w:w="120"/>
+              <w:bottom w:type="dxa" w:w="60"/>
+              <w:right w:type="dxa" w:w="120"/>
+            </w:tcMar>
+            <w:vAlign w:val="top"/>
+          </w:tcPr>
+          <w:p>
+            <w:pPr>
+              <w:spacing w:after="40" w:before="0"/>
+              <w:jc w:val="left"/>
+            </w:pPr>
+            <w:r>
+              <w:rPr>
+                <w:rFonts w:ascii="Arial" w:cs="Arial" w:eastAsia="Arial" w:hAnsi="Arial"/>
+                <w:b/>
+                <w:bCs/>
+                <w:i w:val="false"/>
+                <w:iCs w:val="false"/>
+                <w:color w:val="000000"/>
+                <w:sz w:val="18"/>
+                <w:szCs w:val="18"/>
+              </w:rPr>
+              <w:t xml:space="preserve">Observe Phase</w:t>
             </w:r>
           </w:p>
           <w:p>
@@ -34944,7 +35034,7 @@
             <w:pPr>
               <w:spacing w:after="20" w:before="0"/>
             </w:pPr>
-            <w:hyperlink w:history="1" r:id="rIdj35coqxiqn6gg89mascu_">
+            <w:hyperlink w:history="1" r:id="rId-xxkrpb7bxspprk2jqajb">
               <w:r>
                 <w:rPr>
                   <w:rFonts w:ascii="Arial" w:cs="Arial" w:eastAsia="Arial" w:hAnsi="Arial"/>
@@ -34977,7 +35067,7 @@
               <w:spacing w:after="10" w:before="0"/>
               <w:ind w:left="120"/>
             </w:pPr>
-            <w:hyperlink w:history="1" r:id="rIduvjjtmoyurpn0t8tgukbb">
+            <w:hyperlink w:history="1" r:id="rIdkaaca7daikf4er9bfrglm">
               <w:r>
                 <w:rPr>
                   <w:rFonts w:ascii="Arial" w:cs="Arial" w:eastAsia="Arial" w:hAnsi="Arial"/>
@@ -35022,7 +35112,7 @@
             <w:pPr>
               <w:spacing w:after="20" w:before="0"/>
             </w:pPr>
-            <w:hyperlink w:history="1" r:id="rIdf38nsnemsjax299hwpr5v">
+            <w:hyperlink w:history="1" r:id="rIdocg2qy5asybdhmkvc75wa">
               <w:r>
                 <w:rPr>
                   <w:rFonts w:ascii="Arial" w:cs="Arial" w:eastAsia="Arial" w:hAnsi="Arial"/>
@@ -35055,7 +35145,7 @@
               <w:spacing w:after="10" w:before="0"/>
               <w:ind w:left="120"/>
             </w:pPr>
-            <w:hyperlink w:history="1" r:id="rIdv4yftyligklhjvt0fmr5d">
+            <w:hyperlink w:history="1" r:id="rIdfbpaty46enupjlzp128co">
               <w:r>
                 <w:rPr>
                   <w:rFonts w:ascii="Arial" w:cs="Arial" w:eastAsia="Arial" w:hAnsi="Arial"/>
@@ -35202,32 +35292,32 @@
         <w:tc>
           <w:tcPr>
             <w:tcW w:type="dxa" w:w="1520"/>
-            <w:shd w:fill="F2F2F2" w:color="auto" w:val="clear"/>
-            <w:tcMar>
-              <w:top w:type="dxa" w:w="60"/>
-              <w:left w:type="dxa" w:w="120"/>
-              <w:bottom w:type="dxa" w:w="60"/>
-              <w:right w:type="dxa" w:w="120"/>
-            </w:tcMar>
-            <w:vAlign w:val="top"/>
-          </w:tcPr>
-          <w:p>
-            <w:pPr>
-              <w:spacing w:after="40" w:before="0"/>
-              <w:jc w:val="left"/>
-            </w:pPr>
-            <w:r>
-              <w:rPr>
-                <w:rFonts w:ascii="Arial" w:cs="Arial" w:eastAsia="Arial" w:hAnsi="Arial"/>
-                <w:b/>
-                <w:bCs/>
-                <w:i w:val="false"/>
-                <w:iCs w:val="false"/>
-                <w:color w:val="000000"/>
-                <w:sz w:val="18"/>
-                <w:szCs w:val="18"/>
-              </w:rPr>
-              <w:t xml:space="preserve">Phase 3 — Explain: Final Explanation Construction &amp; Presentation</w:t>
+            <w:shd w:fill="E2EFDA" w:color="auto" w:val="clear"/>
+            <w:tcMar>
+              <w:top w:type="dxa" w:w="60"/>
+              <w:left w:type="dxa" w:w="120"/>
+              <w:bottom w:type="dxa" w:w="60"/>
+              <w:right w:type="dxa" w:w="120"/>
+            </w:tcMar>
+            <w:vAlign w:val="top"/>
+          </w:tcPr>
+          <w:p>
+            <w:pPr>
+              <w:spacing w:after="40" w:before="0"/>
+              <w:jc w:val="left"/>
+            </w:pPr>
+            <w:r>
+              <w:rPr>
+                <w:rFonts w:ascii="Arial" w:cs="Arial" w:eastAsia="Arial" w:hAnsi="Arial"/>
+                <w:b/>
+                <w:bCs/>
+                <w:i w:val="false"/>
+                <w:iCs w:val="false"/>
+                <w:color w:val="000000"/>
+                <w:sz w:val="18"/>
+                <w:szCs w:val="18"/>
+              </w:rPr>
+              <w:t xml:space="preserve">Explain Phase</w:t>
             </w:r>
           </w:p>
           <w:p>
@@ -35250,7 +35340,7 @@
             <w:pPr>
               <w:spacing w:after="20" w:before="0"/>
             </w:pPr>
-            <w:hyperlink w:history="1" r:id="rIdrcg1tv6_ndfatj0u0smkp">
+            <w:hyperlink w:history="1" r:id="rIdzn9cjpcnvdvzubqabi0w-">
               <w:r>
                 <w:rPr>
                   <w:rFonts w:ascii="Arial" w:cs="Arial" w:eastAsia="Arial" w:hAnsi="Arial"/>
@@ -35283,7 +35373,7 @@
               <w:spacing w:after="10" w:before="0"/>
               <w:ind w:left="120"/>
             </w:pPr>
-            <w:hyperlink w:history="1" r:id="rIdghqdbtbkx12zkvgim_ijo">
+            <w:hyperlink w:history="1" r:id="rIdafhilhkw2aqq7ekeg1vih">
               <w:r>
                 <w:rPr>
                   <w:rFonts w:ascii="Arial" w:cs="Arial" w:eastAsia="Arial" w:hAnsi="Arial"/>
@@ -35328,7 +35418,7 @@
             <w:pPr>
               <w:spacing w:after="20" w:before="0"/>
             </w:pPr>
-            <w:hyperlink w:history="1" r:id="rIdgrpth8lyaxc89a0prkpoy">
+            <w:hyperlink w:history="1" r:id="rIdfv4d4wbh1ukugzeee04bq">
               <w:r>
                 <w:rPr>
                   <w:rFonts w:ascii="Arial" w:cs="Arial" w:eastAsia="Arial" w:hAnsi="Arial"/>
@@ -35361,7 +35451,7 @@
               <w:spacing w:after="10" w:before="0"/>
               <w:ind w:left="120"/>
             </w:pPr>
-            <w:hyperlink w:history="1" r:id="rIdztreywc_pxmbo110gqfrg">
+            <w:hyperlink w:history="1" r:id="rIdz5kapog6q76y7_saaclmk">
               <w:r>
                 <w:rPr>
                   <w:rFonts w:ascii="Arial" w:cs="Arial" w:eastAsia="Arial" w:hAnsi="Arial"/>
@@ -35508,32 +35598,32 @@
         <w:tc>
           <w:tcPr>
             <w:tcW w:type="dxa" w:w="1520"/>
-            <w:shd w:fill="F2F2F2" w:color="auto" w:val="clear"/>
-            <w:tcMar>
-              <w:top w:type="dxa" w:w="60"/>
-              <w:left w:type="dxa" w:w="120"/>
-              <w:bottom w:type="dxa" w:w="60"/>
-              <w:right w:type="dxa" w:w="120"/>
-            </w:tcMar>
-            <w:vAlign w:val="top"/>
-          </w:tcPr>
-          <w:p>
-            <w:pPr>
-              <w:spacing w:after="40" w:before="0"/>
-              <w:jc w:val="left"/>
-            </w:pPr>
-            <w:r>
-              <w:rPr>
-                <w:rFonts w:ascii="Arial" w:cs="Arial" w:eastAsia="Arial" w:hAnsi="Arial"/>
-                <w:b/>
-                <w:bCs/>
-                <w:i w:val="false"/>
-                <w:iCs w:val="false"/>
-                <w:color w:val="000000"/>
-                <w:sz w:val="18"/>
-                <w:szCs w:val="18"/>
-              </w:rPr>
-              <w:t xml:space="preserve">Phase 4 — Driving Question Board (DQB) Resolution</w:t>
+            <w:shd w:fill="FCE4D6" w:color="auto" w:val="clear"/>
+            <w:tcMar>
+              <w:top w:type="dxa" w:w="60"/>
+              <w:left w:type="dxa" w:w="120"/>
+              <w:bottom w:type="dxa" w:w="60"/>
+              <w:right w:type="dxa" w:w="120"/>
+            </w:tcMar>
+            <w:vAlign w:val="top"/>
+          </w:tcPr>
+          <w:p>
+            <w:pPr>
+              <w:spacing w:after="40" w:before="0"/>
+              <w:jc w:val="left"/>
+            </w:pPr>
+            <w:r>
+              <w:rPr>
+                <w:rFonts w:ascii="Arial" w:cs="Arial" w:eastAsia="Arial" w:hAnsi="Arial"/>
+                <w:b/>
+                <w:bCs/>
+                <w:i w:val="false"/>
+                <w:iCs w:val="false"/>
+                <w:color w:val="000000"/>
+                <w:sz w:val="18"/>
+                <w:szCs w:val="18"/>
+              </w:rPr>
+              <w:t xml:space="preserve">Driving Question Board (DQB) Creation</w:t>
             </w:r>
           </w:p>
           <w:p>
@@ -35556,7 +35646,7 @@
             <w:pPr>
               <w:spacing w:after="20" w:before="0"/>
             </w:pPr>
-            <w:hyperlink w:history="1" r:id="rIdolkh-xaujihmngdyvm25s">
+            <w:hyperlink w:history="1" r:id="rIdjgcaj2yvprdwwfmsxszcf">
               <w:r>
                 <w:rPr>
                   <w:rFonts w:ascii="Arial" w:cs="Arial" w:eastAsia="Arial" w:hAnsi="Arial"/>
@@ -35589,7 +35679,7 @@
               <w:spacing w:after="10" w:before="0"/>
               <w:ind w:left="120"/>
             </w:pPr>
-            <w:hyperlink w:history="1" r:id="rIdwnivdvcvno9kzyf7ljxvg">
+            <w:hyperlink w:history="1" r:id="rId-wgf1gebrp_xkxtgmjgjl">
               <w:r>
                 <w:rPr>
                   <w:rFonts w:ascii="Arial" w:cs="Arial" w:eastAsia="Arial" w:hAnsi="Arial"/>
@@ -35634,7 +35724,7 @@
             <w:pPr>
               <w:spacing w:after="20" w:before="0"/>
             </w:pPr>
-            <w:hyperlink w:history="1" r:id="rId7hr444sehhpuamde47baf">
+            <w:hyperlink w:history="1" r:id="rIdxxrwdi_ncggnwmvpax3ab">
               <w:r>
                 <w:rPr>
                   <w:rFonts w:ascii="Arial" w:cs="Arial" w:eastAsia="Arial" w:hAnsi="Arial"/>
@@ -35667,7 +35757,7 @@
               <w:spacing w:after="10" w:before="0"/>
               <w:ind w:left="120"/>
             </w:pPr>
-            <w:hyperlink w:history="1" r:id="rIdny9ljg1ejkkxstq70ropy">
+            <w:hyperlink w:history="1" r:id="rIdhxn5ncnbp784enn0_yzo-">
               <w:r>
                 <w:rPr>
                   <w:rFonts w:ascii="Arial" w:cs="Arial" w:eastAsia="Arial" w:hAnsi="Arial"/>
@@ -35814,32 +35904,32 @@
         <w:tc>
           <w:tcPr>
             <w:tcW w:type="dxa" w:w="1520"/>
-            <w:shd w:fill="F2F2F2" w:color="auto" w:val="clear"/>
-            <w:tcMar>
-              <w:top w:type="dxa" w:w="60"/>
-              <w:left w:type="dxa" w:w="120"/>
-              <w:bottom w:type="dxa" w:w="60"/>
-              <w:right w:type="dxa" w:w="120"/>
-            </w:tcMar>
-            <w:vAlign w:val="top"/>
-          </w:tcPr>
-          <w:p>
-            <w:pPr>
-              <w:spacing w:after="40" w:before="0"/>
-              <w:jc w:val="left"/>
-            </w:pPr>
-            <w:r>
-              <w:rPr>
-                <w:rFonts w:ascii="Arial" w:cs="Arial" w:eastAsia="Arial" w:hAnsi="Arial"/>
-                <w:b/>
-                <w:bCs/>
-                <w:i w:val="false"/>
-                <w:iCs w:val="false"/>
-                <w:color w:val="000000"/>
-                <w:sz w:val="18"/>
-                <w:szCs w:val="18"/>
-              </w:rPr>
-              <w:t xml:space="preserve">Phase 5 — Model Building: Summative Performance Task — 'The Wanjiku Family Home Wiring Plan'</w:t>
+            <w:shd w:fill="D5E8F0" w:color="auto" w:val="clear"/>
+            <w:tcMar>
+              <w:top w:type="dxa" w:w="60"/>
+              <w:left w:type="dxa" w:w="120"/>
+              <w:bottom w:type="dxa" w:w="60"/>
+              <w:right w:type="dxa" w:w="120"/>
+            </w:tcMar>
+            <w:vAlign w:val="top"/>
+          </w:tcPr>
+          <w:p>
+            <w:pPr>
+              <w:spacing w:after="40" w:before="0"/>
+              <w:jc w:val="left"/>
+            </w:pPr>
+            <w:r>
+              <w:rPr>
+                <w:rFonts w:ascii="Arial" w:cs="Arial" w:eastAsia="Arial" w:hAnsi="Arial"/>
+                <w:b/>
+                <w:bCs/>
+                <w:i w:val="false"/>
+                <w:iCs w:val="false"/>
+                <w:color w:val="000000"/>
+                <w:sz w:val="18"/>
+                <w:szCs w:val="18"/>
+              </w:rPr>
+              <w:t xml:space="preserve">Model Building Phase</w:t>
             </w:r>
           </w:p>
           <w:p>
@@ -35862,7 +35952,7 @@
             <w:pPr>
               <w:spacing w:after="20" w:before="0"/>
             </w:pPr>
-            <w:hyperlink w:history="1" r:id="rId9lymj8mqs7mcgvi0nt0b7">
+            <w:hyperlink w:history="1" r:id="rIdpetn_rfrccblwztim4eio">
               <w:r>
                 <w:rPr>
                   <w:rFonts w:ascii="Arial" w:cs="Arial" w:eastAsia="Arial" w:hAnsi="Arial"/>
@@ -35895,7 +35985,7 @@
               <w:spacing w:after="10" w:before="0"/>
               <w:ind w:left="120"/>
             </w:pPr>
-            <w:hyperlink w:history="1" r:id="rIdr6jne71hasijzajj8lxh7">
+            <w:hyperlink w:history="1" r:id="rId2xmjzpxo2wjtorupvnuv5">
               <w:r>
                 <w:rPr>
                   <w:rFonts w:ascii="Arial" w:cs="Arial" w:eastAsia="Arial" w:hAnsi="Arial"/>
@@ -35940,7 +36030,7 @@
             <w:pPr>
               <w:spacing w:after="20" w:before="0"/>
             </w:pPr>
-            <w:hyperlink w:history="1" r:id="rId8aqbsgyzcztwcbr1buoea">
+            <w:hyperlink w:history="1" r:id="rIdnsj-utzkjorx6yow2rtau">
               <w:r>
                 <w:rPr>
                   <w:rFonts w:ascii="Arial" w:cs="Arial" w:eastAsia="Arial" w:hAnsi="Arial"/>
@@ -35973,7 +36063,7 @@
               <w:spacing w:after="10" w:before="0"/>
               <w:ind w:left="120"/>
             </w:pPr>
-            <w:hyperlink w:history="1" r:id="rIdf0_gpai6jgrfjgixy7idd">
+            <w:hyperlink w:history="1" r:id="rId5p88ega1vb2dya4lbidub">
               <w:r>
                 <w:rPr>
                   <w:rFonts w:ascii="Arial" w:cs="Arial" w:eastAsia="Arial" w:hAnsi="Arial"/>

--- a/data/outputs/v2/Physics/SS3.2_Current_Electricity/Physics_Current_Electricity_CBE_LessonSequence.docx
+++ b/data/outputs/v2/Physics/SS3.2_Current_Electricity/Physics_Current_Electricity_CBE_LessonSequence.docx
@@ -3591,7 +3591,7 @@
             <w:pPr>
               <w:spacing w:after="20" w:before="0"/>
             </w:pPr>
-            <w:hyperlink w:history="1" r:id="rIdjdskhn2_9inkeffkwq2jj">
+            <w:hyperlink w:history="1" r:id="rIdzwi6rdtoin0ntaau8gc1m">
               <w:r>
                 <w:rPr>
                   <w:rFonts w:ascii="Arial" w:cs="Arial" w:eastAsia="Arial" w:hAnsi="Arial"/>
@@ -3624,7 +3624,7 @@
               <w:spacing w:after="10" w:before="0"/>
               <w:ind w:left="120"/>
             </w:pPr>
-            <w:hyperlink w:history="1" r:id="rIdjy0d9eg9f8wcbrfgtqusa">
+            <w:hyperlink w:history="1" r:id="rIddvpfrmfxnqjvb2idfu2wm">
               <w:r>
                 <w:rPr>
                   <w:rFonts w:ascii="Arial" w:cs="Arial" w:eastAsia="Arial" w:hAnsi="Arial"/>
@@ -3669,7 +3669,7 @@
             <w:pPr>
               <w:spacing w:after="20" w:before="0"/>
             </w:pPr>
-            <w:hyperlink w:history="1" r:id="rIdwmxudb1xxxmbsxvzntcpx">
+            <w:hyperlink w:history="1" r:id="rIdpgh7wpsazk1eozar5fhm3">
               <w:r>
                 <w:rPr>
                   <w:rFonts w:ascii="Arial" w:cs="Arial" w:eastAsia="Arial" w:hAnsi="Arial"/>
@@ -3702,7 +3702,7 @@
               <w:spacing w:after="10" w:before="0"/>
               <w:ind w:left="120"/>
             </w:pPr>
-            <w:hyperlink w:history="1" r:id="rIdke7qsc3pbxusyuo3of-6_">
+            <w:hyperlink w:history="1" r:id="rIddu9syifnw7jkpr0pjgmkg">
               <w:r>
                 <w:rPr>
                   <w:rFonts w:ascii="Arial" w:cs="Arial" w:eastAsia="Arial" w:hAnsi="Arial"/>
@@ -3897,7 +3897,7 @@
             <w:pPr>
               <w:spacing w:after="20" w:before="0"/>
             </w:pPr>
-            <w:hyperlink w:history="1" r:id="rIdv6i9eu0r7h5n4q5rmq5un">
+            <w:hyperlink w:history="1" r:id="rIdlyjbribc6bhogwzxqnygn">
               <w:r>
                 <w:rPr>
                   <w:rFonts w:ascii="Arial" w:cs="Arial" w:eastAsia="Arial" w:hAnsi="Arial"/>
@@ -3930,7 +3930,7 @@
               <w:spacing w:after="10" w:before="0"/>
               <w:ind w:left="120"/>
             </w:pPr>
-            <w:hyperlink w:history="1" r:id="rIdrlasstidnzeldyfizwnsx">
+            <w:hyperlink w:history="1" r:id="rIdzrbfqoh22cldbymfbh94w">
               <w:r>
                 <w:rPr>
                   <w:rFonts w:ascii="Arial" w:cs="Arial" w:eastAsia="Arial" w:hAnsi="Arial"/>
@@ -3975,7 +3975,7 @@
             <w:pPr>
               <w:spacing w:after="20" w:before="0"/>
             </w:pPr>
-            <w:hyperlink w:history="1" r:id="rId8m1hsglbrb8czcvktfc34">
+            <w:hyperlink w:history="1" r:id="rId2dte6v9r2oe1u6bdjotkh">
               <w:r>
                 <w:rPr>
                   <w:rFonts w:ascii="Arial" w:cs="Arial" w:eastAsia="Arial" w:hAnsi="Arial"/>
@@ -4008,7 +4008,7 @@
               <w:spacing w:after="10" w:before="0"/>
               <w:ind w:left="120"/>
             </w:pPr>
-            <w:hyperlink w:history="1" r:id="rIdombtjcaq1o7pppu4k7aar">
+            <w:hyperlink w:history="1" r:id="rIdtny3xk4n6kt-wn9a-kgu0">
               <w:r>
                 <w:rPr>
                   <w:rFonts w:ascii="Arial" w:cs="Arial" w:eastAsia="Arial" w:hAnsi="Arial"/>
@@ -4203,7 +4203,7 @@
             <w:pPr>
               <w:spacing w:after="20" w:before="0"/>
             </w:pPr>
-            <w:hyperlink w:history="1" r:id="rId1nyyn2cmpdme-tr8wotio">
+            <w:hyperlink w:history="1" r:id="rId1lgsjjgyxoiooo6xodxoa">
               <w:r>
                 <w:rPr>
                   <w:rFonts w:ascii="Arial" w:cs="Arial" w:eastAsia="Arial" w:hAnsi="Arial"/>
@@ -4236,7 +4236,7 @@
               <w:spacing w:after="10" w:before="0"/>
               <w:ind w:left="120"/>
             </w:pPr>
-            <w:hyperlink w:history="1" r:id="rIdossat5rtcaz0tjpumjxfa">
+            <w:hyperlink w:history="1" r:id="rIdw-xpun-ms5fjygte78zkb">
               <w:r>
                 <w:rPr>
                   <w:rFonts w:ascii="Arial" w:cs="Arial" w:eastAsia="Arial" w:hAnsi="Arial"/>
@@ -4281,7 +4281,7 @@
             <w:pPr>
               <w:spacing w:after="20" w:before="0"/>
             </w:pPr>
-            <w:hyperlink w:history="1" r:id="rIdtspgc9l4gkklvwixd5fm7">
+            <w:hyperlink w:history="1" r:id="rIduxrwtxg7fakn78-5k4nfd">
               <w:r>
                 <w:rPr>
                   <w:rFonts w:ascii="Arial" w:cs="Arial" w:eastAsia="Arial" w:hAnsi="Arial"/>
@@ -4314,7 +4314,7 @@
               <w:spacing w:after="10" w:before="0"/>
               <w:ind w:left="120"/>
             </w:pPr>
-            <w:hyperlink w:history="1" r:id="rIdceamca9k2hkoidn4nta3e">
+            <w:hyperlink w:history="1" r:id="rId01c9fbp-4czh2ofehslfm">
               <w:r>
                 <w:rPr>
                   <w:rFonts w:ascii="Arial" w:cs="Arial" w:eastAsia="Arial" w:hAnsi="Arial"/>
@@ -4509,7 +4509,7 @@
             <w:pPr>
               <w:spacing w:after="20" w:before="0"/>
             </w:pPr>
-            <w:hyperlink w:history="1" r:id="rIdmiomj2hiwrx4bpcds8bhv">
+            <w:hyperlink w:history="1" r:id="rIdxsj4kly3ti2sdd73bqcw_">
               <w:r>
                 <w:rPr>
                   <w:rFonts w:ascii="Arial" w:cs="Arial" w:eastAsia="Arial" w:hAnsi="Arial"/>
@@ -4542,7 +4542,7 @@
               <w:spacing w:after="10" w:before="0"/>
               <w:ind w:left="120"/>
             </w:pPr>
-            <w:hyperlink w:history="1" r:id="rIdcsawtcvtb8pyclznkfjdg">
+            <w:hyperlink w:history="1" r:id="rId8ogwbnpwlozee1sdwbn9d">
               <w:r>
                 <w:rPr>
                   <w:rFonts w:ascii="Arial" w:cs="Arial" w:eastAsia="Arial" w:hAnsi="Arial"/>
@@ -4587,7 +4587,7 @@
             <w:pPr>
               <w:spacing w:after="20" w:before="0"/>
             </w:pPr>
-            <w:hyperlink w:history="1" r:id="rId6bg5msqxoos8yx7_uoj_w">
+            <w:hyperlink w:history="1" r:id="rIdprgocacz-wrnca42t5asm">
               <w:r>
                 <w:rPr>
                   <w:rFonts w:ascii="Arial" w:cs="Arial" w:eastAsia="Arial" w:hAnsi="Arial"/>
@@ -4620,7 +4620,7 @@
               <w:spacing w:after="10" w:before="0"/>
               <w:ind w:left="120"/>
             </w:pPr>
-            <w:hyperlink w:history="1" r:id="rIdnnbaqvlqnl4tfjkxlhfwe">
+            <w:hyperlink w:history="1" r:id="rIdkvj8xq-ytokyxqdhgezlm">
               <w:r>
                 <w:rPr>
                   <w:rFonts w:ascii="Arial" w:cs="Arial" w:eastAsia="Arial" w:hAnsi="Arial"/>
@@ -4815,7 +4815,7 @@
             <w:pPr>
               <w:spacing w:after="20" w:before="0"/>
             </w:pPr>
-            <w:hyperlink w:history="1" r:id="rIddiqsmfprccrdj7tupftai">
+            <w:hyperlink w:history="1" r:id="rIdaaomzeihueq6ft1lwtvvc">
               <w:r>
                 <w:rPr>
                   <w:rFonts w:ascii="Arial" w:cs="Arial" w:eastAsia="Arial" w:hAnsi="Arial"/>
@@ -4848,7 +4848,7 @@
               <w:spacing w:after="10" w:before="0"/>
               <w:ind w:left="120"/>
             </w:pPr>
-            <w:hyperlink w:history="1" r:id="rIdr0ktqxag0_ncw6yutnjaz">
+            <w:hyperlink w:history="1" r:id="rId_epr-rcta21gzd_buh8ev">
               <w:r>
                 <w:rPr>
                   <w:rFonts w:ascii="Arial" w:cs="Arial" w:eastAsia="Arial" w:hAnsi="Arial"/>
@@ -4893,7 +4893,7 @@
             <w:pPr>
               <w:spacing w:after="20" w:before="0"/>
             </w:pPr>
-            <w:hyperlink w:history="1" r:id="rIdqptj0gzoxpahiwkrxju4y">
+            <w:hyperlink w:history="1" r:id="rIdjhja_lef09j4pgbpiyw6l">
               <w:r>
                 <w:rPr>
                   <w:rFonts w:ascii="Arial" w:cs="Arial" w:eastAsia="Arial" w:hAnsi="Arial"/>
@@ -4926,7 +4926,7 @@
               <w:spacing w:after="10" w:before="0"/>
               <w:ind w:left="120"/>
             </w:pPr>
-            <w:hyperlink w:history="1" r:id="rId52vjoahdzduehabusx3px">
+            <w:hyperlink w:history="1" r:id="rIdwm-fhf7amcer3vyn3ofjs">
               <w:r>
                 <w:rPr>
                   <w:rFonts w:ascii="Arial" w:cs="Arial" w:eastAsia="Arial" w:hAnsi="Arial"/>
@@ -6413,7 +6413,7 @@
             <w:pPr>
               <w:spacing w:after="20" w:before="0"/>
             </w:pPr>
-            <w:hyperlink w:history="1" r:id="rId7kn49gwcgzp4ua2eiiydo">
+            <w:hyperlink w:history="1" r:id="rIdf_9q5ih2-0g7o4npnrhku">
               <w:r>
                 <w:rPr>
                   <w:rFonts w:ascii="Arial" w:cs="Arial" w:eastAsia="Arial" w:hAnsi="Arial"/>
@@ -6446,7 +6446,7 @@
               <w:spacing w:after="10" w:before="0"/>
               <w:ind w:left="120"/>
             </w:pPr>
-            <w:hyperlink w:history="1" r:id="rIdyr4ccmuw1c8crekhmxdbj">
+            <w:hyperlink w:history="1" r:id="rIdnfi_xnpc4e5dsiigu_u2_">
               <w:r>
                 <w:rPr>
                   <w:rFonts w:ascii="Arial" w:cs="Arial" w:eastAsia="Arial" w:hAnsi="Arial"/>
@@ -6491,7 +6491,7 @@
             <w:pPr>
               <w:spacing w:after="20" w:before="0"/>
             </w:pPr>
-            <w:hyperlink w:history="1" r:id="rIdjbbt0aczrjmqmgnlt0pyx">
+            <w:hyperlink w:history="1" r:id="rIdryjnqnfxchuforkoodl4p">
               <w:r>
                 <w:rPr>
                   <w:rFonts w:ascii="Arial" w:cs="Arial" w:eastAsia="Arial" w:hAnsi="Arial"/>
@@ -6524,7 +6524,7 @@
               <w:spacing w:after="10" w:before="0"/>
               <w:ind w:left="120"/>
             </w:pPr>
-            <w:hyperlink w:history="1" r:id="rIdwqwvcf3qjrh4bgvdw9sy4">
+            <w:hyperlink w:history="1" r:id="rIddb3sla_zsib9yjhuizash">
               <w:r>
                 <w:rPr>
                   <w:rFonts w:ascii="Arial" w:cs="Arial" w:eastAsia="Arial" w:hAnsi="Arial"/>
@@ -6719,7 +6719,7 @@
             <w:pPr>
               <w:spacing w:after="20" w:before="0"/>
             </w:pPr>
-            <w:hyperlink w:history="1" r:id="rId-y_hspdkghklnbtzihj4r">
+            <w:hyperlink w:history="1" r:id="rIditizadipjzgsus1g9bt1o">
               <w:r>
                 <w:rPr>
                   <w:rFonts w:ascii="Arial" w:cs="Arial" w:eastAsia="Arial" w:hAnsi="Arial"/>
@@ -6752,7 +6752,7 @@
               <w:spacing w:after="10" w:before="0"/>
               <w:ind w:left="120"/>
             </w:pPr>
-            <w:hyperlink w:history="1" r:id="rIde1x-isngzuwrfhgdqxwwo">
+            <w:hyperlink w:history="1" r:id="rId2ir1n48ctvvqi9f41avaw">
               <w:r>
                 <w:rPr>
                   <w:rFonts w:ascii="Arial" w:cs="Arial" w:eastAsia="Arial" w:hAnsi="Arial"/>
@@ -6797,7 +6797,7 @@
             <w:pPr>
               <w:spacing w:after="20" w:before="0"/>
             </w:pPr>
-            <w:hyperlink w:history="1" r:id="rIdgpulbz8zwtk7x7aqu2e6n">
+            <w:hyperlink w:history="1" r:id="rIdadecbpmrd8apfvbejpkdf">
               <w:r>
                 <w:rPr>
                   <w:rFonts w:ascii="Arial" w:cs="Arial" w:eastAsia="Arial" w:hAnsi="Arial"/>
@@ -6830,7 +6830,7 @@
               <w:spacing w:after="10" w:before="0"/>
               <w:ind w:left="120"/>
             </w:pPr>
-            <w:hyperlink w:history="1" r:id="rId7s1bgeq1ert7puzffjr3f">
+            <w:hyperlink w:history="1" r:id="rIdm6q6egzliurjcaemfbslo">
               <w:r>
                 <w:rPr>
                   <w:rFonts w:ascii="Arial" w:cs="Arial" w:eastAsia="Arial" w:hAnsi="Arial"/>
@@ -7025,7 +7025,7 @@
             <w:pPr>
               <w:spacing w:after="20" w:before="0"/>
             </w:pPr>
-            <w:hyperlink w:history="1" r:id="rIdcpdwj64o8nn_bs6glmpwx">
+            <w:hyperlink w:history="1" r:id="rId1ixkjbqif2bpglnkyia5n">
               <w:r>
                 <w:rPr>
                   <w:rFonts w:ascii="Arial" w:cs="Arial" w:eastAsia="Arial" w:hAnsi="Arial"/>
@@ -7058,7 +7058,7 @@
               <w:spacing w:after="10" w:before="0"/>
               <w:ind w:left="120"/>
             </w:pPr>
-            <w:hyperlink w:history="1" r:id="rIdijn0nae_6oymoitp3fggj">
+            <w:hyperlink w:history="1" r:id="rIdabosbdgy-a5l2xbwnxe3u">
               <w:r>
                 <w:rPr>
                   <w:rFonts w:ascii="Arial" w:cs="Arial" w:eastAsia="Arial" w:hAnsi="Arial"/>
@@ -7103,7 +7103,7 @@
             <w:pPr>
               <w:spacing w:after="20" w:before="0"/>
             </w:pPr>
-            <w:hyperlink w:history="1" r:id="rIdejmytgmx0u7vamugcuhdq">
+            <w:hyperlink w:history="1" r:id="rIdcgn95abiiod953czcfmqm">
               <w:r>
                 <w:rPr>
                   <w:rFonts w:ascii="Arial" w:cs="Arial" w:eastAsia="Arial" w:hAnsi="Arial"/>
@@ -7136,7 +7136,7 @@
               <w:spacing w:after="10" w:before="0"/>
               <w:ind w:left="120"/>
             </w:pPr>
-            <w:hyperlink w:history="1" r:id="rIdq40uxcgf3acn2emmilxqd">
+            <w:hyperlink w:history="1" r:id="rIdfez24qindaeothovaz7j_">
               <w:r>
                 <w:rPr>
                   <w:rFonts w:ascii="Arial" w:cs="Arial" w:eastAsia="Arial" w:hAnsi="Arial"/>
@@ -7331,7 +7331,7 @@
             <w:pPr>
               <w:spacing w:after="20" w:before="0"/>
             </w:pPr>
-            <w:hyperlink w:history="1" r:id="rId71at4zh9w2jrr9yb47z8h">
+            <w:hyperlink w:history="1" r:id="rIdjktsxbqgrgkxafbqkexse">
               <w:r>
                 <w:rPr>
                   <w:rFonts w:ascii="Arial" w:cs="Arial" w:eastAsia="Arial" w:hAnsi="Arial"/>
@@ -7364,7 +7364,7 @@
               <w:spacing w:after="10" w:before="0"/>
               <w:ind w:left="120"/>
             </w:pPr>
-            <w:hyperlink w:history="1" r:id="rIdbwoyufj1sp_ko9-tdpt2v">
+            <w:hyperlink w:history="1" r:id="rIdsrajovdduwgiglga7-r-f">
               <w:r>
                 <w:rPr>
                   <w:rFonts w:ascii="Arial" w:cs="Arial" w:eastAsia="Arial" w:hAnsi="Arial"/>
@@ -7409,7 +7409,7 @@
             <w:pPr>
               <w:spacing w:after="20" w:before="0"/>
             </w:pPr>
-            <w:hyperlink w:history="1" r:id="rIdp2pglpa99z-o_brbjywhz">
+            <w:hyperlink w:history="1" r:id="rIdw_mfmsmdsaadoiefxruj6">
               <w:r>
                 <w:rPr>
                   <w:rFonts w:ascii="Arial" w:cs="Arial" w:eastAsia="Arial" w:hAnsi="Arial"/>
@@ -7442,7 +7442,7 @@
               <w:spacing w:after="10" w:before="0"/>
               <w:ind w:left="120"/>
             </w:pPr>
-            <w:hyperlink w:history="1" r:id="rIdfyxh8puixeay9zisngray">
+            <w:hyperlink w:history="1" r:id="rIdv0llpjjm_syw2bixmxndm">
               <w:r>
                 <w:rPr>
                   <w:rFonts w:ascii="Arial" w:cs="Arial" w:eastAsia="Arial" w:hAnsi="Arial"/>
@@ -7637,7 +7637,7 @@
             <w:pPr>
               <w:spacing w:after="20" w:before="0"/>
             </w:pPr>
-            <w:hyperlink w:history="1" r:id="rId9lz_izsvgytr-9-f-p3t4">
+            <w:hyperlink w:history="1" r:id="rIdai95rn9ftynrvvvnnufuh">
               <w:r>
                 <w:rPr>
                   <w:rFonts w:ascii="Arial" w:cs="Arial" w:eastAsia="Arial" w:hAnsi="Arial"/>
@@ -7670,7 +7670,7 @@
               <w:spacing w:after="10" w:before="0"/>
               <w:ind w:left="120"/>
             </w:pPr>
-            <w:hyperlink w:history="1" r:id="rId2bteeexnz5_pxyv3pejyi">
+            <w:hyperlink w:history="1" r:id="rIdmuvcuwodfzcw9-dxnswdc">
               <w:r>
                 <w:rPr>
                   <w:rFonts w:ascii="Arial" w:cs="Arial" w:eastAsia="Arial" w:hAnsi="Arial"/>
@@ -7715,7 +7715,7 @@
             <w:pPr>
               <w:spacing w:after="20" w:before="0"/>
             </w:pPr>
-            <w:hyperlink w:history="1" r:id="rIdpwhn8twqqqvk7s5kcwp4f">
+            <w:hyperlink w:history="1" r:id="rIdrswjcsaevgtr8ewlsznz1">
               <w:r>
                 <w:rPr>
                   <w:rFonts w:ascii="Arial" w:cs="Arial" w:eastAsia="Arial" w:hAnsi="Arial"/>
@@ -7748,7 +7748,7 @@
               <w:spacing w:after="10" w:before="0"/>
               <w:ind w:left="120"/>
             </w:pPr>
-            <w:hyperlink w:history="1" r:id="rIddp0ydyebbq7rg4rsiyijj">
+            <w:hyperlink w:history="1" r:id="rIdjh5d5nscqv7evmb8ijpis">
               <w:r>
                 <w:rPr>
                   <w:rFonts w:ascii="Arial" w:cs="Arial" w:eastAsia="Arial" w:hAnsi="Arial"/>
@@ -9235,7 +9235,7 @@
             <w:pPr>
               <w:spacing w:after="20" w:before="0"/>
             </w:pPr>
-            <w:hyperlink w:history="1" r:id="rIdu3ewt1mtpmb6wa14fvhye">
+            <w:hyperlink w:history="1" r:id="rIdgawnqwr0ocqcndcmo0nn4">
               <w:r>
                 <w:rPr>
                   <w:rFonts w:ascii="Arial" w:cs="Arial" w:eastAsia="Arial" w:hAnsi="Arial"/>
@@ -9268,7 +9268,7 @@
               <w:spacing w:after="10" w:before="0"/>
               <w:ind w:left="120"/>
             </w:pPr>
-            <w:hyperlink w:history="1" r:id="rIddbzhrn421mb4dow6ubyh8">
+            <w:hyperlink w:history="1" r:id="rId4melfo2jvm-6gkxtmfsex">
               <w:r>
                 <w:rPr>
                   <w:rFonts w:ascii="Arial" w:cs="Arial" w:eastAsia="Arial" w:hAnsi="Arial"/>
@@ -9313,7 +9313,7 @@
             <w:pPr>
               <w:spacing w:after="20" w:before="0"/>
             </w:pPr>
-            <w:hyperlink w:history="1" r:id="rIdzudup87r29z_rto8icxvb">
+            <w:hyperlink w:history="1" r:id="rIdi-c5hx9ccrutir_potx_1">
               <w:r>
                 <w:rPr>
                   <w:rFonts w:ascii="Arial" w:cs="Arial" w:eastAsia="Arial" w:hAnsi="Arial"/>
@@ -9346,7 +9346,7 @@
               <w:spacing w:after="10" w:before="0"/>
               <w:ind w:left="120"/>
             </w:pPr>
-            <w:hyperlink w:history="1" r:id="rIdccqs66ecwx1xpnozn_aem">
+            <w:hyperlink w:history="1" r:id="rIdloexr2f5oo0vsiunmta6u">
               <w:r>
                 <w:rPr>
                   <w:rFonts w:ascii="Arial" w:cs="Arial" w:eastAsia="Arial" w:hAnsi="Arial"/>
@@ -9541,7 +9541,7 @@
             <w:pPr>
               <w:spacing w:after="20" w:before="0"/>
             </w:pPr>
-            <w:hyperlink w:history="1" r:id="rId6l7tqnswn0zp-oqfhsgn6">
+            <w:hyperlink w:history="1" r:id="rIdjw2okdjc3215hvv--q9np">
               <w:r>
                 <w:rPr>
                   <w:rFonts w:ascii="Arial" w:cs="Arial" w:eastAsia="Arial" w:hAnsi="Arial"/>
@@ -9574,7 +9574,7 @@
               <w:spacing w:after="10" w:before="0"/>
               <w:ind w:left="120"/>
             </w:pPr>
-            <w:hyperlink w:history="1" r:id="rIdrdhqgkyhz_piklezapomo">
+            <w:hyperlink w:history="1" r:id="rIdfcwhjwfjkl0iu9okxafmx">
               <w:r>
                 <w:rPr>
                   <w:rFonts w:ascii="Arial" w:cs="Arial" w:eastAsia="Arial" w:hAnsi="Arial"/>
@@ -9619,7 +9619,7 @@
             <w:pPr>
               <w:spacing w:after="20" w:before="0"/>
             </w:pPr>
-            <w:hyperlink w:history="1" r:id="rIdtomfjnznlbzvbadv5gx8q">
+            <w:hyperlink w:history="1" r:id="rIdp0q_y-boeg5j67lee4qhg">
               <w:r>
                 <w:rPr>
                   <w:rFonts w:ascii="Arial" w:cs="Arial" w:eastAsia="Arial" w:hAnsi="Arial"/>
@@ -9652,7 +9652,7 @@
               <w:spacing w:after="10" w:before="0"/>
               <w:ind w:left="120"/>
             </w:pPr>
-            <w:hyperlink w:history="1" r:id="rIdr-orkm4kjc7njrkzfz5dc">
+            <w:hyperlink w:history="1" r:id="rIdkjefa5waslt6p1de9faoo">
               <w:r>
                 <w:rPr>
                   <w:rFonts w:ascii="Arial" w:cs="Arial" w:eastAsia="Arial" w:hAnsi="Arial"/>
@@ -9847,7 +9847,7 @@
             <w:pPr>
               <w:spacing w:after="20" w:before="0"/>
             </w:pPr>
-            <w:hyperlink w:history="1" r:id="rIdhsoroizxzuk0ktjkhlwp5">
+            <w:hyperlink w:history="1" r:id="rIdghnng6avdx5fxiiur-fvd">
               <w:r>
                 <w:rPr>
                   <w:rFonts w:ascii="Arial" w:cs="Arial" w:eastAsia="Arial" w:hAnsi="Arial"/>
@@ -9880,7 +9880,7 @@
               <w:spacing w:after="10" w:before="0"/>
               <w:ind w:left="120"/>
             </w:pPr>
-            <w:hyperlink w:history="1" r:id="rIdxea5qrxah1b5hfkdy-bih">
+            <w:hyperlink w:history="1" r:id="rIdd4uawublcrtarx-ufejzj">
               <w:r>
                 <w:rPr>
                   <w:rFonts w:ascii="Arial" w:cs="Arial" w:eastAsia="Arial" w:hAnsi="Arial"/>
@@ -9925,7 +9925,7 @@
             <w:pPr>
               <w:spacing w:after="20" w:before="0"/>
             </w:pPr>
-            <w:hyperlink w:history="1" r:id="rIdnvos_iix14ufgsbjjydhh">
+            <w:hyperlink w:history="1" r:id="rIdtzpzmc-xdm1h7ppzd5mmg">
               <w:r>
                 <w:rPr>
                   <w:rFonts w:ascii="Arial" w:cs="Arial" w:eastAsia="Arial" w:hAnsi="Arial"/>
@@ -9958,7 +9958,7 @@
               <w:spacing w:after="10" w:before="0"/>
               <w:ind w:left="120"/>
             </w:pPr>
-            <w:hyperlink w:history="1" r:id="rId4uq6469nqddddvjy5rwec">
+            <w:hyperlink w:history="1" r:id="rIdauo50pmfubmnixqbvgpow">
               <w:r>
                 <w:rPr>
                   <w:rFonts w:ascii="Arial" w:cs="Arial" w:eastAsia="Arial" w:hAnsi="Arial"/>
@@ -10153,7 +10153,7 @@
             <w:pPr>
               <w:spacing w:after="20" w:before="0"/>
             </w:pPr>
-            <w:hyperlink w:history="1" r:id="rIdhq26yg0dxihjzojvxq7t7">
+            <w:hyperlink w:history="1" r:id="rIdykngxftpvndnknsfbcvzr">
               <w:r>
                 <w:rPr>
                   <w:rFonts w:ascii="Arial" w:cs="Arial" w:eastAsia="Arial" w:hAnsi="Arial"/>
@@ -10186,7 +10186,7 @@
               <w:spacing w:after="10" w:before="0"/>
               <w:ind w:left="120"/>
             </w:pPr>
-            <w:hyperlink w:history="1" r:id="rIdfqispsl4u-kak4khiilll">
+            <w:hyperlink w:history="1" r:id="rIdi6jqpd07yfkqgzsjalji7">
               <w:r>
                 <w:rPr>
                   <w:rFonts w:ascii="Arial" w:cs="Arial" w:eastAsia="Arial" w:hAnsi="Arial"/>
@@ -10231,7 +10231,7 @@
             <w:pPr>
               <w:spacing w:after="20" w:before="0"/>
             </w:pPr>
-            <w:hyperlink w:history="1" r:id="rIdiodvxd9cotnavxuiv7_fp">
+            <w:hyperlink w:history="1" r:id="rIdkgpjwang8pk0mkxdpnlo5">
               <w:r>
                 <w:rPr>
                   <w:rFonts w:ascii="Arial" w:cs="Arial" w:eastAsia="Arial" w:hAnsi="Arial"/>
@@ -10264,7 +10264,7 @@
               <w:spacing w:after="10" w:before="0"/>
               <w:ind w:left="120"/>
             </w:pPr>
-            <w:hyperlink w:history="1" r:id="rIdob9bdgycxlee9kjlw0idm">
+            <w:hyperlink w:history="1" r:id="rIdigjtfeh6tw0qp3jfho9lr">
               <w:r>
                 <w:rPr>
                   <w:rFonts w:ascii="Arial" w:cs="Arial" w:eastAsia="Arial" w:hAnsi="Arial"/>
@@ -10459,7 +10459,7 @@
             <w:pPr>
               <w:spacing w:after="20" w:before="0"/>
             </w:pPr>
-            <w:hyperlink w:history="1" r:id="rIdpchxapf0btlxm6pjklkkg">
+            <w:hyperlink w:history="1" r:id="rIdvjg5j4ywcl5fl5nrnf1af">
               <w:r>
                 <w:rPr>
                   <w:rFonts w:ascii="Arial" w:cs="Arial" w:eastAsia="Arial" w:hAnsi="Arial"/>
@@ -10492,7 +10492,7 @@
               <w:spacing w:after="10" w:before="0"/>
               <w:ind w:left="120"/>
             </w:pPr>
-            <w:hyperlink w:history="1" r:id="rId6j2ypuvpi8vnc37pzp5hd">
+            <w:hyperlink w:history="1" r:id="rIddkaw0kldncltxav0geskq">
               <w:r>
                 <w:rPr>
                   <w:rFonts w:ascii="Arial" w:cs="Arial" w:eastAsia="Arial" w:hAnsi="Arial"/>
@@ -10537,7 +10537,7 @@
             <w:pPr>
               <w:spacing w:after="20" w:before="0"/>
             </w:pPr>
-            <w:hyperlink w:history="1" r:id="rIdmuizuo_snf5nfo7uc4wma">
+            <w:hyperlink w:history="1" r:id="rId7xihaqsexmecyhksfzmj0">
               <w:r>
                 <w:rPr>
                   <w:rFonts w:ascii="Arial" w:cs="Arial" w:eastAsia="Arial" w:hAnsi="Arial"/>
@@ -10570,7 +10570,7 @@
               <w:spacing w:after="10" w:before="0"/>
               <w:ind w:left="120"/>
             </w:pPr>
-            <w:hyperlink w:history="1" r:id="rIdf-eybg8rlxykkywysgcs9">
+            <w:hyperlink w:history="1" r:id="rIdnt8moo_xqulwq3cwaphsz">
               <w:r>
                 <w:rPr>
                   <w:rFonts w:ascii="Arial" w:cs="Arial" w:eastAsia="Arial" w:hAnsi="Arial"/>
@@ -12057,7 +12057,7 @@
             <w:pPr>
               <w:spacing w:after="20" w:before="0"/>
             </w:pPr>
-            <w:hyperlink w:history="1" r:id="rIdheeq9c1_batneoj8hwipe">
+            <w:hyperlink w:history="1" r:id="rIdsj-8lttpm-7o0ogvaybwz">
               <w:r>
                 <w:rPr>
                   <w:rFonts w:ascii="Arial" w:cs="Arial" w:eastAsia="Arial" w:hAnsi="Arial"/>
@@ -12090,7 +12090,7 @@
               <w:spacing w:after="10" w:before="0"/>
               <w:ind w:left="120"/>
             </w:pPr>
-            <w:hyperlink w:history="1" r:id="rIdphqj6bljkilekfg8eg1kb">
+            <w:hyperlink w:history="1" r:id="rIdsvdvsjuto21aerahqhbvz">
               <w:r>
                 <w:rPr>
                   <w:rFonts w:ascii="Arial" w:cs="Arial" w:eastAsia="Arial" w:hAnsi="Arial"/>
@@ -12135,7 +12135,7 @@
             <w:pPr>
               <w:spacing w:after="20" w:before="0"/>
             </w:pPr>
-            <w:hyperlink w:history="1" r:id="rIdsvddpbdyikou0cerok_ut">
+            <w:hyperlink w:history="1" r:id="rId0mcgdtwa8ctr6girdtk6j">
               <w:r>
                 <w:rPr>
                   <w:rFonts w:ascii="Arial" w:cs="Arial" w:eastAsia="Arial" w:hAnsi="Arial"/>
@@ -12168,7 +12168,7 @@
               <w:spacing w:after="10" w:before="0"/>
               <w:ind w:left="120"/>
             </w:pPr>
-            <w:hyperlink w:history="1" r:id="rIdvdnieqdtwul9k4rtuagln">
+            <w:hyperlink w:history="1" r:id="rIdentlvwcqltwf55q3lycpa">
               <w:r>
                 <w:rPr>
                   <w:rFonts w:ascii="Arial" w:cs="Arial" w:eastAsia="Arial" w:hAnsi="Arial"/>
@@ -12363,7 +12363,7 @@
             <w:pPr>
               <w:spacing w:after="20" w:before="0"/>
             </w:pPr>
-            <w:hyperlink w:history="1" r:id="rIdw_tmew2zlt1vuy8u-liok">
+            <w:hyperlink w:history="1" r:id="rIdu5obg4urdvzvozlo9wpm9">
               <w:r>
                 <w:rPr>
                   <w:rFonts w:ascii="Arial" w:cs="Arial" w:eastAsia="Arial" w:hAnsi="Arial"/>
@@ -12396,7 +12396,7 @@
               <w:spacing w:after="10" w:before="0"/>
               <w:ind w:left="120"/>
             </w:pPr>
-            <w:hyperlink w:history="1" r:id="rId6t7ribjhxt3ck7f_lcsb_">
+            <w:hyperlink w:history="1" r:id="rIdog2hnj7dcsrdvow4tqwpw">
               <w:r>
                 <w:rPr>
                   <w:rFonts w:ascii="Arial" w:cs="Arial" w:eastAsia="Arial" w:hAnsi="Arial"/>
@@ -12441,7 +12441,7 @@
             <w:pPr>
               <w:spacing w:after="20" w:before="0"/>
             </w:pPr>
-            <w:hyperlink w:history="1" r:id="rIdcii2enycb-vqn8un4zedr">
+            <w:hyperlink w:history="1" r:id="rIdq3ywg50p1zxoamf632aix">
               <w:r>
                 <w:rPr>
                   <w:rFonts w:ascii="Arial" w:cs="Arial" w:eastAsia="Arial" w:hAnsi="Arial"/>
@@ -12474,7 +12474,7 @@
               <w:spacing w:after="10" w:before="0"/>
               <w:ind w:left="120"/>
             </w:pPr>
-            <w:hyperlink w:history="1" r:id="rIdis834ywlqw4g6n9ngq3h2">
+            <w:hyperlink w:history="1" r:id="rId6ted-vszl_wrimcgsequw">
               <w:r>
                 <w:rPr>
                   <w:rFonts w:ascii="Arial" w:cs="Arial" w:eastAsia="Arial" w:hAnsi="Arial"/>
@@ -12669,7 +12669,7 @@
             <w:pPr>
               <w:spacing w:after="20" w:before="0"/>
             </w:pPr>
-            <w:hyperlink w:history="1" r:id="rIdx6e8q6pxvkxru_rnwmmlm">
+            <w:hyperlink w:history="1" r:id="rIds-wzelvsrenduw-undsqs">
               <w:r>
                 <w:rPr>
                   <w:rFonts w:ascii="Arial" w:cs="Arial" w:eastAsia="Arial" w:hAnsi="Arial"/>
@@ -12702,7 +12702,7 @@
               <w:spacing w:after="10" w:before="0"/>
               <w:ind w:left="120"/>
             </w:pPr>
-            <w:hyperlink w:history="1" r:id="rIdzcu5h2mqvmxhm0_adhmts">
+            <w:hyperlink w:history="1" r:id="rIdxt3lgdl0-pwv0gwrzr4zq">
               <w:r>
                 <w:rPr>
                   <w:rFonts w:ascii="Arial" w:cs="Arial" w:eastAsia="Arial" w:hAnsi="Arial"/>
@@ -12747,7 +12747,7 @@
             <w:pPr>
               <w:spacing w:after="20" w:before="0"/>
             </w:pPr>
-            <w:hyperlink w:history="1" r:id="rIdbg23-_aqvti3cuwwgubit">
+            <w:hyperlink w:history="1" r:id="rIdxnf7o-ex1ui6xzbxauc4v">
               <w:r>
                 <w:rPr>
                   <w:rFonts w:ascii="Arial" w:cs="Arial" w:eastAsia="Arial" w:hAnsi="Arial"/>
@@ -12780,7 +12780,7 @@
               <w:spacing w:after="10" w:before="0"/>
               <w:ind w:left="120"/>
             </w:pPr>
-            <w:hyperlink w:history="1" r:id="rIdjeyo8ufnah77kbhhzo2mx">
+            <w:hyperlink w:history="1" r:id="rIdm-kyyoasnz2mk0wvatdnl">
               <w:r>
                 <w:rPr>
                   <w:rFonts w:ascii="Arial" w:cs="Arial" w:eastAsia="Arial" w:hAnsi="Arial"/>
@@ -12975,7 +12975,7 @@
             <w:pPr>
               <w:spacing w:after="20" w:before="0"/>
             </w:pPr>
-            <w:hyperlink w:history="1" r:id="rIdvptv3f3-qbfptze9ym6g1">
+            <w:hyperlink w:history="1" r:id="rId8zt1ssd1irvqkyr6uvoqz">
               <w:r>
                 <w:rPr>
                   <w:rFonts w:ascii="Arial" w:cs="Arial" w:eastAsia="Arial" w:hAnsi="Arial"/>
@@ -13008,7 +13008,7 @@
               <w:spacing w:after="10" w:before="0"/>
               <w:ind w:left="120"/>
             </w:pPr>
-            <w:hyperlink w:history="1" r:id="rIdf4z4hkk80pcmzqojlvs29">
+            <w:hyperlink w:history="1" r:id="rIdjhyem5vp6ivjhnhw_8b7z">
               <w:r>
                 <w:rPr>
                   <w:rFonts w:ascii="Arial" w:cs="Arial" w:eastAsia="Arial" w:hAnsi="Arial"/>
@@ -13053,7 +13053,7 @@
             <w:pPr>
               <w:spacing w:after="20" w:before="0"/>
             </w:pPr>
-            <w:hyperlink w:history="1" r:id="rIddaycowfhiot-bctjyjqeu">
+            <w:hyperlink w:history="1" r:id="rIdrd23u3vc6hrdn7u4jid8f">
               <w:r>
                 <w:rPr>
                   <w:rFonts w:ascii="Arial" w:cs="Arial" w:eastAsia="Arial" w:hAnsi="Arial"/>
@@ -13086,7 +13086,7 @@
               <w:spacing w:after="10" w:before="0"/>
               <w:ind w:left="120"/>
             </w:pPr>
-            <w:hyperlink w:history="1" r:id="rIdrcpv0sy93gqw2w6b15vne">
+            <w:hyperlink w:history="1" r:id="rIdbiag9brtd5ryznnizct1e">
               <w:r>
                 <w:rPr>
                   <w:rFonts w:ascii="Arial" w:cs="Arial" w:eastAsia="Arial" w:hAnsi="Arial"/>
@@ -13281,7 +13281,7 @@
             <w:pPr>
               <w:spacing w:after="20" w:before="0"/>
             </w:pPr>
-            <w:hyperlink w:history="1" r:id="rIdy_endoxvp4jgodbh1q_ao">
+            <w:hyperlink w:history="1" r:id="rIdmsnvwa3cikqspc0uaopva">
               <w:r>
                 <w:rPr>
                   <w:rFonts w:ascii="Arial" w:cs="Arial" w:eastAsia="Arial" w:hAnsi="Arial"/>
@@ -13314,7 +13314,7 @@
               <w:spacing w:after="10" w:before="0"/>
               <w:ind w:left="120"/>
             </w:pPr>
-            <w:hyperlink w:history="1" r:id="rIdcrmuifynlnxynwhwaflwq">
+            <w:hyperlink w:history="1" r:id="rIdx3nmjeggixvrjnlwv2spf">
               <w:r>
                 <w:rPr>
                   <w:rFonts w:ascii="Arial" w:cs="Arial" w:eastAsia="Arial" w:hAnsi="Arial"/>
@@ -13359,7 +13359,7 @@
             <w:pPr>
               <w:spacing w:after="20" w:before="0"/>
             </w:pPr>
-            <w:hyperlink w:history="1" r:id="rIdkq5pdraebdlcgql0pqt7p">
+            <w:hyperlink w:history="1" r:id="rIddl4hq3ctwhcrrltnaykog">
               <w:r>
                 <w:rPr>
                   <w:rFonts w:ascii="Arial" w:cs="Arial" w:eastAsia="Arial" w:hAnsi="Arial"/>
@@ -13392,7 +13392,7 @@
               <w:spacing w:after="10" w:before="0"/>
               <w:ind w:left="120"/>
             </w:pPr>
-            <w:hyperlink w:history="1" r:id="rId6kgjcgntxhttwzkocz7-o">
+            <w:hyperlink w:history="1" r:id="rIdpqhmhachlayqf_ks7w3x8">
               <w:r>
                 <w:rPr>
                   <w:rFonts w:ascii="Arial" w:cs="Arial" w:eastAsia="Arial" w:hAnsi="Arial"/>
@@ -14879,7 +14879,7 @@
             <w:pPr>
               <w:spacing w:after="20" w:before="0"/>
             </w:pPr>
-            <w:hyperlink w:history="1" r:id="rIdyjavb-gnz1k7knipqi-cq">
+            <w:hyperlink w:history="1" r:id="rIdz10id9dzvz3kmpnxne8cn">
               <w:r>
                 <w:rPr>
                   <w:rFonts w:ascii="Arial" w:cs="Arial" w:eastAsia="Arial" w:hAnsi="Arial"/>
@@ -14912,7 +14912,7 @@
               <w:spacing w:after="10" w:before="0"/>
               <w:ind w:left="120"/>
             </w:pPr>
-            <w:hyperlink w:history="1" r:id="rIdkf2rvvlpxbnyr7bcpdzyr">
+            <w:hyperlink w:history="1" r:id="rIdk7g-tmgs-kl-pp9gyumhv">
               <w:r>
                 <w:rPr>
                   <w:rFonts w:ascii="Arial" w:cs="Arial" w:eastAsia="Arial" w:hAnsi="Arial"/>
@@ -14957,7 +14957,7 @@
             <w:pPr>
               <w:spacing w:after="20" w:before="0"/>
             </w:pPr>
-            <w:hyperlink w:history="1" r:id="rId_dhlu9rmkpuhdpcakid7r">
+            <w:hyperlink w:history="1" r:id="rIdvfhj5svppie_gg28p5f6h">
               <w:r>
                 <w:rPr>
                   <w:rFonts w:ascii="Arial" w:cs="Arial" w:eastAsia="Arial" w:hAnsi="Arial"/>
@@ -14990,7 +14990,7 @@
               <w:spacing w:after="10" w:before="0"/>
               <w:ind w:left="120"/>
             </w:pPr>
-            <w:hyperlink w:history="1" r:id="rIdsrzdy6nxveo-7qaaqdglu">
+            <w:hyperlink w:history="1" r:id="rIdzgekogqdfrhrinzdnxjfo">
               <w:r>
                 <w:rPr>
                   <w:rFonts w:ascii="Arial" w:cs="Arial" w:eastAsia="Arial" w:hAnsi="Arial"/>
@@ -15185,7 +15185,7 @@
             <w:pPr>
               <w:spacing w:after="20" w:before="0"/>
             </w:pPr>
-            <w:hyperlink w:history="1" r:id="rIdtxwlnzjom68j4txzc_ors">
+            <w:hyperlink w:history="1" r:id="rIdwy12ghvhm5yt3e8inovn0">
               <w:r>
                 <w:rPr>
                   <w:rFonts w:ascii="Arial" w:cs="Arial" w:eastAsia="Arial" w:hAnsi="Arial"/>
@@ -15218,7 +15218,7 @@
               <w:spacing w:after="10" w:before="0"/>
               <w:ind w:left="120"/>
             </w:pPr>
-            <w:hyperlink w:history="1" r:id="rIdz19c4x24a6jkokpdhczc3">
+            <w:hyperlink w:history="1" r:id="rIdelq5i7rlnwqtd0eofzap0">
               <w:r>
                 <w:rPr>
                   <w:rFonts w:ascii="Arial" w:cs="Arial" w:eastAsia="Arial" w:hAnsi="Arial"/>
@@ -15263,7 +15263,7 @@
             <w:pPr>
               <w:spacing w:after="20" w:before="0"/>
             </w:pPr>
-            <w:hyperlink w:history="1" r:id="rIdbasis8qqjnbucmgk6fjgd">
+            <w:hyperlink w:history="1" r:id="rIdjb1hsgsqmetg7x3fa5sf8">
               <w:r>
                 <w:rPr>
                   <w:rFonts w:ascii="Arial" w:cs="Arial" w:eastAsia="Arial" w:hAnsi="Arial"/>
@@ -15296,7 +15296,7 @@
               <w:spacing w:after="10" w:before="0"/>
               <w:ind w:left="120"/>
             </w:pPr>
-            <w:hyperlink w:history="1" r:id="rIdrp2kljzrqoym8srxwstwi">
+            <w:hyperlink w:history="1" r:id="rIduuvyxcmlk1d1vk3csaf-x">
               <w:r>
                 <w:rPr>
                   <w:rFonts w:ascii="Arial" w:cs="Arial" w:eastAsia="Arial" w:hAnsi="Arial"/>
@@ -15491,7 +15491,7 @@
             <w:pPr>
               <w:spacing w:after="20" w:before="0"/>
             </w:pPr>
-            <w:hyperlink w:history="1" r:id="rIdfyvmhslu1dudxoilsxf7q">
+            <w:hyperlink w:history="1" r:id="rId-xxuy9u2heqlx1ognacnd">
               <w:r>
                 <w:rPr>
                   <w:rFonts w:ascii="Arial" w:cs="Arial" w:eastAsia="Arial" w:hAnsi="Arial"/>
@@ -15524,7 +15524,7 @@
               <w:spacing w:after="10" w:before="0"/>
               <w:ind w:left="120"/>
             </w:pPr>
-            <w:hyperlink w:history="1" r:id="rIdmr-b-9w8ouop0lp9x32ik">
+            <w:hyperlink w:history="1" r:id="rIdiwffk7pl51gg7cr2pxprq">
               <w:r>
                 <w:rPr>
                   <w:rFonts w:ascii="Arial" w:cs="Arial" w:eastAsia="Arial" w:hAnsi="Arial"/>
@@ -15569,7 +15569,7 @@
             <w:pPr>
               <w:spacing w:after="20" w:before="0"/>
             </w:pPr>
-            <w:hyperlink w:history="1" r:id="rId1fvfi9ejhi2zonbrj1ce9">
+            <w:hyperlink w:history="1" r:id="rIdpth5haxdh7ud5rlb41hs1">
               <w:r>
                 <w:rPr>
                   <w:rFonts w:ascii="Arial" w:cs="Arial" w:eastAsia="Arial" w:hAnsi="Arial"/>
@@ -15602,7 +15602,7 @@
               <w:spacing w:after="10" w:before="0"/>
               <w:ind w:left="120"/>
             </w:pPr>
-            <w:hyperlink w:history="1" r:id="rIdbekewnyjvpg6y9kd7y5ki">
+            <w:hyperlink w:history="1" r:id="rIdcu_ghmv2kbypl2y7b0sjs">
               <w:r>
                 <w:rPr>
                   <w:rFonts w:ascii="Arial" w:cs="Arial" w:eastAsia="Arial" w:hAnsi="Arial"/>
@@ -15797,7 +15797,7 @@
             <w:pPr>
               <w:spacing w:after="20" w:before="0"/>
             </w:pPr>
-            <w:hyperlink w:history="1" r:id="rIdzph4thw-rrkglpvy0gp0n">
+            <w:hyperlink w:history="1" r:id="rIdabclp1yqghl82ybbfjp_j">
               <w:r>
                 <w:rPr>
                   <w:rFonts w:ascii="Arial" w:cs="Arial" w:eastAsia="Arial" w:hAnsi="Arial"/>
@@ -15830,7 +15830,7 @@
               <w:spacing w:after="10" w:before="0"/>
               <w:ind w:left="120"/>
             </w:pPr>
-            <w:hyperlink w:history="1" r:id="rId4wpllidfcuazdzmhvfe8u">
+            <w:hyperlink w:history="1" r:id="rIdanwvsus8ojl_qejtjxmxv">
               <w:r>
                 <w:rPr>
                   <w:rFonts w:ascii="Arial" w:cs="Arial" w:eastAsia="Arial" w:hAnsi="Arial"/>
@@ -15875,7 +15875,7 @@
             <w:pPr>
               <w:spacing w:after="20" w:before="0"/>
             </w:pPr>
-            <w:hyperlink w:history="1" r:id="rIdmur5hsexoisikl7gzddov">
+            <w:hyperlink w:history="1" r:id="rIdbmky07gxpclm8qdm2s36s">
               <w:r>
                 <w:rPr>
                   <w:rFonts w:ascii="Arial" w:cs="Arial" w:eastAsia="Arial" w:hAnsi="Arial"/>
@@ -15908,7 +15908,7 @@
               <w:spacing w:after="10" w:before="0"/>
               <w:ind w:left="120"/>
             </w:pPr>
-            <w:hyperlink w:history="1" r:id="rIdh5szgddhxqzd_1v4atsch">
+            <w:hyperlink w:history="1" r:id="rIdff7d9i_eijmictec6oggc">
               <w:r>
                 <w:rPr>
                   <w:rFonts w:ascii="Arial" w:cs="Arial" w:eastAsia="Arial" w:hAnsi="Arial"/>
@@ -16103,7 +16103,7 @@
             <w:pPr>
               <w:spacing w:after="20" w:before="0"/>
             </w:pPr>
-            <w:hyperlink w:history="1" r:id="rIdaezwrj-kuut4x8kd5fnnf">
+            <w:hyperlink w:history="1" r:id="rIdeh988wzm1a2sf5dmbkys4">
               <w:r>
                 <w:rPr>
                   <w:rFonts w:ascii="Arial" w:cs="Arial" w:eastAsia="Arial" w:hAnsi="Arial"/>
@@ -16136,7 +16136,7 @@
               <w:spacing w:after="10" w:before="0"/>
               <w:ind w:left="120"/>
             </w:pPr>
-            <w:hyperlink w:history="1" r:id="rIdjkk94kji1rxqkwtsvlhqk">
+            <w:hyperlink w:history="1" r:id="rIdvaxficazqjwivkydtbfh5">
               <w:r>
                 <w:rPr>
                   <w:rFonts w:ascii="Arial" w:cs="Arial" w:eastAsia="Arial" w:hAnsi="Arial"/>
@@ -16181,7 +16181,7 @@
             <w:pPr>
               <w:spacing w:after="20" w:before="0"/>
             </w:pPr>
-            <w:hyperlink w:history="1" r:id="rIdr1eqqvnieq3aq79b0fspl">
+            <w:hyperlink w:history="1" r:id="rId0wqrmdesnawtuqsqjsv9e">
               <w:r>
                 <w:rPr>
                   <w:rFonts w:ascii="Arial" w:cs="Arial" w:eastAsia="Arial" w:hAnsi="Arial"/>
@@ -16214,7 +16214,7 @@
               <w:spacing w:after="10" w:before="0"/>
               <w:ind w:left="120"/>
             </w:pPr>
-            <w:hyperlink w:history="1" r:id="rIdu6tiqr6_q7cjtlvm6oyfa">
+            <w:hyperlink w:history="1" r:id="rIdxw3ormou7pzjyrexqramp">
               <w:r>
                 <w:rPr>
                   <w:rFonts w:ascii="Arial" w:cs="Arial" w:eastAsia="Arial" w:hAnsi="Arial"/>
@@ -17701,7 +17701,7 @@
             <w:pPr>
               <w:spacing w:after="20" w:before="0"/>
             </w:pPr>
-            <w:hyperlink w:history="1" r:id="rIdnghdienaohwcgobyaysxz">
+            <w:hyperlink w:history="1" r:id="rId_89k8evfj-5x20mheql0j">
               <w:r>
                 <w:rPr>
                   <w:rFonts w:ascii="Arial" w:cs="Arial" w:eastAsia="Arial" w:hAnsi="Arial"/>
@@ -17734,7 +17734,7 @@
               <w:spacing w:after="10" w:before="0"/>
               <w:ind w:left="120"/>
             </w:pPr>
-            <w:hyperlink w:history="1" r:id="rIdyo15qtccemhndgy4y5gke">
+            <w:hyperlink w:history="1" r:id="rIdp_uxzwvup839u4wfwbt9b">
               <w:r>
                 <w:rPr>
                   <w:rFonts w:ascii="Arial" w:cs="Arial" w:eastAsia="Arial" w:hAnsi="Arial"/>
@@ -17779,7 +17779,7 @@
             <w:pPr>
               <w:spacing w:after="20" w:before="0"/>
             </w:pPr>
-            <w:hyperlink w:history="1" r:id="rIdunn02swm--as61ceghcuo">
+            <w:hyperlink w:history="1" r:id="rIdl4-xqxzpi1ihj5wxeshfp">
               <w:r>
                 <w:rPr>
                   <w:rFonts w:ascii="Arial" w:cs="Arial" w:eastAsia="Arial" w:hAnsi="Arial"/>
@@ -17812,7 +17812,7 @@
               <w:spacing w:after="10" w:before="0"/>
               <w:ind w:left="120"/>
             </w:pPr>
-            <w:hyperlink w:history="1" r:id="rIdka1exjicuaw7awfocvevs">
+            <w:hyperlink w:history="1" r:id="rIdmmwcvgghplnlaiyuux7gw">
               <w:r>
                 <w:rPr>
                   <w:rFonts w:ascii="Arial" w:cs="Arial" w:eastAsia="Arial" w:hAnsi="Arial"/>
@@ -18007,7 +18007,7 @@
             <w:pPr>
               <w:spacing w:after="20" w:before="0"/>
             </w:pPr>
-            <w:hyperlink w:history="1" r:id="rIdojsawzcrmskyj8rupt0xh">
+            <w:hyperlink w:history="1" r:id="rIdw-c3rbwcyaryqkackxwac">
               <w:r>
                 <w:rPr>
                   <w:rFonts w:ascii="Arial" w:cs="Arial" w:eastAsia="Arial" w:hAnsi="Arial"/>
@@ -18040,7 +18040,7 @@
               <w:spacing w:after="10" w:before="0"/>
               <w:ind w:left="120"/>
             </w:pPr>
-            <w:hyperlink w:history="1" r:id="rId0faat4umx2gr9zj3gj_rq">
+            <w:hyperlink w:history="1" r:id="rIdxw0ljmnmowth5ph1cplkg">
               <w:r>
                 <w:rPr>
                   <w:rFonts w:ascii="Arial" w:cs="Arial" w:eastAsia="Arial" w:hAnsi="Arial"/>
@@ -18085,7 +18085,7 @@
             <w:pPr>
               <w:spacing w:after="20" w:before="0"/>
             </w:pPr>
-            <w:hyperlink w:history="1" r:id="rIdzttiuuweekfjbrtalatmy">
+            <w:hyperlink w:history="1" r:id="rIdms6alhpshndafqpm51csc">
               <w:r>
                 <w:rPr>
                   <w:rFonts w:ascii="Arial" w:cs="Arial" w:eastAsia="Arial" w:hAnsi="Arial"/>
@@ -18118,7 +18118,7 @@
               <w:spacing w:after="10" w:before="0"/>
               <w:ind w:left="120"/>
             </w:pPr>
-            <w:hyperlink w:history="1" r:id="rIdn_milettvph0s0zyzwqua">
+            <w:hyperlink w:history="1" r:id="rId9y1slunck1het8g2j_znb">
               <w:r>
                 <w:rPr>
                   <w:rFonts w:ascii="Arial" w:cs="Arial" w:eastAsia="Arial" w:hAnsi="Arial"/>
@@ -18313,7 +18313,7 @@
             <w:pPr>
               <w:spacing w:after="20" w:before="0"/>
             </w:pPr>
-            <w:hyperlink w:history="1" r:id="rId2spmqf98mrdstfjhsvgf5">
+            <w:hyperlink w:history="1" r:id="rIdjoicglrthccp5c3wy5tr8">
               <w:r>
                 <w:rPr>
                   <w:rFonts w:ascii="Arial" w:cs="Arial" w:eastAsia="Arial" w:hAnsi="Arial"/>
@@ -18346,7 +18346,7 @@
               <w:spacing w:after="10" w:before="0"/>
               <w:ind w:left="120"/>
             </w:pPr>
-            <w:hyperlink w:history="1" r:id="rIdmec3ocj03jgbgs-4rqqok">
+            <w:hyperlink w:history="1" r:id="rId8basjd-3rofmo_53itvnh">
               <w:r>
                 <w:rPr>
                   <w:rFonts w:ascii="Arial" w:cs="Arial" w:eastAsia="Arial" w:hAnsi="Arial"/>
@@ -18391,7 +18391,7 @@
             <w:pPr>
               <w:spacing w:after="20" w:before="0"/>
             </w:pPr>
-            <w:hyperlink w:history="1" r:id="rIdn-ub1oztftba6dgkiki1v">
+            <w:hyperlink w:history="1" r:id="rIdqmmmctz8c8a_8mh5z8oux">
               <w:r>
                 <w:rPr>
                   <w:rFonts w:ascii="Arial" w:cs="Arial" w:eastAsia="Arial" w:hAnsi="Arial"/>
@@ -18424,7 +18424,7 @@
               <w:spacing w:after="10" w:before="0"/>
               <w:ind w:left="120"/>
             </w:pPr>
-            <w:hyperlink w:history="1" r:id="rIddfyop_wcpimb2ywix5cti">
+            <w:hyperlink w:history="1" r:id="rIdbn3w6zhsoeaunbcyvz4mp">
               <w:r>
                 <w:rPr>
                   <w:rFonts w:ascii="Arial" w:cs="Arial" w:eastAsia="Arial" w:hAnsi="Arial"/>
@@ -18619,7 +18619,7 @@
             <w:pPr>
               <w:spacing w:after="20" w:before="0"/>
             </w:pPr>
-            <w:hyperlink w:history="1" r:id="rId7vl_ehqrqldka0veqg77z">
+            <w:hyperlink w:history="1" r:id="rIdfca7rfosq2ddevzck1e-z">
               <w:r>
                 <w:rPr>
                   <w:rFonts w:ascii="Arial" w:cs="Arial" w:eastAsia="Arial" w:hAnsi="Arial"/>
@@ -18652,7 +18652,7 @@
               <w:spacing w:after="10" w:before="0"/>
               <w:ind w:left="120"/>
             </w:pPr>
-            <w:hyperlink w:history="1" r:id="rId5nzztjfgf8hxktjdo6qcp">
+            <w:hyperlink w:history="1" r:id="rIdyfab1dxqn_o5uq_3qv-sh">
               <w:r>
                 <w:rPr>
                   <w:rFonts w:ascii="Arial" w:cs="Arial" w:eastAsia="Arial" w:hAnsi="Arial"/>
@@ -18697,7 +18697,7 @@
             <w:pPr>
               <w:spacing w:after="20" w:before="0"/>
             </w:pPr>
-            <w:hyperlink w:history="1" r:id="rIdztxylhczkb8vjiziuwqbr">
+            <w:hyperlink w:history="1" r:id="rIdrvd7d-zir3up0av1m3upz">
               <w:r>
                 <w:rPr>
                   <w:rFonts w:ascii="Arial" w:cs="Arial" w:eastAsia="Arial" w:hAnsi="Arial"/>
@@ -18730,7 +18730,7 @@
               <w:spacing w:after="10" w:before="0"/>
               <w:ind w:left="120"/>
             </w:pPr>
-            <w:hyperlink w:history="1" r:id="rId1kf5uuu54j3nbrcstv2hu">
+            <w:hyperlink w:history="1" r:id="rIdfgbqu-hsenordtc9q6vvz">
               <w:r>
                 <w:rPr>
                   <w:rFonts w:ascii="Arial" w:cs="Arial" w:eastAsia="Arial" w:hAnsi="Arial"/>
@@ -18925,7 +18925,7 @@
             <w:pPr>
               <w:spacing w:after="20" w:before="0"/>
             </w:pPr>
-            <w:hyperlink w:history="1" r:id="rId3smjuwk1yjdb7rutnyvbs">
+            <w:hyperlink w:history="1" r:id="rIdwuslossvsk1ijyrlbpj_h">
               <w:r>
                 <w:rPr>
                   <w:rFonts w:ascii="Arial" w:cs="Arial" w:eastAsia="Arial" w:hAnsi="Arial"/>
@@ -18958,7 +18958,7 @@
               <w:spacing w:after="10" w:before="0"/>
               <w:ind w:left="120"/>
             </w:pPr>
-            <w:hyperlink w:history="1" r:id="rIdbcapvp7jcey5p39gwoj98">
+            <w:hyperlink w:history="1" r:id="rId3-ngj2ocz4rponrkijaf-">
               <w:r>
                 <w:rPr>
                   <w:rFonts w:ascii="Arial" w:cs="Arial" w:eastAsia="Arial" w:hAnsi="Arial"/>
@@ -19003,7 +19003,7 @@
             <w:pPr>
               <w:spacing w:after="20" w:before="0"/>
             </w:pPr>
-            <w:hyperlink w:history="1" r:id="rIdnsuguecet9x1geoza2nkq">
+            <w:hyperlink w:history="1" r:id="rIdbrb1heefdvg8nkq3_8f7d">
               <w:r>
                 <w:rPr>
                   <w:rFonts w:ascii="Arial" w:cs="Arial" w:eastAsia="Arial" w:hAnsi="Arial"/>
@@ -19036,7 +19036,7 @@
               <w:spacing w:after="10" w:before="0"/>
               <w:ind w:left="120"/>
             </w:pPr>
-            <w:hyperlink w:history="1" r:id="rIdoiqf0lpaqie7eipbuir77">
+            <w:hyperlink w:history="1" r:id="rIdboajmdeqqzytx9ioo8esh">
               <w:r>
                 <w:rPr>
                   <w:rFonts w:ascii="Arial" w:cs="Arial" w:eastAsia="Arial" w:hAnsi="Arial"/>
@@ -20523,7 +20523,7 @@
             <w:pPr>
               <w:spacing w:after="20" w:before="0"/>
             </w:pPr>
-            <w:hyperlink w:history="1" r:id="rId1utytoznjzxo0v5lmcg6p">
+            <w:hyperlink w:history="1" r:id="rId52ijzk0tr6f-ilmj6yluf">
               <w:r>
                 <w:rPr>
                   <w:rFonts w:ascii="Arial" w:cs="Arial" w:eastAsia="Arial" w:hAnsi="Arial"/>
@@ -20556,7 +20556,7 @@
               <w:spacing w:after="10" w:before="0"/>
               <w:ind w:left="120"/>
             </w:pPr>
-            <w:hyperlink w:history="1" r:id="rIdhrohu6krrroepuijqbdv7">
+            <w:hyperlink w:history="1" r:id="rId7tx1zjkkvioliecmdkevp">
               <w:r>
                 <w:rPr>
                   <w:rFonts w:ascii="Arial" w:cs="Arial" w:eastAsia="Arial" w:hAnsi="Arial"/>
@@ -20601,7 +20601,7 @@
             <w:pPr>
               <w:spacing w:after="20" w:before="0"/>
             </w:pPr>
-            <w:hyperlink w:history="1" r:id="rId6ffulzz0kmk5zfhv5br_5">
+            <w:hyperlink w:history="1" r:id="rIdhnzfzndoszo-5fhqoluy4">
               <w:r>
                 <w:rPr>
                   <w:rFonts w:ascii="Arial" w:cs="Arial" w:eastAsia="Arial" w:hAnsi="Arial"/>
@@ -20634,7 +20634,7 @@
               <w:spacing w:after="10" w:before="0"/>
               <w:ind w:left="120"/>
             </w:pPr>
-            <w:hyperlink w:history="1" r:id="rIdftxvelbpqush-qhbjxee4">
+            <w:hyperlink w:history="1" r:id="rIdrjojahgcosdsmdqsktwwu">
               <w:r>
                 <w:rPr>
                   <w:rFonts w:ascii="Arial" w:cs="Arial" w:eastAsia="Arial" w:hAnsi="Arial"/>
@@ -20829,7 +20829,7 @@
             <w:pPr>
               <w:spacing w:after="20" w:before="0"/>
             </w:pPr>
-            <w:hyperlink w:history="1" r:id="rIdh0vgou36znbhvwliy0yd1">
+            <w:hyperlink w:history="1" r:id="rId90c9mt4jed6uqg1cy85mu">
               <w:r>
                 <w:rPr>
                   <w:rFonts w:ascii="Arial" w:cs="Arial" w:eastAsia="Arial" w:hAnsi="Arial"/>
@@ -20862,7 +20862,7 @@
               <w:spacing w:after="10" w:before="0"/>
               <w:ind w:left="120"/>
             </w:pPr>
-            <w:hyperlink w:history="1" r:id="rIdyss-scxtw2-i4qyfwtnw6">
+            <w:hyperlink w:history="1" r:id="rIdlrjhizavakodvnl4qxhgw">
               <w:r>
                 <w:rPr>
                   <w:rFonts w:ascii="Arial" w:cs="Arial" w:eastAsia="Arial" w:hAnsi="Arial"/>
@@ -20907,7 +20907,7 @@
             <w:pPr>
               <w:spacing w:after="20" w:before="0"/>
             </w:pPr>
-            <w:hyperlink w:history="1" r:id="rIdcspxbgk3tcvb1a6catgjh">
+            <w:hyperlink w:history="1" r:id="rId-xaohummefgd-blryzvsx">
               <w:r>
                 <w:rPr>
                   <w:rFonts w:ascii="Arial" w:cs="Arial" w:eastAsia="Arial" w:hAnsi="Arial"/>
@@ -20940,7 +20940,7 @@
               <w:spacing w:after="10" w:before="0"/>
               <w:ind w:left="120"/>
             </w:pPr>
-            <w:hyperlink w:history="1" r:id="rIdsco_th6ssiwv4axcvnnos">
+            <w:hyperlink w:history="1" r:id="rIdo54p_jdpbjmhczk95uh94">
               <w:r>
                 <w:rPr>
                   <w:rFonts w:ascii="Arial" w:cs="Arial" w:eastAsia="Arial" w:hAnsi="Arial"/>
@@ -21135,7 +21135,7 @@
             <w:pPr>
               <w:spacing w:after="20" w:before="0"/>
             </w:pPr>
-            <w:hyperlink w:history="1" r:id="rIds5ej7zkc16gpi3hyo9dwc">
+            <w:hyperlink w:history="1" r:id="rIdjs1mkkjbfezffvgyl-s16">
               <w:r>
                 <w:rPr>
                   <w:rFonts w:ascii="Arial" w:cs="Arial" w:eastAsia="Arial" w:hAnsi="Arial"/>
@@ -21168,7 +21168,7 @@
               <w:spacing w:after="10" w:before="0"/>
               <w:ind w:left="120"/>
             </w:pPr>
-            <w:hyperlink w:history="1" r:id="rIdnqxnzmsbvx2ezegsddqvd">
+            <w:hyperlink w:history="1" r:id="rId4_llc4vdghfawzs6lvtyj">
               <w:r>
                 <w:rPr>
                   <w:rFonts w:ascii="Arial" w:cs="Arial" w:eastAsia="Arial" w:hAnsi="Arial"/>
@@ -21213,7 +21213,7 @@
             <w:pPr>
               <w:spacing w:after="20" w:before="0"/>
             </w:pPr>
-            <w:hyperlink w:history="1" r:id="rIdztlkmp-d4zjit2s_36dp5">
+            <w:hyperlink w:history="1" r:id="rIdjcwi42igbaf16gi2z8q-r">
               <w:r>
                 <w:rPr>
                   <w:rFonts w:ascii="Arial" w:cs="Arial" w:eastAsia="Arial" w:hAnsi="Arial"/>
@@ -21246,7 +21246,7 @@
               <w:spacing w:after="10" w:before="0"/>
               <w:ind w:left="120"/>
             </w:pPr>
-            <w:hyperlink w:history="1" r:id="rId_a2z2muqkjokbpx4hl_y0">
+            <w:hyperlink w:history="1" r:id="rIdd9w446rq1ilnjd2ugm2d7">
               <w:r>
                 <w:rPr>
                   <w:rFonts w:ascii="Arial" w:cs="Arial" w:eastAsia="Arial" w:hAnsi="Arial"/>
@@ -21441,7 +21441,7 @@
             <w:pPr>
               <w:spacing w:after="20" w:before="0"/>
             </w:pPr>
-            <w:hyperlink w:history="1" r:id="rIdmw1bp3gafng8_ui2roych">
+            <w:hyperlink w:history="1" r:id="rIdxuin4s2xvhoavpu697lgh">
               <w:r>
                 <w:rPr>
                   <w:rFonts w:ascii="Arial" w:cs="Arial" w:eastAsia="Arial" w:hAnsi="Arial"/>
@@ -21474,7 +21474,7 @@
               <w:spacing w:after="10" w:before="0"/>
               <w:ind w:left="120"/>
             </w:pPr>
-            <w:hyperlink w:history="1" r:id="rIdiwsl_cdmxpgbklpdcjs0e">
+            <w:hyperlink w:history="1" r:id="rIdi431nvubg_pqrfeqxwqk5">
               <w:r>
                 <w:rPr>
                   <w:rFonts w:ascii="Arial" w:cs="Arial" w:eastAsia="Arial" w:hAnsi="Arial"/>
@@ -21519,7 +21519,7 @@
             <w:pPr>
               <w:spacing w:after="20" w:before="0"/>
             </w:pPr>
-            <w:hyperlink w:history="1" r:id="rIdvvep9tkh-idotlpcfudo0">
+            <w:hyperlink w:history="1" r:id="rIdkka4yewvm9hgb-ewl3vek">
               <w:r>
                 <w:rPr>
                   <w:rFonts w:ascii="Arial" w:cs="Arial" w:eastAsia="Arial" w:hAnsi="Arial"/>
@@ -21552,7 +21552,7 @@
               <w:spacing w:after="10" w:before="0"/>
               <w:ind w:left="120"/>
             </w:pPr>
-            <w:hyperlink w:history="1" r:id="rIds7bm_h_4ohowxxosenqvl">
+            <w:hyperlink w:history="1" r:id="rIdcfu8x1dlh0byzf4dsuhq9">
               <w:r>
                 <w:rPr>
                   <w:rFonts w:ascii="Arial" w:cs="Arial" w:eastAsia="Arial" w:hAnsi="Arial"/>
@@ -21747,7 +21747,7 @@
             <w:pPr>
               <w:spacing w:after="20" w:before="0"/>
             </w:pPr>
-            <w:hyperlink w:history="1" r:id="rIdcexka3gt3bgsjvh70rfzj">
+            <w:hyperlink w:history="1" r:id="rIdhu3lakoisofp3uhmmpmhv">
               <w:r>
                 <w:rPr>
                   <w:rFonts w:ascii="Arial" w:cs="Arial" w:eastAsia="Arial" w:hAnsi="Arial"/>
@@ -21780,7 +21780,7 @@
               <w:spacing w:after="10" w:before="0"/>
               <w:ind w:left="120"/>
             </w:pPr>
-            <w:hyperlink w:history="1" r:id="rIdtwayjiv2xjs3tfai4muak">
+            <w:hyperlink w:history="1" r:id="rIdp5nzqh0xwxkymbh5fbjfc">
               <w:r>
                 <w:rPr>
                   <w:rFonts w:ascii="Arial" w:cs="Arial" w:eastAsia="Arial" w:hAnsi="Arial"/>
@@ -21825,7 +21825,7 @@
             <w:pPr>
               <w:spacing w:after="20" w:before="0"/>
             </w:pPr>
-            <w:hyperlink w:history="1" r:id="rIdjeqvrwxhjex-uozgnvsax">
+            <w:hyperlink w:history="1" r:id="rIdixw62tgnsbvowwvjgouto">
               <w:r>
                 <w:rPr>
                   <w:rFonts w:ascii="Arial" w:cs="Arial" w:eastAsia="Arial" w:hAnsi="Arial"/>
@@ -21858,7 +21858,7 @@
               <w:spacing w:after="10" w:before="0"/>
               <w:ind w:left="120"/>
             </w:pPr>
-            <w:hyperlink w:history="1" r:id="rIdgsdakc9c2pzzrcvfodr2j">
+            <w:hyperlink w:history="1" r:id="rIdetufjanbpba5jen2byxkk">
               <w:r>
                 <w:rPr>
                   <w:rFonts w:ascii="Arial" w:cs="Arial" w:eastAsia="Arial" w:hAnsi="Arial"/>
@@ -23345,7 +23345,7 @@
             <w:pPr>
               <w:spacing w:after="20" w:before="0"/>
             </w:pPr>
-            <w:hyperlink w:history="1" r:id="rId3biubpsxqp-1bks4amhvb">
+            <w:hyperlink w:history="1" r:id="rIdtrm6pdqs7omcq2wwoflis">
               <w:r>
                 <w:rPr>
                   <w:rFonts w:ascii="Arial" w:cs="Arial" w:eastAsia="Arial" w:hAnsi="Arial"/>
@@ -23378,7 +23378,7 @@
               <w:spacing w:after="10" w:before="0"/>
               <w:ind w:left="120"/>
             </w:pPr>
-            <w:hyperlink w:history="1" r:id="rIdq_kgjzg8qigqrxeexgroc">
+            <w:hyperlink w:history="1" r:id="rId82lb0gezkmnmagb9nz2wz">
               <w:r>
                 <w:rPr>
                   <w:rFonts w:ascii="Arial" w:cs="Arial" w:eastAsia="Arial" w:hAnsi="Arial"/>
@@ -23423,7 +23423,7 @@
             <w:pPr>
               <w:spacing w:after="20" w:before="0"/>
             </w:pPr>
-            <w:hyperlink w:history="1" r:id="rIdhqzsbcmpzpj8pff0rckcs">
+            <w:hyperlink w:history="1" r:id="rIdfpi0ae2cnscjstqkyvcub">
               <w:r>
                 <w:rPr>
                   <w:rFonts w:ascii="Arial" w:cs="Arial" w:eastAsia="Arial" w:hAnsi="Arial"/>
@@ -23456,7 +23456,7 @@
               <w:spacing w:after="10" w:before="0"/>
               <w:ind w:left="120"/>
             </w:pPr>
-            <w:hyperlink w:history="1" r:id="rIdgzuz6jlbifi7hsvg-wyaj">
+            <w:hyperlink w:history="1" r:id="rIdbsanmwdmkucwlxroh6bii">
               <w:r>
                 <w:rPr>
                   <w:rFonts w:ascii="Arial" w:cs="Arial" w:eastAsia="Arial" w:hAnsi="Arial"/>
@@ -23651,7 +23651,7 @@
             <w:pPr>
               <w:spacing w:after="20" w:before="0"/>
             </w:pPr>
-            <w:hyperlink w:history="1" r:id="rIdmzqa-y28wizsbqgrq9nqm">
+            <w:hyperlink w:history="1" r:id="rIdlxd_ryp2c_m3uj3nimldc">
               <w:r>
                 <w:rPr>
                   <w:rFonts w:ascii="Arial" w:cs="Arial" w:eastAsia="Arial" w:hAnsi="Arial"/>
@@ -23684,7 +23684,7 @@
               <w:spacing w:after="10" w:before="0"/>
               <w:ind w:left="120"/>
             </w:pPr>
-            <w:hyperlink w:history="1" r:id="rIddnjovdx0mykuewh-8ly6d">
+            <w:hyperlink w:history="1" r:id="rIdc1y4ncwe6svjfrnzlz3bk">
               <w:r>
                 <w:rPr>
                   <w:rFonts w:ascii="Arial" w:cs="Arial" w:eastAsia="Arial" w:hAnsi="Arial"/>
@@ -23729,7 +23729,7 @@
             <w:pPr>
               <w:spacing w:after="20" w:before="0"/>
             </w:pPr>
-            <w:hyperlink w:history="1" r:id="rIdsokhn-fe7t_d4x9xekeuz">
+            <w:hyperlink w:history="1" r:id="rIdjghfgilznwvexw039vjvk">
               <w:r>
                 <w:rPr>
                   <w:rFonts w:ascii="Arial" w:cs="Arial" w:eastAsia="Arial" w:hAnsi="Arial"/>
@@ -23762,7 +23762,7 @@
               <w:spacing w:after="10" w:before="0"/>
               <w:ind w:left="120"/>
             </w:pPr>
-            <w:hyperlink w:history="1" r:id="rIdl2grmihahctqnyf805ood">
+            <w:hyperlink w:history="1" r:id="rId3uyijzpal852-frt-r1ws">
               <w:r>
                 <w:rPr>
                   <w:rFonts w:ascii="Arial" w:cs="Arial" w:eastAsia="Arial" w:hAnsi="Arial"/>
@@ -23957,7 +23957,7 @@
             <w:pPr>
               <w:spacing w:after="20" w:before="0"/>
             </w:pPr>
-            <w:hyperlink w:history="1" r:id="rIdtep2qvoes9dgp8fh5wv9a">
+            <w:hyperlink w:history="1" r:id="rIdjq-xxcw8su2wwo2y0zs6e">
               <w:r>
                 <w:rPr>
                   <w:rFonts w:ascii="Arial" w:cs="Arial" w:eastAsia="Arial" w:hAnsi="Arial"/>
@@ -23990,7 +23990,7 @@
               <w:spacing w:after="10" w:before="0"/>
               <w:ind w:left="120"/>
             </w:pPr>
-            <w:hyperlink w:history="1" r:id="rIdrapodenqwl7z4a8dimqbf">
+            <w:hyperlink w:history="1" r:id="rIds9wqwg0zu2efowtg8xgfw">
               <w:r>
                 <w:rPr>
                   <w:rFonts w:ascii="Arial" w:cs="Arial" w:eastAsia="Arial" w:hAnsi="Arial"/>
@@ -24035,7 +24035,7 @@
             <w:pPr>
               <w:spacing w:after="20" w:before="0"/>
             </w:pPr>
-            <w:hyperlink w:history="1" r:id="rIdnrxg4wh97txt_xihqlotb">
+            <w:hyperlink w:history="1" r:id="rIdzchz1kfm8rpcor2qyene8">
               <w:r>
                 <w:rPr>
                   <w:rFonts w:ascii="Arial" w:cs="Arial" w:eastAsia="Arial" w:hAnsi="Arial"/>
@@ -24068,7 +24068,7 @@
               <w:spacing w:after="10" w:before="0"/>
               <w:ind w:left="120"/>
             </w:pPr>
-            <w:hyperlink w:history="1" r:id="rId8pdlg7vuhcpzhbjavm-xi">
+            <w:hyperlink w:history="1" r:id="rIdhh56hvxbschl6jynuhw1f">
               <w:r>
                 <w:rPr>
                   <w:rFonts w:ascii="Arial" w:cs="Arial" w:eastAsia="Arial" w:hAnsi="Arial"/>
@@ -24263,7 +24263,7 @@
             <w:pPr>
               <w:spacing w:after="20" w:before="0"/>
             </w:pPr>
-            <w:hyperlink w:history="1" r:id="rId0kg_-dqrsjkymb4jdoicm">
+            <w:hyperlink w:history="1" r:id="rIdoivvibajkhh_cxtix2g0q">
               <w:r>
                 <w:rPr>
                   <w:rFonts w:ascii="Arial" w:cs="Arial" w:eastAsia="Arial" w:hAnsi="Arial"/>
@@ -24296,7 +24296,7 @@
               <w:spacing w:after="10" w:before="0"/>
               <w:ind w:left="120"/>
             </w:pPr>
-            <w:hyperlink w:history="1" r:id="rId2rmzclphp-eyl3fnugolf">
+            <w:hyperlink w:history="1" r:id="rIdff9qm3n7-e5m7d89fwp9a">
               <w:r>
                 <w:rPr>
                   <w:rFonts w:ascii="Arial" w:cs="Arial" w:eastAsia="Arial" w:hAnsi="Arial"/>
@@ -24341,7 +24341,7 @@
             <w:pPr>
               <w:spacing w:after="20" w:before="0"/>
             </w:pPr>
-            <w:hyperlink w:history="1" r:id="rIdmsbbkn6nckgf4o1sfgmiw">
+            <w:hyperlink w:history="1" r:id="rIdjpddhahka3hz_rpvpeqq5">
               <w:r>
                 <w:rPr>
                   <w:rFonts w:ascii="Arial" w:cs="Arial" w:eastAsia="Arial" w:hAnsi="Arial"/>
@@ -24374,7 +24374,7 @@
               <w:spacing w:after="10" w:before="0"/>
               <w:ind w:left="120"/>
             </w:pPr>
-            <w:hyperlink w:history="1" r:id="rIdvlvrr0kex2fvt9x1qu1ec">
+            <w:hyperlink w:history="1" r:id="rIdhhx-oi0valytqvd9zbutx">
               <w:r>
                 <w:rPr>
                   <w:rFonts w:ascii="Arial" w:cs="Arial" w:eastAsia="Arial" w:hAnsi="Arial"/>
@@ -24569,7 +24569,7 @@
             <w:pPr>
               <w:spacing w:after="20" w:before="0"/>
             </w:pPr>
-            <w:hyperlink w:history="1" r:id="rIdborrnb2qklacb4jtc5ua-">
+            <w:hyperlink w:history="1" r:id="rIdbmin8j3vltyy8xpcfao0p">
               <w:r>
                 <w:rPr>
                   <w:rFonts w:ascii="Arial" w:cs="Arial" w:eastAsia="Arial" w:hAnsi="Arial"/>
@@ -24602,7 +24602,7 @@
               <w:spacing w:after="10" w:before="0"/>
               <w:ind w:left="120"/>
             </w:pPr>
-            <w:hyperlink w:history="1" r:id="rIdk8yejoqoxx8gytm4npqsq">
+            <w:hyperlink w:history="1" r:id="rId9q97tp1bbe0lxol37kkvi">
               <w:r>
                 <w:rPr>
                   <w:rFonts w:ascii="Arial" w:cs="Arial" w:eastAsia="Arial" w:hAnsi="Arial"/>
@@ -24647,7 +24647,7 @@
             <w:pPr>
               <w:spacing w:after="20" w:before="0"/>
             </w:pPr>
-            <w:hyperlink w:history="1" r:id="rIdwcf2vf5zkceysftk-femg">
+            <w:hyperlink w:history="1" r:id="rIdvkbfpyg1itmt9a_srnyy0">
               <w:r>
                 <w:rPr>
                   <w:rFonts w:ascii="Arial" w:cs="Arial" w:eastAsia="Arial" w:hAnsi="Arial"/>
@@ -24680,7 +24680,7 @@
               <w:spacing w:after="10" w:before="0"/>
               <w:ind w:left="120"/>
             </w:pPr>
-            <w:hyperlink w:history="1" r:id="rIdsg045t6tpdsl5vhywsn0r">
+            <w:hyperlink w:history="1" r:id="rIdyzme4bciotvefgxq3gg2i">
               <w:r>
                 <w:rPr>
                   <w:rFonts w:ascii="Arial" w:cs="Arial" w:eastAsia="Arial" w:hAnsi="Arial"/>
@@ -26167,7 +26167,7 @@
             <w:pPr>
               <w:spacing w:after="20" w:before="0"/>
             </w:pPr>
-            <w:hyperlink w:history="1" r:id="rId0bq30l7uwypjyrc-4m5cm">
+            <w:hyperlink w:history="1" r:id="rId8ljtknnceawzrfdngl2pu">
               <w:r>
                 <w:rPr>
                   <w:rFonts w:ascii="Arial" w:cs="Arial" w:eastAsia="Arial" w:hAnsi="Arial"/>
@@ -26200,7 +26200,7 @@
               <w:spacing w:after="10" w:before="0"/>
               <w:ind w:left="120"/>
             </w:pPr>
-            <w:hyperlink w:history="1" r:id="rId9cbqloajzmmfkfwv-le7r">
+            <w:hyperlink w:history="1" r:id="rIdzthdkbutnru52j3wgnfcx">
               <w:r>
                 <w:rPr>
                   <w:rFonts w:ascii="Arial" w:cs="Arial" w:eastAsia="Arial" w:hAnsi="Arial"/>
@@ -26245,7 +26245,7 @@
             <w:pPr>
               <w:spacing w:after="20" w:before="0"/>
             </w:pPr>
-            <w:hyperlink w:history="1" r:id="rIdxv7qlgp3ihccgjrlt1pd_">
+            <w:hyperlink w:history="1" r:id="rIdsmuz3savcyqhqxiajvjfr">
               <w:r>
                 <w:rPr>
                   <w:rFonts w:ascii="Arial" w:cs="Arial" w:eastAsia="Arial" w:hAnsi="Arial"/>
@@ -26278,7 +26278,7 @@
               <w:spacing w:after="10" w:before="0"/>
               <w:ind w:left="120"/>
             </w:pPr>
-            <w:hyperlink w:history="1" r:id="rIdcvg9ceba46zxr7r_yhizk">
+            <w:hyperlink w:history="1" r:id="rIdatmcbimz7jabjjjqfifcu">
               <w:r>
                 <w:rPr>
                   <w:rFonts w:ascii="Arial" w:cs="Arial" w:eastAsia="Arial" w:hAnsi="Arial"/>
@@ -26473,7 +26473,7 @@
             <w:pPr>
               <w:spacing w:after="20" w:before="0"/>
             </w:pPr>
-            <w:hyperlink w:history="1" r:id="rId37kci6spcj8ftvwbaukud">
+            <w:hyperlink w:history="1" r:id="rIdflo3cf-vcqe7rnegfxjlq">
               <w:r>
                 <w:rPr>
                   <w:rFonts w:ascii="Arial" w:cs="Arial" w:eastAsia="Arial" w:hAnsi="Arial"/>
@@ -26506,7 +26506,7 @@
               <w:spacing w:after="10" w:before="0"/>
               <w:ind w:left="120"/>
             </w:pPr>
-            <w:hyperlink w:history="1" r:id="rIdd4qvbtnqyajwya8ocwivd">
+            <w:hyperlink w:history="1" r:id="rIddapwsigvglmksqw5g3oue">
               <w:r>
                 <w:rPr>
                   <w:rFonts w:ascii="Arial" w:cs="Arial" w:eastAsia="Arial" w:hAnsi="Arial"/>
@@ -26551,7 +26551,7 @@
             <w:pPr>
               <w:spacing w:after="20" w:before="0"/>
             </w:pPr>
-            <w:hyperlink w:history="1" r:id="rIdyuwfvcvqgzgsq945vpurg">
+            <w:hyperlink w:history="1" r:id="rIdh1sbbcmv4dwh5uyguealw">
               <w:r>
                 <w:rPr>
                   <w:rFonts w:ascii="Arial" w:cs="Arial" w:eastAsia="Arial" w:hAnsi="Arial"/>
@@ -26584,7 +26584,7 @@
               <w:spacing w:after="10" w:before="0"/>
               <w:ind w:left="120"/>
             </w:pPr>
-            <w:hyperlink w:history="1" r:id="rIdkwsq_hxbagqqmkuxa6t-g">
+            <w:hyperlink w:history="1" r:id="rIddo68hg6joxqiyhpacxsvz">
               <w:r>
                 <w:rPr>
                   <w:rFonts w:ascii="Arial" w:cs="Arial" w:eastAsia="Arial" w:hAnsi="Arial"/>
@@ -26779,7 +26779,7 @@
             <w:pPr>
               <w:spacing w:after="20" w:before="0"/>
             </w:pPr>
-            <w:hyperlink w:history="1" r:id="rIdale_ft5unefb-4r78h8i7">
+            <w:hyperlink w:history="1" r:id="rIdrmaf_rh30uwrv8qb4i4c7">
               <w:r>
                 <w:rPr>
                   <w:rFonts w:ascii="Arial" w:cs="Arial" w:eastAsia="Arial" w:hAnsi="Arial"/>
@@ -26812,7 +26812,7 @@
               <w:spacing w:after="10" w:before="0"/>
               <w:ind w:left="120"/>
             </w:pPr>
-            <w:hyperlink w:history="1" r:id="rIdctpdwyfx8bshwek8tb83a">
+            <w:hyperlink w:history="1" r:id="rId5gsvdwkrsjp8vxlhnieuq">
               <w:r>
                 <w:rPr>
                   <w:rFonts w:ascii="Arial" w:cs="Arial" w:eastAsia="Arial" w:hAnsi="Arial"/>
@@ -26857,7 +26857,7 @@
             <w:pPr>
               <w:spacing w:after="20" w:before="0"/>
             </w:pPr>
-            <w:hyperlink w:history="1" r:id="rIdxfr-m2_tvdjbmt5uo2nqk">
+            <w:hyperlink w:history="1" r:id="rIdpwpclxtuixdxcbijcxkt_">
               <w:r>
                 <w:rPr>
                   <w:rFonts w:ascii="Arial" w:cs="Arial" w:eastAsia="Arial" w:hAnsi="Arial"/>
@@ -26890,7 +26890,7 @@
               <w:spacing w:after="10" w:before="0"/>
               <w:ind w:left="120"/>
             </w:pPr>
-            <w:hyperlink w:history="1" r:id="rIdaocodsnb7co8jriojg9mz">
+            <w:hyperlink w:history="1" r:id="rIdwvwtawmtx1gvo2pyyzjgr">
               <w:r>
                 <w:rPr>
                   <w:rFonts w:ascii="Arial" w:cs="Arial" w:eastAsia="Arial" w:hAnsi="Arial"/>
@@ -27085,7 +27085,7 @@
             <w:pPr>
               <w:spacing w:after="20" w:before="0"/>
             </w:pPr>
-            <w:hyperlink w:history="1" r:id="rIdqqrrhkqr1vqynvfmvubjd">
+            <w:hyperlink w:history="1" r:id="rId81koxl-nftl57vjn0gi0n">
               <w:r>
                 <w:rPr>
                   <w:rFonts w:ascii="Arial" w:cs="Arial" w:eastAsia="Arial" w:hAnsi="Arial"/>
@@ -27118,7 +27118,7 @@
               <w:spacing w:after="10" w:before="0"/>
               <w:ind w:left="120"/>
             </w:pPr>
-            <w:hyperlink w:history="1" r:id="rIdl3-jcfs1bz9w3acndfvt-">
+            <w:hyperlink w:history="1" r:id="rIdxkswyns7chx0zygleabo6">
               <w:r>
                 <w:rPr>
                   <w:rFonts w:ascii="Arial" w:cs="Arial" w:eastAsia="Arial" w:hAnsi="Arial"/>
@@ -27163,7 +27163,7 @@
             <w:pPr>
               <w:spacing w:after="20" w:before="0"/>
             </w:pPr>
-            <w:hyperlink w:history="1" r:id="rIduowkvhbfafhb62rxootq7">
+            <w:hyperlink w:history="1" r:id="rIdkdocehauauac3yyzcswas">
               <w:r>
                 <w:rPr>
                   <w:rFonts w:ascii="Arial" w:cs="Arial" w:eastAsia="Arial" w:hAnsi="Arial"/>
@@ -27196,7 +27196,7 @@
               <w:spacing w:after="10" w:before="0"/>
               <w:ind w:left="120"/>
             </w:pPr>
-            <w:hyperlink w:history="1" r:id="rIdjyv5h79-xye_cnri6d3h4">
+            <w:hyperlink w:history="1" r:id="rIddzf_olchizseu2_emegfm">
               <w:r>
                 <w:rPr>
                   <w:rFonts w:ascii="Arial" w:cs="Arial" w:eastAsia="Arial" w:hAnsi="Arial"/>
@@ -27391,7 +27391,7 @@
             <w:pPr>
               <w:spacing w:after="20" w:before="0"/>
             </w:pPr>
-            <w:hyperlink w:history="1" r:id="rIdahsznrpxcvtamyqc9eu6l">
+            <w:hyperlink w:history="1" r:id="rIdtzjaao014mamnrkumbked">
               <w:r>
                 <w:rPr>
                   <w:rFonts w:ascii="Arial" w:cs="Arial" w:eastAsia="Arial" w:hAnsi="Arial"/>
@@ -27424,7 +27424,7 @@
               <w:spacing w:after="10" w:before="0"/>
               <w:ind w:left="120"/>
             </w:pPr>
-            <w:hyperlink w:history="1" r:id="rIdpgi6bsgik8e62etxwnxd5">
+            <w:hyperlink w:history="1" r:id="rId_7nr4li6pcyluclvdsgyr">
               <w:r>
                 <w:rPr>
                   <w:rFonts w:ascii="Arial" w:cs="Arial" w:eastAsia="Arial" w:hAnsi="Arial"/>
@@ -27469,7 +27469,7 @@
             <w:pPr>
               <w:spacing w:after="20" w:before="0"/>
             </w:pPr>
-            <w:hyperlink w:history="1" r:id="rIdcrnrdt1yt7vkexekar_7j">
+            <w:hyperlink w:history="1" r:id="rIdmqlbqxwe6qi3cmgqpe6as">
               <w:r>
                 <w:rPr>
                   <w:rFonts w:ascii="Arial" w:cs="Arial" w:eastAsia="Arial" w:hAnsi="Arial"/>
@@ -27502,7 +27502,7 @@
               <w:spacing w:after="10" w:before="0"/>
               <w:ind w:left="120"/>
             </w:pPr>
-            <w:hyperlink w:history="1" r:id="rIdpigevio4ngubqsxov8tdl">
+            <w:hyperlink w:history="1" r:id="rId0mktjedkbuclum-xzv5rl">
               <w:r>
                 <w:rPr>
                   <w:rFonts w:ascii="Arial" w:cs="Arial" w:eastAsia="Arial" w:hAnsi="Arial"/>
@@ -29084,7 +29084,7 @@
             <w:pPr>
               <w:spacing w:after="20" w:before="0"/>
             </w:pPr>
-            <w:hyperlink w:history="1" r:id="rIdolir-ewd_fkzppxhuqqxm">
+            <w:hyperlink w:history="1" r:id="rIdvv3elusk5vtcl_rm2oor-">
               <w:r>
                 <w:rPr>
                   <w:rFonts w:ascii="Arial" w:cs="Arial" w:eastAsia="Arial" w:hAnsi="Arial"/>
@@ -29117,7 +29117,7 @@
               <w:spacing w:after="10" w:before="0"/>
               <w:ind w:left="120"/>
             </w:pPr>
-            <w:hyperlink w:history="1" r:id="rIdkoj3fss1mokwg4so6izbr">
+            <w:hyperlink w:history="1" r:id="rIddb697v-3ifaodhonwjjsg">
               <w:r>
                 <w:rPr>
                   <w:rFonts w:ascii="Arial" w:cs="Arial" w:eastAsia="Arial" w:hAnsi="Arial"/>
@@ -29162,7 +29162,7 @@
             <w:pPr>
               <w:spacing w:after="20" w:before="0"/>
             </w:pPr>
-            <w:hyperlink w:history="1" r:id="rIddwazptwz6tbdfy29nr8i5">
+            <w:hyperlink w:history="1" r:id="rIdtvgaz7kbqsf3mmuhwe6oi">
               <w:r>
                 <w:rPr>
                   <w:rFonts w:ascii="Arial" w:cs="Arial" w:eastAsia="Arial" w:hAnsi="Arial"/>
@@ -29195,7 +29195,7 @@
               <w:spacing w:after="10" w:before="0"/>
               <w:ind w:left="120"/>
             </w:pPr>
-            <w:hyperlink w:history="1" r:id="rIdoad_xch8khlldu144icnt">
+            <w:hyperlink w:history="1" r:id="rIduybm5lqqr-ift7vagir4g">
               <w:r>
                 <w:rPr>
                   <w:rFonts w:ascii="Arial" w:cs="Arial" w:eastAsia="Arial" w:hAnsi="Arial"/>
@@ -29390,7 +29390,7 @@
             <w:pPr>
               <w:spacing w:after="20" w:before="0"/>
             </w:pPr>
-            <w:hyperlink w:history="1" r:id="rId-oikxp1hbkdswebdbuglm">
+            <w:hyperlink w:history="1" r:id="rIdbhdizskiiqnwsb0ehjzfo">
               <w:r>
                 <w:rPr>
                   <w:rFonts w:ascii="Arial" w:cs="Arial" w:eastAsia="Arial" w:hAnsi="Arial"/>
@@ -29423,7 +29423,7 @@
               <w:spacing w:after="10" w:before="0"/>
               <w:ind w:left="120"/>
             </w:pPr>
-            <w:hyperlink w:history="1" r:id="rIdosrllzr_gkybluhbp8lcb">
+            <w:hyperlink w:history="1" r:id="rIdea_hr_2dimb72xzvmijip">
               <w:r>
                 <w:rPr>
                   <w:rFonts w:ascii="Arial" w:cs="Arial" w:eastAsia="Arial" w:hAnsi="Arial"/>
@@ -29468,7 +29468,7 @@
             <w:pPr>
               <w:spacing w:after="20" w:before="0"/>
             </w:pPr>
-            <w:hyperlink w:history="1" r:id="rIdzr9fqofpi3cxuv50bpsvg">
+            <w:hyperlink w:history="1" r:id="rIdawzgnzdmq3chsrh0fywvp">
               <w:r>
                 <w:rPr>
                   <w:rFonts w:ascii="Arial" w:cs="Arial" w:eastAsia="Arial" w:hAnsi="Arial"/>
@@ -29501,7 +29501,7 @@
               <w:spacing w:after="10" w:before="0"/>
               <w:ind w:left="120"/>
             </w:pPr>
-            <w:hyperlink w:history="1" r:id="rId04xuxd9jynhfupc6vbdee">
+            <w:hyperlink w:history="1" r:id="rIdtzrjcx4w9xx0v8mfc4ocf">
               <w:r>
                 <w:rPr>
                   <w:rFonts w:ascii="Arial" w:cs="Arial" w:eastAsia="Arial" w:hAnsi="Arial"/>
@@ -29696,7 +29696,7 @@
             <w:pPr>
               <w:spacing w:after="20" w:before="0"/>
             </w:pPr>
-            <w:hyperlink w:history="1" r:id="rIdhti0tr-vhndldql5n1zlk">
+            <w:hyperlink w:history="1" r:id="rIdrz1crymsay7t6ymhc1vfw">
               <w:r>
                 <w:rPr>
                   <w:rFonts w:ascii="Arial" w:cs="Arial" w:eastAsia="Arial" w:hAnsi="Arial"/>
@@ -29729,7 +29729,7 @@
               <w:spacing w:after="10" w:before="0"/>
               <w:ind w:left="120"/>
             </w:pPr>
-            <w:hyperlink w:history="1" r:id="rIdlxhxnzhwgq-7szp-vhbmx">
+            <w:hyperlink w:history="1" r:id="rIdmyavfeyhcorghppqvwjfz">
               <w:r>
                 <w:rPr>
                   <w:rFonts w:ascii="Arial" w:cs="Arial" w:eastAsia="Arial" w:hAnsi="Arial"/>
@@ -29774,7 +29774,7 @@
             <w:pPr>
               <w:spacing w:after="20" w:before="0"/>
             </w:pPr>
-            <w:hyperlink w:history="1" r:id="rId4fkmjnvttd9djdlu8sers">
+            <w:hyperlink w:history="1" r:id="rIdn5fflswk9eyle2rqtu6v-">
               <w:r>
                 <w:rPr>
                   <w:rFonts w:ascii="Arial" w:cs="Arial" w:eastAsia="Arial" w:hAnsi="Arial"/>
@@ -29807,7 +29807,7 @@
               <w:spacing w:after="10" w:before="0"/>
               <w:ind w:left="120"/>
             </w:pPr>
-            <w:hyperlink w:history="1" r:id="rIdtgh0pmklstgdfv9sl7-kq">
+            <w:hyperlink w:history="1" r:id="rId5qcw-mybli6ubvk5jowo0">
               <w:r>
                 <w:rPr>
                   <w:rFonts w:ascii="Arial" w:cs="Arial" w:eastAsia="Arial" w:hAnsi="Arial"/>
@@ -30002,7 +30002,7 @@
             <w:pPr>
               <w:spacing w:after="20" w:before="0"/>
             </w:pPr>
-            <w:hyperlink w:history="1" r:id="rIdurbkka-si_xcibcj7kosg">
+            <w:hyperlink w:history="1" r:id="rIdnfpesisrdmjri0hcj41za">
               <w:r>
                 <w:rPr>
                   <w:rFonts w:ascii="Arial" w:cs="Arial" w:eastAsia="Arial" w:hAnsi="Arial"/>
@@ -30035,7 +30035,7 @@
               <w:spacing w:after="10" w:before="0"/>
               <w:ind w:left="120"/>
             </w:pPr>
-            <w:hyperlink w:history="1" r:id="rIdkvujq5gewtt2cji10mzoz">
+            <w:hyperlink w:history="1" r:id="rIdwhg72ecpkuamd1ggshez8">
               <w:r>
                 <w:rPr>
                   <w:rFonts w:ascii="Arial" w:cs="Arial" w:eastAsia="Arial" w:hAnsi="Arial"/>
@@ -30080,7 +30080,7 @@
             <w:pPr>
               <w:spacing w:after="20" w:before="0"/>
             </w:pPr>
-            <w:hyperlink w:history="1" r:id="rId_pplhz6sn1f7uoe3_8x8l">
+            <w:hyperlink w:history="1" r:id="rIdsy4klgzwmijwumid9bd7e">
               <w:r>
                 <w:rPr>
                   <w:rFonts w:ascii="Arial" w:cs="Arial" w:eastAsia="Arial" w:hAnsi="Arial"/>
@@ -30113,7 +30113,7 @@
               <w:spacing w:after="10" w:before="0"/>
               <w:ind w:left="120"/>
             </w:pPr>
-            <w:hyperlink w:history="1" r:id="rIdj2uuavq3p80jyzplk_vg2">
+            <w:hyperlink w:history="1" r:id="rIdo-qcgwyonzpcmjjrvmupo">
               <w:r>
                 <w:rPr>
                   <w:rFonts w:ascii="Arial" w:cs="Arial" w:eastAsia="Arial" w:hAnsi="Arial"/>
@@ -30308,7 +30308,7 @@
             <w:pPr>
               <w:spacing w:after="20" w:before="0"/>
             </w:pPr>
-            <w:hyperlink w:history="1" r:id="rIdnhgjh7cbvd9bnf4xplrem">
+            <w:hyperlink w:history="1" r:id="rIdi2ogk-sqjroif9qkfdd28">
               <w:r>
                 <w:rPr>
                   <w:rFonts w:ascii="Arial" w:cs="Arial" w:eastAsia="Arial" w:hAnsi="Arial"/>
@@ -30341,7 +30341,7 @@
               <w:spacing w:after="10" w:before="0"/>
               <w:ind w:left="120"/>
             </w:pPr>
-            <w:hyperlink w:history="1" r:id="rIdj2sj3cxvcxzdcsb2amq-8">
+            <w:hyperlink w:history="1" r:id="rIdb2g5d5mfu4k2l6z4jcmuc">
               <w:r>
                 <w:rPr>
                   <w:rFonts w:ascii="Arial" w:cs="Arial" w:eastAsia="Arial" w:hAnsi="Arial"/>
@@ -30386,7 +30386,7 @@
             <w:pPr>
               <w:spacing w:after="20" w:before="0"/>
             </w:pPr>
-            <w:hyperlink w:history="1" r:id="rIdcimqdxsrl4j_howcrohg1">
+            <w:hyperlink w:history="1" r:id="rIdyluybciqqyvcdswfigxm0">
               <w:r>
                 <w:rPr>
                   <w:rFonts w:ascii="Arial" w:cs="Arial" w:eastAsia="Arial" w:hAnsi="Arial"/>
@@ -30419,7 +30419,7 @@
               <w:spacing w:after="10" w:before="0"/>
               <w:ind w:left="120"/>
             </w:pPr>
-            <w:hyperlink w:history="1" r:id="rIdf2e0qsesvaxcygymlegpf">
+            <w:hyperlink w:history="1" r:id="rIdsdmhuf-4hvbe12fclotyi">
               <w:r>
                 <w:rPr>
                   <w:rFonts w:ascii="Arial" w:cs="Arial" w:eastAsia="Arial" w:hAnsi="Arial"/>
@@ -31906,7 +31906,7 @@
             <w:pPr>
               <w:spacing w:after="20" w:before="0"/>
             </w:pPr>
-            <w:hyperlink w:history="1" r:id="rIdjr2e7ewg3eljh9iskytfg">
+            <w:hyperlink w:history="1" r:id="rIdno-nt8nvogw7uduqll4ix">
               <w:r>
                 <w:rPr>
                   <w:rFonts w:ascii="Arial" w:cs="Arial" w:eastAsia="Arial" w:hAnsi="Arial"/>
@@ -31939,7 +31939,7 @@
               <w:spacing w:after="10" w:before="0"/>
               <w:ind w:left="120"/>
             </w:pPr>
-            <w:hyperlink w:history="1" r:id="rIdy2zjsahj_0qtixpq2ddcl">
+            <w:hyperlink w:history="1" r:id="rIdzlkq__ighfagrr4ne_1z_">
               <w:r>
                 <w:rPr>
                   <w:rFonts w:ascii="Arial" w:cs="Arial" w:eastAsia="Arial" w:hAnsi="Arial"/>
@@ -31984,7 +31984,7 @@
             <w:pPr>
               <w:spacing w:after="20" w:before="0"/>
             </w:pPr>
-            <w:hyperlink w:history="1" r:id="rIdazieah-oeqz1yjivrvk87">
+            <w:hyperlink w:history="1" r:id="rIdyqjrel-tv0l2hblautqtc">
               <w:r>
                 <w:rPr>
                   <w:rFonts w:ascii="Arial" w:cs="Arial" w:eastAsia="Arial" w:hAnsi="Arial"/>
@@ -32017,7 +32017,7 @@
               <w:spacing w:after="10" w:before="0"/>
               <w:ind w:left="120"/>
             </w:pPr>
-            <w:hyperlink w:history="1" r:id="rIdzn6mr2lrzwrj59ny8hmft">
+            <w:hyperlink w:history="1" r:id="rIdayxshkmmwqu3uqomgrron">
               <w:r>
                 <w:rPr>
                   <w:rFonts w:ascii="Arial" w:cs="Arial" w:eastAsia="Arial" w:hAnsi="Arial"/>
@@ -32212,7 +32212,7 @@
             <w:pPr>
               <w:spacing w:after="20" w:before="0"/>
             </w:pPr>
-            <w:hyperlink w:history="1" r:id="rIdv21-mvcekeculvkf4z4ze">
+            <w:hyperlink w:history="1" r:id="rIdbp1wlz1pzbiaeo7eyw9hc">
               <w:r>
                 <w:rPr>
                   <w:rFonts w:ascii="Arial" w:cs="Arial" w:eastAsia="Arial" w:hAnsi="Arial"/>
@@ -32245,7 +32245,7 @@
               <w:spacing w:after="10" w:before="0"/>
               <w:ind w:left="120"/>
             </w:pPr>
-            <w:hyperlink w:history="1" r:id="rIdqmytyccu-0rwaylubqte9">
+            <w:hyperlink w:history="1" r:id="rIdjtz85vgth7rdjkuwmrty-">
               <w:r>
                 <w:rPr>
                   <w:rFonts w:ascii="Arial" w:cs="Arial" w:eastAsia="Arial" w:hAnsi="Arial"/>
@@ -32290,7 +32290,7 @@
             <w:pPr>
               <w:spacing w:after="20" w:before="0"/>
             </w:pPr>
-            <w:hyperlink w:history="1" r:id="rIdk1r7elurm8rqcgdtaxeho">
+            <w:hyperlink w:history="1" r:id="rIdmtl1vkuqv7d6r99gflcxq">
               <w:r>
                 <w:rPr>
                   <w:rFonts w:ascii="Arial" w:cs="Arial" w:eastAsia="Arial" w:hAnsi="Arial"/>
@@ -32323,7 +32323,7 @@
               <w:spacing w:after="10" w:before="0"/>
               <w:ind w:left="120"/>
             </w:pPr>
-            <w:hyperlink w:history="1" r:id="rIdn6g6gv4rma3beq5c6es5c">
+            <w:hyperlink w:history="1" r:id="rIdyj_0h42hdpca8wvfc2hiz">
               <w:r>
                 <w:rPr>
                   <w:rFonts w:ascii="Arial" w:cs="Arial" w:eastAsia="Arial" w:hAnsi="Arial"/>
@@ -32518,7 +32518,7 @@
             <w:pPr>
               <w:spacing w:after="20" w:before="0"/>
             </w:pPr>
-            <w:hyperlink w:history="1" r:id="rIdwp3erutm43hyrh3ksdjda">
+            <w:hyperlink w:history="1" r:id="rId0col-dfarisswa3wujuat">
               <w:r>
                 <w:rPr>
                   <w:rFonts w:ascii="Arial" w:cs="Arial" w:eastAsia="Arial" w:hAnsi="Arial"/>
@@ -32551,7 +32551,7 @@
               <w:spacing w:after="10" w:before="0"/>
               <w:ind w:left="120"/>
             </w:pPr>
-            <w:hyperlink w:history="1" r:id="rIdhmkcmhfrblwemsbgd1l5f">
+            <w:hyperlink w:history="1" r:id="rIdbhsh4rwu417lt5g50pxjn">
               <w:r>
                 <w:rPr>
                   <w:rFonts w:ascii="Arial" w:cs="Arial" w:eastAsia="Arial" w:hAnsi="Arial"/>
@@ -32596,7 +32596,7 @@
             <w:pPr>
               <w:spacing w:after="20" w:before="0"/>
             </w:pPr>
-            <w:hyperlink w:history="1" r:id="rIdn1d3xsjxglej5fko9kltf">
+            <w:hyperlink w:history="1" r:id="rId0oq0quurrw59j5gardn6q">
               <w:r>
                 <w:rPr>
                   <w:rFonts w:ascii="Arial" w:cs="Arial" w:eastAsia="Arial" w:hAnsi="Arial"/>
@@ -32629,7 +32629,7 @@
               <w:spacing w:after="10" w:before="0"/>
               <w:ind w:left="120"/>
             </w:pPr>
-            <w:hyperlink w:history="1" r:id="rId4adfpvgeqtyo1sw_vgkyp">
+            <w:hyperlink w:history="1" r:id="rIdqfeopguvi7-warjufnik0">
               <w:r>
                 <w:rPr>
                   <w:rFonts w:ascii="Arial" w:cs="Arial" w:eastAsia="Arial" w:hAnsi="Arial"/>
@@ -32824,7 +32824,7 @@
             <w:pPr>
               <w:spacing w:after="20" w:before="0"/>
             </w:pPr>
-            <w:hyperlink w:history="1" r:id="rIdtmiwfvtlk4udcovp-ktl4">
+            <w:hyperlink w:history="1" r:id="rId4eehf94g1vbgs7rclx6-q">
               <w:r>
                 <w:rPr>
                   <w:rFonts w:ascii="Arial" w:cs="Arial" w:eastAsia="Arial" w:hAnsi="Arial"/>
@@ -32857,7 +32857,7 @@
               <w:spacing w:after="10" w:before="0"/>
               <w:ind w:left="120"/>
             </w:pPr>
-            <w:hyperlink w:history="1" r:id="rIdc85pdsp8mqjahqi5xq2h4">
+            <w:hyperlink w:history="1" r:id="rIdcam_v4k2bk90wty0honxi">
               <w:r>
                 <w:rPr>
                   <w:rFonts w:ascii="Arial" w:cs="Arial" w:eastAsia="Arial" w:hAnsi="Arial"/>
@@ -32902,7 +32902,7 @@
             <w:pPr>
               <w:spacing w:after="20" w:before="0"/>
             </w:pPr>
-            <w:hyperlink w:history="1" r:id="rIdnzlibpo_39vnvu7i8qkq9">
+            <w:hyperlink w:history="1" r:id="rId_wfqmijoj4svobab7qdqi">
               <w:r>
                 <w:rPr>
                   <w:rFonts w:ascii="Arial" w:cs="Arial" w:eastAsia="Arial" w:hAnsi="Arial"/>
@@ -32935,7 +32935,7 @@
               <w:spacing w:after="10" w:before="0"/>
               <w:ind w:left="120"/>
             </w:pPr>
-            <w:hyperlink w:history="1" r:id="rIdezh7xzeelpp4fkzcvd1ng">
+            <w:hyperlink w:history="1" r:id="rId50kiamlvqvraxguaauphe">
               <w:r>
                 <w:rPr>
                   <w:rFonts w:ascii="Arial" w:cs="Arial" w:eastAsia="Arial" w:hAnsi="Arial"/>
@@ -33130,7 +33130,7 @@
             <w:pPr>
               <w:spacing w:after="20" w:before="0"/>
             </w:pPr>
-            <w:hyperlink w:history="1" r:id="rIdprxiop2egf59h7pvmwwzx">
+            <w:hyperlink w:history="1" r:id="rIdyqlkozvvslvhptd7n-ncs">
               <w:r>
                 <w:rPr>
                   <w:rFonts w:ascii="Arial" w:cs="Arial" w:eastAsia="Arial" w:hAnsi="Arial"/>
@@ -33163,7 +33163,7 @@
               <w:spacing w:after="10" w:before="0"/>
               <w:ind w:left="120"/>
             </w:pPr>
-            <w:hyperlink w:history="1" r:id="rIdgwgykzgtntqj9vufmw991">
+            <w:hyperlink w:history="1" r:id="rIdekfhfascqlgiqmsvj2vdi">
               <w:r>
                 <w:rPr>
                   <w:rFonts w:ascii="Arial" w:cs="Arial" w:eastAsia="Arial" w:hAnsi="Arial"/>
@@ -33208,7 +33208,7 @@
             <w:pPr>
               <w:spacing w:after="20" w:before="0"/>
             </w:pPr>
-            <w:hyperlink w:history="1" r:id="rIdpe6oagfaxbujgkfxoihkg">
+            <w:hyperlink w:history="1" r:id="rIdw_ceh-dp19grv5vi8grqb">
               <w:r>
                 <w:rPr>
                   <w:rFonts w:ascii="Arial" w:cs="Arial" w:eastAsia="Arial" w:hAnsi="Arial"/>
@@ -33241,7 +33241,7 @@
               <w:spacing w:after="10" w:before="0"/>
               <w:ind w:left="120"/>
             </w:pPr>
-            <w:hyperlink w:history="1" r:id="rId6vhq_usvhs3cw9ayiybay">
+            <w:hyperlink w:history="1" r:id="rIdzv4zbyg0anofqqfxmfuki">
               <w:r>
                 <w:rPr>
                   <w:rFonts w:ascii="Arial" w:cs="Arial" w:eastAsia="Arial" w:hAnsi="Arial"/>
@@ -34728,7 +34728,7 @@
             <w:pPr>
               <w:spacing w:after="20" w:before="0"/>
             </w:pPr>
-            <w:hyperlink w:history="1" r:id="rIdwltkb5ofofob6velsauby">
+            <w:hyperlink w:history="1" r:id="rIdq7l8qf6i7mhvo1irrzgke">
               <w:r>
                 <w:rPr>
                   <w:rFonts w:ascii="Arial" w:cs="Arial" w:eastAsia="Arial" w:hAnsi="Arial"/>
@@ -34761,7 +34761,7 @@
               <w:spacing w:after="10" w:before="0"/>
               <w:ind w:left="120"/>
             </w:pPr>
-            <w:hyperlink w:history="1" r:id="rIdycuhuo2dsrfhxoxj4jkkx">
+            <w:hyperlink w:history="1" r:id="rIdyzq2nmzajjghhk3gvnkp0">
               <w:r>
                 <w:rPr>
                   <w:rFonts w:ascii="Arial" w:cs="Arial" w:eastAsia="Arial" w:hAnsi="Arial"/>
@@ -34806,7 +34806,7 @@
             <w:pPr>
               <w:spacing w:after="20" w:before="0"/>
             </w:pPr>
-            <w:hyperlink w:history="1" r:id="rIdpgigyovdavtd7yevmzxzs">
+            <w:hyperlink w:history="1" r:id="rIdk3bnj5rzfdlxx5n3hctev">
               <w:r>
                 <w:rPr>
                   <w:rFonts w:ascii="Arial" w:cs="Arial" w:eastAsia="Arial" w:hAnsi="Arial"/>
@@ -34839,7 +34839,7 @@
               <w:spacing w:after="10" w:before="0"/>
               <w:ind w:left="120"/>
             </w:pPr>
-            <w:hyperlink w:history="1" r:id="rIdbivwqmvkgbomurek4uxd9">
+            <w:hyperlink w:history="1" r:id="rIdf82ihvvzbzpocr7ogj8lx">
               <w:r>
                 <w:rPr>
                   <w:rFonts w:ascii="Arial" w:cs="Arial" w:eastAsia="Arial" w:hAnsi="Arial"/>
@@ -35034,7 +35034,7 @@
             <w:pPr>
               <w:spacing w:after="20" w:before="0"/>
             </w:pPr>
-            <w:hyperlink w:history="1" r:id="rId-xxkrpb7bxspprk2jqajb">
+            <w:hyperlink w:history="1" r:id="rIdryitvmxotshwmxpij9vm9">
               <w:r>
                 <w:rPr>
                   <w:rFonts w:ascii="Arial" w:cs="Arial" w:eastAsia="Arial" w:hAnsi="Arial"/>
@@ -35067,7 +35067,7 @@
               <w:spacing w:after="10" w:before="0"/>
               <w:ind w:left="120"/>
             </w:pPr>
-            <w:hyperlink w:history="1" r:id="rIdkaaca7daikf4er9bfrglm">
+            <w:hyperlink w:history="1" r:id="rIdz7t8zxf8cth1eteabt6q4">
               <w:r>
                 <w:rPr>
                   <w:rFonts w:ascii="Arial" w:cs="Arial" w:eastAsia="Arial" w:hAnsi="Arial"/>
@@ -35112,7 +35112,7 @@
             <w:pPr>
               <w:spacing w:after="20" w:before="0"/>
             </w:pPr>
-            <w:hyperlink w:history="1" r:id="rIdocg2qy5asybdhmkvc75wa">
+            <w:hyperlink w:history="1" r:id="rIdd8ddvt10j_g_byav6jltp">
               <w:r>
                 <w:rPr>
                   <w:rFonts w:ascii="Arial" w:cs="Arial" w:eastAsia="Arial" w:hAnsi="Arial"/>
@@ -35145,7 +35145,7 @@
               <w:spacing w:after="10" w:before="0"/>
               <w:ind w:left="120"/>
             </w:pPr>
-            <w:hyperlink w:history="1" r:id="rIdfbpaty46enupjlzp128co">
+            <w:hyperlink w:history="1" r:id="rIdgu2ufc1s1sanrpms1wbuk">
               <w:r>
                 <w:rPr>
                   <w:rFonts w:ascii="Arial" w:cs="Arial" w:eastAsia="Arial" w:hAnsi="Arial"/>
@@ -35340,7 +35340,7 @@
             <w:pPr>
               <w:spacing w:after="20" w:before="0"/>
             </w:pPr>
-            <w:hyperlink w:history="1" r:id="rIdzn9cjpcnvdvzubqabi0w-">
+            <w:hyperlink w:history="1" r:id="rId5wvpdhpt9fezzi7hzfm8g">
               <w:r>
                 <w:rPr>
                   <w:rFonts w:ascii="Arial" w:cs="Arial" w:eastAsia="Arial" w:hAnsi="Arial"/>
@@ -35373,7 +35373,7 @@
               <w:spacing w:after="10" w:before="0"/>
               <w:ind w:left="120"/>
             </w:pPr>
-            <w:hyperlink w:history="1" r:id="rIdafhilhkw2aqq7ekeg1vih">
+            <w:hyperlink w:history="1" r:id="rId_ls5oafxzrnmz9lzh9suq">
               <w:r>
                 <w:rPr>
                   <w:rFonts w:ascii="Arial" w:cs="Arial" w:eastAsia="Arial" w:hAnsi="Arial"/>
@@ -35418,7 +35418,7 @@
             <w:pPr>
               <w:spacing w:after="20" w:before="0"/>
             </w:pPr>
-            <w:hyperlink w:history="1" r:id="rIdfv4d4wbh1ukugzeee04bq">
+            <w:hyperlink w:history="1" r:id="rIdmr6pbf8yd6pxe0fwdw7pp">
               <w:r>
                 <w:rPr>
                   <w:rFonts w:ascii="Arial" w:cs="Arial" w:eastAsia="Arial" w:hAnsi="Arial"/>
@@ -35451,7 +35451,7 @@
               <w:spacing w:after="10" w:before="0"/>
               <w:ind w:left="120"/>
             </w:pPr>
-            <w:hyperlink w:history="1" r:id="rIdz5kapog6q76y7_saaclmk">
+            <w:hyperlink w:history="1" r:id="rIdagwqo2edpai8knsmwg77c">
               <w:r>
                 <w:rPr>
                   <w:rFonts w:ascii="Arial" w:cs="Arial" w:eastAsia="Arial" w:hAnsi="Arial"/>
@@ -35646,7 +35646,7 @@
             <w:pPr>
               <w:spacing w:after="20" w:before="0"/>
             </w:pPr>
-            <w:hyperlink w:history="1" r:id="rIdjgcaj2yvprdwwfmsxszcf">
+            <w:hyperlink w:history="1" r:id="rIdospztfv1ikair0t2j0xft">
               <w:r>
                 <w:rPr>
                   <w:rFonts w:ascii="Arial" w:cs="Arial" w:eastAsia="Arial" w:hAnsi="Arial"/>
@@ -35679,7 +35679,7 @@
               <w:spacing w:after="10" w:before="0"/>
               <w:ind w:left="120"/>
             </w:pPr>
-            <w:hyperlink w:history="1" r:id="rId-wgf1gebrp_xkxtgmjgjl">
+            <w:hyperlink w:history="1" r:id="rIdv_lpjknmyka0snqtwcflt">
               <w:r>
                 <w:rPr>
                   <w:rFonts w:ascii="Arial" w:cs="Arial" w:eastAsia="Arial" w:hAnsi="Arial"/>
@@ -35724,7 +35724,7 @@
             <w:pPr>
               <w:spacing w:after="20" w:before="0"/>
             </w:pPr>
-            <w:hyperlink w:history="1" r:id="rIdxxrwdi_ncggnwmvpax3ab">
+            <w:hyperlink w:history="1" r:id="rIdjf1qxbiwvhzqcmuws-2zy">
               <w:r>
                 <w:rPr>
                   <w:rFonts w:ascii="Arial" w:cs="Arial" w:eastAsia="Arial" w:hAnsi="Arial"/>
@@ -35757,7 +35757,7 @@
               <w:spacing w:after="10" w:before="0"/>
               <w:ind w:left="120"/>
             </w:pPr>
-            <w:hyperlink w:history="1" r:id="rIdhxn5ncnbp784enn0_yzo-">
+            <w:hyperlink w:history="1" r:id="rIdbdieulh6fj1t6rpdjqibp">
               <w:r>
                 <w:rPr>
                   <w:rFonts w:ascii="Arial" w:cs="Arial" w:eastAsia="Arial" w:hAnsi="Arial"/>
@@ -35952,7 +35952,7 @@
             <w:pPr>
               <w:spacing w:after="20" w:before="0"/>
             </w:pPr>
-            <w:hyperlink w:history="1" r:id="rIdpetn_rfrccblwztim4eio">
+            <w:hyperlink w:history="1" r:id="rIdtqauw1dlxqw82fpaawien">
               <w:r>
                 <w:rPr>
                   <w:rFonts w:ascii="Arial" w:cs="Arial" w:eastAsia="Arial" w:hAnsi="Arial"/>
@@ -35985,7 +35985,7 @@
               <w:spacing w:after="10" w:before="0"/>
               <w:ind w:left="120"/>
             </w:pPr>
-            <w:hyperlink w:history="1" r:id="rId2xmjzpxo2wjtorupvnuv5">
+            <w:hyperlink w:history="1" r:id="rIdsosb0qw-t1mmahkxwd8fz">
               <w:r>
                 <w:rPr>
                   <w:rFonts w:ascii="Arial" w:cs="Arial" w:eastAsia="Arial" w:hAnsi="Arial"/>
@@ -36030,7 +36030,7 @@
             <w:pPr>
               <w:spacing w:after="20" w:before="0"/>
             </w:pPr>
-            <w:hyperlink w:history="1" r:id="rIdnsj-utzkjorx6yow2rtau">
+            <w:hyperlink w:history="1" r:id="rIddnelpa65ph0x9txv2dzsk">
               <w:r>
                 <w:rPr>
                   <w:rFonts w:ascii="Arial" w:cs="Arial" w:eastAsia="Arial" w:hAnsi="Arial"/>
@@ -36063,7 +36063,7 @@
               <w:spacing w:after="10" w:before="0"/>
               <w:ind w:left="120"/>
             </w:pPr>
-            <w:hyperlink w:history="1" r:id="rId5p88ega1vb2dya4lbidub">
+            <w:hyperlink w:history="1" r:id="rIdk1nwg-nhvnfnanze5ze8f">
               <w:r>
                 <w:rPr>
                   <w:rFonts w:ascii="Arial" w:cs="Arial" w:eastAsia="Arial" w:hAnsi="Arial"/>

--- a/data/outputs/v2/Physics/SS3.2_Current_Electricity/Physics_Current_Electricity_CBE_LessonSequence.docx
+++ b/data/outputs/v2/Physics/SS3.2_Current_Electricity/Physics_Current_Electricity_CBE_LessonSequence.docx
@@ -3591,7 +3591,7 @@
             <w:pPr>
               <w:spacing w:after="20" w:before="0"/>
             </w:pPr>
-            <w:hyperlink w:history="1" r:id="rIdzwi6rdtoin0ntaau8gc1m">
+            <w:hyperlink w:history="1" r:id="rIda5ejzmoacigxnyrkp06nm">
               <w:r>
                 <w:rPr>
                   <w:rFonts w:ascii="Arial" w:cs="Arial" w:eastAsia="Arial" w:hAnsi="Arial"/>
@@ -3624,7 +3624,7 @@
               <w:spacing w:after="10" w:before="0"/>
               <w:ind w:left="120"/>
             </w:pPr>
-            <w:hyperlink w:history="1" r:id="rIddvpfrmfxnqjvb2idfu2wm">
+            <w:hyperlink w:history="1" r:id="rId0k7jh0jpps7bex1kwemmd">
               <w:r>
                 <w:rPr>
                   <w:rFonts w:ascii="Arial" w:cs="Arial" w:eastAsia="Arial" w:hAnsi="Arial"/>
@@ -3669,7 +3669,7 @@
             <w:pPr>
               <w:spacing w:after="20" w:before="0"/>
             </w:pPr>
-            <w:hyperlink w:history="1" r:id="rIdpgh7wpsazk1eozar5fhm3">
+            <w:hyperlink w:history="1" r:id="rIdrvvwgxelnewxe741oryju">
               <w:r>
                 <w:rPr>
                   <w:rFonts w:ascii="Arial" w:cs="Arial" w:eastAsia="Arial" w:hAnsi="Arial"/>
@@ -3702,7 +3702,7 @@
               <w:spacing w:after="10" w:before="0"/>
               <w:ind w:left="120"/>
             </w:pPr>
-            <w:hyperlink w:history="1" r:id="rIddu9syifnw7jkpr0pjgmkg">
+            <w:hyperlink w:history="1" r:id="rIduunchbkclees78w8grzac">
               <w:r>
                 <w:rPr>
                   <w:rFonts w:ascii="Arial" w:cs="Arial" w:eastAsia="Arial" w:hAnsi="Arial"/>
@@ -3897,7 +3897,7 @@
             <w:pPr>
               <w:spacing w:after="20" w:before="0"/>
             </w:pPr>
-            <w:hyperlink w:history="1" r:id="rIdlyjbribc6bhogwzxqnygn">
+            <w:hyperlink w:history="1" r:id="rIdq510nppusgm3ax6jtrg10">
               <w:r>
                 <w:rPr>
                   <w:rFonts w:ascii="Arial" w:cs="Arial" w:eastAsia="Arial" w:hAnsi="Arial"/>
@@ -3930,7 +3930,7 @@
               <w:spacing w:after="10" w:before="0"/>
               <w:ind w:left="120"/>
             </w:pPr>
-            <w:hyperlink w:history="1" r:id="rIdzrbfqoh22cldbymfbh94w">
+            <w:hyperlink w:history="1" r:id="rIdxm6hes6m5x1ysxo14rofc">
               <w:r>
                 <w:rPr>
                   <w:rFonts w:ascii="Arial" w:cs="Arial" w:eastAsia="Arial" w:hAnsi="Arial"/>
@@ -3975,7 +3975,7 @@
             <w:pPr>
               <w:spacing w:after="20" w:before="0"/>
             </w:pPr>
-            <w:hyperlink w:history="1" r:id="rId2dte6v9r2oe1u6bdjotkh">
+            <w:hyperlink w:history="1" r:id="rIdwwsufdr-8kgfbv7mvhd9k">
               <w:r>
                 <w:rPr>
                   <w:rFonts w:ascii="Arial" w:cs="Arial" w:eastAsia="Arial" w:hAnsi="Arial"/>
@@ -4008,7 +4008,7 @@
               <w:spacing w:after="10" w:before="0"/>
               <w:ind w:left="120"/>
             </w:pPr>
-            <w:hyperlink w:history="1" r:id="rIdtny3xk4n6kt-wn9a-kgu0">
+            <w:hyperlink w:history="1" r:id="rIdoaotwgtwwgiykuouhd1uy">
               <w:r>
                 <w:rPr>
                   <w:rFonts w:ascii="Arial" w:cs="Arial" w:eastAsia="Arial" w:hAnsi="Arial"/>
@@ -4203,7 +4203,7 @@
             <w:pPr>
               <w:spacing w:after="20" w:before="0"/>
             </w:pPr>
-            <w:hyperlink w:history="1" r:id="rId1lgsjjgyxoiooo6xodxoa">
+            <w:hyperlink w:history="1" r:id="rIdhtarwm3uefu7iijudspib">
               <w:r>
                 <w:rPr>
                   <w:rFonts w:ascii="Arial" w:cs="Arial" w:eastAsia="Arial" w:hAnsi="Arial"/>
@@ -4236,7 +4236,7 @@
               <w:spacing w:after="10" w:before="0"/>
               <w:ind w:left="120"/>
             </w:pPr>
-            <w:hyperlink w:history="1" r:id="rIdw-xpun-ms5fjygte78zkb">
+            <w:hyperlink w:history="1" r:id="rIdbtmskvmnmackwwo86n1n1">
               <w:r>
                 <w:rPr>
                   <w:rFonts w:ascii="Arial" w:cs="Arial" w:eastAsia="Arial" w:hAnsi="Arial"/>
@@ -4281,7 +4281,7 @@
             <w:pPr>
               <w:spacing w:after="20" w:before="0"/>
             </w:pPr>
-            <w:hyperlink w:history="1" r:id="rIduxrwtxg7fakn78-5k4nfd">
+            <w:hyperlink w:history="1" r:id="rIdwsz3awxns_qai7ybtg4z3">
               <w:r>
                 <w:rPr>
                   <w:rFonts w:ascii="Arial" w:cs="Arial" w:eastAsia="Arial" w:hAnsi="Arial"/>
@@ -4314,7 +4314,7 @@
               <w:spacing w:after="10" w:before="0"/>
               <w:ind w:left="120"/>
             </w:pPr>
-            <w:hyperlink w:history="1" r:id="rId01c9fbp-4czh2ofehslfm">
+            <w:hyperlink w:history="1" r:id="rIdyxlh6e1nl5rxdchl5pdgr">
               <w:r>
                 <w:rPr>
                   <w:rFonts w:ascii="Arial" w:cs="Arial" w:eastAsia="Arial" w:hAnsi="Arial"/>
@@ -4509,7 +4509,7 @@
             <w:pPr>
               <w:spacing w:after="20" w:before="0"/>
             </w:pPr>
-            <w:hyperlink w:history="1" r:id="rIdxsj4kly3ti2sdd73bqcw_">
+            <w:hyperlink w:history="1" r:id="rIdtopr9rj4gjxcertn-oxua">
               <w:r>
                 <w:rPr>
                   <w:rFonts w:ascii="Arial" w:cs="Arial" w:eastAsia="Arial" w:hAnsi="Arial"/>
@@ -4542,7 +4542,7 @@
               <w:spacing w:after="10" w:before="0"/>
               <w:ind w:left="120"/>
             </w:pPr>
-            <w:hyperlink w:history="1" r:id="rId8ogwbnpwlozee1sdwbn9d">
+            <w:hyperlink w:history="1" r:id="rIdn2wckvio46znnf_z5eygb">
               <w:r>
                 <w:rPr>
                   <w:rFonts w:ascii="Arial" w:cs="Arial" w:eastAsia="Arial" w:hAnsi="Arial"/>
@@ -4587,7 +4587,7 @@
             <w:pPr>
               <w:spacing w:after="20" w:before="0"/>
             </w:pPr>
-            <w:hyperlink w:history="1" r:id="rIdprgocacz-wrnca42t5asm">
+            <w:hyperlink w:history="1" r:id="rId4wjfj3u7_ith56ugtpuyv">
               <w:r>
                 <w:rPr>
                   <w:rFonts w:ascii="Arial" w:cs="Arial" w:eastAsia="Arial" w:hAnsi="Arial"/>
@@ -4620,7 +4620,7 @@
               <w:spacing w:after="10" w:before="0"/>
               <w:ind w:left="120"/>
             </w:pPr>
-            <w:hyperlink w:history="1" r:id="rIdkvj8xq-ytokyxqdhgezlm">
+            <w:hyperlink w:history="1" r:id="rIdiyvnm4vikghxlwdchhh0c">
               <w:r>
                 <w:rPr>
                   <w:rFonts w:ascii="Arial" w:cs="Arial" w:eastAsia="Arial" w:hAnsi="Arial"/>
@@ -4815,7 +4815,7 @@
             <w:pPr>
               <w:spacing w:after="20" w:before="0"/>
             </w:pPr>
-            <w:hyperlink w:history="1" r:id="rIdaaomzeihueq6ft1lwtvvc">
+            <w:hyperlink w:history="1" r:id="rIdrpc4ppwexqwma_oe6uwtm">
               <w:r>
                 <w:rPr>
                   <w:rFonts w:ascii="Arial" w:cs="Arial" w:eastAsia="Arial" w:hAnsi="Arial"/>
@@ -4848,7 +4848,7 @@
               <w:spacing w:after="10" w:before="0"/>
               <w:ind w:left="120"/>
             </w:pPr>
-            <w:hyperlink w:history="1" r:id="rId_epr-rcta21gzd_buh8ev">
+            <w:hyperlink w:history="1" r:id="rId2rv2r7bkvaoxxrgocirda">
               <w:r>
                 <w:rPr>
                   <w:rFonts w:ascii="Arial" w:cs="Arial" w:eastAsia="Arial" w:hAnsi="Arial"/>
@@ -4893,7 +4893,7 @@
             <w:pPr>
               <w:spacing w:after="20" w:before="0"/>
             </w:pPr>
-            <w:hyperlink w:history="1" r:id="rIdjhja_lef09j4pgbpiyw6l">
+            <w:hyperlink w:history="1" r:id="rIdagusluyiytdcf53ecbcf5">
               <w:r>
                 <w:rPr>
                   <w:rFonts w:ascii="Arial" w:cs="Arial" w:eastAsia="Arial" w:hAnsi="Arial"/>
@@ -4926,7 +4926,7 @@
               <w:spacing w:after="10" w:before="0"/>
               <w:ind w:left="120"/>
             </w:pPr>
-            <w:hyperlink w:history="1" r:id="rIdwm-fhf7amcer3vyn3ofjs">
+            <w:hyperlink w:history="1" r:id="rIdv0pjjt6w_f_co-4fitkuj">
               <w:r>
                 <w:rPr>
                   <w:rFonts w:ascii="Arial" w:cs="Arial" w:eastAsia="Arial" w:hAnsi="Arial"/>
@@ -6413,7 +6413,7 @@
             <w:pPr>
               <w:spacing w:after="20" w:before="0"/>
             </w:pPr>
-            <w:hyperlink w:history="1" r:id="rIdf_9q5ih2-0g7o4npnrhku">
+            <w:hyperlink w:history="1" r:id="rIdjbdgnga87syel6lt_wy8f">
               <w:r>
                 <w:rPr>
                   <w:rFonts w:ascii="Arial" w:cs="Arial" w:eastAsia="Arial" w:hAnsi="Arial"/>
@@ -6446,7 +6446,7 @@
               <w:spacing w:after="10" w:before="0"/>
               <w:ind w:left="120"/>
             </w:pPr>
-            <w:hyperlink w:history="1" r:id="rIdnfi_xnpc4e5dsiigu_u2_">
+            <w:hyperlink w:history="1" r:id="rIdkg47txigvillgr44esm2p">
               <w:r>
                 <w:rPr>
                   <w:rFonts w:ascii="Arial" w:cs="Arial" w:eastAsia="Arial" w:hAnsi="Arial"/>
@@ -6491,7 +6491,7 @@
             <w:pPr>
               <w:spacing w:after="20" w:before="0"/>
             </w:pPr>
-            <w:hyperlink w:history="1" r:id="rIdryjnqnfxchuforkoodl4p">
+            <w:hyperlink w:history="1" r:id="rIdpdnuseoqdointrdxuz7yj">
               <w:r>
                 <w:rPr>
                   <w:rFonts w:ascii="Arial" w:cs="Arial" w:eastAsia="Arial" w:hAnsi="Arial"/>
@@ -6524,7 +6524,7 @@
               <w:spacing w:after="10" w:before="0"/>
               <w:ind w:left="120"/>
             </w:pPr>
-            <w:hyperlink w:history="1" r:id="rIddb3sla_zsib9yjhuizash">
+            <w:hyperlink w:history="1" r:id="rIdtsxj0ddxlvpsq4pdocbwt">
               <w:r>
                 <w:rPr>
                   <w:rFonts w:ascii="Arial" w:cs="Arial" w:eastAsia="Arial" w:hAnsi="Arial"/>
@@ -6719,7 +6719,7 @@
             <w:pPr>
               <w:spacing w:after="20" w:before="0"/>
             </w:pPr>
-            <w:hyperlink w:history="1" r:id="rIditizadipjzgsus1g9bt1o">
+            <w:hyperlink w:history="1" r:id="rIdisiv3b-kfq8icy_jq7k1q">
               <w:r>
                 <w:rPr>
                   <w:rFonts w:ascii="Arial" w:cs="Arial" w:eastAsia="Arial" w:hAnsi="Arial"/>
@@ -6752,7 +6752,7 @@
               <w:spacing w:after="10" w:before="0"/>
               <w:ind w:left="120"/>
             </w:pPr>
-            <w:hyperlink w:history="1" r:id="rId2ir1n48ctvvqi9f41avaw">
+            <w:hyperlink w:history="1" r:id="rIdsrvape4dnoglxb5rjkshk">
               <w:r>
                 <w:rPr>
                   <w:rFonts w:ascii="Arial" w:cs="Arial" w:eastAsia="Arial" w:hAnsi="Arial"/>
@@ -6797,7 +6797,7 @@
             <w:pPr>
               <w:spacing w:after="20" w:before="0"/>
             </w:pPr>
-            <w:hyperlink w:history="1" r:id="rIdadecbpmrd8apfvbejpkdf">
+            <w:hyperlink w:history="1" r:id="rIdrurbbygct7kkqvqa_rlqi">
               <w:r>
                 <w:rPr>
                   <w:rFonts w:ascii="Arial" w:cs="Arial" w:eastAsia="Arial" w:hAnsi="Arial"/>
@@ -6830,7 +6830,7 @@
               <w:spacing w:after="10" w:before="0"/>
               <w:ind w:left="120"/>
             </w:pPr>
-            <w:hyperlink w:history="1" r:id="rIdm6q6egzliurjcaemfbslo">
+            <w:hyperlink w:history="1" r:id="rIdetdzks5pjoxbfs3up5r-p">
               <w:r>
                 <w:rPr>
                   <w:rFonts w:ascii="Arial" w:cs="Arial" w:eastAsia="Arial" w:hAnsi="Arial"/>
@@ -7025,7 +7025,7 @@
             <w:pPr>
               <w:spacing w:after="20" w:before="0"/>
             </w:pPr>
-            <w:hyperlink w:history="1" r:id="rId1ixkjbqif2bpglnkyia5n">
+            <w:hyperlink w:history="1" r:id="rId-0my2onpgs1sv06rhqrph">
               <w:r>
                 <w:rPr>
                   <w:rFonts w:ascii="Arial" w:cs="Arial" w:eastAsia="Arial" w:hAnsi="Arial"/>
@@ -7058,7 +7058,7 @@
               <w:spacing w:after="10" w:before="0"/>
               <w:ind w:left="120"/>
             </w:pPr>
-            <w:hyperlink w:history="1" r:id="rIdabosbdgy-a5l2xbwnxe3u">
+            <w:hyperlink w:history="1" r:id="rIdlbzzb59bodkyxc8ikuksj">
               <w:r>
                 <w:rPr>
                   <w:rFonts w:ascii="Arial" w:cs="Arial" w:eastAsia="Arial" w:hAnsi="Arial"/>
@@ -7103,7 +7103,7 @@
             <w:pPr>
               <w:spacing w:after="20" w:before="0"/>
             </w:pPr>
-            <w:hyperlink w:history="1" r:id="rIdcgn95abiiod953czcfmqm">
+            <w:hyperlink w:history="1" r:id="rId30nxdgbmlc3uljrwdtvee">
               <w:r>
                 <w:rPr>
                   <w:rFonts w:ascii="Arial" w:cs="Arial" w:eastAsia="Arial" w:hAnsi="Arial"/>
@@ -7136,7 +7136,7 @@
               <w:spacing w:after="10" w:before="0"/>
               <w:ind w:left="120"/>
             </w:pPr>
-            <w:hyperlink w:history="1" r:id="rIdfez24qindaeothovaz7j_">
+            <w:hyperlink w:history="1" r:id="rIdg_yhwvdsrzglfpxlfl1ag">
               <w:r>
                 <w:rPr>
                   <w:rFonts w:ascii="Arial" w:cs="Arial" w:eastAsia="Arial" w:hAnsi="Arial"/>
@@ -7331,7 +7331,7 @@
             <w:pPr>
               <w:spacing w:after="20" w:before="0"/>
             </w:pPr>
-            <w:hyperlink w:history="1" r:id="rIdjktsxbqgrgkxafbqkexse">
+            <w:hyperlink w:history="1" r:id="rIdc4b69zu_ew5x8mlog27zf">
               <w:r>
                 <w:rPr>
                   <w:rFonts w:ascii="Arial" w:cs="Arial" w:eastAsia="Arial" w:hAnsi="Arial"/>
@@ -7364,7 +7364,7 @@
               <w:spacing w:after="10" w:before="0"/>
               <w:ind w:left="120"/>
             </w:pPr>
-            <w:hyperlink w:history="1" r:id="rIdsrajovdduwgiglga7-r-f">
+            <w:hyperlink w:history="1" r:id="rIdgdm5luydtiitsl1q2lkoq">
               <w:r>
                 <w:rPr>
                   <w:rFonts w:ascii="Arial" w:cs="Arial" w:eastAsia="Arial" w:hAnsi="Arial"/>
@@ -7409,7 +7409,7 @@
             <w:pPr>
               <w:spacing w:after="20" w:before="0"/>
             </w:pPr>
-            <w:hyperlink w:history="1" r:id="rIdw_mfmsmdsaadoiefxruj6">
+            <w:hyperlink w:history="1" r:id="rId1_cyy4piakch8kvj-ykh4">
               <w:r>
                 <w:rPr>
                   <w:rFonts w:ascii="Arial" w:cs="Arial" w:eastAsia="Arial" w:hAnsi="Arial"/>
@@ -7442,7 +7442,7 @@
               <w:spacing w:after="10" w:before="0"/>
               <w:ind w:left="120"/>
             </w:pPr>
-            <w:hyperlink w:history="1" r:id="rIdv0llpjjm_syw2bixmxndm">
+            <w:hyperlink w:history="1" r:id="rIdwn00k-lsqugk4czrmsjdm">
               <w:r>
                 <w:rPr>
                   <w:rFonts w:ascii="Arial" w:cs="Arial" w:eastAsia="Arial" w:hAnsi="Arial"/>
@@ -7637,7 +7637,7 @@
             <w:pPr>
               <w:spacing w:after="20" w:before="0"/>
             </w:pPr>
-            <w:hyperlink w:history="1" r:id="rIdai95rn9ftynrvvvnnufuh">
+            <w:hyperlink w:history="1" r:id="rIdmmadyfe_yt5l0wxw3i2wq">
               <w:r>
                 <w:rPr>
                   <w:rFonts w:ascii="Arial" w:cs="Arial" w:eastAsia="Arial" w:hAnsi="Arial"/>
@@ -7670,7 +7670,7 @@
               <w:spacing w:after="10" w:before="0"/>
               <w:ind w:left="120"/>
             </w:pPr>
-            <w:hyperlink w:history="1" r:id="rIdmuvcuwodfzcw9-dxnswdc">
+            <w:hyperlink w:history="1" r:id="rIdtntz3aa5vd5ia9xomox1h">
               <w:r>
                 <w:rPr>
                   <w:rFonts w:ascii="Arial" w:cs="Arial" w:eastAsia="Arial" w:hAnsi="Arial"/>
@@ -7715,7 +7715,7 @@
             <w:pPr>
               <w:spacing w:after="20" w:before="0"/>
             </w:pPr>
-            <w:hyperlink w:history="1" r:id="rIdrswjcsaevgtr8ewlsznz1">
+            <w:hyperlink w:history="1" r:id="rIdll7ytqxpgij3_2tsjxknx">
               <w:r>
                 <w:rPr>
                   <w:rFonts w:ascii="Arial" w:cs="Arial" w:eastAsia="Arial" w:hAnsi="Arial"/>
@@ -7748,7 +7748,7 @@
               <w:spacing w:after="10" w:before="0"/>
               <w:ind w:left="120"/>
             </w:pPr>
-            <w:hyperlink w:history="1" r:id="rIdjh5d5nscqv7evmb8ijpis">
+            <w:hyperlink w:history="1" r:id="rIdy8yyohq5e3aljcu_ch_v6">
               <w:r>
                 <w:rPr>
                   <w:rFonts w:ascii="Arial" w:cs="Arial" w:eastAsia="Arial" w:hAnsi="Arial"/>
@@ -9235,7 +9235,7 @@
             <w:pPr>
               <w:spacing w:after="20" w:before="0"/>
             </w:pPr>
-            <w:hyperlink w:history="1" r:id="rIdgawnqwr0ocqcndcmo0nn4">
+            <w:hyperlink w:history="1" r:id="rIdimbwtleb6kqatiq5gculj">
               <w:r>
                 <w:rPr>
                   <w:rFonts w:ascii="Arial" w:cs="Arial" w:eastAsia="Arial" w:hAnsi="Arial"/>
@@ -9268,7 +9268,7 @@
               <w:spacing w:after="10" w:before="0"/>
               <w:ind w:left="120"/>
             </w:pPr>
-            <w:hyperlink w:history="1" r:id="rId4melfo2jvm-6gkxtmfsex">
+            <w:hyperlink w:history="1" r:id="rIdwtfrow6wzmhr6bdjzjmbf">
               <w:r>
                 <w:rPr>
                   <w:rFonts w:ascii="Arial" w:cs="Arial" w:eastAsia="Arial" w:hAnsi="Arial"/>
@@ -9313,7 +9313,7 @@
             <w:pPr>
               <w:spacing w:after="20" w:before="0"/>
             </w:pPr>
-            <w:hyperlink w:history="1" r:id="rIdi-c5hx9ccrutir_potx_1">
+            <w:hyperlink w:history="1" r:id="rIdprtkege3xykj5oyftv9bt">
               <w:r>
                 <w:rPr>
                   <w:rFonts w:ascii="Arial" w:cs="Arial" w:eastAsia="Arial" w:hAnsi="Arial"/>
@@ -9346,7 +9346,7 @@
               <w:spacing w:after="10" w:before="0"/>
               <w:ind w:left="120"/>
             </w:pPr>
-            <w:hyperlink w:history="1" r:id="rIdloexr2f5oo0vsiunmta6u">
+            <w:hyperlink w:history="1" r:id="rId-xzmabmynnhywy1gozi7o">
               <w:r>
                 <w:rPr>
                   <w:rFonts w:ascii="Arial" w:cs="Arial" w:eastAsia="Arial" w:hAnsi="Arial"/>
@@ -9541,7 +9541,7 @@
             <w:pPr>
               <w:spacing w:after="20" w:before="0"/>
             </w:pPr>
-            <w:hyperlink w:history="1" r:id="rIdjw2okdjc3215hvv--q9np">
+            <w:hyperlink w:history="1" r:id="rIdnv5f6qk6yjd6a-xhc_eaf">
               <w:r>
                 <w:rPr>
                   <w:rFonts w:ascii="Arial" w:cs="Arial" w:eastAsia="Arial" w:hAnsi="Arial"/>
@@ -9574,7 +9574,7 @@
               <w:spacing w:after="10" w:before="0"/>
               <w:ind w:left="120"/>
             </w:pPr>
-            <w:hyperlink w:history="1" r:id="rIdfcwhjwfjkl0iu9okxafmx">
+            <w:hyperlink w:history="1" r:id="rIdobyr4wf9g8hvb6tvkmkg6">
               <w:r>
                 <w:rPr>
                   <w:rFonts w:ascii="Arial" w:cs="Arial" w:eastAsia="Arial" w:hAnsi="Arial"/>
@@ -9619,7 +9619,7 @@
             <w:pPr>
               <w:spacing w:after="20" w:before="0"/>
             </w:pPr>
-            <w:hyperlink w:history="1" r:id="rIdp0q_y-boeg5j67lee4qhg">
+            <w:hyperlink w:history="1" r:id="rIdfax0vidq2b2pmxk2ejskc">
               <w:r>
                 <w:rPr>
                   <w:rFonts w:ascii="Arial" w:cs="Arial" w:eastAsia="Arial" w:hAnsi="Arial"/>
@@ -9652,7 +9652,7 @@
               <w:spacing w:after="10" w:before="0"/>
               <w:ind w:left="120"/>
             </w:pPr>
-            <w:hyperlink w:history="1" r:id="rIdkjefa5waslt6p1de9faoo">
+            <w:hyperlink w:history="1" r:id="rIdf1tgz8yanieqpelmnrspf">
               <w:r>
                 <w:rPr>
                   <w:rFonts w:ascii="Arial" w:cs="Arial" w:eastAsia="Arial" w:hAnsi="Arial"/>
@@ -9847,7 +9847,7 @@
             <w:pPr>
               <w:spacing w:after="20" w:before="0"/>
             </w:pPr>
-            <w:hyperlink w:history="1" r:id="rIdghnng6avdx5fxiiur-fvd">
+            <w:hyperlink w:history="1" r:id="rId-uqviwcezi2hubidg6tq1">
               <w:r>
                 <w:rPr>
                   <w:rFonts w:ascii="Arial" w:cs="Arial" w:eastAsia="Arial" w:hAnsi="Arial"/>
@@ -9880,7 +9880,7 @@
               <w:spacing w:after="10" w:before="0"/>
               <w:ind w:left="120"/>
             </w:pPr>
-            <w:hyperlink w:history="1" r:id="rIdd4uawublcrtarx-ufejzj">
+            <w:hyperlink w:history="1" r:id="rId6k12-dxolyys-gia2u788">
               <w:r>
                 <w:rPr>
                   <w:rFonts w:ascii="Arial" w:cs="Arial" w:eastAsia="Arial" w:hAnsi="Arial"/>
@@ -9925,7 +9925,7 @@
             <w:pPr>
               <w:spacing w:after="20" w:before="0"/>
             </w:pPr>
-            <w:hyperlink w:history="1" r:id="rIdtzpzmc-xdm1h7ppzd5mmg">
+            <w:hyperlink w:history="1" r:id="rIdgoaphsvxcliy_lucositl">
               <w:r>
                 <w:rPr>
                   <w:rFonts w:ascii="Arial" w:cs="Arial" w:eastAsia="Arial" w:hAnsi="Arial"/>
@@ -9958,7 +9958,7 @@
               <w:spacing w:after="10" w:before="0"/>
               <w:ind w:left="120"/>
             </w:pPr>
-            <w:hyperlink w:history="1" r:id="rIdauo50pmfubmnixqbvgpow">
+            <w:hyperlink w:history="1" r:id="rIdd1h51vuzlsz8nna0wjrpc">
               <w:r>
                 <w:rPr>
                   <w:rFonts w:ascii="Arial" w:cs="Arial" w:eastAsia="Arial" w:hAnsi="Arial"/>
@@ -10153,7 +10153,7 @@
             <w:pPr>
               <w:spacing w:after="20" w:before="0"/>
             </w:pPr>
-            <w:hyperlink w:history="1" r:id="rIdykngxftpvndnknsfbcvzr">
+            <w:hyperlink w:history="1" r:id="rIdjejk18o8so8drf8ulgqtj">
               <w:r>
                 <w:rPr>
                   <w:rFonts w:ascii="Arial" w:cs="Arial" w:eastAsia="Arial" w:hAnsi="Arial"/>
@@ -10186,7 +10186,7 @@
               <w:spacing w:after="10" w:before="0"/>
               <w:ind w:left="120"/>
             </w:pPr>
-            <w:hyperlink w:history="1" r:id="rIdi6jqpd07yfkqgzsjalji7">
+            <w:hyperlink w:history="1" r:id="rIdqsjtryordy_xqk2zc9ini">
               <w:r>
                 <w:rPr>
                   <w:rFonts w:ascii="Arial" w:cs="Arial" w:eastAsia="Arial" w:hAnsi="Arial"/>
@@ -10231,7 +10231,7 @@
             <w:pPr>
               <w:spacing w:after="20" w:before="0"/>
             </w:pPr>
-            <w:hyperlink w:history="1" r:id="rIdkgpjwang8pk0mkxdpnlo5">
+            <w:hyperlink w:history="1" r:id="rIdldxsv-nyidlxlmfnmownv">
               <w:r>
                 <w:rPr>
                   <w:rFonts w:ascii="Arial" w:cs="Arial" w:eastAsia="Arial" w:hAnsi="Arial"/>
@@ -10264,7 +10264,7 @@
               <w:spacing w:after="10" w:before="0"/>
               <w:ind w:left="120"/>
             </w:pPr>
-            <w:hyperlink w:history="1" r:id="rIdigjtfeh6tw0qp3jfho9lr">
+            <w:hyperlink w:history="1" r:id="rIdha_iqczsrp2lpue0upd9h">
               <w:r>
                 <w:rPr>
                   <w:rFonts w:ascii="Arial" w:cs="Arial" w:eastAsia="Arial" w:hAnsi="Arial"/>
@@ -10459,7 +10459,7 @@
             <w:pPr>
               <w:spacing w:after="20" w:before="0"/>
             </w:pPr>
-            <w:hyperlink w:history="1" r:id="rIdvjg5j4ywcl5fl5nrnf1af">
+            <w:hyperlink w:history="1" r:id="rIdwoyjua5gvrko8f5wys9ov">
               <w:r>
                 <w:rPr>
                   <w:rFonts w:ascii="Arial" w:cs="Arial" w:eastAsia="Arial" w:hAnsi="Arial"/>
@@ -10492,7 +10492,7 @@
               <w:spacing w:after="10" w:before="0"/>
               <w:ind w:left="120"/>
             </w:pPr>
-            <w:hyperlink w:history="1" r:id="rIddkaw0kldncltxav0geskq">
+            <w:hyperlink w:history="1" r:id="rIdexw33zrai0esn8pi9eglt">
               <w:r>
                 <w:rPr>
                   <w:rFonts w:ascii="Arial" w:cs="Arial" w:eastAsia="Arial" w:hAnsi="Arial"/>
@@ -10537,7 +10537,7 @@
             <w:pPr>
               <w:spacing w:after="20" w:before="0"/>
             </w:pPr>
-            <w:hyperlink w:history="1" r:id="rId7xihaqsexmecyhksfzmj0">
+            <w:hyperlink w:history="1" r:id="rId9cgb2rijb5prrpjc1etts">
               <w:r>
                 <w:rPr>
                   <w:rFonts w:ascii="Arial" w:cs="Arial" w:eastAsia="Arial" w:hAnsi="Arial"/>
@@ -10570,7 +10570,7 @@
               <w:spacing w:after="10" w:before="0"/>
               <w:ind w:left="120"/>
             </w:pPr>
-            <w:hyperlink w:history="1" r:id="rIdnt8moo_xqulwq3cwaphsz">
+            <w:hyperlink w:history="1" r:id="rIdc0lqjtnodxyjsh6-yjxwy">
               <w:r>
                 <w:rPr>
                   <w:rFonts w:ascii="Arial" w:cs="Arial" w:eastAsia="Arial" w:hAnsi="Arial"/>
@@ -12057,7 +12057,7 @@
             <w:pPr>
               <w:spacing w:after="20" w:before="0"/>
             </w:pPr>
-            <w:hyperlink w:history="1" r:id="rIdsj-8lttpm-7o0ogvaybwz">
+            <w:hyperlink w:history="1" r:id="rId7kt3jd6erfgo8woupxeyg">
               <w:r>
                 <w:rPr>
                   <w:rFonts w:ascii="Arial" w:cs="Arial" w:eastAsia="Arial" w:hAnsi="Arial"/>
@@ -12090,7 +12090,7 @@
               <w:spacing w:after="10" w:before="0"/>
               <w:ind w:left="120"/>
             </w:pPr>
-            <w:hyperlink w:history="1" r:id="rIdsvdvsjuto21aerahqhbvz">
+            <w:hyperlink w:history="1" r:id="rId7r470lw0yfncxvnkdpwnl">
               <w:r>
                 <w:rPr>
                   <w:rFonts w:ascii="Arial" w:cs="Arial" w:eastAsia="Arial" w:hAnsi="Arial"/>
@@ -12135,7 +12135,7 @@
             <w:pPr>
               <w:spacing w:after="20" w:before="0"/>
             </w:pPr>
-            <w:hyperlink w:history="1" r:id="rId0mcgdtwa8ctr6girdtk6j">
+            <w:hyperlink w:history="1" r:id="rIdjq5rkhg09xanr52ubbshu">
               <w:r>
                 <w:rPr>
                   <w:rFonts w:ascii="Arial" w:cs="Arial" w:eastAsia="Arial" w:hAnsi="Arial"/>
@@ -12168,7 +12168,7 @@
               <w:spacing w:after="10" w:before="0"/>
               <w:ind w:left="120"/>
             </w:pPr>
-            <w:hyperlink w:history="1" r:id="rIdentlvwcqltwf55q3lycpa">
+            <w:hyperlink w:history="1" r:id="rIdtkr81e3fv8rvbbd4jitjx">
               <w:r>
                 <w:rPr>
                   <w:rFonts w:ascii="Arial" w:cs="Arial" w:eastAsia="Arial" w:hAnsi="Arial"/>
@@ -12363,7 +12363,7 @@
             <w:pPr>
               <w:spacing w:after="20" w:before="0"/>
             </w:pPr>
-            <w:hyperlink w:history="1" r:id="rIdu5obg4urdvzvozlo9wpm9">
+            <w:hyperlink w:history="1" r:id="rIddpqf1cmduimugyb87ba3d">
               <w:r>
                 <w:rPr>
                   <w:rFonts w:ascii="Arial" w:cs="Arial" w:eastAsia="Arial" w:hAnsi="Arial"/>
@@ -12396,7 +12396,7 @@
               <w:spacing w:after="10" w:before="0"/>
               <w:ind w:left="120"/>
             </w:pPr>
-            <w:hyperlink w:history="1" r:id="rIdog2hnj7dcsrdvow4tqwpw">
+            <w:hyperlink w:history="1" r:id="rIdkfcxmjh_nwjhw1-oj70hn">
               <w:r>
                 <w:rPr>
                   <w:rFonts w:ascii="Arial" w:cs="Arial" w:eastAsia="Arial" w:hAnsi="Arial"/>
@@ -12441,7 +12441,7 @@
             <w:pPr>
               <w:spacing w:after="20" w:before="0"/>
             </w:pPr>
-            <w:hyperlink w:history="1" r:id="rIdq3ywg50p1zxoamf632aix">
+            <w:hyperlink w:history="1" r:id="rIdwxj43ddpjkgjmimab26-d">
               <w:r>
                 <w:rPr>
                   <w:rFonts w:ascii="Arial" w:cs="Arial" w:eastAsia="Arial" w:hAnsi="Arial"/>
@@ -12474,7 +12474,7 @@
               <w:spacing w:after="10" w:before="0"/>
               <w:ind w:left="120"/>
             </w:pPr>
-            <w:hyperlink w:history="1" r:id="rId6ted-vszl_wrimcgsequw">
+            <w:hyperlink w:history="1" r:id="rIda06nghf7q-vm4xmr-fj6a">
               <w:r>
                 <w:rPr>
                   <w:rFonts w:ascii="Arial" w:cs="Arial" w:eastAsia="Arial" w:hAnsi="Arial"/>
@@ -12669,7 +12669,7 @@
             <w:pPr>
               <w:spacing w:after="20" w:before="0"/>
             </w:pPr>
-            <w:hyperlink w:history="1" r:id="rIds-wzelvsrenduw-undsqs">
+            <w:hyperlink w:history="1" r:id="rIdeigrast0ft-2ezbru9sid">
               <w:r>
                 <w:rPr>
                   <w:rFonts w:ascii="Arial" w:cs="Arial" w:eastAsia="Arial" w:hAnsi="Arial"/>
@@ -12702,7 +12702,7 @@
               <w:spacing w:after="10" w:before="0"/>
               <w:ind w:left="120"/>
             </w:pPr>
-            <w:hyperlink w:history="1" r:id="rIdxt3lgdl0-pwv0gwrzr4zq">
+            <w:hyperlink w:history="1" r:id="rIde4boki8ysairyalwjzz_y">
               <w:r>
                 <w:rPr>
                   <w:rFonts w:ascii="Arial" w:cs="Arial" w:eastAsia="Arial" w:hAnsi="Arial"/>
@@ -12747,7 +12747,7 @@
             <w:pPr>
               <w:spacing w:after="20" w:before="0"/>
             </w:pPr>
-            <w:hyperlink w:history="1" r:id="rIdxnf7o-ex1ui6xzbxauc4v">
+            <w:hyperlink w:history="1" r:id="rIduc-ouc8iz1hukohww4hhn">
               <w:r>
                 <w:rPr>
                   <w:rFonts w:ascii="Arial" w:cs="Arial" w:eastAsia="Arial" w:hAnsi="Arial"/>
@@ -12780,7 +12780,7 @@
               <w:spacing w:after="10" w:before="0"/>
               <w:ind w:left="120"/>
             </w:pPr>
-            <w:hyperlink w:history="1" r:id="rIdm-kyyoasnz2mk0wvatdnl">
+            <w:hyperlink w:history="1" r:id="rIdgnw6wysetjsxrvhtipisw">
               <w:r>
                 <w:rPr>
                   <w:rFonts w:ascii="Arial" w:cs="Arial" w:eastAsia="Arial" w:hAnsi="Arial"/>
@@ -12975,7 +12975,7 @@
             <w:pPr>
               <w:spacing w:after="20" w:before="0"/>
             </w:pPr>
-            <w:hyperlink w:history="1" r:id="rId8zt1ssd1irvqkyr6uvoqz">
+            <w:hyperlink w:history="1" r:id="rIdqipn-riveeqlq76mjvw3z">
               <w:r>
                 <w:rPr>
                   <w:rFonts w:ascii="Arial" w:cs="Arial" w:eastAsia="Arial" w:hAnsi="Arial"/>
@@ -13008,7 +13008,7 @@
               <w:spacing w:after="10" w:before="0"/>
               <w:ind w:left="120"/>
             </w:pPr>
-            <w:hyperlink w:history="1" r:id="rIdjhyem5vp6ivjhnhw_8b7z">
+            <w:hyperlink w:history="1" r:id="rId6t_4eopfdd2wmjmvytesu">
               <w:r>
                 <w:rPr>
                   <w:rFonts w:ascii="Arial" w:cs="Arial" w:eastAsia="Arial" w:hAnsi="Arial"/>
@@ -13053,7 +13053,7 @@
             <w:pPr>
               <w:spacing w:after="20" w:before="0"/>
             </w:pPr>
-            <w:hyperlink w:history="1" r:id="rIdrd23u3vc6hrdn7u4jid8f">
+            <w:hyperlink w:history="1" r:id="rId6xq4m0hkotnf6aoq9gjt9">
               <w:r>
                 <w:rPr>
                   <w:rFonts w:ascii="Arial" w:cs="Arial" w:eastAsia="Arial" w:hAnsi="Arial"/>
@@ -13086,7 +13086,7 @@
               <w:spacing w:after="10" w:before="0"/>
               <w:ind w:left="120"/>
             </w:pPr>
-            <w:hyperlink w:history="1" r:id="rIdbiag9brtd5ryznnizct1e">
+            <w:hyperlink w:history="1" r:id="rIdovdp2irc9-6ywbknfm-dh">
               <w:r>
                 <w:rPr>
                   <w:rFonts w:ascii="Arial" w:cs="Arial" w:eastAsia="Arial" w:hAnsi="Arial"/>
@@ -13281,7 +13281,7 @@
             <w:pPr>
               <w:spacing w:after="20" w:before="0"/>
             </w:pPr>
-            <w:hyperlink w:history="1" r:id="rIdmsnvwa3cikqspc0uaopva">
+            <w:hyperlink w:history="1" r:id="rIdp5_f9-k00hlfg6y23s4ou">
               <w:r>
                 <w:rPr>
                   <w:rFonts w:ascii="Arial" w:cs="Arial" w:eastAsia="Arial" w:hAnsi="Arial"/>
@@ -13314,7 +13314,7 @@
               <w:spacing w:after="10" w:before="0"/>
               <w:ind w:left="120"/>
             </w:pPr>
-            <w:hyperlink w:history="1" r:id="rIdx3nmjeggixvrjnlwv2spf">
+            <w:hyperlink w:history="1" r:id="rIdd_b6ny9jfd6i2fpfub8kg">
               <w:r>
                 <w:rPr>
                   <w:rFonts w:ascii="Arial" w:cs="Arial" w:eastAsia="Arial" w:hAnsi="Arial"/>
@@ -13359,7 +13359,7 @@
             <w:pPr>
               <w:spacing w:after="20" w:before="0"/>
             </w:pPr>
-            <w:hyperlink w:history="1" r:id="rIddl4hq3ctwhcrrltnaykog">
+            <w:hyperlink w:history="1" r:id="rId5rjrkk85liabwrlugg8n_">
               <w:r>
                 <w:rPr>
                   <w:rFonts w:ascii="Arial" w:cs="Arial" w:eastAsia="Arial" w:hAnsi="Arial"/>
@@ -13392,7 +13392,7 @@
               <w:spacing w:after="10" w:before="0"/>
               <w:ind w:left="120"/>
             </w:pPr>
-            <w:hyperlink w:history="1" r:id="rIdpqhmhachlayqf_ks7w3x8">
+            <w:hyperlink w:history="1" r:id="rIdis3unr4gxtd6y3em37gqx">
               <w:r>
                 <w:rPr>
                   <w:rFonts w:ascii="Arial" w:cs="Arial" w:eastAsia="Arial" w:hAnsi="Arial"/>
@@ -14879,7 +14879,7 @@
             <w:pPr>
               <w:spacing w:after="20" w:before="0"/>
             </w:pPr>
-            <w:hyperlink w:history="1" r:id="rIdz10id9dzvz3kmpnxne8cn">
+            <w:hyperlink w:history="1" r:id="rIdbmgw1ffhi-uqhbtgirurl">
               <w:r>
                 <w:rPr>
                   <w:rFonts w:ascii="Arial" w:cs="Arial" w:eastAsia="Arial" w:hAnsi="Arial"/>
@@ -14912,7 +14912,7 @@
               <w:spacing w:after="10" w:before="0"/>
               <w:ind w:left="120"/>
             </w:pPr>
-            <w:hyperlink w:history="1" r:id="rIdk7g-tmgs-kl-pp9gyumhv">
+            <w:hyperlink w:history="1" r:id="rIdnqunreip8grwcg4nz5jmd">
               <w:r>
                 <w:rPr>
                   <w:rFonts w:ascii="Arial" w:cs="Arial" w:eastAsia="Arial" w:hAnsi="Arial"/>
@@ -14957,7 +14957,7 @@
             <w:pPr>
               <w:spacing w:after="20" w:before="0"/>
             </w:pPr>
-            <w:hyperlink w:history="1" r:id="rIdvfhj5svppie_gg28p5f6h">
+            <w:hyperlink w:history="1" r:id="rIdveylmnexni9qyhfbluars">
               <w:r>
                 <w:rPr>
                   <w:rFonts w:ascii="Arial" w:cs="Arial" w:eastAsia="Arial" w:hAnsi="Arial"/>
@@ -14990,7 +14990,7 @@
               <w:spacing w:after="10" w:before="0"/>
               <w:ind w:left="120"/>
             </w:pPr>
-            <w:hyperlink w:history="1" r:id="rIdzgekogqdfrhrinzdnxjfo">
+            <w:hyperlink w:history="1" r:id="rIdz6qljiocwvb6xijkcsh5i">
               <w:r>
                 <w:rPr>
                   <w:rFonts w:ascii="Arial" w:cs="Arial" w:eastAsia="Arial" w:hAnsi="Arial"/>
@@ -15185,7 +15185,7 @@
             <w:pPr>
               <w:spacing w:after="20" w:before="0"/>
             </w:pPr>
-            <w:hyperlink w:history="1" r:id="rIdwy12ghvhm5yt3e8inovn0">
+            <w:hyperlink w:history="1" r:id="rIdi4-ozfsygok97zicq8bky">
               <w:r>
                 <w:rPr>
                   <w:rFonts w:ascii="Arial" w:cs="Arial" w:eastAsia="Arial" w:hAnsi="Arial"/>
@@ -15218,7 +15218,7 @@
               <w:spacing w:after="10" w:before="0"/>
               <w:ind w:left="120"/>
             </w:pPr>
-            <w:hyperlink w:history="1" r:id="rIdelq5i7rlnwqtd0eofzap0">
+            <w:hyperlink w:history="1" r:id="rIdsfy-m3pcxepsbnb7y461w">
               <w:r>
                 <w:rPr>
                   <w:rFonts w:ascii="Arial" w:cs="Arial" w:eastAsia="Arial" w:hAnsi="Arial"/>
@@ -15263,7 +15263,7 @@
             <w:pPr>
               <w:spacing w:after="20" w:before="0"/>
             </w:pPr>
-            <w:hyperlink w:history="1" r:id="rIdjb1hsgsqmetg7x3fa5sf8">
+            <w:hyperlink w:history="1" r:id="rId_isiaq6ao3yhlatqsqhna">
               <w:r>
                 <w:rPr>
                   <w:rFonts w:ascii="Arial" w:cs="Arial" w:eastAsia="Arial" w:hAnsi="Arial"/>
@@ -15296,7 +15296,7 @@
               <w:spacing w:after="10" w:before="0"/>
               <w:ind w:left="120"/>
             </w:pPr>
-            <w:hyperlink w:history="1" r:id="rIduuvyxcmlk1d1vk3csaf-x">
+            <w:hyperlink w:history="1" r:id="rIdku02g0_fwkbi-s9n2kuxv">
               <w:r>
                 <w:rPr>
                   <w:rFonts w:ascii="Arial" w:cs="Arial" w:eastAsia="Arial" w:hAnsi="Arial"/>
@@ -15491,7 +15491,7 @@
             <w:pPr>
               <w:spacing w:after="20" w:before="0"/>
             </w:pPr>
-            <w:hyperlink w:history="1" r:id="rId-xxuy9u2heqlx1ognacnd">
+            <w:hyperlink w:history="1" r:id="rIdjnkccqz4deyfmka0seaqr">
               <w:r>
                 <w:rPr>
                   <w:rFonts w:ascii="Arial" w:cs="Arial" w:eastAsia="Arial" w:hAnsi="Arial"/>
@@ -15524,7 +15524,7 @@
               <w:spacing w:after="10" w:before="0"/>
               <w:ind w:left="120"/>
             </w:pPr>
-            <w:hyperlink w:history="1" r:id="rIdiwffk7pl51gg7cr2pxprq">
+            <w:hyperlink w:history="1" r:id="rIdfaq1dbkmbqp0f6x8v2mev">
               <w:r>
                 <w:rPr>
                   <w:rFonts w:ascii="Arial" w:cs="Arial" w:eastAsia="Arial" w:hAnsi="Arial"/>
@@ -15569,7 +15569,7 @@
             <w:pPr>
               <w:spacing w:after="20" w:before="0"/>
             </w:pPr>
-            <w:hyperlink w:history="1" r:id="rIdpth5haxdh7ud5rlb41hs1">
+            <w:hyperlink w:history="1" r:id="rIdb85snfjzyxgjpo8ugx5hf">
               <w:r>
                 <w:rPr>
                   <w:rFonts w:ascii="Arial" w:cs="Arial" w:eastAsia="Arial" w:hAnsi="Arial"/>
@@ -15602,7 +15602,7 @@
               <w:spacing w:after="10" w:before="0"/>
               <w:ind w:left="120"/>
             </w:pPr>
-            <w:hyperlink w:history="1" r:id="rIdcu_ghmv2kbypl2y7b0sjs">
+            <w:hyperlink w:history="1" r:id="rIduyupk9mydgemftma8msbt">
               <w:r>
                 <w:rPr>
                   <w:rFonts w:ascii="Arial" w:cs="Arial" w:eastAsia="Arial" w:hAnsi="Arial"/>
@@ -15797,7 +15797,7 @@
             <w:pPr>
               <w:spacing w:after="20" w:before="0"/>
             </w:pPr>
-            <w:hyperlink w:history="1" r:id="rIdabclp1yqghl82ybbfjp_j">
+            <w:hyperlink w:history="1" r:id="rIdhkhutzwtnplaudzmhmsox">
               <w:r>
                 <w:rPr>
                   <w:rFonts w:ascii="Arial" w:cs="Arial" w:eastAsia="Arial" w:hAnsi="Arial"/>
@@ -15830,7 +15830,7 @@
               <w:spacing w:after="10" w:before="0"/>
               <w:ind w:left="120"/>
             </w:pPr>
-            <w:hyperlink w:history="1" r:id="rIdanwvsus8ojl_qejtjxmxv">
+            <w:hyperlink w:history="1" r:id="rId6d7r4fpnx5f002csb3hdp">
               <w:r>
                 <w:rPr>
                   <w:rFonts w:ascii="Arial" w:cs="Arial" w:eastAsia="Arial" w:hAnsi="Arial"/>
@@ -15875,7 +15875,7 @@
             <w:pPr>
               <w:spacing w:after="20" w:before="0"/>
             </w:pPr>
-            <w:hyperlink w:history="1" r:id="rIdbmky07gxpclm8qdm2s36s">
+            <w:hyperlink w:history="1" r:id="rIdea2ko3aeex7t8fhzsew-q">
               <w:r>
                 <w:rPr>
                   <w:rFonts w:ascii="Arial" w:cs="Arial" w:eastAsia="Arial" w:hAnsi="Arial"/>
@@ -15908,7 +15908,7 @@
               <w:spacing w:after="10" w:before="0"/>
               <w:ind w:left="120"/>
             </w:pPr>
-            <w:hyperlink w:history="1" r:id="rIdff7d9i_eijmictec6oggc">
+            <w:hyperlink w:history="1" r:id="rId6gtpzv5qqmgdpqw_7krql">
               <w:r>
                 <w:rPr>
                   <w:rFonts w:ascii="Arial" w:cs="Arial" w:eastAsia="Arial" w:hAnsi="Arial"/>
@@ -16103,7 +16103,7 @@
             <w:pPr>
               <w:spacing w:after="20" w:before="0"/>
             </w:pPr>
-            <w:hyperlink w:history="1" r:id="rIdeh988wzm1a2sf5dmbkys4">
+            <w:hyperlink w:history="1" r:id="rIdv1lnxgix-q42tsnua4ep2">
               <w:r>
                 <w:rPr>
                   <w:rFonts w:ascii="Arial" w:cs="Arial" w:eastAsia="Arial" w:hAnsi="Arial"/>
@@ -16136,7 +16136,7 @@
               <w:spacing w:after="10" w:before="0"/>
               <w:ind w:left="120"/>
             </w:pPr>
-            <w:hyperlink w:history="1" r:id="rIdvaxficazqjwivkydtbfh5">
+            <w:hyperlink w:history="1" r:id="rIdyqcvxrezgf5y5o4gptlzd">
               <w:r>
                 <w:rPr>
                   <w:rFonts w:ascii="Arial" w:cs="Arial" w:eastAsia="Arial" w:hAnsi="Arial"/>
@@ -16181,7 +16181,7 @@
             <w:pPr>
               <w:spacing w:after="20" w:before="0"/>
             </w:pPr>
-            <w:hyperlink w:history="1" r:id="rId0wqrmdesnawtuqsqjsv9e">
+            <w:hyperlink w:history="1" r:id="rIdczoekkevi7-f5jn6j1rwb">
               <w:r>
                 <w:rPr>
                   <w:rFonts w:ascii="Arial" w:cs="Arial" w:eastAsia="Arial" w:hAnsi="Arial"/>
@@ -16214,7 +16214,7 @@
               <w:spacing w:after="10" w:before="0"/>
               <w:ind w:left="120"/>
             </w:pPr>
-            <w:hyperlink w:history="1" r:id="rIdxw3ormou7pzjyrexqramp">
+            <w:hyperlink w:history="1" r:id="rIdxhikulmsbthbucsss6ipp">
               <w:r>
                 <w:rPr>
                   <w:rFonts w:ascii="Arial" w:cs="Arial" w:eastAsia="Arial" w:hAnsi="Arial"/>
@@ -17701,7 +17701,7 @@
             <w:pPr>
               <w:spacing w:after="20" w:before="0"/>
             </w:pPr>
-            <w:hyperlink w:history="1" r:id="rId_89k8evfj-5x20mheql0j">
+            <w:hyperlink w:history="1" r:id="rIdfux8rcvwcpvwgvlvplquz">
               <w:r>
                 <w:rPr>
                   <w:rFonts w:ascii="Arial" w:cs="Arial" w:eastAsia="Arial" w:hAnsi="Arial"/>
@@ -17734,7 +17734,7 @@
               <w:spacing w:after="10" w:before="0"/>
               <w:ind w:left="120"/>
             </w:pPr>
-            <w:hyperlink w:history="1" r:id="rIdp_uxzwvup839u4wfwbt9b">
+            <w:hyperlink w:history="1" r:id="rIdzqjwvl0lndfz9arvmiuzi">
               <w:r>
                 <w:rPr>
                   <w:rFonts w:ascii="Arial" w:cs="Arial" w:eastAsia="Arial" w:hAnsi="Arial"/>
@@ -17779,7 +17779,7 @@
             <w:pPr>
               <w:spacing w:after="20" w:before="0"/>
             </w:pPr>
-            <w:hyperlink w:history="1" r:id="rIdl4-xqxzpi1ihj5wxeshfp">
+            <w:hyperlink w:history="1" r:id="rIdyi8zipm2pm5k5q7vlfu5j">
               <w:r>
                 <w:rPr>
                   <w:rFonts w:ascii="Arial" w:cs="Arial" w:eastAsia="Arial" w:hAnsi="Arial"/>
@@ -17812,7 +17812,7 @@
               <w:spacing w:after="10" w:before="0"/>
               <w:ind w:left="120"/>
             </w:pPr>
-            <w:hyperlink w:history="1" r:id="rIdmmwcvgghplnlaiyuux7gw">
+            <w:hyperlink w:history="1" r:id="rIdqa1ztujfcgueekbo3fw-u">
               <w:r>
                 <w:rPr>
                   <w:rFonts w:ascii="Arial" w:cs="Arial" w:eastAsia="Arial" w:hAnsi="Arial"/>
@@ -18007,7 +18007,7 @@
             <w:pPr>
               <w:spacing w:after="20" w:before="0"/>
             </w:pPr>
-            <w:hyperlink w:history="1" r:id="rIdw-c3rbwcyaryqkackxwac">
+            <w:hyperlink w:history="1" r:id="rIdrdsihfkk82ehlipvgcoe-">
               <w:r>
                 <w:rPr>
                   <w:rFonts w:ascii="Arial" w:cs="Arial" w:eastAsia="Arial" w:hAnsi="Arial"/>
@@ -18040,7 +18040,7 @@
               <w:spacing w:after="10" w:before="0"/>
               <w:ind w:left="120"/>
             </w:pPr>
-            <w:hyperlink w:history="1" r:id="rIdxw0ljmnmowth5ph1cplkg">
+            <w:hyperlink w:history="1" r:id="rIdca91fxiw8aw92gnins8cm">
               <w:r>
                 <w:rPr>
                   <w:rFonts w:ascii="Arial" w:cs="Arial" w:eastAsia="Arial" w:hAnsi="Arial"/>
@@ -18085,7 +18085,7 @@
             <w:pPr>
               <w:spacing w:after="20" w:before="0"/>
             </w:pPr>
-            <w:hyperlink w:history="1" r:id="rIdms6alhpshndafqpm51csc">
+            <w:hyperlink w:history="1" r:id="rIdb3pqoyjtqlcylp_ltgemd">
               <w:r>
                 <w:rPr>
                   <w:rFonts w:ascii="Arial" w:cs="Arial" w:eastAsia="Arial" w:hAnsi="Arial"/>
@@ -18118,7 +18118,7 @@
               <w:spacing w:after="10" w:before="0"/>
               <w:ind w:left="120"/>
             </w:pPr>
-            <w:hyperlink w:history="1" r:id="rId9y1slunck1het8g2j_znb">
+            <w:hyperlink w:history="1" r:id="rIdsk6yfharmvjcrnkswm9ah">
               <w:r>
                 <w:rPr>
                   <w:rFonts w:ascii="Arial" w:cs="Arial" w:eastAsia="Arial" w:hAnsi="Arial"/>
@@ -18313,7 +18313,7 @@
             <w:pPr>
               <w:spacing w:after="20" w:before="0"/>
             </w:pPr>
-            <w:hyperlink w:history="1" r:id="rIdjoicglrthccp5c3wy5tr8">
+            <w:hyperlink w:history="1" r:id="rIdhnbcuhczppr_scqxi10_s">
               <w:r>
                 <w:rPr>
                   <w:rFonts w:ascii="Arial" w:cs="Arial" w:eastAsia="Arial" w:hAnsi="Arial"/>
@@ -18346,7 +18346,7 @@
               <w:spacing w:after="10" w:before="0"/>
               <w:ind w:left="120"/>
             </w:pPr>
-            <w:hyperlink w:history="1" r:id="rId8basjd-3rofmo_53itvnh">
+            <w:hyperlink w:history="1" r:id="rIdpmbirhfz6sjv6tfpqmwhv">
               <w:r>
                 <w:rPr>
                   <w:rFonts w:ascii="Arial" w:cs="Arial" w:eastAsia="Arial" w:hAnsi="Arial"/>
@@ -18391,7 +18391,7 @@
             <w:pPr>
               <w:spacing w:after="20" w:before="0"/>
             </w:pPr>
-            <w:hyperlink w:history="1" r:id="rIdqmmmctz8c8a_8mh5z8oux">
+            <w:hyperlink w:history="1" r:id="rIdspqx4pbuazdkuce5zq15y">
               <w:r>
                 <w:rPr>
                   <w:rFonts w:ascii="Arial" w:cs="Arial" w:eastAsia="Arial" w:hAnsi="Arial"/>
@@ -18424,7 +18424,7 @@
               <w:spacing w:after="10" w:before="0"/>
               <w:ind w:left="120"/>
             </w:pPr>
-            <w:hyperlink w:history="1" r:id="rIdbn3w6zhsoeaunbcyvz4mp">
+            <w:hyperlink w:history="1" r:id="rIdxb00fneiunzvw6fptkuyk">
               <w:r>
                 <w:rPr>
                   <w:rFonts w:ascii="Arial" w:cs="Arial" w:eastAsia="Arial" w:hAnsi="Arial"/>
@@ -18619,7 +18619,7 @@
             <w:pPr>
               <w:spacing w:after="20" w:before="0"/>
             </w:pPr>
-            <w:hyperlink w:history="1" r:id="rIdfca7rfosq2ddevzck1e-z">
+            <w:hyperlink w:history="1" r:id="rIdb5oarfvkg0g_eulkh6n9c">
               <w:r>
                 <w:rPr>
                   <w:rFonts w:ascii="Arial" w:cs="Arial" w:eastAsia="Arial" w:hAnsi="Arial"/>
@@ -18652,7 +18652,7 @@
               <w:spacing w:after="10" w:before="0"/>
               <w:ind w:left="120"/>
             </w:pPr>
-            <w:hyperlink w:history="1" r:id="rIdyfab1dxqn_o5uq_3qv-sh">
+            <w:hyperlink w:history="1" r:id="rIducemfdszhytca9lbshylw">
               <w:r>
                 <w:rPr>
                   <w:rFonts w:ascii="Arial" w:cs="Arial" w:eastAsia="Arial" w:hAnsi="Arial"/>
@@ -18697,7 +18697,7 @@
             <w:pPr>
               <w:spacing w:after="20" w:before="0"/>
             </w:pPr>
-            <w:hyperlink w:history="1" r:id="rIdrvd7d-zir3up0av1m3upz">
+            <w:hyperlink w:history="1" r:id="rIdjyrhj6fn9qd4cimtozbzm">
               <w:r>
                 <w:rPr>
                   <w:rFonts w:ascii="Arial" w:cs="Arial" w:eastAsia="Arial" w:hAnsi="Arial"/>
@@ -18730,7 +18730,7 @@
               <w:spacing w:after="10" w:before="0"/>
               <w:ind w:left="120"/>
             </w:pPr>
-            <w:hyperlink w:history="1" r:id="rIdfgbqu-hsenordtc9q6vvz">
+            <w:hyperlink w:history="1" r:id="rIdczs5qrw7xsp0yq2e06bss">
               <w:r>
                 <w:rPr>
                   <w:rFonts w:ascii="Arial" w:cs="Arial" w:eastAsia="Arial" w:hAnsi="Arial"/>
@@ -18925,7 +18925,7 @@
             <w:pPr>
               <w:spacing w:after="20" w:before="0"/>
             </w:pPr>
-            <w:hyperlink w:history="1" r:id="rIdwuslossvsk1ijyrlbpj_h">
+            <w:hyperlink w:history="1" r:id="rId-sq4dchi0qvk1dscub6u4">
               <w:r>
                 <w:rPr>
                   <w:rFonts w:ascii="Arial" w:cs="Arial" w:eastAsia="Arial" w:hAnsi="Arial"/>
@@ -18958,7 +18958,7 @@
               <w:spacing w:after="10" w:before="0"/>
               <w:ind w:left="120"/>
             </w:pPr>
-            <w:hyperlink w:history="1" r:id="rId3-ngj2ocz4rponrkijaf-">
+            <w:hyperlink w:history="1" r:id="rIdecrcw72ofa1zsg7g7iopr">
               <w:r>
                 <w:rPr>
                   <w:rFonts w:ascii="Arial" w:cs="Arial" w:eastAsia="Arial" w:hAnsi="Arial"/>
@@ -19003,7 +19003,7 @@
             <w:pPr>
               <w:spacing w:after="20" w:before="0"/>
             </w:pPr>
-            <w:hyperlink w:history="1" r:id="rIdbrb1heefdvg8nkq3_8f7d">
+            <w:hyperlink w:history="1" r:id="rIds7_idp5zadq34uqaipcm9">
               <w:r>
                 <w:rPr>
                   <w:rFonts w:ascii="Arial" w:cs="Arial" w:eastAsia="Arial" w:hAnsi="Arial"/>
@@ -19036,7 +19036,7 @@
               <w:spacing w:after="10" w:before="0"/>
               <w:ind w:left="120"/>
             </w:pPr>
-            <w:hyperlink w:history="1" r:id="rIdboajmdeqqzytx9ioo8esh">
+            <w:hyperlink w:history="1" r:id="rIdzcw1vcs5agccbn1cwtujb">
               <w:r>
                 <w:rPr>
                   <w:rFonts w:ascii="Arial" w:cs="Arial" w:eastAsia="Arial" w:hAnsi="Arial"/>
@@ -20523,7 +20523,7 @@
             <w:pPr>
               <w:spacing w:after="20" w:before="0"/>
             </w:pPr>
-            <w:hyperlink w:history="1" r:id="rId52ijzk0tr6f-ilmj6yluf">
+            <w:hyperlink w:history="1" r:id="rIdqt0wtt9f8drcgqjtaxtev">
               <w:r>
                 <w:rPr>
                   <w:rFonts w:ascii="Arial" w:cs="Arial" w:eastAsia="Arial" w:hAnsi="Arial"/>
@@ -20556,7 +20556,7 @@
               <w:spacing w:after="10" w:before="0"/>
               <w:ind w:left="120"/>
             </w:pPr>
-            <w:hyperlink w:history="1" r:id="rId7tx1zjkkvioliecmdkevp">
+            <w:hyperlink w:history="1" r:id="rIdni5inidjhxlgn93w-ehcn">
               <w:r>
                 <w:rPr>
                   <w:rFonts w:ascii="Arial" w:cs="Arial" w:eastAsia="Arial" w:hAnsi="Arial"/>
@@ -20601,7 +20601,7 @@
             <w:pPr>
               <w:spacing w:after="20" w:before="0"/>
             </w:pPr>
-            <w:hyperlink w:history="1" r:id="rIdhnzfzndoszo-5fhqoluy4">
+            <w:hyperlink w:history="1" r:id="rIdqe1quzftbifu1omafu1ao">
               <w:r>
                 <w:rPr>
                   <w:rFonts w:ascii="Arial" w:cs="Arial" w:eastAsia="Arial" w:hAnsi="Arial"/>
@@ -20634,7 +20634,7 @@
               <w:spacing w:after="10" w:before="0"/>
               <w:ind w:left="120"/>
             </w:pPr>
-            <w:hyperlink w:history="1" r:id="rIdrjojahgcosdsmdqsktwwu">
+            <w:hyperlink w:history="1" r:id="rIdb_-cbq7pywednpdl8ws4x">
               <w:r>
                 <w:rPr>
                   <w:rFonts w:ascii="Arial" w:cs="Arial" w:eastAsia="Arial" w:hAnsi="Arial"/>
@@ -20829,7 +20829,7 @@
             <w:pPr>
               <w:spacing w:after="20" w:before="0"/>
             </w:pPr>
-            <w:hyperlink w:history="1" r:id="rId90c9mt4jed6uqg1cy85mu">
+            <w:hyperlink w:history="1" r:id="rIdz5basi2rneegnjebw0dnv">
               <w:r>
                 <w:rPr>
                   <w:rFonts w:ascii="Arial" w:cs="Arial" w:eastAsia="Arial" w:hAnsi="Arial"/>
@@ -20862,7 +20862,7 @@
               <w:spacing w:after="10" w:before="0"/>
               <w:ind w:left="120"/>
             </w:pPr>
-            <w:hyperlink w:history="1" r:id="rIdlrjhizavakodvnl4qxhgw">
+            <w:hyperlink w:history="1" r:id="rId3nzl3oxb_mtnec7vwuwfp">
               <w:r>
                 <w:rPr>
                   <w:rFonts w:ascii="Arial" w:cs="Arial" w:eastAsia="Arial" w:hAnsi="Arial"/>
@@ -20907,7 +20907,7 @@
             <w:pPr>
               <w:spacing w:after="20" w:before="0"/>
             </w:pPr>
-            <w:hyperlink w:history="1" r:id="rId-xaohummefgd-blryzvsx">
+            <w:hyperlink w:history="1" r:id="rIddvql3-oobtzwkc4ugsmmy">
               <w:r>
                 <w:rPr>
                   <w:rFonts w:ascii="Arial" w:cs="Arial" w:eastAsia="Arial" w:hAnsi="Arial"/>
@@ -20940,7 +20940,7 @@
               <w:spacing w:after="10" w:before="0"/>
               <w:ind w:left="120"/>
             </w:pPr>
-            <w:hyperlink w:history="1" r:id="rIdo54p_jdpbjmhczk95uh94">
+            <w:hyperlink w:history="1" r:id="rIda24amjfmptxlg7uuuljpe">
               <w:r>
                 <w:rPr>
                   <w:rFonts w:ascii="Arial" w:cs="Arial" w:eastAsia="Arial" w:hAnsi="Arial"/>
@@ -21135,7 +21135,7 @@
             <w:pPr>
               <w:spacing w:after="20" w:before="0"/>
             </w:pPr>
-            <w:hyperlink w:history="1" r:id="rIdjs1mkkjbfezffvgyl-s16">
+            <w:hyperlink w:history="1" r:id="rId2aqglp8m8fds5h_go363d">
               <w:r>
                 <w:rPr>
                   <w:rFonts w:ascii="Arial" w:cs="Arial" w:eastAsia="Arial" w:hAnsi="Arial"/>
@@ -21168,7 +21168,7 @@
               <w:spacing w:after="10" w:before="0"/>
               <w:ind w:left="120"/>
             </w:pPr>
-            <w:hyperlink w:history="1" r:id="rId4_llc4vdghfawzs6lvtyj">
+            <w:hyperlink w:history="1" r:id="rIdkzogbqtzowyqhamilorlj">
               <w:r>
                 <w:rPr>
                   <w:rFonts w:ascii="Arial" w:cs="Arial" w:eastAsia="Arial" w:hAnsi="Arial"/>
@@ -21213,7 +21213,7 @@
             <w:pPr>
               <w:spacing w:after="20" w:before="0"/>
             </w:pPr>
-            <w:hyperlink w:history="1" r:id="rIdjcwi42igbaf16gi2z8q-r">
+            <w:hyperlink w:history="1" r:id="rIdlpextdnowe9q6vxjjj2lg">
               <w:r>
                 <w:rPr>
                   <w:rFonts w:ascii="Arial" w:cs="Arial" w:eastAsia="Arial" w:hAnsi="Arial"/>
@@ -21246,7 +21246,7 @@
               <w:spacing w:after="10" w:before="0"/>
               <w:ind w:left="120"/>
             </w:pPr>
-            <w:hyperlink w:history="1" r:id="rIdd9w446rq1ilnjd2ugm2d7">
+            <w:hyperlink w:history="1" r:id="rIdjozwpvg4tfrhusfj1bly5">
               <w:r>
                 <w:rPr>
                   <w:rFonts w:ascii="Arial" w:cs="Arial" w:eastAsia="Arial" w:hAnsi="Arial"/>
@@ -21441,7 +21441,7 @@
             <w:pPr>
               <w:spacing w:after="20" w:before="0"/>
             </w:pPr>
-            <w:hyperlink w:history="1" r:id="rIdxuin4s2xvhoavpu697lgh">
+            <w:hyperlink w:history="1" r:id="rIda9xnti8sbuw0ujvsa7qxm">
               <w:r>
                 <w:rPr>
                   <w:rFonts w:ascii="Arial" w:cs="Arial" w:eastAsia="Arial" w:hAnsi="Arial"/>
@@ -21474,7 +21474,7 @@
               <w:spacing w:after="10" w:before="0"/>
               <w:ind w:left="120"/>
             </w:pPr>
-            <w:hyperlink w:history="1" r:id="rIdi431nvubg_pqrfeqxwqk5">
+            <w:hyperlink w:history="1" r:id="rIdffioqlhm_ohxiaqfimbby">
               <w:r>
                 <w:rPr>
                   <w:rFonts w:ascii="Arial" w:cs="Arial" w:eastAsia="Arial" w:hAnsi="Arial"/>
@@ -21519,7 +21519,7 @@
             <w:pPr>
               <w:spacing w:after="20" w:before="0"/>
             </w:pPr>
-            <w:hyperlink w:history="1" r:id="rIdkka4yewvm9hgb-ewl3vek">
+            <w:hyperlink w:history="1" r:id="rIdax5jd63hy-1eqgfu0iwrp">
               <w:r>
                 <w:rPr>
                   <w:rFonts w:ascii="Arial" w:cs="Arial" w:eastAsia="Arial" w:hAnsi="Arial"/>
@@ -21552,7 +21552,7 @@
               <w:spacing w:after="10" w:before="0"/>
               <w:ind w:left="120"/>
             </w:pPr>
-            <w:hyperlink w:history="1" r:id="rIdcfu8x1dlh0byzf4dsuhq9">
+            <w:hyperlink w:history="1" r:id="rIdljscrzqbyiq0-q7lkvig9">
               <w:r>
                 <w:rPr>
                   <w:rFonts w:ascii="Arial" w:cs="Arial" w:eastAsia="Arial" w:hAnsi="Arial"/>
@@ -21747,7 +21747,7 @@
             <w:pPr>
               <w:spacing w:after="20" w:before="0"/>
             </w:pPr>
-            <w:hyperlink w:history="1" r:id="rIdhu3lakoisofp3uhmmpmhv">
+            <w:hyperlink w:history="1" r:id="rIdecmgxos2mt3efz7xlfd7x">
               <w:r>
                 <w:rPr>
                   <w:rFonts w:ascii="Arial" w:cs="Arial" w:eastAsia="Arial" w:hAnsi="Arial"/>
@@ -21780,7 +21780,7 @@
               <w:spacing w:after="10" w:before="0"/>
               <w:ind w:left="120"/>
             </w:pPr>
-            <w:hyperlink w:history="1" r:id="rIdp5nzqh0xwxkymbh5fbjfc">
+            <w:hyperlink w:history="1" r:id="rIdtivzq4prnntsmktwb05vi">
               <w:r>
                 <w:rPr>
                   <w:rFonts w:ascii="Arial" w:cs="Arial" w:eastAsia="Arial" w:hAnsi="Arial"/>
@@ -21825,7 +21825,7 @@
             <w:pPr>
               <w:spacing w:after="20" w:before="0"/>
             </w:pPr>
-            <w:hyperlink w:history="1" r:id="rIdixw62tgnsbvowwvjgouto">
+            <w:hyperlink w:history="1" r:id="rIdgzvwebf5xoyxhbvqtjz6y">
               <w:r>
                 <w:rPr>
                   <w:rFonts w:ascii="Arial" w:cs="Arial" w:eastAsia="Arial" w:hAnsi="Arial"/>
@@ -21858,7 +21858,7 @@
               <w:spacing w:after="10" w:before="0"/>
               <w:ind w:left="120"/>
             </w:pPr>
-            <w:hyperlink w:history="1" r:id="rIdetufjanbpba5jen2byxkk">
+            <w:hyperlink w:history="1" r:id="rIdryerm7emtkisnfeppybgg">
               <w:r>
                 <w:rPr>
                   <w:rFonts w:ascii="Arial" w:cs="Arial" w:eastAsia="Arial" w:hAnsi="Arial"/>
@@ -23345,7 +23345,7 @@
             <w:pPr>
               <w:spacing w:after="20" w:before="0"/>
             </w:pPr>
-            <w:hyperlink w:history="1" r:id="rIdtrm6pdqs7omcq2wwoflis">
+            <w:hyperlink w:history="1" r:id="rIdssncbcvph-xj7fv2psjg4">
               <w:r>
                 <w:rPr>
                   <w:rFonts w:ascii="Arial" w:cs="Arial" w:eastAsia="Arial" w:hAnsi="Arial"/>
@@ -23378,7 +23378,7 @@
               <w:spacing w:after="10" w:before="0"/>
               <w:ind w:left="120"/>
             </w:pPr>
-            <w:hyperlink w:history="1" r:id="rId82lb0gezkmnmagb9nz2wz">
+            <w:hyperlink w:history="1" r:id="rIdinsv3crh1oy39t6cwgzh5">
               <w:r>
                 <w:rPr>
                   <w:rFonts w:ascii="Arial" w:cs="Arial" w:eastAsia="Arial" w:hAnsi="Arial"/>
@@ -23423,7 +23423,7 @@
             <w:pPr>
               <w:spacing w:after="20" w:before="0"/>
             </w:pPr>
-            <w:hyperlink w:history="1" r:id="rIdfpi0ae2cnscjstqkyvcub">
+            <w:hyperlink w:history="1" r:id="rId-c_g0xlc4xse1t8l7jh6v">
               <w:r>
                 <w:rPr>
                   <w:rFonts w:ascii="Arial" w:cs="Arial" w:eastAsia="Arial" w:hAnsi="Arial"/>
@@ -23456,7 +23456,7 @@
               <w:spacing w:after="10" w:before="0"/>
               <w:ind w:left="120"/>
             </w:pPr>
-            <w:hyperlink w:history="1" r:id="rIdbsanmwdmkucwlxroh6bii">
+            <w:hyperlink w:history="1" r:id="rIdxmwtu_8e_7qrnvmxq-9jh">
               <w:r>
                 <w:rPr>
                   <w:rFonts w:ascii="Arial" w:cs="Arial" w:eastAsia="Arial" w:hAnsi="Arial"/>
@@ -23651,7 +23651,7 @@
             <w:pPr>
               <w:spacing w:after="20" w:before="0"/>
             </w:pPr>
-            <w:hyperlink w:history="1" r:id="rIdlxd_ryp2c_m3uj3nimldc">
+            <w:hyperlink w:history="1" r:id="rIdpkrchqrxlxwuxwyngh30a">
               <w:r>
                 <w:rPr>
                   <w:rFonts w:ascii="Arial" w:cs="Arial" w:eastAsia="Arial" w:hAnsi="Arial"/>
@@ -23684,7 +23684,7 @@
               <w:spacing w:after="10" w:before="0"/>
               <w:ind w:left="120"/>
             </w:pPr>
-            <w:hyperlink w:history="1" r:id="rIdc1y4ncwe6svjfrnzlz3bk">
+            <w:hyperlink w:history="1" r:id="rIdok56hmvdwjjomb-oxpqio">
               <w:r>
                 <w:rPr>
                   <w:rFonts w:ascii="Arial" w:cs="Arial" w:eastAsia="Arial" w:hAnsi="Arial"/>
@@ -23729,7 +23729,7 @@
             <w:pPr>
               <w:spacing w:after="20" w:before="0"/>
             </w:pPr>
-            <w:hyperlink w:history="1" r:id="rIdjghfgilznwvexw039vjvk">
+            <w:hyperlink w:history="1" r:id="rIdsyukg2hh_uqb_wnxu1xp6">
               <w:r>
                 <w:rPr>
                   <w:rFonts w:ascii="Arial" w:cs="Arial" w:eastAsia="Arial" w:hAnsi="Arial"/>
@@ -23762,7 +23762,7 @@
               <w:spacing w:after="10" w:before="0"/>
               <w:ind w:left="120"/>
             </w:pPr>
-            <w:hyperlink w:history="1" r:id="rId3uyijzpal852-frt-r1ws">
+            <w:hyperlink w:history="1" r:id="rIdelyhcdjemfveom5p20d6d">
               <w:r>
                 <w:rPr>
                   <w:rFonts w:ascii="Arial" w:cs="Arial" w:eastAsia="Arial" w:hAnsi="Arial"/>
@@ -23957,7 +23957,7 @@
             <w:pPr>
               <w:spacing w:after="20" w:before="0"/>
             </w:pPr>
-            <w:hyperlink w:history="1" r:id="rIdjq-xxcw8su2wwo2y0zs6e">
+            <w:hyperlink w:history="1" r:id="rIdjm7uttawvflfike2zctpj">
               <w:r>
                 <w:rPr>
                   <w:rFonts w:ascii="Arial" w:cs="Arial" w:eastAsia="Arial" w:hAnsi="Arial"/>
@@ -23990,7 +23990,7 @@
               <w:spacing w:after="10" w:before="0"/>
               <w:ind w:left="120"/>
             </w:pPr>
-            <w:hyperlink w:history="1" r:id="rIds9wqwg0zu2efowtg8xgfw">
+            <w:hyperlink w:history="1" r:id="rIdykaepezgfnrh9nchwcbqw">
               <w:r>
                 <w:rPr>
                   <w:rFonts w:ascii="Arial" w:cs="Arial" w:eastAsia="Arial" w:hAnsi="Arial"/>
@@ -24035,7 +24035,7 @@
             <w:pPr>
               <w:spacing w:after="20" w:before="0"/>
             </w:pPr>
-            <w:hyperlink w:history="1" r:id="rIdzchz1kfm8rpcor2qyene8">
+            <w:hyperlink w:history="1" r:id="rId6upfg0nqwk-kmovvx3e22">
               <w:r>
                 <w:rPr>
                   <w:rFonts w:ascii="Arial" w:cs="Arial" w:eastAsia="Arial" w:hAnsi="Arial"/>
@@ -24068,7 +24068,7 @@
               <w:spacing w:after="10" w:before="0"/>
               <w:ind w:left="120"/>
             </w:pPr>
-            <w:hyperlink w:history="1" r:id="rIdhh56hvxbschl6jynuhw1f">
+            <w:hyperlink w:history="1" r:id="rId5xkt-rc-e6o1xg5qgqk9w">
               <w:r>
                 <w:rPr>
                   <w:rFonts w:ascii="Arial" w:cs="Arial" w:eastAsia="Arial" w:hAnsi="Arial"/>
@@ -24263,7 +24263,7 @@
             <w:pPr>
               <w:spacing w:after="20" w:before="0"/>
             </w:pPr>
-            <w:hyperlink w:history="1" r:id="rIdoivvibajkhh_cxtix2g0q">
+            <w:hyperlink w:history="1" r:id="rId121y9rveprx0yogh8oyj7">
               <w:r>
                 <w:rPr>
                   <w:rFonts w:ascii="Arial" w:cs="Arial" w:eastAsia="Arial" w:hAnsi="Arial"/>
@@ -24296,7 +24296,7 @@
               <w:spacing w:after="10" w:before="0"/>
               <w:ind w:left="120"/>
             </w:pPr>
-            <w:hyperlink w:history="1" r:id="rIdff9qm3n7-e5m7d89fwp9a">
+            <w:hyperlink w:history="1" r:id="rIdwgqifut0nksaucfary-4c">
               <w:r>
                 <w:rPr>
                   <w:rFonts w:ascii="Arial" w:cs="Arial" w:eastAsia="Arial" w:hAnsi="Arial"/>
@@ -24341,7 +24341,7 @@
             <w:pPr>
               <w:spacing w:after="20" w:before="0"/>
             </w:pPr>
-            <w:hyperlink w:history="1" r:id="rIdjpddhahka3hz_rpvpeqq5">
+            <w:hyperlink w:history="1" r:id="rId-ijstshtwsvxwua16bn5s">
               <w:r>
                 <w:rPr>
                   <w:rFonts w:ascii="Arial" w:cs="Arial" w:eastAsia="Arial" w:hAnsi="Arial"/>
@@ -24374,7 +24374,7 @@
               <w:spacing w:after="10" w:before="0"/>
               <w:ind w:left="120"/>
             </w:pPr>
-            <w:hyperlink w:history="1" r:id="rIdhhx-oi0valytqvd9zbutx">
+            <w:hyperlink w:history="1" r:id="rId2n6s8slt6zk3itpcsynkb">
               <w:r>
                 <w:rPr>
                   <w:rFonts w:ascii="Arial" w:cs="Arial" w:eastAsia="Arial" w:hAnsi="Arial"/>
@@ -24569,7 +24569,7 @@
             <w:pPr>
               <w:spacing w:after="20" w:before="0"/>
             </w:pPr>
-            <w:hyperlink w:history="1" r:id="rIdbmin8j3vltyy8xpcfao0p">
+            <w:hyperlink w:history="1" r:id="rIdupsarjjp0p3qcgs0tkyir">
               <w:r>
                 <w:rPr>
                   <w:rFonts w:ascii="Arial" w:cs="Arial" w:eastAsia="Arial" w:hAnsi="Arial"/>
@@ -24602,7 +24602,7 @@
               <w:spacing w:after="10" w:before="0"/>
               <w:ind w:left="120"/>
             </w:pPr>
-            <w:hyperlink w:history="1" r:id="rId9q97tp1bbe0lxol37kkvi">
+            <w:hyperlink w:history="1" r:id="rIdlidbj2quexsumormcgr-y">
               <w:r>
                 <w:rPr>
                   <w:rFonts w:ascii="Arial" w:cs="Arial" w:eastAsia="Arial" w:hAnsi="Arial"/>
@@ -24647,7 +24647,7 @@
             <w:pPr>
               <w:spacing w:after="20" w:before="0"/>
             </w:pPr>
-            <w:hyperlink w:history="1" r:id="rIdvkbfpyg1itmt9a_srnyy0">
+            <w:hyperlink w:history="1" r:id="rId02rw08lm-3dyfyy4svnmv">
               <w:r>
                 <w:rPr>
                   <w:rFonts w:ascii="Arial" w:cs="Arial" w:eastAsia="Arial" w:hAnsi="Arial"/>
@@ -24680,7 +24680,7 @@
               <w:spacing w:after="10" w:before="0"/>
               <w:ind w:left="120"/>
             </w:pPr>
-            <w:hyperlink w:history="1" r:id="rIdyzme4bciotvefgxq3gg2i">
+            <w:hyperlink w:history="1" r:id="rIdzklbpp9jw0eeghfxfdfnb">
               <w:r>
                 <w:rPr>
                   <w:rFonts w:ascii="Arial" w:cs="Arial" w:eastAsia="Arial" w:hAnsi="Arial"/>
@@ -26167,7 +26167,7 @@
             <w:pPr>
               <w:spacing w:after="20" w:before="0"/>
             </w:pPr>
-            <w:hyperlink w:history="1" r:id="rId8ljtknnceawzrfdngl2pu">
+            <w:hyperlink w:history="1" r:id="rIdhbdu1kdakqjt9o_u9vd1k">
               <w:r>
                 <w:rPr>
                   <w:rFonts w:ascii="Arial" w:cs="Arial" w:eastAsia="Arial" w:hAnsi="Arial"/>
@@ -26200,7 +26200,7 @@
               <w:spacing w:after="10" w:before="0"/>
               <w:ind w:left="120"/>
             </w:pPr>
-            <w:hyperlink w:history="1" r:id="rIdzthdkbutnru52j3wgnfcx">
+            <w:hyperlink w:history="1" r:id="rIdhgaj3_bh-ml3vpmddevvh">
               <w:r>
                 <w:rPr>
                   <w:rFonts w:ascii="Arial" w:cs="Arial" w:eastAsia="Arial" w:hAnsi="Arial"/>
@@ -26245,7 +26245,7 @@
             <w:pPr>
               <w:spacing w:after="20" w:before="0"/>
             </w:pPr>
-            <w:hyperlink w:history="1" r:id="rIdsmuz3savcyqhqxiajvjfr">
+            <w:hyperlink w:history="1" r:id="rIdjzptxigyqx3c3jlum9z4y">
               <w:r>
                 <w:rPr>
                   <w:rFonts w:ascii="Arial" w:cs="Arial" w:eastAsia="Arial" w:hAnsi="Arial"/>
@@ -26278,7 +26278,7 @@
               <w:spacing w:after="10" w:before="0"/>
               <w:ind w:left="120"/>
             </w:pPr>
-            <w:hyperlink w:history="1" r:id="rIdatmcbimz7jabjjjqfifcu">
+            <w:hyperlink w:history="1" r:id="rId7wznk-0rlrfpaikwryx_v">
               <w:r>
                 <w:rPr>
                   <w:rFonts w:ascii="Arial" w:cs="Arial" w:eastAsia="Arial" w:hAnsi="Arial"/>
@@ -26473,7 +26473,7 @@
             <w:pPr>
               <w:spacing w:after="20" w:before="0"/>
             </w:pPr>
-            <w:hyperlink w:history="1" r:id="rIdflo3cf-vcqe7rnegfxjlq">
+            <w:hyperlink w:history="1" r:id="rIddhwy61waaxmm7gccsfkca">
               <w:r>
                 <w:rPr>
                   <w:rFonts w:ascii="Arial" w:cs="Arial" w:eastAsia="Arial" w:hAnsi="Arial"/>
@@ -26506,7 +26506,7 @@
               <w:spacing w:after="10" w:before="0"/>
               <w:ind w:left="120"/>
             </w:pPr>
-            <w:hyperlink w:history="1" r:id="rIddapwsigvglmksqw5g3oue">
+            <w:hyperlink w:history="1" r:id="rIdfibgbhccm24bz5ouvnmco">
               <w:r>
                 <w:rPr>
                   <w:rFonts w:ascii="Arial" w:cs="Arial" w:eastAsia="Arial" w:hAnsi="Arial"/>
@@ -26551,7 +26551,7 @@
             <w:pPr>
               <w:spacing w:after="20" w:before="0"/>
             </w:pPr>
-            <w:hyperlink w:history="1" r:id="rIdh1sbbcmv4dwh5uyguealw">
+            <w:hyperlink w:history="1" r:id="rIdl82ewdo1ufvaj2hy4cep8">
               <w:r>
                 <w:rPr>
                   <w:rFonts w:ascii="Arial" w:cs="Arial" w:eastAsia="Arial" w:hAnsi="Arial"/>
@@ -26584,7 +26584,7 @@
               <w:spacing w:after="10" w:before="0"/>
               <w:ind w:left="120"/>
             </w:pPr>
-            <w:hyperlink w:history="1" r:id="rIddo68hg6joxqiyhpacxsvz">
+            <w:hyperlink w:history="1" r:id="rIdfvmz-mojwmytbogzt5guo">
               <w:r>
                 <w:rPr>
                   <w:rFonts w:ascii="Arial" w:cs="Arial" w:eastAsia="Arial" w:hAnsi="Arial"/>
@@ -26779,7 +26779,7 @@
             <w:pPr>
               <w:spacing w:after="20" w:before="0"/>
             </w:pPr>
-            <w:hyperlink w:history="1" r:id="rIdrmaf_rh30uwrv8qb4i4c7">
+            <w:hyperlink w:history="1" r:id="rIdnwbwj2y6ip7hqduf7bqo8">
               <w:r>
                 <w:rPr>
                   <w:rFonts w:ascii="Arial" w:cs="Arial" w:eastAsia="Arial" w:hAnsi="Arial"/>
@@ -26812,7 +26812,7 @@
               <w:spacing w:after="10" w:before="0"/>
               <w:ind w:left="120"/>
             </w:pPr>
-            <w:hyperlink w:history="1" r:id="rId5gsvdwkrsjp8vxlhnieuq">
+            <w:hyperlink w:history="1" r:id="rIdpj5ov_nutiff1jhbxlhfv">
               <w:r>
                 <w:rPr>
                   <w:rFonts w:ascii="Arial" w:cs="Arial" w:eastAsia="Arial" w:hAnsi="Arial"/>
@@ -26857,7 +26857,7 @@
             <w:pPr>
               <w:spacing w:after="20" w:before="0"/>
             </w:pPr>
-            <w:hyperlink w:history="1" r:id="rIdpwpclxtuixdxcbijcxkt_">
+            <w:hyperlink w:history="1" r:id="rId2oxruhqcmhipf-b4ecmm6">
               <w:r>
                 <w:rPr>
                   <w:rFonts w:ascii="Arial" w:cs="Arial" w:eastAsia="Arial" w:hAnsi="Arial"/>
@@ -26890,7 +26890,7 @@
               <w:spacing w:after="10" w:before="0"/>
               <w:ind w:left="120"/>
             </w:pPr>
-            <w:hyperlink w:history="1" r:id="rIdwvwtawmtx1gvo2pyyzjgr">
+            <w:hyperlink w:history="1" r:id="rIdctuwqcy7sgb1sg_puh3pi">
               <w:r>
                 <w:rPr>
                   <w:rFonts w:ascii="Arial" w:cs="Arial" w:eastAsia="Arial" w:hAnsi="Arial"/>
@@ -27085,7 +27085,7 @@
             <w:pPr>
               <w:spacing w:after="20" w:before="0"/>
             </w:pPr>
-            <w:hyperlink w:history="1" r:id="rId81koxl-nftl57vjn0gi0n">
+            <w:hyperlink w:history="1" r:id="rIdwzkiaugdz0ug561tjbr_w">
               <w:r>
                 <w:rPr>
                   <w:rFonts w:ascii="Arial" w:cs="Arial" w:eastAsia="Arial" w:hAnsi="Arial"/>
@@ -27118,7 +27118,7 @@
               <w:spacing w:after="10" w:before="0"/>
               <w:ind w:left="120"/>
             </w:pPr>
-            <w:hyperlink w:history="1" r:id="rIdxkswyns7chx0zygleabo6">
+            <w:hyperlink w:history="1" r:id="rIdcqrbvpouf-cpov4ruhiod">
               <w:r>
                 <w:rPr>
                   <w:rFonts w:ascii="Arial" w:cs="Arial" w:eastAsia="Arial" w:hAnsi="Arial"/>
@@ -27163,7 +27163,7 @@
             <w:pPr>
               <w:spacing w:after="20" w:before="0"/>
             </w:pPr>
-            <w:hyperlink w:history="1" r:id="rIdkdocehauauac3yyzcswas">
+            <w:hyperlink w:history="1" r:id="rIdc2jiakncythkiuyg6wrk-">
               <w:r>
                 <w:rPr>
                   <w:rFonts w:ascii="Arial" w:cs="Arial" w:eastAsia="Arial" w:hAnsi="Arial"/>
@@ -27196,7 +27196,7 @@
               <w:spacing w:after="10" w:before="0"/>
               <w:ind w:left="120"/>
             </w:pPr>
-            <w:hyperlink w:history="1" r:id="rIddzf_olchizseu2_emegfm">
+            <w:hyperlink w:history="1" r:id="rIdzmexwhd5iwdqurnjhlpz1">
               <w:r>
                 <w:rPr>
                   <w:rFonts w:ascii="Arial" w:cs="Arial" w:eastAsia="Arial" w:hAnsi="Arial"/>
@@ -27391,7 +27391,7 @@
             <w:pPr>
               <w:spacing w:after="20" w:before="0"/>
             </w:pPr>
-            <w:hyperlink w:history="1" r:id="rIdtzjaao014mamnrkumbked">
+            <w:hyperlink w:history="1" r:id="rIddo3gviz0hl14ggn1vdh26">
               <w:r>
                 <w:rPr>
                   <w:rFonts w:ascii="Arial" w:cs="Arial" w:eastAsia="Arial" w:hAnsi="Arial"/>
@@ -27424,7 +27424,7 @@
               <w:spacing w:after="10" w:before="0"/>
               <w:ind w:left="120"/>
             </w:pPr>
-            <w:hyperlink w:history="1" r:id="rId_7nr4li6pcyluclvdsgyr">
+            <w:hyperlink w:history="1" r:id="rIdr8qkptthtunld8bt_bwg1">
               <w:r>
                 <w:rPr>
                   <w:rFonts w:ascii="Arial" w:cs="Arial" w:eastAsia="Arial" w:hAnsi="Arial"/>
@@ -27469,7 +27469,7 @@
             <w:pPr>
               <w:spacing w:after="20" w:before="0"/>
             </w:pPr>
-            <w:hyperlink w:history="1" r:id="rIdmqlbqxwe6qi3cmgqpe6as">
+            <w:hyperlink w:history="1" r:id="rIddhgvlsn9xjrwn7pe1sjzu">
               <w:r>
                 <w:rPr>
                   <w:rFonts w:ascii="Arial" w:cs="Arial" w:eastAsia="Arial" w:hAnsi="Arial"/>
@@ -27502,7 +27502,7 @@
               <w:spacing w:after="10" w:before="0"/>
               <w:ind w:left="120"/>
             </w:pPr>
-            <w:hyperlink w:history="1" r:id="rId0mktjedkbuclum-xzv5rl">
+            <w:hyperlink w:history="1" r:id="rIdfcup9aokkylbvl3an75km">
               <w:r>
                 <w:rPr>
                   <w:rFonts w:ascii="Arial" w:cs="Arial" w:eastAsia="Arial" w:hAnsi="Arial"/>
@@ -29084,7 +29084,7 @@
             <w:pPr>
               <w:spacing w:after="20" w:before="0"/>
             </w:pPr>
-            <w:hyperlink w:history="1" r:id="rIdvv3elusk5vtcl_rm2oor-">
+            <w:hyperlink w:history="1" r:id="rIdllaf9mvgmkesngkuwxqqx">
               <w:r>
                 <w:rPr>
                   <w:rFonts w:ascii="Arial" w:cs="Arial" w:eastAsia="Arial" w:hAnsi="Arial"/>
@@ -29117,7 +29117,7 @@
               <w:spacing w:after="10" w:before="0"/>
               <w:ind w:left="120"/>
             </w:pPr>
-            <w:hyperlink w:history="1" r:id="rIddb697v-3ifaodhonwjjsg">
+            <w:hyperlink w:history="1" r:id="rIdbjqa5xgilb9on1nj7pn2x">
               <w:r>
                 <w:rPr>
                   <w:rFonts w:ascii="Arial" w:cs="Arial" w:eastAsia="Arial" w:hAnsi="Arial"/>
@@ -29162,7 +29162,7 @@
             <w:pPr>
               <w:spacing w:after="20" w:before="0"/>
             </w:pPr>
-            <w:hyperlink w:history="1" r:id="rIdtvgaz7kbqsf3mmuhwe6oi">
+            <w:hyperlink w:history="1" r:id="rId6q02mq-q3g637kuafutjo">
               <w:r>
                 <w:rPr>
                   <w:rFonts w:ascii="Arial" w:cs="Arial" w:eastAsia="Arial" w:hAnsi="Arial"/>
@@ -29195,7 +29195,7 @@
               <w:spacing w:after="10" w:before="0"/>
               <w:ind w:left="120"/>
             </w:pPr>
-            <w:hyperlink w:history="1" r:id="rIduybm5lqqr-ift7vagir4g">
+            <w:hyperlink w:history="1" r:id="rIdoneutibgmktrld5eq7wrm">
               <w:r>
                 <w:rPr>
                   <w:rFonts w:ascii="Arial" w:cs="Arial" w:eastAsia="Arial" w:hAnsi="Arial"/>
@@ -29390,7 +29390,7 @@
             <w:pPr>
               <w:spacing w:after="20" w:before="0"/>
             </w:pPr>
-            <w:hyperlink w:history="1" r:id="rIdbhdizskiiqnwsb0ehjzfo">
+            <w:hyperlink w:history="1" r:id="rIdlvm0zkxnl9idipiawsn-f">
               <w:r>
                 <w:rPr>
                   <w:rFonts w:ascii="Arial" w:cs="Arial" w:eastAsia="Arial" w:hAnsi="Arial"/>
@@ -29423,7 +29423,7 @@
               <w:spacing w:after="10" w:before="0"/>
               <w:ind w:left="120"/>
             </w:pPr>
-            <w:hyperlink w:history="1" r:id="rIdea_hr_2dimb72xzvmijip">
+            <w:hyperlink w:history="1" r:id="rIda7xq-6v6hvlyhw0die0gx">
               <w:r>
                 <w:rPr>
                   <w:rFonts w:ascii="Arial" w:cs="Arial" w:eastAsia="Arial" w:hAnsi="Arial"/>
@@ -29468,7 +29468,7 @@
             <w:pPr>
               <w:spacing w:after="20" w:before="0"/>
             </w:pPr>
-            <w:hyperlink w:history="1" r:id="rIdawzgnzdmq3chsrh0fywvp">
+            <w:hyperlink w:history="1" r:id="rIdgkb76g0wqvuwan7iqk3gf">
               <w:r>
                 <w:rPr>
                   <w:rFonts w:ascii="Arial" w:cs="Arial" w:eastAsia="Arial" w:hAnsi="Arial"/>
@@ -29501,7 +29501,7 @@
               <w:spacing w:after="10" w:before="0"/>
               <w:ind w:left="120"/>
             </w:pPr>
-            <w:hyperlink w:history="1" r:id="rIdtzrjcx4w9xx0v8mfc4ocf">
+            <w:hyperlink w:history="1" r:id="rId5r-nsaisu3sd62ltbjr41">
               <w:r>
                 <w:rPr>
                   <w:rFonts w:ascii="Arial" w:cs="Arial" w:eastAsia="Arial" w:hAnsi="Arial"/>
@@ -29696,7 +29696,7 @@
             <w:pPr>
               <w:spacing w:after="20" w:before="0"/>
             </w:pPr>
-            <w:hyperlink w:history="1" r:id="rIdrz1crymsay7t6ymhc1vfw">
+            <w:hyperlink w:history="1" r:id="rIdk3xvwoxuvmtzi0amddj0i">
               <w:r>
                 <w:rPr>
                   <w:rFonts w:ascii="Arial" w:cs="Arial" w:eastAsia="Arial" w:hAnsi="Arial"/>
@@ -29729,7 +29729,7 @@
               <w:spacing w:after="10" w:before="0"/>
               <w:ind w:left="120"/>
             </w:pPr>
-            <w:hyperlink w:history="1" r:id="rIdmyavfeyhcorghppqvwjfz">
+            <w:hyperlink w:history="1" r:id="rIdmigxheb8pvibnvtkvtq0t">
               <w:r>
                 <w:rPr>
                   <w:rFonts w:ascii="Arial" w:cs="Arial" w:eastAsia="Arial" w:hAnsi="Arial"/>
@@ -29774,7 +29774,7 @@
             <w:pPr>
               <w:spacing w:after="20" w:before="0"/>
             </w:pPr>
-            <w:hyperlink w:history="1" r:id="rIdn5fflswk9eyle2rqtu6v-">
+            <w:hyperlink w:history="1" r:id="rIdcffsdsvwgmxcyybqlh-uu">
               <w:r>
                 <w:rPr>
                   <w:rFonts w:ascii="Arial" w:cs="Arial" w:eastAsia="Arial" w:hAnsi="Arial"/>
@@ -29807,7 +29807,7 @@
               <w:spacing w:after="10" w:before="0"/>
               <w:ind w:left="120"/>
             </w:pPr>
-            <w:hyperlink w:history="1" r:id="rId5qcw-mybli6ubvk5jowo0">
+            <w:hyperlink w:history="1" r:id="rId1kkuidh91vdw7ow3ncbxk">
               <w:r>
                 <w:rPr>
                   <w:rFonts w:ascii="Arial" w:cs="Arial" w:eastAsia="Arial" w:hAnsi="Arial"/>
@@ -30002,7 +30002,7 @@
             <w:pPr>
               <w:spacing w:after="20" w:before="0"/>
             </w:pPr>
-            <w:hyperlink w:history="1" r:id="rIdnfpesisrdmjri0hcj41za">
+            <w:hyperlink w:history="1" r:id="rIdkdycc6uiypu83xmea37rb">
               <w:r>
                 <w:rPr>
                   <w:rFonts w:ascii="Arial" w:cs="Arial" w:eastAsia="Arial" w:hAnsi="Arial"/>
@@ -30035,7 +30035,7 @@
               <w:spacing w:after="10" w:before="0"/>
               <w:ind w:left="120"/>
             </w:pPr>
-            <w:hyperlink w:history="1" r:id="rIdwhg72ecpkuamd1ggshez8">
+            <w:hyperlink w:history="1" r:id="rIdvyy1rafzb5ngphtpzkmts">
               <w:r>
                 <w:rPr>
                   <w:rFonts w:ascii="Arial" w:cs="Arial" w:eastAsia="Arial" w:hAnsi="Arial"/>
@@ -30080,7 +30080,7 @@
             <w:pPr>
               <w:spacing w:after="20" w:before="0"/>
             </w:pPr>
-            <w:hyperlink w:history="1" r:id="rIdsy4klgzwmijwumid9bd7e">
+            <w:hyperlink w:history="1" r:id="rId2howzduezx6m-mcdmek1f">
               <w:r>
                 <w:rPr>
                   <w:rFonts w:ascii="Arial" w:cs="Arial" w:eastAsia="Arial" w:hAnsi="Arial"/>
@@ -30113,7 +30113,7 @@
               <w:spacing w:after="10" w:before="0"/>
               <w:ind w:left="120"/>
             </w:pPr>
-            <w:hyperlink w:history="1" r:id="rIdo-qcgwyonzpcmjjrvmupo">
+            <w:hyperlink w:history="1" r:id="rIdgsmekomi-409yygwdtwym">
               <w:r>
                 <w:rPr>
                   <w:rFonts w:ascii="Arial" w:cs="Arial" w:eastAsia="Arial" w:hAnsi="Arial"/>
@@ -30308,7 +30308,7 @@
             <w:pPr>
               <w:spacing w:after="20" w:before="0"/>
             </w:pPr>
-            <w:hyperlink w:history="1" r:id="rIdi2ogk-sqjroif9qkfdd28">
+            <w:hyperlink w:history="1" r:id="rIdsvhpxqlrcqemgnpcpkixi">
               <w:r>
                 <w:rPr>
                   <w:rFonts w:ascii="Arial" w:cs="Arial" w:eastAsia="Arial" w:hAnsi="Arial"/>
@@ -30341,7 +30341,7 @@
               <w:spacing w:after="10" w:before="0"/>
               <w:ind w:left="120"/>
             </w:pPr>
-            <w:hyperlink w:history="1" r:id="rIdb2g5d5mfu4k2l6z4jcmuc">
+            <w:hyperlink w:history="1" r:id="rId_q-dtrby4oqqchhtkfpxz">
               <w:r>
                 <w:rPr>
                   <w:rFonts w:ascii="Arial" w:cs="Arial" w:eastAsia="Arial" w:hAnsi="Arial"/>
@@ -30386,7 +30386,7 @@
             <w:pPr>
               <w:spacing w:after="20" w:before="0"/>
             </w:pPr>
-            <w:hyperlink w:history="1" r:id="rIdyluybciqqyvcdswfigxm0">
+            <w:hyperlink w:history="1" r:id="rIdjgdcqnybpcrdfl5igypax">
               <w:r>
                 <w:rPr>
                   <w:rFonts w:ascii="Arial" w:cs="Arial" w:eastAsia="Arial" w:hAnsi="Arial"/>
@@ -30419,7 +30419,7 @@
               <w:spacing w:after="10" w:before="0"/>
               <w:ind w:left="120"/>
             </w:pPr>
-            <w:hyperlink w:history="1" r:id="rIdsdmhuf-4hvbe12fclotyi">
+            <w:hyperlink w:history="1" r:id="rIdmjoihcro8vcyeasgzuws0">
               <w:r>
                 <w:rPr>
                   <w:rFonts w:ascii="Arial" w:cs="Arial" w:eastAsia="Arial" w:hAnsi="Arial"/>
@@ -31906,7 +31906,7 @@
             <w:pPr>
               <w:spacing w:after="20" w:before="0"/>
             </w:pPr>
-            <w:hyperlink w:history="1" r:id="rIdno-nt8nvogw7uduqll4ix">
+            <w:hyperlink w:history="1" r:id="rIdu4x56amol0yf8syyji4uw">
               <w:r>
                 <w:rPr>
                   <w:rFonts w:ascii="Arial" w:cs="Arial" w:eastAsia="Arial" w:hAnsi="Arial"/>
@@ -31939,7 +31939,7 @@
               <w:spacing w:after="10" w:before="0"/>
               <w:ind w:left="120"/>
             </w:pPr>
-            <w:hyperlink w:history="1" r:id="rIdzlkq__ighfagrr4ne_1z_">
+            <w:hyperlink w:history="1" r:id="rIdbyz3i3mhpdx7eohnzanrr">
               <w:r>
                 <w:rPr>
                   <w:rFonts w:ascii="Arial" w:cs="Arial" w:eastAsia="Arial" w:hAnsi="Arial"/>
@@ -31984,7 +31984,7 @@
             <w:pPr>
               <w:spacing w:after="20" w:before="0"/>
             </w:pPr>
-            <w:hyperlink w:history="1" r:id="rIdyqjrel-tv0l2hblautqtc">
+            <w:hyperlink w:history="1" r:id="rId_3tbwkuqijezvzjcic4ij">
               <w:r>
                 <w:rPr>
                   <w:rFonts w:ascii="Arial" w:cs="Arial" w:eastAsia="Arial" w:hAnsi="Arial"/>
@@ -32017,7 +32017,7 @@
               <w:spacing w:after="10" w:before="0"/>
               <w:ind w:left="120"/>
             </w:pPr>
-            <w:hyperlink w:history="1" r:id="rIdayxshkmmwqu3uqomgrron">
+            <w:hyperlink w:history="1" r:id="rIdtzetelaeyta0bwdwvl64w">
               <w:r>
                 <w:rPr>
                   <w:rFonts w:ascii="Arial" w:cs="Arial" w:eastAsia="Arial" w:hAnsi="Arial"/>
@@ -32212,7 +32212,7 @@
             <w:pPr>
               <w:spacing w:after="20" w:before="0"/>
             </w:pPr>
-            <w:hyperlink w:history="1" r:id="rIdbp1wlz1pzbiaeo7eyw9hc">
+            <w:hyperlink w:history="1" r:id="rIdjtly01jahs1xdgjvr8ez0">
               <w:r>
                 <w:rPr>
                   <w:rFonts w:ascii="Arial" w:cs="Arial" w:eastAsia="Arial" w:hAnsi="Arial"/>
@@ -32245,7 +32245,7 @@
               <w:spacing w:after="10" w:before="0"/>
               <w:ind w:left="120"/>
             </w:pPr>
-            <w:hyperlink w:history="1" r:id="rIdjtz85vgth7rdjkuwmrty-">
+            <w:hyperlink w:history="1" r:id="rIduf-ailg0f6dmvo3rg5-hd">
               <w:r>
                 <w:rPr>
                   <w:rFonts w:ascii="Arial" w:cs="Arial" w:eastAsia="Arial" w:hAnsi="Arial"/>
@@ -32290,7 +32290,7 @@
             <w:pPr>
               <w:spacing w:after="20" w:before="0"/>
             </w:pPr>
-            <w:hyperlink w:history="1" r:id="rIdmtl1vkuqv7d6r99gflcxq">
+            <w:hyperlink w:history="1" r:id="rIdk2o3oi4l6iceu-ubwe5po">
               <w:r>
                 <w:rPr>
                   <w:rFonts w:ascii="Arial" w:cs="Arial" w:eastAsia="Arial" w:hAnsi="Arial"/>
@@ -32323,7 +32323,7 @@
               <w:spacing w:after="10" w:before="0"/>
               <w:ind w:left="120"/>
             </w:pPr>
-            <w:hyperlink w:history="1" r:id="rIdyj_0h42hdpca8wvfc2hiz">
+            <w:hyperlink w:history="1" r:id="rIdvia4qouqz3gtmojlgxyla">
               <w:r>
                 <w:rPr>
                   <w:rFonts w:ascii="Arial" w:cs="Arial" w:eastAsia="Arial" w:hAnsi="Arial"/>
@@ -32518,7 +32518,7 @@
             <w:pPr>
               <w:spacing w:after="20" w:before="0"/>
             </w:pPr>
-            <w:hyperlink w:history="1" r:id="rId0col-dfarisswa3wujuat">
+            <w:hyperlink w:history="1" r:id="rIdli_nu9uzi7dckpvvlx4cb">
               <w:r>
                 <w:rPr>
                   <w:rFonts w:ascii="Arial" w:cs="Arial" w:eastAsia="Arial" w:hAnsi="Arial"/>
@@ -32551,7 +32551,7 @@
               <w:spacing w:after="10" w:before="0"/>
               <w:ind w:left="120"/>
             </w:pPr>
-            <w:hyperlink w:history="1" r:id="rIdbhsh4rwu417lt5g50pxjn">
+            <w:hyperlink w:history="1" r:id="rIdnqpd-kc7p6whwatd5i-yq">
               <w:r>
                 <w:rPr>
                   <w:rFonts w:ascii="Arial" w:cs="Arial" w:eastAsia="Arial" w:hAnsi="Arial"/>
@@ -32596,7 +32596,7 @@
             <w:pPr>
               <w:spacing w:after="20" w:before="0"/>
             </w:pPr>
-            <w:hyperlink w:history="1" r:id="rId0oq0quurrw59j5gardn6q">
+            <w:hyperlink w:history="1" r:id="rIdxg1b45ujhsmw-niscmpbz">
               <w:r>
                 <w:rPr>
                   <w:rFonts w:ascii="Arial" w:cs="Arial" w:eastAsia="Arial" w:hAnsi="Arial"/>
@@ -32629,7 +32629,7 @@
               <w:spacing w:after="10" w:before="0"/>
               <w:ind w:left="120"/>
             </w:pPr>
-            <w:hyperlink w:history="1" r:id="rIdqfeopguvi7-warjufnik0">
+            <w:hyperlink w:history="1" r:id="rIdvev9n1qedtpqf2m-m9k3w">
               <w:r>
                 <w:rPr>
                   <w:rFonts w:ascii="Arial" w:cs="Arial" w:eastAsia="Arial" w:hAnsi="Arial"/>
@@ -32824,7 +32824,7 @@
             <w:pPr>
               <w:spacing w:after="20" w:before="0"/>
             </w:pPr>
-            <w:hyperlink w:history="1" r:id="rId4eehf94g1vbgs7rclx6-q">
+            <w:hyperlink w:history="1" r:id="rIdlf-1jtshjhx9_drrkukh7">
               <w:r>
                 <w:rPr>
                   <w:rFonts w:ascii="Arial" w:cs="Arial" w:eastAsia="Arial" w:hAnsi="Arial"/>
@@ -32857,7 +32857,7 @@
               <w:spacing w:after="10" w:before="0"/>
               <w:ind w:left="120"/>
             </w:pPr>
-            <w:hyperlink w:history="1" r:id="rIdcam_v4k2bk90wty0honxi">
+            <w:hyperlink w:history="1" r:id="rIdeqep3j6mmbpy9qk5wsexz">
               <w:r>
                 <w:rPr>
                   <w:rFonts w:ascii="Arial" w:cs="Arial" w:eastAsia="Arial" w:hAnsi="Arial"/>
@@ -32902,7 +32902,7 @@
             <w:pPr>
               <w:spacing w:after="20" w:before="0"/>
             </w:pPr>
-            <w:hyperlink w:history="1" r:id="rId_wfqmijoj4svobab7qdqi">
+            <w:hyperlink w:history="1" r:id="rIdgvl4lgvwc3bpqtfjbs3nc">
               <w:r>
                 <w:rPr>
                   <w:rFonts w:ascii="Arial" w:cs="Arial" w:eastAsia="Arial" w:hAnsi="Arial"/>
@@ -32935,7 +32935,7 @@
               <w:spacing w:after="10" w:before="0"/>
               <w:ind w:left="120"/>
             </w:pPr>
-            <w:hyperlink w:history="1" r:id="rId50kiamlvqvraxguaauphe">
+            <w:hyperlink w:history="1" r:id="rIdg-8hosqtsl__2ky2-s7ax">
               <w:r>
                 <w:rPr>
                   <w:rFonts w:ascii="Arial" w:cs="Arial" w:eastAsia="Arial" w:hAnsi="Arial"/>
@@ -33130,7 +33130,7 @@
             <w:pPr>
               <w:spacing w:after="20" w:before="0"/>
             </w:pPr>
-            <w:hyperlink w:history="1" r:id="rIdyqlkozvvslvhptd7n-ncs">
+            <w:hyperlink w:history="1" r:id="rIddx_oej9vaqkfg_bwups36">
               <w:r>
                 <w:rPr>
                   <w:rFonts w:ascii="Arial" w:cs="Arial" w:eastAsia="Arial" w:hAnsi="Arial"/>
@@ -33163,7 +33163,7 @@
               <w:spacing w:after="10" w:before="0"/>
               <w:ind w:left="120"/>
             </w:pPr>
-            <w:hyperlink w:history="1" r:id="rIdekfhfascqlgiqmsvj2vdi">
+            <w:hyperlink w:history="1" r:id="rIdfumn0gj8depskoqivklys">
               <w:r>
                 <w:rPr>
                   <w:rFonts w:ascii="Arial" w:cs="Arial" w:eastAsia="Arial" w:hAnsi="Arial"/>
@@ -33208,7 +33208,7 @@
             <w:pPr>
               <w:spacing w:after="20" w:before="0"/>
             </w:pPr>
-            <w:hyperlink w:history="1" r:id="rIdw_ceh-dp19grv5vi8grqb">
+            <w:hyperlink w:history="1" r:id="rIdlzsowa4rz2xh-em1qg8n9">
               <w:r>
                 <w:rPr>
                   <w:rFonts w:ascii="Arial" w:cs="Arial" w:eastAsia="Arial" w:hAnsi="Arial"/>
@@ -33241,7 +33241,7 @@
               <w:spacing w:after="10" w:before="0"/>
               <w:ind w:left="120"/>
             </w:pPr>
-            <w:hyperlink w:history="1" r:id="rIdzv4zbyg0anofqqfxmfuki">
+            <w:hyperlink w:history="1" r:id="rIdkz9q6n2cqz2vrqo9vspqt">
               <w:r>
                 <w:rPr>
                   <w:rFonts w:ascii="Arial" w:cs="Arial" w:eastAsia="Arial" w:hAnsi="Arial"/>
@@ -34728,7 +34728,7 @@
             <w:pPr>
               <w:spacing w:after="20" w:before="0"/>
             </w:pPr>
-            <w:hyperlink w:history="1" r:id="rIdq7l8qf6i7mhvo1irrzgke">
+            <w:hyperlink w:history="1" r:id="rId24nq8bls3v2ibpc3hfshx">
               <w:r>
                 <w:rPr>
                   <w:rFonts w:ascii="Arial" w:cs="Arial" w:eastAsia="Arial" w:hAnsi="Arial"/>
@@ -34761,7 +34761,7 @@
               <w:spacing w:after="10" w:before="0"/>
               <w:ind w:left="120"/>
             </w:pPr>
-            <w:hyperlink w:history="1" r:id="rIdyzq2nmzajjghhk3gvnkp0">
+            <w:hyperlink w:history="1" r:id="rId9nvr4boldrz-ux6dkpi6o">
               <w:r>
                 <w:rPr>
                   <w:rFonts w:ascii="Arial" w:cs="Arial" w:eastAsia="Arial" w:hAnsi="Arial"/>
@@ -34806,7 +34806,7 @@
             <w:pPr>
               <w:spacing w:after="20" w:before="0"/>
             </w:pPr>
-            <w:hyperlink w:history="1" r:id="rIdk3bnj5rzfdlxx5n3hctev">
+            <w:hyperlink w:history="1" r:id="rIdcya2g336dnrd9ybfqp3mj">
               <w:r>
                 <w:rPr>
                   <w:rFonts w:ascii="Arial" w:cs="Arial" w:eastAsia="Arial" w:hAnsi="Arial"/>
@@ -34839,7 +34839,7 @@
               <w:spacing w:after="10" w:before="0"/>
               <w:ind w:left="120"/>
             </w:pPr>
-            <w:hyperlink w:history="1" r:id="rIdf82ihvvzbzpocr7ogj8lx">
+            <w:hyperlink w:history="1" r:id="rId6k4rwezbrr4xxupz5_fwa">
               <w:r>
                 <w:rPr>
                   <w:rFonts w:ascii="Arial" w:cs="Arial" w:eastAsia="Arial" w:hAnsi="Arial"/>
@@ -35034,7 +35034,7 @@
             <w:pPr>
               <w:spacing w:after="20" w:before="0"/>
             </w:pPr>
-            <w:hyperlink w:history="1" r:id="rIdryitvmxotshwmxpij9vm9">
+            <w:hyperlink w:history="1" r:id="rIduucjjzuaxctjjcwg9ydju">
               <w:r>
                 <w:rPr>
                   <w:rFonts w:ascii="Arial" w:cs="Arial" w:eastAsia="Arial" w:hAnsi="Arial"/>
@@ -35067,7 +35067,7 @@
               <w:spacing w:after="10" w:before="0"/>
               <w:ind w:left="120"/>
             </w:pPr>
-            <w:hyperlink w:history="1" r:id="rIdz7t8zxf8cth1eteabt6q4">
+            <w:hyperlink w:history="1" r:id="rId8x-4ipcpk-zpmkg33hl_j">
               <w:r>
                 <w:rPr>
                   <w:rFonts w:ascii="Arial" w:cs="Arial" w:eastAsia="Arial" w:hAnsi="Arial"/>
@@ -35112,7 +35112,7 @@
             <w:pPr>
               <w:spacing w:after="20" w:before="0"/>
             </w:pPr>
-            <w:hyperlink w:history="1" r:id="rIdd8ddvt10j_g_byav6jltp">
+            <w:hyperlink w:history="1" r:id="rIdmkjw7jlg92_rnf7hugool">
               <w:r>
                 <w:rPr>
                   <w:rFonts w:ascii="Arial" w:cs="Arial" w:eastAsia="Arial" w:hAnsi="Arial"/>
@@ -35145,7 +35145,7 @@
               <w:spacing w:after="10" w:before="0"/>
               <w:ind w:left="120"/>
             </w:pPr>
-            <w:hyperlink w:history="1" r:id="rIdgu2ufc1s1sanrpms1wbuk">
+            <w:hyperlink w:history="1" r:id="rIdfcyqasyq2dkrpcv0fiagy">
               <w:r>
                 <w:rPr>
                   <w:rFonts w:ascii="Arial" w:cs="Arial" w:eastAsia="Arial" w:hAnsi="Arial"/>
@@ -35340,7 +35340,7 @@
             <w:pPr>
               <w:spacing w:after="20" w:before="0"/>
             </w:pPr>
-            <w:hyperlink w:history="1" r:id="rId5wvpdhpt9fezzi7hzfm8g">
+            <w:hyperlink w:history="1" r:id="rId8yfhbk3ws7b5eyl2-bb9z">
               <w:r>
                 <w:rPr>
                   <w:rFonts w:ascii="Arial" w:cs="Arial" w:eastAsia="Arial" w:hAnsi="Arial"/>
@@ -35373,7 +35373,7 @@
               <w:spacing w:after="10" w:before="0"/>
               <w:ind w:left="120"/>
             </w:pPr>
-            <w:hyperlink w:history="1" r:id="rId_ls5oafxzrnmz9lzh9suq">
+            <w:hyperlink w:history="1" r:id="rIduvimdsb-oyisyulvjjii5">
               <w:r>
                 <w:rPr>
                   <w:rFonts w:ascii="Arial" w:cs="Arial" w:eastAsia="Arial" w:hAnsi="Arial"/>
@@ -35418,7 +35418,7 @@
             <w:pPr>
               <w:spacing w:after="20" w:before="0"/>
             </w:pPr>
-            <w:hyperlink w:history="1" r:id="rIdmr6pbf8yd6pxe0fwdw7pp">
+            <w:hyperlink w:history="1" r:id="rIdgrsypu7nwzfy5k07vr7bu">
               <w:r>
                 <w:rPr>
                   <w:rFonts w:ascii="Arial" w:cs="Arial" w:eastAsia="Arial" w:hAnsi="Arial"/>
@@ -35451,7 +35451,7 @@
               <w:spacing w:after="10" w:before="0"/>
               <w:ind w:left="120"/>
             </w:pPr>
-            <w:hyperlink w:history="1" r:id="rIdagwqo2edpai8knsmwg77c">
+            <w:hyperlink w:history="1" r:id="rIdh3xk2y4kdum4wenf7qr6s">
               <w:r>
                 <w:rPr>
                   <w:rFonts w:ascii="Arial" w:cs="Arial" w:eastAsia="Arial" w:hAnsi="Arial"/>
@@ -35646,7 +35646,7 @@
             <w:pPr>
               <w:spacing w:after="20" w:before="0"/>
             </w:pPr>
-            <w:hyperlink w:history="1" r:id="rIdospztfv1ikair0t2j0xft">
+            <w:hyperlink w:history="1" r:id="rIdk6h-i3mq1i8ip6azvkhrb">
               <w:r>
                 <w:rPr>
                   <w:rFonts w:ascii="Arial" w:cs="Arial" w:eastAsia="Arial" w:hAnsi="Arial"/>
@@ -35679,7 +35679,7 @@
               <w:spacing w:after="10" w:before="0"/>
               <w:ind w:left="120"/>
             </w:pPr>
-            <w:hyperlink w:history="1" r:id="rIdv_lpjknmyka0snqtwcflt">
+            <w:hyperlink w:history="1" r:id="rId0k9vpizapztkpzsrpdo4g">
               <w:r>
                 <w:rPr>
                   <w:rFonts w:ascii="Arial" w:cs="Arial" w:eastAsia="Arial" w:hAnsi="Arial"/>
@@ -35724,7 +35724,7 @@
             <w:pPr>
               <w:spacing w:after="20" w:before="0"/>
             </w:pPr>
-            <w:hyperlink w:history="1" r:id="rIdjf1qxbiwvhzqcmuws-2zy">
+            <w:hyperlink w:history="1" r:id="rIdg798ocnarjdcziarehjd0">
               <w:r>
                 <w:rPr>
                   <w:rFonts w:ascii="Arial" w:cs="Arial" w:eastAsia="Arial" w:hAnsi="Arial"/>
@@ -35757,7 +35757,7 @@
               <w:spacing w:after="10" w:before="0"/>
               <w:ind w:left="120"/>
             </w:pPr>
-            <w:hyperlink w:history="1" r:id="rIdbdieulh6fj1t6rpdjqibp">
+            <w:hyperlink w:history="1" r:id="rId2fzi46pyergqzps8whqxz">
               <w:r>
                 <w:rPr>
                   <w:rFonts w:ascii="Arial" w:cs="Arial" w:eastAsia="Arial" w:hAnsi="Arial"/>
@@ -35952,7 +35952,7 @@
             <w:pPr>
               <w:spacing w:after="20" w:before="0"/>
             </w:pPr>
-            <w:hyperlink w:history="1" r:id="rIdtqauw1dlxqw82fpaawien">
+            <w:hyperlink w:history="1" r:id="rIdsd0rduacdlxaynmr_gi4m">
               <w:r>
                 <w:rPr>
                   <w:rFonts w:ascii="Arial" w:cs="Arial" w:eastAsia="Arial" w:hAnsi="Arial"/>
@@ -35985,7 +35985,7 @@
               <w:spacing w:after="10" w:before="0"/>
               <w:ind w:left="120"/>
             </w:pPr>
-            <w:hyperlink w:history="1" r:id="rIdsosb0qw-t1mmahkxwd8fz">
+            <w:hyperlink w:history="1" r:id="rIdk2balgl7ieixg8wpklgji">
               <w:r>
                 <w:rPr>
                   <w:rFonts w:ascii="Arial" w:cs="Arial" w:eastAsia="Arial" w:hAnsi="Arial"/>
@@ -36030,7 +36030,7 @@
             <w:pPr>
               <w:spacing w:after="20" w:before="0"/>
             </w:pPr>
-            <w:hyperlink w:history="1" r:id="rIddnelpa65ph0x9txv2dzsk">
+            <w:hyperlink w:history="1" r:id="rIdemcxrbodvmsnu7wftyh6a">
               <w:r>
                 <w:rPr>
                   <w:rFonts w:ascii="Arial" w:cs="Arial" w:eastAsia="Arial" w:hAnsi="Arial"/>
@@ -36063,7 +36063,7 @@
               <w:spacing w:after="10" w:before="0"/>
               <w:ind w:left="120"/>
             </w:pPr>
-            <w:hyperlink w:history="1" r:id="rIdk1nwg-nhvnfnanze5ze8f">
+            <w:hyperlink w:history="1" r:id="rIdesohcvhdry-kdytl657sf">
               <w:r>
                 <w:rPr>
                   <w:rFonts w:ascii="Arial" w:cs="Arial" w:eastAsia="Arial" w:hAnsi="Arial"/>

--- a/data/outputs/v2/Physics/SS3.2_Current_Electricity/Physics_Current_Electricity_CBE_LessonSequence.docx
+++ b/data/outputs/v2/Physics/SS3.2_Current_Electricity/Physics_Current_Electricity_CBE_LessonSequence.docx
@@ -3591,7 +3591,7 @@
             <w:pPr>
               <w:spacing w:after="20" w:before="0"/>
             </w:pPr>
-            <w:hyperlink w:history="1" r:id="rIda5ejzmoacigxnyrkp06nm">
+            <w:hyperlink w:history="1" r:id="rIdermiqdqswmloplb7ayngh">
               <w:r>
                 <w:rPr>
                   <w:rFonts w:ascii="Arial" w:cs="Arial" w:eastAsia="Arial" w:hAnsi="Arial"/>
@@ -3624,7 +3624,7 @@
               <w:spacing w:after="10" w:before="0"/>
               <w:ind w:left="120"/>
             </w:pPr>
-            <w:hyperlink w:history="1" r:id="rId0k7jh0jpps7bex1kwemmd">
+            <w:hyperlink w:history="1" r:id="rIdnsrgifxl8pfazvp30yukp">
               <w:r>
                 <w:rPr>
                   <w:rFonts w:ascii="Arial" w:cs="Arial" w:eastAsia="Arial" w:hAnsi="Arial"/>
@@ -3669,7 +3669,7 @@
             <w:pPr>
               <w:spacing w:after="20" w:before="0"/>
             </w:pPr>
-            <w:hyperlink w:history="1" r:id="rIdrvvwgxelnewxe741oryju">
+            <w:hyperlink w:history="1" r:id="rIdugvux2_5zmpe9rzhqe2cx">
               <w:r>
                 <w:rPr>
                   <w:rFonts w:ascii="Arial" w:cs="Arial" w:eastAsia="Arial" w:hAnsi="Arial"/>
@@ -3702,7 +3702,7 @@
               <w:spacing w:after="10" w:before="0"/>
               <w:ind w:left="120"/>
             </w:pPr>
-            <w:hyperlink w:history="1" r:id="rIduunchbkclees78w8grzac">
+            <w:hyperlink w:history="1" r:id="rIdcl0mcvaebm_zeimdjka22">
               <w:r>
                 <w:rPr>
                   <w:rFonts w:ascii="Arial" w:cs="Arial" w:eastAsia="Arial" w:hAnsi="Arial"/>
@@ -3897,7 +3897,7 @@
             <w:pPr>
               <w:spacing w:after="20" w:before="0"/>
             </w:pPr>
-            <w:hyperlink w:history="1" r:id="rIdq510nppusgm3ax6jtrg10">
+            <w:hyperlink w:history="1" r:id="rIdmzvgirknvtnqv7rneeim2">
               <w:r>
                 <w:rPr>
                   <w:rFonts w:ascii="Arial" w:cs="Arial" w:eastAsia="Arial" w:hAnsi="Arial"/>
@@ -3930,7 +3930,7 @@
               <w:spacing w:after="10" w:before="0"/>
               <w:ind w:left="120"/>
             </w:pPr>
-            <w:hyperlink w:history="1" r:id="rIdxm6hes6m5x1ysxo14rofc">
+            <w:hyperlink w:history="1" r:id="rId-fc3yayqnylbsvnt0b0lz">
               <w:r>
                 <w:rPr>
                   <w:rFonts w:ascii="Arial" w:cs="Arial" w:eastAsia="Arial" w:hAnsi="Arial"/>
@@ -3975,7 +3975,7 @@
             <w:pPr>
               <w:spacing w:after="20" w:before="0"/>
             </w:pPr>
-            <w:hyperlink w:history="1" r:id="rIdwwsufdr-8kgfbv7mvhd9k">
+            <w:hyperlink w:history="1" r:id="rIdnfsex2f7s_bobe10fc_ek">
               <w:r>
                 <w:rPr>
                   <w:rFonts w:ascii="Arial" w:cs="Arial" w:eastAsia="Arial" w:hAnsi="Arial"/>
@@ -4008,7 +4008,7 @@
               <w:spacing w:after="10" w:before="0"/>
               <w:ind w:left="120"/>
             </w:pPr>
-            <w:hyperlink w:history="1" r:id="rIdoaotwgtwwgiykuouhd1uy">
+            <w:hyperlink w:history="1" r:id="rIde3e7a9thc2iwydtj8livb">
               <w:r>
                 <w:rPr>
                   <w:rFonts w:ascii="Arial" w:cs="Arial" w:eastAsia="Arial" w:hAnsi="Arial"/>
@@ -4203,7 +4203,7 @@
             <w:pPr>
               <w:spacing w:after="20" w:before="0"/>
             </w:pPr>
-            <w:hyperlink w:history="1" r:id="rIdhtarwm3uefu7iijudspib">
+            <w:hyperlink w:history="1" r:id="rIdk984u0xx1mopzwmlbgol7">
               <w:r>
                 <w:rPr>
                   <w:rFonts w:ascii="Arial" w:cs="Arial" w:eastAsia="Arial" w:hAnsi="Arial"/>
@@ -4236,7 +4236,7 @@
               <w:spacing w:after="10" w:before="0"/>
               <w:ind w:left="120"/>
             </w:pPr>
-            <w:hyperlink w:history="1" r:id="rIdbtmskvmnmackwwo86n1n1">
+            <w:hyperlink w:history="1" r:id="rIdagzprjoh45gean_tskypt">
               <w:r>
                 <w:rPr>
                   <w:rFonts w:ascii="Arial" w:cs="Arial" w:eastAsia="Arial" w:hAnsi="Arial"/>
@@ -4281,7 +4281,7 @@
             <w:pPr>
               <w:spacing w:after="20" w:before="0"/>
             </w:pPr>
-            <w:hyperlink w:history="1" r:id="rIdwsz3awxns_qai7ybtg4z3">
+            <w:hyperlink w:history="1" r:id="rIdgx9vrnxvldms4xywa_bij">
               <w:r>
                 <w:rPr>
                   <w:rFonts w:ascii="Arial" w:cs="Arial" w:eastAsia="Arial" w:hAnsi="Arial"/>
@@ -4314,7 +4314,7 @@
               <w:spacing w:after="10" w:before="0"/>
               <w:ind w:left="120"/>
             </w:pPr>
-            <w:hyperlink w:history="1" r:id="rIdyxlh6e1nl5rxdchl5pdgr">
+            <w:hyperlink w:history="1" r:id="rIdduf6zzn9qux9uiqpmfgz5">
               <w:r>
                 <w:rPr>
                   <w:rFonts w:ascii="Arial" w:cs="Arial" w:eastAsia="Arial" w:hAnsi="Arial"/>
@@ -4509,7 +4509,7 @@
             <w:pPr>
               <w:spacing w:after="20" w:before="0"/>
             </w:pPr>
-            <w:hyperlink w:history="1" r:id="rIdtopr9rj4gjxcertn-oxua">
+            <w:hyperlink w:history="1" r:id="rIdi6lmr1qddjodbdkzpb1rz">
               <w:r>
                 <w:rPr>
                   <w:rFonts w:ascii="Arial" w:cs="Arial" w:eastAsia="Arial" w:hAnsi="Arial"/>
@@ -4542,7 +4542,7 @@
               <w:spacing w:after="10" w:before="0"/>
               <w:ind w:left="120"/>
             </w:pPr>
-            <w:hyperlink w:history="1" r:id="rIdn2wckvio46znnf_z5eygb">
+            <w:hyperlink w:history="1" r:id="rIdguep3zth59dakpanwkwo5">
               <w:r>
                 <w:rPr>
                   <w:rFonts w:ascii="Arial" w:cs="Arial" w:eastAsia="Arial" w:hAnsi="Arial"/>
@@ -4587,7 +4587,7 @@
             <w:pPr>
               <w:spacing w:after="20" w:before="0"/>
             </w:pPr>
-            <w:hyperlink w:history="1" r:id="rId4wjfj3u7_ith56ugtpuyv">
+            <w:hyperlink w:history="1" r:id="rIdr6kumvsky72vhmob2fzck">
               <w:r>
                 <w:rPr>
                   <w:rFonts w:ascii="Arial" w:cs="Arial" w:eastAsia="Arial" w:hAnsi="Arial"/>
@@ -4620,7 +4620,7 @@
               <w:spacing w:after="10" w:before="0"/>
               <w:ind w:left="120"/>
             </w:pPr>
-            <w:hyperlink w:history="1" r:id="rIdiyvnm4vikghxlwdchhh0c">
+            <w:hyperlink w:history="1" r:id="rIdk_boiuvdbqegiziljd0hu">
               <w:r>
                 <w:rPr>
                   <w:rFonts w:ascii="Arial" w:cs="Arial" w:eastAsia="Arial" w:hAnsi="Arial"/>
@@ -4815,7 +4815,7 @@
             <w:pPr>
               <w:spacing w:after="20" w:before="0"/>
             </w:pPr>
-            <w:hyperlink w:history="1" r:id="rIdrpc4ppwexqwma_oe6uwtm">
+            <w:hyperlink w:history="1" r:id="rIdazbce-0ugqasku3agve6f">
               <w:r>
                 <w:rPr>
                   <w:rFonts w:ascii="Arial" w:cs="Arial" w:eastAsia="Arial" w:hAnsi="Arial"/>
@@ -4848,7 +4848,7 @@
               <w:spacing w:after="10" w:before="0"/>
               <w:ind w:left="120"/>
             </w:pPr>
-            <w:hyperlink w:history="1" r:id="rId2rv2r7bkvaoxxrgocirda">
+            <w:hyperlink w:history="1" r:id="rIdqdhzhneahhswmtkat9cja">
               <w:r>
                 <w:rPr>
                   <w:rFonts w:ascii="Arial" w:cs="Arial" w:eastAsia="Arial" w:hAnsi="Arial"/>
@@ -4893,7 +4893,7 @@
             <w:pPr>
               <w:spacing w:after="20" w:before="0"/>
             </w:pPr>
-            <w:hyperlink w:history="1" r:id="rIdagusluyiytdcf53ecbcf5">
+            <w:hyperlink w:history="1" r:id="rIdm6b7bzbwzb5lezrkk5jm2">
               <w:r>
                 <w:rPr>
                   <w:rFonts w:ascii="Arial" w:cs="Arial" w:eastAsia="Arial" w:hAnsi="Arial"/>
@@ -4926,7 +4926,7 @@
               <w:spacing w:after="10" w:before="0"/>
               <w:ind w:left="120"/>
             </w:pPr>
-            <w:hyperlink w:history="1" r:id="rIdv0pjjt6w_f_co-4fitkuj">
+            <w:hyperlink w:history="1" r:id="rIdu38lviapgznyoeatilomb">
               <w:r>
                 <w:rPr>
                   <w:rFonts w:ascii="Arial" w:cs="Arial" w:eastAsia="Arial" w:hAnsi="Arial"/>
@@ -6413,7 +6413,7 @@
             <w:pPr>
               <w:spacing w:after="20" w:before="0"/>
             </w:pPr>
-            <w:hyperlink w:history="1" r:id="rIdjbdgnga87syel6lt_wy8f">
+            <w:hyperlink w:history="1" r:id="rId0gy8kzvnlnuwrelzcfqss">
               <w:r>
                 <w:rPr>
                   <w:rFonts w:ascii="Arial" w:cs="Arial" w:eastAsia="Arial" w:hAnsi="Arial"/>
@@ -6446,7 +6446,7 @@
               <w:spacing w:after="10" w:before="0"/>
               <w:ind w:left="120"/>
             </w:pPr>
-            <w:hyperlink w:history="1" r:id="rIdkg47txigvillgr44esm2p">
+            <w:hyperlink w:history="1" r:id="rId0mhv7yfmsf4easnyb6lha">
               <w:r>
                 <w:rPr>
                   <w:rFonts w:ascii="Arial" w:cs="Arial" w:eastAsia="Arial" w:hAnsi="Arial"/>
@@ -6491,7 +6491,7 @@
             <w:pPr>
               <w:spacing w:after="20" w:before="0"/>
             </w:pPr>
-            <w:hyperlink w:history="1" r:id="rIdpdnuseoqdointrdxuz7yj">
+            <w:hyperlink w:history="1" r:id="rIdb8qs0qbxkziox12tkdehs">
               <w:r>
                 <w:rPr>
                   <w:rFonts w:ascii="Arial" w:cs="Arial" w:eastAsia="Arial" w:hAnsi="Arial"/>
@@ -6524,7 +6524,7 @@
               <w:spacing w:after="10" w:before="0"/>
               <w:ind w:left="120"/>
             </w:pPr>
-            <w:hyperlink w:history="1" r:id="rIdtsxj0ddxlvpsq4pdocbwt">
+            <w:hyperlink w:history="1" r:id="rId2opdekj3laywyzdlo5x54">
               <w:r>
                 <w:rPr>
                   <w:rFonts w:ascii="Arial" w:cs="Arial" w:eastAsia="Arial" w:hAnsi="Arial"/>
@@ -6719,7 +6719,7 @@
             <w:pPr>
               <w:spacing w:after="20" w:before="0"/>
             </w:pPr>
-            <w:hyperlink w:history="1" r:id="rIdisiv3b-kfq8icy_jq7k1q">
+            <w:hyperlink w:history="1" r:id="rIdry_iyvoz4cbv11vt7sfxs">
               <w:r>
                 <w:rPr>
                   <w:rFonts w:ascii="Arial" w:cs="Arial" w:eastAsia="Arial" w:hAnsi="Arial"/>
@@ -6752,7 +6752,7 @@
               <w:spacing w:after="10" w:before="0"/>
               <w:ind w:left="120"/>
             </w:pPr>
-            <w:hyperlink w:history="1" r:id="rIdsrvape4dnoglxb5rjkshk">
+            <w:hyperlink w:history="1" r:id="rIdaynpe61zamsbq_hwl-5e1">
               <w:r>
                 <w:rPr>
                   <w:rFonts w:ascii="Arial" w:cs="Arial" w:eastAsia="Arial" w:hAnsi="Arial"/>
@@ -6797,7 +6797,7 @@
             <w:pPr>
               <w:spacing w:after="20" w:before="0"/>
             </w:pPr>
-            <w:hyperlink w:history="1" r:id="rIdrurbbygct7kkqvqa_rlqi">
+            <w:hyperlink w:history="1" r:id="rIdz63nembff5p9q45w2p_ps">
               <w:r>
                 <w:rPr>
                   <w:rFonts w:ascii="Arial" w:cs="Arial" w:eastAsia="Arial" w:hAnsi="Arial"/>
@@ -6830,7 +6830,7 @@
               <w:spacing w:after="10" w:before="0"/>
               <w:ind w:left="120"/>
             </w:pPr>
-            <w:hyperlink w:history="1" r:id="rIdetdzks5pjoxbfs3up5r-p">
+            <w:hyperlink w:history="1" r:id="rId1g_cdwpoj0gpla6lfrlxm">
               <w:r>
                 <w:rPr>
                   <w:rFonts w:ascii="Arial" w:cs="Arial" w:eastAsia="Arial" w:hAnsi="Arial"/>
@@ -7025,7 +7025,7 @@
             <w:pPr>
               <w:spacing w:after="20" w:before="0"/>
             </w:pPr>
-            <w:hyperlink w:history="1" r:id="rId-0my2onpgs1sv06rhqrph">
+            <w:hyperlink w:history="1" r:id="rIdqgfwynmrymus_u5_zodav">
               <w:r>
                 <w:rPr>
                   <w:rFonts w:ascii="Arial" w:cs="Arial" w:eastAsia="Arial" w:hAnsi="Arial"/>
@@ -7058,7 +7058,7 @@
               <w:spacing w:after="10" w:before="0"/>
               <w:ind w:left="120"/>
             </w:pPr>
-            <w:hyperlink w:history="1" r:id="rIdlbzzb59bodkyxc8ikuksj">
+            <w:hyperlink w:history="1" r:id="rId1n9chlknezli4qrxobzgq">
               <w:r>
                 <w:rPr>
                   <w:rFonts w:ascii="Arial" w:cs="Arial" w:eastAsia="Arial" w:hAnsi="Arial"/>
@@ -7103,7 +7103,7 @@
             <w:pPr>
               <w:spacing w:after="20" w:before="0"/>
             </w:pPr>
-            <w:hyperlink w:history="1" r:id="rId30nxdgbmlc3uljrwdtvee">
+            <w:hyperlink w:history="1" r:id="rIdu_lo_xc3gomafcn4j0-hk">
               <w:r>
                 <w:rPr>
                   <w:rFonts w:ascii="Arial" w:cs="Arial" w:eastAsia="Arial" w:hAnsi="Arial"/>
@@ -7136,7 +7136,7 @@
               <w:spacing w:after="10" w:before="0"/>
               <w:ind w:left="120"/>
             </w:pPr>
-            <w:hyperlink w:history="1" r:id="rIdg_yhwvdsrzglfpxlfl1ag">
+            <w:hyperlink w:history="1" r:id="rIdulewif5gwyitz7zwvpkqp">
               <w:r>
                 <w:rPr>
                   <w:rFonts w:ascii="Arial" w:cs="Arial" w:eastAsia="Arial" w:hAnsi="Arial"/>
@@ -7331,7 +7331,7 @@
             <w:pPr>
               <w:spacing w:after="20" w:before="0"/>
             </w:pPr>
-            <w:hyperlink w:history="1" r:id="rIdc4b69zu_ew5x8mlog27zf">
+            <w:hyperlink w:history="1" r:id="rIdep-er6whbm1z0xpmssizj">
               <w:r>
                 <w:rPr>
                   <w:rFonts w:ascii="Arial" w:cs="Arial" w:eastAsia="Arial" w:hAnsi="Arial"/>
@@ -7364,7 +7364,7 @@
               <w:spacing w:after="10" w:before="0"/>
               <w:ind w:left="120"/>
             </w:pPr>
-            <w:hyperlink w:history="1" r:id="rIdgdm5luydtiitsl1q2lkoq">
+            <w:hyperlink w:history="1" r:id="rIdctae9bhvcjxijabqupqy5">
               <w:r>
                 <w:rPr>
                   <w:rFonts w:ascii="Arial" w:cs="Arial" w:eastAsia="Arial" w:hAnsi="Arial"/>
@@ -7409,7 +7409,7 @@
             <w:pPr>
               <w:spacing w:after="20" w:before="0"/>
             </w:pPr>
-            <w:hyperlink w:history="1" r:id="rId1_cyy4piakch8kvj-ykh4">
+            <w:hyperlink w:history="1" r:id="rIdtrsowdzpxpazbj5ehbuli">
               <w:r>
                 <w:rPr>
                   <w:rFonts w:ascii="Arial" w:cs="Arial" w:eastAsia="Arial" w:hAnsi="Arial"/>
@@ -7442,7 +7442,7 @@
               <w:spacing w:after="10" w:before="0"/>
               <w:ind w:left="120"/>
             </w:pPr>
-            <w:hyperlink w:history="1" r:id="rIdwn00k-lsqugk4czrmsjdm">
+            <w:hyperlink w:history="1" r:id="rId4jxmbj_qtv7qxnvcuphkq">
               <w:r>
                 <w:rPr>
                   <w:rFonts w:ascii="Arial" w:cs="Arial" w:eastAsia="Arial" w:hAnsi="Arial"/>
@@ -7637,7 +7637,7 @@
             <w:pPr>
               <w:spacing w:after="20" w:before="0"/>
             </w:pPr>
-            <w:hyperlink w:history="1" r:id="rIdmmadyfe_yt5l0wxw3i2wq">
+            <w:hyperlink w:history="1" r:id="rIdva6rk8_zruomfx9xlnpp6">
               <w:r>
                 <w:rPr>
                   <w:rFonts w:ascii="Arial" w:cs="Arial" w:eastAsia="Arial" w:hAnsi="Arial"/>
@@ -7670,7 +7670,7 @@
               <w:spacing w:after="10" w:before="0"/>
               <w:ind w:left="120"/>
             </w:pPr>
-            <w:hyperlink w:history="1" r:id="rIdtntz3aa5vd5ia9xomox1h">
+            <w:hyperlink w:history="1" r:id="rIdn94nm6jcdrs81nz_6nfvt">
               <w:r>
                 <w:rPr>
                   <w:rFonts w:ascii="Arial" w:cs="Arial" w:eastAsia="Arial" w:hAnsi="Arial"/>
@@ -7715,7 +7715,7 @@
             <w:pPr>
               <w:spacing w:after="20" w:before="0"/>
             </w:pPr>
-            <w:hyperlink w:history="1" r:id="rIdll7ytqxpgij3_2tsjxknx">
+            <w:hyperlink w:history="1" r:id="rIdl5gy8bag4q3asrnwhflkf">
               <w:r>
                 <w:rPr>
                   <w:rFonts w:ascii="Arial" w:cs="Arial" w:eastAsia="Arial" w:hAnsi="Arial"/>
@@ -7748,7 +7748,7 @@
               <w:spacing w:after="10" w:before="0"/>
               <w:ind w:left="120"/>
             </w:pPr>
-            <w:hyperlink w:history="1" r:id="rIdy8yyohq5e3aljcu_ch_v6">
+            <w:hyperlink w:history="1" r:id="rId_zshhi-e8jorcvcggiapu">
               <w:r>
                 <w:rPr>
                   <w:rFonts w:ascii="Arial" w:cs="Arial" w:eastAsia="Arial" w:hAnsi="Arial"/>
@@ -9235,7 +9235,7 @@
             <w:pPr>
               <w:spacing w:after="20" w:before="0"/>
             </w:pPr>
-            <w:hyperlink w:history="1" r:id="rIdimbwtleb6kqatiq5gculj">
+            <w:hyperlink w:history="1" r:id="rIdqpezsod6xtxle5wgw8u70">
               <w:r>
                 <w:rPr>
                   <w:rFonts w:ascii="Arial" w:cs="Arial" w:eastAsia="Arial" w:hAnsi="Arial"/>
@@ -9268,7 +9268,7 @@
               <w:spacing w:after="10" w:before="0"/>
               <w:ind w:left="120"/>
             </w:pPr>
-            <w:hyperlink w:history="1" r:id="rIdwtfrow6wzmhr6bdjzjmbf">
+            <w:hyperlink w:history="1" r:id="rIdkv8lk-oickokebky94vxw">
               <w:r>
                 <w:rPr>
                   <w:rFonts w:ascii="Arial" w:cs="Arial" w:eastAsia="Arial" w:hAnsi="Arial"/>
@@ -9313,7 +9313,7 @@
             <w:pPr>
               <w:spacing w:after="20" w:before="0"/>
             </w:pPr>
-            <w:hyperlink w:history="1" r:id="rIdprtkege3xykj5oyftv9bt">
+            <w:hyperlink w:history="1" r:id="rIdiklo0_jjre2cp9mo3h_kn">
               <w:r>
                 <w:rPr>
                   <w:rFonts w:ascii="Arial" w:cs="Arial" w:eastAsia="Arial" w:hAnsi="Arial"/>
@@ -9346,7 +9346,7 @@
               <w:spacing w:after="10" w:before="0"/>
               <w:ind w:left="120"/>
             </w:pPr>
-            <w:hyperlink w:history="1" r:id="rId-xzmabmynnhywy1gozi7o">
+            <w:hyperlink w:history="1" r:id="rIdlntybg7bzbummiplh0bvc">
               <w:r>
                 <w:rPr>
                   <w:rFonts w:ascii="Arial" w:cs="Arial" w:eastAsia="Arial" w:hAnsi="Arial"/>
@@ -9541,7 +9541,7 @@
             <w:pPr>
               <w:spacing w:after="20" w:before="0"/>
             </w:pPr>
-            <w:hyperlink w:history="1" r:id="rIdnv5f6qk6yjd6a-xhc_eaf">
+            <w:hyperlink w:history="1" r:id="rIdvptuee68xztvhuevtuub4">
               <w:r>
                 <w:rPr>
                   <w:rFonts w:ascii="Arial" w:cs="Arial" w:eastAsia="Arial" w:hAnsi="Arial"/>
@@ -9574,7 +9574,7 @@
               <w:spacing w:after="10" w:before="0"/>
               <w:ind w:left="120"/>
             </w:pPr>
-            <w:hyperlink w:history="1" r:id="rIdobyr4wf9g8hvb6tvkmkg6">
+            <w:hyperlink w:history="1" r:id="rIdjws71hzfuf-jruvecx_63">
               <w:r>
                 <w:rPr>
                   <w:rFonts w:ascii="Arial" w:cs="Arial" w:eastAsia="Arial" w:hAnsi="Arial"/>
@@ -9619,7 +9619,7 @@
             <w:pPr>
               <w:spacing w:after="20" w:before="0"/>
             </w:pPr>
-            <w:hyperlink w:history="1" r:id="rIdfax0vidq2b2pmxk2ejskc">
+            <w:hyperlink w:history="1" r:id="rIdtrsiglak_k82qseoenifj">
               <w:r>
                 <w:rPr>
                   <w:rFonts w:ascii="Arial" w:cs="Arial" w:eastAsia="Arial" w:hAnsi="Arial"/>
@@ -9652,7 +9652,7 @@
               <w:spacing w:after="10" w:before="0"/>
               <w:ind w:left="120"/>
             </w:pPr>
-            <w:hyperlink w:history="1" r:id="rIdf1tgz8yanieqpelmnrspf">
+            <w:hyperlink w:history="1" r:id="rIdc5x2idyzjj7ptngu_nvvu">
               <w:r>
                 <w:rPr>
                   <w:rFonts w:ascii="Arial" w:cs="Arial" w:eastAsia="Arial" w:hAnsi="Arial"/>
@@ -9847,7 +9847,7 @@
             <w:pPr>
               <w:spacing w:after="20" w:before="0"/>
             </w:pPr>
-            <w:hyperlink w:history="1" r:id="rId-uqviwcezi2hubidg6tq1">
+            <w:hyperlink w:history="1" r:id="rIdmk2zxjsttds2maqwitxsv">
               <w:r>
                 <w:rPr>
                   <w:rFonts w:ascii="Arial" w:cs="Arial" w:eastAsia="Arial" w:hAnsi="Arial"/>
@@ -9880,7 +9880,7 @@
               <w:spacing w:after="10" w:before="0"/>
               <w:ind w:left="120"/>
             </w:pPr>
-            <w:hyperlink w:history="1" r:id="rId6k12-dxolyys-gia2u788">
+            <w:hyperlink w:history="1" r:id="rIddliwdkh38cu9b5qwv5ks-">
               <w:r>
                 <w:rPr>
                   <w:rFonts w:ascii="Arial" w:cs="Arial" w:eastAsia="Arial" w:hAnsi="Arial"/>
@@ -9925,7 +9925,7 @@
             <w:pPr>
               <w:spacing w:after="20" w:before="0"/>
             </w:pPr>
-            <w:hyperlink w:history="1" r:id="rIdgoaphsvxcliy_lucositl">
+            <w:hyperlink w:history="1" r:id="rIdgnobproaw_xm1kgd7bnu_">
               <w:r>
                 <w:rPr>
                   <w:rFonts w:ascii="Arial" w:cs="Arial" w:eastAsia="Arial" w:hAnsi="Arial"/>
@@ -9958,7 +9958,7 @@
               <w:spacing w:after="10" w:before="0"/>
               <w:ind w:left="120"/>
             </w:pPr>
-            <w:hyperlink w:history="1" r:id="rIdd1h51vuzlsz8nna0wjrpc">
+            <w:hyperlink w:history="1" r:id="rId0f2f5c0ltu0-pgepvyaky">
               <w:r>
                 <w:rPr>
                   <w:rFonts w:ascii="Arial" w:cs="Arial" w:eastAsia="Arial" w:hAnsi="Arial"/>
@@ -10153,7 +10153,7 @@
             <w:pPr>
               <w:spacing w:after="20" w:before="0"/>
             </w:pPr>
-            <w:hyperlink w:history="1" r:id="rIdjejk18o8so8drf8ulgqtj">
+            <w:hyperlink w:history="1" r:id="rIdjzhj-cgz69uoxd0kvdx0e">
               <w:r>
                 <w:rPr>
                   <w:rFonts w:ascii="Arial" w:cs="Arial" w:eastAsia="Arial" w:hAnsi="Arial"/>
@@ -10186,7 +10186,7 @@
               <w:spacing w:after="10" w:before="0"/>
               <w:ind w:left="120"/>
             </w:pPr>
-            <w:hyperlink w:history="1" r:id="rIdqsjtryordy_xqk2zc9ini">
+            <w:hyperlink w:history="1" r:id="rId--rzkkv_rtnfyz_kdhpx4">
               <w:r>
                 <w:rPr>
                   <w:rFonts w:ascii="Arial" w:cs="Arial" w:eastAsia="Arial" w:hAnsi="Arial"/>
@@ -10231,7 +10231,7 @@
             <w:pPr>
               <w:spacing w:after="20" w:before="0"/>
             </w:pPr>
-            <w:hyperlink w:history="1" r:id="rIdldxsv-nyidlxlmfnmownv">
+            <w:hyperlink w:history="1" r:id="rIdixlprt33foa8wsz1gbs28">
               <w:r>
                 <w:rPr>
                   <w:rFonts w:ascii="Arial" w:cs="Arial" w:eastAsia="Arial" w:hAnsi="Arial"/>
@@ -10264,7 +10264,7 @@
               <w:spacing w:after="10" w:before="0"/>
               <w:ind w:left="120"/>
             </w:pPr>
-            <w:hyperlink w:history="1" r:id="rIdha_iqczsrp2lpue0upd9h">
+            <w:hyperlink w:history="1" r:id="rIdxghjvscozrxn7ipecqo4s">
               <w:r>
                 <w:rPr>
                   <w:rFonts w:ascii="Arial" w:cs="Arial" w:eastAsia="Arial" w:hAnsi="Arial"/>
@@ -10459,7 +10459,7 @@
             <w:pPr>
               <w:spacing w:after="20" w:before="0"/>
             </w:pPr>
-            <w:hyperlink w:history="1" r:id="rIdwoyjua5gvrko8f5wys9ov">
+            <w:hyperlink w:history="1" r:id="rIdls1yffvravwk11vg-2uka">
               <w:r>
                 <w:rPr>
                   <w:rFonts w:ascii="Arial" w:cs="Arial" w:eastAsia="Arial" w:hAnsi="Arial"/>
@@ -10492,7 +10492,7 @@
               <w:spacing w:after="10" w:before="0"/>
               <w:ind w:left="120"/>
             </w:pPr>
-            <w:hyperlink w:history="1" r:id="rIdexw33zrai0esn8pi9eglt">
+            <w:hyperlink w:history="1" r:id="rIdijo1jz8ob78rnvwrzihou">
               <w:r>
                 <w:rPr>
                   <w:rFonts w:ascii="Arial" w:cs="Arial" w:eastAsia="Arial" w:hAnsi="Arial"/>
@@ -10537,7 +10537,7 @@
             <w:pPr>
               <w:spacing w:after="20" w:before="0"/>
             </w:pPr>
-            <w:hyperlink w:history="1" r:id="rId9cgb2rijb5prrpjc1etts">
+            <w:hyperlink w:history="1" r:id="rIdu7l1xlrpnfhxsurmxg6fv">
               <w:r>
                 <w:rPr>
                   <w:rFonts w:ascii="Arial" w:cs="Arial" w:eastAsia="Arial" w:hAnsi="Arial"/>
@@ -10570,7 +10570,7 @@
               <w:spacing w:after="10" w:before="0"/>
               <w:ind w:left="120"/>
             </w:pPr>
-            <w:hyperlink w:history="1" r:id="rIdc0lqjtnodxyjsh6-yjxwy">
+            <w:hyperlink w:history="1" r:id="rIdtvybbkjenr3sqr-lqat7y">
               <w:r>
                 <w:rPr>
                   <w:rFonts w:ascii="Arial" w:cs="Arial" w:eastAsia="Arial" w:hAnsi="Arial"/>
@@ -12057,7 +12057,7 @@
             <w:pPr>
               <w:spacing w:after="20" w:before="0"/>
             </w:pPr>
-            <w:hyperlink w:history="1" r:id="rId7kt3jd6erfgo8woupxeyg">
+            <w:hyperlink w:history="1" r:id="rId-h45kvfsfc0imizcxnemb">
               <w:r>
                 <w:rPr>
                   <w:rFonts w:ascii="Arial" w:cs="Arial" w:eastAsia="Arial" w:hAnsi="Arial"/>
@@ -12090,7 +12090,7 @@
               <w:spacing w:after="10" w:before="0"/>
               <w:ind w:left="120"/>
             </w:pPr>
-            <w:hyperlink w:history="1" r:id="rId7r470lw0yfncxvnkdpwnl">
+            <w:hyperlink w:history="1" r:id="rIdosc67xs97h2lbb_dzfo66">
               <w:r>
                 <w:rPr>
                   <w:rFonts w:ascii="Arial" w:cs="Arial" w:eastAsia="Arial" w:hAnsi="Arial"/>
@@ -12135,7 +12135,7 @@
             <w:pPr>
               <w:spacing w:after="20" w:before="0"/>
             </w:pPr>
-            <w:hyperlink w:history="1" r:id="rIdjq5rkhg09xanr52ubbshu">
+            <w:hyperlink w:history="1" r:id="rIdmvanpvp-8x-dhppvbqqtx">
               <w:r>
                 <w:rPr>
                   <w:rFonts w:ascii="Arial" w:cs="Arial" w:eastAsia="Arial" w:hAnsi="Arial"/>
@@ -12168,7 +12168,7 @@
               <w:spacing w:after="10" w:before="0"/>
               <w:ind w:left="120"/>
             </w:pPr>
-            <w:hyperlink w:history="1" r:id="rIdtkr81e3fv8rvbbd4jitjx">
+            <w:hyperlink w:history="1" r:id="rIdtmeym6mgqubfp6xusyf5c">
               <w:r>
                 <w:rPr>
                   <w:rFonts w:ascii="Arial" w:cs="Arial" w:eastAsia="Arial" w:hAnsi="Arial"/>
@@ -12363,7 +12363,7 @@
             <w:pPr>
               <w:spacing w:after="20" w:before="0"/>
             </w:pPr>
-            <w:hyperlink w:history="1" r:id="rIddpqf1cmduimugyb87ba3d">
+            <w:hyperlink w:history="1" r:id="rId0olp8mjkpopxliphbejb3">
               <w:r>
                 <w:rPr>
                   <w:rFonts w:ascii="Arial" w:cs="Arial" w:eastAsia="Arial" w:hAnsi="Arial"/>
@@ -12396,7 +12396,7 @@
               <w:spacing w:after="10" w:before="0"/>
               <w:ind w:left="120"/>
             </w:pPr>
-            <w:hyperlink w:history="1" r:id="rIdkfcxmjh_nwjhw1-oj70hn">
+            <w:hyperlink w:history="1" r:id="rIdidva-4ixvsikkyiqbsnto">
               <w:r>
                 <w:rPr>
                   <w:rFonts w:ascii="Arial" w:cs="Arial" w:eastAsia="Arial" w:hAnsi="Arial"/>
@@ -12441,7 +12441,7 @@
             <w:pPr>
               <w:spacing w:after="20" w:before="0"/>
             </w:pPr>
-            <w:hyperlink w:history="1" r:id="rIdwxj43ddpjkgjmimab26-d">
+            <w:hyperlink w:history="1" r:id="rIdmlyfhhzw6svjlryuaxkm9">
               <w:r>
                 <w:rPr>
                   <w:rFonts w:ascii="Arial" w:cs="Arial" w:eastAsia="Arial" w:hAnsi="Arial"/>
@@ -12474,7 +12474,7 @@
               <w:spacing w:after="10" w:before="0"/>
               <w:ind w:left="120"/>
             </w:pPr>
-            <w:hyperlink w:history="1" r:id="rIda06nghf7q-vm4xmr-fj6a">
+            <w:hyperlink w:history="1" r:id="rId_emqjcynhzixdtecgbmnj">
               <w:r>
                 <w:rPr>
                   <w:rFonts w:ascii="Arial" w:cs="Arial" w:eastAsia="Arial" w:hAnsi="Arial"/>
@@ -12669,7 +12669,7 @@
             <w:pPr>
               <w:spacing w:after="20" w:before="0"/>
             </w:pPr>
-            <w:hyperlink w:history="1" r:id="rIdeigrast0ft-2ezbru9sid">
+            <w:hyperlink w:history="1" r:id="rIde2zzagnbozc99e0nti5di">
               <w:r>
                 <w:rPr>
                   <w:rFonts w:ascii="Arial" w:cs="Arial" w:eastAsia="Arial" w:hAnsi="Arial"/>
@@ -12702,7 +12702,7 @@
               <w:spacing w:after="10" w:before="0"/>
               <w:ind w:left="120"/>
             </w:pPr>
-            <w:hyperlink w:history="1" r:id="rIde4boki8ysairyalwjzz_y">
+            <w:hyperlink w:history="1" r:id="rIdq8aycuxybdq_8tl-xplhx">
               <w:r>
                 <w:rPr>
                   <w:rFonts w:ascii="Arial" w:cs="Arial" w:eastAsia="Arial" w:hAnsi="Arial"/>
@@ -12747,7 +12747,7 @@
             <w:pPr>
               <w:spacing w:after="20" w:before="0"/>
             </w:pPr>
-            <w:hyperlink w:history="1" r:id="rIduc-ouc8iz1hukohww4hhn">
+            <w:hyperlink w:history="1" r:id="rIdbk5eq0rbz3ddfyxpcfsfp">
               <w:r>
                 <w:rPr>
                   <w:rFonts w:ascii="Arial" w:cs="Arial" w:eastAsia="Arial" w:hAnsi="Arial"/>
@@ -12780,7 +12780,7 @@
               <w:spacing w:after="10" w:before="0"/>
               <w:ind w:left="120"/>
             </w:pPr>
-            <w:hyperlink w:history="1" r:id="rIdgnw6wysetjsxrvhtipisw">
+            <w:hyperlink w:history="1" r:id="rIdzmdzohesuwda4_a4izvo-">
               <w:r>
                 <w:rPr>
                   <w:rFonts w:ascii="Arial" w:cs="Arial" w:eastAsia="Arial" w:hAnsi="Arial"/>
@@ -12975,7 +12975,7 @@
             <w:pPr>
               <w:spacing w:after="20" w:before="0"/>
             </w:pPr>
-            <w:hyperlink w:history="1" r:id="rIdqipn-riveeqlq76mjvw3z">
+            <w:hyperlink w:history="1" r:id="rIdusxnf4udbakbtsguyznoa">
               <w:r>
                 <w:rPr>
                   <w:rFonts w:ascii="Arial" w:cs="Arial" w:eastAsia="Arial" w:hAnsi="Arial"/>
@@ -13008,7 +13008,7 @@
               <w:spacing w:after="10" w:before="0"/>
               <w:ind w:left="120"/>
             </w:pPr>
-            <w:hyperlink w:history="1" r:id="rId6t_4eopfdd2wmjmvytesu">
+            <w:hyperlink w:history="1" r:id="rId93a9g8a7ysayajy-fv9sq">
               <w:r>
                 <w:rPr>
                   <w:rFonts w:ascii="Arial" w:cs="Arial" w:eastAsia="Arial" w:hAnsi="Arial"/>
@@ -13053,7 +13053,7 @@
             <w:pPr>
               <w:spacing w:after="20" w:before="0"/>
             </w:pPr>
-            <w:hyperlink w:history="1" r:id="rId6xq4m0hkotnf6aoq9gjt9">
+            <w:hyperlink w:history="1" r:id="rIdjrxxsbouxz-nndzom4mkf">
               <w:r>
                 <w:rPr>
                   <w:rFonts w:ascii="Arial" w:cs="Arial" w:eastAsia="Arial" w:hAnsi="Arial"/>
@@ -13086,7 +13086,7 @@
               <w:spacing w:after="10" w:before="0"/>
               <w:ind w:left="120"/>
             </w:pPr>
-            <w:hyperlink w:history="1" r:id="rIdovdp2irc9-6ywbknfm-dh">
+            <w:hyperlink w:history="1" r:id="rIdgz_ang4akgr1kbcc0frjj">
               <w:r>
                 <w:rPr>
                   <w:rFonts w:ascii="Arial" w:cs="Arial" w:eastAsia="Arial" w:hAnsi="Arial"/>
@@ -13281,7 +13281,7 @@
             <w:pPr>
               <w:spacing w:after="20" w:before="0"/>
             </w:pPr>
-            <w:hyperlink w:history="1" r:id="rIdp5_f9-k00hlfg6y23s4ou">
+            <w:hyperlink w:history="1" r:id="rId2jzcczd8fojtq02kyg1yj">
               <w:r>
                 <w:rPr>
                   <w:rFonts w:ascii="Arial" w:cs="Arial" w:eastAsia="Arial" w:hAnsi="Arial"/>
@@ -13314,7 +13314,7 @@
               <w:spacing w:after="10" w:before="0"/>
               <w:ind w:left="120"/>
             </w:pPr>
-            <w:hyperlink w:history="1" r:id="rIdd_b6ny9jfd6i2fpfub8kg">
+            <w:hyperlink w:history="1" r:id="rIdqdcxmyfrjgz0eayo0c8o6">
               <w:r>
                 <w:rPr>
                   <w:rFonts w:ascii="Arial" w:cs="Arial" w:eastAsia="Arial" w:hAnsi="Arial"/>
@@ -13359,7 +13359,7 @@
             <w:pPr>
               <w:spacing w:after="20" w:before="0"/>
             </w:pPr>
-            <w:hyperlink w:history="1" r:id="rId5rjrkk85liabwrlugg8n_">
+            <w:hyperlink w:history="1" r:id="rIdpqzppcxuxwmvstjnhihlk">
               <w:r>
                 <w:rPr>
                   <w:rFonts w:ascii="Arial" w:cs="Arial" w:eastAsia="Arial" w:hAnsi="Arial"/>
@@ -13392,7 +13392,7 @@
               <w:spacing w:after="10" w:before="0"/>
               <w:ind w:left="120"/>
             </w:pPr>
-            <w:hyperlink w:history="1" r:id="rIdis3unr4gxtd6y3em37gqx">
+            <w:hyperlink w:history="1" r:id="rId3ya5umso0qehwjdcxfhaq">
               <w:r>
                 <w:rPr>
                   <w:rFonts w:ascii="Arial" w:cs="Arial" w:eastAsia="Arial" w:hAnsi="Arial"/>
@@ -14879,7 +14879,7 @@
             <w:pPr>
               <w:spacing w:after="20" w:before="0"/>
             </w:pPr>
-            <w:hyperlink w:history="1" r:id="rIdbmgw1ffhi-uqhbtgirurl">
+            <w:hyperlink w:history="1" r:id="rId3iv2_rwx8vkz6lgzwzt9w">
               <w:r>
                 <w:rPr>
                   <w:rFonts w:ascii="Arial" w:cs="Arial" w:eastAsia="Arial" w:hAnsi="Arial"/>
@@ -14912,7 +14912,7 @@
               <w:spacing w:after="10" w:before="0"/>
               <w:ind w:left="120"/>
             </w:pPr>
-            <w:hyperlink w:history="1" r:id="rIdnqunreip8grwcg4nz5jmd">
+            <w:hyperlink w:history="1" r:id="rIdz1jemhsnahsuc1ekahgaf">
               <w:r>
                 <w:rPr>
                   <w:rFonts w:ascii="Arial" w:cs="Arial" w:eastAsia="Arial" w:hAnsi="Arial"/>
@@ -14957,7 +14957,7 @@
             <w:pPr>
               <w:spacing w:after="20" w:before="0"/>
             </w:pPr>
-            <w:hyperlink w:history="1" r:id="rIdveylmnexni9qyhfbluars">
+            <w:hyperlink w:history="1" r:id="rIdaac_pds1463qaiopoyk7f">
               <w:r>
                 <w:rPr>
                   <w:rFonts w:ascii="Arial" w:cs="Arial" w:eastAsia="Arial" w:hAnsi="Arial"/>
@@ -14990,7 +14990,7 @@
               <w:spacing w:after="10" w:before="0"/>
               <w:ind w:left="120"/>
             </w:pPr>
-            <w:hyperlink w:history="1" r:id="rIdz6qljiocwvb6xijkcsh5i">
+            <w:hyperlink w:history="1" r:id="rIdg0cwc8pzyr2tkf-egygfd">
               <w:r>
                 <w:rPr>
                   <w:rFonts w:ascii="Arial" w:cs="Arial" w:eastAsia="Arial" w:hAnsi="Arial"/>
@@ -15185,7 +15185,7 @@
             <w:pPr>
               <w:spacing w:after="20" w:before="0"/>
             </w:pPr>
-            <w:hyperlink w:history="1" r:id="rIdi4-ozfsygok97zicq8bky">
+            <w:hyperlink w:history="1" r:id="rIdtx2nmgooufbsmv1o3nrr2">
               <w:r>
                 <w:rPr>
                   <w:rFonts w:ascii="Arial" w:cs="Arial" w:eastAsia="Arial" w:hAnsi="Arial"/>
@@ -15218,7 +15218,7 @@
               <w:spacing w:after="10" w:before="0"/>
               <w:ind w:left="120"/>
             </w:pPr>
-            <w:hyperlink w:history="1" r:id="rIdsfy-m3pcxepsbnb7y461w">
+            <w:hyperlink w:history="1" r:id="rIdxpnx0y6x846tpb72mk8be">
               <w:r>
                 <w:rPr>
                   <w:rFonts w:ascii="Arial" w:cs="Arial" w:eastAsia="Arial" w:hAnsi="Arial"/>
@@ -15263,7 +15263,7 @@
             <w:pPr>
               <w:spacing w:after="20" w:before="0"/>
             </w:pPr>
-            <w:hyperlink w:history="1" r:id="rId_isiaq6ao3yhlatqsqhna">
+            <w:hyperlink w:history="1" r:id="rIdvtsfaekefgpalj4kv8faj">
               <w:r>
                 <w:rPr>
                   <w:rFonts w:ascii="Arial" w:cs="Arial" w:eastAsia="Arial" w:hAnsi="Arial"/>
@@ -15296,7 +15296,7 @@
               <w:spacing w:after="10" w:before="0"/>
               <w:ind w:left="120"/>
             </w:pPr>
-            <w:hyperlink w:history="1" r:id="rIdku02g0_fwkbi-s9n2kuxv">
+            <w:hyperlink w:history="1" r:id="rIduucrkfc8wypbjq-t41ltn">
               <w:r>
                 <w:rPr>
                   <w:rFonts w:ascii="Arial" w:cs="Arial" w:eastAsia="Arial" w:hAnsi="Arial"/>
@@ -15491,7 +15491,7 @@
             <w:pPr>
               <w:spacing w:after="20" w:before="0"/>
             </w:pPr>
-            <w:hyperlink w:history="1" r:id="rIdjnkccqz4deyfmka0seaqr">
+            <w:hyperlink w:history="1" r:id="rIdxov1hx5717v1ssnvz-ev-">
               <w:r>
                 <w:rPr>
                   <w:rFonts w:ascii="Arial" w:cs="Arial" w:eastAsia="Arial" w:hAnsi="Arial"/>
@@ -15524,7 +15524,7 @@
               <w:spacing w:after="10" w:before="0"/>
               <w:ind w:left="120"/>
             </w:pPr>
-            <w:hyperlink w:history="1" r:id="rIdfaq1dbkmbqp0f6x8v2mev">
+            <w:hyperlink w:history="1" r:id="rIdigb_8uqkqck5qiw8wyvbi">
               <w:r>
                 <w:rPr>
                   <w:rFonts w:ascii="Arial" w:cs="Arial" w:eastAsia="Arial" w:hAnsi="Arial"/>
@@ -15569,7 +15569,7 @@
             <w:pPr>
               <w:spacing w:after="20" w:before="0"/>
             </w:pPr>
-            <w:hyperlink w:history="1" r:id="rIdb85snfjzyxgjpo8ugx5hf">
+            <w:hyperlink w:history="1" r:id="rIdat3opocconvn193jkuoye">
               <w:r>
                 <w:rPr>
                   <w:rFonts w:ascii="Arial" w:cs="Arial" w:eastAsia="Arial" w:hAnsi="Arial"/>
@@ -15602,7 +15602,7 @@
               <w:spacing w:after="10" w:before="0"/>
               <w:ind w:left="120"/>
             </w:pPr>
-            <w:hyperlink w:history="1" r:id="rIduyupk9mydgemftma8msbt">
+            <w:hyperlink w:history="1" r:id="rIdlljlpeh-urusx3z9097y6">
               <w:r>
                 <w:rPr>
                   <w:rFonts w:ascii="Arial" w:cs="Arial" w:eastAsia="Arial" w:hAnsi="Arial"/>
@@ -15797,7 +15797,7 @@
             <w:pPr>
               <w:spacing w:after="20" w:before="0"/>
             </w:pPr>
-            <w:hyperlink w:history="1" r:id="rIdhkhutzwtnplaudzmhmsox">
+            <w:hyperlink w:history="1" r:id="rId-ninoirbivbmvwtmcrszs">
               <w:r>
                 <w:rPr>
                   <w:rFonts w:ascii="Arial" w:cs="Arial" w:eastAsia="Arial" w:hAnsi="Arial"/>
@@ -15830,7 +15830,7 @@
               <w:spacing w:after="10" w:before="0"/>
               <w:ind w:left="120"/>
             </w:pPr>
-            <w:hyperlink w:history="1" r:id="rId6d7r4fpnx5f002csb3hdp">
+            <w:hyperlink w:history="1" r:id="rIdldxhnorkjfth19sqac1gw">
               <w:r>
                 <w:rPr>
                   <w:rFonts w:ascii="Arial" w:cs="Arial" w:eastAsia="Arial" w:hAnsi="Arial"/>
@@ -15875,7 +15875,7 @@
             <w:pPr>
               <w:spacing w:after="20" w:before="0"/>
             </w:pPr>
-            <w:hyperlink w:history="1" r:id="rIdea2ko3aeex7t8fhzsew-q">
+            <w:hyperlink w:history="1" r:id="rIdoempdl9qo9p30ehyz1fmq">
               <w:r>
                 <w:rPr>
                   <w:rFonts w:ascii="Arial" w:cs="Arial" w:eastAsia="Arial" w:hAnsi="Arial"/>
@@ -15908,7 +15908,7 @@
               <w:spacing w:after="10" w:before="0"/>
               <w:ind w:left="120"/>
             </w:pPr>
-            <w:hyperlink w:history="1" r:id="rId6gtpzv5qqmgdpqw_7krql">
+            <w:hyperlink w:history="1" r:id="rIdnluvmyhhxbuaekxv_jaqm">
               <w:r>
                 <w:rPr>
                   <w:rFonts w:ascii="Arial" w:cs="Arial" w:eastAsia="Arial" w:hAnsi="Arial"/>
@@ -16103,7 +16103,7 @@
             <w:pPr>
               <w:spacing w:after="20" w:before="0"/>
             </w:pPr>
-            <w:hyperlink w:history="1" r:id="rIdv1lnxgix-q42tsnua4ep2">
+            <w:hyperlink w:history="1" r:id="rIdtyxb-faqbhdbsg0i0fq0c">
               <w:r>
                 <w:rPr>
                   <w:rFonts w:ascii="Arial" w:cs="Arial" w:eastAsia="Arial" w:hAnsi="Arial"/>
@@ -16136,7 +16136,7 @@
               <w:spacing w:after="10" w:before="0"/>
               <w:ind w:left="120"/>
             </w:pPr>
-            <w:hyperlink w:history="1" r:id="rIdyqcvxrezgf5y5o4gptlzd">
+            <w:hyperlink w:history="1" r:id="rIdo-7c_kvspzybpg3e77ktw">
               <w:r>
                 <w:rPr>
                   <w:rFonts w:ascii="Arial" w:cs="Arial" w:eastAsia="Arial" w:hAnsi="Arial"/>
@@ -16181,7 +16181,7 @@
             <w:pPr>
               <w:spacing w:after="20" w:before="0"/>
             </w:pPr>
-            <w:hyperlink w:history="1" r:id="rIdczoekkevi7-f5jn6j1rwb">
+            <w:hyperlink w:history="1" r:id="rIdgga6kkhpwup8_qk0efy1_">
               <w:r>
                 <w:rPr>
                   <w:rFonts w:ascii="Arial" w:cs="Arial" w:eastAsia="Arial" w:hAnsi="Arial"/>
@@ -16214,7 +16214,7 @@
               <w:spacing w:after="10" w:before="0"/>
               <w:ind w:left="120"/>
             </w:pPr>
-            <w:hyperlink w:history="1" r:id="rIdxhikulmsbthbucsss6ipp">
+            <w:hyperlink w:history="1" r:id="rId5loyfejsuyt0ui23ns3in">
               <w:r>
                 <w:rPr>
                   <w:rFonts w:ascii="Arial" w:cs="Arial" w:eastAsia="Arial" w:hAnsi="Arial"/>
@@ -17701,7 +17701,7 @@
             <w:pPr>
               <w:spacing w:after="20" w:before="0"/>
             </w:pPr>
-            <w:hyperlink w:history="1" r:id="rIdfux8rcvwcpvwgvlvplquz">
+            <w:hyperlink w:history="1" r:id="rIdbxusmqx1px25joldleu4g">
               <w:r>
                 <w:rPr>
                   <w:rFonts w:ascii="Arial" w:cs="Arial" w:eastAsia="Arial" w:hAnsi="Arial"/>
@@ -17734,7 +17734,7 @@
               <w:spacing w:after="10" w:before="0"/>
               <w:ind w:left="120"/>
             </w:pPr>
-            <w:hyperlink w:history="1" r:id="rIdzqjwvl0lndfz9arvmiuzi">
+            <w:hyperlink w:history="1" r:id="rIdzpkfqfoz42imbhxlbur7p">
               <w:r>
                 <w:rPr>
                   <w:rFonts w:ascii="Arial" w:cs="Arial" w:eastAsia="Arial" w:hAnsi="Arial"/>
@@ -17779,7 +17779,7 @@
             <w:pPr>
               <w:spacing w:after="20" w:before="0"/>
             </w:pPr>
-            <w:hyperlink w:history="1" r:id="rIdyi8zipm2pm5k5q7vlfu5j">
+            <w:hyperlink w:history="1" r:id="rIdhl_ui9x9kipv2furmgnze">
               <w:r>
                 <w:rPr>
                   <w:rFonts w:ascii="Arial" w:cs="Arial" w:eastAsia="Arial" w:hAnsi="Arial"/>
@@ -17812,7 +17812,7 @@
               <w:spacing w:after="10" w:before="0"/>
               <w:ind w:left="120"/>
             </w:pPr>
-            <w:hyperlink w:history="1" r:id="rIdqa1ztujfcgueekbo3fw-u">
+            <w:hyperlink w:history="1" r:id="rIdojcuzatx_5a0i8ycvr1qs">
               <w:r>
                 <w:rPr>
                   <w:rFonts w:ascii="Arial" w:cs="Arial" w:eastAsia="Arial" w:hAnsi="Arial"/>
@@ -18007,7 +18007,7 @@
             <w:pPr>
               <w:spacing w:after="20" w:before="0"/>
             </w:pPr>
-            <w:hyperlink w:history="1" r:id="rIdrdsihfkk82ehlipvgcoe-">
+            <w:hyperlink w:history="1" r:id="rId2jsv4cwpn7wgxihuzfa_v">
               <w:r>
                 <w:rPr>
                   <w:rFonts w:ascii="Arial" w:cs="Arial" w:eastAsia="Arial" w:hAnsi="Arial"/>
@@ -18040,7 +18040,7 @@
               <w:spacing w:after="10" w:before="0"/>
               <w:ind w:left="120"/>
             </w:pPr>
-            <w:hyperlink w:history="1" r:id="rIdca91fxiw8aw92gnins8cm">
+            <w:hyperlink w:history="1" r:id="rId7cvrys0yyq67o8sgl0k5o">
               <w:r>
                 <w:rPr>
                   <w:rFonts w:ascii="Arial" w:cs="Arial" w:eastAsia="Arial" w:hAnsi="Arial"/>
@@ -18085,7 +18085,7 @@
             <w:pPr>
               <w:spacing w:after="20" w:before="0"/>
             </w:pPr>
-            <w:hyperlink w:history="1" r:id="rIdb3pqoyjtqlcylp_ltgemd">
+            <w:hyperlink w:history="1" r:id="rId0aip8cb3repzmuf8dmwzb">
               <w:r>
                 <w:rPr>
                   <w:rFonts w:ascii="Arial" w:cs="Arial" w:eastAsia="Arial" w:hAnsi="Arial"/>
@@ -18118,7 +18118,7 @@
               <w:spacing w:after="10" w:before="0"/>
               <w:ind w:left="120"/>
             </w:pPr>
-            <w:hyperlink w:history="1" r:id="rIdsk6yfharmvjcrnkswm9ah">
+            <w:hyperlink w:history="1" r:id="rIdhyite7r0nsux_7vaefcgd">
               <w:r>
                 <w:rPr>
                   <w:rFonts w:ascii="Arial" w:cs="Arial" w:eastAsia="Arial" w:hAnsi="Arial"/>
@@ -18313,7 +18313,7 @@
             <w:pPr>
               <w:spacing w:after="20" w:before="0"/>
             </w:pPr>
-            <w:hyperlink w:history="1" r:id="rIdhnbcuhczppr_scqxi10_s">
+            <w:hyperlink w:history="1" r:id="rIdruewarrs1tdc_bdnrblma">
               <w:r>
                 <w:rPr>
                   <w:rFonts w:ascii="Arial" w:cs="Arial" w:eastAsia="Arial" w:hAnsi="Arial"/>
@@ -18346,7 +18346,7 @@
               <w:spacing w:after="10" w:before="0"/>
               <w:ind w:left="120"/>
             </w:pPr>
-            <w:hyperlink w:history="1" r:id="rIdpmbirhfz6sjv6tfpqmwhv">
+            <w:hyperlink w:history="1" r:id="rIdjgtvl79y3yx-vi5jw4nmt">
               <w:r>
                 <w:rPr>
                   <w:rFonts w:ascii="Arial" w:cs="Arial" w:eastAsia="Arial" w:hAnsi="Arial"/>
@@ -18391,7 +18391,7 @@
             <w:pPr>
               <w:spacing w:after="20" w:before="0"/>
             </w:pPr>
-            <w:hyperlink w:history="1" r:id="rIdspqx4pbuazdkuce5zq15y">
+            <w:hyperlink w:history="1" r:id="rIdggy55yc9ddm9d0v7wbusg">
               <w:r>
                 <w:rPr>
                   <w:rFonts w:ascii="Arial" w:cs="Arial" w:eastAsia="Arial" w:hAnsi="Arial"/>
@@ -18424,7 +18424,7 @@
               <w:spacing w:after="10" w:before="0"/>
               <w:ind w:left="120"/>
             </w:pPr>
-            <w:hyperlink w:history="1" r:id="rIdxb00fneiunzvw6fptkuyk">
+            <w:hyperlink w:history="1" r:id="rIdbow9s0ucxy50ntu9fvnkg">
               <w:r>
                 <w:rPr>
                   <w:rFonts w:ascii="Arial" w:cs="Arial" w:eastAsia="Arial" w:hAnsi="Arial"/>
@@ -18619,7 +18619,7 @@
             <w:pPr>
               <w:spacing w:after="20" w:before="0"/>
             </w:pPr>
-            <w:hyperlink w:history="1" r:id="rIdb5oarfvkg0g_eulkh6n9c">
+            <w:hyperlink w:history="1" r:id="rIdhopw11oxi7azv9cbyi7zi">
               <w:r>
                 <w:rPr>
                   <w:rFonts w:ascii="Arial" w:cs="Arial" w:eastAsia="Arial" w:hAnsi="Arial"/>
@@ -18652,7 +18652,7 @@
               <w:spacing w:after="10" w:before="0"/>
               <w:ind w:left="120"/>
             </w:pPr>
-            <w:hyperlink w:history="1" r:id="rIducemfdszhytca9lbshylw">
+            <w:hyperlink w:history="1" r:id="rIdseouwnprhjmtl21ucildm">
               <w:r>
                 <w:rPr>
                   <w:rFonts w:ascii="Arial" w:cs="Arial" w:eastAsia="Arial" w:hAnsi="Arial"/>
@@ -18697,7 +18697,7 @@
             <w:pPr>
               <w:spacing w:after="20" w:before="0"/>
             </w:pPr>
-            <w:hyperlink w:history="1" r:id="rIdjyrhj6fn9qd4cimtozbzm">
+            <w:hyperlink w:history="1" r:id="rIdojr2oncwajhlwhku34cmi">
               <w:r>
                 <w:rPr>
                   <w:rFonts w:ascii="Arial" w:cs="Arial" w:eastAsia="Arial" w:hAnsi="Arial"/>
@@ -18730,7 +18730,7 @@
               <w:spacing w:after="10" w:before="0"/>
               <w:ind w:left="120"/>
             </w:pPr>
-            <w:hyperlink w:history="1" r:id="rIdczs5qrw7xsp0yq2e06bss">
+            <w:hyperlink w:history="1" r:id="rId9uttnz1y78oxvhpyaax2s">
               <w:r>
                 <w:rPr>
                   <w:rFonts w:ascii="Arial" w:cs="Arial" w:eastAsia="Arial" w:hAnsi="Arial"/>
@@ -18925,7 +18925,7 @@
             <w:pPr>
               <w:spacing w:after="20" w:before="0"/>
             </w:pPr>
-            <w:hyperlink w:history="1" r:id="rId-sq4dchi0qvk1dscub6u4">
+            <w:hyperlink w:history="1" r:id="rIdvktu9hvy8mc-c9k-tbhm0">
               <w:r>
                 <w:rPr>
                   <w:rFonts w:ascii="Arial" w:cs="Arial" w:eastAsia="Arial" w:hAnsi="Arial"/>
@@ -18958,7 +18958,7 @@
               <w:spacing w:after="10" w:before="0"/>
               <w:ind w:left="120"/>
             </w:pPr>
-            <w:hyperlink w:history="1" r:id="rIdecrcw72ofa1zsg7g7iopr">
+            <w:hyperlink w:history="1" r:id="rIdg_w6nwnzvzfosphcmdw6s">
               <w:r>
                 <w:rPr>
                   <w:rFonts w:ascii="Arial" w:cs="Arial" w:eastAsia="Arial" w:hAnsi="Arial"/>
@@ -19003,7 +19003,7 @@
             <w:pPr>
               <w:spacing w:after="20" w:before="0"/>
             </w:pPr>
-            <w:hyperlink w:history="1" r:id="rIds7_idp5zadq34uqaipcm9">
+            <w:hyperlink w:history="1" r:id="rIdvjuvojye4yjqz4oofi20_">
               <w:r>
                 <w:rPr>
                   <w:rFonts w:ascii="Arial" w:cs="Arial" w:eastAsia="Arial" w:hAnsi="Arial"/>
@@ -19036,7 +19036,7 @@
               <w:spacing w:after="10" w:before="0"/>
               <w:ind w:left="120"/>
             </w:pPr>
-            <w:hyperlink w:history="1" r:id="rIdzcw1vcs5agccbn1cwtujb">
+            <w:hyperlink w:history="1" r:id="rId5ux9oui1xhth_dchmgoy9">
               <w:r>
                 <w:rPr>
                   <w:rFonts w:ascii="Arial" w:cs="Arial" w:eastAsia="Arial" w:hAnsi="Arial"/>
@@ -20523,7 +20523,7 @@
             <w:pPr>
               <w:spacing w:after="20" w:before="0"/>
             </w:pPr>
-            <w:hyperlink w:history="1" r:id="rIdqt0wtt9f8drcgqjtaxtev">
+            <w:hyperlink w:history="1" r:id="rIdlgd8ckjd74sw-sdigq8lg">
               <w:r>
                 <w:rPr>
                   <w:rFonts w:ascii="Arial" w:cs="Arial" w:eastAsia="Arial" w:hAnsi="Arial"/>
@@ -20556,7 +20556,7 @@
               <w:spacing w:after="10" w:before="0"/>
               <w:ind w:left="120"/>
             </w:pPr>
-            <w:hyperlink w:history="1" r:id="rIdni5inidjhxlgn93w-ehcn">
+            <w:hyperlink w:history="1" r:id="rIdtc77qdqhqimwnf7blqx0e">
               <w:r>
                 <w:rPr>
                   <w:rFonts w:ascii="Arial" w:cs="Arial" w:eastAsia="Arial" w:hAnsi="Arial"/>
@@ -20601,7 +20601,7 @@
             <w:pPr>
               <w:spacing w:after="20" w:before="0"/>
             </w:pPr>
-            <w:hyperlink w:history="1" r:id="rIdqe1quzftbifu1omafu1ao">
+            <w:hyperlink w:history="1" r:id="rIdn1s9zuqnskhzkdwx5k260">
               <w:r>
                 <w:rPr>
                   <w:rFonts w:ascii="Arial" w:cs="Arial" w:eastAsia="Arial" w:hAnsi="Arial"/>
@@ -20634,7 +20634,7 @@
               <w:spacing w:after="10" w:before="0"/>
               <w:ind w:left="120"/>
             </w:pPr>
-            <w:hyperlink w:history="1" r:id="rIdb_-cbq7pywednpdl8ws4x">
+            <w:hyperlink w:history="1" r:id="rId6lonate6oygbgrbetanry">
               <w:r>
                 <w:rPr>
                   <w:rFonts w:ascii="Arial" w:cs="Arial" w:eastAsia="Arial" w:hAnsi="Arial"/>
@@ -20829,7 +20829,7 @@
             <w:pPr>
               <w:spacing w:after="20" w:before="0"/>
             </w:pPr>
-            <w:hyperlink w:history="1" r:id="rIdz5basi2rneegnjebw0dnv">
+            <w:hyperlink w:history="1" r:id="rIdivw42qcoqefp1ldt7-tri">
               <w:r>
                 <w:rPr>
                   <w:rFonts w:ascii="Arial" w:cs="Arial" w:eastAsia="Arial" w:hAnsi="Arial"/>
@@ -20862,7 +20862,7 @@
               <w:spacing w:after="10" w:before="0"/>
               <w:ind w:left="120"/>
             </w:pPr>
-            <w:hyperlink w:history="1" r:id="rId3nzl3oxb_mtnec7vwuwfp">
+            <w:hyperlink w:history="1" r:id="rIdhwcz5c5hurtahavjwl6eo">
               <w:r>
                 <w:rPr>
                   <w:rFonts w:ascii="Arial" w:cs="Arial" w:eastAsia="Arial" w:hAnsi="Arial"/>
@@ -20907,7 +20907,7 @@
             <w:pPr>
               <w:spacing w:after="20" w:before="0"/>
             </w:pPr>
-            <w:hyperlink w:history="1" r:id="rIddvql3-oobtzwkc4ugsmmy">
+            <w:hyperlink w:history="1" r:id="rIdrd7hmfdxqfmhwjauwavla">
               <w:r>
                 <w:rPr>
                   <w:rFonts w:ascii="Arial" w:cs="Arial" w:eastAsia="Arial" w:hAnsi="Arial"/>
@@ -20940,7 +20940,7 @@
               <w:spacing w:after="10" w:before="0"/>
               <w:ind w:left="120"/>
             </w:pPr>
-            <w:hyperlink w:history="1" r:id="rIda24amjfmptxlg7uuuljpe">
+            <w:hyperlink w:history="1" r:id="rId05hp41y2vhdjwqvz0mbut">
               <w:r>
                 <w:rPr>
                   <w:rFonts w:ascii="Arial" w:cs="Arial" w:eastAsia="Arial" w:hAnsi="Arial"/>
@@ -21135,7 +21135,7 @@
             <w:pPr>
               <w:spacing w:after="20" w:before="0"/>
             </w:pPr>
-            <w:hyperlink w:history="1" r:id="rId2aqglp8m8fds5h_go363d">
+            <w:hyperlink w:history="1" r:id="rIdmeut8hvnr8p_skd8aevco">
               <w:r>
                 <w:rPr>
                   <w:rFonts w:ascii="Arial" w:cs="Arial" w:eastAsia="Arial" w:hAnsi="Arial"/>
@@ -21168,7 +21168,7 @@
               <w:spacing w:after="10" w:before="0"/>
               <w:ind w:left="120"/>
             </w:pPr>
-            <w:hyperlink w:history="1" r:id="rIdkzogbqtzowyqhamilorlj">
+            <w:hyperlink w:history="1" r:id="rIdprbu3dpvtwuvyufuzadj1">
               <w:r>
                 <w:rPr>
                   <w:rFonts w:ascii="Arial" w:cs="Arial" w:eastAsia="Arial" w:hAnsi="Arial"/>
@@ -21213,7 +21213,7 @@
             <w:pPr>
               <w:spacing w:after="20" w:before="0"/>
             </w:pPr>
-            <w:hyperlink w:history="1" r:id="rIdlpextdnowe9q6vxjjj2lg">
+            <w:hyperlink w:history="1" r:id="rIdb_i7bbtpnr7pczsybrphv">
               <w:r>
                 <w:rPr>
                   <w:rFonts w:ascii="Arial" w:cs="Arial" w:eastAsia="Arial" w:hAnsi="Arial"/>
@@ -21246,7 +21246,7 @@
               <w:spacing w:after="10" w:before="0"/>
               <w:ind w:left="120"/>
             </w:pPr>
-            <w:hyperlink w:history="1" r:id="rIdjozwpvg4tfrhusfj1bly5">
+            <w:hyperlink w:history="1" r:id="rIdq-t96rjvga1v5nh8vb9h_">
               <w:r>
                 <w:rPr>
                   <w:rFonts w:ascii="Arial" w:cs="Arial" w:eastAsia="Arial" w:hAnsi="Arial"/>
@@ -21441,7 +21441,7 @@
             <w:pPr>
               <w:spacing w:after="20" w:before="0"/>
             </w:pPr>
-            <w:hyperlink w:history="1" r:id="rIda9xnti8sbuw0ujvsa7qxm">
+            <w:hyperlink w:history="1" r:id="rIdznm4ou5fuyfpc4epqatge">
               <w:r>
                 <w:rPr>
                   <w:rFonts w:ascii="Arial" w:cs="Arial" w:eastAsia="Arial" w:hAnsi="Arial"/>
@@ -21474,7 +21474,7 @@
               <w:spacing w:after="10" w:before="0"/>
               <w:ind w:left="120"/>
             </w:pPr>
-            <w:hyperlink w:history="1" r:id="rIdffioqlhm_ohxiaqfimbby">
+            <w:hyperlink w:history="1" r:id="rIdytjveiy5thutk7xu3cjg3">
               <w:r>
                 <w:rPr>
                   <w:rFonts w:ascii="Arial" w:cs="Arial" w:eastAsia="Arial" w:hAnsi="Arial"/>
@@ -21519,7 +21519,7 @@
             <w:pPr>
               <w:spacing w:after="20" w:before="0"/>
             </w:pPr>
-            <w:hyperlink w:history="1" r:id="rIdax5jd63hy-1eqgfu0iwrp">
+            <w:hyperlink w:history="1" r:id="rIdyjmoitbyt7wcfvymait2f">
               <w:r>
                 <w:rPr>
                   <w:rFonts w:ascii="Arial" w:cs="Arial" w:eastAsia="Arial" w:hAnsi="Arial"/>
@@ -21552,7 +21552,7 @@
               <w:spacing w:after="10" w:before="0"/>
               <w:ind w:left="120"/>
             </w:pPr>
-            <w:hyperlink w:history="1" r:id="rIdljscrzqbyiq0-q7lkvig9">
+            <w:hyperlink w:history="1" r:id="rId0wru_eo2x-ymkaxl3es_w">
               <w:r>
                 <w:rPr>
                   <w:rFonts w:ascii="Arial" w:cs="Arial" w:eastAsia="Arial" w:hAnsi="Arial"/>
@@ -21747,7 +21747,7 @@
             <w:pPr>
               <w:spacing w:after="20" w:before="0"/>
             </w:pPr>
-            <w:hyperlink w:history="1" r:id="rIdecmgxos2mt3efz7xlfd7x">
+            <w:hyperlink w:history="1" r:id="rIdpkeqygqjwrtiiviw86djp">
               <w:r>
                 <w:rPr>
                   <w:rFonts w:ascii="Arial" w:cs="Arial" w:eastAsia="Arial" w:hAnsi="Arial"/>
@@ -21780,7 +21780,7 @@
               <w:spacing w:after="10" w:before="0"/>
               <w:ind w:left="120"/>
             </w:pPr>
-            <w:hyperlink w:history="1" r:id="rIdtivzq4prnntsmktwb05vi">
+            <w:hyperlink w:history="1" r:id="rIdskbo1tvgy1pxa6xbhuhsl">
               <w:r>
                 <w:rPr>
                   <w:rFonts w:ascii="Arial" w:cs="Arial" w:eastAsia="Arial" w:hAnsi="Arial"/>
@@ -21825,7 +21825,7 @@
             <w:pPr>
               <w:spacing w:after="20" w:before="0"/>
             </w:pPr>
-            <w:hyperlink w:history="1" r:id="rIdgzvwebf5xoyxhbvqtjz6y">
+            <w:hyperlink w:history="1" r:id="rId4r6_84mt8uiealecidfy8">
               <w:r>
                 <w:rPr>
                   <w:rFonts w:ascii="Arial" w:cs="Arial" w:eastAsia="Arial" w:hAnsi="Arial"/>
@@ -21858,7 +21858,7 @@
               <w:spacing w:after="10" w:before="0"/>
               <w:ind w:left="120"/>
             </w:pPr>
-            <w:hyperlink w:history="1" r:id="rIdryerm7emtkisnfeppybgg">
+            <w:hyperlink w:history="1" r:id="rIdpghgxo6mkzham4lixipgz">
               <w:r>
                 <w:rPr>
                   <w:rFonts w:ascii="Arial" w:cs="Arial" w:eastAsia="Arial" w:hAnsi="Arial"/>
@@ -23345,7 +23345,7 @@
             <w:pPr>
               <w:spacing w:after="20" w:before="0"/>
             </w:pPr>
-            <w:hyperlink w:history="1" r:id="rIdssncbcvph-xj7fv2psjg4">
+            <w:hyperlink w:history="1" r:id="rIdo-fx8jnsli97x-pwbkq0d">
               <w:r>
                 <w:rPr>
                   <w:rFonts w:ascii="Arial" w:cs="Arial" w:eastAsia="Arial" w:hAnsi="Arial"/>
@@ -23378,7 +23378,7 @@
               <w:spacing w:after="10" w:before="0"/>
               <w:ind w:left="120"/>
             </w:pPr>
-            <w:hyperlink w:history="1" r:id="rIdinsv3crh1oy39t6cwgzh5">
+            <w:hyperlink w:history="1" r:id="rIdmscnimepkr1ypuxlw20z-">
               <w:r>
                 <w:rPr>
                   <w:rFonts w:ascii="Arial" w:cs="Arial" w:eastAsia="Arial" w:hAnsi="Arial"/>
@@ -23423,7 +23423,7 @@
             <w:pPr>
               <w:spacing w:after="20" w:before="0"/>
             </w:pPr>
-            <w:hyperlink w:history="1" r:id="rId-c_g0xlc4xse1t8l7jh6v">
+            <w:hyperlink w:history="1" r:id="rIdaq0dskxvpr84uhyk1ohyt">
               <w:r>
                 <w:rPr>
                   <w:rFonts w:ascii="Arial" w:cs="Arial" w:eastAsia="Arial" w:hAnsi="Arial"/>
@@ -23456,7 +23456,7 @@
               <w:spacing w:after="10" w:before="0"/>
               <w:ind w:left="120"/>
             </w:pPr>
-            <w:hyperlink w:history="1" r:id="rIdxmwtu_8e_7qrnvmxq-9jh">
+            <w:hyperlink w:history="1" r:id="rIdreunqf1rr3aj4osijgry-">
               <w:r>
                 <w:rPr>
                   <w:rFonts w:ascii="Arial" w:cs="Arial" w:eastAsia="Arial" w:hAnsi="Arial"/>
@@ -23651,7 +23651,7 @@
             <w:pPr>
               <w:spacing w:after="20" w:before="0"/>
             </w:pPr>
-            <w:hyperlink w:history="1" r:id="rIdpkrchqrxlxwuxwyngh30a">
+            <w:hyperlink w:history="1" r:id="rIdqg3hmcd8yoklw5wltjgvd">
               <w:r>
                 <w:rPr>
                   <w:rFonts w:ascii="Arial" w:cs="Arial" w:eastAsia="Arial" w:hAnsi="Arial"/>
@@ -23684,7 +23684,7 @@
               <w:spacing w:after="10" w:before="0"/>
               <w:ind w:left="120"/>
             </w:pPr>
-            <w:hyperlink w:history="1" r:id="rIdok56hmvdwjjomb-oxpqio">
+            <w:hyperlink w:history="1" r:id="rIdnvdzm92jlgdijmevhwvje">
               <w:r>
                 <w:rPr>
                   <w:rFonts w:ascii="Arial" w:cs="Arial" w:eastAsia="Arial" w:hAnsi="Arial"/>
@@ -23729,7 +23729,7 @@
             <w:pPr>
               <w:spacing w:after="20" w:before="0"/>
             </w:pPr>
-            <w:hyperlink w:history="1" r:id="rIdsyukg2hh_uqb_wnxu1xp6">
+            <w:hyperlink w:history="1" r:id="rIdausr-xay7bzgk-j0e98i8">
               <w:r>
                 <w:rPr>
                   <w:rFonts w:ascii="Arial" w:cs="Arial" w:eastAsia="Arial" w:hAnsi="Arial"/>
@@ -23762,7 +23762,7 @@
               <w:spacing w:after="10" w:before="0"/>
               <w:ind w:left="120"/>
             </w:pPr>
-            <w:hyperlink w:history="1" r:id="rIdelyhcdjemfveom5p20d6d">
+            <w:hyperlink w:history="1" r:id="rIdfl2koi1-w8n_vgh-azeng">
               <w:r>
                 <w:rPr>
                   <w:rFonts w:ascii="Arial" w:cs="Arial" w:eastAsia="Arial" w:hAnsi="Arial"/>
@@ -23957,7 +23957,7 @@
             <w:pPr>
               <w:spacing w:after="20" w:before="0"/>
             </w:pPr>
-            <w:hyperlink w:history="1" r:id="rIdjm7uttawvflfike2zctpj">
+            <w:hyperlink w:history="1" r:id="rIdabjzd0ilbre7vrikq1yqb">
               <w:r>
                 <w:rPr>
                   <w:rFonts w:ascii="Arial" w:cs="Arial" w:eastAsia="Arial" w:hAnsi="Arial"/>
@@ -23990,7 +23990,7 @@
               <w:spacing w:after="10" w:before="0"/>
               <w:ind w:left="120"/>
             </w:pPr>
-            <w:hyperlink w:history="1" r:id="rIdykaepezgfnrh9nchwcbqw">
+            <w:hyperlink w:history="1" r:id="rIdo_k_ckrldtt5j3ihfqp0_">
               <w:r>
                 <w:rPr>
                   <w:rFonts w:ascii="Arial" w:cs="Arial" w:eastAsia="Arial" w:hAnsi="Arial"/>
@@ -24035,7 +24035,7 @@
             <w:pPr>
               <w:spacing w:after="20" w:before="0"/>
             </w:pPr>
-            <w:hyperlink w:history="1" r:id="rId6upfg0nqwk-kmovvx3e22">
+            <w:hyperlink w:history="1" r:id="rIdzgm3nmzoxuu3tne2i4l8a">
               <w:r>
                 <w:rPr>
                   <w:rFonts w:ascii="Arial" w:cs="Arial" w:eastAsia="Arial" w:hAnsi="Arial"/>
@@ -24068,7 +24068,7 @@
               <w:spacing w:after="10" w:before="0"/>
               <w:ind w:left="120"/>
             </w:pPr>
-            <w:hyperlink w:history="1" r:id="rId5xkt-rc-e6o1xg5qgqk9w">
+            <w:hyperlink w:history="1" r:id="rIdw2k47pmbt0i6awd4osnnw">
               <w:r>
                 <w:rPr>
                   <w:rFonts w:ascii="Arial" w:cs="Arial" w:eastAsia="Arial" w:hAnsi="Arial"/>
@@ -24263,7 +24263,7 @@
             <w:pPr>
               <w:spacing w:after="20" w:before="0"/>
             </w:pPr>
-            <w:hyperlink w:history="1" r:id="rId121y9rveprx0yogh8oyj7">
+            <w:hyperlink w:history="1" r:id="rIdb4sog4ocuswbt2xhdgpmv">
               <w:r>
                 <w:rPr>
                   <w:rFonts w:ascii="Arial" w:cs="Arial" w:eastAsia="Arial" w:hAnsi="Arial"/>
@@ -24296,7 +24296,7 @@
               <w:spacing w:after="10" w:before="0"/>
               <w:ind w:left="120"/>
             </w:pPr>
-            <w:hyperlink w:history="1" r:id="rIdwgqifut0nksaucfary-4c">
+            <w:hyperlink w:history="1" r:id="rIdnn_41d7kilhah23syfp4z">
               <w:r>
                 <w:rPr>
                   <w:rFonts w:ascii="Arial" w:cs="Arial" w:eastAsia="Arial" w:hAnsi="Arial"/>
@@ -24341,7 +24341,7 @@
             <w:pPr>
               <w:spacing w:after="20" w:before="0"/>
             </w:pPr>
-            <w:hyperlink w:history="1" r:id="rId-ijstshtwsvxwua16bn5s">
+            <w:hyperlink w:history="1" r:id="rIdkp1hmcmfcztiuz92lkx7s">
               <w:r>
                 <w:rPr>
                   <w:rFonts w:ascii="Arial" w:cs="Arial" w:eastAsia="Arial" w:hAnsi="Arial"/>
@@ -24374,7 +24374,7 @@
               <w:spacing w:after="10" w:before="0"/>
               <w:ind w:left="120"/>
             </w:pPr>
-            <w:hyperlink w:history="1" r:id="rId2n6s8slt6zk3itpcsynkb">
+            <w:hyperlink w:history="1" r:id="rId0uceaiwhyi23m8v76keno">
               <w:r>
                 <w:rPr>
                   <w:rFonts w:ascii="Arial" w:cs="Arial" w:eastAsia="Arial" w:hAnsi="Arial"/>
@@ -24569,7 +24569,7 @@
             <w:pPr>
               <w:spacing w:after="20" w:before="0"/>
             </w:pPr>
-            <w:hyperlink w:history="1" r:id="rIdupsarjjp0p3qcgs0tkyir">
+            <w:hyperlink w:history="1" r:id="rIdezqs3u_7cg0mjv_nc85pr">
               <w:r>
                 <w:rPr>
                   <w:rFonts w:ascii="Arial" w:cs="Arial" w:eastAsia="Arial" w:hAnsi="Arial"/>
@@ -24602,7 +24602,7 @@
               <w:spacing w:after="10" w:before="0"/>
               <w:ind w:left="120"/>
             </w:pPr>
-            <w:hyperlink w:history="1" r:id="rIdlidbj2quexsumormcgr-y">
+            <w:hyperlink w:history="1" r:id="rIdx5zrsp2spqtkapacofz1r">
               <w:r>
                 <w:rPr>
                   <w:rFonts w:ascii="Arial" w:cs="Arial" w:eastAsia="Arial" w:hAnsi="Arial"/>
@@ -24647,7 +24647,7 @@
             <w:pPr>
               <w:spacing w:after="20" w:before="0"/>
             </w:pPr>
-            <w:hyperlink w:history="1" r:id="rId02rw08lm-3dyfyy4svnmv">
+            <w:hyperlink w:history="1" r:id="rIdu-lefzxyjeji_mhc6aanc">
               <w:r>
                 <w:rPr>
                   <w:rFonts w:ascii="Arial" w:cs="Arial" w:eastAsia="Arial" w:hAnsi="Arial"/>
@@ -24680,7 +24680,7 @@
               <w:spacing w:after="10" w:before="0"/>
               <w:ind w:left="120"/>
             </w:pPr>
-            <w:hyperlink w:history="1" r:id="rIdzklbpp9jw0eeghfxfdfnb">
+            <w:hyperlink w:history="1" r:id="rIdav3vtg3c48zp_baw5fg7l">
               <w:r>
                 <w:rPr>
                   <w:rFonts w:ascii="Arial" w:cs="Arial" w:eastAsia="Arial" w:hAnsi="Arial"/>
@@ -26167,7 +26167,7 @@
             <w:pPr>
               <w:spacing w:after="20" w:before="0"/>
             </w:pPr>
-            <w:hyperlink w:history="1" r:id="rIdhbdu1kdakqjt9o_u9vd1k">
+            <w:hyperlink w:history="1" r:id="rIdfcpzdumezzjrcfq_dxyxy">
               <w:r>
                 <w:rPr>
                   <w:rFonts w:ascii="Arial" w:cs="Arial" w:eastAsia="Arial" w:hAnsi="Arial"/>
@@ -26200,7 +26200,7 @@
               <w:spacing w:after="10" w:before="0"/>
               <w:ind w:left="120"/>
             </w:pPr>
-            <w:hyperlink w:history="1" r:id="rIdhgaj3_bh-ml3vpmddevvh">
+            <w:hyperlink w:history="1" r:id="rIdouvoiespaq8mbo20q0fd0">
               <w:r>
                 <w:rPr>
                   <w:rFonts w:ascii="Arial" w:cs="Arial" w:eastAsia="Arial" w:hAnsi="Arial"/>
@@ -26245,7 +26245,7 @@
             <w:pPr>
               <w:spacing w:after="20" w:before="0"/>
             </w:pPr>
-            <w:hyperlink w:history="1" r:id="rIdjzptxigyqx3c3jlum9z4y">
+            <w:hyperlink w:history="1" r:id="rIdzi5qpw0zfh7nqzbkvgx4a">
               <w:r>
                 <w:rPr>
                   <w:rFonts w:ascii="Arial" w:cs="Arial" w:eastAsia="Arial" w:hAnsi="Arial"/>
@@ -26278,7 +26278,7 @@
               <w:spacing w:after="10" w:before="0"/>
               <w:ind w:left="120"/>
             </w:pPr>
-            <w:hyperlink w:history="1" r:id="rId7wznk-0rlrfpaikwryx_v">
+            <w:hyperlink w:history="1" r:id="rIdtjkog3che6n5tttiyzhuq">
               <w:r>
                 <w:rPr>
                   <w:rFonts w:ascii="Arial" w:cs="Arial" w:eastAsia="Arial" w:hAnsi="Arial"/>
@@ -26473,7 +26473,7 @@
             <w:pPr>
               <w:spacing w:after="20" w:before="0"/>
             </w:pPr>
-            <w:hyperlink w:history="1" r:id="rIddhwy61waaxmm7gccsfkca">
+            <w:hyperlink w:history="1" r:id="rIdrupy4jmyflqq35rihvdec">
               <w:r>
                 <w:rPr>
                   <w:rFonts w:ascii="Arial" w:cs="Arial" w:eastAsia="Arial" w:hAnsi="Arial"/>
@@ -26506,7 +26506,7 @@
               <w:spacing w:after="10" w:before="0"/>
               <w:ind w:left="120"/>
             </w:pPr>
-            <w:hyperlink w:history="1" r:id="rIdfibgbhccm24bz5ouvnmco">
+            <w:hyperlink w:history="1" r:id="rIdbayltvqjwumfzgjtuzel3">
               <w:r>
                 <w:rPr>
                   <w:rFonts w:ascii="Arial" w:cs="Arial" w:eastAsia="Arial" w:hAnsi="Arial"/>
@@ -26551,7 +26551,7 @@
             <w:pPr>
               <w:spacing w:after="20" w:before="0"/>
             </w:pPr>
-            <w:hyperlink w:history="1" r:id="rIdl82ewdo1ufvaj2hy4cep8">
+            <w:hyperlink w:history="1" r:id="rIdrmgsire7likqlrojwg2ob">
               <w:r>
                 <w:rPr>
                   <w:rFonts w:ascii="Arial" w:cs="Arial" w:eastAsia="Arial" w:hAnsi="Arial"/>
@@ -26584,7 +26584,7 @@
               <w:spacing w:after="10" w:before="0"/>
               <w:ind w:left="120"/>
             </w:pPr>
-            <w:hyperlink w:history="1" r:id="rIdfvmz-mojwmytbogzt5guo">
+            <w:hyperlink w:history="1" r:id="rIdiudzqnzpbdgjpxu2ba_x6">
               <w:r>
                 <w:rPr>
                   <w:rFonts w:ascii="Arial" w:cs="Arial" w:eastAsia="Arial" w:hAnsi="Arial"/>
@@ -26779,7 +26779,7 @@
             <w:pPr>
               <w:spacing w:after="20" w:before="0"/>
             </w:pPr>
-            <w:hyperlink w:history="1" r:id="rIdnwbwj2y6ip7hqduf7bqo8">
+            <w:hyperlink w:history="1" r:id="rId-alshercdguhr8a8f5cqo">
               <w:r>
                 <w:rPr>
                   <w:rFonts w:ascii="Arial" w:cs="Arial" w:eastAsia="Arial" w:hAnsi="Arial"/>
@@ -26812,7 +26812,7 @@
               <w:spacing w:after="10" w:before="0"/>
               <w:ind w:left="120"/>
             </w:pPr>
-            <w:hyperlink w:history="1" r:id="rIdpj5ov_nutiff1jhbxlhfv">
+            <w:hyperlink w:history="1" r:id="rIdt1xfrbcn_w6kz9l9epdva">
               <w:r>
                 <w:rPr>
                   <w:rFonts w:ascii="Arial" w:cs="Arial" w:eastAsia="Arial" w:hAnsi="Arial"/>
@@ -26857,7 +26857,7 @@
             <w:pPr>
               <w:spacing w:after="20" w:before="0"/>
             </w:pPr>
-            <w:hyperlink w:history="1" r:id="rId2oxruhqcmhipf-b4ecmm6">
+            <w:hyperlink w:history="1" r:id="rIdkwansitf0ygvcojkw2arf">
               <w:r>
                 <w:rPr>
                   <w:rFonts w:ascii="Arial" w:cs="Arial" w:eastAsia="Arial" w:hAnsi="Arial"/>
@@ -26890,7 +26890,7 @@
               <w:spacing w:after="10" w:before="0"/>
               <w:ind w:left="120"/>
             </w:pPr>
-            <w:hyperlink w:history="1" r:id="rIdctuwqcy7sgb1sg_puh3pi">
+            <w:hyperlink w:history="1" r:id="rId8jk4hrsr8ohbkf7odqnle">
               <w:r>
                 <w:rPr>
                   <w:rFonts w:ascii="Arial" w:cs="Arial" w:eastAsia="Arial" w:hAnsi="Arial"/>
@@ -27085,7 +27085,7 @@
             <w:pPr>
               <w:spacing w:after="20" w:before="0"/>
             </w:pPr>
-            <w:hyperlink w:history="1" r:id="rIdwzkiaugdz0ug561tjbr_w">
+            <w:hyperlink w:history="1" r:id="rIdngnhbzhc0t0cra0fhb0_j">
               <w:r>
                 <w:rPr>
                   <w:rFonts w:ascii="Arial" w:cs="Arial" w:eastAsia="Arial" w:hAnsi="Arial"/>
@@ -27118,7 +27118,7 @@
               <w:spacing w:after="10" w:before="0"/>
               <w:ind w:left="120"/>
             </w:pPr>
-            <w:hyperlink w:history="1" r:id="rIdcqrbvpouf-cpov4ruhiod">
+            <w:hyperlink w:history="1" r:id="rIdk2rxhxxtplyybqvreg733">
               <w:r>
                 <w:rPr>
                   <w:rFonts w:ascii="Arial" w:cs="Arial" w:eastAsia="Arial" w:hAnsi="Arial"/>
@@ -27163,7 +27163,7 @@
             <w:pPr>
               <w:spacing w:after="20" w:before="0"/>
             </w:pPr>
-            <w:hyperlink w:history="1" r:id="rIdc2jiakncythkiuyg6wrk-">
+            <w:hyperlink w:history="1" r:id="rIdzi2ppiqbvycrecihbuc6c">
               <w:r>
                 <w:rPr>
                   <w:rFonts w:ascii="Arial" w:cs="Arial" w:eastAsia="Arial" w:hAnsi="Arial"/>
@@ -27196,7 +27196,7 @@
               <w:spacing w:after="10" w:before="0"/>
               <w:ind w:left="120"/>
             </w:pPr>
-            <w:hyperlink w:history="1" r:id="rIdzmexwhd5iwdqurnjhlpz1">
+            <w:hyperlink w:history="1" r:id="rIdfgbb4bezwvdqbv8pjpum6">
               <w:r>
                 <w:rPr>
                   <w:rFonts w:ascii="Arial" w:cs="Arial" w:eastAsia="Arial" w:hAnsi="Arial"/>
@@ -27391,7 +27391,7 @@
             <w:pPr>
               <w:spacing w:after="20" w:before="0"/>
             </w:pPr>
-            <w:hyperlink w:history="1" r:id="rIddo3gviz0hl14ggn1vdh26">
+            <w:hyperlink w:history="1" r:id="rIdeu70ozhq4ddwmn8lhv5pa">
               <w:r>
                 <w:rPr>
                   <w:rFonts w:ascii="Arial" w:cs="Arial" w:eastAsia="Arial" w:hAnsi="Arial"/>
@@ -27424,7 +27424,7 @@
               <w:spacing w:after="10" w:before="0"/>
               <w:ind w:left="120"/>
             </w:pPr>
-            <w:hyperlink w:history="1" r:id="rIdr8qkptthtunld8bt_bwg1">
+            <w:hyperlink w:history="1" r:id="rIdn6t12gxbnxub_bftx8v1t">
               <w:r>
                 <w:rPr>
                   <w:rFonts w:ascii="Arial" w:cs="Arial" w:eastAsia="Arial" w:hAnsi="Arial"/>
@@ -27469,7 +27469,7 @@
             <w:pPr>
               <w:spacing w:after="20" w:before="0"/>
             </w:pPr>
-            <w:hyperlink w:history="1" r:id="rIddhgvlsn9xjrwn7pe1sjzu">
+            <w:hyperlink w:history="1" r:id="rId3s_txxmeyq6cpmjodnndb">
               <w:r>
                 <w:rPr>
                   <w:rFonts w:ascii="Arial" w:cs="Arial" w:eastAsia="Arial" w:hAnsi="Arial"/>
@@ -27502,7 +27502,7 @@
               <w:spacing w:after="10" w:before="0"/>
               <w:ind w:left="120"/>
             </w:pPr>
-            <w:hyperlink w:history="1" r:id="rIdfcup9aokkylbvl3an75km">
+            <w:hyperlink w:history="1" r:id="rId3lwnhkqvd-cpjqeusv-0q">
               <w:r>
                 <w:rPr>
                   <w:rFonts w:ascii="Arial" w:cs="Arial" w:eastAsia="Arial" w:hAnsi="Arial"/>
@@ -29084,7 +29084,7 @@
             <w:pPr>
               <w:spacing w:after="20" w:before="0"/>
             </w:pPr>
-            <w:hyperlink w:history="1" r:id="rIdllaf9mvgmkesngkuwxqqx">
+            <w:hyperlink w:history="1" r:id="rIdnnu79ux9rteilowtfvbeh">
               <w:r>
                 <w:rPr>
                   <w:rFonts w:ascii="Arial" w:cs="Arial" w:eastAsia="Arial" w:hAnsi="Arial"/>
@@ -29117,7 +29117,7 @@
               <w:spacing w:after="10" w:before="0"/>
               <w:ind w:left="120"/>
             </w:pPr>
-            <w:hyperlink w:history="1" r:id="rIdbjqa5xgilb9on1nj7pn2x">
+            <w:hyperlink w:history="1" r:id="rIdqzclygiexok4sleru48qu">
               <w:r>
                 <w:rPr>
                   <w:rFonts w:ascii="Arial" w:cs="Arial" w:eastAsia="Arial" w:hAnsi="Arial"/>
@@ -29162,7 +29162,7 @@
             <w:pPr>
               <w:spacing w:after="20" w:before="0"/>
             </w:pPr>
-            <w:hyperlink w:history="1" r:id="rId6q02mq-q3g637kuafutjo">
+            <w:hyperlink w:history="1" r:id="rIdcgfhi-hmmnp5ntfrj2gx6">
               <w:r>
                 <w:rPr>
                   <w:rFonts w:ascii="Arial" w:cs="Arial" w:eastAsia="Arial" w:hAnsi="Arial"/>
@@ -29195,7 +29195,7 @@
               <w:spacing w:after="10" w:before="0"/>
               <w:ind w:left="120"/>
             </w:pPr>
-            <w:hyperlink w:history="1" r:id="rIdoneutibgmktrld5eq7wrm">
+            <w:hyperlink w:history="1" r:id="rId598fsueyj_3gv72j_tuwk">
               <w:r>
                 <w:rPr>
                   <w:rFonts w:ascii="Arial" w:cs="Arial" w:eastAsia="Arial" w:hAnsi="Arial"/>
@@ -29390,7 +29390,7 @@
             <w:pPr>
               <w:spacing w:after="20" w:before="0"/>
             </w:pPr>
-            <w:hyperlink w:history="1" r:id="rIdlvm0zkxnl9idipiawsn-f">
+            <w:hyperlink w:history="1" r:id="rIdm8pbkw-1yt5vn5-_gdti5">
               <w:r>
                 <w:rPr>
                   <w:rFonts w:ascii="Arial" w:cs="Arial" w:eastAsia="Arial" w:hAnsi="Arial"/>
@@ -29423,7 +29423,7 @@
               <w:spacing w:after="10" w:before="0"/>
               <w:ind w:left="120"/>
             </w:pPr>
-            <w:hyperlink w:history="1" r:id="rIda7xq-6v6hvlyhw0die0gx">
+            <w:hyperlink w:history="1" r:id="rIdf56cm5hvkllrzs-jwfezp">
               <w:r>
                 <w:rPr>
                   <w:rFonts w:ascii="Arial" w:cs="Arial" w:eastAsia="Arial" w:hAnsi="Arial"/>
@@ -29468,7 +29468,7 @@
             <w:pPr>
               <w:spacing w:after="20" w:before="0"/>
             </w:pPr>
-            <w:hyperlink w:history="1" r:id="rIdgkb76g0wqvuwan7iqk3gf">
+            <w:hyperlink w:history="1" r:id="rIdoy7-plxsfumrffimqci9n">
               <w:r>
                 <w:rPr>
                   <w:rFonts w:ascii="Arial" w:cs="Arial" w:eastAsia="Arial" w:hAnsi="Arial"/>
@@ -29501,7 +29501,7 @@
               <w:spacing w:after="10" w:before="0"/>
               <w:ind w:left="120"/>
             </w:pPr>
-            <w:hyperlink w:history="1" r:id="rId5r-nsaisu3sd62ltbjr41">
+            <w:hyperlink w:history="1" r:id="rId--pwrqbrutx4plsk4qjsv">
               <w:r>
                 <w:rPr>
                   <w:rFonts w:ascii="Arial" w:cs="Arial" w:eastAsia="Arial" w:hAnsi="Arial"/>
@@ -29696,7 +29696,7 @@
             <w:pPr>
               <w:spacing w:after="20" w:before="0"/>
             </w:pPr>
-            <w:hyperlink w:history="1" r:id="rIdk3xvwoxuvmtzi0amddj0i">
+            <w:hyperlink w:history="1" r:id="rIdt-1r2tkiofl1ir8dydt32">
               <w:r>
                 <w:rPr>
                   <w:rFonts w:ascii="Arial" w:cs="Arial" w:eastAsia="Arial" w:hAnsi="Arial"/>
@@ -29729,7 +29729,7 @@
               <w:spacing w:after="10" w:before="0"/>
               <w:ind w:left="120"/>
             </w:pPr>
-            <w:hyperlink w:history="1" r:id="rIdmigxheb8pvibnvtkvtq0t">
+            <w:hyperlink w:history="1" r:id="rIdplpykrcufb4ij-wa4wipw">
               <w:r>
                 <w:rPr>
                   <w:rFonts w:ascii="Arial" w:cs="Arial" w:eastAsia="Arial" w:hAnsi="Arial"/>
@@ -29774,7 +29774,7 @@
             <w:pPr>
               <w:spacing w:after="20" w:before="0"/>
             </w:pPr>
-            <w:hyperlink w:history="1" r:id="rIdcffsdsvwgmxcyybqlh-uu">
+            <w:hyperlink w:history="1" r:id="rIdcyntf1fi9xjwxbze9siqn">
               <w:r>
                 <w:rPr>
                   <w:rFonts w:ascii="Arial" w:cs="Arial" w:eastAsia="Arial" w:hAnsi="Arial"/>
@@ -29807,7 +29807,7 @@
               <w:spacing w:after="10" w:before="0"/>
               <w:ind w:left="120"/>
             </w:pPr>
-            <w:hyperlink w:history="1" r:id="rId1kkuidh91vdw7ow3ncbxk">
+            <w:hyperlink w:history="1" r:id="rIdvqgwyfeocedvy9ft2wm4w">
               <w:r>
                 <w:rPr>
                   <w:rFonts w:ascii="Arial" w:cs="Arial" w:eastAsia="Arial" w:hAnsi="Arial"/>
@@ -30002,7 +30002,7 @@
             <w:pPr>
               <w:spacing w:after="20" w:before="0"/>
             </w:pPr>
-            <w:hyperlink w:history="1" r:id="rIdkdycc6uiypu83xmea37rb">
+            <w:hyperlink w:history="1" r:id="rIduu4vohul2w4ode3ukmndp">
               <w:r>
                 <w:rPr>
                   <w:rFonts w:ascii="Arial" w:cs="Arial" w:eastAsia="Arial" w:hAnsi="Arial"/>
@@ -30035,7 +30035,7 @@
               <w:spacing w:after="10" w:before="0"/>
               <w:ind w:left="120"/>
             </w:pPr>
-            <w:hyperlink w:history="1" r:id="rIdvyy1rafzb5ngphtpzkmts">
+            <w:hyperlink w:history="1" r:id="rIdc1t_i7vgboyug4xvwgf6g">
               <w:r>
                 <w:rPr>
                   <w:rFonts w:ascii="Arial" w:cs="Arial" w:eastAsia="Arial" w:hAnsi="Arial"/>
@@ -30080,7 +30080,7 @@
             <w:pPr>
               <w:spacing w:after="20" w:before="0"/>
             </w:pPr>
-            <w:hyperlink w:history="1" r:id="rId2howzduezx6m-mcdmek1f">
+            <w:hyperlink w:history="1" r:id="rIdjrcnc_apeufqqrxvoptic">
               <w:r>
                 <w:rPr>
                   <w:rFonts w:ascii="Arial" w:cs="Arial" w:eastAsia="Arial" w:hAnsi="Arial"/>
@@ -30113,7 +30113,7 @@
               <w:spacing w:after="10" w:before="0"/>
               <w:ind w:left="120"/>
             </w:pPr>
-            <w:hyperlink w:history="1" r:id="rIdgsmekomi-409yygwdtwym">
+            <w:hyperlink w:history="1" r:id="rIdqgovrnhb-rpkuaoxid2qh">
               <w:r>
                 <w:rPr>
                   <w:rFonts w:ascii="Arial" w:cs="Arial" w:eastAsia="Arial" w:hAnsi="Arial"/>
@@ -30308,7 +30308,7 @@
             <w:pPr>
               <w:spacing w:after="20" w:before="0"/>
             </w:pPr>
-            <w:hyperlink w:history="1" r:id="rIdsvhpxqlrcqemgnpcpkixi">
+            <w:hyperlink w:history="1" r:id="rIdkcwkfxqjgss-pwujklu6e">
               <w:r>
                 <w:rPr>
                   <w:rFonts w:ascii="Arial" w:cs="Arial" w:eastAsia="Arial" w:hAnsi="Arial"/>
@@ -30341,7 +30341,7 @@
               <w:spacing w:after="10" w:before="0"/>
               <w:ind w:left="120"/>
             </w:pPr>
-            <w:hyperlink w:history="1" r:id="rId_q-dtrby4oqqchhtkfpxz">
+            <w:hyperlink w:history="1" r:id="rIdu9wccnraiolhncd-vm-ez">
               <w:r>
                 <w:rPr>
                   <w:rFonts w:ascii="Arial" w:cs="Arial" w:eastAsia="Arial" w:hAnsi="Arial"/>
@@ -30386,7 +30386,7 @@
             <w:pPr>
               <w:spacing w:after="20" w:before="0"/>
             </w:pPr>
-            <w:hyperlink w:history="1" r:id="rIdjgdcqnybpcrdfl5igypax">
+            <w:hyperlink w:history="1" r:id="rIdcihxtilrs8zirmqnyxwbf">
               <w:r>
                 <w:rPr>
                   <w:rFonts w:ascii="Arial" w:cs="Arial" w:eastAsia="Arial" w:hAnsi="Arial"/>
@@ -30419,7 +30419,7 @@
               <w:spacing w:after="10" w:before="0"/>
               <w:ind w:left="120"/>
             </w:pPr>
-            <w:hyperlink w:history="1" r:id="rIdmjoihcro8vcyeasgzuws0">
+            <w:hyperlink w:history="1" r:id="rIdqqcgus_-9-mziqnj6knry">
               <w:r>
                 <w:rPr>
                   <w:rFonts w:ascii="Arial" w:cs="Arial" w:eastAsia="Arial" w:hAnsi="Arial"/>
@@ -31906,7 +31906,7 @@
             <w:pPr>
               <w:spacing w:after="20" w:before="0"/>
             </w:pPr>
-            <w:hyperlink w:history="1" r:id="rIdu4x56amol0yf8syyji4uw">
+            <w:hyperlink w:history="1" r:id="rId2k4r_vv4bdua5mndky6yv">
               <w:r>
                 <w:rPr>
                   <w:rFonts w:ascii="Arial" w:cs="Arial" w:eastAsia="Arial" w:hAnsi="Arial"/>
@@ -31939,7 +31939,7 @@
               <w:spacing w:after="10" w:before="0"/>
               <w:ind w:left="120"/>
             </w:pPr>
-            <w:hyperlink w:history="1" r:id="rIdbyz3i3mhpdx7eohnzanrr">
+            <w:hyperlink w:history="1" r:id="rIdmqyjvnj-1hsmcwfmd2uwc">
               <w:r>
                 <w:rPr>
                   <w:rFonts w:ascii="Arial" w:cs="Arial" w:eastAsia="Arial" w:hAnsi="Arial"/>
@@ -31984,7 +31984,7 @@
             <w:pPr>
               <w:spacing w:after="20" w:before="0"/>
             </w:pPr>
-            <w:hyperlink w:history="1" r:id="rId_3tbwkuqijezvzjcic4ij">
+            <w:hyperlink w:history="1" r:id="rId2cydtv2uis_crimobtmxd">
               <w:r>
                 <w:rPr>
                   <w:rFonts w:ascii="Arial" w:cs="Arial" w:eastAsia="Arial" w:hAnsi="Arial"/>
@@ -32017,7 +32017,7 @@
               <w:spacing w:after="10" w:before="0"/>
               <w:ind w:left="120"/>
             </w:pPr>
-            <w:hyperlink w:history="1" r:id="rIdtzetelaeyta0bwdwvl64w">
+            <w:hyperlink w:history="1" r:id="rIdqeke72d-8ba5qaufdkawn">
               <w:r>
                 <w:rPr>
                   <w:rFonts w:ascii="Arial" w:cs="Arial" w:eastAsia="Arial" w:hAnsi="Arial"/>
@@ -32212,7 +32212,7 @@
             <w:pPr>
               <w:spacing w:after="20" w:before="0"/>
             </w:pPr>
-            <w:hyperlink w:history="1" r:id="rIdjtly01jahs1xdgjvr8ez0">
+            <w:hyperlink w:history="1" r:id="rIdt7p24ye_ibqe1rug7ci8m">
               <w:r>
                 <w:rPr>
                   <w:rFonts w:ascii="Arial" w:cs="Arial" w:eastAsia="Arial" w:hAnsi="Arial"/>
@@ -32245,7 +32245,7 @@
               <w:spacing w:after="10" w:before="0"/>
               <w:ind w:left="120"/>
             </w:pPr>
-            <w:hyperlink w:history="1" r:id="rIduf-ailg0f6dmvo3rg5-hd">
+            <w:hyperlink w:history="1" r:id="rIdla_bdchdu3csht8najpew">
               <w:r>
                 <w:rPr>
                   <w:rFonts w:ascii="Arial" w:cs="Arial" w:eastAsia="Arial" w:hAnsi="Arial"/>
@@ -32290,7 +32290,7 @@
             <w:pPr>
               <w:spacing w:after="20" w:before="0"/>
             </w:pPr>
-            <w:hyperlink w:history="1" r:id="rIdk2o3oi4l6iceu-ubwe5po">
+            <w:hyperlink w:history="1" r:id="rIdjdtkd3eaiif1gvvbnyct_">
               <w:r>
                 <w:rPr>
                   <w:rFonts w:ascii="Arial" w:cs="Arial" w:eastAsia="Arial" w:hAnsi="Arial"/>
@@ -32323,7 +32323,7 @@
               <w:spacing w:after="10" w:before="0"/>
               <w:ind w:left="120"/>
             </w:pPr>
-            <w:hyperlink w:history="1" r:id="rIdvia4qouqz3gtmojlgxyla">
+            <w:hyperlink w:history="1" r:id="rIdjqcdami63gyiivsddat3h">
               <w:r>
                 <w:rPr>
                   <w:rFonts w:ascii="Arial" w:cs="Arial" w:eastAsia="Arial" w:hAnsi="Arial"/>
@@ -32518,7 +32518,7 @@
             <w:pPr>
               <w:spacing w:after="20" w:before="0"/>
             </w:pPr>
-            <w:hyperlink w:history="1" r:id="rIdli_nu9uzi7dckpvvlx4cb">
+            <w:hyperlink w:history="1" r:id="rIdknmtdlmdvuqy0qkb3b-lr">
               <w:r>
                 <w:rPr>
                   <w:rFonts w:ascii="Arial" w:cs="Arial" w:eastAsia="Arial" w:hAnsi="Arial"/>
@@ -32551,7 +32551,7 @@
               <w:spacing w:after="10" w:before="0"/>
               <w:ind w:left="120"/>
             </w:pPr>
-            <w:hyperlink w:history="1" r:id="rIdnqpd-kc7p6whwatd5i-yq">
+            <w:hyperlink w:history="1" r:id="rIdl4mezd4-xywwkh2obflvl">
               <w:r>
                 <w:rPr>
                   <w:rFonts w:ascii="Arial" w:cs="Arial" w:eastAsia="Arial" w:hAnsi="Arial"/>
@@ -32596,7 +32596,7 @@
             <w:pPr>
               <w:spacing w:after="20" w:before="0"/>
             </w:pPr>
-            <w:hyperlink w:history="1" r:id="rIdxg1b45ujhsmw-niscmpbz">
+            <w:hyperlink w:history="1" r:id="rIdan0etbpkmx2vk7tdofuxb">
               <w:r>
                 <w:rPr>
                   <w:rFonts w:ascii="Arial" w:cs="Arial" w:eastAsia="Arial" w:hAnsi="Arial"/>
@@ -32629,7 +32629,7 @@
               <w:spacing w:after="10" w:before="0"/>
               <w:ind w:left="120"/>
             </w:pPr>
-            <w:hyperlink w:history="1" r:id="rIdvev9n1qedtpqf2m-m9k3w">
+            <w:hyperlink w:history="1" r:id="rIdlbvwrhasy6lcl0akc9fm_">
               <w:r>
                 <w:rPr>
                   <w:rFonts w:ascii="Arial" w:cs="Arial" w:eastAsia="Arial" w:hAnsi="Arial"/>
@@ -32824,7 +32824,7 @@
             <w:pPr>
               <w:spacing w:after="20" w:before="0"/>
             </w:pPr>
-            <w:hyperlink w:history="1" r:id="rIdlf-1jtshjhx9_drrkukh7">
+            <w:hyperlink w:history="1" r:id="rIdbhffku0qq-mg1wvrp6evh">
               <w:r>
                 <w:rPr>
                   <w:rFonts w:ascii="Arial" w:cs="Arial" w:eastAsia="Arial" w:hAnsi="Arial"/>
@@ -32857,7 +32857,7 @@
               <w:spacing w:after="10" w:before="0"/>
               <w:ind w:left="120"/>
             </w:pPr>
-            <w:hyperlink w:history="1" r:id="rIdeqep3j6mmbpy9qk5wsexz">
+            <w:hyperlink w:history="1" r:id="rIdyird0cnpjtyhqzsvzkudj">
               <w:r>
                 <w:rPr>
                   <w:rFonts w:ascii="Arial" w:cs="Arial" w:eastAsia="Arial" w:hAnsi="Arial"/>
@@ -32902,7 +32902,7 @@
             <w:pPr>
               <w:spacing w:after="20" w:before="0"/>
             </w:pPr>
-            <w:hyperlink w:history="1" r:id="rIdgvl4lgvwc3bpqtfjbs3nc">
+            <w:hyperlink w:history="1" r:id="rIdqeln52b1ejat0wzv96zs3">
               <w:r>
                 <w:rPr>
                   <w:rFonts w:ascii="Arial" w:cs="Arial" w:eastAsia="Arial" w:hAnsi="Arial"/>
@@ -32935,7 +32935,7 @@
               <w:spacing w:after="10" w:before="0"/>
               <w:ind w:left="120"/>
             </w:pPr>
-            <w:hyperlink w:history="1" r:id="rIdg-8hosqtsl__2ky2-s7ax">
+            <w:hyperlink w:history="1" r:id="rId3mktrxc6uqx3biewkrptf">
               <w:r>
                 <w:rPr>
                   <w:rFonts w:ascii="Arial" w:cs="Arial" w:eastAsia="Arial" w:hAnsi="Arial"/>
@@ -33130,7 +33130,7 @@
             <w:pPr>
               <w:spacing w:after="20" w:before="0"/>
             </w:pPr>
-            <w:hyperlink w:history="1" r:id="rIddx_oej9vaqkfg_bwups36">
+            <w:hyperlink w:history="1" r:id="rIdzswoohcofzwzq7a2m35o_">
               <w:r>
                 <w:rPr>
                   <w:rFonts w:ascii="Arial" w:cs="Arial" w:eastAsia="Arial" w:hAnsi="Arial"/>
@@ -33163,7 +33163,7 @@
               <w:spacing w:after="10" w:before="0"/>
               <w:ind w:left="120"/>
             </w:pPr>
-            <w:hyperlink w:history="1" r:id="rIdfumn0gj8depskoqivklys">
+            <w:hyperlink w:history="1" r:id="rIdjhn-qecmaeniwq3o9viab">
               <w:r>
                 <w:rPr>
                   <w:rFonts w:ascii="Arial" w:cs="Arial" w:eastAsia="Arial" w:hAnsi="Arial"/>
@@ -33208,7 +33208,7 @@
             <w:pPr>
               <w:spacing w:after="20" w:before="0"/>
             </w:pPr>
-            <w:hyperlink w:history="1" r:id="rIdlzsowa4rz2xh-em1qg8n9">
+            <w:hyperlink w:history="1" r:id="rIdieqkwqvrjv9bycoeno-ep">
               <w:r>
                 <w:rPr>
                   <w:rFonts w:ascii="Arial" w:cs="Arial" w:eastAsia="Arial" w:hAnsi="Arial"/>
@@ -33241,7 +33241,7 @@
               <w:spacing w:after="10" w:before="0"/>
               <w:ind w:left="120"/>
             </w:pPr>
-            <w:hyperlink w:history="1" r:id="rIdkz9q6n2cqz2vrqo9vspqt">
+            <w:hyperlink w:history="1" r:id="rIdmyiwsvwq8gzmaozuu8fdw">
               <w:r>
                 <w:rPr>
                   <w:rFonts w:ascii="Arial" w:cs="Arial" w:eastAsia="Arial" w:hAnsi="Arial"/>
@@ -34728,7 +34728,7 @@
             <w:pPr>
               <w:spacing w:after="20" w:before="0"/>
             </w:pPr>
-            <w:hyperlink w:history="1" r:id="rId24nq8bls3v2ibpc3hfshx">
+            <w:hyperlink w:history="1" r:id="rIdzvhcz3fimcnynynzvlf--">
               <w:r>
                 <w:rPr>
                   <w:rFonts w:ascii="Arial" w:cs="Arial" w:eastAsia="Arial" w:hAnsi="Arial"/>
@@ -34761,7 +34761,7 @@
               <w:spacing w:after="10" w:before="0"/>
               <w:ind w:left="120"/>
             </w:pPr>
-            <w:hyperlink w:history="1" r:id="rId9nvr4boldrz-ux6dkpi6o">
+            <w:hyperlink w:history="1" r:id="rId69g4cxyrzj_ljwvfg6wqt">
               <w:r>
                 <w:rPr>
                   <w:rFonts w:ascii="Arial" w:cs="Arial" w:eastAsia="Arial" w:hAnsi="Arial"/>
@@ -34806,7 +34806,7 @@
             <w:pPr>
               <w:spacing w:after="20" w:before="0"/>
             </w:pPr>
-            <w:hyperlink w:history="1" r:id="rIdcya2g336dnrd9ybfqp3mj">
+            <w:hyperlink w:history="1" r:id="rIdc02ql8wrmk7liozadmmud">
               <w:r>
                 <w:rPr>
                   <w:rFonts w:ascii="Arial" w:cs="Arial" w:eastAsia="Arial" w:hAnsi="Arial"/>
@@ -34839,7 +34839,7 @@
               <w:spacing w:after="10" w:before="0"/>
               <w:ind w:left="120"/>
             </w:pPr>
-            <w:hyperlink w:history="1" r:id="rId6k4rwezbrr4xxupz5_fwa">
+            <w:hyperlink w:history="1" r:id="rIdbvcy3tyculrfh3dau2tpx">
               <w:r>
                 <w:rPr>
                   <w:rFonts w:ascii="Arial" w:cs="Arial" w:eastAsia="Arial" w:hAnsi="Arial"/>
@@ -35034,7 +35034,7 @@
             <w:pPr>
               <w:spacing w:after="20" w:before="0"/>
             </w:pPr>
-            <w:hyperlink w:history="1" r:id="rIduucjjzuaxctjjcwg9ydju">
+            <w:hyperlink w:history="1" r:id="rIdggzb1psk4nde671x7dr6p">
               <w:r>
                 <w:rPr>
                   <w:rFonts w:ascii="Arial" w:cs="Arial" w:eastAsia="Arial" w:hAnsi="Arial"/>
@@ -35067,7 +35067,7 @@
               <w:spacing w:after="10" w:before="0"/>
               <w:ind w:left="120"/>
             </w:pPr>
-            <w:hyperlink w:history="1" r:id="rId8x-4ipcpk-zpmkg33hl_j">
+            <w:hyperlink w:history="1" r:id="rId4e1niok2timkja4kay2bl">
               <w:r>
                 <w:rPr>
                   <w:rFonts w:ascii="Arial" w:cs="Arial" w:eastAsia="Arial" w:hAnsi="Arial"/>
@@ -35112,7 +35112,7 @@
             <w:pPr>
               <w:spacing w:after="20" w:before="0"/>
             </w:pPr>
-            <w:hyperlink w:history="1" r:id="rIdmkjw7jlg92_rnf7hugool">
+            <w:hyperlink w:history="1" r:id="rId5hugyh21wf7lurbmuy0q_">
               <w:r>
                 <w:rPr>
                   <w:rFonts w:ascii="Arial" w:cs="Arial" w:eastAsia="Arial" w:hAnsi="Arial"/>
@@ -35145,7 +35145,7 @@
               <w:spacing w:after="10" w:before="0"/>
               <w:ind w:left="120"/>
             </w:pPr>
-            <w:hyperlink w:history="1" r:id="rIdfcyqasyq2dkrpcv0fiagy">
+            <w:hyperlink w:history="1" r:id="rId_fti0dvk9b6ghjhyyy0lb">
               <w:r>
                 <w:rPr>
                   <w:rFonts w:ascii="Arial" w:cs="Arial" w:eastAsia="Arial" w:hAnsi="Arial"/>
@@ -35340,7 +35340,7 @@
             <w:pPr>
               <w:spacing w:after="20" w:before="0"/>
             </w:pPr>
-            <w:hyperlink w:history="1" r:id="rId8yfhbk3ws7b5eyl2-bb9z">
+            <w:hyperlink w:history="1" r:id="rIdcudbkivi63uitvrhfrtvi">
               <w:r>
                 <w:rPr>
                   <w:rFonts w:ascii="Arial" w:cs="Arial" w:eastAsia="Arial" w:hAnsi="Arial"/>
@@ -35373,7 +35373,7 @@
               <w:spacing w:after="10" w:before="0"/>
               <w:ind w:left="120"/>
             </w:pPr>
-            <w:hyperlink w:history="1" r:id="rIduvimdsb-oyisyulvjjii5">
+            <w:hyperlink w:history="1" r:id="rIdcpeclefsbf_vbriepkfd4">
               <w:r>
                 <w:rPr>
                   <w:rFonts w:ascii="Arial" w:cs="Arial" w:eastAsia="Arial" w:hAnsi="Arial"/>
@@ -35418,7 +35418,7 @@
             <w:pPr>
               <w:spacing w:after="20" w:before="0"/>
             </w:pPr>
-            <w:hyperlink w:history="1" r:id="rIdgrsypu7nwzfy5k07vr7bu">
+            <w:hyperlink w:history="1" r:id="rId8456s4ph_yw0atc2z7wpx">
               <w:r>
                 <w:rPr>
                   <w:rFonts w:ascii="Arial" w:cs="Arial" w:eastAsia="Arial" w:hAnsi="Arial"/>
@@ -35451,7 +35451,7 @@
               <w:spacing w:after="10" w:before="0"/>
               <w:ind w:left="120"/>
             </w:pPr>
-            <w:hyperlink w:history="1" r:id="rIdh3xk2y4kdum4wenf7qr6s">
+            <w:hyperlink w:history="1" r:id="rIdsls2iuzmaqjgp2atqtmhk">
               <w:r>
                 <w:rPr>
                   <w:rFonts w:ascii="Arial" w:cs="Arial" w:eastAsia="Arial" w:hAnsi="Arial"/>
@@ -35646,7 +35646,7 @@
             <w:pPr>
               <w:spacing w:after="20" w:before="0"/>
             </w:pPr>
-            <w:hyperlink w:history="1" r:id="rIdk6h-i3mq1i8ip6azvkhrb">
+            <w:hyperlink w:history="1" r:id="rIdvgqhngtyutrwyy5gl-x8l">
               <w:r>
                 <w:rPr>
                   <w:rFonts w:ascii="Arial" w:cs="Arial" w:eastAsia="Arial" w:hAnsi="Arial"/>
@@ -35679,7 +35679,7 @@
               <w:spacing w:after="10" w:before="0"/>
               <w:ind w:left="120"/>
             </w:pPr>
-            <w:hyperlink w:history="1" r:id="rId0k9vpizapztkpzsrpdo4g">
+            <w:hyperlink w:history="1" r:id="rIdsytwtivrmsevsvqgvjohj">
               <w:r>
                 <w:rPr>
                   <w:rFonts w:ascii="Arial" w:cs="Arial" w:eastAsia="Arial" w:hAnsi="Arial"/>
@@ -35724,7 +35724,7 @@
             <w:pPr>
               <w:spacing w:after="20" w:before="0"/>
             </w:pPr>
-            <w:hyperlink w:history="1" r:id="rIdg798ocnarjdcziarehjd0">
+            <w:hyperlink w:history="1" r:id="rIdiukrwjoslnedalyk_cba1">
               <w:r>
                 <w:rPr>
                   <w:rFonts w:ascii="Arial" w:cs="Arial" w:eastAsia="Arial" w:hAnsi="Arial"/>
@@ -35757,7 +35757,7 @@
               <w:spacing w:after="10" w:before="0"/>
               <w:ind w:left="120"/>
             </w:pPr>
-            <w:hyperlink w:history="1" r:id="rId2fzi46pyergqzps8whqxz">
+            <w:hyperlink w:history="1" r:id="rIdq-gywrzie6fkpnmsts-aa">
               <w:r>
                 <w:rPr>
                   <w:rFonts w:ascii="Arial" w:cs="Arial" w:eastAsia="Arial" w:hAnsi="Arial"/>
@@ -35952,7 +35952,7 @@
             <w:pPr>
               <w:spacing w:after="20" w:before="0"/>
             </w:pPr>
-            <w:hyperlink w:history="1" r:id="rIdsd0rduacdlxaynmr_gi4m">
+            <w:hyperlink w:history="1" r:id="rIdz8em275iddu07k9wj1cr5">
               <w:r>
                 <w:rPr>
                   <w:rFonts w:ascii="Arial" w:cs="Arial" w:eastAsia="Arial" w:hAnsi="Arial"/>
@@ -35985,7 +35985,7 @@
               <w:spacing w:after="10" w:before="0"/>
               <w:ind w:left="120"/>
             </w:pPr>
-            <w:hyperlink w:history="1" r:id="rIdk2balgl7ieixg8wpklgji">
+            <w:hyperlink w:history="1" r:id="rId3dwn4cvjzsycqbhpbmrbv">
               <w:r>
                 <w:rPr>
                   <w:rFonts w:ascii="Arial" w:cs="Arial" w:eastAsia="Arial" w:hAnsi="Arial"/>
@@ -36030,7 +36030,7 @@
             <w:pPr>
               <w:spacing w:after="20" w:before="0"/>
             </w:pPr>
-            <w:hyperlink w:history="1" r:id="rIdemcxrbodvmsnu7wftyh6a">
+            <w:hyperlink w:history="1" r:id="rIdabp3_-x0dz__w-76hjdax">
               <w:r>
                 <w:rPr>
                   <w:rFonts w:ascii="Arial" w:cs="Arial" w:eastAsia="Arial" w:hAnsi="Arial"/>
@@ -36063,7 +36063,7 @@
               <w:spacing w:after="10" w:before="0"/>
               <w:ind w:left="120"/>
             </w:pPr>
-            <w:hyperlink w:history="1" r:id="rIdesohcvhdry-kdytl657sf">
+            <w:hyperlink w:history="1" r:id="rIdlworlyd-woo80nbeux_xa">
               <w:r>
                 <w:rPr>
                   <w:rFonts w:ascii="Arial" w:cs="Arial" w:eastAsia="Arial" w:hAnsi="Arial"/>

--- a/data/outputs/v2/Physics/SS3.2_Current_Electricity/Physics_Current_Electricity_CBE_LessonSequence.docx
+++ b/data/outputs/v2/Physics/SS3.2_Current_Electricity/Physics_Current_Electricity_CBE_LessonSequence.docx
@@ -3591,7 +3591,7 @@
             <w:pPr>
               <w:spacing w:after="20" w:before="0"/>
             </w:pPr>
-            <w:hyperlink w:history="1" r:id="rIdermiqdqswmloplb7ayngh">
+            <w:hyperlink w:history="1" r:id="rIdth1eu6wh59zb4cmuzdf_k">
               <w:r>
                 <w:rPr>
                   <w:rFonts w:ascii="Arial" w:cs="Arial" w:eastAsia="Arial" w:hAnsi="Arial"/>
@@ -3624,7 +3624,7 @@
               <w:spacing w:after="10" w:before="0"/>
               <w:ind w:left="120"/>
             </w:pPr>
-            <w:hyperlink w:history="1" r:id="rIdnsrgifxl8pfazvp30yukp">
+            <w:hyperlink w:history="1" r:id="rIdjrbbxskfm2-pknaya7nyc">
               <w:r>
                 <w:rPr>
                   <w:rFonts w:ascii="Arial" w:cs="Arial" w:eastAsia="Arial" w:hAnsi="Arial"/>
@@ -3669,7 +3669,7 @@
             <w:pPr>
               <w:spacing w:after="20" w:before="0"/>
             </w:pPr>
-            <w:hyperlink w:history="1" r:id="rIdugvux2_5zmpe9rzhqe2cx">
+            <w:hyperlink w:history="1" r:id="rIde_ntymdpbylnhcfn9cw0j">
               <w:r>
                 <w:rPr>
                   <w:rFonts w:ascii="Arial" w:cs="Arial" w:eastAsia="Arial" w:hAnsi="Arial"/>
@@ -3702,7 +3702,7 @@
               <w:spacing w:after="10" w:before="0"/>
               <w:ind w:left="120"/>
             </w:pPr>
-            <w:hyperlink w:history="1" r:id="rIdcl0mcvaebm_zeimdjka22">
+            <w:hyperlink w:history="1" r:id="rIdqbfuqx2envthpwangw3mw">
               <w:r>
                 <w:rPr>
                   <w:rFonts w:ascii="Arial" w:cs="Arial" w:eastAsia="Arial" w:hAnsi="Arial"/>
@@ -3897,7 +3897,7 @@
             <w:pPr>
               <w:spacing w:after="20" w:before="0"/>
             </w:pPr>
-            <w:hyperlink w:history="1" r:id="rIdmzvgirknvtnqv7rneeim2">
+            <w:hyperlink w:history="1" r:id="rId-eib0d9f-qknd-rm3_jth">
               <w:r>
                 <w:rPr>
                   <w:rFonts w:ascii="Arial" w:cs="Arial" w:eastAsia="Arial" w:hAnsi="Arial"/>
@@ -3930,7 +3930,7 @@
               <w:spacing w:after="10" w:before="0"/>
               <w:ind w:left="120"/>
             </w:pPr>
-            <w:hyperlink w:history="1" r:id="rId-fc3yayqnylbsvnt0b0lz">
+            <w:hyperlink w:history="1" r:id="rId5qerhmj9viembmlotmbdv">
               <w:r>
                 <w:rPr>
                   <w:rFonts w:ascii="Arial" w:cs="Arial" w:eastAsia="Arial" w:hAnsi="Arial"/>
@@ -3975,7 +3975,7 @@
             <w:pPr>
               <w:spacing w:after="20" w:before="0"/>
             </w:pPr>
-            <w:hyperlink w:history="1" r:id="rIdnfsex2f7s_bobe10fc_ek">
+            <w:hyperlink w:history="1" r:id="rIdhh1zu9gl3q4k0o_xfpwb1">
               <w:r>
                 <w:rPr>
                   <w:rFonts w:ascii="Arial" w:cs="Arial" w:eastAsia="Arial" w:hAnsi="Arial"/>
@@ -4008,7 +4008,7 @@
               <w:spacing w:after="10" w:before="0"/>
               <w:ind w:left="120"/>
             </w:pPr>
-            <w:hyperlink w:history="1" r:id="rIde3e7a9thc2iwydtj8livb">
+            <w:hyperlink w:history="1" r:id="rIdvobinfwrs5x_bzgte8rax">
               <w:r>
                 <w:rPr>
                   <w:rFonts w:ascii="Arial" w:cs="Arial" w:eastAsia="Arial" w:hAnsi="Arial"/>
@@ -4203,7 +4203,7 @@
             <w:pPr>
               <w:spacing w:after="20" w:before="0"/>
             </w:pPr>
-            <w:hyperlink w:history="1" r:id="rIdk984u0xx1mopzwmlbgol7">
+            <w:hyperlink w:history="1" r:id="rIdsq6v-itogbhj-8azgqekt">
               <w:r>
                 <w:rPr>
                   <w:rFonts w:ascii="Arial" w:cs="Arial" w:eastAsia="Arial" w:hAnsi="Arial"/>
@@ -4236,7 +4236,7 @@
               <w:spacing w:after="10" w:before="0"/>
               <w:ind w:left="120"/>
             </w:pPr>
-            <w:hyperlink w:history="1" r:id="rIdagzprjoh45gean_tskypt">
+            <w:hyperlink w:history="1" r:id="rIdxpymves9arztpvfo_uo8j">
               <w:r>
                 <w:rPr>
                   <w:rFonts w:ascii="Arial" w:cs="Arial" w:eastAsia="Arial" w:hAnsi="Arial"/>
@@ -4281,7 +4281,7 @@
             <w:pPr>
               <w:spacing w:after="20" w:before="0"/>
             </w:pPr>
-            <w:hyperlink w:history="1" r:id="rIdgx9vrnxvldms4xywa_bij">
+            <w:hyperlink w:history="1" r:id="rIdtli3c2cceppqqk6osbbrx">
               <w:r>
                 <w:rPr>
                   <w:rFonts w:ascii="Arial" w:cs="Arial" w:eastAsia="Arial" w:hAnsi="Arial"/>
@@ -4314,7 +4314,7 @@
               <w:spacing w:after="10" w:before="0"/>
               <w:ind w:left="120"/>
             </w:pPr>
-            <w:hyperlink w:history="1" r:id="rIdduf6zzn9qux9uiqpmfgz5">
+            <w:hyperlink w:history="1" r:id="rIdn1hltvd5dbb84mz6-tunn">
               <w:r>
                 <w:rPr>
                   <w:rFonts w:ascii="Arial" w:cs="Arial" w:eastAsia="Arial" w:hAnsi="Arial"/>
@@ -4509,7 +4509,7 @@
             <w:pPr>
               <w:spacing w:after="20" w:before="0"/>
             </w:pPr>
-            <w:hyperlink w:history="1" r:id="rIdi6lmr1qddjodbdkzpb1rz">
+            <w:hyperlink w:history="1" r:id="rIdp8cpn6ffhzgn-ldpmwjun">
               <w:r>
                 <w:rPr>
                   <w:rFonts w:ascii="Arial" w:cs="Arial" w:eastAsia="Arial" w:hAnsi="Arial"/>
@@ -4542,7 +4542,7 @@
               <w:spacing w:after="10" w:before="0"/>
               <w:ind w:left="120"/>
             </w:pPr>
-            <w:hyperlink w:history="1" r:id="rIdguep3zth59dakpanwkwo5">
+            <w:hyperlink w:history="1" r:id="rIdjswnioo0yykfszldbxw5h">
               <w:r>
                 <w:rPr>
                   <w:rFonts w:ascii="Arial" w:cs="Arial" w:eastAsia="Arial" w:hAnsi="Arial"/>
@@ -4587,7 +4587,7 @@
             <w:pPr>
               <w:spacing w:after="20" w:before="0"/>
             </w:pPr>
-            <w:hyperlink w:history="1" r:id="rIdr6kumvsky72vhmob2fzck">
+            <w:hyperlink w:history="1" r:id="rId7lwtfal3e3puptjnzt0lg">
               <w:r>
                 <w:rPr>
                   <w:rFonts w:ascii="Arial" w:cs="Arial" w:eastAsia="Arial" w:hAnsi="Arial"/>
@@ -4620,7 +4620,7 @@
               <w:spacing w:after="10" w:before="0"/>
               <w:ind w:left="120"/>
             </w:pPr>
-            <w:hyperlink w:history="1" r:id="rIdk_boiuvdbqegiziljd0hu">
+            <w:hyperlink w:history="1" r:id="rIdnxebb6hb3adaay87jbqf6">
               <w:r>
                 <w:rPr>
                   <w:rFonts w:ascii="Arial" w:cs="Arial" w:eastAsia="Arial" w:hAnsi="Arial"/>
@@ -4815,7 +4815,7 @@
             <w:pPr>
               <w:spacing w:after="20" w:before="0"/>
             </w:pPr>
-            <w:hyperlink w:history="1" r:id="rIdazbce-0ugqasku3agve6f">
+            <w:hyperlink w:history="1" r:id="rIdriisxoglh_ssxktnle-zw">
               <w:r>
                 <w:rPr>
                   <w:rFonts w:ascii="Arial" w:cs="Arial" w:eastAsia="Arial" w:hAnsi="Arial"/>
@@ -4848,7 +4848,7 @@
               <w:spacing w:after="10" w:before="0"/>
               <w:ind w:left="120"/>
             </w:pPr>
-            <w:hyperlink w:history="1" r:id="rIdqdhzhneahhswmtkat9cja">
+            <w:hyperlink w:history="1" r:id="rIdf8pwxcbvy6o_zsvgxemm9">
               <w:r>
                 <w:rPr>
                   <w:rFonts w:ascii="Arial" w:cs="Arial" w:eastAsia="Arial" w:hAnsi="Arial"/>
@@ -4893,7 +4893,7 @@
             <w:pPr>
               <w:spacing w:after="20" w:before="0"/>
             </w:pPr>
-            <w:hyperlink w:history="1" r:id="rIdm6b7bzbwzb5lezrkk5jm2">
+            <w:hyperlink w:history="1" r:id="rId69qtogokzyi63gc5i-98a">
               <w:r>
                 <w:rPr>
                   <w:rFonts w:ascii="Arial" w:cs="Arial" w:eastAsia="Arial" w:hAnsi="Arial"/>
@@ -4926,7 +4926,7 @@
               <w:spacing w:after="10" w:before="0"/>
               <w:ind w:left="120"/>
             </w:pPr>
-            <w:hyperlink w:history="1" r:id="rIdu38lviapgznyoeatilomb">
+            <w:hyperlink w:history="1" r:id="rIdv-6ehx2r66kqlfeoxohzu">
               <w:r>
                 <w:rPr>
                   <w:rFonts w:ascii="Arial" w:cs="Arial" w:eastAsia="Arial" w:hAnsi="Arial"/>
@@ -6413,7 +6413,7 @@
             <w:pPr>
               <w:spacing w:after="20" w:before="0"/>
             </w:pPr>
-            <w:hyperlink w:history="1" r:id="rId0gy8kzvnlnuwrelzcfqss">
+            <w:hyperlink w:history="1" r:id="rIdhuqwe-yxaobxkg6vm-7ln">
               <w:r>
                 <w:rPr>
                   <w:rFonts w:ascii="Arial" w:cs="Arial" w:eastAsia="Arial" w:hAnsi="Arial"/>
@@ -6446,7 +6446,7 @@
               <w:spacing w:after="10" w:before="0"/>
               <w:ind w:left="120"/>
             </w:pPr>
-            <w:hyperlink w:history="1" r:id="rId0mhv7yfmsf4easnyb6lha">
+            <w:hyperlink w:history="1" r:id="rId3zleiasbnikt35yo9qdh2">
               <w:r>
                 <w:rPr>
                   <w:rFonts w:ascii="Arial" w:cs="Arial" w:eastAsia="Arial" w:hAnsi="Arial"/>
@@ -6491,7 +6491,7 @@
             <w:pPr>
               <w:spacing w:after="20" w:before="0"/>
             </w:pPr>
-            <w:hyperlink w:history="1" r:id="rIdb8qs0qbxkziox12tkdehs">
+            <w:hyperlink w:history="1" r:id="rIdrcuchw-3nk6sj-f_lysch">
               <w:r>
                 <w:rPr>
                   <w:rFonts w:ascii="Arial" w:cs="Arial" w:eastAsia="Arial" w:hAnsi="Arial"/>
@@ -6524,7 +6524,7 @@
               <w:spacing w:after="10" w:before="0"/>
               <w:ind w:left="120"/>
             </w:pPr>
-            <w:hyperlink w:history="1" r:id="rId2opdekj3laywyzdlo5x54">
+            <w:hyperlink w:history="1" r:id="rIdityrma7hrlobcppr2sgfy">
               <w:r>
                 <w:rPr>
                   <w:rFonts w:ascii="Arial" w:cs="Arial" w:eastAsia="Arial" w:hAnsi="Arial"/>
@@ -6719,7 +6719,7 @@
             <w:pPr>
               <w:spacing w:after="20" w:before="0"/>
             </w:pPr>
-            <w:hyperlink w:history="1" r:id="rIdry_iyvoz4cbv11vt7sfxs">
+            <w:hyperlink w:history="1" r:id="rIdk5j07pri7wfc44w0bk8fy">
               <w:r>
                 <w:rPr>
                   <w:rFonts w:ascii="Arial" w:cs="Arial" w:eastAsia="Arial" w:hAnsi="Arial"/>
@@ -6752,7 +6752,7 @@
               <w:spacing w:after="10" w:before="0"/>
               <w:ind w:left="120"/>
             </w:pPr>
-            <w:hyperlink w:history="1" r:id="rIdaynpe61zamsbq_hwl-5e1">
+            <w:hyperlink w:history="1" r:id="rIdio78jwfle9jey3scnnb1d">
               <w:r>
                 <w:rPr>
                   <w:rFonts w:ascii="Arial" w:cs="Arial" w:eastAsia="Arial" w:hAnsi="Arial"/>
@@ -6797,7 +6797,7 @@
             <w:pPr>
               <w:spacing w:after="20" w:before="0"/>
             </w:pPr>
-            <w:hyperlink w:history="1" r:id="rIdz63nembff5p9q45w2p_ps">
+            <w:hyperlink w:history="1" r:id="rIdscfe7xodc5e6zvrofqv8b">
               <w:r>
                 <w:rPr>
                   <w:rFonts w:ascii="Arial" w:cs="Arial" w:eastAsia="Arial" w:hAnsi="Arial"/>
@@ -6830,7 +6830,7 @@
               <w:spacing w:after="10" w:before="0"/>
               <w:ind w:left="120"/>
             </w:pPr>
-            <w:hyperlink w:history="1" r:id="rId1g_cdwpoj0gpla6lfrlxm">
+            <w:hyperlink w:history="1" r:id="rIdmus789x0rvwoyelg48p6c">
               <w:r>
                 <w:rPr>
                   <w:rFonts w:ascii="Arial" w:cs="Arial" w:eastAsia="Arial" w:hAnsi="Arial"/>
@@ -7025,7 +7025,7 @@
             <w:pPr>
               <w:spacing w:after="20" w:before="0"/>
             </w:pPr>
-            <w:hyperlink w:history="1" r:id="rIdqgfwynmrymus_u5_zodav">
+            <w:hyperlink w:history="1" r:id="rIdks3vgrbl8as5-9exym3ms">
               <w:r>
                 <w:rPr>
                   <w:rFonts w:ascii="Arial" w:cs="Arial" w:eastAsia="Arial" w:hAnsi="Arial"/>
@@ -7058,7 +7058,7 @@
               <w:spacing w:after="10" w:before="0"/>
               <w:ind w:left="120"/>
             </w:pPr>
-            <w:hyperlink w:history="1" r:id="rId1n9chlknezli4qrxobzgq">
+            <w:hyperlink w:history="1" r:id="rIdkrm5qcxvo3ibrut1kpolm">
               <w:r>
                 <w:rPr>
                   <w:rFonts w:ascii="Arial" w:cs="Arial" w:eastAsia="Arial" w:hAnsi="Arial"/>
@@ -7103,7 +7103,7 @@
             <w:pPr>
               <w:spacing w:after="20" w:before="0"/>
             </w:pPr>
-            <w:hyperlink w:history="1" r:id="rIdu_lo_xc3gomafcn4j0-hk">
+            <w:hyperlink w:history="1" r:id="rIdxbkdknjktmgxd0wteaayx">
               <w:r>
                 <w:rPr>
                   <w:rFonts w:ascii="Arial" w:cs="Arial" w:eastAsia="Arial" w:hAnsi="Arial"/>
@@ -7136,7 +7136,7 @@
               <w:spacing w:after="10" w:before="0"/>
               <w:ind w:left="120"/>
             </w:pPr>
-            <w:hyperlink w:history="1" r:id="rIdulewif5gwyitz7zwvpkqp">
+            <w:hyperlink w:history="1" r:id="rIdqwl9boa1bpunetihzjj_z">
               <w:r>
                 <w:rPr>
                   <w:rFonts w:ascii="Arial" w:cs="Arial" w:eastAsia="Arial" w:hAnsi="Arial"/>
@@ -7331,7 +7331,7 @@
             <w:pPr>
               <w:spacing w:after="20" w:before="0"/>
             </w:pPr>
-            <w:hyperlink w:history="1" r:id="rIdep-er6whbm1z0xpmssizj">
+            <w:hyperlink w:history="1" r:id="rIdgcx-dxj-gt8nb5ppedthd">
               <w:r>
                 <w:rPr>
                   <w:rFonts w:ascii="Arial" w:cs="Arial" w:eastAsia="Arial" w:hAnsi="Arial"/>
@@ -7364,7 +7364,7 @@
               <w:spacing w:after="10" w:before="0"/>
               <w:ind w:left="120"/>
             </w:pPr>
-            <w:hyperlink w:history="1" r:id="rIdctae9bhvcjxijabqupqy5">
+            <w:hyperlink w:history="1" r:id="rIda3gfio4vrphi9yayqykhv">
               <w:r>
                 <w:rPr>
                   <w:rFonts w:ascii="Arial" w:cs="Arial" w:eastAsia="Arial" w:hAnsi="Arial"/>
@@ -7409,7 +7409,7 @@
             <w:pPr>
               <w:spacing w:after="20" w:before="0"/>
             </w:pPr>
-            <w:hyperlink w:history="1" r:id="rIdtrsowdzpxpazbj5ehbuli">
+            <w:hyperlink w:history="1" r:id="rId1dtln9pakpk4opoxjfkwv">
               <w:r>
                 <w:rPr>
                   <w:rFonts w:ascii="Arial" w:cs="Arial" w:eastAsia="Arial" w:hAnsi="Arial"/>
@@ -7442,7 +7442,7 @@
               <w:spacing w:after="10" w:before="0"/>
               <w:ind w:left="120"/>
             </w:pPr>
-            <w:hyperlink w:history="1" r:id="rId4jxmbj_qtv7qxnvcuphkq">
+            <w:hyperlink w:history="1" r:id="rIdrjzqxb3ygk_qwdhtpplm-">
               <w:r>
                 <w:rPr>
                   <w:rFonts w:ascii="Arial" w:cs="Arial" w:eastAsia="Arial" w:hAnsi="Arial"/>
@@ -7637,7 +7637,7 @@
             <w:pPr>
               <w:spacing w:after="20" w:before="0"/>
             </w:pPr>
-            <w:hyperlink w:history="1" r:id="rIdva6rk8_zruomfx9xlnpp6">
+            <w:hyperlink w:history="1" r:id="rId5kusesncwbhmgbarfntul">
               <w:r>
                 <w:rPr>
                   <w:rFonts w:ascii="Arial" w:cs="Arial" w:eastAsia="Arial" w:hAnsi="Arial"/>
@@ -7670,7 +7670,7 @@
               <w:spacing w:after="10" w:before="0"/>
               <w:ind w:left="120"/>
             </w:pPr>
-            <w:hyperlink w:history="1" r:id="rIdn94nm6jcdrs81nz_6nfvt">
+            <w:hyperlink w:history="1" r:id="rIdho3m1pp3-n7nvrjt_dogn">
               <w:r>
                 <w:rPr>
                   <w:rFonts w:ascii="Arial" w:cs="Arial" w:eastAsia="Arial" w:hAnsi="Arial"/>
@@ -7715,7 +7715,7 @@
             <w:pPr>
               <w:spacing w:after="20" w:before="0"/>
             </w:pPr>
-            <w:hyperlink w:history="1" r:id="rIdl5gy8bag4q3asrnwhflkf">
+            <w:hyperlink w:history="1" r:id="rIdufzbjkjsn67s95k6oii6p">
               <w:r>
                 <w:rPr>
                   <w:rFonts w:ascii="Arial" w:cs="Arial" w:eastAsia="Arial" w:hAnsi="Arial"/>
@@ -7748,7 +7748,7 @@
               <w:spacing w:after="10" w:before="0"/>
               <w:ind w:left="120"/>
             </w:pPr>
-            <w:hyperlink w:history="1" r:id="rId_zshhi-e8jorcvcggiapu">
+            <w:hyperlink w:history="1" r:id="rIdgr_4volpebue0jbh5ktal">
               <w:r>
                 <w:rPr>
                   <w:rFonts w:ascii="Arial" w:cs="Arial" w:eastAsia="Arial" w:hAnsi="Arial"/>
@@ -9235,7 +9235,7 @@
             <w:pPr>
               <w:spacing w:after="20" w:before="0"/>
             </w:pPr>
-            <w:hyperlink w:history="1" r:id="rIdqpezsod6xtxle5wgw8u70">
+            <w:hyperlink w:history="1" r:id="rIdm32fnfyc5bxck7a8pve1p">
               <w:r>
                 <w:rPr>
                   <w:rFonts w:ascii="Arial" w:cs="Arial" w:eastAsia="Arial" w:hAnsi="Arial"/>
@@ -9268,7 +9268,7 @@
               <w:spacing w:after="10" w:before="0"/>
               <w:ind w:left="120"/>
             </w:pPr>
-            <w:hyperlink w:history="1" r:id="rIdkv8lk-oickokebky94vxw">
+            <w:hyperlink w:history="1" r:id="rIdhy1oqwglovp_cxymaeznb">
               <w:r>
                 <w:rPr>
                   <w:rFonts w:ascii="Arial" w:cs="Arial" w:eastAsia="Arial" w:hAnsi="Arial"/>
@@ -9313,7 +9313,7 @@
             <w:pPr>
               <w:spacing w:after="20" w:before="0"/>
             </w:pPr>
-            <w:hyperlink w:history="1" r:id="rIdiklo0_jjre2cp9mo3h_kn">
+            <w:hyperlink w:history="1" r:id="rIdmd1hxdkpgzbbjnym6dl0n">
               <w:r>
                 <w:rPr>
                   <w:rFonts w:ascii="Arial" w:cs="Arial" w:eastAsia="Arial" w:hAnsi="Arial"/>
@@ -9346,7 +9346,7 @@
               <w:spacing w:after="10" w:before="0"/>
               <w:ind w:left="120"/>
             </w:pPr>
-            <w:hyperlink w:history="1" r:id="rIdlntybg7bzbummiplh0bvc">
+            <w:hyperlink w:history="1" r:id="rIdfz9e_hxtfpleevaw976ak">
               <w:r>
                 <w:rPr>
                   <w:rFonts w:ascii="Arial" w:cs="Arial" w:eastAsia="Arial" w:hAnsi="Arial"/>
@@ -9541,7 +9541,7 @@
             <w:pPr>
               <w:spacing w:after="20" w:before="0"/>
             </w:pPr>
-            <w:hyperlink w:history="1" r:id="rIdvptuee68xztvhuevtuub4">
+            <w:hyperlink w:history="1" r:id="rIdeuyd_rw2svpoz9qvutzwo">
               <w:r>
                 <w:rPr>
                   <w:rFonts w:ascii="Arial" w:cs="Arial" w:eastAsia="Arial" w:hAnsi="Arial"/>
@@ -9574,7 +9574,7 @@
               <w:spacing w:after="10" w:before="0"/>
               <w:ind w:left="120"/>
             </w:pPr>
-            <w:hyperlink w:history="1" r:id="rIdjws71hzfuf-jruvecx_63">
+            <w:hyperlink w:history="1" r:id="rId81tq44agozbks0idpl9nu">
               <w:r>
                 <w:rPr>
                   <w:rFonts w:ascii="Arial" w:cs="Arial" w:eastAsia="Arial" w:hAnsi="Arial"/>
@@ -9619,7 +9619,7 @@
             <w:pPr>
               <w:spacing w:after="20" w:before="0"/>
             </w:pPr>
-            <w:hyperlink w:history="1" r:id="rIdtrsiglak_k82qseoenifj">
+            <w:hyperlink w:history="1" r:id="rIdgoqq0qqv2e8osrxfq5hyy">
               <w:r>
                 <w:rPr>
                   <w:rFonts w:ascii="Arial" w:cs="Arial" w:eastAsia="Arial" w:hAnsi="Arial"/>
@@ -9652,7 +9652,7 @@
               <w:spacing w:after="10" w:before="0"/>
               <w:ind w:left="120"/>
             </w:pPr>
-            <w:hyperlink w:history="1" r:id="rIdc5x2idyzjj7ptngu_nvvu">
+            <w:hyperlink w:history="1" r:id="rId0fdvacxpzt0x0hz52_6vw">
               <w:r>
                 <w:rPr>
                   <w:rFonts w:ascii="Arial" w:cs="Arial" w:eastAsia="Arial" w:hAnsi="Arial"/>
@@ -9847,7 +9847,7 @@
             <w:pPr>
               <w:spacing w:after="20" w:before="0"/>
             </w:pPr>
-            <w:hyperlink w:history="1" r:id="rIdmk2zxjsttds2maqwitxsv">
+            <w:hyperlink w:history="1" r:id="rIdwsd3e9n2cdhrsw5_jq5u4">
               <w:r>
                 <w:rPr>
                   <w:rFonts w:ascii="Arial" w:cs="Arial" w:eastAsia="Arial" w:hAnsi="Arial"/>
@@ -9880,7 +9880,7 @@
               <w:spacing w:after="10" w:before="0"/>
               <w:ind w:left="120"/>
             </w:pPr>
-            <w:hyperlink w:history="1" r:id="rIddliwdkh38cu9b5qwv5ks-">
+            <w:hyperlink w:history="1" r:id="rIduo-c6gj0v33sal3yszjbg">
               <w:r>
                 <w:rPr>
                   <w:rFonts w:ascii="Arial" w:cs="Arial" w:eastAsia="Arial" w:hAnsi="Arial"/>
@@ -9925,7 +9925,7 @@
             <w:pPr>
               <w:spacing w:after="20" w:before="0"/>
             </w:pPr>
-            <w:hyperlink w:history="1" r:id="rIdgnobproaw_xm1kgd7bnu_">
+            <w:hyperlink w:history="1" r:id="rIdp_900yx59amkzpv6ry59p">
               <w:r>
                 <w:rPr>
                   <w:rFonts w:ascii="Arial" w:cs="Arial" w:eastAsia="Arial" w:hAnsi="Arial"/>
@@ -9958,7 +9958,7 @@
               <w:spacing w:after="10" w:before="0"/>
               <w:ind w:left="120"/>
             </w:pPr>
-            <w:hyperlink w:history="1" r:id="rId0f2f5c0ltu0-pgepvyaky">
+            <w:hyperlink w:history="1" r:id="rIdoy0w-_ovjau3wbhr0hlcu">
               <w:r>
                 <w:rPr>
                   <w:rFonts w:ascii="Arial" w:cs="Arial" w:eastAsia="Arial" w:hAnsi="Arial"/>
@@ -10153,7 +10153,7 @@
             <w:pPr>
               <w:spacing w:after="20" w:before="0"/>
             </w:pPr>
-            <w:hyperlink w:history="1" r:id="rIdjzhj-cgz69uoxd0kvdx0e">
+            <w:hyperlink w:history="1" r:id="rIdo7miljanotg2bp3ss99px">
               <w:r>
                 <w:rPr>
                   <w:rFonts w:ascii="Arial" w:cs="Arial" w:eastAsia="Arial" w:hAnsi="Arial"/>
@@ -10186,7 +10186,7 @@
               <w:spacing w:after="10" w:before="0"/>
               <w:ind w:left="120"/>
             </w:pPr>
-            <w:hyperlink w:history="1" r:id="rId--rzkkv_rtnfyz_kdhpx4">
+            <w:hyperlink w:history="1" r:id="rIdus1pm3ub9rbqzjkw8xftv">
               <w:r>
                 <w:rPr>
                   <w:rFonts w:ascii="Arial" w:cs="Arial" w:eastAsia="Arial" w:hAnsi="Arial"/>
@@ -10231,7 +10231,7 @@
             <w:pPr>
               <w:spacing w:after="20" w:before="0"/>
             </w:pPr>
-            <w:hyperlink w:history="1" r:id="rIdixlprt33foa8wsz1gbs28">
+            <w:hyperlink w:history="1" r:id="rIdgsxftiofpo-tcrjx_jn6d">
               <w:r>
                 <w:rPr>
                   <w:rFonts w:ascii="Arial" w:cs="Arial" w:eastAsia="Arial" w:hAnsi="Arial"/>
@@ -10264,7 +10264,7 @@
               <w:spacing w:after="10" w:before="0"/>
               <w:ind w:left="120"/>
             </w:pPr>
-            <w:hyperlink w:history="1" r:id="rIdxghjvscozrxn7ipecqo4s">
+            <w:hyperlink w:history="1" r:id="rId2et1pxefnndbmorn54ufs">
               <w:r>
                 <w:rPr>
                   <w:rFonts w:ascii="Arial" w:cs="Arial" w:eastAsia="Arial" w:hAnsi="Arial"/>
@@ -10459,7 +10459,7 @@
             <w:pPr>
               <w:spacing w:after="20" w:before="0"/>
             </w:pPr>
-            <w:hyperlink w:history="1" r:id="rIdls1yffvravwk11vg-2uka">
+            <w:hyperlink w:history="1" r:id="rIdbl-nsgx5x4set6u4xr0uk">
               <w:r>
                 <w:rPr>
                   <w:rFonts w:ascii="Arial" w:cs="Arial" w:eastAsia="Arial" w:hAnsi="Arial"/>
@@ -10492,7 +10492,7 @@
               <w:spacing w:after="10" w:before="0"/>
               <w:ind w:left="120"/>
             </w:pPr>
-            <w:hyperlink w:history="1" r:id="rIdijo1jz8ob78rnvwrzihou">
+            <w:hyperlink w:history="1" r:id="rIdziq6eib6t0jauiafprcrj">
               <w:r>
                 <w:rPr>
                   <w:rFonts w:ascii="Arial" w:cs="Arial" w:eastAsia="Arial" w:hAnsi="Arial"/>
@@ -10537,7 +10537,7 @@
             <w:pPr>
               <w:spacing w:after="20" w:before="0"/>
             </w:pPr>
-            <w:hyperlink w:history="1" r:id="rIdu7l1xlrpnfhxsurmxg6fv">
+            <w:hyperlink w:history="1" r:id="rIdyyfr6e1oxxu7mqun35mb4">
               <w:r>
                 <w:rPr>
                   <w:rFonts w:ascii="Arial" w:cs="Arial" w:eastAsia="Arial" w:hAnsi="Arial"/>
@@ -10570,7 +10570,7 @@
               <w:spacing w:after="10" w:before="0"/>
               <w:ind w:left="120"/>
             </w:pPr>
-            <w:hyperlink w:history="1" r:id="rIdtvybbkjenr3sqr-lqat7y">
+            <w:hyperlink w:history="1" r:id="rIdktwc6gql965yi5truxg_e">
               <w:r>
                 <w:rPr>
                   <w:rFonts w:ascii="Arial" w:cs="Arial" w:eastAsia="Arial" w:hAnsi="Arial"/>
@@ -12057,7 +12057,7 @@
             <w:pPr>
               <w:spacing w:after="20" w:before="0"/>
             </w:pPr>
-            <w:hyperlink w:history="1" r:id="rId-h45kvfsfc0imizcxnemb">
+            <w:hyperlink w:history="1" r:id="rIdhv4rhb_ufwcx0aieisial">
               <w:r>
                 <w:rPr>
                   <w:rFonts w:ascii="Arial" w:cs="Arial" w:eastAsia="Arial" w:hAnsi="Arial"/>
@@ -12090,7 +12090,7 @@
               <w:spacing w:after="10" w:before="0"/>
               <w:ind w:left="120"/>
             </w:pPr>
-            <w:hyperlink w:history="1" r:id="rIdosc67xs97h2lbb_dzfo66">
+            <w:hyperlink w:history="1" r:id="rIdhmypev89lnkz60w5_mw5b">
               <w:r>
                 <w:rPr>
                   <w:rFonts w:ascii="Arial" w:cs="Arial" w:eastAsia="Arial" w:hAnsi="Arial"/>
@@ -12135,7 +12135,7 @@
             <w:pPr>
               <w:spacing w:after="20" w:before="0"/>
             </w:pPr>
-            <w:hyperlink w:history="1" r:id="rIdmvanpvp-8x-dhppvbqqtx">
+            <w:hyperlink w:history="1" r:id="rIduzlgqzaeqpzp6zuvmapbg">
               <w:r>
                 <w:rPr>
                   <w:rFonts w:ascii="Arial" w:cs="Arial" w:eastAsia="Arial" w:hAnsi="Arial"/>
@@ -12168,7 +12168,7 @@
               <w:spacing w:after="10" w:before="0"/>
               <w:ind w:left="120"/>
             </w:pPr>
-            <w:hyperlink w:history="1" r:id="rIdtmeym6mgqubfp6xusyf5c">
+            <w:hyperlink w:history="1" r:id="rIdtx5qjahbujj_wgcpmhlq8">
               <w:r>
                 <w:rPr>
                   <w:rFonts w:ascii="Arial" w:cs="Arial" w:eastAsia="Arial" w:hAnsi="Arial"/>
@@ -12363,7 +12363,7 @@
             <w:pPr>
               <w:spacing w:after="20" w:before="0"/>
             </w:pPr>
-            <w:hyperlink w:history="1" r:id="rId0olp8mjkpopxliphbejb3">
+            <w:hyperlink w:history="1" r:id="rId8rqdoixzus0ytqdcstmkg">
               <w:r>
                 <w:rPr>
                   <w:rFonts w:ascii="Arial" w:cs="Arial" w:eastAsia="Arial" w:hAnsi="Arial"/>
@@ -12396,7 +12396,7 @@
               <w:spacing w:after="10" w:before="0"/>
               <w:ind w:left="120"/>
             </w:pPr>
-            <w:hyperlink w:history="1" r:id="rIdidva-4ixvsikkyiqbsnto">
+            <w:hyperlink w:history="1" r:id="rIdyvba-qfm1_sdmuohqyxp5">
               <w:r>
                 <w:rPr>
                   <w:rFonts w:ascii="Arial" w:cs="Arial" w:eastAsia="Arial" w:hAnsi="Arial"/>
@@ -12441,7 +12441,7 @@
             <w:pPr>
               <w:spacing w:after="20" w:before="0"/>
             </w:pPr>
-            <w:hyperlink w:history="1" r:id="rIdmlyfhhzw6svjlryuaxkm9">
+            <w:hyperlink w:history="1" r:id="rIdsyekfmgfsnk7ymgcn20ms">
               <w:r>
                 <w:rPr>
                   <w:rFonts w:ascii="Arial" w:cs="Arial" w:eastAsia="Arial" w:hAnsi="Arial"/>
@@ -12474,7 +12474,7 @@
               <w:spacing w:after="10" w:before="0"/>
               <w:ind w:left="120"/>
             </w:pPr>
-            <w:hyperlink w:history="1" r:id="rId_emqjcynhzixdtecgbmnj">
+            <w:hyperlink w:history="1" r:id="rId4iqsg_5bu5iizpzcpldsm">
               <w:r>
                 <w:rPr>
                   <w:rFonts w:ascii="Arial" w:cs="Arial" w:eastAsia="Arial" w:hAnsi="Arial"/>
@@ -12669,7 +12669,7 @@
             <w:pPr>
               <w:spacing w:after="20" w:before="0"/>
             </w:pPr>
-            <w:hyperlink w:history="1" r:id="rIde2zzagnbozc99e0nti5di">
+            <w:hyperlink w:history="1" r:id="rIdeo61oua5_f7est1dtp7b_">
               <w:r>
                 <w:rPr>
                   <w:rFonts w:ascii="Arial" w:cs="Arial" w:eastAsia="Arial" w:hAnsi="Arial"/>
@@ -12702,7 +12702,7 @@
               <w:spacing w:after="10" w:before="0"/>
               <w:ind w:left="120"/>
             </w:pPr>
-            <w:hyperlink w:history="1" r:id="rIdq8aycuxybdq_8tl-xplhx">
+            <w:hyperlink w:history="1" r:id="rIdyi1p6ggthaiezlaony67k">
               <w:r>
                 <w:rPr>
                   <w:rFonts w:ascii="Arial" w:cs="Arial" w:eastAsia="Arial" w:hAnsi="Arial"/>
@@ -12747,7 +12747,7 @@
             <w:pPr>
               <w:spacing w:after="20" w:before="0"/>
             </w:pPr>
-            <w:hyperlink w:history="1" r:id="rIdbk5eq0rbz3ddfyxpcfsfp">
+            <w:hyperlink w:history="1" r:id="rIdysxkws4ejok9letgu1djv">
               <w:r>
                 <w:rPr>
                   <w:rFonts w:ascii="Arial" w:cs="Arial" w:eastAsia="Arial" w:hAnsi="Arial"/>
@@ -12780,7 +12780,7 @@
               <w:spacing w:after="10" w:before="0"/>
               <w:ind w:left="120"/>
             </w:pPr>
-            <w:hyperlink w:history="1" r:id="rIdzmdzohesuwda4_a4izvo-">
+            <w:hyperlink w:history="1" r:id="rIdvk0-zdbfr9yumwzzgs-8s">
               <w:r>
                 <w:rPr>
                   <w:rFonts w:ascii="Arial" w:cs="Arial" w:eastAsia="Arial" w:hAnsi="Arial"/>
@@ -12975,7 +12975,7 @@
             <w:pPr>
               <w:spacing w:after="20" w:before="0"/>
             </w:pPr>
-            <w:hyperlink w:history="1" r:id="rIdusxnf4udbakbtsguyznoa">
+            <w:hyperlink w:history="1" r:id="rIdj4gacbzh5kvzvgzya_kwh">
               <w:r>
                 <w:rPr>
                   <w:rFonts w:ascii="Arial" w:cs="Arial" w:eastAsia="Arial" w:hAnsi="Arial"/>
@@ -13008,7 +13008,7 @@
               <w:spacing w:after="10" w:before="0"/>
               <w:ind w:left="120"/>
             </w:pPr>
-            <w:hyperlink w:history="1" r:id="rId93a9g8a7ysayajy-fv9sq">
+            <w:hyperlink w:history="1" r:id="rIdftfa0psh3gw57d-eg1hpg">
               <w:r>
                 <w:rPr>
                   <w:rFonts w:ascii="Arial" w:cs="Arial" w:eastAsia="Arial" w:hAnsi="Arial"/>
@@ -13053,7 +13053,7 @@
             <w:pPr>
               <w:spacing w:after="20" w:before="0"/>
             </w:pPr>
-            <w:hyperlink w:history="1" r:id="rIdjrxxsbouxz-nndzom4mkf">
+            <w:hyperlink w:history="1" r:id="rIdyuvydtnobtawctmlnv7cr">
               <w:r>
                 <w:rPr>
                   <w:rFonts w:ascii="Arial" w:cs="Arial" w:eastAsia="Arial" w:hAnsi="Arial"/>
@@ -13086,7 +13086,7 @@
               <w:spacing w:after="10" w:before="0"/>
               <w:ind w:left="120"/>
             </w:pPr>
-            <w:hyperlink w:history="1" r:id="rIdgz_ang4akgr1kbcc0frjj">
+            <w:hyperlink w:history="1" r:id="rIdrcktca_nnnhomrxp_wziv">
               <w:r>
                 <w:rPr>
                   <w:rFonts w:ascii="Arial" w:cs="Arial" w:eastAsia="Arial" w:hAnsi="Arial"/>
@@ -13281,7 +13281,7 @@
             <w:pPr>
               <w:spacing w:after="20" w:before="0"/>
             </w:pPr>
-            <w:hyperlink w:history="1" r:id="rId2jzcczd8fojtq02kyg1yj">
+            <w:hyperlink w:history="1" r:id="rIdqlty8kzqpz2xs4ypeebwu">
               <w:r>
                 <w:rPr>
                   <w:rFonts w:ascii="Arial" w:cs="Arial" w:eastAsia="Arial" w:hAnsi="Arial"/>
@@ -13314,7 +13314,7 @@
               <w:spacing w:after="10" w:before="0"/>
               <w:ind w:left="120"/>
             </w:pPr>
-            <w:hyperlink w:history="1" r:id="rIdqdcxmyfrjgz0eayo0c8o6">
+            <w:hyperlink w:history="1" r:id="rIdgnv7zvqkrlmqzlbuzmfox">
               <w:r>
                 <w:rPr>
                   <w:rFonts w:ascii="Arial" w:cs="Arial" w:eastAsia="Arial" w:hAnsi="Arial"/>
@@ -13359,7 +13359,7 @@
             <w:pPr>
               <w:spacing w:after="20" w:before="0"/>
             </w:pPr>
-            <w:hyperlink w:history="1" r:id="rIdpqzppcxuxwmvstjnhihlk">
+            <w:hyperlink w:history="1" r:id="rIdeuz9o8dajcg3xaxb7hbn3">
               <w:r>
                 <w:rPr>
                   <w:rFonts w:ascii="Arial" w:cs="Arial" w:eastAsia="Arial" w:hAnsi="Arial"/>
@@ -13392,7 +13392,7 @@
               <w:spacing w:after="10" w:before="0"/>
               <w:ind w:left="120"/>
             </w:pPr>
-            <w:hyperlink w:history="1" r:id="rId3ya5umso0qehwjdcxfhaq">
+            <w:hyperlink w:history="1" r:id="rIds3jbbrxgcta4obfmo_ifv">
               <w:r>
                 <w:rPr>
                   <w:rFonts w:ascii="Arial" w:cs="Arial" w:eastAsia="Arial" w:hAnsi="Arial"/>
@@ -14879,7 +14879,7 @@
             <w:pPr>
               <w:spacing w:after="20" w:before="0"/>
             </w:pPr>
-            <w:hyperlink w:history="1" r:id="rId3iv2_rwx8vkz6lgzwzt9w">
+            <w:hyperlink w:history="1" r:id="rIde7wocjsm--mys6ztvrqc-">
               <w:r>
                 <w:rPr>
                   <w:rFonts w:ascii="Arial" w:cs="Arial" w:eastAsia="Arial" w:hAnsi="Arial"/>
@@ -14912,7 +14912,7 @@
               <w:spacing w:after="10" w:before="0"/>
               <w:ind w:left="120"/>
             </w:pPr>
-            <w:hyperlink w:history="1" r:id="rIdz1jemhsnahsuc1ekahgaf">
+            <w:hyperlink w:history="1" r:id="rIdcb6_3_eck5kkjastofw8y">
               <w:r>
                 <w:rPr>
                   <w:rFonts w:ascii="Arial" w:cs="Arial" w:eastAsia="Arial" w:hAnsi="Arial"/>
@@ -14957,7 +14957,7 @@
             <w:pPr>
               <w:spacing w:after="20" w:before="0"/>
             </w:pPr>
-            <w:hyperlink w:history="1" r:id="rIdaac_pds1463qaiopoyk7f">
+            <w:hyperlink w:history="1" r:id="rIdol0khf99ppfdrtyhjy_no">
               <w:r>
                 <w:rPr>
                   <w:rFonts w:ascii="Arial" w:cs="Arial" w:eastAsia="Arial" w:hAnsi="Arial"/>
@@ -14990,7 +14990,7 @@
               <w:spacing w:after="10" w:before="0"/>
               <w:ind w:left="120"/>
             </w:pPr>
-            <w:hyperlink w:history="1" r:id="rIdg0cwc8pzyr2tkf-egygfd">
+            <w:hyperlink w:history="1" r:id="rIdkoivzx-itv8ljk_o-h_ti">
               <w:r>
                 <w:rPr>
                   <w:rFonts w:ascii="Arial" w:cs="Arial" w:eastAsia="Arial" w:hAnsi="Arial"/>
@@ -15185,7 +15185,7 @@
             <w:pPr>
               <w:spacing w:after="20" w:before="0"/>
             </w:pPr>
-            <w:hyperlink w:history="1" r:id="rIdtx2nmgooufbsmv1o3nrr2">
+            <w:hyperlink w:history="1" r:id="rIdwkfjgwlkfagxvmbcixuaz">
               <w:r>
                 <w:rPr>
                   <w:rFonts w:ascii="Arial" w:cs="Arial" w:eastAsia="Arial" w:hAnsi="Arial"/>
@@ -15218,7 +15218,7 @@
               <w:spacing w:after="10" w:before="0"/>
               <w:ind w:left="120"/>
             </w:pPr>
-            <w:hyperlink w:history="1" r:id="rIdxpnx0y6x846tpb72mk8be">
+            <w:hyperlink w:history="1" r:id="rIdn0pic8173dusro79swfln">
               <w:r>
                 <w:rPr>
                   <w:rFonts w:ascii="Arial" w:cs="Arial" w:eastAsia="Arial" w:hAnsi="Arial"/>
@@ -15263,7 +15263,7 @@
             <w:pPr>
               <w:spacing w:after="20" w:before="0"/>
             </w:pPr>
-            <w:hyperlink w:history="1" r:id="rIdvtsfaekefgpalj4kv8faj">
+            <w:hyperlink w:history="1" r:id="rIdrfsimhkfgey2uhlrd85x8">
               <w:r>
                 <w:rPr>
                   <w:rFonts w:ascii="Arial" w:cs="Arial" w:eastAsia="Arial" w:hAnsi="Arial"/>
@@ -15296,7 +15296,7 @@
               <w:spacing w:after="10" w:before="0"/>
               <w:ind w:left="120"/>
             </w:pPr>
-            <w:hyperlink w:history="1" r:id="rIduucrkfc8wypbjq-t41ltn">
+            <w:hyperlink w:history="1" r:id="rIdgaffwz6d_jc3wzapawdp0">
               <w:r>
                 <w:rPr>
                   <w:rFonts w:ascii="Arial" w:cs="Arial" w:eastAsia="Arial" w:hAnsi="Arial"/>
@@ -15491,7 +15491,7 @@
             <w:pPr>
               <w:spacing w:after="20" w:before="0"/>
             </w:pPr>
-            <w:hyperlink w:history="1" r:id="rIdxov1hx5717v1ssnvz-ev-">
+            <w:hyperlink w:history="1" r:id="rIdydzu-riyqiqhbm7tq6qus">
               <w:r>
                 <w:rPr>
                   <w:rFonts w:ascii="Arial" w:cs="Arial" w:eastAsia="Arial" w:hAnsi="Arial"/>
@@ -15524,7 +15524,7 @@
               <w:spacing w:after="10" w:before="0"/>
               <w:ind w:left="120"/>
             </w:pPr>
-            <w:hyperlink w:history="1" r:id="rIdigb_8uqkqck5qiw8wyvbi">
+            <w:hyperlink w:history="1" r:id="rIdja5ess5_w9agxlnjjbqtz">
               <w:r>
                 <w:rPr>
                   <w:rFonts w:ascii="Arial" w:cs="Arial" w:eastAsia="Arial" w:hAnsi="Arial"/>
@@ -15569,7 +15569,7 @@
             <w:pPr>
               <w:spacing w:after="20" w:before="0"/>
             </w:pPr>
-            <w:hyperlink w:history="1" r:id="rIdat3opocconvn193jkuoye">
+            <w:hyperlink w:history="1" r:id="rIdd0ndaapo81oaf-bbt-pe5">
               <w:r>
                 <w:rPr>
                   <w:rFonts w:ascii="Arial" w:cs="Arial" w:eastAsia="Arial" w:hAnsi="Arial"/>
@@ -15602,7 +15602,7 @@
               <w:spacing w:after="10" w:before="0"/>
               <w:ind w:left="120"/>
             </w:pPr>
-            <w:hyperlink w:history="1" r:id="rIdlljlpeh-urusx3z9097y6">
+            <w:hyperlink w:history="1" r:id="rIdxqz93bopnjtc302t0rire">
               <w:r>
                 <w:rPr>
                   <w:rFonts w:ascii="Arial" w:cs="Arial" w:eastAsia="Arial" w:hAnsi="Arial"/>
@@ -15797,7 +15797,7 @@
             <w:pPr>
               <w:spacing w:after="20" w:before="0"/>
             </w:pPr>
-            <w:hyperlink w:history="1" r:id="rId-ninoirbivbmvwtmcrszs">
+            <w:hyperlink w:history="1" r:id="rIdlzwi6swczmsc-2skgvw7x">
               <w:r>
                 <w:rPr>
                   <w:rFonts w:ascii="Arial" w:cs="Arial" w:eastAsia="Arial" w:hAnsi="Arial"/>
@@ -15830,7 +15830,7 @@
               <w:spacing w:after="10" w:before="0"/>
               <w:ind w:left="120"/>
             </w:pPr>
-            <w:hyperlink w:history="1" r:id="rIdldxhnorkjfth19sqac1gw">
+            <w:hyperlink w:history="1" r:id="rIdoi0dd7pmzj2osilghpbti">
               <w:r>
                 <w:rPr>
                   <w:rFonts w:ascii="Arial" w:cs="Arial" w:eastAsia="Arial" w:hAnsi="Arial"/>
@@ -15875,7 +15875,7 @@
             <w:pPr>
               <w:spacing w:after="20" w:before="0"/>
             </w:pPr>
-            <w:hyperlink w:history="1" r:id="rIdoempdl9qo9p30ehyz1fmq">
+            <w:hyperlink w:history="1" r:id="rIdvegsevgga133lz6wl-nm6">
               <w:r>
                 <w:rPr>
                   <w:rFonts w:ascii="Arial" w:cs="Arial" w:eastAsia="Arial" w:hAnsi="Arial"/>
@@ -15908,7 +15908,7 @@
               <w:spacing w:after="10" w:before="0"/>
               <w:ind w:left="120"/>
             </w:pPr>
-            <w:hyperlink w:history="1" r:id="rIdnluvmyhhxbuaekxv_jaqm">
+            <w:hyperlink w:history="1" r:id="rIdt5-tegcxpjhwfk_v71hz6">
               <w:r>
                 <w:rPr>
                   <w:rFonts w:ascii="Arial" w:cs="Arial" w:eastAsia="Arial" w:hAnsi="Arial"/>
@@ -16103,7 +16103,7 @@
             <w:pPr>
               <w:spacing w:after="20" w:before="0"/>
             </w:pPr>
-            <w:hyperlink w:history="1" r:id="rIdtyxb-faqbhdbsg0i0fq0c">
+            <w:hyperlink w:history="1" r:id="rId8iznff43ryo_2dpwuf47n">
               <w:r>
                 <w:rPr>
                   <w:rFonts w:ascii="Arial" w:cs="Arial" w:eastAsia="Arial" w:hAnsi="Arial"/>
@@ -16136,7 +16136,7 @@
               <w:spacing w:after="10" w:before="0"/>
               <w:ind w:left="120"/>
             </w:pPr>
-            <w:hyperlink w:history="1" r:id="rIdo-7c_kvspzybpg3e77ktw">
+            <w:hyperlink w:history="1" r:id="rId_306blqn1oly7xb4ntaks">
               <w:r>
                 <w:rPr>
                   <w:rFonts w:ascii="Arial" w:cs="Arial" w:eastAsia="Arial" w:hAnsi="Arial"/>
@@ -16181,7 +16181,7 @@
             <w:pPr>
               <w:spacing w:after="20" w:before="0"/>
             </w:pPr>
-            <w:hyperlink w:history="1" r:id="rIdgga6kkhpwup8_qk0efy1_">
+            <w:hyperlink w:history="1" r:id="rIdno4twp8sehbrb6xhu2ofc">
               <w:r>
                 <w:rPr>
                   <w:rFonts w:ascii="Arial" w:cs="Arial" w:eastAsia="Arial" w:hAnsi="Arial"/>
@@ -16214,7 +16214,7 @@
               <w:spacing w:after="10" w:before="0"/>
               <w:ind w:left="120"/>
             </w:pPr>
-            <w:hyperlink w:history="1" r:id="rId5loyfejsuyt0ui23ns3in">
+            <w:hyperlink w:history="1" r:id="rIddlq_fskv9bh9pj_ewc5gu">
               <w:r>
                 <w:rPr>
                   <w:rFonts w:ascii="Arial" w:cs="Arial" w:eastAsia="Arial" w:hAnsi="Arial"/>
@@ -17701,7 +17701,7 @@
             <w:pPr>
               <w:spacing w:after="20" w:before="0"/>
             </w:pPr>
-            <w:hyperlink w:history="1" r:id="rIdbxusmqx1px25joldleu4g">
+            <w:hyperlink w:history="1" r:id="rIdxkmc3yq0rs3rks2ij6tf_">
               <w:r>
                 <w:rPr>
                   <w:rFonts w:ascii="Arial" w:cs="Arial" w:eastAsia="Arial" w:hAnsi="Arial"/>
@@ -17734,7 +17734,7 @@
               <w:spacing w:after="10" w:before="0"/>
               <w:ind w:left="120"/>
             </w:pPr>
-            <w:hyperlink w:history="1" r:id="rIdzpkfqfoz42imbhxlbur7p">
+            <w:hyperlink w:history="1" r:id="rId_0tj0vwmlst0gxui-q3g8">
               <w:r>
                 <w:rPr>
                   <w:rFonts w:ascii="Arial" w:cs="Arial" w:eastAsia="Arial" w:hAnsi="Arial"/>
@@ -17779,7 +17779,7 @@
             <w:pPr>
               <w:spacing w:after="20" w:before="0"/>
             </w:pPr>
-            <w:hyperlink w:history="1" r:id="rIdhl_ui9x9kipv2furmgnze">
+            <w:hyperlink w:history="1" r:id="rIdesxrl5sp4ab6gjjclicvu">
               <w:r>
                 <w:rPr>
                   <w:rFonts w:ascii="Arial" w:cs="Arial" w:eastAsia="Arial" w:hAnsi="Arial"/>
@@ -17812,7 +17812,7 @@
               <w:spacing w:after="10" w:before="0"/>
               <w:ind w:left="120"/>
             </w:pPr>
-            <w:hyperlink w:history="1" r:id="rIdojcuzatx_5a0i8ycvr1qs">
+            <w:hyperlink w:history="1" r:id="rIdgcy4w6pkdzjhfk5jvzg_9">
               <w:r>
                 <w:rPr>
                   <w:rFonts w:ascii="Arial" w:cs="Arial" w:eastAsia="Arial" w:hAnsi="Arial"/>
@@ -18007,7 +18007,7 @@
             <w:pPr>
               <w:spacing w:after="20" w:before="0"/>
             </w:pPr>
-            <w:hyperlink w:history="1" r:id="rId2jsv4cwpn7wgxihuzfa_v">
+            <w:hyperlink w:history="1" r:id="rIdmoqpfcni0fexwpyzc7fa-">
               <w:r>
                 <w:rPr>
                   <w:rFonts w:ascii="Arial" w:cs="Arial" w:eastAsia="Arial" w:hAnsi="Arial"/>
@@ -18040,7 +18040,7 @@
               <w:spacing w:after="10" w:before="0"/>
               <w:ind w:left="120"/>
             </w:pPr>
-            <w:hyperlink w:history="1" r:id="rId7cvrys0yyq67o8sgl0k5o">
+            <w:hyperlink w:history="1" r:id="rIdgtsjjfzuskk516mpj0vek">
               <w:r>
                 <w:rPr>
                   <w:rFonts w:ascii="Arial" w:cs="Arial" w:eastAsia="Arial" w:hAnsi="Arial"/>
@@ -18085,7 +18085,7 @@
             <w:pPr>
               <w:spacing w:after="20" w:before="0"/>
             </w:pPr>
-            <w:hyperlink w:history="1" r:id="rId0aip8cb3repzmuf8dmwzb">
+            <w:hyperlink w:history="1" r:id="rIdtimdxcohc3kzjnsppwyck">
               <w:r>
                 <w:rPr>
                   <w:rFonts w:ascii="Arial" w:cs="Arial" w:eastAsia="Arial" w:hAnsi="Arial"/>
@@ -18118,7 +18118,7 @@
               <w:spacing w:after="10" w:before="0"/>
               <w:ind w:left="120"/>
             </w:pPr>
-            <w:hyperlink w:history="1" r:id="rIdhyite7r0nsux_7vaefcgd">
+            <w:hyperlink w:history="1" r:id="rIdmplch9yksew6nj7igu_rh">
               <w:r>
                 <w:rPr>
                   <w:rFonts w:ascii="Arial" w:cs="Arial" w:eastAsia="Arial" w:hAnsi="Arial"/>
@@ -18313,7 +18313,7 @@
             <w:pPr>
               <w:spacing w:after="20" w:before="0"/>
             </w:pPr>
-            <w:hyperlink w:history="1" r:id="rIdruewarrs1tdc_bdnrblma">
+            <w:hyperlink w:history="1" r:id="rIdgzsjgsxchti_b_vnzpsvc">
               <w:r>
                 <w:rPr>
                   <w:rFonts w:ascii="Arial" w:cs="Arial" w:eastAsia="Arial" w:hAnsi="Arial"/>
@@ -18346,7 +18346,7 @@
               <w:spacing w:after="10" w:before="0"/>
               <w:ind w:left="120"/>
             </w:pPr>
-            <w:hyperlink w:history="1" r:id="rIdjgtvl79y3yx-vi5jw4nmt">
+            <w:hyperlink w:history="1" r:id="rIdsawtt8ta7h-gnm-axn_oz">
               <w:r>
                 <w:rPr>
                   <w:rFonts w:ascii="Arial" w:cs="Arial" w:eastAsia="Arial" w:hAnsi="Arial"/>
@@ -18391,7 +18391,7 @@
             <w:pPr>
               <w:spacing w:after="20" w:before="0"/>
             </w:pPr>
-            <w:hyperlink w:history="1" r:id="rIdggy55yc9ddm9d0v7wbusg">
+            <w:hyperlink w:history="1" r:id="rId1a16ec-583xqnj-em77k9">
               <w:r>
                 <w:rPr>
                   <w:rFonts w:ascii="Arial" w:cs="Arial" w:eastAsia="Arial" w:hAnsi="Arial"/>
@@ -18424,7 +18424,7 @@
               <w:spacing w:after="10" w:before="0"/>
               <w:ind w:left="120"/>
             </w:pPr>
-            <w:hyperlink w:history="1" r:id="rIdbow9s0ucxy50ntu9fvnkg">
+            <w:hyperlink w:history="1" r:id="rIdxfmlem9ppilq_wxjgkvlj">
               <w:r>
                 <w:rPr>
                   <w:rFonts w:ascii="Arial" w:cs="Arial" w:eastAsia="Arial" w:hAnsi="Arial"/>
@@ -18619,7 +18619,7 @@
             <w:pPr>
               <w:spacing w:after="20" w:before="0"/>
             </w:pPr>
-            <w:hyperlink w:history="1" r:id="rIdhopw11oxi7azv9cbyi7zi">
+            <w:hyperlink w:history="1" r:id="rIdtv-jitfcp7hdth54y6lh-">
               <w:r>
                 <w:rPr>
                   <w:rFonts w:ascii="Arial" w:cs="Arial" w:eastAsia="Arial" w:hAnsi="Arial"/>
@@ -18652,7 +18652,7 @@
               <w:spacing w:after="10" w:before="0"/>
               <w:ind w:left="120"/>
             </w:pPr>
-            <w:hyperlink w:history="1" r:id="rIdseouwnprhjmtl21ucildm">
+            <w:hyperlink w:history="1" r:id="rIdzhbve-_3r-j5n8urr8kmk">
               <w:r>
                 <w:rPr>
                   <w:rFonts w:ascii="Arial" w:cs="Arial" w:eastAsia="Arial" w:hAnsi="Arial"/>
@@ -18697,7 +18697,7 @@
             <w:pPr>
               <w:spacing w:after="20" w:before="0"/>
             </w:pPr>
-            <w:hyperlink w:history="1" r:id="rIdojr2oncwajhlwhku34cmi">
+            <w:hyperlink w:history="1" r:id="rIdzash1owbhdn5w08zgg62c">
               <w:r>
                 <w:rPr>
                   <w:rFonts w:ascii="Arial" w:cs="Arial" w:eastAsia="Arial" w:hAnsi="Arial"/>
@@ -18730,7 +18730,7 @@
               <w:spacing w:after="10" w:before="0"/>
               <w:ind w:left="120"/>
             </w:pPr>
-            <w:hyperlink w:history="1" r:id="rId9uttnz1y78oxvhpyaax2s">
+            <w:hyperlink w:history="1" r:id="rIdmperhtm0ja6inxomidi0b">
               <w:r>
                 <w:rPr>
                   <w:rFonts w:ascii="Arial" w:cs="Arial" w:eastAsia="Arial" w:hAnsi="Arial"/>
@@ -18925,7 +18925,7 @@
             <w:pPr>
               <w:spacing w:after="20" w:before="0"/>
             </w:pPr>
-            <w:hyperlink w:history="1" r:id="rIdvktu9hvy8mc-c9k-tbhm0">
+            <w:hyperlink w:history="1" r:id="rIda0kdwc7t9uwsxnf-tubxd">
               <w:r>
                 <w:rPr>
                   <w:rFonts w:ascii="Arial" w:cs="Arial" w:eastAsia="Arial" w:hAnsi="Arial"/>
@@ -18958,7 +18958,7 @@
               <w:spacing w:after="10" w:before="0"/>
               <w:ind w:left="120"/>
             </w:pPr>
-            <w:hyperlink w:history="1" r:id="rIdg_w6nwnzvzfosphcmdw6s">
+            <w:hyperlink w:history="1" r:id="rIdxh9zixkpj7fhqtho1mhs6">
               <w:r>
                 <w:rPr>
                   <w:rFonts w:ascii="Arial" w:cs="Arial" w:eastAsia="Arial" w:hAnsi="Arial"/>
@@ -19003,7 +19003,7 @@
             <w:pPr>
               <w:spacing w:after="20" w:before="0"/>
             </w:pPr>
-            <w:hyperlink w:history="1" r:id="rIdvjuvojye4yjqz4oofi20_">
+            <w:hyperlink w:history="1" r:id="rId9g7a_ifnvnmkfpp10enyn">
               <w:r>
                 <w:rPr>
                   <w:rFonts w:ascii="Arial" w:cs="Arial" w:eastAsia="Arial" w:hAnsi="Arial"/>
@@ -19036,7 +19036,7 @@
               <w:spacing w:after="10" w:before="0"/>
               <w:ind w:left="120"/>
             </w:pPr>
-            <w:hyperlink w:history="1" r:id="rId5ux9oui1xhth_dchmgoy9">
+            <w:hyperlink w:history="1" r:id="rIdmwazbl0mw1r6oaa1tpf_b">
               <w:r>
                 <w:rPr>
                   <w:rFonts w:ascii="Arial" w:cs="Arial" w:eastAsia="Arial" w:hAnsi="Arial"/>
@@ -20523,7 +20523,7 @@
             <w:pPr>
               <w:spacing w:after="20" w:before="0"/>
             </w:pPr>
-            <w:hyperlink w:history="1" r:id="rIdlgd8ckjd74sw-sdigq8lg">
+            <w:hyperlink w:history="1" r:id="rIdazwx2mdv_voathk7vznzb">
               <w:r>
                 <w:rPr>
                   <w:rFonts w:ascii="Arial" w:cs="Arial" w:eastAsia="Arial" w:hAnsi="Arial"/>
@@ -20556,7 +20556,7 @@
               <w:spacing w:after="10" w:before="0"/>
               <w:ind w:left="120"/>
             </w:pPr>
-            <w:hyperlink w:history="1" r:id="rIdtc77qdqhqimwnf7blqx0e">
+            <w:hyperlink w:history="1" r:id="rIdenns1qk8lrq_1qwmujc7m">
               <w:r>
                 <w:rPr>
                   <w:rFonts w:ascii="Arial" w:cs="Arial" w:eastAsia="Arial" w:hAnsi="Arial"/>
@@ -20601,7 +20601,7 @@
             <w:pPr>
               <w:spacing w:after="20" w:before="0"/>
             </w:pPr>
-            <w:hyperlink w:history="1" r:id="rIdn1s9zuqnskhzkdwx5k260">
+            <w:hyperlink w:history="1" r:id="rId2w92hgkmtumio3inrak9a">
               <w:r>
                 <w:rPr>
                   <w:rFonts w:ascii="Arial" w:cs="Arial" w:eastAsia="Arial" w:hAnsi="Arial"/>
@@ -20634,7 +20634,7 @@
               <w:spacing w:after="10" w:before="0"/>
               <w:ind w:left="120"/>
             </w:pPr>
-            <w:hyperlink w:history="1" r:id="rId6lonate6oygbgrbetanry">
+            <w:hyperlink w:history="1" r:id="rIdkbcnmyysqm8kaicd3ejyp">
               <w:r>
                 <w:rPr>
                   <w:rFonts w:ascii="Arial" w:cs="Arial" w:eastAsia="Arial" w:hAnsi="Arial"/>
@@ -20829,7 +20829,7 @@
             <w:pPr>
               <w:spacing w:after="20" w:before="0"/>
             </w:pPr>
-            <w:hyperlink w:history="1" r:id="rIdivw42qcoqefp1ldt7-tri">
+            <w:hyperlink w:history="1" r:id="rId9g-px2cjafpqprfujgwxv">
               <w:r>
                 <w:rPr>
                   <w:rFonts w:ascii="Arial" w:cs="Arial" w:eastAsia="Arial" w:hAnsi="Arial"/>
@@ -20862,7 +20862,7 @@
               <w:spacing w:after="10" w:before="0"/>
               <w:ind w:left="120"/>
             </w:pPr>
-            <w:hyperlink w:history="1" r:id="rIdhwcz5c5hurtahavjwl6eo">
+            <w:hyperlink w:history="1" r:id="rIdboez28useqljpa1cx2wdt">
               <w:r>
                 <w:rPr>
                   <w:rFonts w:ascii="Arial" w:cs="Arial" w:eastAsia="Arial" w:hAnsi="Arial"/>
@@ -20907,7 +20907,7 @@
             <w:pPr>
               <w:spacing w:after="20" w:before="0"/>
             </w:pPr>
-            <w:hyperlink w:history="1" r:id="rIdrd7hmfdxqfmhwjauwavla">
+            <w:hyperlink w:history="1" r:id="rIdxaaob-w4uanfqzyqpgcdf">
               <w:r>
                 <w:rPr>
                   <w:rFonts w:ascii="Arial" w:cs="Arial" w:eastAsia="Arial" w:hAnsi="Arial"/>
@@ -20940,7 +20940,7 @@
               <w:spacing w:after="10" w:before="0"/>
               <w:ind w:left="120"/>
             </w:pPr>
-            <w:hyperlink w:history="1" r:id="rId05hp41y2vhdjwqvz0mbut">
+            <w:hyperlink w:history="1" r:id="rIdvasgy4zr5rpyxrutqcqlr">
               <w:r>
                 <w:rPr>
                   <w:rFonts w:ascii="Arial" w:cs="Arial" w:eastAsia="Arial" w:hAnsi="Arial"/>
@@ -21135,7 +21135,7 @@
             <w:pPr>
               <w:spacing w:after="20" w:before="0"/>
             </w:pPr>
-            <w:hyperlink w:history="1" r:id="rIdmeut8hvnr8p_skd8aevco">
+            <w:hyperlink w:history="1" r:id="rIdfwvwqsvscdxjrt0orc4hf">
               <w:r>
                 <w:rPr>
                   <w:rFonts w:ascii="Arial" w:cs="Arial" w:eastAsia="Arial" w:hAnsi="Arial"/>
@@ -21168,7 +21168,7 @@
               <w:spacing w:after="10" w:before="0"/>
               <w:ind w:left="120"/>
             </w:pPr>
-            <w:hyperlink w:history="1" r:id="rIdprbu3dpvtwuvyufuzadj1">
+            <w:hyperlink w:history="1" r:id="rId3qwzsi3ovx1xb5fj_emfp">
               <w:r>
                 <w:rPr>
                   <w:rFonts w:ascii="Arial" w:cs="Arial" w:eastAsia="Arial" w:hAnsi="Arial"/>
@@ -21213,7 +21213,7 @@
             <w:pPr>
               <w:spacing w:after="20" w:before="0"/>
             </w:pPr>
-            <w:hyperlink w:history="1" r:id="rIdb_i7bbtpnr7pczsybrphv">
+            <w:hyperlink w:history="1" r:id="rIdazmj1hcamgezxll6mlodg">
               <w:r>
                 <w:rPr>
                   <w:rFonts w:ascii="Arial" w:cs="Arial" w:eastAsia="Arial" w:hAnsi="Arial"/>
@@ -21246,7 +21246,7 @@
               <w:spacing w:after="10" w:before="0"/>
               <w:ind w:left="120"/>
             </w:pPr>
-            <w:hyperlink w:history="1" r:id="rIdq-t96rjvga1v5nh8vb9h_">
+            <w:hyperlink w:history="1" r:id="rIdujrki29f__aitrfvgju4d">
               <w:r>
                 <w:rPr>
                   <w:rFonts w:ascii="Arial" w:cs="Arial" w:eastAsia="Arial" w:hAnsi="Arial"/>
@@ -21441,7 +21441,7 @@
             <w:pPr>
               <w:spacing w:after="20" w:before="0"/>
             </w:pPr>
-            <w:hyperlink w:history="1" r:id="rIdznm4ou5fuyfpc4epqatge">
+            <w:hyperlink w:history="1" r:id="rIds3pfjlfy6b2uohhdzzlvj">
               <w:r>
                 <w:rPr>
                   <w:rFonts w:ascii="Arial" w:cs="Arial" w:eastAsia="Arial" w:hAnsi="Arial"/>
@@ -21474,7 +21474,7 @@
               <w:spacing w:after="10" w:before="0"/>
               <w:ind w:left="120"/>
             </w:pPr>
-            <w:hyperlink w:history="1" r:id="rIdytjveiy5thutk7xu3cjg3">
+            <w:hyperlink w:history="1" r:id="rIdoicgvtnbgjxcplztuujbc">
               <w:r>
                 <w:rPr>
                   <w:rFonts w:ascii="Arial" w:cs="Arial" w:eastAsia="Arial" w:hAnsi="Arial"/>
@@ -21519,7 +21519,7 @@
             <w:pPr>
               <w:spacing w:after="20" w:before="0"/>
             </w:pPr>
-            <w:hyperlink w:history="1" r:id="rIdyjmoitbyt7wcfvymait2f">
+            <w:hyperlink w:history="1" r:id="rId_wybr3ypi--v20wna57mq">
               <w:r>
                 <w:rPr>
                   <w:rFonts w:ascii="Arial" w:cs="Arial" w:eastAsia="Arial" w:hAnsi="Arial"/>
@@ -21552,7 +21552,7 @@
               <w:spacing w:after="10" w:before="0"/>
               <w:ind w:left="120"/>
             </w:pPr>
-            <w:hyperlink w:history="1" r:id="rId0wru_eo2x-ymkaxl3es_w">
+            <w:hyperlink w:history="1" r:id="rIdt-e3smtdz-x04uewx6wxz">
               <w:r>
                 <w:rPr>
                   <w:rFonts w:ascii="Arial" w:cs="Arial" w:eastAsia="Arial" w:hAnsi="Arial"/>
@@ -21747,7 +21747,7 @@
             <w:pPr>
               <w:spacing w:after="20" w:before="0"/>
             </w:pPr>
-            <w:hyperlink w:history="1" r:id="rIdpkeqygqjwrtiiviw86djp">
+            <w:hyperlink w:history="1" r:id="rIdipu99tmjsgsigbtzsa5a4">
               <w:r>
                 <w:rPr>
                   <w:rFonts w:ascii="Arial" w:cs="Arial" w:eastAsia="Arial" w:hAnsi="Arial"/>
@@ -21780,7 +21780,7 @@
               <w:spacing w:after="10" w:before="0"/>
               <w:ind w:left="120"/>
             </w:pPr>
-            <w:hyperlink w:history="1" r:id="rIdskbo1tvgy1pxa6xbhuhsl">
+            <w:hyperlink w:history="1" r:id="rIdfml_hpn8uoptwpmmgqjcr">
               <w:r>
                 <w:rPr>
                   <w:rFonts w:ascii="Arial" w:cs="Arial" w:eastAsia="Arial" w:hAnsi="Arial"/>
@@ -21825,7 +21825,7 @@
             <w:pPr>
               <w:spacing w:after="20" w:before="0"/>
             </w:pPr>
-            <w:hyperlink w:history="1" r:id="rId4r6_84mt8uiealecidfy8">
+            <w:hyperlink w:history="1" r:id="rIdcjroudyztzf4eelv_16jc">
               <w:r>
                 <w:rPr>
                   <w:rFonts w:ascii="Arial" w:cs="Arial" w:eastAsia="Arial" w:hAnsi="Arial"/>
@@ -21858,7 +21858,7 @@
               <w:spacing w:after="10" w:before="0"/>
               <w:ind w:left="120"/>
             </w:pPr>
-            <w:hyperlink w:history="1" r:id="rIdpghgxo6mkzham4lixipgz">
+            <w:hyperlink w:history="1" r:id="rIdycffa0amgpl1lbzy_4vlc">
               <w:r>
                 <w:rPr>
                   <w:rFonts w:ascii="Arial" w:cs="Arial" w:eastAsia="Arial" w:hAnsi="Arial"/>
@@ -23345,7 +23345,7 @@
             <w:pPr>
               <w:spacing w:after="20" w:before="0"/>
             </w:pPr>
-            <w:hyperlink w:history="1" r:id="rIdo-fx8jnsli97x-pwbkq0d">
+            <w:hyperlink w:history="1" r:id="rIdtrycbxf_ajh3uks8ori8d">
               <w:r>
                 <w:rPr>
                   <w:rFonts w:ascii="Arial" w:cs="Arial" w:eastAsia="Arial" w:hAnsi="Arial"/>
@@ -23378,7 +23378,7 @@
               <w:spacing w:after="10" w:before="0"/>
               <w:ind w:left="120"/>
             </w:pPr>
-            <w:hyperlink w:history="1" r:id="rIdmscnimepkr1ypuxlw20z-">
+            <w:hyperlink w:history="1" r:id="rIdhw62g3nxbf0plq9cv5ve9">
               <w:r>
                 <w:rPr>
                   <w:rFonts w:ascii="Arial" w:cs="Arial" w:eastAsia="Arial" w:hAnsi="Arial"/>
@@ -23423,7 +23423,7 @@
             <w:pPr>
               <w:spacing w:after="20" w:before="0"/>
             </w:pPr>
-            <w:hyperlink w:history="1" r:id="rIdaq0dskxvpr84uhyk1ohyt">
+            <w:hyperlink w:history="1" r:id="rIdkz3ebmyzufherwn_t-qbh">
               <w:r>
                 <w:rPr>
                   <w:rFonts w:ascii="Arial" w:cs="Arial" w:eastAsia="Arial" w:hAnsi="Arial"/>
@@ -23456,7 +23456,7 @@
               <w:spacing w:after="10" w:before="0"/>
               <w:ind w:left="120"/>
             </w:pPr>
-            <w:hyperlink w:history="1" r:id="rIdreunqf1rr3aj4osijgry-">
+            <w:hyperlink w:history="1" r:id="rIdgglihoiupub80he7c2xwz">
               <w:r>
                 <w:rPr>
                   <w:rFonts w:ascii="Arial" w:cs="Arial" w:eastAsia="Arial" w:hAnsi="Arial"/>
@@ -23651,7 +23651,7 @@
             <w:pPr>
               <w:spacing w:after="20" w:before="0"/>
             </w:pPr>
-            <w:hyperlink w:history="1" r:id="rIdqg3hmcd8yoklw5wltjgvd">
+            <w:hyperlink w:history="1" r:id="rIdkyqpnvoph_rfi538qalck">
               <w:r>
                 <w:rPr>
                   <w:rFonts w:ascii="Arial" w:cs="Arial" w:eastAsia="Arial" w:hAnsi="Arial"/>
@@ -23684,7 +23684,7 @@
               <w:spacing w:after="10" w:before="0"/>
               <w:ind w:left="120"/>
             </w:pPr>
-            <w:hyperlink w:history="1" r:id="rIdnvdzm92jlgdijmevhwvje">
+            <w:hyperlink w:history="1" r:id="rIdaulwyt4zr64h_fglzmkzd">
               <w:r>
                 <w:rPr>
                   <w:rFonts w:ascii="Arial" w:cs="Arial" w:eastAsia="Arial" w:hAnsi="Arial"/>
@@ -23729,7 +23729,7 @@
             <w:pPr>
               <w:spacing w:after="20" w:before="0"/>
             </w:pPr>
-            <w:hyperlink w:history="1" r:id="rIdausr-xay7bzgk-j0e98i8">
+            <w:hyperlink w:history="1" r:id="rIde2lekzr5mwqwibekh-wcl">
               <w:r>
                 <w:rPr>
                   <w:rFonts w:ascii="Arial" w:cs="Arial" w:eastAsia="Arial" w:hAnsi="Arial"/>
@@ -23762,7 +23762,7 @@
               <w:spacing w:after="10" w:before="0"/>
               <w:ind w:left="120"/>
             </w:pPr>
-            <w:hyperlink w:history="1" r:id="rIdfl2koi1-w8n_vgh-azeng">
+            <w:hyperlink w:history="1" r:id="rIdp6e5-575zwlseedrl7opt">
               <w:r>
                 <w:rPr>
                   <w:rFonts w:ascii="Arial" w:cs="Arial" w:eastAsia="Arial" w:hAnsi="Arial"/>
@@ -23957,7 +23957,7 @@
             <w:pPr>
               <w:spacing w:after="20" w:before="0"/>
             </w:pPr>
-            <w:hyperlink w:history="1" r:id="rIdabjzd0ilbre7vrikq1yqb">
+            <w:hyperlink w:history="1" r:id="rId3q73utjxda5xrcdgx37bg">
               <w:r>
                 <w:rPr>
                   <w:rFonts w:ascii="Arial" w:cs="Arial" w:eastAsia="Arial" w:hAnsi="Arial"/>
@@ -23990,7 +23990,7 @@
               <w:spacing w:after="10" w:before="0"/>
               <w:ind w:left="120"/>
             </w:pPr>
-            <w:hyperlink w:history="1" r:id="rIdo_k_ckrldtt5j3ihfqp0_">
+            <w:hyperlink w:history="1" r:id="rIdlzaz184pvq0m_5bfr8lko">
               <w:r>
                 <w:rPr>
                   <w:rFonts w:ascii="Arial" w:cs="Arial" w:eastAsia="Arial" w:hAnsi="Arial"/>
@@ -24035,7 +24035,7 @@
             <w:pPr>
               <w:spacing w:after="20" w:before="0"/>
             </w:pPr>
-            <w:hyperlink w:history="1" r:id="rIdzgm3nmzoxuu3tne2i4l8a">
+            <w:hyperlink w:history="1" r:id="rId5x2xh0-48o2juhazgnim6">
               <w:r>
                 <w:rPr>
                   <w:rFonts w:ascii="Arial" w:cs="Arial" w:eastAsia="Arial" w:hAnsi="Arial"/>
@@ -24068,7 +24068,7 @@
               <w:spacing w:after="10" w:before="0"/>
               <w:ind w:left="120"/>
             </w:pPr>
-            <w:hyperlink w:history="1" r:id="rIdw2k47pmbt0i6awd4osnnw">
+            <w:hyperlink w:history="1" r:id="rIdcpujpfnqwtgw0xrniky45">
               <w:r>
                 <w:rPr>
                   <w:rFonts w:ascii="Arial" w:cs="Arial" w:eastAsia="Arial" w:hAnsi="Arial"/>
@@ -24263,7 +24263,7 @@
             <w:pPr>
               <w:spacing w:after="20" w:before="0"/>
             </w:pPr>
-            <w:hyperlink w:history="1" r:id="rIdb4sog4ocuswbt2xhdgpmv">
+            <w:hyperlink w:history="1" r:id="rIdlplytjmwoahoxrxkiwjwt">
               <w:r>
                 <w:rPr>
                   <w:rFonts w:ascii="Arial" w:cs="Arial" w:eastAsia="Arial" w:hAnsi="Arial"/>
@@ -24296,7 +24296,7 @@
               <w:spacing w:after="10" w:before="0"/>
               <w:ind w:left="120"/>
             </w:pPr>
-            <w:hyperlink w:history="1" r:id="rIdnn_41d7kilhah23syfp4z">
+            <w:hyperlink w:history="1" r:id="rId6dulddeo281iovwteamwm">
               <w:r>
                 <w:rPr>
                   <w:rFonts w:ascii="Arial" w:cs="Arial" w:eastAsia="Arial" w:hAnsi="Arial"/>
@@ -24341,7 +24341,7 @@
             <w:pPr>
               <w:spacing w:after="20" w:before="0"/>
             </w:pPr>
-            <w:hyperlink w:history="1" r:id="rIdkp1hmcmfcztiuz92lkx7s">
+            <w:hyperlink w:history="1" r:id="rIdhevova4ewii-bby0uxuo8">
               <w:r>
                 <w:rPr>
                   <w:rFonts w:ascii="Arial" w:cs="Arial" w:eastAsia="Arial" w:hAnsi="Arial"/>
@@ -24374,7 +24374,7 @@
               <w:spacing w:after="10" w:before="0"/>
               <w:ind w:left="120"/>
             </w:pPr>
-            <w:hyperlink w:history="1" r:id="rId0uceaiwhyi23m8v76keno">
+            <w:hyperlink w:history="1" r:id="rIdxsmpclssbesynegd-s756">
               <w:r>
                 <w:rPr>
                   <w:rFonts w:ascii="Arial" w:cs="Arial" w:eastAsia="Arial" w:hAnsi="Arial"/>
@@ -24569,7 +24569,7 @@
             <w:pPr>
               <w:spacing w:after="20" w:before="0"/>
             </w:pPr>
-            <w:hyperlink w:history="1" r:id="rIdezqs3u_7cg0mjv_nc85pr">
+            <w:hyperlink w:history="1" r:id="rIdy045ujnkcci_mt__amy92">
               <w:r>
                 <w:rPr>
                   <w:rFonts w:ascii="Arial" w:cs="Arial" w:eastAsia="Arial" w:hAnsi="Arial"/>
@@ -24602,7 +24602,7 @@
               <w:spacing w:after="10" w:before="0"/>
               <w:ind w:left="120"/>
             </w:pPr>
-            <w:hyperlink w:history="1" r:id="rIdx5zrsp2spqtkapacofz1r">
+            <w:hyperlink w:history="1" r:id="rId4_wxzmnlkkccpf9lrcpko">
               <w:r>
                 <w:rPr>
                   <w:rFonts w:ascii="Arial" w:cs="Arial" w:eastAsia="Arial" w:hAnsi="Arial"/>
@@ -24647,7 +24647,7 @@
             <w:pPr>
               <w:spacing w:after="20" w:before="0"/>
             </w:pPr>
-            <w:hyperlink w:history="1" r:id="rIdu-lefzxyjeji_mhc6aanc">
+            <w:hyperlink w:history="1" r:id="rIdmv6p2pkbz4allojydvdxu">
               <w:r>
                 <w:rPr>
                   <w:rFonts w:ascii="Arial" w:cs="Arial" w:eastAsia="Arial" w:hAnsi="Arial"/>
@@ -24680,7 +24680,7 @@
               <w:spacing w:after="10" w:before="0"/>
               <w:ind w:left="120"/>
             </w:pPr>
-            <w:hyperlink w:history="1" r:id="rIdav3vtg3c48zp_baw5fg7l">
+            <w:hyperlink w:history="1" r:id="rIdxrrm-btws9ywvox-t1nyq">
               <w:r>
                 <w:rPr>
                   <w:rFonts w:ascii="Arial" w:cs="Arial" w:eastAsia="Arial" w:hAnsi="Arial"/>
@@ -26167,7 +26167,7 @@
             <w:pPr>
               <w:spacing w:after="20" w:before="0"/>
             </w:pPr>
-            <w:hyperlink w:history="1" r:id="rIdfcpzdumezzjrcfq_dxyxy">
+            <w:hyperlink w:history="1" r:id="rId163q_u_eymhwi46opbt2t">
               <w:r>
                 <w:rPr>
                   <w:rFonts w:ascii="Arial" w:cs="Arial" w:eastAsia="Arial" w:hAnsi="Arial"/>
@@ -26200,7 +26200,7 @@
               <w:spacing w:after="10" w:before="0"/>
               <w:ind w:left="120"/>
             </w:pPr>
-            <w:hyperlink w:history="1" r:id="rIdouvoiespaq8mbo20q0fd0">
+            <w:hyperlink w:history="1" r:id="rIdz4nkjt0hqa0oogazbpcul">
               <w:r>
                 <w:rPr>
                   <w:rFonts w:ascii="Arial" w:cs="Arial" w:eastAsia="Arial" w:hAnsi="Arial"/>
@@ -26245,7 +26245,7 @@
             <w:pPr>
               <w:spacing w:after="20" w:before="0"/>
             </w:pPr>
-            <w:hyperlink w:history="1" r:id="rIdzi5qpw0zfh7nqzbkvgx4a">
+            <w:hyperlink w:history="1" r:id="rIdpj_gyzodf8g5ucave8ekg">
               <w:r>
                 <w:rPr>
                   <w:rFonts w:ascii="Arial" w:cs="Arial" w:eastAsia="Arial" w:hAnsi="Arial"/>
@@ -26278,7 +26278,7 @@
               <w:spacing w:after="10" w:before="0"/>
               <w:ind w:left="120"/>
             </w:pPr>
-            <w:hyperlink w:history="1" r:id="rIdtjkog3che6n5tttiyzhuq">
+            <w:hyperlink w:history="1" r:id="rIdmokfdtdta5bauzx79bua1">
               <w:r>
                 <w:rPr>
                   <w:rFonts w:ascii="Arial" w:cs="Arial" w:eastAsia="Arial" w:hAnsi="Arial"/>
@@ -26473,7 +26473,7 @@
             <w:pPr>
               <w:spacing w:after="20" w:before="0"/>
             </w:pPr>
-            <w:hyperlink w:history="1" r:id="rIdrupy4jmyflqq35rihvdec">
+            <w:hyperlink w:history="1" r:id="rId0ey24c5ut7c0jd1lxdgi1">
               <w:r>
                 <w:rPr>
                   <w:rFonts w:ascii="Arial" w:cs="Arial" w:eastAsia="Arial" w:hAnsi="Arial"/>
@@ -26506,7 +26506,7 @@
               <w:spacing w:after="10" w:before="0"/>
               <w:ind w:left="120"/>
             </w:pPr>
-            <w:hyperlink w:history="1" r:id="rIdbayltvqjwumfzgjtuzel3">
+            <w:hyperlink w:history="1" r:id="rIdmu4qcgzu8xmqbqtmy2qa1">
               <w:r>
                 <w:rPr>
                   <w:rFonts w:ascii="Arial" w:cs="Arial" w:eastAsia="Arial" w:hAnsi="Arial"/>
@@ -26551,7 +26551,7 @@
             <w:pPr>
               <w:spacing w:after="20" w:before="0"/>
             </w:pPr>
-            <w:hyperlink w:history="1" r:id="rIdrmgsire7likqlrojwg2ob">
+            <w:hyperlink w:history="1" r:id="rIdj22gy7jhnitldhgd6qvnx">
               <w:r>
                 <w:rPr>
                   <w:rFonts w:ascii="Arial" w:cs="Arial" w:eastAsia="Arial" w:hAnsi="Arial"/>
@@ -26584,7 +26584,7 @@
               <w:spacing w:after="10" w:before="0"/>
               <w:ind w:left="120"/>
             </w:pPr>
-            <w:hyperlink w:history="1" r:id="rIdiudzqnzpbdgjpxu2ba_x6">
+            <w:hyperlink w:history="1" r:id="rIddxdzugbu0rkvxzwoq2m-k">
               <w:r>
                 <w:rPr>
                   <w:rFonts w:ascii="Arial" w:cs="Arial" w:eastAsia="Arial" w:hAnsi="Arial"/>
@@ -26779,7 +26779,7 @@
             <w:pPr>
               <w:spacing w:after="20" w:before="0"/>
             </w:pPr>
-            <w:hyperlink w:history="1" r:id="rId-alshercdguhr8a8f5cqo">
+            <w:hyperlink w:history="1" r:id="rId4c72aa04gxih3xwiyhc_w">
               <w:r>
                 <w:rPr>
                   <w:rFonts w:ascii="Arial" w:cs="Arial" w:eastAsia="Arial" w:hAnsi="Arial"/>
@@ -26812,7 +26812,7 @@
               <w:spacing w:after="10" w:before="0"/>
               <w:ind w:left="120"/>
             </w:pPr>
-            <w:hyperlink w:history="1" r:id="rIdt1xfrbcn_w6kz9l9epdva">
+            <w:hyperlink w:history="1" r:id="rIddgnlusc3g2b8gbxphok61">
               <w:r>
                 <w:rPr>
                   <w:rFonts w:ascii="Arial" w:cs="Arial" w:eastAsia="Arial" w:hAnsi="Arial"/>
@@ -26857,7 +26857,7 @@
             <w:pPr>
               <w:spacing w:after="20" w:before="0"/>
             </w:pPr>
-            <w:hyperlink w:history="1" r:id="rIdkwansitf0ygvcojkw2arf">
+            <w:hyperlink w:history="1" r:id="rIdxatzpfygutalf9atr5w9d">
               <w:r>
                 <w:rPr>
                   <w:rFonts w:ascii="Arial" w:cs="Arial" w:eastAsia="Arial" w:hAnsi="Arial"/>
@@ -26890,7 +26890,7 @@
               <w:spacing w:after="10" w:before="0"/>
               <w:ind w:left="120"/>
             </w:pPr>
-            <w:hyperlink w:history="1" r:id="rId8jk4hrsr8ohbkf7odqnle">
+            <w:hyperlink w:history="1" r:id="rIdnubbewttkpnhhpj3dcqik">
               <w:r>
                 <w:rPr>
                   <w:rFonts w:ascii="Arial" w:cs="Arial" w:eastAsia="Arial" w:hAnsi="Arial"/>
@@ -27085,7 +27085,7 @@
             <w:pPr>
               <w:spacing w:after="20" w:before="0"/>
             </w:pPr>
-            <w:hyperlink w:history="1" r:id="rIdngnhbzhc0t0cra0fhb0_j">
+            <w:hyperlink w:history="1" r:id="rId9qvoer349i_p9fqiaeuod">
               <w:r>
                 <w:rPr>
                   <w:rFonts w:ascii="Arial" w:cs="Arial" w:eastAsia="Arial" w:hAnsi="Arial"/>
@@ -27118,7 +27118,7 @@
               <w:spacing w:after="10" w:before="0"/>
               <w:ind w:left="120"/>
             </w:pPr>
-            <w:hyperlink w:history="1" r:id="rIdk2rxhxxtplyybqvreg733">
+            <w:hyperlink w:history="1" r:id="rId96xcaungptu9errza0gfp">
               <w:r>
                 <w:rPr>
                   <w:rFonts w:ascii="Arial" w:cs="Arial" w:eastAsia="Arial" w:hAnsi="Arial"/>
@@ -27163,7 +27163,7 @@
             <w:pPr>
               <w:spacing w:after="20" w:before="0"/>
             </w:pPr>
-            <w:hyperlink w:history="1" r:id="rIdzi2ppiqbvycrecihbuc6c">
+            <w:hyperlink w:history="1" r:id="rIdumcmgboz0c0napvmsrwah">
               <w:r>
                 <w:rPr>
                   <w:rFonts w:ascii="Arial" w:cs="Arial" w:eastAsia="Arial" w:hAnsi="Arial"/>
@@ -27196,7 +27196,7 @@
               <w:spacing w:after="10" w:before="0"/>
               <w:ind w:left="120"/>
             </w:pPr>
-            <w:hyperlink w:history="1" r:id="rIdfgbb4bezwvdqbv8pjpum6">
+            <w:hyperlink w:history="1" r:id="rIdslo8sb_qpumoyqr2elk-h">
               <w:r>
                 <w:rPr>
                   <w:rFonts w:ascii="Arial" w:cs="Arial" w:eastAsia="Arial" w:hAnsi="Arial"/>
@@ -27391,7 +27391,7 @@
             <w:pPr>
               <w:spacing w:after="20" w:before="0"/>
             </w:pPr>
-            <w:hyperlink w:history="1" r:id="rIdeu70ozhq4ddwmn8lhv5pa">
+            <w:hyperlink w:history="1" r:id="rIdetqbfa4yhn3mewasdqbyy">
               <w:r>
                 <w:rPr>
                   <w:rFonts w:ascii="Arial" w:cs="Arial" w:eastAsia="Arial" w:hAnsi="Arial"/>
@@ -27424,7 +27424,7 @@
               <w:spacing w:after="10" w:before="0"/>
               <w:ind w:left="120"/>
             </w:pPr>
-            <w:hyperlink w:history="1" r:id="rIdn6t12gxbnxub_bftx8v1t">
+            <w:hyperlink w:history="1" r:id="rIdskyyhexzwx_rdh7azxtdj">
               <w:r>
                 <w:rPr>
                   <w:rFonts w:ascii="Arial" w:cs="Arial" w:eastAsia="Arial" w:hAnsi="Arial"/>
@@ -27469,7 +27469,7 @@
             <w:pPr>
               <w:spacing w:after="20" w:before="0"/>
             </w:pPr>
-            <w:hyperlink w:history="1" r:id="rId3s_txxmeyq6cpmjodnndb">
+            <w:hyperlink w:history="1" r:id="rIdzj3tf1jxl3zcrgsdjjp7n">
               <w:r>
                 <w:rPr>
                   <w:rFonts w:ascii="Arial" w:cs="Arial" w:eastAsia="Arial" w:hAnsi="Arial"/>
@@ -27502,7 +27502,7 @@
               <w:spacing w:after="10" w:before="0"/>
               <w:ind w:left="120"/>
             </w:pPr>
-            <w:hyperlink w:history="1" r:id="rId3lwnhkqvd-cpjqeusv-0q">
+            <w:hyperlink w:history="1" r:id="rIdn1andunfremvzw-jpszv7">
               <w:r>
                 <w:rPr>
                   <w:rFonts w:ascii="Arial" w:cs="Arial" w:eastAsia="Arial" w:hAnsi="Arial"/>
@@ -29084,7 +29084,7 @@
             <w:pPr>
               <w:spacing w:after="20" w:before="0"/>
             </w:pPr>
-            <w:hyperlink w:history="1" r:id="rIdnnu79ux9rteilowtfvbeh">
+            <w:hyperlink w:history="1" r:id="rIdpukbadi1tqvxftvxx4wk2">
               <w:r>
                 <w:rPr>
                   <w:rFonts w:ascii="Arial" w:cs="Arial" w:eastAsia="Arial" w:hAnsi="Arial"/>
@@ -29117,7 +29117,7 @@
               <w:spacing w:after="10" w:before="0"/>
               <w:ind w:left="120"/>
             </w:pPr>
-            <w:hyperlink w:history="1" r:id="rIdqzclygiexok4sleru48qu">
+            <w:hyperlink w:history="1" r:id="rIdwokylibhbguiax9rx0rp5">
               <w:r>
                 <w:rPr>
                   <w:rFonts w:ascii="Arial" w:cs="Arial" w:eastAsia="Arial" w:hAnsi="Arial"/>
@@ -29162,7 +29162,7 @@
             <w:pPr>
               <w:spacing w:after="20" w:before="0"/>
             </w:pPr>
-            <w:hyperlink w:history="1" r:id="rIdcgfhi-hmmnp5ntfrj2gx6">
+            <w:hyperlink w:history="1" r:id="rIdekh9vashd5o904xitq_ze">
               <w:r>
                 <w:rPr>
                   <w:rFonts w:ascii="Arial" w:cs="Arial" w:eastAsia="Arial" w:hAnsi="Arial"/>
@@ -29195,7 +29195,7 @@
               <w:spacing w:after="10" w:before="0"/>
               <w:ind w:left="120"/>
             </w:pPr>
-            <w:hyperlink w:history="1" r:id="rId598fsueyj_3gv72j_tuwk">
+            <w:hyperlink w:history="1" r:id="rIdlzpfanitnms-uu8shqniw">
               <w:r>
                 <w:rPr>
                   <w:rFonts w:ascii="Arial" w:cs="Arial" w:eastAsia="Arial" w:hAnsi="Arial"/>
@@ -29390,7 +29390,7 @@
             <w:pPr>
               <w:spacing w:after="20" w:before="0"/>
             </w:pPr>
-            <w:hyperlink w:history="1" r:id="rIdm8pbkw-1yt5vn5-_gdti5">
+            <w:hyperlink w:history="1" r:id="rIduiin6jmxucvjhhymzizsu">
               <w:r>
                 <w:rPr>
                   <w:rFonts w:ascii="Arial" w:cs="Arial" w:eastAsia="Arial" w:hAnsi="Arial"/>
@@ -29423,7 +29423,7 @@
               <w:spacing w:after="10" w:before="0"/>
               <w:ind w:left="120"/>
             </w:pPr>
-            <w:hyperlink w:history="1" r:id="rIdf56cm5hvkllrzs-jwfezp">
+            <w:hyperlink w:history="1" r:id="rId35bbc3jxcf0uaw0g2hzbz">
               <w:r>
                 <w:rPr>
                   <w:rFonts w:ascii="Arial" w:cs="Arial" w:eastAsia="Arial" w:hAnsi="Arial"/>
@@ -29468,7 +29468,7 @@
             <w:pPr>
               <w:spacing w:after="20" w:before="0"/>
             </w:pPr>
-            <w:hyperlink w:history="1" r:id="rIdoy7-plxsfumrffimqci9n">
+            <w:hyperlink w:history="1" r:id="rIdyhb_1hshrg1balfhfvcl6">
               <w:r>
                 <w:rPr>
                   <w:rFonts w:ascii="Arial" w:cs="Arial" w:eastAsia="Arial" w:hAnsi="Arial"/>
@@ -29501,7 +29501,7 @@
               <w:spacing w:after="10" w:before="0"/>
               <w:ind w:left="120"/>
             </w:pPr>
-            <w:hyperlink w:history="1" r:id="rId--pwrqbrutx4plsk4qjsv">
+            <w:hyperlink w:history="1" r:id="rIdvrm0lqlrafgk3e58gzgce">
               <w:r>
                 <w:rPr>
                   <w:rFonts w:ascii="Arial" w:cs="Arial" w:eastAsia="Arial" w:hAnsi="Arial"/>
@@ -29696,7 +29696,7 @@
             <w:pPr>
               <w:spacing w:after="20" w:before="0"/>
             </w:pPr>
-            <w:hyperlink w:history="1" r:id="rIdt-1r2tkiofl1ir8dydt32">
+            <w:hyperlink w:history="1" r:id="rIddscn1c0stuwbjdohslu2e">
               <w:r>
                 <w:rPr>
                   <w:rFonts w:ascii="Arial" w:cs="Arial" w:eastAsia="Arial" w:hAnsi="Arial"/>
@@ -29729,7 +29729,7 @@
               <w:spacing w:after="10" w:before="0"/>
               <w:ind w:left="120"/>
             </w:pPr>
-            <w:hyperlink w:history="1" r:id="rIdplpykrcufb4ij-wa4wipw">
+            <w:hyperlink w:history="1" r:id="rIdpqcdxxyqfxue_nd-odmea">
               <w:r>
                 <w:rPr>
                   <w:rFonts w:ascii="Arial" w:cs="Arial" w:eastAsia="Arial" w:hAnsi="Arial"/>
@@ -29774,7 +29774,7 @@
             <w:pPr>
               <w:spacing w:after="20" w:before="0"/>
             </w:pPr>
-            <w:hyperlink w:history="1" r:id="rIdcyntf1fi9xjwxbze9siqn">
+            <w:hyperlink w:history="1" r:id="rId90jztfnzww1vsvpjbb9mh">
               <w:r>
                 <w:rPr>
                   <w:rFonts w:ascii="Arial" w:cs="Arial" w:eastAsia="Arial" w:hAnsi="Arial"/>
@@ -29807,7 +29807,7 @@
               <w:spacing w:after="10" w:before="0"/>
               <w:ind w:left="120"/>
             </w:pPr>
-            <w:hyperlink w:history="1" r:id="rIdvqgwyfeocedvy9ft2wm4w">
+            <w:hyperlink w:history="1" r:id="rId5g36tchg01rttot97luyd">
               <w:r>
                 <w:rPr>
                   <w:rFonts w:ascii="Arial" w:cs="Arial" w:eastAsia="Arial" w:hAnsi="Arial"/>
@@ -30002,7 +30002,7 @@
             <w:pPr>
               <w:spacing w:after="20" w:before="0"/>
             </w:pPr>
-            <w:hyperlink w:history="1" r:id="rIduu4vohul2w4ode3ukmndp">
+            <w:hyperlink w:history="1" r:id="rIdu-po2iga4kfzgjp8nuhlq">
               <w:r>
                 <w:rPr>
                   <w:rFonts w:ascii="Arial" w:cs="Arial" w:eastAsia="Arial" w:hAnsi="Arial"/>
@@ -30035,7 +30035,7 @@
               <w:spacing w:after="10" w:before="0"/>
               <w:ind w:left="120"/>
             </w:pPr>
-            <w:hyperlink w:history="1" r:id="rIdc1t_i7vgboyug4xvwgf6g">
+            <w:hyperlink w:history="1" r:id="rIdzxydtkvekxtog75pcdkh4">
               <w:r>
                 <w:rPr>
                   <w:rFonts w:ascii="Arial" w:cs="Arial" w:eastAsia="Arial" w:hAnsi="Arial"/>
@@ -30080,7 +30080,7 @@
             <w:pPr>
               <w:spacing w:after="20" w:before="0"/>
             </w:pPr>
-            <w:hyperlink w:history="1" r:id="rIdjrcnc_apeufqqrxvoptic">
+            <w:hyperlink w:history="1" r:id="rIdsskyoxjxwlhfqxpxsgt3o">
               <w:r>
                 <w:rPr>
                   <w:rFonts w:ascii="Arial" w:cs="Arial" w:eastAsia="Arial" w:hAnsi="Arial"/>
@@ -30113,7 +30113,7 @@
               <w:spacing w:after="10" w:before="0"/>
               <w:ind w:left="120"/>
             </w:pPr>
-            <w:hyperlink w:history="1" r:id="rIdqgovrnhb-rpkuaoxid2qh">
+            <w:hyperlink w:history="1" r:id="rIdkrfjox8a5srmbukhrqw9z">
               <w:r>
                 <w:rPr>
                   <w:rFonts w:ascii="Arial" w:cs="Arial" w:eastAsia="Arial" w:hAnsi="Arial"/>
@@ -30308,7 +30308,7 @@
             <w:pPr>
               <w:spacing w:after="20" w:before="0"/>
             </w:pPr>
-            <w:hyperlink w:history="1" r:id="rIdkcwkfxqjgss-pwujklu6e">
+            <w:hyperlink w:history="1" r:id="rIdjy_nr3fwckmw7yj-sbplp">
               <w:r>
                 <w:rPr>
                   <w:rFonts w:ascii="Arial" w:cs="Arial" w:eastAsia="Arial" w:hAnsi="Arial"/>
@@ -30341,7 +30341,7 @@
               <w:spacing w:after="10" w:before="0"/>
               <w:ind w:left="120"/>
             </w:pPr>
-            <w:hyperlink w:history="1" r:id="rIdu9wccnraiolhncd-vm-ez">
+            <w:hyperlink w:history="1" r:id="rIdyxukjedzjfmkqrvfpsryw">
               <w:r>
                 <w:rPr>
                   <w:rFonts w:ascii="Arial" w:cs="Arial" w:eastAsia="Arial" w:hAnsi="Arial"/>
@@ -30386,7 +30386,7 @@
             <w:pPr>
               <w:spacing w:after="20" w:before="0"/>
             </w:pPr>
-            <w:hyperlink w:history="1" r:id="rIdcihxtilrs8zirmqnyxwbf">
+            <w:hyperlink w:history="1" r:id="rIdd0uukqp2avd3jltcky-ep">
               <w:r>
                 <w:rPr>
                   <w:rFonts w:ascii="Arial" w:cs="Arial" w:eastAsia="Arial" w:hAnsi="Arial"/>
@@ -30419,7 +30419,7 @@
               <w:spacing w:after="10" w:before="0"/>
               <w:ind w:left="120"/>
             </w:pPr>
-            <w:hyperlink w:history="1" r:id="rIdqqcgus_-9-mziqnj6knry">
+            <w:hyperlink w:history="1" r:id="rIdvttv7vmqutvfqkbcg0zig">
               <w:r>
                 <w:rPr>
                   <w:rFonts w:ascii="Arial" w:cs="Arial" w:eastAsia="Arial" w:hAnsi="Arial"/>
@@ -31906,7 +31906,7 @@
             <w:pPr>
               <w:spacing w:after="20" w:before="0"/>
             </w:pPr>
-            <w:hyperlink w:history="1" r:id="rId2k4r_vv4bdua5mndky6yv">
+            <w:hyperlink w:history="1" r:id="rIdmmhm4kgwhd-bzb6dlkd16">
               <w:r>
                 <w:rPr>
                   <w:rFonts w:ascii="Arial" w:cs="Arial" w:eastAsia="Arial" w:hAnsi="Arial"/>
@@ -31939,7 +31939,7 @@
               <w:spacing w:after="10" w:before="0"/>
               <w:ind w:left="120"/>
             </w:pPr>
-            <w:hyperlink w:history="1" r:id="rIdmqyjvnj-1hsmcwfmd2uwc">
+            <w:hyperlink w:history="1" r:id="rId2cpf7jsa8odo3rudcptsf">
               <w:r>
                 <w:rPr>
                   <w:rFonts w:ascii="Arial" w:cs="Arial" w:eastAsia="Arial" w:hAnsi="Arial"/>
@@ -31984,7 +31984,7 @@
             <w:pPr>
               <w:spacing w:after="20" w:before="0"/>
             </w:pPr>
-            <w:hyperlink w:history="1" r:id="rId2cydtv2uis_crimobtmxd">
+            <w:hyperlink w:history="1" r:id="rIdeom03dilp9gduame1hmfe">
               <w:r>
                 <w:rPr>
                   <w:rFonts w:ascii="Arial" w:cs="Arial" w:eastAsia="Arial" w:hAnsi="Arial"/>
@@ -32017,7 +32017,7 @@
               <w:spacing w:after="10" w:before="0"/>
               <w:ind w:left="120"/>
             </w:pPr>
-            <w:hyperlink w:history="1" r:id="rIdqeke72d-8ba5qaufdkawn">
+            <w:hyperlink w:history="1" r:id="rIdrntypyac2plrxbu7kjqkx">
               <w:r>
                 <w:rPr>
                   <w:rFonts w:ascii="Arial" w:cs="Arial" w:eastAsia="Arial" w:hAnsi="Arial"/>
@@ -32212,7 +32212,7 @@
             <w:pPr>
               <w:spacing w:after="20" w:before="0"/>
             </w:pPr>
-            <w:hyperlink w:history="1" r:id="rIdt7p24ye_ibqe1rug7ci8m">
+            <w:hyperlink w:history="1" r:id="rIdvrsq5_2uh1nlyxil6ursf">
               <w:r>
                 <w:rPr>
                   <w:rFonts w:ascii="Arial" w:cs="Arial" w:eastAsia="Arial" w:hAnsi="Arial"/>
@@ -32245,7 +32245,7 @@
               <w:spacing w:after="10" w:before="0"/>
               <w:ind w:left="120"/>
             </w:pPr>
-            <w:hyperlink w:history="1" r:id="rIdla_bdchdu3csht8najpew">
+            <w:hyperlink w:history="1" r:id="rIdtwouqbqnt2oituvsaimcf">
               <w:r>
                 <w:rPr>
                   <w:rFonts w:ascii="Arial" w:cs="Arial" w:eastAsia="Arial" w:hAnsi="Arial"/>
@@ -32290,7 +32290,7 @@
             <w:pPr>
               <w:spacing w:after="20" w:before="0"/>
             </w:pPr>
-            <w:hyperlink w:history="1" r:id="rIdjdtkd3eaiif1gvvbnyct_">
+            <w:hyperlink w:history="1" r:id="rIdxeujoalsqplweid_2yfx0">
               <w:r>
                 <w:rPr>
                   <w:rFonts w:ascii="Arial" w:cs="Arial" w:eastAsia="Arial" w:hAnsi="Arial"/>
@@ -32323,7 +32323,7 @@
               <w:spacing w:after="10" w:before="0"/>
               <w:ind w:left="120"/>
             </w:pPr>
-            <w:hyperlink w:history="1" r:id="rIdjqcdami63gyiivsddat3h">
+            <w:hyperlink w:history="1" r:id="rIdjhwzlkbhxlc_3mwyhqq7c">
               <w:r>
                 <w:rPr>
                   <w:rFonts w:ascii="Arial" w:cs="Arial" w:eastAsia="Arial" w:hAnsi="Arial"/>
@@ -32518,7 +32518,7 @@
             <w:pPr>
               <w:spacing w:after="20" w:before="0"/>
             </w:pPr>
-            <w:hyperlink w:history="1" r:id="rIdknmtdlmdvuqy0qkb3b-lr">
+            <w:hyperlink w:history="1" r:id="rId6fjxk-6rd_skdnpnyu9w0">
               <w:r>
                 <w:rPr>
                   <w:rFonts w:ascii="Arial" w:cs="Arial" w:eastAsia="Arial" w:hAnsi="Arial"/>
@@ -32551,7 +32551,7 @@
               <w:spacing w:after="10" w:before="0"/>
               <w:ind w:left="120"/>
             </w:pPr>
-            <w:hyperlink w:history="1" r:id="rIdl4mezd4-xywwkh2obflvl">
+            <w:hyperlink w:history="1" r:id="rIduewf9vonxazmk_pxlpjdh">
               <w:r>
                 <w:rPr>
                   <w:rFonts w:ascii="Arial" w:cs="Arial" w:eastAsia="Arial" w:hAnsi="Arial"/>
@@ -32596,7 +32596,7 @@
             <w:pPr>
               <w:spacing w:after="20" w:before="0"/>
             </w:pPr>
-            <w:hyperlink w:history="1" r:id="rIdan0etbpkmx2vk7tdofuxb">
+            <w:hyperlink w:history="1" r:id="rIde91eujteoqcx1sjdmd7a2">
               <w:r>
                 <w:rPr>
                   <w:rFonts w:ascii="Arial" w:cs="Arial" w:eastAsia="Arial" w:hAnsi="Arial"/>
@@ -32629,7 +32629,7 @@
               <w:spacing w:after="10" w:before="0"/>
               <w:ind w:left="120"/>
             </w:pPr>
-            <w:hyperlink w:history="1" r:id="rIdlbvwrhasy6lcl0akc9fm_">
+            <w:hyperlink w:history="1" r:id="rIdnfmjysdtfpcg-k4l7uvbs">
               <w:r>
                 <w:rPr>
                   <w:rFonts w:ascii="Arial" w:cs="Arial" w:eastAsia="Arial" w:hAnsi="Arial"/>
@@ -32824,7 +32824,7 @@
             <w:pPr>
               <w:spacing w:after="20" w:before="0"/>
             </w:pPr>
-            <w:hyperlink w:history="1" r:id="rIdbhffku0qq-mg1wvrp6evh">
+            <w:hyperlink w:history="1" r:id="rIdj3b83u3b5mhkxj9zaufjj">
               <w:r>
                 <w:rPr>
                   <w:rFonts w:ascii="Arial" w:cs="Arial" w:eastAsia="Arial" w:hAnsi="Arial"/>
@@ -32857,7 +32857,7 @@
               <w:spacing w:after="10" w:before="0"/>
               <w:ind w:left="120"/>
             </w:pPr>
-            <w:hyperlink w:history="1" r:id="rIdyird0cnpjtyhqzsvzkudj">
+            <w:hyperlink w:history="1" r:id="rIdaxt2lofaq11dobwvqrhzv">
               <w:r>
                 <w:rPr>
                   <w:rFonts w:ascii="Arial" w:cs="Arial" w:eastAsia="Arial" w:hAnsi="Arial"/>
@@ -32902,7 +32902,7 @@
             <w:pPr>
               <w:spacing w:after="20" w:before="0"/>
             </w:pPr>
-            <w:hyperlink w:history="1" r:id="rIdqeln52b1ejat0wzv96zs3">
+            <w:hyperlink w:history="1" r:id="rIdatkcy37zhamwmk2kjvfjb">
               <w:r>
                 <w:rPr>
                   <w:rFonts w:ascii="Arial" w:cs="Arial" w:eastAsia="Arial" w:hAnsi="Arial"/>
@@ -32935,7 +32935,7 @@
               <w:spacing w:after="10" w:before="0"/>
               <w:ind w:left="120"/>
             </w:pPr>
-            <w:hyperlink w:history="1" r:id="rId3mktrxc6uqx3biewkrptf">
+            <w:hyperlink w:history="1" r:id="rIdx_pabbixmkdnhb5ermc5v">
               <w:r>
                 <w:rPr>
                   <w:rFonts w:ascii="Arial" w:cs="Arial" w:eastAsia="Arial" w:hAnsi="Arial"/>
@@ -33130,7 +33130,7 @@
             <w:pPr>
               <w:spacing w:after="20" w:before="0"/>
             </w:pPr>
-            <w:hyperlink w:history="1" r:id="rIdzswoohcofzwzq7a2m35o_">
+            <w:hyperlink w:history="1" r:id="rIdcenn3xvhcctxkmv2fb6-9">
               <w:r>
                 <w:rPr>
                   <w:rFonts w:ascii="Arial" w:cs="Arial" w:eastAsia="Arial" w:hAnsi="Arial"/>
@@ -33163,7 +33163,7 @@
               <w:spacing w:after="10" w:before="0"/>
               <w:ind w:left="120"/>
             </w:pPr>
-            <w:hyperlink w:history="1" r:id="rIdjhn-qecmaeniwq3o9viab">
+            <w:hyperlink w:history="1" r:id="rIdxqsseqnfz3parwakzxinw">
               <w:r>
                 <w:rPr>
                   <w:rFonts w:ascii="Arial" w:cs="Arial" w:eastAsia="Arial" w:hAnsi="Arial"/>
@@ -33208,7 +33208,7 @@
             <w:pPr>
               <w:spacing w:after="20" w:before="0"/>
             </w:pPr>
-            <w:hyperlink w:history="1" r:id="rIdieqkwqvrjv9bycoeno-ep">
+            <w:hyperlink w:history="1" r:id="rIdyro4k9ag8uyehhbhaumia">
               <w:r>
                 <w:rPr>
                   <w:rFonts w:ascii="Arial" w:cs="Arial" w:eastAsia="Arial" w:hAnsi="Arial"/>
@@ -33241,7 +33241,7 @@
               <w:spacing w:after="10" w:before="0"/>
               <w:ind w:left="120"/>
             </w:pPr>
-            <w:hyperlink w:history="1" r:id="rIdmyiwsvwq8gzmaozuu8fdw">
+            <w:hyperlink w:history="1" r:id="rIdn-tho6xem0fbpq8rz4kd7">
               <w:r>
                 <w:rPr>
                   <w:rFonts w:ascii="Arial" w:cs="Arial" w:eastAsia="Arial" w:hAnsi="Arial"/>
@@ -34728,7 +34728,7 @@
             <w:pPr>
               <w:spacing w:after="20" w:before="0"/>
             </w:pPr>
-            <w:hyperlink w:history="1" r:id="rIdzvhcz3fimcnynynzvlf--">
+            <w:hyperlink w:history="1" r:id="rIdhog6aho042v0ruuty6o3a">
               <w:r>
                 <w:rPr>
                   <w:rFonts w:ascii="Arial" w:cs="Arial" w:eastAsia="Arial" w:hAnsi="Arial"/>
@@ -34761,7 +34761,7 @@
               <w:spacing w:after="10" w:before="0"/>
               <w:ind w:left="120"/>
             </w:pPr>
-            <w:hyperlink w:history="1" r:id="rId69g4cxyrzj_ljwvfg6wqt">
+            <w:hyperlink w:history="1" r:id="rIdzrfem7roojivm_42pbwfy">
               <w:r>
                 <w:rPr>
                   <w:rFonts w:ascii="Arial" w:cs="Arial" w:eastAsia="Arial" w:hAnsi="Arial"/>
@@ -34806,7 +34806,7 @@
             <w:pPr>
               <w:spacing w:after="20" w:before="0"/>
             </w:pPr>
-            <w:hyperlink w:history="1" r:id="rIdc02ql8wrmk7liozadmmud">
+            <w:hyperlink w:history="1" r:id="rIdvdwten2ctrpblpoguhtdk">
               <w:r>
                 <w:rPr>
                   <w:rFonts w:ascii="Arial" w:cs="Arial" w:eastAsia="Arial" w:hAnsi="Arial"/>
@@ -34839,7 +34839,7 @@
               <w:spacing w:after="10" w:before="0"/>
               <w:ind w:left="120"/>
             </w:pPr>
-            <w:hyperlink w:history="1" r:id="rIdbvcy3tyculrfh3dau2tpx">
+            <w:hyperlink w:history="1" r:id="rIdqjmbuiu7ti4as3vbl3q4u">
               <w:r>
                 <w:rPr>
                   <w:rFonts w:ascii="Arial" w:cs="Arial" w:eastAsia="Arial" w:hAnsi="Arial"/>
@@ -35034,7 +35034,7 @@
             <w:pPr>
               <w:spacing w:after="20" w:before="0"/>
             </w:pPr>
-            <w:hyperlink w:history="1" r:id="rIdggzb1psk4nde671x7dr6p">
+            <w:hyperlink w:history="1" r:id="rIdey7pmmtuy_wwmqaeivbux">
               <w:r>
                 <w:rPr>
                   <w:rFonts w:ascii="Arial" w:cs="Arial" w:eastAsia="Arial" w:hAnsi="Arial"/>
@@ -35067,7 +35067,7 @@
               <w:spacing w:after="10" w:before="0"/>
               <w:ind w:left="120"/>
             </w:pPr>
-            <w:hyperlink w:history="1" r:id="rId4e1niok2timkja4kay2bl">
+            <w:hyperlink w:history="1" r:id="rIdfnl58jw26p5atg2kzfe6x">
               <w:r>
                 <w:rPr>
                   <w:rFonts w:ascii="Arial" w:cs="Arial" w:eastAsia="Arial" w:hAnsi="Arial"/>
@@ -35112,7 +35112,7 @@
             <w:pPr>
               <w:spacing w:after="20" w:before="0"/>
             </w:pPr>
-            <w:hyperlink w:history="1" r:id="rId5hugyh21wf7lurbmuy0q_">
+            <w:hyperlink w:history="1" r:id="rIdkm46xfu3zeydmid9sv6no">
               <w:r>
                 <w:rPr>
                   <w:rFonts w:ascii="Arial" w:cs="Arial" w:eastAsia="Arial" w:hAnsi="Arial"/>
@@ -35145,7 +35145,7 @@
               <w:spacing w:after="10" w:before="0"/>
               <w:ind w:left="120"/>
             </w:pPr>
-            <w:hyperlink w:history="1" r:id="rId_fti0dvk9b6ghjhyyy0lb">
+            <w:hyperlink w:history="1" r:id="rIdcsf-omm-tqoskoyvznxm1">
               <w:r>
                 <w:rPr>
                   <w:rFonts w:ascii="Arial" w:cs="Arial" w:eastAsia="Arial" w:hAnsi="Arial"/>
@@ -35340,7 +35340,7 @@
             <w:pPr>
               <w:spacing w:after="20" w:before="0"/>
             </w:pPr>
-            <w:hyperlink w:history="1" r:id="rIdcudbkivi63uitvrhfrtvi">
+            <w:hyperlink w:history="1" r:id="rIdbav5ibmleltczs8f8yrf7">
               <w:r>
                 <w:rPr>
                   <w:rFonts w:ascii="Arial" w:cs="Arial" w:eastAsia="Arial" w:hAnsi="Arial"/>
@@ -35373,7 +35373,7 @@
               <w:spacing w:after="10" w:before="0"/>
               <w:ind w:left="120"/>
             </w:pPr>
-            <w:hyperlink w:history="1" r:id="rIdcpeclefsbf_vbriepkfd4">
+            <w:hyperlink w:history="1" r:id="rIdyzkvg3q0va2dqoy73kmdi">
               <w:r>
                 <w:rPr>
                   <w:rFonts w:ascii="Arial" w:cs="Arial" w:eastAsia="Arial" w:hAnsi="Arial"/>
@@ -35418,7 +35418,7 @@
             <w:pPr>
               <w:spacing w:after="20" w:before="0"/>
             </w:pPr>
-            <w:hyperlink w:history="1" r:id="rId8456s4ph_yw0atc2z7wpx">
+            <w:hyperlink w:history="1" r:id="rId--mho0yodxumkxcpfsasq">
               <w:r>
                 <w:rPr>
                   <w:rFonts w:ascii="Arial" w:cs="Arial" w:eastAsia="Arial" w:hAnsi="Arial"/>
@@ -35451,7 +35451,7 @@
               <w:spacing w:after="10" w:before="0"/>
               <w:ind w:left="120"/>
             </w:pPr>
-            <w:hyperlink w:history="1" r:id="rIdsls2iuzmaqjgp2atqtmhk">
+            <w:hyperlink w:history="1" r:id="rIds9nhxpc0ljgsqkxrccaxd">
               <w:r>
                 <w:rPr>
                   <w:rFonts w:ascii="Arial" w:cs="Arial" w:eastAsia="Arial" w:hAnsi="Arial"/>
@@ -35646,7 +35646,7 @@
             <w:pPr>
               <w:spacing w:after="20" w:before="0"/>
             </w:pPr>
-            <w:hyperlink w:history="1" r:id="rIdvgqhngtyutrwyy5gl-x8l">
+            <w:hyperlink w:history="1" r:id="rIdvhk_xdcpavqbrys4layrw">
               <w:r>
                 <w:rPr>
                   <w:rFonts w:ascii="Arial" w:cs="Arial" w:eastAsia="Arial" w:hAnsi="Arial"/>
@@ -35679,7 +35679,7 @@
               <w:spacing w:after="10" w:before="0"/>
               <w:ind w:left="120"/>
             </w:pPr>
-            <w:hyperlink w:history="1" r:id="rIdsytwtivrmsevsvqgvjohj">
+            <w:hyperlink w:history="1" r:id="rIdzguvkonpm5mggcjktig4g">
               <w:r>
                 <w:rPr>
                   <w:rFonts w:ascii="Arial" w:cs="Arial" w:eastAsia="Arial" w:hAnsi="Arial"/>
@@ -35724,7 +35724,7 @@
             <w:pPr>
               <w:spacing w:after="20" w:before="0"/>
             </w:pPr>
-            <w:hyperlink w:history="1" r:id="rIdiukrwjoslnedalyk_cba1">
+            <w:hyperlink w:history="1" r:id="rIdpqlrdtyyuvt8khefqkn7_">
               <w:r>
                 <w:rPr>
                   <w:rFonts w:ascii="Arial" w:cs="Arial" w:eastAsia="Arial" w:hAnsi="Arial"/>
@@ -35757,7 +35757,7 @@
               <w:spacing w:after="10" w:before="0"/>
               <w:ind w:left="120"/>
             </w:pPr>
-            <w:hyperlink w:history="1" r:id="rIdq-gywrzie6fkpnmsts-aa">
+            <w:hyperlink w:history="1" r:id="rIdolhygujcf_bzmysiglyzk">
               <w:r>
                 <w:rPr>
                   <w:rFonts w:ascii="Arial" w:cs="Arial" w:eastAsia="Arial" w:hAnsi="Arial"/>
@@ -35952,7 +35952,7 @@
             <w:pPr>
               <w:spacing w:after="20" w:before="0"/>
             </w:pPr>
-            <w:hyperlink w:history="1" r:id="rIdz8em275iddu07k9wj1cr5">
+            <w:hyperlink w:history="1" r:id="rIdobd_95we0n64eb9nuoanc">
               <w:r>
                 <w:rPr>
                   <w:rFonts w:ascii="Arial" w:cs="Arial" w:eastAsia="Arial" w:hAnsi="Arial"/>
@@ -35985,7 +35985,7 @@
               <w:spacing w:after="10" w:before="0"/>
               <w:ind w:left="120"/>
             </w:pPr>
-            <w:hyperlink w:history="1" r:id="rId3dwn4cvjzsycqbhpbmrbv">
+            <w:hyperlink w:history="1" r:id="rIdjor3w4_rrf5o32lbncqp7">
               <w:r>
                 <w:rPr>
                   <w:rFonts w:ascii="Arial" w:cs="Arial" w:eastAsia="Arial" w:hAnsi="Arial"/>
@@ -36030,7 +36030,7 @@
             <w:pPr>
               <w:spacing w:after="20" w:before="0"/>
             </w:pPr>
-            <w:hyperlink w:history="1" r:id="rIdabp3_-x0dz__w-76hjdax">
+            <w:hyperlink w:history="1" r:id="rId7ggpvfiql_oxfh_qsskhg">
               <w:r>
                 <w:rPr>
                   <w:rFonts w:ascii="Arial" w:cs="Arial" w:eastAsia="Arial" w:hAnsi="Arial"/>
@@ -36063,7 +36063,7 @@
               <w:spacing w:after="10" w:before="0"/>
               <w:ind w:left="120"/>
             </w:pPr>
-            <w:hyperlink w:history="1" r:id="rIdlworlyd-woo80nbeux_xa">
+            <w:hyperlink w:history="1" r:id="rId0tbg5ndd3rgdzt1lnecwz">
               <w:r>
                 <w:rPr>
                   <w:rFonts w:ascii="Arial" w:cs="Arial" w:eastAsia="Arial" w:hAnsi="Arial"/>

--- a/data/outputs/v2/Physics/SS3.2_Current_Electricity/Physics_Current_Electricity_CBE_LessonSequence.docx
+++ b/data/outputs/v2/Physics/SS3.2_Current_Electricity/Physics_Current_Electricity_CBE_LessonSequence.docx
@@ -3591,7 +3591,7 @@
             <w:pPr>
               <w:spacing w:after="20" w:before="0"/>
             </w:pPr>
-            <w:hyperlink w:history="1" r:id="rIdth1eu6wh59zb4cmuzdf_k">
+            <w:hyperlink w:history="1" r:id="rId-m0cdrmhj1j8pqd75czv6">
               <w:r>
                 <w:rPr>
                   <w:rFonts w:ascii="Arial" w:cs="Arial" w:eastAsia="Arial" w:hAnsi="Arial"/>
@@ -3624,7 +3624,7 @@
               <w:spacing w:after="10" w:before="0"/>
               <w:ind w:left="120"/>
             </w:pPr>
-            <w:hyperlink w:history="1" r:id="rIdjrbbxskfm2-pknaya7nyc">
+            <w:hyperlink w:history="1" r:id="rIds0riqgiyjespmhpn43bfo">
               <w:r>
                 <w:rPr>
                   <w:rFonts w:ascii="Arial" w:cs="Arial" w:eastAsia="Arial" w:hAnsi="Arial"/>
@@ -3669,7 +3669,7 @@
             <w:pPr>
               <w:spacing w:after="20" w:before="0"/>
             </w:pPr>
-            <w:hyperlink w:history="1" r:id="rIde_ntymdpbylnhcfn9cw0j">
+            <w:hyperlink w:history="1" r:id="rIdzf-sdq8t9frzdfd-hxslr">
               <w:r>
                 <w:rPr>
                   <w:rFonts w:ascii="Arial" w:cs="Arial" w:eastAsia="Arial" w:hAnsi="Arial"/>
@@ -3702,7 +3702,7 @@
               <w:spacing w:after="10" w:before="0"/>
               <w:ind w:left="120"/>
             </w:pPr>
-            <w:hyperlink w:history="1" r:id="rIdqbfuqx2envthpwangw3mw">
+            <w:hyperlink w:history="1" r:id="rIdatzu38jhazicmv3q3qeie">
               <w:r>
                 <w:rPr>
                   <w:rFonts w:ascii="Arial" w:cs="Arial" w:eastAsia="Arial" w:hAnsi="Arial"/>
@@ -3897,7 +3897,7 @@
             <w:pPr>
               <w:spacing w:after="20" w:before="0"/>
             </w:pPr>
-            <w:hyperlink w:history="1" r:id="rId-eib0d9f-qknd-rm3_jth">
+            <w:hyperlink w:history="1" r:id="rId-ve6b_eerpax2ibtqoppk">
               <w:r>
                 <w:rPr>
                   <w:rFonts w:ascii="Arial" w:cs="Arial" w:eastAsia="Arial" w:hAnsi="Arial"/>
@@ -3930,7 +3930,7 @@
               <w:spacing w:after="10" w:before="0"/>
               <w:ind w:left="120"/>
             </w:pPr>
-            <w:hyperlink w:history="1" r:id="rId5qerhmj9viembmlotmbdv">
+            <w:hyperlink w:history="1" r:id="rIdf1cfg2suhmzkvyrdv3gae">
               <w:r>
                 <w:rPr>
                   <w:rFonts w:ascii="Arial" w:cs="Arial" w:eastAsia="Arial" w:hAnsi="Arial"/>
@@ -3975,7 +3975,7 @@
             <w:pPr>
               <w:spacing w:after="20" w:before="0"/>
             </w:pPr>
-            <w:hyperlink w:history="1" r:id="rIdhh1zu9gl3q4k0o_xfpwb1">
+            <w:hyperlink w:history="1" r:id="rIdvic3mrxrklv8la_6agkjn">
               <w:r>
                 <w:rPr>
                   <w:rFonts w:ascii="Arial" w:cs="Arial" w:eastAsia="Arial" w:hAnsi="Arial"/>
@@ -4008,7 +4008,7 @@
               <w:spacing w:after="10" w:before="0"/>
               <w:ind w:left="120"/>
             </w:pPr>
-            <w:hyperlink w:history="1" r:id="rIdvobinfwrs5x_bzgte8rax">
+            <w:hyperlink w:history="1" r:id="rIdwekmt32qkgoo2wrevdqy9">
               <w:r>
                 <w:rPr>
                   <w:rFonts w:ascii="Arial" w:cs="Arial" w:eastAsia="Arial" w:hAnsi="Arial"/>
@@ -4203,7 +4203,7 @@
             <w:pPr>
               <w:spacing w:after="20" w:before="0"/>
             </w:pPr>
-            <w:hyperlink w:history="1" r:id="rIdsq6v-itogbhj-8azgqekt">
+            <w:hyperlink w:history="1" r:id="rIddltw-ku69xeqriohw24ff">
               <w:r>
                 <w:rPr>
                   <w:rFonts w:ascii="Arial" w:cs="Arial" w:eastAsia="Arial" w:hAnsi="Arial"/>
@@ -4236,7 +4236,7 @@
               <w:spacing w:after="10" w:before="0"/>
               <w:ind w:left="120"/>
             </w:pPr>
-            <w:hyperlink w:history="1" r:id="rIdxpymves9arztpvfo_uo8j">
+            <w:hyperlink w:history="1" r:id="rId1vprqiou1m6hc3wekc8ct">
               <w:r>
                 <w:rPr>
                   <w:rFonts w:ascii="Arial" w:cs="Arial" w:eastAsia="Arial" w:hAnsi="Arial"/>
@@ -4281,7 +4281,7 @@
             <w:pPr>
               <w:spacing w:after="20" w:before="0"/>
             </w:pPr>
-            <w:hyperlink w:history="1" r:id="rIdtli3c2cceppqqk6osbbrx">
+            <w:hyperlink w:history="1" r:id="rIdrafeoas6ukgjuuwgjdcay">
               <w:r>
                 <w:rPr>
                   <w:rFonts w:ascii="Arial" w:cs="Arial" w:eastAsia="Arial" w:hAnsi="Arial"/>
@@ -4314,7 +4314,7 @@
               <w:spacing w:after="10" w:before="0"/>
               <w:ind w:left="120"/>
             </w:pPr>
-            <w:hyperlink w:history="1" r:id="rIdn1hltvd5dbb84mz6-tunn">
+            <w:hyperlink w:history="1" r:id="rIdrqnd4s4ikrwpoxp1zrbmv">
               <w:r>
                 <w:rPr>
                   <w:rFonts w:ascii="Arial" w:cs="Arial" w:eastAsia="Arial" w:hAnsi="Arial"/>
@@ -4509,7 +4509,7 @@
             <w:pPr>
               <w:spacing w:after="20" w:before="0"/>
             </w:pPr>
-            <w:hyperlink w:history="1" r:id="rIdp8cpn6ffhzgn-ldpmwjun">
+            <w:hyperlink w:history="1" r:id="rId4nxxvugzrtfogiqwpepgj">
               <w:r>
                 <w:rPr>
                   <w:rFonts w:ascii="Arial" w:cs="Arial" w:eastAsia="Arial" w:hAnsi="Arial"/>
@@ -4542,7 +4542,7 @@
               <w:spacing w:after="10" w:before="0"/>
               <w:ind w:left="120"/>
             </w:pPr>
-            <w:hyperlink w:history="1" r:id="rIdjswnioo0yykfszldbxw5h">
+            <w:hyperlink w:history="1" r:id="rIdyuqhb2umuj5zccvoxgo6r">
               <w:r>
                 <w:rPr>
                   <w:rFonts w:ascii="Arial" w:cs="Arial" w:eastAsia="Arial" w:hAnsi="Arial"/>
@@ -4587,7 +4587,7 @@
             <w:pPr>
               <w:spacing w:after="20" w:before="0"/>
             </w:pPr>
-            <w:hyperlink w:history="1" r:id="rId7lwtfal3e3puptjnzt0lg">
+            <w:hyperlink w:history="1" r:id="rIdjfl2ooliybnr3uooewenw">
               <w:r>
                 <w:rPr>
                   <w:rFonts w:ascii="Arial" w:cs="Arial" w:eastAsia="Arial" w:hAnsi="Arial"/>
@@ -4620,7 +4620,7 @@
               <w:spacing w:after="10" w:before="0"/>
               <w:ind w:left="120"/>
             </w:pPr>
-            <w:hyperlink w:history="1" r:id="rIdnxebb6hb3adaay87jbqf6">
+            <w:hyperlink w:history="1" r:id="rIdstu2pxye2ihmjrsibs78w">
               <w:r>
                 <w:rPr>
                   <w:rFonts w:ascii="Arial" w:cs="Arial" w:eastAsia="Arial" w:hAnsi="Arial"/>
@@ -4815,7 +4815,7 @@
             <w:pPr>
               <w:spacing w:after="20" w:before="0"/>
             </w:pPr>
-            <w:hyperlink w:history="1" r:id="rIdriisxoglh_ssxktnle-zw">
+            <w:hyperlink w:history="1" r:id="rIdzhfehjtkadzbbrukrzyvo">
               <w:r>
                 <w:rPr>
                   <w:rFonts w:ascii="Arial" w:cs="Arial" w:eastAsia="Arial" w:hAnsi="Arial"/>
@@ -4848,7 +4848,7 @@
               <w:spacing w:after="10" w:before="0"/>
               <w:ind w:left="120"/>
             </w:pPr>
-            <w:hyperlink w:history="1" r:id="rIdf8pwxcbvy6o_zsvgxemm9">
+            <w:hyperlink w:history="1" r:id="rIduetjuli-wa6akh4a1nvso">
               <w:r>
                 <w:rPr>
                   <w:rFonts w:ascii="Arial" w:cs="Arial" w:eastAsia="Arial" w:hAnsi="Arial"/>
@@ -4893,7 +4893,7 @@
             <w:pPr>
               <w:spacing w:after="20" w:before="0"/>
             </w:pPr>
-            <w:hyperlink w:history="1" r:id="rId69qtogokzyi63gc5i-98a">
+            <w:hyperlink w:history="1" r:id="rId1qlcu2bwbbenewrnsn-ee">
               <w:r>
                 <w:rPr>
                   <w:rFonts w:ascii="Arial" w:cs="Arial" w:eastAsia="Arial" w:hAnsi="Arial"/>
@@ -4926,7 +4926,7 @@
               <w:spacing w:after="10" w:before="0"/>
               <w:ind w:left="120"/>
             </w:pPr>
-            <w:hyperlink w:history="1" r:id="rIdv-6ehx2r66kqlfeoxohzu">
+            <w:hyperlink w:history="1" r:id="rIdwhsdiek43tft0mdytqaw8">
               <w:r>
                 <w:rPr>
                   <w:rFonts w:ascii="Arial" w:cs="Arial" w:eastAsia="Arial" w:hAnsi="Arial"/>
@@ -6413,7 +6413,7 @@
             <w:pPr>
               <w:spacing w:after="20" w:before="0"/>
             </w:pPr>
-            <w:hyperlink w:history="1" r:id="rIdhuqwe-yxaobxkg6vm-7ln">
+            <w:hyperlink w:history="1" r:id="rIdxirz7ng42bub0kyfojeol">
               <w:r>
                 <w:rPr>
                   <w:rFonts w:ascii="Arial" w:cs="Arial" w:eastAsia="Arial" w:hAnsi="Arial"/>
@@ -6446,7 +6446,7 @@
               <w:spacing w:after="10" w:before="0"/>
               <w:ind w:left="120"/>
             </w:pPr>
-            <w:hyperlink w:history="1" r:id="rId3zleiasbnikt35yo9qdh2">
+            <w:hyperlink w:history="1" r:id="rIdjfic017gqkidrcjeiatnp">
               <w:r>
                 <w:rPr>
                   <w:rFonts w:ascii="Arial" w:cs="Arial" w:eastAsia="Arial" w:hAnsi="Arial"/>
@@ -6491,7 +6491,7 @@
             <w:pPr>
               <w:spacing w:after="20" w:before="0"/>
             </w:pPr>
-            <w:hyperlink w:history="1" r:id="rIdrcuchw-3nk6sj-f_lysch">
+            <w:hyperlink w:history="1" r:id="rIdkpzflb_czllimzhz4lbut">
               <w:r>
                 <w:rPr>
                   <w:rFonts w:ascii="Arial" w:cs="Arial" w:eastAsia="Arial" w:hAnsi="Arial"/>
@@ -6524,7 +6524,7 @@
               <w:spacing w:after="10" w:before="0"/>
               <w:ind w:left="120"/>
             </w:pPr>
-            <w:hyperlink w:history="1" r:id="rIdityrma7hrlobcppr2sgfy">
+            <w:hyperlink w:history="1" r:id="rIdwhuu0leclrf2tsmmvpscc">
               <w:r>
                 <w:rPr>
                   <w:rFonts w:ascii="Arial" w:cs="Arial" w:eastAsia="Arial" w:hAnsi="Arial"/>
@@ -6719,7 +6719,7 @@
             <w:pPr>
               <w:spacing w:after="20" w:before="0"/>
             </w:pPr>
-            <w:hyperlink w:history="1" r:id="rIdk5j07pri7wfc44w0bk8fy">
+            <w:hyperlink w:history="1" r:id="rIdwibmyyjnxdvnrgu8bxdfv">
               <w:r>
                 <w:rPr>
                   <w:rFonts w:ascii="Arial" w:cs="Arial" w:eastAsia="Arial" w:hAnsi="Arial"/>
@@ -6752,7 +6752,7 @@
               <w:spacing w:after="10" w:before="0"/>
               <w:ind w:left="120"/>
             </w:pPr>
-            <w:hyperlink w:history="1" r:id="rIdio78jwfle9jey3scnnb1d">
+            <w:hyperlink w:history="1" r:id="rIdxu8ortnesbwudhtqkiyul">
               <w:r>
                 <w:rPr>
                   <w:rFonts w:ascii="Arial" w:cs="Arial" w:eastAsia="Arial" w:hAnsi="Arial"/>
@@ -6797,7 +6797,7 @@
             <w:pPr>
               <w:spacing w:after="20" w:before="0"/>
             </w:pPr>
-            <w:hyperlink w:history="1" r:id="rIdscfe7xodc5e6zvrofqv8b">
+            <w:hyperlink w:history="1" r:id="rIdbo0ocnizgz7ceeedglgoh">
               <w:r>
                 <w:rPr>
                   <w:rFonts w:ascii="Arial" w:cs="Arial" w:eastAsia="Arial" w:hAnsi="Arial"/>
@@ -6830,7 +6830,7 @@
               <w:spacing w:after="10" w:before="0"/>
               <w:ind w:left="120"/>
             </w:pPr>
-            <w:hyperlink w:history="1" r:id="rIdmus789x0rvwoyelg48p6c">
+            <w:hyperlink w:history="1" r:id="rIds_gvwwqxfej70okosg7zp">
               <w:r>
                 <w:rPr>
                   <w:rFonts w:ascii="Arial" w:cs="Arial" w:eastAsia="Arial" w:hAnsi="Arial"/>
@@ -7025,7 +7025,7 @@
             <w:pPr>
               <w:spacing w:after="20" w:before="0"/>
             </w:pPr>
-            <w:hyperlink w:history="1" r:id="rIdks3vgrbl8as5-9exym3ms">
+            <w:hyperlink w:history="1" r:id="rIdqybengltr-ncno7k4aq3m">
               <w:r>
                 <w:rPr>
                   <w:rFonts w:ascii="Arial" w:cs="Arial" w:eastAsia="Arial" w:hAnsi="Arial"/>
@@ -7058,7 +7058,7 @@
               <w:spacing w:after="10" w:before="0"/>
               <w:ind w:left="120"/>
             </w:pPr>
-            <w:hyperlink w:history="1" r:id="rIdkrm5qcxvo3ibrut1kpolm">
+            <w:hyperlink w:history="1" r:id="rIdg3mmbb_wdgi6duporfcnu">
               <w:r>
                 <w:rPr>
                   <w:rFonts w:ascii="Arial" w:cs="Arial" w:eastAsia="Arial" w:hAnsi="Arial"/>
@@ -7103,7 +7103,7 @@
             <w:pPr>
               <w:spacing w:after="20" w:before="0"/>
             </w:pPr>
-            <w:hyperlink w:history="1" r:id="rIdxbkdknjktmgxd0wteaayx">
+            <w:hyperlink w:history="1" r:id="rIdxajavbr3saq_vlncwy4c4">
               <w:r>
                 <w:rPr>
                   <w:rFonts w:ascii="Arial" w:cs="Arial" w:eastAsia="Arial" w:hAnsi="Arial"/>
@@ -7136,7 +7136,7 @@
               <w:spacing w:after="10" w:before="0"/>
               <w:ind w:left="120"/>
             </w:pPr>
-            <w:hyperlink w:history="1" r:id="rIdqwl9boa1bpunetihzjj_z">
+            <w:hyperlink w:history="1" r:id="rIduh5g8f_j66mr32cpbod6f">
               <w:r>
                 <w:rPr>
                   <w:rFonts w:ascii="Arial" w:cs="Arial" w:eastAsia="Arial" w:hAnsi="Arial"/>
@@ -7331,7 +7331,7 @@
             <w:pPr>
               <w:spacing w:after="20" w:before="0"/>
             </w:pPr>
-            <w:hyperlink w:history="1" r:id="rIdgcx-dxj-gt8nb5ppedthd">
+            <w:hyperlink w:history="1" r:id="rIdethgdafkrcbusoe-opalk">
               <w:r>
                 <w:rPr>
                   <w:rFonts w:ascii="Arial" w:cs="Arial" w:eastAsia="Arial" w:hAnsi="Arial"/>
@@ -7364,7 +7364,7 @@
               <w:spacing w:after="10" w:before="0"/>
               <w:ind w:left="120"/>
             </w:pPr>
-            <w:hyperlink w:history="1" r:id="rIda3gfio4vrphi9yayqykhv">
+            <w:hyperlink w:history="1" r:id="rIdni1ts2lytbhprylepgj1x">
               <w:r>
                 <w:rPr>
                   <w:rFonts w:ascii="Arial" w:cs="Arial" w:eastAsia="Arial" w:hAnsi="Arial"/>
@@ -7409,7 +7409,7 @@
             <w:pPr>
               <w:spacing w:after="20" w:before="0"/>
             </w:pPr>
-            <w:hyperlink w:history="1" r:id="rId1dtln9pakpk4opoxjfkwv">
+            <w:hyperlink w:history="1" r:id="rIdveb8k0cwdes4-zumgjmre">
               <w:r>
                 <w:rPr>
                   <w:rFonts w:ascii="Arial" w:cs="Arial" w:eastAsia="Arial" w:hAnsi="Arial"/>
@@ -7442,7 +7442,7 @@
               <w:spacing w:after="10" w:before="0"/>
               <w:ind w:left="120"/>
             </w:pPr>
-            <w:hyperlink w:history="1" r:id="rIdrjzqxb3ygk_qwdhtpplm-">
+            <w:hyperlink w:history="1" r:id="rIdcqex5r7uy1nu8d3bppfud">
               <w:r>
                 <w:rPr>
                   <w:rFonts w:ascii="Arial" w:cs="Arial" w:eastAsia="Arial" w:hAnsi="Arial"/>
@@ -7637,7 +7637,7 @@
             <w:pPr>
               <w:spacing w:after="20" w:before="0"/>
             </w:pPr>
-            <w:hyperlink w:history="1" r:id="rId5kusesncwbhmgbarfntul">
+            <w:hyperlink w:history="1" r:id="rId0gkdilyhyd3ooav5e_8-4">
               <w:r>
                 <w:rPr>
                   <w:rFonts w:ascii="Arial" w:cs="Arial" w:eastAsia="Arial" w:hAnsi="Arial"/>
@@ -7670,7 +7670,7 @@
               <w:spacing w:after="10" w:before="0"/>
               <w:ind w:left="120"/>
             </w:pPr>
-            <w:hyperlink w:history="1" r:id="rIdho3m1pp3-n7nvrjt_dogn">
+            <w:hyperlink w:history="1" r:id="rIdd6kiihhfwraenrsus4obf">
               <w:r>
                 <w:rPr>
                   <w:rFonts w:ascii="Arial" w:cs="Arial" w:eastAsia="Arial" w:hAnsi="Arial"/>
@@ -7715,7 +7715,7 @@
             <w:pPr>
               <w:spacing w:after="20" w:before="0"/>
             </w:pPr>
-            <w:hyperlink w:history="1" r:id="rIdufzbjkjsn67s95k6oii6p">
+            <w:hyperlink w:history="1" r:id="rIdalbmq6uiixocua2gby9pr">
               <w:r>
                 <w:rPr>
                   <w:rFonts w:ascii="Arial" w:cs="Arial" w:eastAsia="Arial" w:hAnsi="Arial"/>
@@ -7748,7 +7748,7 @@
               <w:spacing w:after="10" w:before="0"/>
               <w:ind w:left="120"/>
             </w:pPr>
-            <w:hyperlink w:history="1" r:id="rIdgr_4volpebue0jbh5ktal">
+            <w:hyperlink w:history="1" r:id="rId1xiug6q9nk6yaa2kvkuco">
               <w:r>
                 <w:rPr>
                   <w:rFonts w:ascii="Arial" w:cs="Arial" w:eastAsia="Arial" w:hAnsi="Arial"/>
@@ -9235,7 +9235,7 @@
             <w:pPr>
               <w:spacing w:after="20" w:before="0"/>
             </w:pPr>
-            <w:hyperlink w:history="1" r:id="rIdm32fnfyc5bxck7a8pve1p">
+            <w:hyperlink w:history="1" r:id="rIdf7gneqivn6rjx255patza">
               <w:r>
                 <w:rPr>
                   <w:rFonts w:ascii="Arial" w:cs="Arial" w:eastAsia="Arial" w:hAnsi="Arial"/>
@@ -9268,7 +9268,7 @@
               <w:spacing w:after="10" w:before="0"/>
               <w:ind w:left="120"/>
             </w:pPr>
-            <w:hyperlink w:history="1" r:id="rIdhy1oqwglovp_cxymaeznb">
+            <w:hyperlink w:history="1" r:id="rId20ukjqpqm-stwqahbkyur">
               <w:r>
                 <w:rPr>
                   <w:rFonts w:ascii="Arial" w:cs="Arial" w:eastAsia="Arial" w:hAnsi="Arial"/>
@@ -9313,7 +9313,7 @@
             <w:pPr>
               <w:spacing w:after="20" w:before="0"/>
             </w:pPr>
-            <w:hyperlink w:history="1" r:id="rIdmd1hxdkpgzbbjnym6dl0n">
+            <w:hyperlink w:history="1" r:id="rId-fbfkg0zh7xxt0qgareqk">
               <w:r>
                 <w:rPr>
                   <w:rFonts w:ascii="Arial" w:cs="Arial" w:eastAsia="Arial" w:hAnsi="Arial"/>
@@ -9346,7 +9346,7 @@
               <w:spacing w:after="10" w:before="0"/>
               <w:ind w:left="120"/>
             </w:pPr>
-            <w:hyperlink w:history="1" r:id="rIdfz9e_hxtfpleevaw976ak">
+            <w:hyperlink w:history="1" r:id="rIdoa5fkdui9fyhadx79wtmm">
               <w:r>
                 <w:rPr>
                   <w:rFonts w:ascii="Arial" w:cs="Arial" w:eastAsia="Arial" w:hAnsi="Arial"/>
@@ -9541,7 +9541,7 @@
             <w:pPr>
               <w:spacing w:after="20" w:before="0"/>
             </w:pPr>
-            <w:hyperlink w:history="1" r:id="rIdeuyd_rw2svpoz9qvutzwo">
+            <w:hyperlink w:history="1" r:id="rIdr6xs1hvr6okjohaoe-fyo">
               <w:r>
                 <w:rPr>
                   <w:rFonts w:ascii="Arial" w:cs="Arial" w:eastAsia="Arial" w:hAnsi="Arial"/>
@@ -9574,7 +9574,7 @@
               <w:spacing w:after="10" w:before="0"/>
               <w:ind w:left="120"/>
             </w:pPr>
-            <w:hyperlink w:history="1" r:id="rId81tq44agozbks0idpl9nu">
+            <w:hyperlink w:history="1" r:id="rId4iat0ejhdix08tevpt6qj">
               <w:r>
                 <w:rPr>
                   <w:rFonts w:ascii="Arial" w:cs="Arial" w:eastAsia="Arial" w:hAnsi="Arial"/>
@@ -9619,7 +9619,7 @@
             <w:pPr>
               <w:spacing w:after="20" w:before="0"/>
             </w:pPr>
-            <w:hyperlink w:history="1" r:id="rIdgoqq0qqv2e8osrxfq5hyy">
+            <w:hyperlink w:history="1" r:id="rIdpdljzhz-sdm6nyxye38gi">
               <w:r>
                 <w:rPr>
                   <w:rFonts w:ascii="Arial" w:cs="Arial" w:eastAsia="Arial" w:hAnsi="Arial"/>
@@ -9652,7 +9652,7 @@
               <w:spacing w:after="10" w:before="0"/>
               <w:ind w:left="120"/>
             </w:pPr>
-            <w:hyperlink w:history="1" r:id="rId0fdvacxpzt0x0hz52_6vw">
+            <w:hyperlink w:history="1" r:id="rIdqs77stfgamefduo5ui47i">
               <w:r>
                 <w:rPr>
                   <w:rFonts w:ascii="Arial" w:cs="Arial" w:eastAsia="Arial" w:hAnsi="Arial"/>
@@ -9847,7 +9847,7 @@
             <w:pPr>
               <w:spacing w:after="20" w:before="0"/>
             </w:pPr>
-            <w:hyperlink w:history="1" r:id="rIdwsd3e9n2cdhrsw5_jq5u4">
+            <w:hyperlink w:history="1" r:id="rIdbqvb65ay6hwrnz8eles18">
               <w:r>
                 <w:rPr>
                   <w:rFonts w:ascii="Arial" w:cs="Arial" w:eastAsia="Arial" w:hAnsi="Arial"/>
@@ -9880,7 +9880,7 @@
               <w:spacing w:after="10" w:before="0"/>
               <w:ind w:left="120"/>
             </w:pPr>
-            <w:hyperlink w:history="1" r:id="rIduo-c6gj0v33sal3yszjbg">
+            <w:hyperlink w:history="1" r:id="rId7_i4bwsyrj14l-maiobqp">
               <w:r>
                 <w:rPr>
                   <w:rFonts w:ascii="Arial" w:cs="Arial" w:eastAsia="Arial" w:hAnsi="Arial"/>
@@ -9925,7 +9925,7 @@
             <w:pPr>
               <w:spacing w:after="20" w:before="0"/>
             </w:pPr>
-            <w:hyperlink w:history="1" r:id="rIdp_900yx59amkzpv6ry59p">
+            <w:hyperlink w:history="1" r:id="rIdb5zefquocm6vztlkwhisj">
               <w:r>
                 <w:rPr>
                   <w:rFonts w:ascii="Arial" w:cs="Arial" w:eastAsia="Arial" w:hAnsi="Arial"/>
@@ -9958,7 +9958,7 @@
               <w:spacing w:after="10" w:before="0"/>
               <w:ind w:left="120"/>
             </w:pPr>
-            <w:hyperlink w:history="1" r:id="rIdoy0w-_ovjau3wbhr0hlcu">
+            <w:hyperlink w:history="1" r:id="rIdrcur9ume6cxsbzltkq-gi">
               <w:r>
                 <w:rPr>
                   <w:rFonts w:ascii="Arial" w:cs="Arial" w:eastAsia="Arial" w:hAnsi="Arial"/>
@@ -10153,7 +10153,7 @@
             <w:pPr>
               <w:spacing w:after="20" w:before="0"/>
             </w:pPr>
-            <w:hyperlink w:history="1" r:id="rIdo7miljanotg2bp3ss99px">
+            <w:hyperlink w:history="1" r:id="rIdakjfgibii6xa_eik_kkhf">
               <w:r>
                 <w:rPr>
                   <w:rFonts w:ascii="Arial" w:cs="Arial" w:eastAsia="Arial" w:hAnsi="Arial"/>
@@ -10186,7 +10186,7 @@
               <w:spacing w:after="10" w:before="0"/>
               <w:ind w:left="120"/>
             </w:pPr>
-            <w:hyperlink w:history="1" r:id="rIdus1pm3ub9rbqzjkw8xftv">
+            <w:hyperlink w:history="1" r:id="rId91jdyd1mdpj8vp-dl4zus">
               <w:r>
                 <w:rPr>
                   <w:rFonts w:ascii="Arial" w:cs="Arial" w:eastAsia="Arial" w:hAnsi="Arial"/>
@@ -10231,7 +10231,7 @@
             <w:pPr>
               <w:spacing w:after="20" w:before="0"/>
             </w:pPr>
-            <w:hyperlink w:history="1" r:id="rIdgsxftiofpo-tcrjx_jn6d">
+            <w:hyperlink w:history="1" r:id="rIdmlpvsyqrljqvcqkq5qwly">
               <w:r>
                 <w:rPr>
                   <w:rFonts w:ascii="Arial" w:cs="Arial" w:eastAsia="Arial" w:hAnsi="Arial"/>
@@ -10264,7 +10264,7 @@
               <w:spacing w:after="10" w:before="0"/>
               <w:ind w:left="120"/>
             </w:pPr>
-            <w:hyperlink w:history="1" r:id="rId2et1pxefnndbmorn54ufs">
+            <w:hyperlink w:history="1" r:id="rId-vipljc1p41pyvvfxc5xc">
               <w:r>
                 <w:rPr>
                   <w:rFonts w:ascii="Arial" w:cs="Arial" w:eastAsia="Arial" w:hAnsi="Arial"/>
@@ -10459,7 +10459,7 @@
             <w:pPr>
               <w:spacing w:after="20" w:before="0"/>
             </w:pPr>
-            <w:hyperlink w:history="1" r:id="rIdbl-nsgx5x4set6u4xr0uk">
+            <w:hyperlink w:history="1" r:id="rIdyy2cdsny4kbjefoqsf9br">
               <w:r>
                 <w:rPr>
                   <w:rFonts w:ascii="Arial" w:cs="Arial" w:eastAsia="Arial" w:hAnsi="Arial"/>
@@ -10492,7 +10492,7 @@
               <w:spacing w:after="10" w:before="0"/>
               <w:ind w:left="120"/>
             </w:pPr>
-            <w:hyperlink w:history="1" r:id="rIdziq6eib6t0jauiafprcrj">
+            <w:hyperlink w:history="1" r:id="rIdnijet5dehr-gl9yjccvj_">
               <w:r>
                 <w:rPr>
                   <w:rFonts w:ascii="Arial" w:cs="Arial" w:eastAsia="Arial" w:hAnsi="Arial"/>
@@ -10537,7 +10537,7 @@
             <w:pPr>
               <w:spacing w:after="20" w:before="0"/>
             </w:pPr>
-            <w:hyperlink w:history="1" r:id="rIdyyfr6e1oxxu7mqun35mb4">
+            <w:hyperlink w:history="1" r:id="rIdxisopnzk4pxox4f4ingxm">
               <w:r>
                 <w:rPr>
                   <w:rFonts w:ascii="Arial" w:cs="Arial" w:eastAsia="Arial" w:hAnsi="Arial"/>
@@ -10570,7 +10570,7 @@
               <w:spacing w:after="10" w:before="0"/>
               <w:ind w:left="120"/>
             </w:pPr>
-            <w:hyperlink w:history="1" r:id="rIdktwc6gql965yi5truxg_e">
+            <w:hyperlink w:history="1" r:id="rIdp2y5dyjikunhsdg7-dozl">
               <w:r>
                 <w:rPr>
                   <w:rFonts w:ascii="Arial" w:cs="Arial" w:eastAsia="Arial" w:hAnsi="Arial"/>
@@ -12057,7 +12057,7 @@
             <w:pPr>
               <w:spacing w:after="20" w:before="0"/>
             </w:pPr>
-            <w:hyperlink w:history="1" r:id="rIdhv4rhb_ufwcx0aieisial">
+            <w:hyperlink w:history="1" r:id="rIdo5trznfy0b26or-ihvraz">
               <w:r>
                 <w:rPr>
                   <w:rFonts w:ascii="Arial" w:cs="Arial" w:eastAsia="Arial" w:hAnsi="Arial"/>
@@ -12090,7 +12090,7 @@
               <w:spacing w:after="10" w:before="0"/>
               <w:ind w:left="120"/>
             </w:pPr>
-            <w:hyperlink w:history="1" r:id="rIdhmypev89lnkz60w5_mw5b">
+            <w:hyperlink w:history="1" r:id="rIdgr-ak2gkwfdqhzshdtuav">
               <w:r>
                 <w:rPr>
                   <w:rFonts w:ascii="Arial" w:cs="Arial" w:eastAsia="Arial" w:hAnsi="Arial"/>
@@ -12135,7 +12135,7 @@
             <w:pPr>
               <w:spacing w:after="20" w:before="0"/>
             </w:pPr>
-            <w:hyperlink w:history="1" r:id="rIduzlgqzaeqpzp6zuvmapbg">
+            <w:hyperlink w:history="1" r:id="rIditjlfzpccqxp7mbwdjlpe">
               <w:r>
                 <w:rPr>
                   <w:rFonts w:ascii="Arial" w:cs="Arial" w:eastAsia="Arial" w:hAnsi="Arial"/>
@@ -12168,7 +12168,7 @@
               <w:spacing w:after="10" w:before="0"/>
               <w:ind w:left="120"/>
             </w:pPr>
-            <w:hyperlink w:history="1" r:id="rIdtx5qjahbujj_wgcpmhlq8">
+            <w:hyperlink w:history="1" r:id="rIdmfnasgpthap7zjt0uwrbx">
               <w:r>
                 <w:rPr>
                   <w:rFonts w:ascii="Arial" w:cs="Arial" w:eastAsia="Arial" w:hAnsi="Arial"/>
@@ -12363,7 +12363,7 @@
             <w:pPr>
               <w:spacing w:after="20" w:before="0"/>
             </w:pPr>
-            <w:hyperlink w:history="1" r:id="rId8rqdoixzus0ytqdcstmkg">
+            <w:hyperlink w:history="1" r:id="rId_ovhce7adpkqpy4ebnjrl">
               <w:r>
                 <w:rPr>
                   <w:rFonts w:ascii="Arial" w:cs="Arial" w:eastAsia="Arial" w:hAnsi="Arial"/>
@@ -12396,7 +12396,7 @@
               <w:spacing w:after="10" w:before="0"/>
               <w:ind w:left="120"/>
             </w:pPr>
-            <w:hyperlink w:history="1" r:id="rIdyvba-qfm1_sdmuohqyxp5">
+            <w:hyperlink w:history="1" r:id="rIdgk8mcrhzgi6sxul2x2idj">
               <w:r>
                 <w:rPr>
                   <w:rFonts w:ascii="Arial" w:cs="Arial" w:eastAsia="Arial" w:hAnsi="Arial"/>
@@ -12441,7 +12441,7 @@
             <w:pPr>
               <w:spacing w:after="20" w:before="0"/>
             </w:pPr>
-            <w:hyperlink w:history="1" r:id="rIdsyekfmgfsnk7ymgcn20ms">
+            <w:hyperlink w:history="1" r:id="rIda41blawlmurojh-njy4y4">
               <w:r>
                 <w:rPr>
                   <w:rFonts w:ascii="Arial" w:cs="Arial" w:eastAsia="Arial" w:hAnsi="Arial"/>
@@ -12474,7 +12474,7 @@
               <w:spacing w:after="10" w:before="0"/>
               <w:ind w:left="120"/>
             </w:pPr>
-            <w:hyperlink w:history="1" r:id="rId4iqsg_5bu5iizpzcpldsm">
+            <w:hyperlink w:history="1" r:id="rId1vk50zq0_1lhvcska1dsx">
               <w:r>
                 <w:rPr>
                   <w:rFonts w:ascii="Arial" w:cs="Arial" w:eastAsia="Arial" w:hAnsi="Arial"/>
@@ -12669,7 +12669,7 @@
             <w:pPr>
               <w:spacing w:after="20" w:before="0"/>
             </w:pPr>
-            <w:hyperlink w:history="1" r:id="rIdeo61oua5_f7est1dtp7b_">
+            <w:hyperlink w:history="1" r:id="rIdnfjr0ddgdurwjwvqdbtdt">
               <w:r>
                 <w:rPr>
                   <w:rFonts w:ascii="Arial" w:cs="Arial" w:eastAsia="Arial" w:hAnsi="Arial"/>
@@ -12702,7 +12702,7 @@
               <w:spacing w:after="10" w:before="0"/>
               <w:ind w:left="120"/>
             </w:pPr>
-            <w:hyperlink w:history="1" r:id="rIdyi1p6ggthaiezlaony67k">
+            <w:hyperlink w:history="1" r:id="rIdln_cynq8wd_48gn1qak6q">
               <w:r>
                 <w:rPr>
                   <w:rFonts w:ascii="Arial" w:cs="Arial" w:eastAsia="Arial" w:hAnsi="Arial"/>
@@ -12747,7 +12747,7 @@
             <w:pPr>
               <w:spacing w:after="20" w:before="0"/>
             </w:pPr>
-            <w:hyperlink w:history="1" r:id="rIdysxkws4ejok9letgu1djv">
+            <w:hyperlink w:history="1" r:id="rId80m_nncef5wxlend0kmd2">
               <w:r>
                 <w:rPr>
                   <w:rFonts w:ascii="Arial" w:cs="Arial" w:eastAsia="Arial" w:hAnsi="Arial"/>
@@ -12780,7 +12780,7 @@
               <w:spacing w:after="10" w:before="0"/>
               <w:ind w:left="120"/>
             </w:pPr>
-            <w:hyperlink w:history="1" r:id="rIdvk0-zdbfr9yumwzzgs-8s">
+            <w:hyperlink w:history="1" r:id="rIdrfeglv0rq5ixpeoymmwi5">
               <w:r>
                 <w:rPr>
                   <w:rFonts w:ascii="Arial" w:cs="Arial" w:eastAsia="Arial" w:hAnsi="Arial"/>
@@ -12975,7 +12975,7 @@
             <w:pPr>
               <w:spacing w:after="20" w:before="0"/>
             </w:pPr>
-            <w:hyperlink w:history="1" r:id="rIdj4gacbzh5kvzvgzya_kwh">
+            <w:hyperlink w:history="1" r:id="rIddjicni1j7ooimxslfwlmv">
               <w:r>
                 <w:rPr>
                   <w:rFonts w:ascii="Arial" w:cs="Arial" w:eastAsia="Arial" w:hAnsi="Arial"/>
@@ -13008,7 +13008,7 @@
               <w:spacing w:after="10" w:before="0"/>
               <w:ind w:left="120"/>
             </w:pPr>
-            <w:hyperlink w:history="1" r:id="rIdftfa0psh3gw57d-eg1hpg">
+            <w:hyperlink w:history="1" r:id="rIdrtoxmeuaudoreqta6wq-o">
               <w:r>
                 <w:rPr>
                   <w:rFonts w:ascii="Arial" w:cs="Arial" w:eastAsia="Arial" w:hAnsi="Arial"/>
@@ -13053,7 +13053,7 @@
             <w:pPr>
               <w:spacing w:after="20" w:before="0"/>
             </w:pPr>
-            <w:hyperlink w:history="1" r:id="rIdyuvydtnobtawctmlnv7cr">
+            <w:hyperlink w:history="1" r:id="rId40aeodafhof7nkp12rafs">
               <w:r>
                 <w:rPr>
                   <w:rFonts w:ascii="Arial" w:cs="Arial" w:eastAsia="Arial" w:hAnsi="Arial"/>
@@ -13086,7 +13086,7 @@
               <w:spacing w:after="10" w:before="0"/>
               <w:ind w:left="120"/>
             </w:pPr>
-            <w:hyperlink w:history="1" r:id="rIdrcktca_nnnhomrxp_wziv">
+            <w:hyperlink w:history="1" r:id="rIdbdtxzajay0sptoghx0m-g">
               <w:r>
                 <w:rPr>
                   <w:rFonts w:ascii="Arial" w:cs="Arial" w:eastAsia="Arial" w:hAnsi="Arial"/>
@@ -13281,7 +13281,7 @@
             <w:pPr>
               <w:spacing w:after="20" w:before="0"/>
             </w:pPr>
-            <w:hyperlink w:history="1" r:id="rIdqlty8kzqpz2xs4ypeebwu">
+            <w:hyperlink w:history="1" r:id="rIdumtlm3hxkj7ctyb7aaohb">
               <w:r>
                 <w:rPr>
                   <w:rFonts w:ascii="Arial" w:cs="Arial" w:eastAsia="Arial" w:hAnsi="Arial"/>
@@ -13314,7 +13314,7 @@
               <w:spacing w:after="10" w:before="0"/>
               <w:ind w:left="120"/>
             </w:pPr>
-            <w:hyperlink w:history="1" r:id="rIdgnv7zvqkrlmqzlbuzmfox">
+            <w:hyperlink w:history="1" r:id="rId3d8b5okxq7dofd9fxxsnd">
               <w:r>
                 <w:rPr>
                   <w:rFonts w:ascii="Arial" w:cs="Arial" w:eastAsia="Arial" w:hAnsi="Arial"/>
@@ -13359,7 +13359,7 @@
             <w:pPr>
               <w:spacing w:after="20" w:before="0"/>
             </w:pPr>
-            <w:hyperlink w:history="1" r:id="rIdeuz9o8dajcg3xaxb7hbn3">
+            <w:hyperlink w:history="1" r:id="rIdbth5po6scsdvjozoegcly">
               <w:r>
                 <w:rPr>
                   <w:rFonts w:ascii="Arial" w:cs="Arial" w:eastAsia="Arial" w:hAnsi="Arial"/>
@@ -13392,7 +13392,7 @@
               <w:spacing w:after="10" w:before="0"/>
               <w:ind w:left="120"/>
             </w:pPr>
-            <w:hyperlink w:history="1" r:id="rIds3jbbrxgcta4obfmo_ifv">
+            <w:hyperlink w:history="1" r:id="rIdbqzocvc_xbi3uusipu3pl">
               <w:r>
                 <w:rPr>
                   <w:rFonts w:ascii="Arial" w:cs="Arial" w:eastAsia="Arial" w:hAnsi="Arial"/>
@@ -14879,7 +14879,7 @@
             <w:pPr>
               <w:spacing w:after="20" w:before="0"/>
             </w:pPr>
-            <w:hyperlink w:history="1" r:id="rIde7wocjsm--mys6ztvrqc-">
+            <w:hyperlink w:history="1" r:id="rIdoqkks0qygvwr3uwcoiovb">
               <w:r>
                 <w:rPr>
                   <w:rFonts w:ascii="Arial" w:cs="Arial" w:eastAsia="Arial" w:hAnsi="Arial"/>
@@ -14912,7 +14912,7 @@
               <w:spacing w:after="10" w:before="0"/>
               <w:ind w:left="120"/>
             </w:pPr>
-            <w:hyperlink w:history="1" r:id="rIdcb6_3_eck5kkjastofw8y">
+            <w:hyperlink w:history="1" r:id="rIdrdaab3ultsqvaqh-mj2g0">
               <w:r>
                 <w:rPr>
                   <w:rFonts w:ascii="Arial" w:cs="Arial" w:eastAsia="Arial" w:hAnsi="Arial"/>
@@ -14957,7 +14957,7 @@
             <w:pPr>
               <w:spacing w:after="20" w:before="0"/>
             </w:pPr>
-            <w:hyperlink w:history="1" r:id="rIdol0khf99ppfdrtyhjy_no">
+            <w:hyperlink w:history="1" r:id="rIdftivsondy5iiajpcjbgkg">
               <w:r>
                 <w:rPr>
                   <w:rFonts w:ascii="Arial" w:cs="Arial" w:eastAsia="Arial" w:hAnsi="Arial"/>
@@ -14990,7 +14990,7 @@
               <w:spacing w:after="10" w:before="0"/>
               <w:ind w:left="120"/>
             </w:pPr>
-            <w:hyperlink w:history="1" r:id="rIdkoivzx-itv8ljk_o-h_ti">
+            <w:hyperlink w:history="1" r:id="rIdymwtin1tngyym55qlenbf">
               <w:r>
                 <w:rPr>
                   <w:rFonts w:ascii="Arial" w:cs="Arial" w:eastAsia="Arial" w:hAnsi="Arial"/>
@@ -15185,7 +15185,7 @@
             <w:pPr>
               <w:spacing w:after="20" w:before="0"/>
             </w:pPr>
-            <w:hyperlink w:history="1" r:id="rIdwkfjgwlkfagxvmbcixuaz">
+            <w:hyperlink w:history="1" r:id="rIdfsopc18jbco6shfospz9q">
               <w:r>
                 <w:rPr>
                   <w:rFonts w:ascii="Arial" w:cs="Arial" w:eastAsia="Arial" w:hAnsi="Arial"/>
@@ -15218,7 +15218,7 @@
               <w:spacing w:after="10" w:before="0"/>
               <w:ind w:left="120"/>
             </w:pPr>
-            <w:hyperlink w:history="1" r:id="rIdn0pic8173dusro79swfln">
+            <w:hyperlink w:history="1" r:id="rIdut8krulln67xkdl35ryd0">
               <w:r>
                 <w:rPr>
                   <w:rFonts w:ascii="Arial" w:cs="Arial" w:eastAsia="Arial" w:hAnsi="Arial"/>
@@ -15263,7 +15263,7 @@
             <w:pPr>
               <w:spacing w:after="20" w:before="0"/>
             </w:pPr>
-            <w:hyperlink w:history="1" r:id="rIdrfsimhkfgey2uhlrd85x8">
+            <w:hyperlink w:history="1" r:id="rId3o2kwmzyhaeomudcgf38u">
               <w:r>
                 <w:rPr>
                   <w:rFonts w:ascii="Arial" w:cs="Arial" w:eastAsia="Arial" w:hAnsi="Arial"/>
@@ -15296,7 +15296,7 @@
               <w:spacing w:after="10" w:before="0"/>
               <w:ind w:left="120"/>
             </w:pPr>
-            <w:hyperlink w:history="1" r:id="rIdgaffwz6d_jc3wzapawdp0">
+            <w:hyperlink w:history="1" r:id="rIdfzvcjvv-iqmlo_fumasy2">
               <w:r>
                 <w:rPr>
                   <w:rFonts w:ascii="Arial" w:cs="Arial" w:eastAsia="Arial" w:hAnsi="Arial"/>
@@ -15491,7 +15491,7 @@
             <w:pPr>
               <w:spacing w:after="20" w:before="0"/>
             </w:pPr>
-            <w:hyperlink w:history="1" r:id="rIdydzu-riyqiqhbm7tq6qus">
+            <w:hyperlink w:history="1" r:id="rId92blzqvxd6mve6iyrfpzy">
               <w:r>
                 <w:rPr>
                   <w:rFonts w:ascii="Arial" w:cs="Arial" w:eastAsia="Arial" w:hAnsi="Arial"/>
@@ -15524,7 +15524,7 @@
               <w:spacing w:after="10" w:before="0"/>
               <w:ind w:left="120"/>
             </w:pPr>
-            <w:hyperlink w:history="1" r:id="rIdja5ess5_w9agxlnjjbqtz">
+            <w:hyperlink w:history="1" r:id="rIddizol0hqjnhxdstwj-465">
               <w:r>
                 <w:rPr>
                   <w:rFonts w:ascii="Arial" w:cs="Arial" w:eastAsia="Arial" w:hAnsi="Arial"/>
@@ -15569,7 +15569,7 @@
             <w:pPr>
               <w:spacing w:after="20" w:before="0"/>
             </w:pPr>
-            <w:hyperlink w:history="1" r:id="rIdd0ndaapo81oaf-bbt-pe5">
+            <w:hyperlink w:history="1" r:id="rIdzhzvt-64qpq2xwzkslcmp">
               <w:r>
                 <w:rPr>
                   <w:rFonts w:ascii="Arial" w:cs="Arial" w:eastAsia="Arial" w:hAnsi="Arial"/>
@@ -15602,7 +15602,7 @@
               <w:spacing w:after="10" w:before="0"/>
               <w:ind w:left="120"/>
             </w:pPr>
-            <w:hyperlink w:history="1" r:id="rIdxqz93bopnjtc302t0rire">
+            <w:hyperlink w:history="1" r:id="rId2fcfef9jgekars1xjw1ql">
               <w:r>
                 <w:rPr>
                   <w:rFonts w:ascii="Arial" w:cs="Arial" w:eastAsia="Arial" w:hAnsi="Arial"/>
@@ -15797,7 +15797,7 @@
             <w:pPr>
               <w:spacing w:after="20" w:before="0"/>
             </w:pPr>
-            <w:hyperlink w:history="1" r:id="rIdlzwi6swczmsc-2skgvw7x">
+            <w:hyperlink w:history="1" r:id="rIdf6yv8luv4hfckrrcqoufg">
               <w:r>
                 <w:rPr>
                   <w:rFonts w:ascii="Arial" w:cs="Arial" w:eastAsia="Arial" w:hAnsi="Arial"/>
@@ -15830,7 +15830,7 @@
               <w:spacing w:after="10" w:before="0"/>
               <w:ind w:left="120"/>
             </w:pPr>
-            <w:hyperlink w:history="1" r:id="rIdoi0dd7pmzj2osilghpbti">
+            <w:hyperlink w:history="1" r:id="rIdvllsta3wxvyb92ikyf1b6">
               <w:r>
                 <w:rPr>
                   <w:rFonts w:ascii="Arial" w:cs="Arial" w:eastAsia="Arial" w:hAnsi="Arial"/>
@@ -15875,7 +15875,7 @@
             <w:pPr>
               <w:spacing w:after="20" w:before="0"/>
             </w:pPr>
-            <w:hyperlink w:history="1" r:id="rIdvegsevgga133lz6wl-nm6">
+            <w:hyperlink w:history="1" r:id="rIdj8dujemwstg07encamgvr">
               <w:r>
                 <w:rPr>
                   <w:rFonts w:ascii="Arial" w:cs="Arial" w:eastAsia="Arial" w:hAnsi="Arial"/>
@@ -15908,7 +15908,7 @@
               <w:spacing w:after="10" w:before="0"/>
               <w:ind w:left="120"/>
             </w:pPr>
-            <w:hyperlink w:history="1" r:id="rIdt5-tegcxpjhwfk_v71hz6">
+            <w:hyperlink w:history="1" r:id="rId_mqtbswoje2mtipwyknoh">
               <w:r>
                 <w:rPr>
                   <w:rFonts w:ascii="Arial" w:cs="Arial" w:eastAsia="Arial" w:hAnsi="Arial"/>
@@ -16103,7 +16103,7 @@
             <w:pPr>
               <w:spacing w:after="20" w:before="0"/>
             </w:pPr>
-            <w:hyperlink w:history="1" r:id="rId8iznff43ryo_2dpwuf47n">
+            <w:hyperlink w:history="1" r:id="rId6naemizdagq65plr2njlw">
               <w:r>
                 <w:rPr>
                   <w:rFonts w:ascii="Arial" w:cs="Arial" w:eastAsia="Arial" w:hAnsi="Arial"/>
@@ -16136,7 +16136,7 @@
               <w:spacing w:after="10" w:before="0"/>
               <w:ind w:left="120"/>
             </w:pPr>
-            <w:hyperlink w:history="1" r:id="rId_306blqn1oly7xb4ntaks">
+            <w:hyperlink w:history="1" r:id="rId02zv7b49wd7irivbppoj2">
               <w:r>
                 <w:rPr>
                   <w:rFonts w:ascii="Arial" w:cs="Arial" w:eastAsia="Arial" w:hAnsi="Arial"/>
@@ -16181,7 +16181,7 @@
             <w:pPr>
               <w:spacing w:after="20" w:before="0"/>
             </w:pPr>
-            <w:hyperlink w:history="1" r:id="rIdno4twp8sehbrb6xhu2ofc">
+            <w:hyperlink w:history="1" r:id="rId1ajczbefdgrprwkik4mtn">
               <w:r>
                 <w:rPr>
                   <w:rFonts w:ascii="Arial" w:cs="Arial" w:eastAsia="Arial" w:hAnsi="Arial"/>
@@ -16214,7 +16214,7 @@
               <w:spacing w:after="10" w:before="0"/>
               <w:ind w:left="120"/>
             </w:pPr>
-            <w:hyperlink w:history="1" r:id="rIddlq_fskv9bh9pj_ewc5gu">
+            <w:hyperlink w:history="1" r:id="rIdqrz3ylte3o65fjzvmxfbg">
               <w:r>
                 <w:rPr>
                   <w:rFonts w:ascii="Arial" w:cs="Arial" w:eastAsia="Arial" w:hAnsi="Arial"/>
@@ -17701,7 +17701,7 @@
             <w:pPr>
               <w:spacing w:after="20" w:before="0"/>
             </w:pPr>
-            <w:hyperlink w:history="1" r:id="rIdxkmc3yq0rs3rks2ij6tf_">
+            <w:hyperlink w:history="1" r:id="rId0cliokszw8vifa-uupf22">
               <w:r>
                 <w:rPr>
                   <w:rFonts w:ascii="Arial" w:cs="Arial" w:eastAsia="Arial" w:hAnsi="Arial"/>
@@ -17734,7 +17734,7 @@
               <w:spacing w:after="10" w:before="0"/>
               <w:ind w:left="120"/>
             </w:pPr>
-            <w:hyperlink w:history="1" r:id="rId_0tj0vwmlst0gxui-q3g8">
+            <w:hyperlink w:history="1" r:id="rIdjhqff2fpqnjoqniz-xpzt">
               <w:r>
                 <w:rPr>
                   <w:rFonts w:ascii="Arial" w:cs="Arial" w:eastAsia="Arial" w:hAnsi="Arial"/>
@@ -17779,7 +17779,7 @@
             <w:pPr>
               <w:spacing w:after="20" w:before="0"/>
             </w:pPr>
-            <w:hyperlink w:history="1" r:id="rIdesxrl5sp4ab6gjjclicvu">
+            <w:hyperlink w:history="1" r:id="rIdvnvodzhl3otsjyvevutfo">
               <w:r>
                 <w:rPr>
                   <w:rFonts w:ascii="Arial" w:cs="Arial" w:eastAsia="Arial" w:hAnsi="Arial"/>
@@ -17812,7 +17812,7 @@
               <w:spacing w:after="10" w:before="0"/>
               <w:ind w:left="120"/>
             </w:pPr>
-            <w:hyperlink w:history="1" r:id="rIdgcy4w6pkdzjhfk5jvzg_9">
+            <w:hyperlink w:history="1" r:id="rId8sfh0ufvjqpk7j7x1x3ir">
               <w:r>
                 <w:rPr>
                   <w:rFonts w:ascii="Arial" w:cs="Arial" w:eastAsia="Arial" w:hAnsi="Arial"/>
@@ -18007,7 +18007,7 @@
             <w:pPr>
               <w:spacing w:after="20" w:before="0"/>
             </w:pPr>
-            <w:hyperlink w:history="1" r:id="rIdmoqpfcni0fexwpyzc7fa-">
+            <w:hyperlink w:history="1" r:id="rIdpzzgnmzbgjdidynvvworo">
               <w:r>
                 <w:rPr>
                   <w:rFonts w:ascii="Arial" w:cs="Arial" w:eastAsia="Arial" w:hAnsi="Arial"/>
@@ -18040,7 +18040,7 @@
               <w:spacing w:after="10" w:before="0"/>
               <w:ind w:left="120"/>
             </w:pPr>
-            <w:hyperlink w:history="1" r:id="rIdgtsjjfzuskk516mpj0vek">
+            <w:hyperlink w:history="1" r:id="rIdozczbkwljpak_bad3pnlk">
               <w:r>
                 <w:rPr>
                   <w:rFonts w:ascii="Arial" w:cs="Arial" w:eastAsia="Arial" w:hAnsi="Arial"/>
@@ -18085,7 +18085,7 @@
             <w:pPr>
               <w:spacing w:after="20" w:before="0"/>
             </w:pPr>
-            <w:hyperlink w:history="1" r:id="rIdtimdxcohc3kzjnsppwyck">
+            <w:hyperlink w:history="1" r:id="rIdqjsxn1cka78floxp51sqn">
               <w:r>
                 <w:rPr>
                   <w:rFonts w:ascii="Arial" w:cs="Arial" w:eastAsia="Arial" w:hAnsi="Arial"/>
@@ -18118,7 +18118,7 @@
               <w:spacing w:after="10" w:before="0"/>
               <w:ind w:left="120"/>
             </w:pPr>
-            <w:hyperlink w:history="1" r:id="rIdmplch9yksew6nj7igu_rh">
+            <w:hyperlink w:history="1" r:id="rIdjnvm4yimsbnl-zhsqrzwq">
               <w:r>
                 <w:rPr>
                   <w:rFonts w:ascii="Arial" w:cs="Arial" w:eastAsia="Arial" w:hAnsi="Arial"/>
@@ -18313,7 +18313,7 @@
             <w:pPr>
               <w:spacing w:after="20" w:before="0"/>
             </w:pPr>
-            <w:hyperlink w:history="1" r:id="rIdgzsjgsxchti_b_vnzpsvc">
+            <w:hyperlink w:history="1" r:id="rIdf-i0zh0o3mzwgjrtb1igt">
               <w:r>
                 <w:rPr>
                   <w:rFonts w:ascii="Arial" w:cs="Arial" w:eastAsia="Arial" w:hAnsi="Arial"/>
@@ -18346,7 +18346,7 @@
               <w:spacing w:after="10" w:before="0"/>
               <w:ind w:left="120"/>
             </w:pPr>
-            <w:hyperlink w:history="1" r:id="rIdsawtt8ta7h-gnm-axn_oz">
+            <w:hyperlink w:history="1" r:id="rId8dg1d7utn2yn4ye4e1yz_">
               <w:r>
                 <w:rPr>
                   <w:rFonts w:ascii="Arial" w:cs="Arial" w:eastAsia="Arial" w:hAnsi="Arial"/>
@@ -18391,7 +18391,7 @@
             <w:pPr>
               <w:spacing w:after="20" w:before="0"/>
             </w:pPr>
-            <w:hyperlink w:history="1" r:id="rId1a16ec-583xqnj-em77k9">
+            <w:hyperlink w:history="1" r:id="rId27yifsb_vyzzi-2dbqgc6">
               <w:r>
                 <w:rPr>
                   <w:rFonts w:ascii="Arial" w:cs="Arial" w:eastAsia="Arial" w:hAnsi="Arial"/>
@@ -18424,7 +18424,7 @@
               <w:spacing w:after="10" w:before="0"/>
               <w:ind w:left="120"/>
             </w:pPr>
-            <w:hyperlink w:history="1" r:id="rIdxfmlem9ppilq_wxjgkvlj">
+            <w:hyperlink w:history="1" r:id="rId2k_kuy56ftqrbtjlj3p2p">
               <w:r>
                 <w:rPr>
                   <w:rFonts w:ascii="Arial" w:cs="Arial" w:eastAsia="Arial" w:hAnsi="Arial"/>
@@ -18619,7 +18619,7 @@
             <w:pPr>
               <w:spacing w:after="20" w:before="0"/>
             </w:pPr>
-            <w:hyperlink w:history="1" r:id="rIdtv-jitfcp7hdth54y6lh-">
+            <w:hyperlink w:history="1" r:id="rIdp7gkuu0nc7ybqb70h_scu">
               <w:r>
                 <w:rPr>
                   <w:rFonts w:ascii="Arial" w:cs="Arial" w:eastAsia="Arial" w:hAnsi="Arial"/>
@@ -18652,7 +18652,7 @@
               <w:spacing w:after="10" w:before="0"/>
               <w:ind w:left="120"/>
             </w:pPr>
-            <w:hyperlink w:history="1" r:id="rIdzhbve-_3r-j5n8urr8kmk">
+            <w:hyperlink w:history="1" r:id="rIdmzyjv_q470ok1ayal2ltf">
               <w:r>
                 <w:rPr>
                   <w:rFonts w:ascii="Arial" w:cs="Arial" w:eastAsia="Arial" w:hAnsi="Arial"/>
@@ -18697,7 +18697,7 @@
             <w:pPr>
               <w:spacing w:after="20" w:before="0"/>
             </w:pPr>
-            <w:hyperlink w:history="1" r:id="rIdzash1owbhdn5w08zgg62c">
+            <w:hyperlink w:history="1" r:id="rIdkmr_x-pmhc7wfsfv8klh_">
               <w:r>
                 <w:rPr>
                   <w:rFonts w:ascii="Arial" w:cs="Arial" w:eastAsia="Arial" w:hAnsi="Arial"/>
@@ -18730,7 +18730,7 @@
               <w:spacing w:after="10" w:before="0"/>
               <w:ind w:left="120"/>
             </w:pPr>
-            <w:hyperlink w:history="1" r:id="rIdmperhtm0ja6inxomidi0b">
+            <w:hyperlink w:history="1" r:id="rIdpx6qi7ryyfsgyrvyazp_p">
               <w:r>
                 <w:rPr>
                   <w:rFonts w:ascii="Arial" w:cs="Arial" w:eastAsia="Arial" w:hAnsi="Arial"/>
@@ -18925,7 +18925,7 @@
             <w:pPr>
               <w:spacing w:after="20" w:before="0"/>
             </w:pPr>
-            <w:hyperlink w:history="1" r:id="rIda0kdwc7t9uwsxnf-tubxd">
+            <w:hyperlink w:history="1" r:id="rIdxzllxshrwkuukia0zrz54">
               <w:r>
                 <w:rPr>
                   <w:rFonts w:ascii="Arial" w:cs="Arial" w:eastAsia="Arial" w:hAnsi="Arial"/>
@@ -18958,7 +18958,7 @@
               <w:spacing w:after="10" w:before="0"/>
               <w:ind w:left="120"/>
             </w:pPr>
-            <w:hyperlink w:history="1" r:id="rIdxh9zixkpj7fhqtho1mhs6">
+            <w:hyperlink w:history="1" r:id="rIdpfe-xht-6mszuzpnw97xj">
               <w:r>
                 <w:rPr>
                   <w:rFonts w:ascii="Arial" w:cs="Arial" w:eastAsia="Arial" w:hAnsi="Arial"/>
@@ -19003,7 +19003,7 @@
             <w:pPr>
               <w:spacing w:after="20" w:before="0"/>
             </w:pPr>
-            <w:hyperlink w:history="1" r:id="rId9g7a_ifnvnmkfpp10enyn">
+            <w:hyperlink w:history="1" r:id="rId7gdamocqa9fg2dqcpfufg">
               <w:r>
                 <w:rPr>
                   <w:rFonts w:ascii="Arial" w:cs="Arial" w:eastAsia="Arial" w:hAnsi="Arial"/>
@@ -19036,7 +19036,7 @@
               <w:spacing w:after="10" w:before="0"/>
               <w:ind w:left="120"/>
             </w:pPr>
-            <w:hyperlink w:history="1" r:id="rIdmwazbl0mw1r6oaa1tpf_b">
+            <w:hyperlink w:history="1" r:id="rId44cbbvjpybbyvyr6kk5zb">
               <w:r>
                 <w:rPr>
                   <w:rFonts w:ascii="Arial" w:cs="Arial" w:eastAsia="Arial" w:hAnsi="Arial"/>
@@ -20523,7 +20523,7 @@
             <w:pPr>
               <w:spacing w:after="20" w:before="0"/>
             </w:pPr>
-            <w:hyperlink w:history="1" r:id="rIdazwx2mdv_voathk7vznzb">
+            <w:hyperlink w:history="1" r:id="rIdohqe_nujohlrcvstjzzot">
               <w:r>
                 <w:rPr>
                   <w:rFonts w:ascii="Arial" w:cs="Arial" w:eastAsia="Arial" w:hAnsi="Arial"/>
@@ -20556,7 +20556,7 @@
               <w:spacing w:after="10" w:before="0"/>
               <w:ind w:left="120"/>
             </w:pPr>
-            <w:hyperlink w:history="1" r:id="rIdenns1qk8lrq_1qwmujc7m">
+            <w:hyperlink w:history="1" r:id="rIdlgtidq2mkeqzirmrc4t_m">
               <w:r>
                 <w:rPr>
                   <w:rFonts w:ascii="Arial" w:cs="Arial" w:eastAsia="Arial" w:hAnsi="Arial"/>
@@ -20601,7 +20601,7 @@
             <w:pPr>
               <w:spacing w:after="20" w:before="0"/>
             </w:pPr>
-            <w:hyperlink w:history="1" r:id="rId2w92hgkmtumio3inrak9a">
+            <w:hyperlink w:history="1" r:id="rId_7lybyzf3ujvpxxiq4byu">
               <w:r>
                 <w:rPr>
                   <w:rFonts w:ascii="Arial" w:cs="Arial" w:eastAsia="Arial" w:hAnsi="Arial"/>
@@ -20634,7 +20634,7 @@
               <w:spacing w:after="10" w:before="0"/>
               <w:ind w:left="120"/>
             </w:pPr>
-            <w:hyperlink w:history="1" r:id="rIdkbcnmyysqm8kaicd3ejyp">
+            <w:hyperlink w:history="1" r:id="rIdqcghm2lx7zx3sog1y1uli">
               <w:r>
                 <w:rPr>
                   <w:rFonts w:ascii="Arial" w:cs="Arial" w:eastAsia="Arial" w:hAnsi="Arial"/>
@@ -20829,7 +20829,7 @@
             <w:pPr>
               <w:spacing w:after="20" w:before="0"/>
             </w:pPr>
-            <w:hyperlink w:history="1" r:id="rId9g-px2cjafpqprfujgwxv">
+            <w:hyperlink w:history="1" r:id="rId5pr-tu9zoyvup-svc76ba">
               <w:r>
                 <w:rPr>
                   <w:rFonts w:ascii="Arial" w:cs="Arial" w:eastAsia="Arial" w:hAnsi="Arial"/>
@@ -20862,7 +20862,7 @@
               <w:spacing w:after="10" w:before="0"/>
               <w:ind w:left="120"/>
             </w:pPr>
-            <w:hyperlink w:history="1" r:id="rIdboez28useqljpa1cx2wdt">
+            <w:hyperlink w:history="1" r:id="rIdgrp0rff2ohwebbkw4muar">
               <w:r>
                 <w:rPr>
                   <w:rFonts w:ascii="Arial" w:cs="Arial" w:eastAsia="Arial" w:hAnsi="Arial"/>
@@ -20907,7 +20907,7 @@
             <w:pPr>
               <w:spacing w:after="20" w:before="0"/>
             </w:pPr>
-            <w:hyperlink w:history="1" r:id="rIdxaaob-w4uanfqzyqpgcdf">
+            <w:hyperlink w:history="1" r:id="rIdizo_blowd1oizrux0tmkp">
               <w:r>
                 <w:rPr>
                   <w:rFonts w:ascii="Arial" w:cs="Arial" w:eastAsia="Arial" w:hAnsi="Arial"/>
@@ -20940,7 +20940,7 @@
               <w:spacing w:after="10" w:before="0"/>
               <w:ind w:left="120"/>
             </w:pPr>
-            <w:hyperlink w:history="1" r:id="rIdvasgy4zr5rpyxrutqcqlr">
+            <w:hyperlink w:history="1" r:id="rIdryrlpx4abzw6ayilosd-w">
               <w:r>
                 <w:rPr>
                   <w:rFonts w:ascii="Arial" w:cs="Arial" w:eastAsia="Arial" w:hAnsi="Arial"/>
@@ -21135,7 +21135,7 @@
             <w:pPr>
               <w:spacing w:after="20" w:before="0"/>
             </w:pPr>
-            <w:hyperlink w:history="1" r:id="rIdfwvwqsvscdxjrt0orc4hf">
+            <w:hyperlink w:history="1" r:id="rIdsm9ffc2aw6lym7jkuih4i">
               <w:r>
                 <w:rPr>
                   <w:rFonts w:ascii="Arial" w:cs="Arial" w:eastAsia="Arial" w:hAnsi="Arial"/>
@@ -21168,7 +21168,7 @@
               <w:spacing w:after="10" w:before="0"/>
               <w:ind w:left="120"/>
             </w:pPr>
-            <w:hyperlink w:history="1" r:id="rId3qwzsi3ovx1xb5fj_emfp">
+            <w:hyperlink w:history="1" r:id="rIdrec_jbj0k96en2rzz3ssp">
               <w:r>
                 <w:rPr>
                   <w:rFonts w:ascii="Arial" w:cs="Arial" w:eastAsia="Arial" w:hAnsi="Arial"/>
@@ -21213,7 +21213,7 @@
             <w:pPr>
               <w:spacing w:after="20" w:before="0"/>
             </w:pPr>
-            <w:hyperlink w:history="1" r:id="rIdazmj1hcamgezxll6mlodg">
+            <w:hyperlink w:history="1" r:id="rId8uuvdgvg4w-zzvt74s8sd">
               <w:r>
                 <w:rPr>
                   <w:rFonts w:ascii="Arial" w:cs="Arial" w:eastAsia="Arial" w:hAnsi="Arial"/>
@@ -21246,7 +21246,7 @@
               <w:spacing w:after="10" w:before="0"/>
               <w:ind w:left="120"/>
             </w:pPr>
-            <w:hyperlink w:history="1" r:id="rIdujrki29f__aitrfvgju4d">
+            <w:hyperlink w:history="1" r:id="rIdrslj07cbgd2zuvr8nbvzn">
               <w:r>
                 <w:rPr>
                   <w:rFonts w:ascii="Arial" w:cs="Arial" w:eastAsia="Arial" w:hAnsi="Arial"/>
@@ -21441,7 +21441,7 @@
             <w:pPr>
               <w:spacing w:after="20" w:before="0"/>
             </w:pPr>
-            <w:hyperlink w:history="1" r:id="rIds3pfjlfy6b2uohhdzzlvj">
+            <w:hyperlink w:history="1" r:id="rIdy-kxwcydwu908vb5uanad">
               <w:r>
                 <w:rPr>
                   <w:rFonts w:ascii="Arial" w:cs="Arial" w:eastAsia="Arial" w:hAnsi="Arial"/>
@@ -21474,7 +21474,7 @@
               <w:spacing w:after="10" w:before="0"/>
               <w:ind w:left="120"/>
             </w:pPr>
-            <w:hyperlink w:history="1" r:id="rIdoicgvtnbgjxcplztuujbc">
+            <w:hyperlink w:history="1" r:id="rIdyny6r-ll8g6tftggctkdl">
               <w:r>
                 <w:rPr>
                   <w:rFonts w:ascii="Arial" w:cs="Arial" w:eastAsia="Arial" w:hAnsi="Arial"/>
@@ -21519,7 +21519,7 @@
             <w:pPr>
               <w:spacing w:after="20" w:before="0"/>
             </w:pPr>
-            <w:hyperlink w:history="1" r:id="rId_wybr3ypi--v20wna57mq">
+            <w:hyperlink w:history="1" r:id="rId0-_ufpzye1zuz8ioa0w5p">
               <w:r>
                 <w:rPr>
                   <w:rFonts w:ascii="Arial" w:cs="Arial" w:eastAsia="Arial" w:hAnsi="Arial"/>
@@ -21552,7 +21552,7 @@
               <w:spacing w:after="10" w:before="0"/>
               <w:ind w:left="120"/>
             </w:pPr>
-            <w:hyperlink w:history="1" r:id="rIdt-e3smtdz-x04uewx6wxz">
+            <w:hyperlink w:history="1" r:id="rIdx3sixeorpmavob9zl6-zr">
               <w:r>
                 <w:rPr>
                   <w:rFonts w:ascii="Arial" w:cs="Arial" w:eastAsia="Arial" w:hAnsi="Arial"/>
@@ -21747,7 +21747,7 @@
             <w:pPr>
               <w:spacing w:after="20" w:before="0"/>
             </w:pPr>
-            <w:hyperlink w:history="1" r:id="rIdipu99tmjsgsigbtzsa5a4">
+            <w:hyperlink w:history="1" r:id="rIdxswdab3ng4gawgon7qv3y">
               <w:r>
                 <w:rPr>
                   <w:rFonts w:ascii="Arial" w:cs="Arial" w:eastAsia="Arial" w:hAnsi="Arial"/>
@@ -21780,7 +21780,7 @@
               <w:spacing w:after="10" w:before="0"/>
               <w:ind w:left="120"/>
             </w:pPr>
-            <w:hyperlink w:history="1" r:id="rIdfml_hpn8uoptwpmmgqjcr">
+            <w:hyperlink w:history="1" r:id="rIdoy-pf7puer9uexwkvreke">
               <w:r>
                 <w:rPr>
                   <w:rFonts w:ascii="Arial" w:cs="Arial" w:eastAsia="Arial" w:hAnsi="Arial"/>
@@ -21825,7 +21825,7 @@
             <w:pPr>
               <w:spacing w:after="20" w:before="0"/>
             </w:pPr>
-            <w:hyperlink w:history="1" r:id="rIdcjroudyztzf4eelv_16jc">
+            <w:hyperlink w:history="1" r:id="rIde6_hmsfj-siagj9pfjn7v">
               <w:r>
                 <w:rPr>
                   <w:rFonts w:ascii="Arial" w:cs="Arial" w:eastAsia="Arial" w:hAnsi="Arial"/>
@@ -21858,7 +21858,7 @@
               <w:spacing w:after="10" w:before="0"/>
               <w:ind w:left="120"/>
             </w:pPr>
-            <w:hyperlink w:history="1" r:id="rIdycffa0amgpl1lbzy_4vlc">
+            <w:hyperlink w:history="1" r:id="rId0e61sngupivjf6l2kaovz">
               <w:r>
                 <w:rPr>
                   <w:rFonts w:ascii="Arial" w:cs="Arial" w:eastAsia="Arial" w:hAnsi="Arial"/>
@@ -23345,7 +23345,7 @@
             <w:pPr>
               <w:spacing w:after="20" w:before="0"/>
             </w:pPr>
-            <w:hyperlink w:history="1" r:id="rIdtrycbxf_ajh3uks8ori8d">
+            <w:hyperlink w:history="1" r:id="rIddvqncctrn0aou5bg1-ng4">
               <w:r>
                 <w:rPr>
                   <w:rFonts w:ascii="Arial" w:cs="Arial" w:eastAsia="Arial" w:hAnsi="Arial"/>
@@ -23378,7 +23378,7 @@
               <w:spacing w:after="10" w:before="0"/>
               <w:ind w:left="120"/>
             </w:pPr>
-            <w:hyperlink w:history="1" r:id="rIdhw62g3nxbf0plq9cv5ve9">
+            <w:hyperlink w:history="1" r:id="rIdadf1ag89ewl4tbpbb-hsh">
               <w:r>
                 <w:rPr>
                   <w:rFonts w:ascii="Arial" w:cs="Arial" w:eastAsia="Arial" w:hAnsi="Arial"/>
@@ -23423,7 +23423,7 @@
             <w:pPr>
               <w:spacing w:after="20" w:before="0"/>
             </w:pPr>
-            <w:hyperlink w:history="1" r:id="rIdkz3ebmyzufherwn_t-qbh">
+            <w:hyperlink w:history="1" r:id="rIdiq-byhtmrz_ges8vrmx27">
               <w:r>
                 <w:rPr>
                   <w:rFonts w:ascii="Arial" w:cs="Arial" w:eastAsia="Arial" w:hAnsi="Arial"/>
@@ -23456,7 +23456,7 @@
               <w:spacing w:after="10" w:before="0"/>
               <w:ind w:left="120"/>
             </w:pPr>
-            <w:hyperlink w:history="1" r:id="rIdgglihoiupub80he7c2xwz">
+            <w:hyperlink w:history="1" r:id="rId-_zsqegu47erm5zk9xcsn">
               <w:r>
                 <w:rPr>
                   <w:rFonts w:ascii="Arial" w:cs="Arial" w:eastAsia="Arial" w:hAnsi="Arial"/>
@@ -23651,7 +23651,7 @@
             <w:pPr>
               <w:spacing w:after="20" w:before="0"/>
             </w:pPr>
-            <w:hyperlink w:history="1" r:id="rIdkyqpnvoph_rfi538qalck">
+            <w:hyperlink w:history="1" r:id="rIdbxhnpoalm-rkxrvv60ret">
               <w:r>
                 <w:rPr>
                   <w:rFonts w:ascii="Arial" w:cs="Arial" w:eastAsia="Arial" w:hAnsi="Arial"/>
@@ -23684,7 +23684,7 @@
               <w:spacing w:after="10" w:before="0"/>
               <w:ind w:left="120"/>
             </w:pPr>
-            <w:hyperlink w:history="1" r:id="rIdaulwyt4zr64h_fglzmkzd">
+            <w:hyperlink w:history="1" r:id="rIdzoverdtxvqhizha9of0_y">
               <w:r>
                 <w:rPr>
                   <w:rFonts w:ascii="Arial" w:cs="Arial" w:eastAsia="Arial" w:hAnsi="Arial"/>
@@ -23729,7 +23729,7 @@
             <w:pPr>
               <w:spacing w:after="20" w:before="0"/>
             </w:pPr>
-            <w:hyperlink w:history="1" r:id="rIde2lekzr5mwqwibekh-wcl">
+            <w:hyperlink w:history="1" r:id="rId7xflmov0-qx5lvgqufcdk">
               <w:r>
                 <w:rPr>
                   <w:rFonts w:ascii="Arial" w:cs="Arial" w:eastAsia="Arial" w:hAnsi="Arial"/>
@@ -23762,7 +23762,7 @@
               <w:spacing w:after="10" w:before="0"/>
               <w:ind w:left="120"/>
             </w:pPr>
-            <w:hyperlink w:history="1" r:id="rIdp6e5-575zwlseedrl7opt">
+            <w:hyperlink w:history="1" r:id="rIdzttxw7hj0a_b9rwfytjfk">
               <w:r>
                 <w:rPr>
                   <w:rFonts w:ascii="Arial" w:cs="Arial" w:eastAsia="Arial" w:hAnsi="Arial"/>
@@ -23957,7 +23957,7 @@
             <w:pPr>
               <w:spacing w:after="20" w:before="0"/>
             </w:pPr>
-            <w:hyperlink w:history="1" r:id="rId3q73utjxda5xrcdgx37bg">
+            <w:hyperlink w:history="1" r:id="rIdgzodr7dueywypv9-q-wjh">
               <w:r>
                 <w:rPr>
                   <w:rFonts w:ascii="Arial" w:cs="Arial" w:eastAsia="Arial" w:hAnsi="Arial"/>
@@ -23990,7 +23990,7 @@
               <w:spacing w:after="10" w:before="0"/>
               <w:ind w:left="120"/>
             </w:pPr>
-            <w:hyperlink w:history="1" r:id="rIdlzaz184pvq0m_5bfr8lko">
+            <w:hyperlink w:history="1" r:id="rIdtmmxtwe5svh7xkb4ihnnm">
               <w:r>
                 <w:rPr>
                   <w:rFonts w:ascii="Arial" w:cs="Arial" w:eastAsia="Arial" w:hAnsi="Arial"/>
@@ -24035,7 +24035,7 @@
             <w:pPr>
               <w:spacing w:after="20" w:before="0"/>
             </w:pPr>
-            <w:hyperlink w:history="1" r:id="rId5x2xh0-48o2juhazgnim6">
+            <w:hyperlink w:history="1" r:id="rIdsitroypit6iioiiwmcyet">
               <w:r>
                 <w:rPr>
                   <w:rFonts w:ascii="Arial" w:cs="Arial" w:eastAsia="Arial" w:hAnsi="Arial"/>
@@ -24068,7 +24068,7 @@
               <w:spacing w:after="10" w:before="0"/>
               <w:ind w:left="120"/>
             </w:pPr>
-            <w:hyperlink w:history="1" r:id="rIdcpujpfnqwtgw0xrniky45">
+            <w:hyperlink w:history="1" r:id="rIdc2u2xm29qcxclsau0c684">
               <w:r>
                 <w:rPr>
                   <w:rFonts w:ascii="Arial" w:cs="Arial" w:eastAsia="Arial" w:hAnsi="Arial"/>
@@ -24263,7 +24263,7 @@
             <w:pPr>
               <w:spacing w:after="20" w:before="0"/>
             </w:pPr>
-            <w:hyperlink w:history="1" r:id="rIdlplytjmwoahoxrxkiwjwt">
+            <w:hyperlink w:history="1" r:id="rIdx27ptmkqxwnp1usa3bzu2">
               <w:r>
                 <w:rPr>
                   <w:rFonts w:ascii="Arial" w:cs="Arial" w:eastAsia="Arial" w:hAnsi="Arial"/>
@@ -24296,7 +24296,7 @@
               <w:spacing w:after="10" w:before="0"/>
               <w:ind w:left="120"/>
             </w:pPr>
-            <w:hyperlink w:history="1" r:id="rId6dulddeo281iovwteamwm">
+            <w:hyperlink w:history="1" r:id="rIdjf465-sdpwehzr8ecfewk">
               <w:r>
                 <w:rPr>
                   <w:rFonts w:ascii="Arial" w:cs="Arial" w:eastAsia="Arial" w:hAnsi="Arial"/>
@@ -24341,7 +24341,7 @@
             <w:pPr>
               <w:spacing w:after="20" w:before="0"/>
             </w:pPr>
-            <w:hyperlink w:history="1" r:id="rIdhevova4ewii-bby0uxuo8">
+            <w:hyperlink w:history="1" r:id="rIdugna21x4vtt7rembrynob">
               <w:r>
                 <w:rPr>
                   <w:rFonts w:ascii="Arial" w:cs="Arial" w:eastAsia="Arial" w:hAnsi="Arial"/>
@@ -24374,7 +24374,7 @@
               <w:spacing w:after="10" w:before="0"/>
               <w:ind w:left="120"/>
             </w:pPr>
-            <w:hyperlink w:history="1" r:id="rIdxsmpclssbesynegd-s756">
+            <w:hyperlink w:history="1" r:id="rIdptzokws1iv9wonftt2xam">
               <w:r>
                 <w:rPr>
                   <w:rFonts w:ascii="Arial" w:cs="Arial" w:eastAsia="Arial" w:hAnsi="Arial"/>
@@ -24569,7 +24569,7 @@
             <w:pPr>
               <w:spacing w:after="20" w:before="0"/>
             </w:pPr>
-            <w:hyperlink w:history="1" r:id="rIdy045ujnkcci_mt__amy92">
+            <w:hyperlink w:history="1" r:id="rIdx_zbdkbw7v762ovx1kmas">
               <w:r>
                 <w:rPr>
                   <w:rFonts w:ascii="Arial" w:cs="Arial" w:eastAsia="Arial" w:hAnsi="Arial"/>
@@ -24602,7 +24602,7 @@
               <w:spacing w:after="10" w:before="0"/>
               <w:ind w:left="120"/>
             </w:pPr>
-            <w:hyperlink w:history="1" r:id="rId4_wxzmnlkkccpf9lrcpko">
+            <w:hyperlink w:history="1" r:id="rIdvrmtwfgzzrbxrfuhdpnkm">
               <w:r>
                 <w:rPr>
                   <w:rFonts w:ascii="Arial" w:cs="Arial" w:eastAsia="Arial" w:hAnsi="Arial"/>
@@ -24647,7 +24647,7 @@
             <w:pPr>
               <w:spacing w:after="20" w:before="0"/>
             </w:pPr>
-            <w:hyperlink w:history="1" r:id="rIdmv6p2pkbz4allojydvdxu">
+            <w:hyperlink w:history="1" r:id="rIdhnb6duo3wccoq3oqanqvc">
               <w:r>
                 <w:rPr>
                   <w:rFonts w:ascii="Arial" w:cs="Arial" w:eastAsia="Arial" w:hAnsi="Arial"/>
@@ -24680,7 +24680,7 @@
               <w:spacing w:after="10" w:before="0"/>
               <w:ind w:left="120"/>
             </w:pPr>
-            <w:hyperlink w:history="1" r:id="rIdxrrm-btws9ywvox-t1nyq">
+            <w:hyperlink w:history="1" r:id="rId0lyxszwjizizx6svjryt0">
               <w:r>
                 <w:rPr>
                   <w:rFonts w:ascii="Arial" w:cs="Arial" w:eastAsia="Arial" w:hAnsi="Arial"/>
@@ -26167,7 +26167,7 @@
             <w:pPr>
               <w:spacing w:after="20" w:before="0"/>
             </w:pPr>
-            <w:hyperlink w:history="1" r:id="rId163q_u_eymhwi46opbt2t">
+            <w:hyperlink w:history="1" r:id="rIdm1o_jqckmcczhgs9tdqft">
               <w:r>
                 <w:rPr>
                   <w:rFonts w:ascii="Arial" w:cs="Arial" w:eastAsia="Arial" w:hAnsi="Arial"/>
@@ -26200,7 +26200,7 @@
               <w:spacing w:after="10" w:before="0"/>
               <w:ind w:left="120"/>
             </w:pPr>
-            <w:hyperlink w:history="1" r:id="rIdz4nkjt0hqa0oogazbpcul">
+            <w:hyperlink w:history="1" r:id="rIdhz_j9xzcaikiru5pkxtkg">
               <w:r>
                 <w:rPr>
                   <w:rFonts w:ascii="Arial" w:cs="Arial" w:eastAsia="Arial" w:hAnsi="Arial"/>
@@ -26245,7 +26245,7 @@
             <w:pPr>
               <w:spacing w:after="20" w:before="0"/>
             </w:pPr>
-            <w:hyperlink w:history="1" r:id="rIdpj_gyzodf8g5ucave8ekg">
+            <w:hyperlink w:history="1" r:id="rIdc-ij_b_3cifes68ol5izj">
               <w:r>
                 <w:rPr>
                   <w:rFonts w:ascii="Arial" w:cs="Arial" w:eastAsia="Arial" w:hAnsi="Arial"/>
@@ -26278,7 +26278,7 @@
               <w:spacing w:after="10" w:before="0"/>
               <w:ind w:left="120"/>
             </w:pPr>
-            <w:hyperlink w:history="1" r:id="rIdmokfdtdta5bauzx79bua1">
+            <w:hyperlink w:history="1" r:id="rId3ncgssbysjcrdifekoxp4">
               <w:r>
                 <w:rPr>
                   <w:rFonts w:ascii="Arial" w:cs="Arial" w:eastAsia="Arial" w:hAnsi="Arial"/>
@@ -26473,7 +26473,7 @@
             <w:pPr>
               <w:spacing w:after="20" w:before="0"/>
             </w:pPr>
-            <w:hyperlink w:history="1" r:id="rId0ey24c5ut7c0jd1lxdgi1">
+            <w:hyperlink w:history="1" r:id="rIdn3tubfb8t6fhbrai0xkut">
               <w:r>
                 <w:rPr>
                   <w:rFonts w:ascii="Arial" w:cs="Arial" w:eastAsia="Arial" w:hAnsi="Arial"/>
@@ -26506,7 +26506,7 @@
               <w:spacing w:after="10" w:before="0"/>
               <w:ind w:left="120"/>
             </w:pPr>
-            <w:hyperlink w:history="1" r:id="rIdmu4qcgzu8xmqbqtmy2qa1">
+            <w:hyperlink w:history="1" r:id="rIdtlj1vg9bxeqqgr-oj7auj">
               <w:r>
                 <w:rPr>
                   <w:rFonts w:ascii="Arial" w:cs="Arial" w:eastAsia="Arial" w:hAnsi="Arial"/>
@@ -26551,7 +26551,7 @@
             <w:pPr>
               <w:spacing w:after="20" w:before="0"/>
             </w:pPr>
-            <w:hyperlink w:history="1" r:id="rIdj22gy7jhnitldhgd6qvnx">
+            <w:hyperlink w:history="1" r:id="rIdlg1k-q7gmovgk4gebtx1e">
               <w:r>
                 <w:rPr>
                   <w:rFonts w:ascii="Arial" w:cs="Arial" w:eastAsia="Arial" w:hAnsi="Arial"/>
@@ -26584,7 +26584,7 @@
               <w:spacing w:after="10" w:before="0"/>
               <w:ind w:left="120"/>
             </w:pPr>
-            <w:hyperlink w:history="1" r:id="rIddxdzugbu0rkvxzwoq2m-k">
+            <w:hyperlink w:history="1" r:id="rId0cd4bieoayomoqitfkfed">
               <w:r>
                 <w:rPr>
                   <w:rFonts w:ascii="Arial" w:cs="Arial" w:eastAsia="Arial" w:hAnsi="Arial"/>
@@ -26779,7 +26779,7 @@
             <w:pPr>
               <w:spacing w:after="20" w:before="0"/>
             </w:pPr>
-            <w:hyperlink w:history="1" r:id="rId4c72aa04gxih3xwiyhc_w">
+            <w:hyperlink w:history="1" r:id="rId8dtn5fmuhsjbq97zp2udb">
               <w:r>
                 <w:rPr>
                   <w:rFonts w:ascii="Arial" w:cs="Arial" w:eastAsia="Arial" w:hAnsi="Arial"/>
@@ -26812,7 +26812,7 @@
               <w:spacing w:after="10" w:before="0"/>
               <w:ind w:left="120"/>
             </w:pPr>
-            <w:hyperlink w:history="1" r:id="rIddgnlusc3g2b8gbxphok61">
+            <w:hyperlink w:history="1" r:id="rIddqr-ywptauc3nral01pfj">
               <w:r>
                 <w:rPr>
                   <w:rFonts w:ascii="Arial" w:cs="Arial" w:eastAsia="Arial" w:hAnsi="Arial"/>
@@ -26857,7 +26857,7 @@
             <w:pPr>
               <w:spacing w:after="20" w:before="0"/>
             </w:pPr>
-            <w:hyperlink w:history="1" r:id="rIdxatzpfygutalf9atr5w9d">
+            <w:hyperlink w:history="1" r:id="rIdxgsabyj3hct30kjebip9q">
               <w:r>
                 <w:rPr>
                   <w:rFonts w:ascii="Arial" w:cs="Arial" w:eastAsia="Arial" w:hAnsi="Arial"/>
@@ -26890,7 +26890,7 @@
               <w:spacing w:after="10" w:before="0"/>
               <w:ind w:left="120"/>
             </w:pPr>
-            <w:hyperlink w:history="1" r:id="rIdnubbewttkpnhhpj3dcqik">
+            <w:hyperlink w:history="1" r:id="rIdks5c5cv_1fnxdzodtgfos">
               <w:r>
                 <w:rPr>
                   <w:rFonts w:ascii="Arial" w:cs="Arial" w:eastAsia="Arial" w:hAnsi="Arial"/>
@@ -27085,7 +27085,7 @@
             <w:pPr>
               <w:spacing w:after="20" w:before="0"/>
             </w:pPr>
-            <w:hyperlink w:history="1" r:id="rId9qvoer349i_p9fqiaeuod">
+            <w:hyperlink w:history="1" r:id="rIdw-db_ri5srtfrpcvii_c0">
               <w:r>
                 <w:rPr>
                   <w:rFonts w:ascii="Arial" w:cs="Arial" w:eastAsia="Arial" w:hAnsi="Arial"/>
@@ -27118,7 +27118,7 @@
               <w:spacing w:after="10" w:before="0"/>
               <w:ind w:left="120"/>
             </w:pPr>
-            <w:hyperlink w:history="1" r:id="rId96xcaungptu9errza0gfp">
+            <w:hyperlink w:history="1" r:id="rIdyrgmfuepkvhgtvzyjjv7p">
               <w:r>
                 <w:rPr>
                   <w:rFonts w:ascii="Arial" w:cs="Arial" w:eastAsia="Arial" w:hAnsi="Arial"/>
@@ -27163,7 +27163,7 @@
             <w:pPr>
               <w:spacing w:after="20" w:before="0"/>
             </w:pPr>
-            <w:hyperlink w:history="1" r:id="rIdumcmgboz0c0napvmsrwah">
+            <w:hyperlink w:history="1" r:id="rId9ef6dnkcjvx78oywaqjro">
               <w:r>
                 <w:rPr>
                   <w:rFonts w:ascii="Arial" w:cs="Arial" w:eastAsia="Arial" w:hAnsi="Arial"/>
@@ -27196,7 +27196,7 @@
               <w:spacing w:after="10" w:before="0"/>
               <w:ind w:left="120"/>
             </w:pPr>
-            <w:hyperlink w:history="1" r:id="rIdslo8sb_qpumoyqr2elk-h">
+            <w:hyperlink w:history="1" r:id="rIdwrjksy_3v-lg7w2jdfgoo">
               <w:r>
                 <w:rPr>
                   <w:rFonts w:ascii="Arial" w:cs="Arial" w:eastAsia="Arial" w:hAnsi="Arial"/>
@@ -27391,7 +27391,7 @@
             <w:pPr>
               <w:spacing w:after="20" w:before="0"/>
             </w:pPr>
-            <w:hyperlink w:history="1" r:id="rIdetqbfa4yhn3mewasdqbyy">
+            <w:hyperlink w:history="1" r:id="rId38xbwdiijyuwjsu57xe-g">
               <w:r>
                 <w:rPr>
                   <w:rFonts w:ascii="Arial" w:cs="Arial" w:eastAsia="Arial" w:hAnsi="Arial"/>
@@ -27424,7 +27424,7 @@
               <w:spacing w:after="10" w:before="0"/>
               <w:ind w:left="120"/>
             </w:pPr>
-            <w:hyperlink w:history="1" r:id="rIdskyyhexzwx_rdh7azxtdj">
+            <w:hyperlink w:history="1" r:id="rIdtoddsxyyg75yohabr8wfg">
               <w:r>
                 <w:rPr>
                   <w:rFonts w:ascii="Arial" w:cs="Arial" w:eastAsia="Arial" w:hAnsi="Arial"/>
@@ -27469,7 +27469,7 @@
             <w:pPr>
               <w:spacing w:after="20" w:before="0"/>
             </w:pPr>
-            <w:hyperlink w:history="1" r:id="rIdzj3tf1jxl3zcrgsdjjp7n">
+            <w:hyperlink w:history="1" r:id="rIdwy48xe2bg1lpuaswxoguz">
               <w:r>
                 <w:rPr>
                   <w:rFonts w:ascii="Arial" w:cs="Arial" w:eastAsia="Arial" w:hAnsi="Arial"/>
@@ -27502,7 +27502,7 @@
               <w:spacing w:after="10" w:before="0"/>
               <w:ind w:left="120"/>
             </w:pPr>
-            <w:hyperlink w:history="1" r:id="rIdn1andunfremvzw-jpszv7">
+            <w:hyperlink w:history="1" r:id="rId2kpjlcrcpxj7ar0dvy5bb">
               <w:r>
                 <w:rPr>
                   <w:rFonts w:ascii="Arial" w:cs="Arial" w:eastAsia="Arial" w:hAnsi="Arial"/>
@@ -29084,7 +29084,7 @@
             <w:pPr>
               <w:spacing w:after="20" w:before="0"/>
             </w:pPr>
-            <w:hyperlink w:history="1" r:id="rIdpukbadi1tqvxftvxx4wk2">
+            <w:hyperlink w:history="1" r:id="rIdcuwllnhs6s01eve0yxqvg">
               <w:r>
                 <w:rPr>
                   <w:rFonts w:ascii="Arial" w:cs="Arial" w:eastAsia="Arial" w:hAnsi="Arial"/>
@@ -29117,7 +29117,7 @@
               <w:spacing w:after="10" w:before="0"/>
               <w:ind w:left="120"/>
             </w:pPr>
-            <w:hyperlink w:history="1" r:id="rIdwokylibhbguiax9rx0rp5">
+            <w:hyperlink w:history="1" r:id="rIducqobum8uz7_b0us04j3w">
               <w:r>
                 <w:rPr>
                   <w:rFonts w:ascii="Arial" w:cs="Arial" w:eastAsia="Arial" w:hAnsi="Arial"/>
@@ -29162,7 +29162,7 @@
             <w:pPr>
               <w:spacing w:after="20" w:before="0"/>
             </w:pPr>
-            <w:hyperlink w:history="1" r:id="rIdekh9vashd5o904xitq_ze">
+            <w:hyperlink w:history="1" r:id="rIdaud2kr2ipt9vr71ekqol8">
               <w:r>
                 <w:rPr>
                   <w:rFonts w:ascii="Arial" w:cs="Arial" w:eastAsia="Arial" w:hAnsi="Arial"/>
@@ -29195,7 +29195,7 @@
               <w:spacing w:after="10" w:before="0"/>
               <w:ind w:left="120"/>
             </w:pPr>
-            <w:hyperlink w:history="1" r:id="rIdlzpfanitnms-uu8shqniw">
+            <w:hyperlink w:history="1" r:id="rIdabxwelgnvvbkmozpiojiw">
               <w:r>
                 <w:rPr>
                   <w:rFonts w:ascii="Arial" w:cs="Arial" w:eastAsia="Arial" w:hAnsi="Arial"/>
@@ -29390,7 +29390,7 @@
             <w:pPr>
               <w:spacing w:after="20" w:before="0"/>
             </w:pPr>
-            <w:hyperlink w:history="1" r:id="rIduiin6jmxucvjhhymzizsu">
+            <w:hyperlink w:history="1" r:id="rIdh4hbh7ybo5f2shirtyox1">
               <w:r>
                 <w:rPr>
                   <w:rFonts w:ascii="Arial" w:cs="Arial" w:eastAsia="Arial" w:hAnsi="Arial"/>
@@ -29423,7 +29423,7 @@
               <w:spacing w:after="10" w:before="0"/>
               <w:ind w:left="120"/>
             </w:pPr>
-            <w:hyperlink w:history="1" r:id="rId35bbc3jxcf0uaw0g2hzbz">
+            <w:hyperlink w:history="1" r:id="rIdz5xbdnyghgiyfrakovdpv">
               <w:r>
                 <w:rPr>
                   <w:rFonts w:ascii="Arial" w:cs="Arial" w:eastAsia="Arial" w:hAnsi="Arial"/>
@@ -29468,7 +29468,7 @@
             <w:pPr>
               <w:spacing w:after="20" w:before="0"/>
             </w:pPr>
-            <w:hyperlink w:history="1" r:id="rIdyhb_1hshrg1balfhfvcl6">
+            <w:hyperlink w:history="1" r:id="rIdtyco9pd8blv5dl7imlpmc">
               <w:r>
                 <w:rPr>
                   <w:rFonts w:ascii="Arial" w:cs="Arial" w:eastAsia="Arial" w:hAnsi="Arial"/>
@@ -29501,7 +29501,7 @@
               <w:spacing w:after="10" w:before="0"/>
               <w:ind w:left="120"/>
             </w:pPr>
-            <w:hyperlink w:history="1" r:id="rIdvrm0lqlrafgk3e58gzgce">
+            <w:hyperlink w:history="1" r:id="rIdn-wsmjss66fh9sgyt4t63">
               <w:r>
                 <w:rPr>
                   <w:rFonts w:ascii="Arial" w:cs="Arial" w:eastAsia="Arial" w:hAnsi="Arial"/>
@@ -29696,7 +29696,7 @@
             <w:pPr>
               <w:spacing w:after="20" w:before="0"/>
             </w:pPr>
-            <w:hyperlink w:history="1" r:id="rIddscn1c0stuwbjdohslu2e">
+            <w:hyperlink w:history="1" r:id="rIdieqwvdxaemdv3-3sgwbns">
               <w:r>
                 <w:rPr>
                   <w:rFonts w:ascii="Arial" w:cs="Arial" w:eastAsia="Arial" w:hAnsi="Arial"/>
@@ -29729,7 +29729,7 @@
               <w:spacing w:after="10" w:before="0"/>
               <w:ind w:left="120"/>
             </w:pPr>
-            <w:hyperlink w:history="1" r:id="rIdpqcdxxyqfxue_nd-odmea">
+            <w:hyperlink w:history="1" r:id="rIdoghy3lxenkffjza3fv8zk">
               <w:r>
                 <w:rPr>
                   <w:rFonts w:ascii="Arial" w:cs="Arial" w:eastAsia="Arial" w:hAnsi="Arial"/>
@@ -29774,7 +29774,7 @@
             <w:pPr>
               <w:spacing w:after="20" w:before="0"/>
             </w:pPr>
-            <w:hyperlink w:history="1" r:id="rId90jztfnzww1vsvpjbb9mh">
+            <w:hyperlink w:history="1" r:id="rIdbb4wifrblwpbstnkr9gfa">
               <w:r>
                 <w:rPr>
                   <w:rFonts w:ascii="Arial" w:cs="Arial" w:eastAsia="Arial" w:hAnsi="Arial"/>
@@ -29807,7 +29807,7 @@
               <w:spacing w:after="10" w:before="0"/>
               <w:ind w:left="120"/>
             </w:pPr>
-            <w:hyperlink w:history="1" r:id="rId5g36tchg01rttot97luyd">
+            <w:hyperlink w:history="1" r:id="rIdzgex081nx0z5vajhw1esq">
               <w:r>
                 <w:rPr>
                   <w:rFonts w:ascii="Arial" w:cs="Arial" w:eastAsia="Arial" w:hAnsi="Arial"/>
@@ -30002,7 +30002,7 @@
             <w:pPr>
               <w:spacing w:after="20" w:before="0"/>
             </w:pPr>
-            <w:hyperlink w:history="1" r:id="rIdu-po2iga4kfzgjp8nuhlq">
+            <w:hyperlink w:history="1" r:id="rIdsyy3zbfl0gkbpd6qbmdop">
               <w:r>
                 <w:rPr>
                   <w:rFonts w:ascii="Arial" w:cs="Arial" w:eastAsia="Arial" w:hAnsi="Arial"/>
@@ -30035,7 +30035,7 @@
               <w:spacing w:after="10" w:before="0"/>
               <w:ind w:left="120"/>
             </w:pPr>
-            <w:hyperlink w:history="1" r:id="rIdzxydtkvekxtog75pcdkh4">
+            <w:hyperlink w:history="1" r:id="rIdh1oy47mmbctlja3w5wxdo">
               <w:r>
                 <w:rPr>
                   <w:rFonts w:ascii="Arial" w:cs="Arial" w:eastAsia="Arial" w:hAnsi="Arial"/>
@@ -30080,7 +30080,7 @@
             <w:pPr>
               <w:spacing w:after="20" w:before="0"/>
             </w:pPr>
-            <w:hyperlink w:history="1" r:id="rIdsskyoxjxwlhfqxpxsgt3o">
+            <w:hyperlink w:history="1" r:id="rIdpd6ofj-zzctjiiey-rsh-">
               <w:r>
                 <w:rPr>
                   <w:rFonts w:ascii="Arial" w:cs="Arial" w:eastAsia="Arial" w:hAnsi="Arial"/>
@@ -30113,7 +30113,7 @@
               <w:spacing w:after="10" w:before="0"/>
               <w:ind w:left="120"/>
             </w:pPr>
-            <w:hyperlink w:history="1" r:id="rIdkrfjox8a5srmbukhrqw9z">
+            <w:hyperlink w:history="1" r:id="rIdnurbxx_kceh6kqj_dqknd">
               <w:r>
                 <w:rPr>
                   <w:rFonts w:ascii="Arial" w:cs="Arial" w:eastAsia="Arial" w:hAnsi="Arial"/>
@@ -30308,7 +30308,7 @@
             <w:pPr>
               <w:spacing w:after="20" w:before="0"/>
             </w:pPr>
-            <w:hyperlink w:history="1" r:id="rIdjy_nr3fwckmw7yj-sbplp">
+            <w:hyperlink w:history="1" r:id="rIdz5zssfnnytj1rqlrotvx5">
               <w:r>
                 <w:rPr>
                   <w:rFonts w:ascii="Arial" w:cs="Arial" w:eastAsia="Arial" w:hAnsi="Arial"/>
@@ -30341,7 +30341,7 @@
               <w:spacing w:after="10" w:before="0"/>
               <w:ind w:left="120"/>
             </w:pPr>
-            <w:hyperlink w:history="1" r:id="rIdyxukjedzjfmkqrvfpsryw">
+            <w:hyperlink w:history="1" r:id="rIdmc1e0zsptetc6jzy9n6nz">
               <w:r>
                 <w:rPr>
                   <w:rFonts w:ascii="Arial" w:cs="Arial" w:eastAsia="Arial" w:hAnsi="Arial"/>
@@ -30386,7 +30386,7 @@
             <w:pPr>
               <w:spacing w:after="20" w:before="0"/>
             </w:pPr>
-            <w:hyperlink w:history="1" r:id="rIdd0uukqp2avd3jltcky-ep">
+            <w:hyperlink w:history="1" r:id="rIds6bk_gqkcimejbsi3buvc">
               <w:r>
                 <w:rPr>
                   <w:rFonts w:ascii="Arial" w:cs="Arial" w:eastAsia="Arial" w:hAnsi="Arial"/>
@@ -30419,7 +30419,7 @@
               <w:spacing w:after="10" w:before="0"/>
               <w:ind w:left="120"/>
             </w:pPr>
-            <w:hyperlink w:history="1" r:id="rIdvttv7vmqutvfqkbcg0zig">
+            <w:hyperlink w:history="1" r:id="rId4_vqqzimup9ytdfwgm1xr">
               <w:r>
                 <w:rPr>
                   <w:rFonts w:ascii="Arial" w:cs="Arial" w:eastAsia="Arial" w:hAnsi="Arial"/>
@@ -31906,7 +31906,7 @@
             <w:pPr>
               <w:spacing w:after="20" w:before="0"/>
             </w:pPr>
-            <w:hyperlink w:history="1" r:id="rIdmmhm4kgwhd-bzb6dlkd16">
+            <w:hyperlink w:history="1" r:id="rIdys09mnbfxwsf9sty8xeju">
               <w:r>
                 <w:rPr>
                   <w:rFonts w:ascii="Arial" w:cs="Arial" w:eastAsia="Arial" w:hAnsi="Arial"/>
@@ -31939,7 +31939,7 @@
               <w:spacing w:after="10" w:before="0"/>
               <w:ind w:left="120"/>
             </w:pPr>
-            <w:hyperlink w:history="1" r:id="rId2cpf7jsa8odo3rudcptsf">
+            <w:hyperlink w:history="1" r:id="rIda2uu57odl203uhdldeyid">
               <w:r>
                 <w:rPr>
                   <w:rFonts w:ascii="Arial" w:cs="Arial" w:eastAsia="Arial" w:hAnsi="Arial"/>
@@ -31984,7 +31984,7 @@
             <w:pPr>
               <w:spacing w:after="20" w:before="0"/>
             </w:pPr>
-            <w:hyperlink w:history="1" r:id="rIdeom03dilp9gduame1hmfe">
+            <w:hyperlink w:history="1" r:id="rIdpr7qpnzkpng6_daokxr_n">
               <w:r>
                 <w:rPr>
                   <w:rFonts w:ascii="Arial" w:cs="Arial" w:eastAsia="Arial" w:hAnsi="Arial"/>
@@ -32017,7 +32017,7 @@
               <w:spacing w:after="10" w:before="0"/>
               <w:ind w:left="120"/>
             </w:pPr>
-            <w:hyperlink w:history="1" r:id="rIdrntypyac2plrxbu7kjqkx">
+            <w:hyperlink w:history="1" r:id="rId8w86g15u1ypb6ol-xdgk4">
               <w:r>
                 <w:rPr>
                   <w:rFonts w:ascii="Arial" w:cs="Arial" w:eastAsia="Arial" w:hAnsi="Arial"/>
@@ -32212,7 +32212,7 @@
             <w:pPr>
               <w:spacing w:after="20" w:before="0"/>
             </w:pPr>
-            <w:hyperlink w:history="1" r:id="rIdvrsq5_2uh1nlyxil6ursf">
+            <w:hyperlink w:history="1" r:id="rIdw64vqk0v1eoifi4brgn7k">
               <w:r>
                 <w:rPr>
                   <w:rFonts w:ascii="Arial" w:cs="Arial" w:eastAsia="Arial" w:hAnsi="Arial"/>
@@ -32245,7 +32245,7 @@
               <w:spacing w:after="10" w:before="0"/>
               <w:ind w:left="120"/>
             </w:pPr>
-            <w:hyperlink w:history="1" r:id="rIdtwouqbqnt2oituvsaimcf">
+            <w:hyperlink w:history="1" r:id="rId8ma6tfrdz0ikycqddbyzj">
               <w:r>
                 <w:rPr>
                   <w:rFonts w:ascii="Arial" w:cs="Arial" w:eastAsia="Arial" w:hAnsi="Arial"/>
@@ -32290,7 +32290,7 @@
             <w:pPr>
               <w:spacing w:after="20" w:before="0"/>
             </w:pPr>
-            <w:hyperlink w:history="1" r:id="rIdxeujoalsqplweid_2yfx0">
+            <w:hyperlink w:history="1" r:id="rId9fzqzftxgdo4_jgxch28w">
               <w:r>
                 <w:rPr>
                   <w:rFonts w:ascii="Arial" w:cs="Arial" w:eastAsia="Arial" w:hAnsi="Arial"/>
@@ -32323,7 +32323,7 @@
               <w:spacing w:after="10" w:before="0"/>
               <w:ind w:left="120"/>
             </w:pPr>
-            <w:hyperlink w:history="1" r:id="rIdjhwzlkbhxlc_3mwyhqq7c">
+            <w:hyperlink w:history="1" r:id="rIdlhmoqoeaestqcrt24hsgy">
               <w:r>
                 <w:rPr>
                   <w:rFonts w:ascii="Arial" w:cs="Arial" w:eastAsia="Arial" w:hAnsi="Arial"/>
@@ -32518,7 +32518,7 @@
             <w:pPr>
               <w:spacing w:after="20" w:before="0"/>
             </w:pPr>
-            <w:hyperlink w:history="1" r:id="rId6fjxk-6rd_skdnpnyu9w0">
+            <w:hyperlink w:history="1" r:id="rId2uhwmntaoys6hibas__ee">
               <w:r>
                 <w:rPr>
                   <w:rFonts w:ascii="Arial" w:cs="Arial" w:eastAsia="Arial" w:hAnsi="Arial"/>
@@ -32551,7 +32551,7 @@
               <w:spacing w:after="10" w:before="0"/>
               <w:ind w:left="120"/>
             </w:pPr>
-            <w:hyperlink w:history="1" r:id="rIduewf9vonxazmk_pxlpjdh">
+            <w:hyperlink w:history="1" r:id="rIdthddrtdt8lzs1mcoaumkg">
               <w:r>
                 <w:rPr>
                   <w:rFonts w:ascii="Arial" w:cs="Arial" w:eastAsia="Arial" w:hAnsi="Arial"/>
@@ -32596,7 +32596,7 @@
             <w:pPr>
               <w:spacing w:after="20" w:before="0"/>
             </w:pPr>
-            <w:hyperlink w:history="1" r:id="rIde91eujteoqcx1sjdmd7a2">
+            <w:hyperlink w:history="1" r:id="rIdwtcco_9jmwti9ucu_objt">
               <w:r>
                 <w:rPr>
                   <w:rFonts w:ascii="Arial" w:cs="Arial" w:eastAsia="Arial" w:hAnsi="Arial"/>
@@ -32629,7 +32629,7 @@
               <w:spacing w:after="10" w:before="0"/>
               <w:ind w:left="120"/>
             </w:pPr>
-            <w:hyperlink w:history="1" r:id="rIdnfmjysdtfpcg-k4l7uvbs">
+            <w:hyperlink w:history="1" r:id="rIdarau3nhr3bvtyfmamrpd8">
               <w:r>
                 <w:rPr>
                   <w:rFonts w:ascii="Arial" w:cs="Arial" w:eastAsia="Arial" w:hAnsi="Arial"/>
@@ -32824,7 +32824,7 @@
             <w:pPr>
               <w:spacing w:after="20" w:before="0"/>
             </w:pPr>
-            <w:hyperlink w:history="1" r:id="rIdj3b83u3b5mhkxj9zaufjj">
+            <w:hyperlink w:history="1" r:id="rIdgwyr1klxxt6eoog1kpeks">
               <w:r>
                 <w:rPr>
                   <w:rFonts w:ascii="Arial" w:cs="Arial" w:eastAsia="Arial" w:hAnsi="Arial"/>
@@ -32857,7 +32857,7 @@
               <w:spacing w:after="10" w:before="0"/>
               <w:ind w:left="120"/>
             </w:pPr>
-            <w:hyperlink w:history="1" r:id="rIdaxt2lofaq11dobwvqrhzv">
+            <w:hyperlink w:history="1" r:id="rIduxndhwbf9ocydj63cr6ht">
               <w:r>
                 <w:rPr>
                   <w:rFonts w:ascii="Arial" w:cs="Arial" w:eastAsia="Arial" w:hAnsi="Arial"/>
@@ -32902,7 +32902,7 @@
             <w:pPr>
               <w:spacing w:after="20" w:before="0"/>
             </w:pPr>
-            <w:hyperlink w:history="1" r:id="rIdatkcy37zhamwmk2kjvfjb">
+            <w:hyperlink w:history="1" r:id="rId8vjg5erxwzpdcunvobf1y">
               <w:r>
                 <w:rPr>
                   <w:rFonts w:ascii="Arial" w:cs="Arial" w:eastAsia="Arial" w:hAnsi="Arial"/>
@@ -32935,7 +32935,7 @@
               <w:spacing w:after="10" w:before="0"/>
               <w:ind w:left="120"/>
             </w:pPr>
-            <w:hyperlink w:history="1" r:id="rIdx_pabbixmkdnhb5ermc5v">
+            <w:hyperlink w:history="1" r:id="rId33ofzeok3y1k6jcnjdrxr">
               <w:r>
                 <w:rPr>
                   <w:rFonts w:ascii="Arial" w:cs="Arial" w:eastAsia="Arial" w:hAnsi="Arial"/>
@@ -33130,7 +33130,7 @@
             <w:pPr>
               <w:spacing w:after="20" w:before="0"/>
             </w:pPr>
-            <w:hyperlink w:history="1" r:id="rIdcenn3xvhcctxkmv2fb6-9">
+            <w:hyperlink w:history="1" r:id="rId3wxgcly364gmolzwzjg5c">
               <w:r>
                 <w:rPr>
                   <w:rFonts w:ascii="Arial" w:cs="Arial" w:eastAsia="Arial" w:hAnsi="Arial"/>
@@ -33163,7 +33163,7 @@
               <w:spacing w:after="10" w:before="0"/>
               <w:ind w:left="120"/>
             </w:pPr>
-            <w:hyperlink w:history="1" r:id="rIdxqsseqnfz3parwakzxinw">
+            <w:hyperlink w:history="1" r:id="rIdoovs-ijo36acfvu_jbbcd">
               <w:r>
                 <w:rPr>
                   <w:rFonts w:ascii="Arial" w:cs="Arial" w:eastAsia="Arial" w:hAnsi="Arial"/>
@@ -33208,7 +33208,7 @@
             <w:pPr>
               <w:spacing w:after="20" w:before="0"/>
             </w:pPr>
-            <w:hyperlink w:history="1" r:id="rIdyro4k9ag8uyehhbhaumia">
+            <w:hyperlink w:history="1" r:id="rIdqgyk37hrjv8dudqkhwsz8">
               <w:r>
                 <w:rPr>
                   <w:rFonts w:ascii="Arial" w:cs="Arial" w:eastAsia="Arial" w:hAnsi="Arial"/>
@@ -33241,7 +33241,7 @@
               <w:spacing w:after="10" w:before="0"/>
               <w:ind w:left="120"/>
             </w:pPr>
-            <w:hyperlink w:history="1" r:id="rIdn-tho6xem0fbpq8rz4kd7">
+            <w:hyperlink w:history="1" r:id="rIde1zkobxq6oivtcieombzf">
               <w:r>
                 <w:rPr>
                   <w:rFonts w:ascii="Arial" w:cs="Arial" w:eastAsia="Arial" w:hAnsi="Arial"/>
@@ -34728,7 +34728,7 @@
             <w:pPr>
               <w:spacing w:after="20" w:before="0"/>
             </w:pPr>
-            <w:hyperlink w:history="1" r:id="rIdhog6aho042v0ruuty6o3a">
+            <w:hyperlink w:history="1" r:id="rIdmifgcb9ww_geaotfnlbzy">
               <w:r>
                 <w:rPr>
                   <w:rFonts w:ascii="Arial" w:cs="Arial" w:eastAsia="Arial" w:hAnsi="Arial"/>
@@ -34761,7 +34761,7 @@
               <w:spacing w:after="10" w:before="0"/>
               <w:ind w:left="120"/>
             </w:pPr>
-            <w:hyperlink w:history="1" r:id="rIdzrfem7roojivm_42pbwfy">
+            <w:hyperlink w:history="1" r:id="rIdo-3b4petlayj6inqmt8za">
               <w:r>
                 <w:rPr>
                   <w:rFonts w:ascii="Arial" w:cs="Arial" w:eastAsia="Arial" w:hAnsi="Arial"/>
@@ -34806,7 +34806,7 @@
             <w:pPr>
               <w:spacing w:after="20" w:before="0"/>
             </w:pPr>
-            <w:hyperlink w:history="1" r:id="rIdvdwten2ctrpblpoguhtdk">
+            <w:hyperlink w:history="1" r:id="rIdvkatu4z9fxhw0xhgrc9n-">
               <w:r>
                 <w:rPr>
                   <w:rFonts w:ascii="Arial" w:cs="Arial" w:eastAsia="Arial" w:hAnsi="Arial"/>
@@ -34839,7 +34839,7 @@
               <w:spacing w:after="10" w:before="0"/>
               <w:ind w:left="120"/>
             </w:pPr>
-            <w:hyperlink w:history="1" r:id="rIdqjmbuiu7ti4as3vbl3q4u">
+            <w:hyperlink w:history="1" r:id="rIdxbjjdsvg1dspnu7ygbtxy">
               <w:r>
                 <w:rPr>
                   <w:rFonts w:ascii="Arial" w:cs="Arial" w:eastAsia="Arial" w:hAnsi="Arial"/>
@@ -35034,7 +35034,7 @@
             <w:pPr>
               <w:spacing w:after="20" w:before="0"/>
             </w:pPr>
-            <w:hyperlink w:history="1" r:id="rIdey7pmmtuy_wwmqaeivbux">
+            <w:hyperlink w:history="1" r:id="rIdmymogj5rkolcnj8mpoxvi">
               <w:r>
                 <w:rPr>
                   <w:rFonts w:ascii="Arial" w:cs="Arial" w:eastAsia="Arial" w:hAnsi="Arial"/>
@@ -35067,7 +35067,7 @@
               <w:spacing w:after="10" w:before="0"/>
               <w:ind w:left="120"/>
             </w:pPr>
-            <w:hyperlink w:history="1" r:id="rIdfnl58jw26p5atg2kzfe6x">
+            <w:hyperlink w:history="1" r:id="rIdk5o0dmxvbv2c_80txvm5y">
               <w:r>
                 <w:rPr>
                   <w:rFonts w:ascii="Arial" w:cs="Arial" w:eastAsia="Arial" w:hAnsi="Arial"/>
@@ -35112,7 +35112,7 @@
             <w:pPr>
               <w:spacing w:after="20" w:before="0"/>
             </w:pPr>
-            <w:hyperlink w:history="1" r:id="rIdkm46xfu3zeydmid9sv6no">
+            <w:hyperlink w:history="1" r:id="rIdukguudr7y3glbnpwawg4v">
               <w:r>
                 <w:rPr>
                   <w:rFonts w:ascii="Arial" w:cs="Arial" w:eastAsia="Arial" w:hAnsi="Arial"/>
@@ -35145,7 +35145,7 @@
               <w:spacing w:after="10" w:before="0"/>
               <w:ind w:left="120"/>
             </w:pPr>
-            <w:hyperlink w:history="1" r:id="rIdcsf-omm-tqoskoyvznxm1">
+            <w:hyperlink w:history="1" r:id="rIdiehxsspmt3lgrope6iwzz">
               <w:r>
                 <w:rPr>
                   <w:rFonts w:ascii="Arial" w:cs="Arial" w:eastAsia="Arial" w:hAnsi="Arial"/>
@@ -35340,7 +35340,7 @@
             <w:pPr>
               <w:spacing w:after="20" w:before="0"/>
             </w:pPr>
-            <w:hyperlink w:history="1" r:id="rIdbav5ibmleltczs8f8yrf7">
+            <w:hyperlink w:history="1" r:id="rIdhz-f4glqkd_ld8rpem5o9">
               <w:r>
                 <w:rPr>
                   <w:rFonts w:ascii="Arial" w:cs="Arial" w:eastAsia="Arial" w:hAnsi="Arial"/>
@@ -35373,7 +35373,7 @@
               <w:spacing w:after="10" w:before="0"/>
               <w:ind w:left="120"/>
             </w:pPr>
-            <w:hyperlink w:history="1" r:id="rIdyzkvg3q0va2dqoy73kmdi">
+            <w:hyperlink w:history="1" r:id="rIdq-z0holz8smqe3bghkmnl">
               <w:r>
                 <w:rPr>
                   <w:rFonts w:ascii="Arial" w:cs="Arial" w:eastAsia="Arial" w:hAnsi="Arial"/>
@@ -35418,7 +35418,7 @@
             <w:pPr>
               <w:spacing w:after="20" w:before="0"/>
             </w:pPr>
-            <w:hyperlink w:history="1" r:id="rId--mho0yodxumkxcpfsasq">
+            <w:hyperlink w:history="1" r:id="rIdiul4cliivf5x_fm4momli">
               <w:r>
                 <w:rPr>
                   <w:rFonts w:ascii="Arial" w:cs="Arial" w:eastAsia="Arial" w:hAnsi="Arial"/>
@@ -35451,7 +35451,7 @@
               <w:spacing w:after="10" w:before="0"/>
               <w:ind w:left="120"/>
             </w:pPr>
-            <w:hyperlink w:history="1" r:id="rIds9nhxpc0ljgsqkxrccaxd">
+            <w:hyperlink w:history="1" r:id="rIdrr3k2qm3ju2gpin5wc5q4">
               <w:r>
                 <w:rPr>
                   <w:rFonts w:ascii="Arial" w:cs="Arial" w:eastAsia="Arial" w:hAnsi="Arial"/>
@@ -35646,7 +35646,7 @@
             <w:pPr>
               <w:spacing w:after="20" w:before="0"/>
             </w:pPr>
-            <w:hyperlink w:history="1" r:id="rIdvhk_xdcpavqbrys4layrw">
+            <w:hyperlink w:history="1" r:id="rIdcamvinsa9omc3hihdnqtf">
               <w:r>
                 <w:rPr>
                   <w:rFonts w:ascii="Arial" w:cs="Arial" w:eastAsia="Arial" w:hAnsi="Arial"/>
@@ -35679,7 +35679,7 @@
               <w:spacing w:after="10" w:before="0"/>
               <w:ind w:left="120"/>
             </w:pPr>
-            <w:hyperlink w:history="1" r:id="rIdzguvkonpm5mggcjktig4g">
+            <w:hyperlink w:history="1" r:id="rIdpy3x8pzuiqoed51drb_q0">
               <w:r>
                 <w:rPr>
                   <w:rFonts w:ascii="Arial" w:cs="Arial" w:eastAsia="Arial" w:hAnsi="Arial"/>
@@ -35724,7 +35724,7 @@
             <w:pPr>
               <w:spacing w:after="20" w:before="0"/>
             </w:pPr>
-            <w:hyperlink w:history="1" r:id="rIdpqlrdtyyuvt8khefqkn7_">
+            <w:hyperlink w:history="1" r:id="rIdt802l_oxnaeg-4wo3-s4x">
               <w:r>
                 <w:rPr>
                   <w:rFonts w:ascii="Arial" w:cs="Arial" w:eastAsia="Arial" w:hAnsi="Arial"/>
@@ -35757,7 +35757,7 @@
               <w:spacing w:after="10" w:before="0"/>
               <w:ind w:left="120"/>
             </w:pPr>
-            <w:hyperlink w:history="1" r:id="rIdolhygujcf_bzmysiglyzk">
+            <w:hyperlink w:history="1" r:id="rIdgwevnksaggeooq8gyztok">
               <w:r>
                 <w:rPr>
                   <w:rFonts w:ascii="Arial" w:cs="Arial" w:eastAsia="Arial" w:hAnsi="Arial"/>
@@ -35952,7 +35952,7 @@
             <w:pPr>
               <w:spacing w:after="20" w:before="0"/>
             </w:pPr>
-            <w:hyperlink w:history="1" r:id="rIdobd_95we0n64eb9nuoanc">
+            <w:hyperlink w:history="1" r:id="rIdpxvr9mca-_1lruwoccpxq">
               <w:r>
                 <w:rPr>
                   <w:rFonts w:ascii="Arial" w:cs="Arial" w:eastAsia="Arial" w:hAnsi="Arial"/>
@@ -35985,7 +35985,7 @@
               <w:spacing w:after="10" w:before="0"/>
               <w:ind w:left="120"/>
             </w:pPr>
-            <w:hyperlink w:history="1" r:id="rIdjor3w4_rrf5o32lbncqp7">
+            <w:hyperlink w:history="1" r:id="rIdpsve94pibnwygvb7zappz">
               <w:r>
                 <w:rPr>
                   <w:rFonts w:ascii="Arial" w:cs="Arial" w:eastAsia="Arial" w:hAnsi="Arial"/>
@@ -36030,7 +36030,7 @@
             <w:pPr>
               <w:spacing w:after="20" w:before="0"/>
             </w:pPr>
-            <w:hyperlink w:history="1" r:id="rId7ggpvfiql_oxfh_qsskhg">
+            <w:hyperlink w:history="1" r:id="rIdne4gjbz4irask8oavjosk">
               <w:r>
                 <w:rPr>
                   <w:rFonts w:ascii="Arial" w:cs="Arial" w:eastAsia="Arial" w:hAnsi="Arial"/>
@@ -36063,7 +36063,7 @@
               <w:spacing w:after="10" w:before="0"/>
               <w:ind w:left="120"/>
             </w:pPr>
-            <w:hyperlink w:history="1" r:id="rId0tbg5ndd3rgdzt1lnecwz">
+            <w:hyperlink w:history="1" r:id="rIdt-nqmc3of5jh4kc2epssw">
               <w:r>
                 <w:rPr>
                   <w:rFonts w:ascii="Arial" w:cs="Arial" w:eastAsia="Arial" w:hAnsi="Arial"/>
